--- a/courses/foundations-constitutional-government/BUILD/unit6/deliverables/Unit6_Assessment_Book_Teacher.docx
+++ b/courses/foundations-constitutional-government/BUILD/unit6/deliverables/Unit6_Assessment_Book_Teacher.docx
@@ -6691,6 +6691,6771 @@
                 <w:rFonts w:ascii="Calibri" w:cs="Calibri" w:eastAsia="Calibri" w:hAnsi="Calibri"/>
               </w:rPr>
               <w:t xml:space="preserve">Revisit Rights for the Underserved — Cornell cues + Guided Support; re-check with the Exit Ticket.</w:t>
+            </w:r>
+          </w:p>
+        </w:tc>
+      </w:tr>
+    </w:tbl>
+    <w:p>
+      <w:pPr>
+        <w:pStyle w:val="Heading1"/>
+        <w:keepNext/>
+        <w:pageBreakBefore/>
+        <w:spacing w:before="200" w:after="90"/>
+      </w:pPr>
+      <w:r>
+        <w:rPr>
+          <w:b/>
+          <w:bCs/>
+          <w:i w:val="false"/>
+          <w:iCs w:val="false"/>
+          <w:color w:val="1B2A4A"/>
+          <w:sz w:val="36"/>
+          <w:szCs w:val="36"/>
+          <w:rFonts w:ascii="Calibri" w:cs="Calibri" w:eastAsia="Calibri" w:hAnsi="Calibri"/>
+        </w:rPr>
+        <w:t xml:space="preserve">Part 5 — Psychometric Blueprint (Teacher)</w:t>
+      </w:r>
+    </w:p>
+    <w:tbl>
+      <w:tblPr>
+        <w:tblW w:type="dxa" w:w="9648"/>
+        <w:tblBorders>
+          <w:top w:val="single" w:color="auto" w:sz="4"/>
+          <w:left w:val="single" w:color="auto" w:sz="4"/>
+          <w:bottom w:val="single" w:color="auto" w:sz="4"/>
+          <w:right w:val="single" w:color="auto" w:sz="4"/>
+          <w:insideH w:val="single" w:color="auto" w:sz="4"/>
+          <w:insideV w:val="single" w:color="auto" w:sz="4"/>
+        </w:tblBorders>
+      </w:tblPr>
+      <w:tblGrid>
+        <w:gridCol w:w="9648"/>
+      </w:tblGrid>
+      <w:tr>
+        <w:tc>
+          <w:tcPr>
+            <w:tcW w:type="dxa" w:w="9648"/>
+            <w:tcBorders>
+              <w:top w:val="single" w:color="D9D5C8" w:sz="4" w:space="0"/>
+              <w:left w:val="single" w:color="D9D5C8" w:sz="4" w:space="0"/>
+              <w:bottom w:val="single" w:color="D9D5C8" w:sz="4" w:space="0"/>
+              <w:right w:val="single" w:color="D9D5C8" w:sz="4" w:space="0"/>
+            </w:tcBorders>
+            <w:shd w:fill="F7F5EF" w:color="auto" w:val="clear"/>
+            <w:tcMar>
+              <w:top w:type="dxa" w:w="55"/>
+              <w:left w:type="dxa" w:w="110"/>
+              <w:bottom w:type="dxa" w:w="55"/>
+              <w:right w:type="dxa" w:w="110"/>
+            </w:tcMar>
+          </w:tcPr>
+          <w:p>
+            <w:pPr>
+              <w:spacing w:after="60"/>
+            </w:pPr>
+            <w:r>
+              <w:rPr>
+                <w:b/>
+                <w:bCs/>
+                <w:i w:val="false"/>
+                <w:iCs w:val="false"/>
+                <w:color w:val="1B2A4A"/>
+                <w:sz w:val="21"/>
+                <w:szCs w:val="21"/>
+                <w:rFonts w:ascii="Calibri" w:cs="Calibri" w:eastAsia="Calibri" w:hAnsi="Calibri"/>
+              </w:rPr>
+              <w:t xml:space="preserve">ABOUT THESE NUMBERS</w:t>
+            </w:r>
+          </w:p>
+          <w:p>
+            <w:pPr>
+              <w:spacing w:after="40"/>
+            </w:pPr>
+            <w:r>
+              <w:rPr>
+                <w:b w:val="false"/>
+                <w:bCs w:val="false"/>
+                <w:i w:val="false"/>
+                <w:iCs w:val="false"/>
+                <w:color w:val="1A1A1A"/>
+                <w:sz w:val="22"/>
+                <w:szCs w:val="22"/>
+                <w:rFonts w:ascii="Calibri" w:cs="Calibri" w:eastAsia="Calibri" w:hAnsi="Calibri"/>
+              </w:rPr>
+              <w:t xml:space="preserve">Every item carries a cognitive-rigor classification (Webb’s DOK × Bloom’s, located on the Hess Cognitive Rigor Matrix) and a pre-calibration IRT 3PL estimate: a = discrimination, b = difficulty, c = pseudo-guessing.</w:t>
+            </w:r>
+          </w:p>
+          <w:p>
+            <w:pPr>
+              <w:spacing w:after="40"/>
+            </w:pPr>
+            <w:r>
+              <w:rPr>
+                <w:b w:val="false"/>
+                <w:bCs w:val="false"/>
+                <w:i w:val="false"/>
+                <w:iCs w:val="false"/>
+                <w:color w:val="1A1A1A"/>
+                <w:sz w:val="22"/>
+                <w:szCs w:val="22"/>
+                <w:rFonts w:ascii="Calibri" w:cs="Calibri" w:eastAsia="Calibri" w:hAnsi="Calibri"/>
+              </w:rPr>
+              <w:t xml:space="preserve">These IRT parameters are DESIGN-TIME ESTIMATES, not empirical calibrations. IRT 3PL parameters are pre-field-test design-time estimates, to be calibrated on field-test data. Assessment items are classroom-formative · pre-field-test.</w:t>
+            </w:r>
+          </w:p>
+          <w:p>
+            <w:pPr>
+              <w:spacing w:after="40"/>
+            </w:pPr>
+            <w:r>
+              <w:rPr>
+                <w:b w:val="false"/>
+                <w:bCs w:val="false"/>
+                <w:i w:val="false"/>
+                <w:iCs w:val="false"/>
+                <w:color w:val="1A1A1A"/>
+                <w:sz w:val="22"/>
+                <w:szCs w:val="22"/>
+                <w:rFonts w:ascii="Calibri" w:cs="Calibri" w:eastAsia="Calibri" w:hAnsi="Calibri"/>
+              </w:rPr>
+              <w:t xml:space="preserve">Distractor codes: PK prior-knowledge · MC misconception · PE partial evidence · NE nearby error · CA causal attribution · AN anachronism · OG overgeneralization.</w:t>
+            </w:r>
+          </w:p>
+        </w:tc>
+      </w:tr>
+    </w:tbl>
+    <w:tbl>
+      <w:tblPr>
+        <w:tblW w:type="dxa" w:w="9648"/>
+        <w:tblBorders>
+          <w:top w:val="single" w:color="auto" w:sz="4"/>
+          <w:left w:val="single" w:color="auto" w:sz="4"/>
+          <w:bottom w:val="single" w:color="auto" w:sz="4"/>
+          <w:right w:val="single" w:color="auto" w:sz="4"/>
+          <w:insideH w:val="single" w:color="auto" w:sz="4"/>
+          <w:insideV w:val="single" w:color="auto" w:sz="4"/>
+        </w:tblBorders>
+      </w:tblPr>
+      <w:tblGrid>
+        <w:gridCol w:w="9648"/>
+      </w:tblGrid>
+      <w:tr>
+        <w:tc>
+          <w:tcPr>
+            <w:tcW w:type="dxa" w:w="9648"/>
+            <w:tcBorders>
+              <w:top w:val="single" w:color="D9D5C8" w:sz="4" w:space="0"/>
+              <w:left w:val="single" w:color="D9D5C8" w:sz="4" w:space="0"/>
+              <w:bottom w:val="single" w:color="D9D5C8" w:sz="4" w:space="0"/>
+              <w:right w:val="single" w:color="D9D5C8" w:sz="4" w:space="0"/>
+            </w:tcBorders>
+            <w:shd w:fill="F7F5EF" w:color="auto" w:val="clear"/>
+            <w:tcMar>
+              <w:top w:type="dxa" w:w="55"/>
+              <w:left w:type="dxa" w:w="110"/>
+              <w:bottom w:type="dxa" w:w="55"/>
+              <w:right w:type="dxa" w:w="110"/>
+            </w:tcMar>
+          </w:tcPr>
+          <w:p>
+            <w:pPr>
+              <w:spacing w:after="60"/>
+            </w:pPr>
+            <w:r>
+              <w:rPr>
+                <w:b/>
+                <w:bCs/>
+                <w:i w:val="false"/>
+                <w:iCs w:val="false"/>
+                <w:color w:val="1B2A4A"/>
+                <w:sz w:val="21"/>
+                <w:szCs w:val="21"/>
+                <w:rFonts w:ascii="Calibri" w:cs="Calibri" w:eastAsia="Calibri" w:hAnsi="Calibri"/>
+              </w:rPr>
+              <w:t xml:space="preserve">BANK DISTRIBUTION</w:t>
+            </w:r>
+          </w:p>
+          <w:p>
+            <w:pPr>
+              <w:spacing w:after="40"/>
+            </w:pPr>
+            <w:r>
+              <w:rPr>
+                <w:b w:val="false"/>
+                <w:bCs w:val="false"/>
+                <w:i w:val="false"/>
+                <w:iCs w:val="false"/>
+                <w:color w:val="1A1A1A"/>
+                <w:sz w:val="22"/>
+                <w:szCs w:val="22"/>
+                <w:rFonts w:ascii="Calibri" w:cs="Calibri" w:eastAsia="Calibri" w:hAnsi="Calibri"/>
+              </w:rPr>
+              <w:t xml:space="preserve">DOK: 1: 2   ·   2: 9   ·   3: 4</w:t>
+            </w:r>
+          </w:p>
+          <w:p>
+            <w:pPr>
+              <w:spacing w:after="40"/>
+            </w:pPr>
+            <w:r>
+              <w:rPr>
+                <w:b w:val="false"/>
+                <w:bCs w:val="false"/>
+                <w:i w:val="false"/>
+                <w:iCs w:val="false"/>
+                <w:color w:val="1A1A1A"/>
+                <w:sz w:val="22"/>
+                <w:szCs w:val="22"/>
+                <w:rFonts w:ascii="Calibri" w:cs="Calibri" w:eastAsia="Calibri" w:hAnsi="Calibri"/>
+              </w:rPr>
+              <w:t xml:space="preserve">Bloom’s: Understand: 9   ·   Remember: 2   ·   Apply: 2   ·   Analyze: 1   ·   Evaluate: 1</w:t>
+            </w:r>
+          </w:p>
+          <w:p>
+            <w:pPr>
+              <w:spacing w:after="40"/>
+            </w:pPr>
+            <w:r>
+              <w:rPr>
+                <w:b w:val="false"/>
+                <w:bCs w:val="false"/>
+                <w:i w:val="false"/>
+                <w:iCs w:val="false"/>
+                <w:color w:val="1A1A1A"/>
+                <w:sz w:val="22"/>
+                <w:szCs w:val="22"/>
+                <w:rFonts w:ascii="Calibri" w:cs="Calibri" w:eastAsia="Calibri" w:hAnsi="Calibri"/>
+              </w:rPr>
+              <w:t xml:space="preserve">Mean discrimination a ≈ 1.353   ·   Mean difficulty b ≈ 0.16</w:t>
+            </w:r>
+          </w:p>
+          <w:p>
+            <w:pPr>
+              <w:spacing w:after="40"/>
+            </w:pPr>
+            <w:r>
+              <w:rPr>
+                <w:b w:val="false"/>
+                <w:bCs w:val="false"/>
+                <w:i w:val="false"/>
+                <w:iCs w:val="false"/>
+                <w:color w:val="1A1A1A"/>
+                <w:sz w:val="22"/>
+                <w:szCs w:val="22"/>
+                <w:rFonts w:ascii="Calibri" w:cs="Calibri" w:eastAsia="Calibri" w:hAnsi="Calibri"/>
+              </w:rPr>
+              <w:t xml:space="preserve">Field-test-ready items: 15 of 15</w:t>
+            </w:r>
+          </w:p>
+        </w:tc>
+      </w:tr>
+    </w:tbl>
+    <w:p>
+      <w:pPr>
+        <w:pStyle w:val="Heading2"/>
+        <w:keepNext/>
+        <w:spacing w:before="150" w:after="90"/>
+      </w:pPr>
+      <w:r>
+        <w:rPr>
+          <w:b/>
+          <w:bCs/>
+          <w:i w:val="false"/>
+          <w:iCs w:val="false"/>
+          <w:color w:val="1B2A4A"/>
+          <w:sz w:val="28"/>
+          <w:szCs w:val="28"/>
+          <w:rFonts w:ascii="Calibri" w:cs="Calibri" w:eastAsia="Calibri" w:hAnsi="Calibri"/>
+        </w:rPr>
+        <w:t xml:space="preserve">Form A — item psychometrics</w:t>
+      </w:r>
+    </w:p>
+    <w:tbl>
+      <w:tblPr>
+        <w:tblW w:type="dxa" w:w="9648"/>
+        <w:tblBorders>
+          <w:top w:val="single" w:color="auto" w:sz="4"/>
+          <w:left w:val="single" w:color="auto" w:sz="4"/>
+          <w:bottom w:val="single" w:color="auto" w:sz="4"/>
+          <w:right w:val="single" w:color="auto" w:sz="4"/>
+          <w:insideH w:val="single" w:color="auto" w:sz="4"/>
+          <w:insideV w:val="single" w:color="auto" w:sz="4"/>
+        </w:tblBorders>
+      </w:tblPr>
+      <w:tblGrid>
+        <w:gridCol w:w="600"/>
+        <w:gridCol w:w="980"/>
+        <w:gridCol w:w="700"/>
+        <w:gridCol w:w="1560"/>
+        <w:gridCol w:w="600"/>
+        <w:gridCol w:w="600"/>
+        <w:gridCol w:w="600"/>
+        <w:gridCol w:w="680"/>
+        <w:gridCol w:w="720"/>
+        <w:gridCol w:w="2568"/>
+      </w:tblGrid>
+      <w:tr>
+        <w:trPr>
+          <w:tblHeader/>
+        </w:trPr>
+        <w:tc>
+          <w:tcPr>
+            <w:tcW w:type="dxa" w:w="600"/>
+            <w:tcBorders>
+              <w:top w:val="single" w:color="D9D5C8" w:sz="4" w:space="0"/>
+              <w:left w:val="single" w:color="D9D5C8" w:sz="4" w:space="0"/>
+              <w:bottom w:val="single" w:color="D9D5C8" w:sz="4" w:space="0"/>
+              <w:right w:val="single" w:color="D9D5C8" w:sz="4" w:space="0"/>
+            </w:tcBorders>
+            <w:shd w:fill="1B2A4A" w:color="auto" w:val="clear"/>
+            <w:tcMar>
+              <w:top w:type="dxa" w:w="55"/>
+              <w:left w:type="dxa" w:w="110"/>
+              <w:bottom w:type="dxa" w:w="55"/>
+              <w:right w:type="dxa" w:w="110"/>
+            </w:tcMar>
+          </w:tcPr>
+          <w:p>
+            <w:pPr>
+              <w:spacing w:after="0"/>
+            </w:pPr>
+            <w:r>
+              <w:rPr>
+                <w:b/>
+                <w:bCs/>
+                <w:i w:val="false"/>
+                <w:iCs w:val="false"/>
+                <w:color w:val="FFFFFF"/>
+                <w:sz w:val="18"/>
+                <w:szCs w:val="18"/>
+                <w:rFonts w:ascii="Calibri" w:cs="Calibri" w:eastAsia="Calibri" w:hAnsi="Calibri"/>
+              </w:rPr>
+              <w:t xml:space="preserve">Item</w:t>
+            </w:r>
+          </w:p>
+        </w:tc>
+        <w:tc>
+          <w:tcPr>
+            <w:tcW w:type="dxa" w:w="980"/>
+            <w:tcBorders>
+              <w:top w:val="single" w:color="D9D5C8" w:sz="4" w:space="0"/>
+              <w:left w:val="single" w:color="D9D5C8" w:sz="4" w:space="0"/>
+              <w:bottom w:val="single" w:color="D9D5C8" w:sz="4" w:space="0"/>
+              <w:right w:val="single" w:color="D9D5C8" w:sz="4" w:space="0"/>
+            </w:tcBorders>
+            <w:shd w:fill="1B2A4A" w:color="auto" w:val="clear"/>
+            <w:tcMar>
+              <w:top w:type="dxa" w:w="55"/>
+              <w:left w:type="dxa" w:w="110"/>
+              <w:bottom w:type="dxa" w:w="55"/>
+              <w:right w:type="dxa" w:w="110"/>
+            </w:tcMar>
+          </w:tcPr>
+          <w:p>
+            <w:pPr>
+              <w:spacing w:after="0"/>
+            </w:pPr>
+            <w:r>
+              <w:rPr>
+                <w:b/>
+                <w:bCs/>
+                <w:i w:val="false"/>
+                <w:iCs w:val="false"/>
+                <w:color w:val="FFFFFF"/>
+                <w:sz w:val="18"/>
+                <w:szCs w:val="18"/>
+                <w:rFonts w:ascii="Calibri" w:cs="Calibri" w:eastAsia="Calibri" w:hAnsi="Calibri"/>
+              </w:rPr>
+              <w:t xml:space="preserve">Std</w:t>
+            </w:r>
+          </w:p>
+        </w:tc>
+        <w:tc>
+          <w:tcPr>
+            <w:tcW w:type="dxa" w:w="700"/>
+            <w:tcBorders>
+              <w:top w:val="single" w:color="D9D5C8" w:sz="4" w:space="0"/>
+              <w:left w:val="single" w:color="D9D5C8" w:sz="4" w:space="0"/>
+              <w:bottom w:val="single" w:color="D9D5C8" w:sz="4" w:space="0"/>
+              <w:right w:val="single" w:color="D9D5C8" w:sz="4" w:space="0"/>
+            </w:tcBorders>
+            <w:shd w:fill="1B2A4A" w:color="auto" w:val="clear"/>
+            <w:tcMar>
+              <w:top w:type="dxa" w:w="55"/>
+              <w:left w:type="dxa" w:w="110"/>
+              <w:bottom w:type="dxa" w:w="55"/>
+              <w:right w:type="dxa" w:w="110"/>
+            </w:tcMar>
+          </w:tcPr>
+          <w:p>
+            <w:pPr>
+              <w:spacing w:after="0"/>
+            </w:pPr>
+            <w:r>
+              <w:rPr>
+                <w:b/>
+                <w:bCs/>
+                <w:i w:val="false"/>
+                <w:iCs w:val="false"/>
+                <w:color w:val="FFFFFF"/>
+                <w:sz w:val="18"/>
+                <w:szCs w:val="18"/>
+                <w:rFonts w:ascii="Calibri" w:cs="Calibri" w:eastAsia="Calibri" w:hAnsi="Calibri"/>
+              </w:rPr>
+              <w:t xml:space="preserve">DOK</w:t>
+            </w:r>
+          </w:p>
+        </w:tc>
+        <w:tc>
+          <w:tcPr>
+            <w:tcW w:type="dxa" w:w="1560"/>
+            <w:tcBorders>
+              <w:top w:val="single" w:color="D9D5C8" w:sz="4" w:space="0"/>
+              <w:left w:val="single" w:color="D9D5C8" w:sz="4" w:space="0"/>
+              <w:bottom w:val="single" w:color="D9D5C8" w:sz="4" w:space="0"/>
+              <w:right w:val="single" w:color="D9D5C8" w:sz="4" w:space="0"/>
+            </w:tcBorders>
+            <w:shd w:fill="1B2A4A" w:color="auto" w:val="clear"/>
+            <w:tcMar>
+              <w:top w:type="dxa" w:w="55"/>
+              <w:left w:type="dxa" w:w="110"/>
+              <w:bottom w:type="dxa" w:w="55"/>
+              <w:right w:type="dxa" w:w="110"/>
+            </w:tcMar>
+          </w:tcPr>
+          <w:p>
+            <w:pPr>
+              <w:spacing w:after="0"/>
+            </w:pPr>
+            <w:r>
+              <w:rPr>
+                <w:b/>
+                <w:bCs/>
+                <w:i w:val="false"/>
+                <w:iCs w:val="false"/>
+                <w:color w:val="FFFFFF"/>
+                <w:sz w:val="18"/>
+                <w:szCs w:val="18"/>
+                <w:rFonts w:ascii="Calibri" w:cs="Calibri" w:eastAsia="Calibri" w:hAnsi="Calibri"/>
+              </w:rPr>
+              <w:t xml:space="preserve">Bloom’s (Hess cell)</w:t>
+            </w:r>
+          </w:p>
+        </w:tc>
+        <w:tc>
+          <w:tcPr>
+            <w:tcW w:type="dxa" w:w="600"/>
+            <w:tcBorders>
+              <w:top w:val="single" w:color="D9D5C8" w:sz="4" w:space="0"/>
+              <w:left w:val="single" w:color="D9D5C8" w:sz="4" w:space="0"/>
+              <w:bottom w:val="single" w:color="D9D5C8" w:sz="4" w:space="0"/>
+              <w:right w:val="single" w:color="D9D5C8" w:sz="4" w:space="0"/>
+            </w:tcBorders>
+            <w:shd w:fill="1B2A4A" w:color="auto" w:val="clear"/>
+            <w:tcMar>
+              <w:top w:type="dxa" w:w="55"/>
+              <w:left w:type="dxa" w:w="110"/>
+              <w:bottom w:type="dxa" w:w="55"/>
+              <w:right w:type="dxa" w:w="110"/>
+            </w:tcMar>
+          </w:tcPr>
+          <w:p>
+            <w:pPr>
+              <w:spacing w:after="0"/>
+            </w:pPr>
+            <w:r>
+              <w:rPr>
+                <w:b/>
+                <w:bCs/>
+                <w:i w:val="false"/>
+                <w:iCs w:val="false"/>
+                <w:color w:val="FFFFFF"/>
+                <w:sz w:val="18"/>
+                <w:szCs w:val="18"/>
+                <w:rFonts w:ascii="Calibri" w:cs="Calibri" w:eastAsia="Calibri" w:hAnsi="Calibri"/>
+              </w:rPr>
+              <w:t xml:space="preserve">a</w:t>
+            </w:r>
+          </w:p>
+        </w:tc>
+        <w:tc>
+          <w:tcPr>
+            <w:tcW w:type="dxa" w:w="600"/>
+            <w:tcBorders>
+              <w:top w:val="single" w:color="D9D5C8" w:sz="4" w:space="0"/>
+              <w:left w:val="single" w:color="D9D5C8" w:sz="4" w:space="0"/>
+              <w:bottom w:val="single" w:color="D9D5C8" w:sz="4" w:space="0"/>
+              <w:right w:val="single" w:color="D9D5C8" w:sz="4" w:space="0"/>
+            </w:tcBorders>
+            <w:shd w:fill="1B2A4A" w:color="auto" w:val="clear"/>
+            <w:tcMar>
+              <w:top w:type="dxa" w:w="55"/>
+              <w:left w:type="dxa" w:w="110"/>
+              <w:bottom w:type="dxa" w:w="55"/>
+              <w:right w:type="dxa" w:w="110"/>
+            </w:tcMar>
+          </w:tcPr>
+          <w:p>
+            <w:pPr>
+              <w:spacing w:after="0"/>
+            </w:pPr>
+            <w:r>
+              <w:rPr>
+                <w:b/>
+                <w:bCs/>
+                <w:i w:val="false"/>
+                <w:iCs w:val="false"/>
+                <w:color w:val="FFFFFF"/>
+                <w:sz w:val="18"/>
+                <w:szCs w:val="18"/>
+                <w:rFonts w:ascii="Calibri" w:cs="Calibri" w:eastAsia="Calibri" w:hAnsi="Calibri"/>
+              </w:rPr>
+              <w:t xml:space="preserve">b</w:t>
+            </w:r>
+          </w:p>
+        </w:tc>
+        <w:tc>
+          <w:tcPr>
+            <w:tcW w:type="dxa" w:w="600"/>
+            <w:tcBorders>
+              <w:top w:val="single" w:color="D9D5C8" w:sz="4" w:space="0"/>
+              <w:left w:val="single" w:color="D9D5C8" w:sz="4" w:space="0"/>
+              <w:bottom w:val="single" w:color="D9D5C8" w:sz="4" w:space="0"/>
+              <w:right w:val="single" w:color="D9D5C8" w:sz="4" w:space="0"/>
+            </w:tcBorders>
+            <w:shd w:fill="1B2A4A" w:color="auto" w:val="clear"/>
+            <w:tcMar>
+              <w:top w:type="dxa" w:w="55"/>
+              <w:left w:type="dxa" w:w="110"/>
+              <w:bottom w:type="dxa" w:w="55"/>
+              <w:right w:type="dxa" w:w="110"/>
+            </w:tcMar>
+          </w:tcPr>
+          <w:p>
+            <w:pPr>
+              <w:spacing w:after="0"/>
+            </w:pPr>
+            <w:r>
+              <w:rPr>
+                <w:b/>
+                <w:bCs/>
+                <w:i w:val="false"/>
+                <w:iCs w:val="false"/>
+                <w:color w:val="FFFFFF"/>
+                <w:sz w:val="18"/>
+                <w:szCs w:val="18"/>
+                <w:rFonts w:ascii="Calibri" w:cs="Calibri" w:eastAsia="Calibri" w:hAnsi="Calibri"/>
+              </w:rPr>
+              <w:t xml:space="preserve">c</w:t>
+            </w:r>
+          </w:p>
+        </w:tc>
+        <w:tc>
+          <w:tcPr>
+            <w:tcW w:type="dxa" w:w="680"/>
+            <w:tcBorders>
+              <w:top w:val="single" w:color="D9D5C8" w:sz="4" w:space="0"/>
+              <w:left w:val="single" w:color="D9D5C8" w:sz="4" w:space="0"/>
+              <w:bottom w:val="single" w:color="D9D5C8" w:sz="4" w:space="0"/>
+              <w:right w:val="single" w:color="D9D5C8" w:sz="4" w:space="0"/>
+            </w:tcBorders>
+            <w:shd w:fill="1B2A4A" w:color="auto" w:val="clear"/>
+            <w:tcMar>
+              <w:top w:type="dxa" w:w="55"/>
+              <w:left w:type="dxa" w:w="110"/>
+              <w:bottom w:type="dxa" w:w="55"/>
+              <w:right w:type="dxa" w:w="110"/>
+            </w:tcMar>
+          </w:tcPr>
+          <w:p>
+            <w:pPr>
+              <w:spacing w:after="0"/>
+            </w:pPr>
+            <w:r>
+              <w:rPr>
+                <w:b/>
+                <w:bCs/>
+                <w:i w:val="false"/>
+                <w:iCs w:val="false"/>
+                <w:color w:val="FFFFFF"/>
+                <w:sz w:val="18"/>
+                <w:szCs w:val="18"/>
+                <w:rFonts w:ascii="Calibri" w:cs="Calibri" w:eastAsia="Calibri" w:hAnsi="Calibri"/>
+              </w:rPr>
+              <w:t xml:space="preserve">C3</w:t>
+            </w:r>
+          </w:p>
+        </w:tc>
+        <w:tc>
+          <w:tcPr>
+            <w:tcW w:type="dxa" w:w="720"/>
+            <w:tcBorders>
+              <w:top w:val="single" w:color="D9D5C8" w:sz="4" w:space="0"/>
+              <w:left w:val="single" w:color="D9D5C8" w:sz="4" w:space="0"/>
+              <w:bottom w:val="single" w:color="D9D5C8" w:sz="4" w:space="0"/>
+              <w:right w:val="single" w:color="D9D5C8" w:sz="4" w:space="0"/>
+            </w:tcBorders>
+            <w:shd w:fill="1B2A4A" w:color="auto" w:val="clear"/>
+            <w:tcMar>
+              <w:top w:type="dxa" w:w="55"/>
+              <w:left w:type="dxa" w:w="110"/>
+              <w:bottom w:type="dxa" w:w="55"/>
+              <w:right w:type="dxa" w:w="110"/>
+            </w:tcMar>
+          </w:tcPr>
+          <w:p>
+            <w:pPr>
+              <w:spacing w:after="0"/>
+            </w:pPr>
+            <w:r>
+              <w:rPr>
+                <w:b/>
+                <w:bCs/>
+                <w:i w:val="false"/>
+                <w:iCs w:val="false"/>
+                <w:color w:val="FFFFFF"/>
+                <w:sz w:val="18"/>
+                <w:szCs w:val="18"/>
+                <w:rFonts w:ascii="Calibri" w:cs="Calibri" w:eastAsia="Calibri" w:hAnsi="Calibri"/>
+              </w:rPr>
+              <w:t xml:space="preserve">FT?</w:t>
+            </w:r>
+          </w:p>
+        </w:tc>
+        <w:tc>
+          <w:tcPr>
+            <w:tcW w:type="dxa" w:w="2568"/>
+            <w:tcBorders>
+              <w:top w:val="single" w:color="D9D5C8" w:sz="4" w:space="0"/>
+              <w:left w:val="single" w:color="D9D5C8" w:sz="4" w:space="0"/>
+              <w:bottom w:val="single" w:color="D9D5C8" w:sz="4" w:space="0"/>
+              <w:right w:val="single" w:color="D9D5C8" w:sz="4" w:space="0"/>
+            </w:tcBorders>
+            <w:shd w:fill="1B2A4A" w:color="auto" w:val="clear"/>
+            <w:tcMar>
+              <w:top w:type="dxa" w:w="55"/>
+              <w:left w:type="dxa" w:w="110"/>
+              <w:bottom w:type="dxa" w:w="55"/>
+              <w:right w:type="dxa" w:w="110"/>
+            </w:tcMar>
+          </w:tcPr>
+          <w:p>
+            <w:pPr>
+              <w:spacing w:after="0"/>
+            </w:pPr>
+            <w:r>
+              <w:rPr>
+                <w:b/>
+                <w:bCs/>
+                <w:i w:val="false"/>
+                <w:iCs w:val="false"/>
+                <w:color w:val="FFFFFF"/>
+                <w:sz w:val="18"/>
+                <w:szCs w:val="18"/>
+                <w:rFonts w:ascii="Calibri" w:cs="Calibri" w:eastAsia="Calibri" w:hAnsi="Calibri"/>
+              </w:rPr>
+              <w:t xml:space="preserve">Distractor codes</w:t>
+            </w:r>
+          </w:p>
+        </w:tc>
+      </w:tr>
+      <w:tr>
+        <w:tc>
+          <w:tcPr>
+            <w:tcW w:type="dxa" w:w="600"/>
+            <w:tcBorders>
+              <w:top w:val="single" w:color="D9D5C8" w:sz="4" w:space="0"/>
+              <w:left w:val="single" w:color="D9D5C8" w:sz="4" w:space="0"/>
+              <w:bottom w:val="single" w:color="D9D5C8" w:sz="4" w:space="0"/>
+              <w:right w:val="single" w:color="D9D5C8" w:sz="4" w:space="0"/>
+            </w:tcBorders>
+            <w:tcMar>
+              <w:top w:type="dxa" w:w="55"/>
+              <w:left w:type="dxa" w:w="110"/>
+              <w:bottom w:type="dxa" w:w="55"/>
+              <w:right w:type="dxa" w:w="110"/>
+            </w:tcMar>
+          </w:tcPr>
+          <w:p>
+            <w:pPr>
+              <w:spacing w:after="0"/>
+            </w:pPr>
+            <w:r>
+              <w:rPr>
+                <w:b w:val="false"/>
+                <w:bCs w:val="false"/>
+                <w:i w:val="false"/>
+                <w:iCs w:val="false"/>
+                <w:color w:val="1A1A1A"/>
+                <w:sz w:val="18"/>
+                <w:szCs w:val="18"/>
+                <w:rFonts w:ascii="Calibri" w:cs="Calibri" w:eastAsia="Calibri" w:hAnsi="Calibri"/>
+              </w:rPr>
+              <w:t xml:space="preserve">1</w:t>
+            </w:r>
+          </w:p>
+        </w:tc>
+        <w:tc>
+          <w:tcPr>
+            <w:tcW w:type="dxa" w:w="980"/>
+            <w:tcBorders>
+              <w:top w:val="single" w:color="D9D5C8" w:sz="4" w:space="0"/>
+              <w:left w:val="single" w:color="D9D5C8" w:sz="4" w:space="0"/>
+              <w:bottom w:val="single" w:color="D9D5C8" w:sz="4" w:space="0"/>
+              <w:right w:val="single" w:color="D9D5C8" w:sz="4" w:space="0"/>
+            </w:tcBorders>
+            <w:tcMar>
+              <w:top w:type="dxa" w:w="55"/>
+              <w:left w:type="dxa" w:w="110"/>
+              <w:bottom w:type="dxa" w:w="55"/>
+              <w:right w:type="dxa" w:w="110"/>
+            </w:tcMar>
+          </w:tcPr>
+          <w:p>
+            <w:pPr>
+              <w:spacing w:after="0"/>
+            </w:pPr>
+            <w:r>
+              <w:rPr>
+                <w:b w:val="false"/>
+                <w:bCs w:val="false"/>
+                <w:i w:val="false"/>
+                <w:iCs w:val="false"/>
+                <w:color w:val="1A1A1A"/>
+                <w:sz w:val="18"/>
+                <w:szCs w:val="18"/>
+                <w:rFonts w:ascii="Calibri" w:cs="Calibri" w:eastAsia="Calibri" w:hAnsi="Calibri"/>
+              </w:rPr>
+              <w:t xml:space="preserve">GC.23</w:t>
+            </w:r>
+          </w:p>
+        </w:tc>
+        <w:tc>
+          <w:tcPr>
+            <w:tcW w:type="dxa" w:w="700"/>
+            <w:tcBorders>
+              <w:top w:val="single" w:color="D9D5C8" w:sz="4" w:space="0"/>
+              <w:left w:val="single" w:color="D9D5C8" w:sz="4" w:space="0"/>
+              <w:bottom w:val="single" w:color="D9D5C8" w:sz="4" w:space="0"/>
+              <w:right w:val="single" w:color="D9D5C8" w:sz="4" w:space="0"/>
+            </w:tcBorders>
+            <w:tcMar>
+              <w:top w:type="dxa" w:w="55"/>
+              <w:left w:type="dxa" w:w="110"/>
+              <w:bottom w:type="dxa" w:w="55"/>
+              <w:right w:type="dxa" w:w="110"/>
+            </w:tcMar>
+          </w:tcPr>
+          <w:p>
+            <w:pPr>
+              <w:spacing w:after="0"/>
+            </w:pPr>
+            <w:r>
+              <w:rPr>
+                <w:b w:val="false"/>
+                <w:bCs w:val="false"/>
+                <w:i w:val="false"/>
+                <w:iCs w:val="false"/>
+                <w:color w:val="1A1A1A"/>
+                <w:sz w:val="18"/>
+                <w:szCs w:val="18"/>
+                <w:rFonts w:ascii="Calibri" w:cs="Calibri" w:eastAsia="Calibri" w:hAnsi="Calibri"/>
+              </w:rPr>
+              <w:t xml:space="preserve">3</w:t>
+            </w:r>
+          </w:p>
+        </w:tc>
+        <w:tc>
+          <w:tcPr>
+            <w:tcW w:type="dxa" w:w="1560"/>
+            <w:tcBorders>
+              <w:top w:val="single" w:color="D9D5C8" w:sz="4" w:space="0"/>
+              <w:left w:val="single" w:color="D9D5C8" w:sz="4" w:space="0"/>
+              <w:bottom w:val="single" w:color="D9D5C8" w:sz="4" w:space="0"/>
+              <w:right w:val="single" w:color="D9D5C8" w:sz="4" w:space="0"/>
+            </w:tcBorders>
+            <w:tcMar>
+              <w:top w:type="dxa" w:w="55"/>
+              <w:left w:type="dxa" w:w="110"/>
+              <w:bottom w:type="dxa" w:w="55"/>
+              <w:right w:type="dxa" w:w="110"/>
+            </w:tcMar>
+          </w:tcPr>
+          <w:p>
+            <w:pPr>
+              <w:spacing w:after="0"/>
+            </w:pPr>
+            <w:r>
+              <w:rPr>
+                <w:b w:val="false"/>
+                <w:bCs w:val="false"/>
+                <w:i w:val="false"/>
+                <w:iCs w:val="false"/>
+                <w:color w:val="1A1A1A"/>
+                <w:sz w:val="18"/>
+                <w:szCs w:val="18"/>
+                <w:rFonts w:ascii="Calibri" w:cs="Calibri" w:eastAsia="Calibri" w:hAnsi="Calibri"/>
+              </w:rPr>
+              <w:t xml:space="preserve">Apply × DOK 3</w:t>
+            </w:r>
+          </w:p>
+        </w:tc>
+        <w:tc>
+          <w:tcPr>
+            <w:tcW w:type="dxa" w:w="600"/>
+            <w:tcBorders>
+              <w:top w:val="single" w:color="D9D5C8" w:sz="4" w:space="0"/>
+              <w:left w:val="single" w:color="D9D5C8" w:sz="4" w:space="0"/>
+              <w:bottom w:val="single" w:color="D9D5C8" w:sz="4" w:space="0"/>
+              <w:right w:val="single" w:color="D9D5C8" w:sz="4" w:space="0"/>
+            </w:tcBorders>
+            <w:tcMar>
+              <w:top w:type="dxa" w:w="55"/>
+              <w:left w:type="dxa" w:w="110"/>
+              <w:bottom w:type="dxa" w:w="55"/>
+              <w:right w:type="dxa" w:w="110"/>
+            </w:tcMar>
+          </w:tcPr>
+          <w:p>
+            <w:pPr>
+              <w:spacing w:after="0"/>
+            </w:pPr>
+            <w:r>
+              <w:rPr>
+                <w:b w:val="false"/>
+                <w:bCs w:val="false"/>
+                <w:i w:val="false"/>
+                <w:iCs w:val="false"/>
+                <w:color w:val="1A1A1A"/>
+                <w:sz w:val="18"/>
+                <w:szCs w:val="18"/>
+                <w:rFonts w:ascii="Calibri" w:cs="Calibri" w:eastAsia="Calibri" w:hAnsi="Calibri"/>
+              </w:rPr>
+              <w:t xml:space="preserve">1.6</w:t>
+            </w:r>
+          </w:p>
+        </w:tc>
+        <w:tc>
+          <w:tcPr>
+            <w:tcW w:type="dxa" w:w="600"/>
+            <w:tcBorders>
+              <w:top w:val="single" w:color="D9D5C8" w:sz="4" w:space="0"/>
+              <w:left w:val="single" w:color="D9D5C8" w:sz="4" w:space="0"/>
+              <w:bottom w:val="single" w:color="D9D5C8" w:sz="4" w:space="0"/>
+              <w:right w:val="single" w:color="D9D5C8" w:sz="4" w:space="0"/>
+            </w:tcBorders>
+            <w:tcMar>
+              <w:top w:type="dxa" w:w="55"/>
+              <w:left w:type="dxa" w:w="110"/>
+              <w:bottom w:type="dxa" w:w="55"/>
+              <w:right w:type="dxa" w:w="110"/>
+            </w:tcMar>
+          </w:tcPr>
+          <w:p>
+            <w:pPr>
+              <w:spacing w:after="0"/>
+            </w:pPr>
+            <w:r>
+              <w:rPr>
+                <w:b w:val="false"/>
+                <w:bCs w:val="false"/>
+                <w:i w:val="false"/>
+                <w:iCs w:val="false"/>
+                <w:color w:val="1A1A1A"/>
+                <w:sz w:val="18"/>
+                <w:szCs w:val="18"/>
+                <w:rFonts w:ascii="Calibri" w:cs="Calibri" w:eastAsia="Calibri" w:hAnsi="Calibri"/>
+              </w:rPr>
+              <w:t xml:space="preserve">0.7</w:t>
+            </w:r>
+          </w:p>
+        </w:tc>
+        <w:tc>
+          <w:tcPr>
+            <w:tcW w:type="dxa" w:w="600"/>
+            <w:tcBorders>
+              <w:top w:val="single" w:color="D9D5C8" w:sz="4" w:space="0"/>
+              <w:left w:val="single" w:color="D9D5C8" w:sz="4" w:space="0"/>
+              <w:bottom w:val="single" w:color="D9D5C8" w:sz="4" w:space="0"/>
+              <w:right w:val="single" w:color="D9D5C8" w:sz="4" w:space="0"/>
+            </w:tcBorders>
+            <w:tcMar>
+              <w:top w:type="dxa" w:w="55"/>
+              <w:left w:type="dxa" w:w="110"/>
+              <w:bottom w:type="dxa" w:w="55"/>
+              <w:right w:type="dxa" w:w="110"/>
+            </w:tcMar>
+          </w:tcPr>
+          <w:p>
+            <w:pPr>
+              <w:spacing w:after="0"/>
+            </w:pPr>
+            <w:r>
+              <w:rPr>
+                <w:b w:val="false"/>
+                <w:bCs w:val="false"/>
+                <w:i w:val="false"/>
+                <w:iCs w:val="false"/>
+                <w:color w:val="1A1A1A"/>
+                <w:sz w:val="18"/>
+                <w:szCs w:val="18"/>
+                <w:rFonts w:ascii="Calibri" w:cs="Calibri" w:eastAsia="Calibri" w:hAnsi="Calibri"/>
+              </w:rPr>
+              <w:t xml:space="preserve">0.2</w:t>
+            </w:r>
+          </w:p>
+        </w:tc>
+        <w:tc>
+          <w:tcPr>
+            <w:tcW w:type="dxa" w:w="680"/>
+            <w:tcBorders>
+              <w:top w:val="single" w:color="D9D5C8" w:sz="4" w:space="0"/>
+              <w:left w:val="single" w:color="D9D5C8" w:sz="4" w:space="0"/>
+              <w:bottom w:val="single" w:color="D9D5C8" w:sz="4" w:space="0"/>
+              <w:right w:val="single" w:color="D9D5C8" w:sz="4" w:space="0"/>
+            </w:tcBorders>
+            <w:tcMar>
+              <w:top w:type="dxa" w:w="55"/>
+              <w:left w:type="dxa" w:w="110"/>
+              <w:bottom w:type="dxa" w:w="55"/>
+              <w:right w:type="dxa" w:w="110"/>
+            </w:tcMar>
+          </w:tcPr>
+          <w:p>
+            <w:pPr>
+              <w:spacing w:after="0"/>
+            </w:pPr>
+            <w:r>
+              <w:rPr>
+                <w:b w:val="false"/>
+                <w:bCs w:val="false"/>
+                <w:i w:val="false"/>
+                <w:iCs w:val="false"/>
+                <w:color w:val="1A1A1A"/>
+                <w:sz w:val="18"/>
+                <w:szCs w:val="18"/>
+                <w:rFonts w:ascii="Calibri" w:cs="Calibri" w:eastAsia="Calibri" w:hAnsi="Calibri"/>
+              </w:rPr>
+              <w:t xml:space="preserve">D2</w:t>
+            </w:r>
+          </w:p>
+        </w:tc>
+        <w:tc>
+          <w:tcPr>
+            <w:tcW w:type="dxa" w:w="720"/>
+            <w:tcBorders>
+              <w:top w:val="single" w:color="D9D5C8" w:sz="4" w:space="0"/>
+              <w:left w:val="single" w:color="D9D5C8" w:sz="4" w:space="0"/>
+              <w:bottom w:val="single" w:color="D9D5C8" w:sz="4" w:space="0"/>
+              <w:right w:val="single" w:color="D9D5C8" w:sz="4" w:space="0"/>
+            </w:tcBorders>
+            <w:tcMar>
+              <w:top w:type="dxa" w:w="55"/>
+              <w:left w:type="dxa" w:w="110"/>
+              <w:bottom w:type="dxa" w:w="55"/>
+              <w:right w:type="dxa" w:w="110"/>
+            </w:tcMar>
+          </w:tcPr>
+          <w:p>
+            <w:pPr>
+              <w:spacing w:after="0"/>
+            </w:pPr>
+            <w:r>
+              <w:rPr>
+                <w:b w:val="false"/>
+                <w:bCs w:val="false"/>
+                <w:i w:val="false"/>
+                <w:iCs w:val="false"/>
+                <w:color w:val="1A1A1A"/>
+                <w:sz w:val="18"/>
+                <w:szCs w:val="18"/>
+                <w:rFonts w:ascii="Calibri" w:cs="Calibri" w:eastAsia="Calibri" w:hAnsi="Calibri"/>
+              </w:rPr>
+              <w:t xml:space="preserve">Y</w:t>
+            </w:r>
+          </w:p>
+        </w:tc>
+        <w:tc>
+          <w:tcPr>
+            <w:tcW w:type="dxa" w:w="2568"/>
+            <w:tcBorders>
+              <w:top w:val="single" w:color="D9D5C8" w:sz="4" w:space="0"/>
+              <w:left w:val="single" w:color="D9D5C8" w:sz="4" w:space="0"/>
+              <w:bottom w:val="single" w:color="D9D5C8" w:sz="4" w:space="0"/>
+              <w:right w:val="single" w:color="D9D5C8" w:sz="4" w:space="0"/>
+            </w:tcBorders>
+            <w:tcMar>
+              <w:top w:type="dxa" w:w="55"/>
+              <w:left w:type="dxa" w:w="110"/>
+              <w:bottom w:type="dxa" w:w="55"/>
+              <w:right w:type="dxa" w:w="110"/>
+            </w:tcMar>
+          </w:tcPr>
+          <w:p>
+            <w:pPr>
+              <w:spacing w:after="0"/>
+            </w:pPr>
+            <w:r>
+              <w:rPr>
+                <w:b w:val="false"/>
+                <w:bCs w:val="false"/>
+                <w:i w:val="false"/>
+                <w:iCs w:val="false"/>
+                <w:color w:val="1A1A1A"/>
+                <w:sz w:val="18"/>
+                <w:szCs w:val="18"/>
+                <w:rFonts w:ascii="Calibri" w:cs="Calibri" w:eastAsia="Calibri" w:hAnsi="Calibri"/>
+              </w:rPr>
+              <w:t xml:space="preserve">B:MC C:OG D:PE</w:t>
+            </w:r>
+          </w:p>
+        </w:tc>
+      </w:tr>
+      <w:tr>
+        <w:tc>
+          <w:tcPr>
+            <w:tcW w:type="dxa" w:w="600"/>
+            <w:tcBorders>
+              <w:top w:val="single" w:color="D9D5C8" w:sz="4" w:space="0"/>
+              <w:left w:val="single" w:color="D9D5C8" w:sz="4" w:space="0"/>
+              <w:bottom w:val="single" w:color="D9D5C8" w:sz="4" w:space="0"/>
+              <w:right w:val="single" w:color="D9D5C8" w:sz="4" w:space="0"/>
+            </w:tcBorders>
+            <w:tcMar>
+              <w:top w:type="dxa" w:w="55"/>
+              <w:left w:type="dxa" w:w="110"/>
+              <w:bottom w:type="dxa" w:w="55"/>
+              <w:right w:type="dxa" w:w="110"/>
+            </w:tcMar>
+          </w:tcPr>
+          <w:p>
+            <w:pPr>
+              <w:spacing w:after="0"/>
+            </w:pPr>
+            <w:r>
+              <w:rPr>
+                <w:b w:val="false"/>
+                <w:bCs w:val="false"/>
+                <w:i w:val="false"/>
+                <w:iCs w:val="false"/>
+                <w:color w:val="1A1A1A"/>
+                <w:sz w:val="18"/>
+                <w:szCs w:val="18"/>
+                <w:rFonts w:ascii="Calibri" w:cs="Calibri" w:eastAsia="Calibri" w:hAnsi="Calibri"/>
+              </w:rPr>
+              <w:t xml:space="preserve">2</w:t>
+            </w:r>
+          </w:p>
+        </w:tc>
+        <w:tc>
+          <w:tcPr>
+            <w:tcW w:type="dxa" w:w="980"/>
+            <w:tcBorders>
+              <w:top w:val="single" w:color="D9D5C8" w:sz="4" w:space="0"/>
+              <w:left w:val="single" w:color="D9D5C8" w:sz="4" w:space="0"/>
+              <w:bottom w:val="single" w:color="D9D5C8" w:sz="4" w:space="0"/>
+              <w:right w:val="single" w:color="D9D5C8" w:sz="4" w:space="0"/>
+            </w:tcBorders>
+            <w:tcMar>
+              <w:top w:type="dxa" w:w="55"/>
+              <w:left w:type="dxa" w:w="110"/>
+              <w:bottom w:type="dxa" w:w="55"/>
+              <w:right w:type="dxa" w:w="110"/>
+            </w:tcMar>
+          </w:tcPr>
+          <w:p>
+            <w:pPr>
+              <w:spacing w:after="0"/>
+            </w:pPr>
+            <w:r>
+              <w:rPr>
+                <w:b w:val="false"/>
+                <w:bCs w:val="false"/>
+                <w:i w:val="false"/>
+                <w:iCs w:val="false"/>
+                <w:color w:val="1A1A1A"/>
+                <w:sz w:val="18"/>
+                <w:szCs w:val="18"/>
+                <w:rFonts w:ascii="Calibri" w:cs="Calibri" w:eastAsia="Calibri" w:hAnsi="Calibri"/>
+              </w:rPr>
+              <w:t xml:space="preserve">GC.24</w:t>
+            </w:r>
+          </w:p>
+        </w:tc>
+        <w:tc>
+          <w:tcPr>
+            <w:tcW w:type="dxa" w:w="700"/>
+            <w:tcBorders>
+              <w:top w:val="single" w:color="D9D5C8" w:sz="4" w:space="0"/>
+              <w:left w:val="single" w:color="D9D5C8" w:sz="4" w:space="0"/>
+              <w:bottom w:val="single" w:color="D9D5C8" w:sz="4" w:space="0"/>
+              <w:right w:val="single" w:color="D9D5C8" w:sz="4" w:space="0"/>
+            </w:tcBorders>
+            <w:tcMar>
+              <w:top w:type="dxa" w:w="55"/>
+              <w:left w:type="dxa" w:w="110"/>
+              <w:bottom w:type="dxa" w:w="55"/>
+              <w:right w:type="dxa" w:w="110"/>
+            </w:tcMar>
+          </w:tcPr>
+          <w:p>
+            <w:pPr>
+              <w:spacing w:after="0"/>
+            </w:pPr>
+            <w:r>
+              <w:rPr>
+                <w:b w:val="false"/>
+                <w:bCs w:val="false"/>
+                <w:i w:val="false"/>
+                <w:iCs w:val="false"/>
+                <w:color w:val="1A1A1A"/>
+                <w:sz w:val="18"/>
+                <w:szCs w:val="18"/>
+                <w:rFonts w:ascii="Calibri" w:cs="Calibri" w:eastAsia="Calibri" w:hAnsi="Calibri"/>
+              </w:rPr>
+              <w:t xml:space="preserve">2</w:t>
+            </w:r>
+          </w:p>
+        </w:tc>
+        <w:tc>
+          <w:tcPr>
+            <w:tcW w:type="dxa" w:w="1560"/>
+            <w:tcBorders>
+              <w:top w:val="single" w:color="D9D5C8" w:sz="4" w:space="0"/>
+              <w:left w:val="single" w:color="D9D5C8" w:sz="4" w:space="0"/>
+              <w:bottom w:val="single" w:color="D9D5C8" w:sz="4" w:space="0"/>
+              <w:right w:val="single" w:color="D9D5C8" w:sz="4" w:space="0"/>
+            </w:tcBorders>
+            <w:tcMar>
+              <w:top w:type="dxa" w:w="55"/>
+              <w:left w:type="dxa" w:w="110"/>
+              <w:bottom w:type="dxa" w:w="55"/>
+              <w:right w:type="dxa" w:w="110"/>
+            </w:tcMar>
+          </w:tcPr>
+          <w:p>
+            <w:pPr>
+              <w:spacing w:after="0"/>
+            </w:pPr>
+            <w:r>
+              <w:rPr>
+                <w:b w:val="false"/>
+                <w:bCs w:val="false"/>
+                <w:i w:val="false"/>
+                <w:iCs w:val="false"/>
+                <w:color w:val="1A1A1A"/>
+                <w:sz w:val="18"/>
+                <w:szCs w:val="18"/>
+                <w:rFonts w:ascii="Calibri" w:cs="Calibri" w:eastAsia="Calibri" w:hAnsi="Calibri"/>
+              </w:rPr>
+              <w:t xml:space="preserve">Understand × DOK 2</w:t>
+            </w:r>
+          </w:p>
+        </w:tc>
+        <w:tc>
+          <w:tcPr>
+            <w:tcW w:type="dxa" w:w="600"/>
+            <w:tcBorders>
+              <w:top w:val="single" w:color="D9D5C8" w:sz="4" w:space="0"/>
+              <w:left w:val="single" w:color="D9D5C8" w:sz="4" w:space="0"/>
+              <w:bottom w:val="single" w:color="D9D5C8" w:sz="4" w:space="0"/>
+              <w:right w:val="single" w:color="D9D5C8" w:sz="4" w:space="0"/>
+            </w:tcBorders>
+            <w:tcMar>
+              <w:top w:type="dxa" w:w="55"/>
+              <w:left w:type="dxa" w:w="110"/>
+              <w:bottom w:type="dxa" w:w="55"/>
+              <w:right w:type="dxa" w:w="110"/>
+            </w:tcMar>
+          </w:tcPr>
+          <w:p>
+            <w:pPr>
+              <w:spacing w:after="0"/>
+            </w:pPr>
+            <w:r>
+              <w:rPr>
+                <w:b w:val="false"/>
+                <w:bCs w:val="false"/>
+                <w:i w:val="false"/>
+                <w:iCs w:val="false"/>
+                <w:color w:val="1A1A1A"/>
+                <w:sz w:val="18"/>
+                <w:szCs w:val="18"/>
+                <w:rFonts w:ascii="Calibri" w:cs="Calibri" w:eastAsia="Calibri" w:hAnsi="Calibri"/>
+              </w:rPr>
+              <w:t xml:space="preserve">1.3</w:t>
+            </w:r>
+          </w:p>
+        </w:tc>
+        <w:tc>
+          <w:tcPr>
+            <w:tcW w:type="dxa" w:w="600"/>
+            <w:tcBorders>
+              <w:top w:val="single" w:color="D9D5C8" w:sz="4" w:space="0"/>
+              <w:left w:val="single" w:color="D9D5C8" w:sz="4" w:space="0"/>
+              <w:bottom w:val="single" w:color="D9D5C8" w:sz="4" w:space="0"/>
+              <w:right w:val="single" w:color="D9D5C8" w:sz="4" w:space="0"/>
+            </w:tcBorders>
+            <w:tcMar>
+              <w:top w:type="dxa" w:w="55"/>
+              <w:left w:type="dxa" w:w="110"/>
+              <w:bottom w:type="dxa" w:w="55"/>
+              <w:right w:type="dxa" w:w="110"/>
+            </w:tcMar>
+          </w:tcPr>
+          <w:p>
+            <w:pPr>
+              <w:spacing w:after="0"/>
+            </w:pPr>
+            <w:r>
+              <w:rPr>
+                <w:b w:val="false"/>
+                <w:bCs w:val="false"/>
+                <w:i w:val="false"/>
+                <w:iCs w:val="false"/>
+                <w:color w:val="1A1A1A"/>
+                <w:sz w:val="18"/>
+                <w:szCs w:val="18"/>
+                <w:rFonts w:ascii="Calibri" w:cs="Calibri" w:eastAsia="Calibri" w:hAnsi="Calibri"/>
+              </w:rPr>
+              <w:t xml:space="preserve">0.3</w:t>
+            </w:r>
+          </w:p>
+        </w:tc>
+        <w:tc>
+          <w:tcPr>
+            <w:tcW w:type="dxa" w:w="600"/>
+            <w:tcBorders>
+              <w:top w:val="single" w:color="D9D5C8" w:sz="4" w:space="0"/>
+              <w:left w:val="single" w:color="D9D5C8" w:sz="4" w:space="0"/>
+              <w:bottom w:val="single" w:color="D9D5C8" w:sz="4" w:space="0"/>
+              <w:right w:val="single" w:color="D9D5C8" w:sz="4" w:space="0"/>
+            </w:tcBorders>
+            <w:tcMar>
+              <w:top w:type="dxa" w:w="55"/>
+              <w:left w:type="dxa" w:w="110"/>
+              <w:bottom w:type="dxa" w:w="55"/>
+              <w:right w:type="dxa" w:w="110"/>
+            </w:tcMar>
+          </w:tcPr>
+          <w:p>
+            <w:pPr>
+              <w:spacing w:after="0"/>
+            </w:pPr>
+            <w:r>
+              <w:rPr>
+                <w:b w:val="false"/>
+                <w:bCs w:val="false"/>
+                <w:i w:val="false"/>
+                <w:iCs w:val="false"/>
+                <w:color w:val="1A1A1A"/>
+                <w:sz w:val="18"/>
+                <w:szCs w:val="18"/>
+                <w:rFonts w:ascii="Calibri" w:cs="Calibri" w:eastAsia="Calibri" w:hAnsi="Calibri"/>
+              </w:rPr>
+              <w:t xml:space="preserve">0.2</w:t>
+            </w:r>
+          </w:p>
+        </w:tc>
+        <w:tc>
+          <w:tcPr>
+            <w:tcW w:type="dxa" w:w="680"/>
+            <w:tcBorders>
+              <w:top w:val="single" w:color="D9D5C8" w:sz="4" w:space="0"/>
+              <w:left w:val="single" w:color="D9D5C8" w:sz="4" w:space="0"/>
+              <w:bottom w:val="single" w:color="D9D5C8" w:sz="4" w:space="0"/>
+              <w:right w:val="single" w:color="D9D5C8" w:sz="4" w:space="0"/>
+            </w:tcBorders>
+            <w:tcMar>
+              <w:top w:type="dxa" w:w="55"/>
+              <w:left w:type="dxa" w:w="110"/>
+              <w:bottom w:type="dxa" w:w="55"/>
+              <w:right w:type="dxa" w:w="110"/>
+            </w:tcMar>
+          </w:tcPr>
+          <w:p>
+            <w:pPr>
+              <w:spacing w:after="0"/>
+            </w:pPr>
+            <w:r>
+              <w:rPr>
+                <w:b w:val="false"/>
+                <w:bCs w:val="false"/>
+                <w:i w:val="false"/>
+                <w:iCs w:val="false"/>
+                <w:color w:val="1A1A1A"/>
+                <w:sz w:val="18"/>
+                <w:szCs w:val="18"/>
+                <w:rFonts w:ascii="Calibri" w:cs="Calibri" w:eastAsia="Calibri" w:hAnsi="Calibri"/>
+              </w:rPr>
+              <w:t xml:space="preserve">D2</w:t>
+            </w:r>
+          </w:p>
+        </w:tc>
+        <w:tc>
+          <w:tcPr>
+            <w:tcW w:type="dxa" w:w="720"/>
+            <w:tcBorders>
+              <w:top w:val="single" w:color="D9D5C8" w:sz="4" w:space="0"/>
+              <w:left w:val="single" w:color="D9D5C8" w:sz="4" w:space="0"/>
+              <w:bottom w:val="single" w:color="D9D5C8" w:sz="4" w:space="0"/>
+              <w:right w:val="single" w:color="D9D5C8" w:sz="4" w:space="0"/>
+            </w:tcBorders>
+            <w:tcMar>
+              <w:top w:type="dxa" w:w="55"/>
+              <w:left w:type="dxa" w:w="110"/>
+              <w:bottom w:type="dxa" w:w="55"/>
+              <w:right w:type="dxa" w:w="110"/>
+            </w:tcMar>
+          </w:tcPr>
+          <w:p>
+            <w:pPr>
+              <w:spacing w:after="0"/>
+            </w:pPr>
+            <w:r>
+              <w:rPr>
+                <w:b w:val="false"/>
+                <w:bCs w:val="false"/>
+                <w:i w:val="false"/>
+                <w:iCs w:val="false"/>
+                <w:color w:val="1A1A1A"/>
+                <w:sz w:val="18"/>
+                <w:szCs w:val="18"/>
+                <w:rFonts w:ascii="Calibri" w:cs="Calibri" w:eastAsia="Calibri" w:hAnsi="Calibri"/>
+              </w:rPr>
+              <w:t xml:space="preserve">Y</w:t>
+            </w:r>
+          </w:p>
+        </w:tc>
+        <w:tc>
+          <w:tcPr>
+            <w:tcW w:type="dxa" w:w="2568"/>
+            <w:tcBorders>
+              <w:top w:val="single" w:color="D9D5C8" w:sz="4" w:space="0"/>
+              <w:left w:val="single" w:color="D9D5C8" w:sz="4" w:space="0"/>
+              <w:bottom w:val="single" w:color="D9D5C8" w:sz="4" w:space="0"/>
+              <w:right w:val="single" w:color="D9D5C8" w:sz="4" w:space="0"/>
+            </w:tcBorders>
+            <w:tcMar>
+              <w:top w:type="dxa" w:w="55"/>
+              <w:left w:type="dxa" w:w="110"/>
+              <w:bottom w:type="dxa" w:w="55"/>
+              <w:right w:type="dxa" w:w="110"/>
+            </w:tcMar>
+          </w:tcPr>
+          <w:p>
+            <w:pPr>
+              <w:spacing w:after="0"/>
+            </w:pPr>
+            <w:r>
+              <w:rPr>
+                <w:b w:val="false"/>
+                <w:bCs w:val="false"/>
+                <w:i w:val="false"/>
+                <w:iCs w:val="false"/>
+                <w:color w:val="1A1A1A"/>
+                <w:sz w:val="18"/>
+                <w:szCs w:val="18"/>
+                <w:rFonts w:ascii="Calibri" w:cs="Calibri" w:eastAsia="Calibri" w:hAnsi="Calibri"/>
+              </w:rPr>
+              <w:t xml:space="preserve">A:PK B:PK D:PK</w:t>
+            </w:r>
+          </w:p>
+        </w:tc>
+      </w:tr>
+      <w:tr>
+        <w:tc>
+          <w:tcPr>
+            <w:tcW w:type="dxa" w:w="600"/>
+            <w:tcBorders>
+              <w:top w:val="single" w:color="D9D5C8" w:sz="4" w:space="0"/>
+              <w:left w:val="single" w:color="D9D5C8" w:sz="4" w:space="0"/>
+              <w:bottom w:val="single" w:color="D9D5C8" w:sz="4" w:space="0"/>
+              <w:right w:val="single" w:color="D9D5C8" w:sz="4" w:space="0"/>
+            </w:tcBorders>
+            <w:tcMar>
+              <w:top w:type="dxa" w:w="55"/>
+              <w:left w:type="dxa" w:w="110"/>
+              <w:bottom w:type="dxa" w:w="55"/>
+              <w:right w:type="dxa" w:w="110"/>
+            </w:tcMar>
+          </w:tcPr>
+          <w:p>
+            <w:pPr>
+              <w:spacing w:after="0"/>
+            </w:pPr>
+            <w:r>
+              <w:rPr>
+                <w:b w:val="false"/>
+                <w:bCs w:val="false"/>
+                <w:i w:val="false"/>
+                <w:iCs w:val="false"/>
+                <w:color w:val="1A1A1A"/>
+                <w:sz w:val="18"/>
+                <w:szCs w:val="18"/>
+                <w:rFonts w:ascii="Calibri" w:cs="Calibri" w:eastAsia="Calibri" w:hAnsi="Calibri"/>
+              </w:rPr>
+              <w:t xml:space="preserve">3</w:t>
+            </w:r>
+          </w:p>
+        </w:tc>
+        <w:tc>
+          <w:tcPr>
+            <w:tcW w:type="dxa" w:w="980"/>
+            <w:tcBorders>
+              <w:top w:val="single" w:color="D9D5C8" w:sz="4" w:space="0"/>
+              <w:left w:val="single" w:color="D9D5C8" w:sz="4" w:space="0"/>
+              <w:bottom w:val="single" w:color="D9D5C8" w:sz="4" w:space="0"/>
+              <w:right w:val="single" w:color="D9D5C8" w:sz="4" w:space="0"/>
+            </w:tcBorders>
+            <w:tcMar>
+              <w:top w:type="dxa" w:w="55"/>
+              <w:left w:type="dxa" w:w="110"/>
+              <w:bottom w:type="dxa" w:w="55"/>
+              <w:right w:type="dxa" w:w="110"/>
+            </w:tcMar>
+          </w:tcPr>
+          <w:p>
+            <w:pPr>
+              <w:spacing w:after="0"/>
+            </w:pPr>
+            <w:r>
+              <w:rPr>
+                <w:b w:val="false"/>
+                <w:bCs w:val="false"/>
+                <w:i w:val="false"/>
+                <w:iCs w:val="false"/>
+                <w:color w:val="1A1A1A"/>
+                <w:sz w:val="18"/>
+                <w:szCs w:val="18"/>
+                <w:rFonts w:ascii="Calibri" w:cs="Calibri" w:eastAsia="Calibri" w:hAnsi="Calibri"/>
+              </w:rPr>
+              <w:t xml:space="preserve">GC.25</w:t>
+            </w:r>
+          </w:p>
+        </w:tc>
+        <w:tc>
+          <w:tcPr>
+            <w:tcW w:type="dxa" w:w="700"/>
+            <w:tcBorders>
+              <w:top w:val="single" w:color="D9D5C8" w:sz="4" w:space="0"/>
+              <w:left w:val="single" w:color="D9D5C8" w:sz="4" w:space="0"/>
+              <w:bottom w:val="single" w:color="D9D5C8" w:sz="4" w:space="0"/>
+              <w:right w:val="single" w:color="D9D5C8" w:sz="4" w:space="0"/>
+            </w:tcBorders>
+            <w:tcMar>
+              <w:top w:type="dxa" w:w="55"/>
+              <w:left w:type="dxa" w:w="110"/>
+              <w:bottom w:type="dxa" w:w="55"/>
+              <w:right w:type="dxa" w:w="110"/>
+            </w:tcMar>
+          </w:tcPr>
+          <w:p>
+            <w:pPr>
+              <w:spacing w:after="0"/>
+            </w:pPr>
+            <w:r>
+              <w:rPr>
+                <w:b w:val="false"/>
+                <w:bCs w:val="false"/>
+                <w:i w:val="false"/>
+                <w:iCs w:val="false"/>
+                <w:color w:val="1A1A1A"/>
+                <w:sz w:val="18"/>
+                <w:szCs w:val="18"/>
+                <w:rFonts w:ascii="Calibri" w:cs="Calibri" w:eastAsia="Calibri" w:hAnsi="Calibri"/>
+              </w:rPr>
+              <w:t xml:space="preserve">3</w:t>
+            </w:r>
+          </w:p>
+        </w:tc>
+        <w:tc>
+          <w:tcPr>
+            <w:tcW w:type="dxa" w:w="1560"/>
+            <w:tcBorders>
+              <w:top w:val="single" w:color="D9D5C8" w:sz="4" w:space="0"/>
+              <w:left w:val="single" w:color="D9D5C8" w:sz="4" w:space="0"/>
+              <w:bottom w:val="single" w:color="D9D5C8" w:sz="4" w:space="0"/>
+              <w:right w:val="single" w:color="D9D5C8" w:sz="4" w:space="0"/>
+            </w:tcBorders>
+            <w:tcMar>
+              <w:top w:type="dxa" w:w="55"/>
+              <w:left w:type="dxa" w:w="110"/>
+              <w:bottom w:type="dxa" w:w="55"/>
+              <w:right w:type="dxa" w:w="110"/>
+            </w:tcMar>
+          </w:tcPr>
+          <w:p>
+            <w:pPr>
+              <w:spacing w:after="0"/>
+            </w:pPr>
+            <w:r>
+              <w:rPr>
+                <w:b w:val="false"/>
+                <w:bCs w:val="false"/>
+                <w:i w:val="false"/>
+                <w:iCs w:val="false"/>
+                <w:color w:val="1A1A1A"/>
+                <w:sz w:val="18"/>
+                <w:szCs w:val="18"/>
+                <w:rFonts w:ascii="Calibri" w:cs="Calibri" w:eastAsia="Calibri" w:hAnsi="Calibri"/>
+              </w:rPr>
+              <w:t xml:space="preserve">Apply × DOK 3</w:t>
+            </w:r>
+          </w:p>
+        </w:tc>
+        <w:tc>
+          <w:tcPr>
+            <w:tcW w:type="dxa" w:w="600"/>
+            <w:tcBorders>
+              <w:top w:val="single" w:color="D9D5C8" w:sz="4" w:space="0"/>
+              <w:left w:val="single" w:color="D9D5C8" w:sz="4" w:space="0"/>
+              <w:bottom w:val="single" w:color="D9D5C8" w:sz="4" w:space="0"/>
+              <w:right w:val="single" w:color="D9D5C8" w:sz="4" w:space="0"/>
+            </w:tcBorders>
+            <w:tcMar>
+              <w:top w:type="dxa" w:w="55"/>
+              <w:left w:type="dxa" w:w="110"/>
+              <w:bottom w:type="dxa" w:w="55"/>
+              <w:right w:type="dxa" w:w="110"/>
+            </w:tcMar>
+          </w:tcPr>
+          <w:p>
+            <w:pPr>
+              <w:spacing w:after="0"/>
+            </w:pPr>
+            <w:r>
+              <w:rPr>
+                <w:b w:val="false"/>
+                <w:bCs w:val="false"/>
+                <w:i w:val="false"/>
+                <w:iCs w:val="false"/>
+                <w:color w:val="1A1A1A"/>
+                <w:sz w:val="18"/>
+                <w:szCs w:val="18"/>
+                <w:rFonts w:ascii="Calibri" w:cs="Calibri" w:eastAsia="Calibri" w:hAnsi="Calibri"/>
+              </w:rPr>
+              <w:t xml:space="preserve">1.6</w:t>
+            </w:r>
+          </w:p>
+        </w:tc>
+        <w:tc>
+          <w:tcPr>
+            <w:tcW w:type="dxa" w:w="600"/>
+            <w:tcBorders>
+              <w:top w:val="single" w:color="D9D5C8" w:sz="4" w:space="0"/>
+              <w:left w:val="single" w:color="D9D5C8" w:sz="4" w:space="0"/>
+              <w:bottom w:val="single" w:color="D9D5C8" w:sz="4" w:space="0"/>
+              <w:right w:val="single" w:color="D9D5C8" w:sz="4" w:space="0"/>
+            </w:tcBorders>
+            <w:tcMar>
+              <w:top w:type="dxa" w:w="55"/>
+              <w:left w:type="dxa" w:w="110"/>
+              <w:bottom w:type="dxa" w:w="55"/>
+              <w:right w:type="dxa" w:w="110"/>
+            </w:tcMar>
+          </w:tcPr>
+          <w:p>
+            <w:pPr>
+              <w:spacing w:after="0"/>
+            </w:pPr>
+            <w:r>
+              <w:rPr>
+                <w:b w:val="false"/>
+                <w:bCs w:val="false"/>
+                <w:i w:val="false"/>
+                <w:iCs w:val="false"/>
+                <w:color w:val="1A1A1A"/>
+                <w:sz w:val="18"/>
+                <w:szCs w:val="18"/>
+                <w:rFonts w:ascii="Calibri" w:cs="Calibri" w:eastAsia="Calibri" w:hAnsi="Calibri"/>
+              </w:rPr>
+              <w:t xml:space="preserve">0.8</w:t>
+            </w:r>
+          </w:p>
+        </w:tc>
+        <w:tc>
+          <w:tcPr>
+            <w:tcW w:type="dxa" w:w="600"/>
+            <w:tcBorders>
+              <w:top w:val="single" w:color="D9D5C8" w:sz="4" w:space="0"/>
+              <w:left w:val="single" w:color="D9D5C8" w:sz="4" w:space="0"/>
+              <w:bottom w:val="single" w:color="D9D5C8" w:sz="4" w:space="0"/>
+              <w:right w:val="single" w:color="D9D5C8" w:sz="4" w:space="0"/>
+            </w:tcBorders>
+            <w:tcMar>
+              <w:top w:type="dxa" w:w="55"/>
+              <w:left w:type="dxa" w:w="110"/>
+              <w:bottom w:type="dxa" w:w="55"/>
+              <w:right w:type="dxa" w:w="110"/>
+            </w:tcMar>
+          </w:tcPr>
+          <w:p>
+            <w:pPr>
+              <w:spacing w:after="0"/>
+            </w:pPr>
+            <w:r>
+              <w:rPr>
+                <w:b w:val="false"/>
+                <w:bCs w:val="false"/>
+                <w:i w:val="false"/>
+                <w:iCs w:val="false"/>
+                <w:color w:val="1A1A1A"/>
+                <w:sz w:val="18"/>
+                <w:szCs w:val="18"/>
+                <w:rFonts w:ascii="Calibri" w:cs="Calibri" w:eastAsia="Calibri" w:hAnsi="Calibri"/>
+              </w:rPr>
+              <w:t xml:space="preserve">0.2</w:t>
+            </w:r>
+          </w:p>
+        </w:tc>
+        <w:tc>
+          <w:tcPr>
+            <w:tcW w:type="dxa" w:w="680"/>
+            <w:tcBorders>
+              <w:top w:val="single" w:color="D9D5C8" w:sz="4" w:space="0"/>
+              <w:left w:val="single" w:color="D9D5C8" w:sz="4" w:space="0"/>
+              <w:bottom w:val="single" w:color="D9D5C8" w:sz="4" w:space="0"/>
+              <w:right w:val="single" w:color="D9D5C8" w:sz="4" w:space="0"/>
+            </w:tcBorders>
+            <w:tcMar>
+              <w:top w:type="dxa" w:w="55"/>
+              <w:left w:type="dxa" w:w="110"/>
+              <w:bottom w:type="dxa" w:w="55"/>
+              <w:right w:type="dxa" w:w="110"/>
+            </w:tcMar>
+          </w:tcPr>
+          <w:p>
+            <w:pPr>
+              <w:spacing w:after="0"/>
+            </w:pPr>
+            <w:r>
+              <w:rPr>
+                <w:b w:val="false"/>
+                <w:bCs w:val="false"/>
+                <w:i w:val="false"/>
+                <w:iCs w:val="false"/>
+                <w:color w:val="1A1A1A"/>
+                <w:sz w:val="18"/>
+                <w:szCs w:val="18"/>
+                <w:rFonts w:ascii="Calibri" w:cs="Calibri" w:eastAsia="Calibri" w:hAnsi="Calibri"/>
+              </w:rPr>
+              <w:t xml:space="preserve">D2</w:t>
+            </w:r>
+          </w:p>
+        </w:tc>
+        <w:tc>
+          <w:tcPr>
+            <w:tcW w:type="dxa" w:w="720"/>
+            <w:tcBorders>
+              <w:top w:val="single" w:color="D9D5C8" w:sz="4" w:space="0"/>
+              <w:left w:val="single" w:color="D9D5C8" w:sz="4" w:space="0"/>
+              <w:bottom w:val="single" w:color="D9D5C8" w:sz="4" w:space="0"/>
+              <w:right w:val="single" w:color="D9D5C8" w:sz="4" w:space="0"/>
+            </w:tcBorders>
+            <w:tcMar>
+              <w:top w:type="dxa" w:w="55"/>
+              <w:left w:type="dxa" w:w="110"/>
+              <w:bottom w:type="dxa" w:w="55"/>
+              <w:right w:type="dxa" w:w="110"/>
+            </w:tcMar>
+          </w:tcPr>
+          <w:p>
+            <w:pPr>
+              <w:spacing w:after="0"/>
+            </w:pPr>
+            <w:r>
+              <w:rPr>
+                <w:b w:val="false"/>
+                <w:bCs w:val="false"/>
+                <w:i w:val="false"/>
+                <w:iCs w:val="false"/>
+                <w:color w:val="1A1A1A"/>
+                <w:sz w:val="18"/>
+                <w:szCs w:val="18"/>
+                <w:rFonts w:ascii="Calibri" w:cs="Calibri" w:eastAsia="Calibri" w:hAnsi="Calibri"/>
+              </w:rPr>
+              <w:t xml:space="preserve">Y</w:t>
+            </w:r>
+          </w:p>
+        </w:tc>
+        <w:tc>
+          <w:tcPr>
+            <w:tcW w:type="dxa" w:w="2568"/>
+            <w:tcBorders>
+              <w:top w:val="single" w:color="D9D5C8" w:sz="4" w:space="0"/>
+              <w:left w:val="single" w:color="D9D5C8" w:sz="4" w:space="0"/>
+              <w:bottom w:val="single" w:color="D9D5C8" w:sz="4" w:space="0"/>
+              <w:right w:val="single" w:color="D9D5C8" w:sz="4" w:space="0"/>
+            </w:tcBorders>
+            <w:tcMar>
+              <w:top w:type="dxa" w:w="55"/>
+              <w:left w:type="dxa" w:w="110"/>
+              <w:bottom w:type="dxa" w:w="55"/>
+              <w:right w:type="dxa" w:w="110"/>
+            </w:tcMar>
+          </w:tcPr>
+          <w:p>
+            <w:pPr>
+              <w:spacing w:after="0"/>
+            </w:pPr>
+            <w:r>
+              <w:rPr>
+                <w:b w:val="false"/>
+                <w:bCs w:val="false"/>
+                <w:i w:val="false"/>
+                <w:iCs w:val="false"/>
+                <w:color w:val="1A1A1A"/>
+                <w:sz w:val="18"/>
+                <w:szCs w:val="18"/>
+                <w:rFonts w:ascii="Calibri" w:cs="Calibri" w:eastAsia="Calibri" w:hAnsi="Calibri"/>
+              </w:rPr>
+              <w:t xml:space="preserve">A:MC C:OG D:PK</w:t>
+            </w:r>
+          </w:p>
+        </w:tc>
+      </w:tr>
+      <w:tr>
+        <w:tc>
+          <w:tcPr>
+            <w:tcW w:type="dxa" w:w="600"/>
+            <w:tcBorders>
+              <w:top w:val="single" w:color="D9D5C8" w:sz="4" w:space="0"/>
+              <w:left w:val="single" w:color="D9D5C8" w:sz="4" w:space="0"/>
+              <w:bottom w:val="single" w:color="D9D5C8" w:sz="4" w:space="0"/>
+              <w:right w:val="single" w:color="D9D5C8" w:sz="4" w:space="0"/>
+            </w:tcBorders>
+            <w:tcMar>
+              <w:top w:type="dxa" w:w="55"/>
+              <w:left w:type="dxa" w:w="110"/>
+              <w:bottom w:type="dxa" w:w="55"/>
+              <w:right w:type="dxa" w:w="110"/>
+            </w:tcMar>
+          </w:tcPr>
+          <w:p>
+            <w:pPr>
+              <w:spacing w:after="0"/>
+            </w:pPr>
+            <w:r>
+              <w:rPr>
+                <w:b w:val="false"/>
+                <w:bCs w:val="false"/>
+                <w:i w:val="false"/>
+                <w:iCs w:val="false"/>
+                <w:color w:val="1A1A1A"/>
+                <w:sz w:val="18"/>
+                <w:szCs w:val="18"/>
+                <w:rFonts w:ascii="Calibri" w:cs="Calibri" w:eastAsia="Calibri" w:hAnsi="Calibri"/>
+              </w:rPr>
+              <w:t xml:space="preserve">4</w:t>
+            </w:r>
+          </w:p>
+        </w:tc>
+        <w:tc>
+          <w:tcPr>
+            <w:tcW w:type="dxa" w:w="980"/>
+            <w:tcBorders>
+              <w:top w:val="single" w:color="D9D5C8" w:sz="4" w:space="0"/>
+              <w:left w:val="single" w:color="D9D5C8" w:sz="4" w:space="0"/>
+              <w:bottom w:val="single" w:color="D9D5C8" w:sz="4" w:space="0"/>
+              <w:right w:val="single" w:color="D9D5C8" w:sz="4" w:space="0"/>
+            </w:tcBorders>
+            <w:tcMar>
+              <w:top w:type="dxa" w:w="55"/>
+              <w:left w:type="dxa" w:w="110"/>
+              <w:bottom w:type="dxa" w:w="55"/>
+              <w:right w:type="dxa" w:w="110"/>
+            </w:tcMar>
+          </w:tcPr>
+          <w:p>
+            <w:pPr>
+              <w:spacing w:after="0"/>
+            </w:pPr>
+            <w:r>
+              <w:rPr>
+                <w:b w:val="false"/>
+                <w:bCs w:val="false"/>
+                <w:i w:val="false"/>
+                <w:iCs w:val="false"/>
+                <w:color w:val="1A1A1A"/>
+                <w:sz w:val="18"/>
+                <w:szCs w:val="18"/>
+                <w:rFonts w:ascii="Calibri" w:cs="Calibri" w:eastAsia="Calibri" w:hAnsi="Calibri"/>
+              </w:rPr>
+              <w:t xml:space="preserve">GC.26</w:t>
+            </w:r>
+          </w:p>
+        </w:tc>
+        <w:tc>
+          <w:tcPr>
+            <w:tcW w:type="dxa" w:w="700"/>
+            <w:tcBorders>
+              <w:top w:val="single" w:color="D9D5C8" w:sz="4" w:space="0"/>
+              <w:left w:val="single" w:color="D9D5C8" w:sz="4" w:space="0"/>
+              <w:bottom w:val="single" w:color="D9D5C8" w:sz="4" w:space="0"/>
+              <w:right w:val="single" w:color="D9D5C8" w:sz="4" w:space="0"/>
+            </w:tcBorders>
+            <w:tcMar>
+              <w:top w:type="dxa" w:w="55"/>
+              <w:left w:type="dxa" w:w="110"/>
+              <w:bottom w:type="dxa" w:w="55"/>
+              <w:right w:type="dxa" w:w="110"/>
+            </w:tcMar>
+          </w:tcPr>
+          <w:p>
+            <w:pPr>
+              <w:spacing w:after="0"/>
+            </w:pPr>
+            <w:r>
+              <w:rPr>
+                <w:b w:val="false"/>
+                <w:bCs w:val="false"/>
+                <w:i w:val="false"/>
+                <w:iCs w:val="false"/>
+                <w:color w:val="1A1A1A"/>
+                <w:sz w:val="18"/>
+                <w:szCs w:val="18"/>
+                <w:rFonts w:ascii="Calibri" w:cs="Calibri" w:eastAsia="Calibri" w:hAnsi="Calibri"/>
+              </w:rPr>
+              <w:t xml:space="preserve">3</w:t>
+            </w:r>
+          </w:p>
+        </w:tc>
+        <w:tc>
+          <w:tcPr>
+            <w:tcW w:type="dxa" w:w="1560"/>
+            <w:tcBorders>
+              <w:top w:val="single" w:color="D9D5C8" w:sz="4" w:space="0"/>
+              <w:left w:val="single" w:color="D9D5C8" w:sz="4" w:space="0"/>
+              <w:bottom w:val="single" w:color="D9D5C8" w:sz="4" w:space="0"/>
+              <w:right w:val="single" w:color="D9D5C8" w:sz="4" w:space="0"/>
+            </w:tcBorders>
+            <w:tcMar>
+              <w:top w:type="dxa" w:w="55"/>
+              <w:left w:type="dxa" w:w="110"/>
+              <w:bottom w:type="dxa" w:w="55"/>
+              <w:right w:type="dxa" w:w="110"/>
+            </w:tcMar>
+          </w:tcPr>
+          <w:p>
+            <w:pPr>
+              <w:spacing w:after="0"/>
+            </w:pPr>
+            <w:r>
+              <w:rPr>
+                <w:b w:val="false"/>
+                <w:bCs w:val="false"/>
+                <w:i w:val="false"/>
+                <w:iCs w:val="false"/>
+                <w:color w:val="1A1A1A"/>
+                <w:sz w:val="18"/>
+                <w:szCs w:val="18"/>
+                <w:rFonts w:ascii="Calibri" w:cs="Calibri" w:eastAsia="Calibri" w:hAnsi="Calibri"/>
+              </w:rPr>
+              <w:t xml:space="preserve">Analyze × DOK 3</w:t>
+            </w:r>
+          </w:p>
+        </w:tc>
+        <w:tc>
+          <w:tcPr>
+            <w:tcW w:type="dxa" w:w="600"/>
+            <w:tcBorders>
+              <w:top w:val="single" w:color="D9D5C8" w:sz="4" w:space="0"/>
+              <w:left w:val="single" w:color="D9D5C8" w:sz="4" w:space="0"/>
+              <w:bottom w:val="single" w:color="D9D5C8" w:sz="4" w:space="0"/>
+              <w:right w:val="single" w:color="D9D5C8" w:sz="4" w:space="0"/>
+            </w:tcBorders>
+            <w:tcMar>
+              <w:top w:type="dxa" w:w="55"/>
+              <w:left w:type="dxa" w:w="110"/>
+              <w:bottom w:type="dxa" w:w="55"/>
+              <w:right w:type="dxa" w:w="110"/>
+            </w:tcMar>
+          </w:tcPr>
+          <w:p>
+            <w:pPr>
+              <w:spacing w:after="0"/>
+            </w:pPr>
+            <w:r>
+              <w:rPr>
+                <w:b w:val="false"/>
+                <w:bCs w:val="false"/>
+                <w:i w:val="false"/>
+                <w:iCs w:val="false"/>
+                <w:color w:val="1A1A1A"/>
+                <w:sz w:val="18"/>
+                <w:szCs w:val="18"/>
+                <w:rFonts w:ascii="Calibri" w:cs="Calibri" w:eastAsia="Calibri" w:hAnsi="Calibri"/>
+              </w:rPr>
+              <w:t xml:space="preserve">1.7</w:t>
+            </w:r>
+          </w:p>
+        </w:tc>
+        <w:tc>
+          <w:tcPr>
+            <w:tcW w:type="dxa" w:w="600"/>
+            <w:tcBorders>
+              <w:top w:val="single" w:color="D9D5C8" w:sz="4" w:space="0"/>
+              <w:left w:val="single" w:color="D9D5C8" w:sz="4" w:space="0"/>
+              <w:bottom w:val="single" w:color="D9D5C8" w:sz="4" w:space="0"/>
+              <w:right w:val="single" w:color="D9D5C8" w:sz="4" w:space="0"/>
+            </w:tcBorders>
+            <w:tcMar>
+              <w:top w:type="dxa" w:w="55"/>
+              <w:left w:type="dxa" w:w="110"/>
+              <w:bottom w:type="dxa" w:w="55"/>
+              <w:right w:type="dxa" w:w="110"/>
+            </w:tcMar>
+          </w:tcPr>
+          <w:p>
+            <w:pPr>
+              <w:spacing w:after="0"/>
+            </w:pPr>
+            <w:r>
+              <w:rPr>
+                <w:b w:val="false"/>
+                <w:bCs w:val="false"/>
+                <w:i w:val="false"/>
+                <w:iCs w:val="false"/>
+                <w:color w:val="1A1A1A"/>
+                <w:sz w:val="18"/>
+                <w:szCs w:val="18"/>
+                <w:rFonts w:ascii="Calibri" w:cs="Calibri" w:eastAsia="Calibri" w:hAnsi="Calibri"/>
+              </w:rPr>
+              <w:t xml:space="preserve">1</w:t>
+            </w:r>
+          </w:p>
+        </w:tc>
+        <w:tc>
+          <w:tcPr>
+            <w:tcW w:type="dxa" w:w="600"/>
+            <w:tcBorders>
+              <w:top w:val="single" w:color="D9D5C8" w:sz="4" w:space="0"/>
+              <w:left w:val="single" w:color="D9D5C8" w:sz="4" w:space="0"/>
+              <w:bottom w:val="single" w:color="D9D5C8" w:sz="4" w:space="0"/>
+              <w:right w:val="single" w:color="D9D5C8" w:sz="4" w:space="0"/>
+            </w:tcBorders>
+            <w:tcMar>
+              <w:top w:type="dxa" w:w="55"/>
+              <w:left w:type="dxa" w:w="110"/>
+              <w:bottom w:type="dxa" w:w="55"/>
+              <w:right w:type="dxa" w:w="110"/>
+            </w:tcMar>
+          </w:tcPr>
+          <w:p>
+            <w:pPr>
+              <w:spacing w:after="0"/>
+            </w:pPr>
+            <w:r>
+              <w:rPr>
+                <w:b w:val="false"/>
+                <w:bCs w:val="false"/>
+                <w:i w:val="false"/>
+                <w:iCs w:val="false"/>
+                <w:color w:val="1A1A1A"/>
+                <w:sz w:val="18"/>
+                <w:szCs w:val="18"/>
+                <w:rFonts w:ascii="Calibri" w:cs="Calibri" w:eastAsia="Calibri" w:hAnsi="Calibri"/>
+              </w:rPr>
+              <w:t xml:space="preserve">0.2</w:t>
+            </w:r>
+          </w:p>
+        </w:tc>
+        <w:tc>
+          <w:tcPr>
+            <w:tcW w:type="dxa" w:w="680"/>
+            <w:tcBorders>
+              <w:top w:val="single" w:color="D9D5C8" w:sz="4" w:space="0"/>
+              <w:left w:val="single" w:color="D9D5C8" w:sz="4" w:space="0"/>
+              <w:bottom w:val="single" w:color="D9D5C8" w:sz="4" w:space="0"/>
+              <w:right w:val="single" w:color="D9D5C8" w:sz="4" w:space="0"/>
+            </w:tcBorders>
+            <w:tcMar>
+              <w:top w:type="dxa" w:w="55"/>
+              <w:left w:type="dxa" w:w="110"/>
+              <w:bottom w:type="dxa" w:w="55"/>
+              <w:right w:type="dxa" w:w="110"/>
+            </w:tcMar>
+          </w:tcPr>
+          <w:p>
+            <w:pPr>
+              <w:spacing w:after="0"/>
+            </w:pPr>
+            <w:r>
+              <w:rPr>
+                <w:b w:val="false"/>
+                <w:bCs w:val="false"/>
+                <w:i w:val="false"/>
+                <w:iCs w:val="false"/>
+                <w:color w:val="1A1A1A"/>
+                <w:sz w:val="18"/>
+                <w:szCs w:val="18"/>
+                <w:rFonts w:ascii="Calibri" w:cs="Calibri" w:eastAsia="Calibri" w:hAnsi="Calibri"/>
+              </w:rPr>
+              <w:t xml:space="preserve">D2</w:t>
+            </w:r>
+          </w:p>
+        </w:tc>
+        <w:tc>
+          <w:tcPr>
+            <w:tcW w:type="dxa" w:w="720"/>
+            <w:tcBorders>
+              <w:top w:val="single" w:color="D9D5C8" w:sz="4" w:space="0"/>
+              <w:left w:val="single" w:color="D9D5C8" w:sz="4" w:space="0"/>
+              <w:bottom w:val="single" w:color="D9D5C8" w:sz="4" w:space="0"/>
+              <w:right w:val="single" w:color="D9D5C8" w:sz="4" w:space="0"/>
+            </w:tcBorders>
+            <w:tcMar>
+              <w:top w:type="dxa" w:w="55"/>
+              <w:left w:type="dxa" w:w="110"/>
+              <w:bottom w:type="dxa" w:w="55"/>
+              <w:right w:type="dxa" w:w="110"/>
+            </w:tcMar>
+          </w:tcPr>
+          <w:p>
+            <w:pPr>
+              <w:spacing w:after="0"/>
+            </w:pPr>
+            <w:r>
+              <w:rPr>
+                <w:b w:val="false"/>
+                <w:bCs w:val="false"/>
+                <w:i w:val="false"/>
+                <w:iCs w:val="false"/>
+                <w:color w:val="1A1A1A"/>
+                <w:sz w:val="18"/>
+                <w:szCs w:val="18"/>
+                <w:rFonts w:ascii="Calibri" w:cs="Calibri" w:eastAsia="Calibri" w:hAnsi="Calibri"/>
+              </w:rPr>
+              <w:t xml:space="preserve">Y</w:t>
+            </w:r>
+          </w:p>
+        </w:tc>
+        <w:tc>
+          <w:tcPr>
+            <w:tcW w:type="dxa" w:w="2568"/>
+            <w:tcBorders>
+              <w:top w:val="single" w:color="D9D5C8" w:sz="4" w:space="0"/>
+              <w:left w:val="single" w:color="D9D5C8" w:sz="4" w:space="0"/>
+              <w:bottom w:val="single" w:color="D9D5C8" w:sz="4" w:space="0"/>
+              <w:right w:val="single" w:color="D9D5C8" w:sz="4" w:space="0"/>
+            </w:tcBorders>
+            <w:tcMar>
+              <w:top w:type="dxa" w:w="55"/>
+              <w:left w:type="dxa" w:w="110"/>
+              <w:bottom w:type="dxa" w:w="55"/>
+              <w:right w:type="dxa" w:w="110"/>
+            </w:tcMar>
+          </w:tcPr>
+          <w:p>
+            <w:pPr>
+              <w:spacing w:after="0"/>
+            </w:pPr>
+            <w:r>
+              <w:rPr>
+                <w:b w:val="false"/>
+                <w:bCs w:val="false"/>
+                <w:i w:val="false"/>
+                <w:iCs w:val="false"/>
+                <w:color w:val="1A1A1A"/>
+                <w:sz w:val="18"/>
+                <w:szCs w:val="18"/>
+                <w:rFonts w:ascii="Calibri" w:cs="Calibri" w:eastAsia="Calibri" w:hAnsi="Calibri"/>
+              </w:rPr>
+              <w:t xml:space="preserve">A:MC B:NE C:MC</w:t>
+            </w:r>
+          </w:p>
+        </w:tc>
+      </w:tr>
+      <w:tr>
+        <w:tc>
+          <w:tcPr>
+            <w:tcW w:type="dxa" w:w="600"/>
+            <w:tcBorders>
+              <w:top w:val="single" w:color="D9D5C8" w:sz="4" w:space="0"/>
+              <w:left w:val="single" w:color="D9D5C8" w:sz="4" w:space="0"/>
+              <w:bottom w:val="single" w:color="D9D5C8" w:sz="4" w:space="0"/>
+              <w:right w:val="single" w:color="D9D5C8" w:sz="4" w:space="0"/>
+            </w:tcBorders>
+            <w:tcMar>
+              <w:top w:type="dxa" w:w="55"/>
+              <w:left w:type="dxa" w:w="110"/>
+              <w:bottom w:type="dxa" w:w="55"/>
+              <w:right w:type="dxa" w:w="110"/>
+            </w:tcMar>
+          </w:tcPr>
+          <w:p>
+            <w:pPr>
+              <w:spacing w:after="0"/>
+            </w:pPr>
+            <w:r>
+              <w:rPr>
+                <w:b w:val="false"/>
+                <w:bCs w:val="false"/>
+                <w:i w:val="false"/>
+                <w:iCs w:val="false"/>
+                <w:color w:val="1A1A1A"/>
+                <w:sz w:val="18"/>
+                <w:szCs w:val="18"/>
+                <w:rFonts w:ascii="Calibri" w:cs="Calibri" w:eastAsia="Calibri" w:hAnsi="Calibri"/>
+              </w:rPr>
+              <w:t xml:space="preserve">5</w:t>
+            </w:r>
+          </w:p>
+        </w:tc>
+        <w:tc>
+          <w:tcPr>
+            <w:tcW w:type="dxa" w:w="980"/>
+            <w:tcBorders>
+              <w:top w:val="single" w:color="D9D5C8" w:sz="4" w:space="0"/>
+              <w:left w:val="single" w:color="D9D5C8" w:sz="4" w:space="0"/>
+              <w:bottom w:val="single" w:color="D9D5C8" w:sz="4" w:space="0"/>
+              <w:right w:val="single" w:color="D9D5C8" w:sz="4" w:space="0"/>
+            </w:tcBorders>
+            <w:tcMar>
+              <w:top w:type="dxa" w:w="55"/>
+              <w:left w:type="dxa" w:w="110"/>
+              <w:bottom w:type="dxa" w:w="55"/>
+              <w:right w:type="dxa" w:w="110"/>
+            </w:tcMar>
+          </w:tcPr>
+          <w:p>
+            <w:pPr>
+              <w:spacing w:after="0"/>
+            </w:pPr>
+            <w:r>
+              <w:rPr>
+                <w:b w:val="false"/>
+                <w:bCs w:val="false"/>
+                <w:i w:val="false"/>
+                <w:iCs w:val="false"/>
+                <w:color w:val="1A1A1A"/>
+                <w:sz w:val="18"/>
+                <w:szCs w:val="18"/>
+                <w:rFonts w:ascii="Calibri" w:cs="Calibri" w:eastAsia="Calibri" w:hAnsi="Calibri"/>
+              </w:rPr>
+              <w:t xml:space="preserve">GC.27</w:t>
+            </w:r>
+          </w:p>
+        </w:tc>
+        <w:tc>
+          <w:tcPr>
+            <w:tcW w:type="dxa" w:w="700"/>
+            <w:tcBorders>
+              <w:top w:val="single" w:color="D9D5C8" w:sz="4" w:space="0"/>
+              <w:left w:val="single" w:color="D9D5C8" w:sz="4" w:space="0"/>
+              <w:bottom w:val="single" w:color="D9D5C8" w:sz="4" w:space="0"/>
+              <w:right w:val="single" w:color="D9D5C8" w:sz="4" w:space="0"/>
+            </w:tcBorders>
+            <w:tcMar>
+              <w:top w:type="dxa" w:w="55"/>
+              <w:left w:type="dxa" w:w="110"/>
+              <w:bottom w:type="dxa" w:w="55"/>
+              <w:right w:type="dxa" w:w="110"/>
+            </w:tcMar>
+          </w:tcPr>
+          <w:p>
+            <w:pPr>
+              <w:spacing w:after="0"/>
+            </w:pPr>
+            <w:r>
+              <w:rPr>
+                <w:b w:val="false"/>
+                <w:bCs w:val="false"/>
+                <w:i w:val="false"/>
+                <w:iCs w:val="false"/>
+                <w:color w:val="1A1A1A"/>
+                <w:sz w:val="18"/>
+                <w:szCs w:val="18"/>
+                <w:rFonts w:ascii="Calibri" w:cs="Calibri" w:eastAsia="Calibri" w:hAnsi="Calibri"/>
+              </w:rPr>
+              <w:t xml:space="preserve">2</w:t>
+            </w:r>
+          </w:p>
+        </w:tc>
+        <w:tc>
+          <w:tcPr>
+            <w:tcW w:type="dxa" w:w="1560"/>
+            <w:tcBorders>
+              <w:top w:val="single" w:color="D9D5C8" w:sz="4" w:space="0"/>
+              <w:left w:val="single" w:color="D9D5C8" w:sz="4" w:space="0"/>
+              <w:bottom w:val="single" w:color="D9D5C8" w:sz="4" w:space="0"/>
+              <w:right w:val="single" w:color="D9D5C8" w:sz="4" w:space="0"/>
+            </w:tcBorders>
+            <w:tcMar>
+              <w:top w:type="dxa" w:w="55"/>
+              <w:left w:type="dxa" w:w="110"/>
+              <w:bottom w:type="dxa" w:w="55"/>
+              <w:right w:type="dxa" w:w="110"/>
+            </w:tcMar>
+          </w:tcPr>
+          <w:p>
+            <w:pPr>
+              <w:spacing w:after="0"/>
+            </w:pPr>
+            <w:r>
+              <w:rPr>
+                <w:b w:val="false"/>
+                <w:bCs w:val="false"/>
+                <w:i w:val="false"/>
+                <w:iCs w:val="false"/>
+                <w:color w:val="1A1A1A"/>
+                <w:sz w:val="18"/>
+                <w:szCs w:val="18"/>
+                <w:rFonts w:ascii="Calibri" w:cs="Calibri" w:eastAsia="Calibri" w:hAnsi="Calibri"/>
+              </w:rPr>
+              <w:t xml:space="preserve">Understand × DOK 2</w:t>
+            </w:r>
+          </w:p>
+        </w:tc>
+        <w:tc>
+          <w:tcPr>
+            <w:tcW w:type="dxa" w:w="600"/>
+            <w:tcBorders>
+              <w:top w:val="single" w:color="D9D5C8" w:sz="4" w:space="0"/>
+              <w:left w:val="single" w:color="D9D5C8" w:sz="4" w:space="0"/>
+              <w:bottom w:val="single" w:color="D9D5C8" w:sz="4" w:space="0"/>
+              <w:right w:val="single" w:color="D9D5C8" w:sz="4" w:space="0"/>
+            </w:tcBorders>
+            <w:tcMar>
+              <w:top w:type="dxa" w:w="55"/>
+              <w:left w:type="dxa" w:w="110"/>
+              <w:bottom w:type="dxa" w:w="55"/>
+              <w:right w:type="dxa" w:w="110"/>
+            </w:tcMar>
+          </w:tcPr>
+          <w:p>
+            <w:pPr>
+              <w:spacing w:after="0"/>
+            </w:pPr>
+            <w:r>
+              <w:rPr>
+                <w:b w:val="false"/>
+                <w:bCs w:val="false"/>
+                <w:i w:val="false"/>
+                <w:iCs w:val="false"/>
+                <w:color w:val="1A1A1A"/>
+                <w:sz w:val="18"/>
+                <w:szCs w:val="18"/>
+                <w:rFonts w:ascii="Calibri" w:cs="Calibri" w:eastAsia="Calibri" w:hAnsi="Calibri"/>
+              </w:rPr>
+              <w:t xml:space="preserve">1.2</w:t>
+            </w:r>
+          </w:p>
+        </w:tc>
+        <w:tc>
+          <w:tcPr>
+            <w:tcW w:type="dxa" w:w="600"/>
+            <w:tcBorders>
+              <w:top w:val="single" w:color="D9D5C8" w:sz="4" w:space="0"/>
+              <w:left w:val="single" w:color="D9D5C8" w:sz="4" w:space="0"/>
+              <w:bottom w:val="single" w:color="D9D5C8" w:sz="4" w:space="0"/>
+              <w:right w:val="single" w:color="D9D5C8" w:sz="4" w:space="0"/>
+            </w:tcBorders>
+            <w:tcMar>
+              <w:top w:type="dxa" w:w="55"/>
+              <w:left w:type="dxa" w:w="110"/>
+              <w:bottom w:type="dxa" w:w="55"/>
+              <w:right w:type="dxa" w:w="110"/>
+            </w:tcMar>
+          </w:tcPr>
+          <w:p>
+            <w:pPr>
+              <w:spacing w:after="0"/>
+            </w:pPr>
+            <w:r>
+              <w:rPr>
+                <w:b w:val="false"/>
+                <w:bCs w:val="false"/>
+                <w:i w:val="false"/>
+                <w:iCs w:val="false"/>
+                <w:color w:val="1A1A1A"/>
+                <w:sz w:val="18"/>
+                <w:szCs w:val="18"/>
+                <w:rFonts w:ascii="Calibri" w:cs="Calibri" w:eastAsia="Calibri" w:hAnsi="Calibri"/>
+              </w:rPr>
+              <w:t xml:space="preserve">0.1</w:t>
+            </w:r>
+          </w:p>
+        </w:tc>
+        <w:tc>
+          <w:tcPr>
+            <w:tcW w:type="dxa" w:w="600"/>
+            <w:tcBorders>
+              <w:top w:val="single" w:color="D9D5C8" w:sz="4" w:space="0"/>
+              <w:left w:val="single" w:color="D9D5C8" w:sz="4" w:space="0"/>
+              <w:bottom w:val="single" w:color="D9D5C8" w:sz="4" w:space="0"/>
+              <w:right w:val="single" w:color="D9D5C8" w:sz="4" w:space="0"/>
+            </w:tcBorders>
+            <w:tcMar>
+              <w:top w:type="dxa" w:w="55"/>
+              <w:left w:type="dxa" w:w="110"/>
+              <w:bottom w:type="dxa" w:w="55"/>
+              <w:right w:type="dxa" w:w="110"/>
+            </w:tcMar>
+          </w:tcPr>
+          <w:p>
+            <w:pPr>
+              <w:spacing w:after="0"/>
+            </w:pPr>
+            <w:r>
+              <w:rPr>
+                <w:b w:val="false"/>
+                <w:bCs w:val="false"/>
+                <w:i w:val="false"/>
+                <w:iCs w:val="false"/>
+                <w:color w:val="1A1A1A"/>
+                <w:sz w:val="18"/>
+                <w:szCs w:val="18"/>
+                <w:rFonts w:ascii="Calibri" w:cs="Calibri" w:eastAsia="Calibri" w:hAnsi="Calibri"/>
+              </w:rPr>
+              <w:t xml:space="preserve">0.2</w:t>
+            </w:r>
+          </w:p>
+        </w:tc>
+        <w:tc>
+          <w:tcPr>
+            <w:tcW w:type="dxa" w:w="680"/>
+            <w:tcBorders>
+              <w:top w:val="single" w:color="D9D5C8" w:sz="4" w:space="0"/>
+              <w:left w:val="single" w:color="D9D5C8" w:sz="4" w:space="0"/>
+              <w:bottom w:val="single" w:color="D9D5C8" w:sz="4" w:space="0"/>
+              <w:right w:val="single" w:color="D9D5C8" w:sz="4" w:space="0"/>
+            </w:tcBorders>
+            <w:tcMar>
+              <w:top w:type="dxa" w:w="55"/>
+              <w:left w:type="dxa" w:w="110"/>
+              <w:bottom w:type="dxa" w:w="55"/>
+              <w:right w:type="dxa" w:w="110"/>
+            </w:tcMar>
+          </w:tcPr>
+          <w:p>
+            <w:pPr>
+              <w:spacing w:after="0"/>
+            </w:pPr>
+            <w:r>
+              <w:rPr>
+                <w:b w:val="false"/>
+                <w:bCs w:val="false"/>
+                <w:i w:val="false"/>
+                <w:iCs w:val="false"/>
+                <w:color w:val="1A1A1A"/>
+                <w:sz w:val="18"/>
+                <w:szCs w:val="18"/>
+                <w:rFonts w:ascii="Calibri" w:cs="Calibri" w:eastAsia="Calibri" w:hAnsi="Calibri"/>
+              </w:rPr>
+              <w:t xml:space="preserve">D2</w:t>
+            </w:r>
+          </w:p>
+        </w:tc>
+        <w:tc>
+          <w:tcPr>
+            <w:tcW w:type="dxa" w:w="720"/>
+            <w:tcBorders>
+              <w:top w:val="single" w:color="D9D5C8" w:sz="4" w:space="0"/>
+              <w:left w:val="single" w:color="D9D5C8" w:sz="4" w:space="0"/>
+              <w:bottom w:val="single" w:color="D9D5C8" w:sz="4" w:space="0"/>
+              <w:right w:val="single" w:color="D9D5C8" w:sz="4" w:space="0"/>
+            </w:tcBorders>
+            <w:tcMar>
+              <w:top w:type="dxa" w:w="55"/>
+              <w:left w:type="dxa" w:w="110"/>
+              <w:bottom w:type="dxa" w:w="55"/>
+              <w:right w:type="dxa" w:w="110"/>
+            </w:tcMar>
+          </w:tcPr>
+          <w:p>
+            <w:pPr>
+              <w:spacing w:after="0"/>
+            </w:pPr>
+            <w:r>
+              <w:rPr>
+                <w:b w:val="false"/>
+                <w:bCs w:val="false"/>
+                <w:i w:val="false"/>
+                <w:iCs w:val="false"/>
+                <w:color w:val="1A1A1A"/>
+                <w:sz w:val="18"/>
+                <w:szCs w:val="18"/>
+                <w:rFonts w:ascii="Calibri" w:cs="Calibri" w:eastAsia="Calibri" w:hAnsi="Calibri"/>
+              </w:rPr>
+              <w:t xml:space="preserve">Y</w:t>
+            </w:r>
+          </w:p>
+        </w:tc>
+        <w:tc>
+          <w:tcPr>
+            <w:tcW w:type="dxa" w:w="2568"/>
+            <w:tcBorders>
+              <w:top w:val="single" w:color="D9D5C8" w:sz="4" w:space="0"/>
+              <w:left w:val="single" w:color="D9D5C8" w:sz="4" w:space="0"/>
+              <w:bottom w:val="single" w:color="D9D5C8" w:sz="4" w:space="0"/>
+              <w:right w:val="single" w:color="D9D5C8" w:sz="4" w:space="0"/>
+            </w:tcBorders>
+            <w:tcMar>
+              <w:top w:type="dxa" w:w="55"/>
+              <w:left w:type="dxa" w:w="110"/>
+              <w:bottom w:type="dxa" w:w="55"/>
+              <w:right w:type="dxa" w:w="110"/>
+            </w:tcMar>
+          </w:tcPr>
+          <w:p>
+            <w:pPr>
+              <w:spacing w:after="0"/>
+            </w:pPr>
+            <w:r>
+              <w:rPr>
+                <w:b w:val="false"/>
+                <w:bCs w:val="false"/>
+                <w:i w:val="false"/>
+                <w:iCs w:val="false"/>
+                <w:color w:val="1A1A1A"/>
+                <w:sz w:val="18"/>
+                <w:szCs w:val="18"/>
+                <w:rFonts w:ascii="Calibri" w:cs="Calibri" w:eastAsia="Calibri" w:hAnsi="Calibri"/>
+              </w:rPr>
+              <w:t xml:space="preserve">B:PK C:PK D:PK</w:t>
+            </w:r>
+          </w:p>
+        </w:tc>
+      </w:tr>
+    </w:tbl>
+    <w:p>
+      <w:pPr>
+        <w:pStyle w:val="Heading2"/>
+        <w:keepNext/>
+        <w:spacing w:before="150" w:after="90"/>
+      </w:pPr>
+      <w:r>
+        <w:rPr>
+          <w:b/>
+          <w:bCs/>
+          <w:i w:val="false"/>
+          <w:iCs w:val="false"/>
+          <w:color w:val="1B2A4A"/>
+          <w:sz w:val="28"/>
+          <w:szCs w:val="28"/>
+          <w:rFonts w:ascii="Calibri" w:cs="Calibri" w:eastAsia="Calibri" w:hAnsi="Calibri"/>
+        </w:rPr>
+        <w:t xml:space="preserve">Form B — item psychometrics</w:t>
+      </w:r>
+    </w:p>
+    <w:tbl>
+      <w:tblPr>
+        <w:tblW w:type="dxa" w:w="9648"/>
+        <w:tblBorders>
+          <w:top w:val="single" w:color="auto" w:sz="4"/>
+          <w:left w:val="single" w:color="auto" w:sz="4"/>
+          <w:bottom w:val="single" w:color="auto" w:sz="4"/>
+          <w:right w:val="single" w:color="auto" w:sz="4"/>
+          <w:insideH w:val="single" w:color="auto" w:sz="4"/>
+          <w:insideV w:val="single" w:color="auto" w:sz="4"/>
+        </w:tblBorders>
+      </w:tblPr>
+      <w:tblGrid>
+        <w:gridCol w:w="600"/>
+        <w:gridCol w:w="980"/>
+        <w:gridCol w:w="700"/>
+        <w:gridCol w:w="1560"/>
+        <w:gridCol w:w="600"/>
+        <w:gridCol w:w="600"/>
+        <w:gridCol w:w="600"/>
+        <w:gridCol w:w="680"/>
+        <w:gridCol w:w="720"/>
+        <w:gridCol w:w="2568"/>
+      </w:tblGrid>
+      <w:tr>
+        <w:trPr>
+          <w:tblHeader/>
+        </w:trPr>
+        <w:tc>
+          <w:tcPr>
+            <w:tcW w:type="dxa" w:w="600"/>
+            <w:tcBorders>
+              <w:top w:val="single" w:color="D9D5C8" w:sz="4" w:space="0"/>
+              <w:left w:val="single" w:color="D9D5C8" w:sz="4" w:space="0"/>
+              <w:bottom w:val="single" w:color="D9D5C8" w:sz="4" w:space="0"/>
+              <w:right w:val="single" w:color="D9D5C8" w:sz="4" w:space="0"/>
+            </w:tcBorders>
+            <w:shd w:fill="1B2A4A" w:color="auto" w:val="clear"/>
+            <w:tcMar>
+              <w:top w:type="dxa" w:w="55"/>
+              <w:left w:type="dxa" w:w="110"/>
+              <w:bottom w:type="dxa" w:w="55"/>
+              <w:right w:type="dxa" w:w="110"/>
+            </w:tcMar>
+          </w:tcPr>
+          <w:p>
+            <w:pPr>
+              <w:spacing w:after="0"/>
+            </w:pPr>
+            <w:r>
+              <w:rPr>
+                <w:b/>
+                <w:bCs/>
+                <w:i w:val="false"/>
+                <w:iCs w:val="false"/>
+                <w:color w:val="FFFFFF"/>
+                <w:sz w:val="18"/>
+                <w:szCs w:val="18"/>
+                <w:rFonts w:ascii="Calibri" w:cs="Calibri" w:eastAsia="Calibri" w:hAnsi="Calibri"/>
+              </w:rPr>
+              <w:t xml:space="preserve">Item</w:t>
+            </w:r>
+          </w:p>
+        </w:tc>
+        <w:tc>
+          <w:tcPr>
+            <w:tcW w:type="dxa" w:w="980"/>
+            <w:tcBorders>
+              <w:top w:val="single" w:color="D9D5C8" w:sz="4" w:space="0"/>
+              <w:left w:val="single" w:color="D9D5C8" w:sz="4" w:space="0"/>
+              <w:bottom w:val="single" w:color="D9D5C8" w:sz="4" w:space="0"/>
+              <w:right w:val="single" w:color="D9D5C8" w:sz="4" w:space="0"/>
+            </w:tcBorders>
+            <w:shd w:fill="1B2A4A" w:color="auto" w:val="clear"/>
+            <w:tcMar>
+              <w:top w:type="dxa" w:w="55"/>
+              <w:left w:type="dxa" w:w="110"/>
+              <w:bottom w:type="dxa" w:w="55"/>
+              <w:right w:type="dxa" w:w="110"/>
+            </w:tcMar>
+          </w:tcPr>
+          <w:p>
+            <w:pPr>
+              <w:spacing w:after="0"/>
+            </w:pPr>
+            <w:r>
+              <w:rPr>
+                <w:b/>
+                <w:bCs/>
+                <w:i w:val="false"/>
+                <w:iCs w:val="false"/>
+                <w:color w:val="FFFFFF"/>
+                <w:sz w:val="18"/>
+                <w:szCs w:val="18"/>
+                <w:rFonts w:ascii="Calibri" w:cs="Calibri" w:eastAsia="Calibri" w:hAnsi="Calibri"/>
+              </w:rPr>
+              <w:t xml:space="preserve">Std</w:t>
+            </w:r>
+          </w:p>
+        </w:tc>
+        <w:tc>
+          <w:tcPr>
+            <w:tcW w:type="dxa" w:w="700"/>
+            <w:tcBorders>
+              <w:top w:val="single" w:color="D9D5C8" w:sz="4" w:space="0"/>
+              <w:left w:val="single" w:color="D9D5C8" w:sz="4" w:space="0"/>
+              <w:bottom w:val="single" w:color="D9D5C8" w:sz="4" w:space="0"/>
+              <w:right w:val="single" w:color="D9D5C8" w:sz="4" w:space="0"/>
+            </w:tcBorders>
+            <w:shd w:fill="1B2A4A" w:color="auto" w:val="clear"/>
+            <w:tcMar>
+              <w:top w:type="dxa" w:w="55"/>
+              <w:left w:type="dxa" w:w="110"/>
+              <w:bottom w:type="dxa" w:w="55"/>
+              <w:right w:type="dxa" w:w="110"/>
+            </w:tcMar>
+          </w:tcPr>
+          <w:p>
+            <w:pPr>
+              <w:spacing w:after="0"/>
+            </w:pPr>
+            <w:r>
+              <w:rPr>
+                <w:b/>
+                <w:bCs/>
+                <w:i w:val="false"/>
+                <w:iCs w:val="false"/>
+                <w:color w:val="FFFFFF"/>
+                <w:sz w:val="18"/>
+                <w:szCs w:val="18"/>
+                <w:rFonts w:ascii="Calibri" w:cs="Calibri" w:eastAsia="Calibri" w:hAnsi="Calibri"/>
+              </w:rPr>
+              <w:t xml:space="preserve">DOK</w:t>
+            </w:r>
+          </w:p>
+        </w:tc>
+        <w:tc>
+          <w:tcPr>
+            <w:tcW w:type="dxa" w:w="1560"/>
+            <w:tcBorders>
+              <w:top w:val="single" w:color="D9D5C8" w:sz="4" w:space="0"/>
+              <w:left w:val="single" w:color="D9D5C8" w:sz="4" w:space="0"/>
+              <w:bottom w:val="single" w:color="D9D5C8" w:sz="4" w:space="0"/>
+              <w:right w:val="single" w:color="D9D5C8" w:sz="4" w:space="0"/>
+            </w:tcBorders>
+            <w:shd w:fill="1B2A4A" w:color="auto" w:val="clear"/>
+            <w:tcMar>
+              <w:top w:type="dxa" w:w="55"/>
+              <w:left w:type="dxa" w:w="110"/>
+              <w:bottom w:type="dxa" w:w="55"/>
+              <w:right w:type="dxa" w:w="110"/>
+            </w:tcMar>
+          </w:tcPr>
+          <w:p>
+            <w:pPr>
+              <w:spacing w:after="0"/>
+            </w:pPr>
+            <w:r>
+              <w:rPr>
+                <w:b/>
+                <w:bCs/>
+                <w:i w:val="false"/>
+                <w:iCs w:val="false"/>
+                <w:color w:val="FFFFFF"/>
+                <w:sz w:val="18"/>
+                <w:szCs w:val="18"/>
+                <w:rFonts w:ascii="Calibri" w:cs="Calibri" w:eastAsia="Calibri" w:hAnsi="Calibri"/>
+              </w:rPr>
+              <w:t xml:space="preserve">Bloom’s (Hess cell)</w:t>
+            </w:r>
+          </w:p>
+        </w:tc>
+        <w:tc>
+          <w:tcPr>
+            <w:tcW w:type="dxa" w:w="600"/>
+            <w:tcBorders>
+              <w:top w:val="single" w:color="D9D5C8" w:sz="4" w:space="0"/>
+              <w:left w:val="single" w:color="D9D5C8" w:sz="4" w:space="0"/>
+              <w:bottom w:val="single" w:color="D9D5C8" w:sz="4" w:space="0"/>
+              <w:right w:val="single" w:color="D9D5C8" w:sz="4" w:space="0"/>
+            </w:tcBorders>
+            <w:shd w:fill="1B2A4A" w:color="auto" w:val="clear"/>
+            <w:tcMar>
+              <w:top w:type="dxa" w:w="55"/>
+              <w:left w:type="dxa" w:w="110"/>
+              <w:bottom w:type="dxa" w:w="55"/>
+              <w:right w:type="dxa" w:w="110"/>
+            </w:tcMar>
+          </w:tcPr>
+          <w:p>
+            <w:pPr>
+              <w:spacing w:after="0"/>
+            </w:pPr>
+            <w:r>
+              <w:rPr>
+                <w:b/>
+                <w:bCs/>
+                <w:i w:val="false"/>
+                <w:iCs w:val="false"/>
+                <w:color w:val="FFFFFF"/>
+                <w:sz w:val="18"/>
+                <w:szCs w:val="18"/>
+                <w:rFonts w:ascii="Calibri" w:cs="Calibri" w:eastAsia="Calibri" w:hAnsi="Calibri"/>
+              </w:rPr>
+              <w:t xml:space="preserve">a</w:t>
+            </w:r>
+          </w:p>
+        </w:tc>
+        <w:tc>
+          <w:tcPr>
+            <w:tcW w:type="dxa" w:w="600"/>
+            <w:tcBorders>
+              <w:top w:val="single" w:color="D9D5C8" w:sz="4" w:space="0"/>
+              <w:left w:val="single" w:color="D9D5C8" w:sz="4" w:space="0"/>
+              <w:bottom w:val="single" w:color="D9D5C8" w:sz="4" w:space="0"/>
+              <w:right w:val="single" w:color="D9D5C8" w:sz="4" w:space="0"/>
+            </w:tcBorders>
+            <w:shd w:fill="1B2A4A" w:color="auto" w:val="clear"/>
+            <w:tcMar>
+              <w:top w:type="dxa" w:w="55"/>
+              <w:left w:type="dxa" w:w="110"/>
+              <w:bottom w:type="dxa" w:w="55"/>
+              <w:right w:type="dxa" w:w="110"/>
+            </w:tcMar>
+          </w:tcPr>
+          <w:p>
+            <w:pPr>
+              <w:spacing w:after="0"/>
+            </w:pPr>
+            <w:r>
+              <w:rPr>
+                <w:b/>
+                <w:bCs/>
+                <w:i w:val="false"/>
+                <w:iCs w:val="false"/>
+                <w:color w:val="FFFFFF"/>
+                <w:sz w:val="18"/>
+                <w:szCs w:val="18"/>
+                <w:rFonts w:ascii="Calibri" w:cs="Calibri" w:eastAsia="Calibri" w:hAnsi="Calibri"/>
+              </w:rPr>
+              <w:t xml:space="preserve">b</w:t>
+            </w:r>
+          </w:p>
+        </w:tc>
+        <w:tc>
+          <w:tcPr>
+            <w:tcW w:type="dxa" w:w="600"/>
+            <w:tcBorders>
+              <w:top w:val="single" w:color="D9D5C8" w:sz="4" w:space="0"/>
+              <w:left w:val="single" w:color="D9D5C8" w:sz="4" w:space="0"/>
+              <w:bottom w:val="single" w:color="D9D5C8" w:sz="4" w:space="0"/>
+              <w:right w:val="single" w:color="D9D5C8" w:sz="4" w:space="0"/>
+            </w:tcBorders>
+            <w:shd w:fill="1B2A4A" w:color="auto" w:val="clear"/>
+            <w:tcMar>
+              <w:top w:type="dxa" w:w="55"/>
+              <w:left w:type="dxa" w:w="110"/>
+              <w:bottom w:type="dxa" w:w="55"/>
+              <w:right w:type="dxa" w:w="110"/>
+            </w:tcMar>
+          </w:tcPr>
+          <w:p>
+            <w:pPr>
+              <w:spacing w:after="0"/>
+            </w:pPr>
+            <w:r>
+              <w:rPr>
+                <w:b/>
+                <w:bCs/>
+                <w:i w:val="false"/>
+                <w:iCs w:val="false"/>
+                <w:color w:val="FFFFFF"/>
+                <w:sz w:val="18"/>
+                <w:szCs w:val="18"/>
+                <w:rFonts w:ascii="Calibri" w:cs="Calibri" w:eastAsia="Calibri" w:hAnsi="Calibri"/>
+              </w:rPr>
+              <w:t xml:space="preserve">c</w:t>
+            </w:r>
+          </w:p>
+        </w:tc>
+        <w:tc>
+          <w:tcPr>
+            <w:tcW w:type="dxa" w:w="680"/>
+            <w:tcBorders>
+              <w:top w:val="single" w:color="D9D5C8" w:sz="4" w:space="0"/>
+              <w:left w:val="single" w:color="D9D5C8" w:sz="4" w:space="0"/>
+              <w:bottom w:val="single" w:color="D9D5C8" w:sz="4" w:space="0"/>
+              <w:right w:val="single" w:color="D9D5C8" w:sz="4" w:space="0"/>
+            </w:tcBorders>
+            <w:shd w:fill="1B2A4A" w:color="auto" w:val="clear"/>
+            <w:tcMar>
+              <w:top w:type="dxa" w:w="55"/>
+              <w:left w:type="dxa" w:w="110"/>
+              <w:bottom w:type="dxa" w:w="55"/>
+              <w:right w:type="dxa" w:w="110"/>
+            </w:tcMar>
+          </w:tcPr>
+          <w:p>
+            <w:pPr>
+              <w:spacing w:after="0"/>
+            </w:pPr>
+            <w:r>
+              <w:rPr>
+                <w:b/>
+                <w:bCs/>
+                <w:i w:val="false"/>
+                <w:iCs w:val="false"/>
+                <w:color w:val="FFFFFF"/>
+                <w:sz w:val="18"/>
+                <w:szCs w:val="18"/>
+                <w:rFonts w:ascii="Calibri" w:cs="Calibri" w:eastAsia="Calibri" w:hAnsi="Calibri"/>
+              </w:rPr>
+              <w:t xml:space="preserve">C3</w:t>
+            </w:r>
+          </w:p>
+        </w:tc>
+        <w:tc>
+          <w:tcPr>
+            <w:tcW w:type="dxa" w:w="720"/>
+            <w:tcBorders>
+              <w:top w:val="single" w:color="D9D5C8" w:sz="4" w:space="0"/>
+              <w:left w:val="single" w:color="D9D5C8" w:sz="4" w:space="0"/>
+              <w:bottom w:val="single" w:color="D9D5C8" w:sz="4" w:space="0"/>
+              <w:right w:val="single" w:color="D9D5C8" w:sz="4" w:space="0"/>
+            </w:tcBorders>
+            <w:shd w:fill="1B2A4A" w:color="auto" w:val="clear"/>
+            <w:tcMar>
+              <w:top w:type="dxa" w:w="55"/>
+              <w:left w:type="dxa" w:w="110"/>
+              <w:bottom w:type="dxa" w:w="55"/>
+              <w:right w:type="dxa" w:w="110"/>
+            </w:tcMar>
+          </w:tcPr>
+          <w:p>
+            <w:pPr>
+              <w:spacing w:after="0"/>
+            </w:pPr>
+            <w:r>
+              <w:rPr>
+                <w:b/>
+                <w:bCs/>
+                <w:i w:val="false"/>
+                <w:iCs w:val="false"/>
+                <w:color w:val="FFFFFF"/>
+                <w:sz w:val="18"/>
+                <w:szCs w:val="18"/>
+                <w:rFonts w:ascii="Calibri" w:cs="Calibri" w:eastAsia="Calibri" w:hAnsi="Calibri"/>
+              </w:rPr>
+              <w:t xml:space="preserve">FT?</w:t>
+            </w:r>
+          </w:p>
+        </w:tc>
+        <w:tc>
+          <w:tcPr>
+            <w:tcW w:type="dxa" w:w="2568"/>
+            <w:tcBorders>
+              <w:top w:val="single" w:color="D9D5C8" w:sz="4" w:space="0"/>
+              <w:left w:val="single" w:color="D9D5C8" w:sz="4" w:space="0"/>
+              <w:bottom w:val="single" w:color="D9D5C8" w:sz="4" w:space="0"/>
+              <w:right w:val="single" w:color="D9D5C8" w:sz="4" w:space="0"/>
+            </w:tcBorders>
+            <w:shd w:fill="1B2A4A" w:color="auto" w:val="clear"/>
+            <w:tcMar>
+              <w:top w:type="dxa" w:w="55"/>
+              <w:left w:type="dxa" w:w="110"/>
+              <w:bottom w:type="dxa" w:w="55"/>
+              <w:right w:type="dxa" w:w="110"/>
+            </w:tcMar>
+          </w:tcPr>
+          <w:p>
+            <w:pPr>
+              <w:spacing w:after="0"/>
+            </w:pPr>
+            <w:r>
+              <w:rPr>
+                <w:b/>
+                <w:bCs/>
+                <w:i w:val="false"/>
+                <w:iCs w:val="false"/>
+                <w:color w:val="FFFFFF"/>
+                <w:sz w:val="18"/>
+                <w:szCs w:val="18"/>
+                <w:rFonts w:ascii="Calibri" w:cs="Calibri" w:eastAsia="Calibri" w:hAnsi="Calibri"/>
+              </w:rPr>
+              <w:t xml:space="preserve">Distractor codes</w:t>
+            </w:r>
+          </w:p>
+        </w:tc>
+      </w:tr>
+      <w:tr>
+        <w:tc>
+          <w:tcPr>
+            <w:tcW w:type="dxa" w:w="600"/>
+            <w:tcBorders>
+              <w:top w:val="single" w:color="D9D5C8" w:sz="4" w:space="0"/>
+              <w:left w:val="single" w:color="D9D5C8" w:sz="4" w:space="0"/>
+              <w:bottom w:val="single" w:color="D9D5C8" w:sz="4" w:space="0"/>
+              <w:right w:val="single" w:color="D9D5C8" w:sz="4" w:space="0"/>
+            </w:tcBorders>
+            <w:tcMar>
+              <w:top w:type="dxa" w:w="55"/>
+              <w:left w:type="dxa" w:w="110"/>
+              <w:bottom w:type="dxa" w:w="55"/>
+              <w:right w:type="dxa" w:w="110"/>
+            </w:tcMar>
+          </w:tcPr>
+          <w:p>
+            <w:pPr>
+              <w:spacing w:after="0"/>
+            </w:pPr>
+            <w:r>
+              <w:rPr>
+                <w:b w:val="false"/>
+                <w:bCs w:val="false"/>
+                <w:i w:val="false"/>
+                <w:iCs w:val="false"/>
+                <w:color w:val="1A1A1A"/>
+                <w:sz w:val="18"/>
+                <w:szCs w:val="18"/>
+                <w:rFonts w:ascii="Calibri" w:cs="Calibri" w:eastAsia="Calibri" w:hAnsi="Calibri"/>
+              </w:rPr>
+              <w:t xml:space="preserve">1</w:t>
+            </w:r>
+          </w:p>
+        </w:tc>
+        <w:tc>
+          <w:tcPr>
+            <w:tcW w:type="dxa" w:w="980"/>
+            <w:tcBorders>
+              <w:top w:val="single" w:color="D9D5C8" w:sz="4" w:space="0"/>
+              <w:left w:val="single" w:color="D9D5C8" w:sz="4" w:space="0"/>
+              <w:bottom w:val="single" w:color="D9D5C8" w:sz="4" w:space="0"/>
+              <w:right w:val="single" w:color="D9D5C8" w:sz="4" w:space="0"/>
+            </w:tcBorders>
+            <w:tcMar>
+              <w:top w:type="dxa" w:w="55"/>
+              <w:left w:type="dxa" w:w="110"/>
+              <w:bottom w:type="dxa" w:w="55"/>
+              <w:right w:type="dxa" w:w="110"/>
+            </w:tcMar>
+          </w:tcPr>
+          <w:p>
+            <w:pPr>
+              <w:spacing w:after="0"/>
+            </w:pPr>
+            <w:r>
+              <w:rPr>
+                <w:b w:val="false"/>
+                <w:bCs w:val="false"/>
+                <w:i w:val="false"/>
+                <w:iCs w:val="false"/>
+                <w:color w:val="1A1A1A"/>
+                <w:sz w:val="18"/>
+                <w:szCs w:val="18"/>
+                <w:rFonts w:ascii="Calibri" w:cs="Calibri" w:eastAsia="Calibri" w:hAnsi="Calibri"/>
+              </w:rPr>
+              <w:t xml:space="preserve">GC.23</w:t>
+            </w:r>
+          </w:p>
+        </w:tc>
+        <w:tc>
+          <w:tcPr>
+            <w:tcW w:type="dxa" w:w="700"/>
+            <w:tcBorders>
+              <w:top w:val="single" w:color="D9D5C8" w:sz="4" w:space="0"/>
+              <w:left w:val="single" w:color="D9D5C8" w:sz="4" w:space="0"/>
+              <w:bottom w:val="single" w:color="D9D5C8" w:sz="4" w:space="0"/>
+              <w:right w:val="single" w:color="D9D5C8" w:sz="4" w:space="0"/>
+            </w:tcBorders>
+            <w:tcMar>
+              <w:top w:type="dxa" w:w="55"/>
+              <w:left w:type="dxa" w:w="110"/>
+              <w:bottom w:type="dxa" w:w="55"/>
+              <w:right w:type="dxa" w:w="110"/>
+            </w:tcMar>
+          </w:tcPr>
+          <w:p>
+            <w:pPr>
+              <w:spacing w:after="0"/>
+            </w:pPr>
+            <w:r>
+              <w:rPr>
+                <w:b w:val="false"/>
+                <w:bCs w:val="false"/>
+                <w:i w:val="false"/>
+                <w:iCs w:val="false"/>
+                <w:color w:val="1A1A1A"/>
+                <w:sz w:val="18"/>
+                <w:szCs w:val="18"/>
+                <w:rFonts w:ascii="Calibri" w:cs="Calibri" w:eastAsia="Calibri" w:hAnsi="Calibri"/>
+              </w:rPr>
+              <w:t xml:space="preserve">2</w:t>
+            </w:r>
+          </w:p>
+        </w:tc>
+        <w:tc>
+          <w:tcPr>
+            <w:tcW w:type="dxa" w:w="1560"/>
+            <w:tcBorders>
+              <w:top w:val="single" w:color="D9D5C8" w:sz="4" w:space="0"/>
+              <w:left w:val="single" w:color="D9D5C8" w:sz="4" w:space="0"/>
+              <w:bottom w:val="single" w:color="D9D5C8" w:sz="4" w:space="0"/>
+              <w:right w:val="single" w:color="D9D5C8" w:sz="4" w:space="0"/>
+            </w:tcBorders>
+            <w:tcMar>
+              <w:top w:type="dxa" w:w="55"/>
+              <w:left w:type="dxa" w:w="110"/>
+              <w:bottom w:type="dxa" w:w="55"/>
+              <w:right w:type="dxa" w:w="110"/>
+            </w:tcMar>
+          </w:tcPr>
+          <w:p>
+            <w:pPr>
+              <w:spacing w:after="0"/>
+            </w:pPr>
+            <w:r>
+              <w:rPr>
+                <w:b w:val="false"/>
+                <w:bCs w:val="false"/>
+                <w:i w:val="false"/>
+                <w:iCs w:val="false"/>
+                <w:color w:val="1A1A1A"/>
+                <w:sz w:val="18"/>
+                <w:szCs w:val="18"/>
+                <w:rFonts w:ascii="Calibri" w:cs="Calibri" w:eastAsia="Calibri" w:hAnsi="Calibri"/>
+              </w:rPr>
+              <w:t xml:space="preserve">Understand × DOK 2</w:t>
+            </w:r>
+          </w:p>
+        </w:tc>
+        <w:tc>
+          <w:tcPr>
+            <w:tcW w:type="dxa" w:w="600"/>
+            <w:tcBorders>
+              <w:top w:val="single" w:color="D9D5C8" w:sz="4" w:space="0"/>
+              <w:left w:val="single" w:color="D9D5C8" w:sz="4" w:space="0"/>
+              <w:bottom w:val="single" w:color="D9D5C8" w:sz="4" w:space="0"/>
+              <w:right w:val="single" w:color="D9D5C8" w:sz="4" w:space="0"/>
+            </w:tcBorders>
+            <w:tcMar>
+              <w:top w:type="dxa" w:w="55"/>
+              <w:left w:type="dxa" w:w="110"/>
+              <w:bottom w:type="dxa" w:w="55"/>
+              <w:right w:type="dxa" w:w="110"/>
+            </w:tcMar>
+          </w:tcPr>
+          <w:p>
+            <w:pPr>
+              <w:spacing w:after="0"/>
+            </w:pPr>
+            <w:r>
+              <w:rPr>
+                <w:b w:val="false"/>
+                <w:bCs w:val="false"/>
+                <w:i w:val="false"/>
+                <w:iCs w:val="false"/>
+                <w:color w:val="1A1A1A"/>
+                <w:sz w:val="18"/>
+                <w:szCs w:val="18"/>
+                <w:rFonts w:ascii="Calibri" w:cs="Calibri" w:eastAsia="Calibri" w:hAnsi="Calibri"/>
+              </w:rPr>
+              <w:t xml:space="preserve">1.3</w:t>
+            </w:r>
+          </w:p>
+        </w:tc>
+        <w:tc>
+          <w:tcPr>
+            <w:tcW w:type="dxa" w:w="600"/>
+            <w:tcBorders>
+              <w:top w:val="single" w:color="D9D5C8" w:sz="4" w:space="0"/>
+              <w:left w:val="single" w:color="D9D5C8" w:sz="4" w:space="0"/>
+              <w:bottom w:val="single" w:color="D9D5C8" w:sz="4" w:space="0"/>
+              <w:right w:val="single" w:color="D9D5C8" w:sz="4" w:space="0"/>
+            </w:tcBorders>
+            <w:tcMar>
+              <w:top w:type="dxa" w:w="55"/>
+              <w:left w:type="dxa" w:w="110"/>
+              <w:bottom w:type="dxa" w:w="55"/>
+              <w:right w:type="dxa" w:w="110"/>
+            </w:tcMar>
+          </w:tcPr>
+          <w:p>
+            <w:pPr>
+              <w:spacing w:after="0"/>
+            </w:pPr>
+            <w:r>
+              <w:rPr>
+                <w:b w:val="false"/>
+                <w:bCs w:val="false"/>
+                <w:i w:val="false"/>
+                <w:iCs w:val="false"/>
+                <w:color w:val="1A1A1A"/>
+                <w:sz w:val="18"/>
+                <w:szCs w:val="18"/>
+                <w:rFonts w:ascii="Calibri" w:cs="Calibri" w:eastAsia="Calibri" w:hAnsi="Calibri"/>
+              </w:rPr>
+              <w:t xml:space="preserve">0.2</w:t>
+            </w:r>
+          </w:p>
+        </w:tc>
+        <w:tc>
+          <w:tcPr>
+            <w:tcW w:type="dxa" w:w="600"/>
+            <w:tcBorders>
+              <w:top w:val="single" w:color="D9D5C8" w:sz="4" w:space="0"/>
+              <w:left w:val="single" w:color="D9D5C8" w:sz="4" w:space="0"/>
+              <w:bottom w:val="single" w:color="D9D5C8" w:sz="4" w:space="0"/>
+              <w:right w:val="single" w:color="D9D5C8" w:sz="4" w:space="0"/>
+            </w:tcBorders>
+            <w:tcMar>
+              <w:top w:type="dxa" w:w="55"/>
+              <w:left w:type="dxa" w:w="110"/>
+              <w:bottom w:type="dxa" w:w="55"/>
+              <w:right w:type="dxa" w:w="110"/>
+            </w:tcMar>
+          </w:tcPr>
+          <w:p>
+            <w:pPr>
+              <w:spacing w:after="0"/>
+            </w:pPr>
+            <w:r>
+              <w:rPr>
+                <w:b w:val="false"/>
+                <w:bCs w:val="false"/>
+                <w:i w:val="false"/>
+                <w:iCs w:val="false"/>
+                <w:color w:val="1A1A1A"/>
+                <w:sz w:val="18"/>
+                <w:szCs w:val="18"/>
+                <w:rFonts w:ascii="Calibri" w:cs="Calibri" w:eastAsia="Calibri" w:hAnsi="Calibri"/>
+              </w:rPr>
+              <w:t xml:space="preserve">0.2</w:t>
+            </w:r>
+          </w:p>
+        </w:tc>
+        <w:tc>
+          <w:tcPr>
+            <w:tcW w:type="dxa" w:w="680"/>
+            <w:tcBorders>
+              <w:top w:val="single" w:color="D9D5C8" w:sz="4" w:space="0"/>
+              <w:left w:val="single" w:color="D9D5C8" w:sz="4" w:space="0"/>
+              <w:bottom w:val="single" w:color="D9D5C8" w:sz="4" w:space="0"/>
+              <w:right w:val="single" w:color="D9D5C8" w:sz="4" w:space="0"/>
+            </w:tcBorders>
+            <w:tcMar>
+              <w:top w:type="dxa" w:w="55"/>
+              <w:left w:type="dxa" w:w="110"/>
+              <w:bottom w:type="dxa" w:w="55"/>
+              <w:right w:type="dxa" w:w="110"/>
+            </w:tcMar>
+          </w:tcPr>
+          <w:p>
+            <w:pPr>
+              <w:spacing w:after="0"/>
+            </w:pPr>
+            <w:r>
+              <w:rPr>
+                <w:b w:val="false"/>
+                <w:bCs w:val="false"/>
+                <w:i w:val="false"/>
+                <w:iCs w:val="false"/>
+                <w:color w:val="1A1A1A"/>
+                <w:sz w:val="18"/>
+                <w:szCs w:val="18"/>
+                <w:rFonts w:ascii="Calibri" w:cs="Calibri" w:eastAsia="Calibri" w:hAnsi="Calibri"/>
+              </w:rPr>
+              <w:t xml:space="preserve">D2</w:t>
+            </w:r>
+          </w:p>
+        </w:tc>
+        <w:tc>
+          <w:tcPr>
+            <w:tcW w:type="dxa" w:w="720"/>
+            <w:tcBorders>
+              <w:top w:val="single" w:color="D9D5C8" w:sz="4" w:space="0"/>
+              <w:left w:val="single" w:color="D9D5C8" w:sz="4" w:space="0"/>
+              <w:bottom w:val="single" w:color="D9D5C8" w:sz="4" w:space="0"/>
+              <w:right w:val="single" w:color="D9D5C8" w:sz="4" w:space="0"/>
+            </w:tcBorders>
+            <w:tcMar>
+              <w:top w:type="dxa" w:w="55"/>
+              <w:left w:type="dxa" w:w="110"/>
+              <w:bottom w:type="dxa" w:w="55"/>
+              <w:right w:type="dxa" w:w="110"/>
+            </w:tcMar>
+          </w:tcPr>
+          <w:p>
+            <w:pPr>
+              <w:spacing w:after="0"/>
+            </w:pPr>
+            <w:r>
+              <w:rPr>
+                <w:b w:val="false"/>
+                <w:bCs w:val="false"/>
+                <w:i w:val="false"/>
+                <w:iCs w:val="false"/>
+                <w:color w:val="1A1A1A"/>
+                <w:sz w:val="18"/>
+                <w:szCs w:val="18"/>
+                <w:rFonts w:ascii="Calibri" w:cs="Calibri" w:eastAsia="Calibri" w:hAnsi="Calibri"/>
+              </w:rPr>
+              <w:t xml:space="preserve">Y</w:t>
+            </w:r>
+          </w:p>
+        </w:tc>
+        <w:tc>
+          <w:tcPr>
+            <w:tcW w:type="dxa" w:w="2568"/>
+            <w:tcBorders>
+              <w:top w:val="single" w:color="D9D5C8" w:sz="4" w:space="0"/>
+              <w:left w:val="single" w:color="D9D5C8" w:sz="4" w:space="0"/>
+              <w:bottom w:val="single" w:color="D9D5C8" w:sz="4" w:space="0"/>
+              <w:right w:val="single" w:color="D9D5C8" w:sz="4" w:space="0"/>
+            </w:tcBorders>
+            <w:tcMar>
+              <w:top w:type="dxa" w:w="55"/>
+              <w:left w:type="dxa" w:w="110"/>
+              <w:bottom w:type="dxa" w:w="55"/>
+              <w:right w:type="dxa" w:w="110"/>
+            </w:tcMar>
+          </w:tcPr>
+          <w:p>
+            <w:pPr>
+              <w:spacing w:after="0"/>
+            </w:pPr>
+            <w:r>
+              <w:rPr>
+                <w:b w:val="false"/>
+                <w:bCs w:val="false"/>
+                <w:i w:val="false"/>
+                <w:iCs w:val="false"/>
+                <w:color w:val="1A1A1A"/>
+                <w:sz w:val="18"/>
+                <w:szCs w:val="18"/>
+                <w:rFonts w:ascii="Calibri" w:cs="Calibri" w:eastAsia="Calibri" w:hAnsi="Calibri"/>
+              </w:rPr>
+              <w:t xml:space="preserve">A:PK B:PK C:PK</w:t>
+            </w:r>
+          </w:p>
+        </w:tc>
+      </w:tr>
+      <w:tr>
+        <w:tc>
+          <w:tcPr>
+            <w:tcW w:type="dxa" w:w="600"/>
+            <w:tcBorders>
+              <w:top w:val="single" w:color="D9D5C8" w:sz="4" w:space="0"/>
+              <w:left w:val="single" w:color="D9D5C8" w:sz="4" w:space="0"/>
+              <w:bottom w:val="single" w:color="D9D5C8" w:sz="4" w:space="0"/>
+              <w:right w:val="single" w:color="D9D5C8" w:sz="4" w:space="0"/>
+            </w:tcBorders>
+            <w:tcMar>
+              <w:top w:type="dxa" w:w="55"/>
+              <w:left w:type="dxa" w:w="110"/>
+              <w:bottom w:type="dxa" w:w="55"/>
+              <w:right w:type="dxa" w:w="110"/>
+            </w:tcMar>
+          </w:tcPr>
+          <w:p>
+            <w:pPr>
+              <w:spacing w:after="0"/>
+            </w:pPr>
+            <w:r>
+              <w:rPr>
+                <w:b w:val="false"/>
+                <w:bCs w:val="false"/>
+                <w:i w:val="false"/>
+                <w:iCs w:val="false"/>
+                <w:color w:val="1A1A1A"/>
+                <w:sz w:val="18"/>
+                <w:szCs w:val="18"/>
+                <w:rFonts w:ascii="Calibri" w:cs="Calibri" w:eastAsia="Calibri" w:hAnsi="Calibri"/>
+              </w:rPr>
+              <w:t xml:space="preserve">2</w:t>
+            </w:r>
+          </w:p>
+        </w:tc>
+        <w:tc>
+          <w:tcPr>
+            <w:tcW w:type="dxa" w:w="980"/>
+            <w:tcBorders>
+              <w:top w:val="single" w:color="D9D5C8" w:sz="4" w:space="0"/>
+              <w:left w:val="single" w:color="D9D5C8" w:sz="4" w:space="0"/>
+              <w:bottom w:val="single" w:color="D9D5C8" w:sz="4" w:space="0"/>
+              <w:right w:val="single" w:color="D9D5C8" w:sz="4" w:space="0"/>
+            </w:tcBorders>
+            <w:tcMar>
+              <w:top w:type="dxa" w:w="55"/>
+              <w:left w:type="dxa" w:w="110"/>
+              <w:bottom w:type="dxa" w:w="55"/>
+              <w:right w:type="dxa" w:w="110"/>
+            </w:tcMar>
+          </w:tcPr>
+          <w:p>
+            <w:pPr>
+              <w:spacing w:after="0"/>
+            </w:pPr>
+            <w:r>
+              <w:rPr>
+                <w:b w:val="false"/>
+                <w:bCs w:val="false"/>
+                <w:i w:val="false"/>
+                <w:iCs w:val="false"/>
+                <w:color w:val="1A1A1A"/>
+                <w:sz w:val="18"/>
+                <w:szCs w:val="18"/>
+                <w:rFonts w:ascii="Calibri" w:cs="Calibri" w:eastAsia="Calibri" w:hAnsi="Calibri"/>
+              </w:rPr>
+              <w:t xml:space="preserve">GC.24</w:t>
+            </w:r>
+          </w:p>
+        </w:tc>
+        <w:tc>
+          <w:tcPr>
+            <w:tcW w:type="dxa" w:w="700"/>
+            <w:tcBorders>
+              <w:top w:val="single" w:color="D9D5C8" w:sz="4" w:space="0"/>
+              <w:left w:val="single" w:color="D9D5C8" w:sz="4" w:space="0"/>
+              <w:bottom w:val="single" w:color="D9D5C8" w:sz="4" w:space="0"/>
+              <w:right w:val="single" w:color="D9D5C8" w:sz="4" w:space="0"/>
+            </w:tcBorders>
+            <w:tcMar>
+              <w:top w:type="dxa" w:w="55"/>
+              <w:left w:type="dxa" w:w="110"/>
+              <w:bottom w:type="dxa" w:w="55"/>
+              <w:right w:type="dxa" w:w="110"/>
+            </w:tcMar>
+          </w:tcPr>
+          <w:p>
+            <w:pPr>
+              <w:spacing w:after="0"/>
+            </w:pPr>
+            <w:r>
+              <w:rPr>
+                <w:b w:val="false"/>
+                <w:bCs w:val="false"/>
+                <w:i w:val="false"/>
+                <w:iCs w:val="false"/>
+                <w:color w:val="1A1A1A"/>
+                <w:sz w:val="18"/>
+                <w:szCs w:val="18"/>
+                <w:rFonts w:ascii="Calibri" w:cs="Calibri" w:eastAsia="Calibri" w:hAnsi="Calibri"/>
+              </w:rPr>
+              <w:t xml:space="preserve">2</w:t>
+            </w:r>
+          </w:p>
+        </w:tc>
+        <w:tc>
+          <w:tcPr>
+            <w:tcW w:type="dxa" w:w="1560"/>
+            <w:tcBorders>
+              <w:top w:val="single" w:color="D9D5C8" w:sz="4" w:space="0"/>
+              <w:left w:val="single" w:color="D9D5C8" w:sz="4" w:space="0"/>
+              <w:bottom w:val="single" w:color="D9D5C8" w:sz="4" w:space="0"/>
+              <w:right w:val="single" w:color="D9D5C8" w:sz="4" w:space="0"/>
+            </w:tcBorders>
+            <w:tcMar>
+              <w:top w:type="dxa" w:w="55"/>
+              <w:left w:type="dxa" w:w="110"/>
+              <w:bottom w:type="dxa" w:w="55"/>
+              <w:right w:type="dxa" w:w="110"/>
+            </w:tcMar>
+          </w:tcPr>
+          <w:p>
+            <w:pPr>
+              <w:spacing w:after="0"/>
+            </w:pPr>
+            <w:r>
+              <w:rPr>
+                <w:b w:val="false"/>
+                <w:bCs w:val="false"/>
+                <w:i w:val="false"/>
+                <w:iCs w:val="false"/>
+                <w:color w:val="1A1A1A"/>
+                <w:sz w:val="18"/>
+                <w:szCs w:val="18"/>
+                <w:rFonts w:ascii="Calibri" w:cs="Calibri" w:eastAsia="Calibri" w:hAnsi="Calibri"/>
+              </w:rPr>
+              <w:t xml:space="preserve">Understand × DOK 2</w:t>
+            </w:r>
+          </w:p>
+        </w:tc>
+        <w:tc>
+          <w:tcPr>
+            <w:tcW w:type="dxa" w:w="600"/>
+            <w:tcBorders>
+              <w:top w:val="single" w:color="D9D5C8" w:sz="4" w:space="0"/>
+              <w:left w:val="single" w:color="D9D5C8" w:sz="4" w:space="0"/>
+              <w:bottom w:val="single" w:color="D9D5C8" w:sz="4" w:space="0"/>
+              <w:right w:val="single" w:color="D9D5C8" w:sz="4" w:space="0"/>
+            </w:tcBorders>
+            <w:tcMar>
+              <w:top w:type="dxa" w:w="55"/>
+              <w:left w:type="dxa" w:w="110"/>
+              <w:bottom w:type="dxa" w:w="55"/>
+              <w:right w:type="dxa" w:w="110"/>
+            </w:tcMar>
+          </w:tcPr>
+          <w:p>
+            <w:pPr>
+              <w:spacing w:after="0"/>
+            </w:pPr>
+            <w:r>
+              <w:rPr>
+                <w:b w:val="false"/>
+                <w:bCs w:val="false"/>
+                <w:i w:val="false"/>
+                <w:iCs w:val="false"/>
+                <w:color w:val="1A1A1A"/>
+                <w:sz w:val="18"/>
+                <w:szCs w:val="18"/>
+                <w:rFonts w:ascii="Calibri" w:cs="Calibri" w:eastAsia="Calibri" w:hAnsi="Calibri"/>
+              </w:rPr>
+              <w:t xml:space="preserve">1.4</w:t>
+            </w:r>
+          </w:p>
+        </w:tc>
+        <w:tc>
+          <w:tcPr>
+            <w:tcW w:type="dxa" w:w="600"/>
+            <w:tcBorders>
+              <w:top w:val="single" w:color="D9D5C8" w:sz="4" w:space="0"/>
+              <w:left w:val="single" w:color="D9D5C8" w:sz="4" w:space="0"/>
+              <w:bottom w:val="single" w:color="D9D5C8" w:sz="4" w:space="0"/>
+              <w:right w:val="single" w:color="D9D5C8" w:sz="4" w:space="0"/>
+            </w:tcBorders>
+            <w:tcMar>
+              <w:top w:type="dxa" w:w="55"/>
+              <w:left w:type="dxa" w:w="110"/>
+              <w:bottom w:type="dxa" w:w="55"/>
+              <w:right w:type="dxa" w:w="110"/>
+            </w:tcMar>
+          </w:tcPr>
+          <w:p>
+            <w:pPr>
+              <w:spacing w:after="0"/>
+            </w:pPr>
+            <w:r>
+              <w:rPr>
+                <w:b w:val="false"/>
+                <w:bCs w:val="false"/>
+                <w:i w:val="false"/>
+                <w:iCs w:val="false"/>
+                <w:color w:val="1A1A1A"/>
+                <w:sz w:val="18"/>
+                <w:szCs w:val="18"/>
+                <w:rFonts w:ascii="Calibri" w:cs="Calibri" w:eastAsia="Calibri" w:hAnsi="Calibri"/>
+              </w:rPr>
+              <w:t xml:space="preserve">0.4</w:t>
+            </w:r>
+          </w:p>
+        </w:tc>
+        <w:tc>
+          <w:tcPr>
+            <w:tcW w:type="dxa" w:w="600"/>
+            <w:tcBorders>
+              <w:top w:val="single" w:color="D9D5C8" w:sz="4" w:space="0"/>
+              <w:left w:val="single" w:color="D9D5C8" w:sz="4" w:space="0"/>
+              <w:bottom w:val="single" w:color="D9D5C8" w:sz="4" w:space="0"/>
+              <w:right w:val="single" w:color="D9D5C8" w:sz="4" w:space="0"/>
+            </w:tcBorders>
+            <w:tcMar>
+              <w:top w:type="dxa" w:w="55"/>
+              <w:left w:type="dxa" w:w="110"/>
+              <w:bottom w:type="dxa" w:w="55"/>
+              <w:right w:type="dxa" w:w="110"/>
+            </w:tcMar>
+          </w:tcPr>
+          <w:p>
+            <w:pPr>
+              <w:spacing w:after="0"/>
+            </w:pPr>
+            <w:r>
+              <w:rPr>
+                <w:b w:val="false"/>
+                <w:bCs w:val="false"/>
+                <w:i w:val="false"/>
+                <w:iCs w:val="false"/>
+                <w:color w:val="1A1A1A"/>
+                <w:sz w:val="18"/>
+                <w:szCs w:val="18"/>
+                <w:rFonts w:ascii="Calibri" w:cs="Calibri" w:eastAsia="Calibri" w:hAnsi="Calibri"/>
+              </w:rPr>
+              <w:t xml:space="preserve">0.2</w:t>
+            </w:r>
+          </w:p>
+        </w:tc>
+        <w:tc>
+          <w:tcPr>
+            <w:tcW w:type="dxa" w:w="680"/>
+            <w:tcBorders>
+              <w:top w:val="single" w:color="D9D5C8" w:sz="4" w:space="0"/>
+              <w:left w:val="single" w:color="D9D5C8" w:sz="4" w:space="0"/>
+              <w:bottom w:val="single" w:color="D9D5C8" w:sz="4" w:space="0"/>
+              <w:right w:val="single" w:color="D9D5C8" w:sz="4" w:space="0"/>
+            </w:tcBorders>
+            <w:tcMar>
+              <w:top w:type="dxa" w:w="55"/>
+              <w:left w:type="dxa" w:w="110"/>
+              <w:bottom w:type="dxa" w:w="55"/>
+              <w:right w:type="dxa" w:w="110"/>
+            </w:tcMar>
+          </w:tcPr>
+          <w:p>
+            <w:pPr>
+              <w:spacing w:after="0"/>
+            </w:pPr>
+            <w:r>
+              <w:rPr>
+                <w:b w:val="false"/>
+                <w:bCs w:val="false"/>
+                <w:i w:val="false"/>
+                <w:iCs w:val="false"/>
+                <w:color w:val="1A1A1A"/>
+                <w:sz w:val="18"/>
+                <w:szCs w:val="18"/>
+                <w:rFonts w:ascii="Calibri" w:cs="Calibri" w:eastAsia="Calibri" w:hAnsi="Calibri"/>
+              </w:rPr>
+              <w:t xml:space="preserve">D2</w:t>
+            </w:r>
+          </w:p>
+        </w:tc>
+        <w:tc>
+          <w:tcPr>
+            <w:tcW w:type="dxa" w:w="720"/>
+            <w:tcBorders>
+              <w:top w:val="single" w:color="D9D5C8" w:sz="4" w:space="0"/>
+              <w:left w:val="single" w:color="D9D5C8" w:sz="4" w:space="0"/>
+              <w:bottom w:val="single" w:color="D9D5C8" w:sz="4" w:space="0"/>
+              <w:right w:val="single" w:color="D9D5C8" w:sz="4" w:space="0"/>
+            </w:tcBorders>
+            <w:tcMar>
+              <w:top w:type="dxa" w:w="55"/>
+              <w:left w:type="dxa" w:w="110"/>
+              <w:bottom w:type="dxa" w:w="55"/>
+              <w:right w:type="dxa" w:w="110"/>
+            </w:tcMar>
+          </w:tcPr>
+          <w:p>
+            <w:pPr>
+              <w:spacing w:after="0"/>
+            </w:pPr>
+            <w:r>
+              <w:rPr>
+                <w:b w:val="false"/>
+                <w:bCs w:val="false"/>
+                <w:i w:val="false"/>
+                <w:iCs w:val="false"/>
+                <w:color w:val="1A1A1A"/>
+                <w:sz w:val="18"/>
+                <w:szCs w:val="18"/>
+                <w:rFonts w:ascii="Calibri" w:cs="Calibri" w:eastAsia="Calibri" w:hAnsi="Calibri"/>
+              </w:rPr>
+              <w:t xml:space="preserve">Y</w:t>
+            </w:r>
+          </w:p>
+        </w:tc>
+        <w:tc>
+          <w:tcPr>
+            <w:tcW w:type="dxa" w:w="2568"/>
+            <w:tcBorders>
+              <w:top w:val="single" w:color="D9D5C8" w:sz="4" w:space="0"/>
+              <w:left w:val="single" w:color="D9D5C8" w:sz="4" w:space="0"/>
+              <w:bottom w:val="single" w:color="D9D5C8" w:sz="4" w:space="0"/>
+              <w:right w:val="single" w:color="D9D5C8" w:sz="4" w:space="0"/>
+            </w:tcBorders>
+            <w:tcMar>
+              <w:top w:type="dxa" w:w="55"/>
+              <w:left w:type="dxa" w:w="110"/>
+              <w:bottom w:type="dxa" w:w="55"/>
+              <w:right w:type="dxa" w:w="110"/>
+            </w:tcMar>
+          </w:tcPr>
+          <w:p>
+            <w:pPr>
+              <w:spacing w:after="0"/>
+            </w:pPr>
+            <w:r>
+              <w:rPr>
+                <w:b w:val="false"/>
+                <w:bCs w:val="false"/>
+                <w:i w:val="false"/>
+                <w:iCs w:val="false"/>
+                <w:color w:val="1A1A1A"/>
+                <w:sz w:val="18"/>
+                <w:szCs w:val="18"/>
+                <w:rFonts w:ascii="Calibri" w:cs="Calibri" w:eastAsia="Calibri" w:hAnsi="Calibri"/>
+              </w:rPr>
+              <w:t xml:space="preserve">B:MC C:OG D:MC</w:t>
+            </w:r>
+          </w:p>
+        </w:tc>
+      </w:tr>
+      <w:tr>
+        <w:tc>
+          <w:tcPr>
+            <w:tcW w:type="dxa" w:w="600"/>
+            <w:tcBorders>
+              <w:top w:val="single" w:color="D9D5C8" w:sz="4" w:space="0"/>
+              <w:left w:val="single" w:color="D9D5C8" w:sz="4" w:space="0"/>
+              <w:bottom w:val="single" w:color="D9D5C8" w:sz="4" w:space="0"/>
+              <w:right w:val="single" w:color="D9D5C8" w:sz="4" w:space="0"/>
+            </w:tcBorders>
+            <w:tcMar>
+              <w:top w:type="dxa" w:w="55"/>
+              <w:left w:type="dxa" w:w="110"/>
+              <w:bottom w:type="dxa" w:w="55"/>
+              <w:right w:type="dxa" w:w="110"/>
+            </w:tcMar>
+          </w:tcPr>
+          <w:p>
+            <w:pPr>
+              <w:spacing w:after="0"/>
+            </w:pPr>
+            <w:r>
+              <w:rPr>
+                <w:b w:val="false"/>
+                <w:bCs w:val="false"/>
+                <w:i w:val="false"/>
+                <w:iCs w:val="false"/>
+                <w:color w:val="1A1A1A"/>
+                <w:sz w:val="18"/>
+                <w:szCs w:val="18"/>
+                <w:rFonts w:ascii="Calibri" w:cs="Calibri" w:eastAsia="Calibri" w:hAnsi="Calibri"/>
+              </w:rPr>
+              <w:t xml:space="preserve">3</w:t>
+            </w:r>
+          </w:p>
+        </w:tc>
+        <w:tc>
+          <w:tcPr>
+            <w:tcW w:type="dxa" w:w="980"/>
+            <w:tcBorders>
+              <w:top w:val="single" w:color="D9D5C8" w:sz="4" w:space="0"/>
+              <w:left w:val="single" w:color="D9D5C8" w:sz="4" w:space="0"/>
+              <w:bottom w:val="single" w:color="D9D5C8" w:sz="4" w:space="0"/>
+              <w:right w:val="single" w:color="D9D5C8" w:sz="4" w:space="0"/>
+            </w:tcBorders>
+            <w:tcMar>
+              <w:top w:type="dxa" w:w="55"/>
+              <w:left w:type="dxa" w:w="110"/>
+              <w:bottom w:type="dxa" w:w="55"/>
+              <w:right w:type="dxa" w:w="110"/>
+            </w:tcMar>
+          </w:tcPr>
+          <w:p>
+            <w:pPr>
+              <w:spacing w:after="0"/>
+            </w:pPr>
+            <w:r>
+              <w:rPr>
+                <w:b w:val="false"/>
+                <w:bCs w:val="false"/>
+                <w:i w:val="false"/>
+                <w:iCs w:val="false"/>
+                <w:color w:val="1A1A1A"/>
+                <w:sz w:val="18"/>
+                <w:szCs w:val="18"/>
+                <w:rFonts w:ascii="Calibri" w:cs="Calibri" w:eastAsia="Calibri" w:hAnsi="Calibri"/>
+              </w:rPr>
+              <w:t xml:space="preserve">GC.25</w:t>
+            </w:r>
+          </w:p>
+        </w:tc>
+        <w:tc>
+          <w:tcPr>
+            <w:tcW w:type="dxa" w:w="700"/>
+            <w:tcBorders>
+              <w:top w:val="single" w:color="D9D5C8" w:sz="4" w:space="0"/>
+              <w:left w:val="single" w:color="D9D5C8" w:sz="4" w:space="0"/>
+              <w:bottom w:val="single" w:color="D9D5C8" w:sz="4" w:space="0"/>
+              <w:right w:val="single" w:color="D9D5C8" w:sz="4" w:space="0"/>
+            </w:tcBorders>
+            <w:tcMar>
+              <w:top w:type="dxa" w:w="55"/>
+              <w:left w:type="dxa" w:w="110"/>
+              <w:bottom w:type="dxa" w:w="55"/>
+              <w:right w:type="dxa" w:w="110"/>
+            </w:tcMar>
+          </w:tcPr>
+          <w:p>
+            <w:pPr>
+              <w:spacing w:after="0"/>
+            </w:pPr>
+            <w:r>
+              <w:rPr>
+                <w:b w:val="false"/>
+                <w:bCs w:val="false"/>
+                <w:i w:val="false"/>
+                <w:iCs w:val="false"/>
+                <w:color w:val="1A1A1A"/>
+                <w:sz w:val="18"/>
+                <w:szCs w:val="18"/>
+                <w:rFonts w:ascii="Calibri" w:cs="Calibri" w:eastAsia="Calibri" w:hAnsi="Calibri"/>
+              </w:rPr>
+              <w:t xml:space="preserve">1</w:t>
+            </w:r>
+          </w:p>
+        </w:tc>
+        <w:tc>
+          <w:tcPr>
+            <w:tcW w:type="dxa" w:w="1560"/>
+            <w:tcBorders>
+              <w:top w:val="single" w:color="D9D5C8" w:sz="4" w:space="0"/>
+              <w:left w:val="single" w:color="D9D5C8" w:sz="4" w:space="0"/>
+              <w:bottom w:val="single" w:color="D9D5C8" w:sz="4" w:space="0"/>
+              <w:right w:val="single" w:color="D9D5C8" w:sz="4" w:space="0"/>
+            </w:tcBorders>
+            <w:tcMar>
+              <w:top w:type="dxa" w:w="55"/>
+              <w:left w:type="dxa" w:w="110"/>
+              <w:bottom w:type="dxa" w:w="55"/>
+              <w:right w:type="dxa" w:w="110"/>
+            </w:tcMar>
+          </w:tcPr>
+          <w:p>
+            <w:pPr>
+              <w:spacing w:after="0"/>
+            </w:pPr>
+            <w:r>
+              <w:rPr>
+                <w:b w:val="false"/>
+                <w:bCs w:val="false"/>
+                <w:i w:val="false"/>
+                <w:iCs w:val="false"/>
+                <w:color w:val="1A1A1A"/>
+                <w:sz w:val="18"/>
+                <w:szCs w:val="18"/>
+                <w:rFonts w:ascii="Calibri" w:cs="Calibri" w:eastAsia="Calibri" w:hAnsi="Calibri"/>
+              </w:rPr>
+              <w:t xml:space="preserve">Remember × DOK 1</w:t>
+            </w:r>
+          </w:p>
+        </w:tc>
+        <w:tc>
+          <w:tcPr>
+            <w:tcW w:type="dxa" w:w="600"/>
+            <w:tcBorders>
+              <w:top w:val="single" w:color="D9D5C8" w:sz="4" w:space="0"/>
+              <w:left w:val="single" w:color="D9D5C8" w:sz="4" w:space="0"/>
+              <w:bottom w:val="single" w:color="D9D5C8" w:sz="4" w:space="0"/>
+              <w:right w:val="single" w:color="D9D5C8" w:sz="4" w:space="0"/>
+            </w:tcBorders>
+            <w:tcMar>
+              <w:top w:type="dxa" w:w="55"/>
+              <w:left w:type="dxa" w:w="110"/>
+              <w:bottom w:type="dxa" w:w="55"/>
+              <w:right w:type="dxa" w:w="110"/>
+            </w:tcMar>
+          </w:tcPr>
+          <w:p>
+            <w:pPr>
+              <w:spacing w:after="0"/>
+            </w:pPr>
+            <w:r>
+              <w:rPr>
+                <w:b w:val="false"/>
+                <w:bCs w:val="false"/>
+                <w:i w:val="false"/>
+                <w:iCs w:val="false"/>
+                <w:color w:val="1A1A1A"/>
+                <w:sz w:val="18"/>
+                <w:szCs w:val="18"/>
+                <w:rFonts w:ascii="Calibri" w:cs="Calibri" w:eastAsia="Calibri" w:hAnsi="Calibri"/>
+              </w:rPr>
+              <w:t xml:space="preserve">1</w:t>
+            </w:r>
+          </w:p>
+        </w:tc>
+        <w:tc>
+          <w:tcPr>
+            <w:tcW w:type="dxa" w:w="600"/>
+            <w:tcBorders>
+              <w:top w:val="single" w:color="D9D5C8" w:sz="4" w:space="0"/>
+              <w:left w:val="single" w:color="D9D5C8" w:sz="4" w:space="0"/>
+              <w:bottom w:val="single" w:color="D9D5C8" w:sz="4" w:space="0"/>
+              <w:right w:val="single" w:color="D9D5C8" w:sz="4" w:space="0"/>
+            </w:tcBorders>
+            <w:tcMar>
+              <w:top w:type="dxa" w:w="55"/>
+              <w:left w:type="dxa" w:w="110"/>
+              <w:bottom w:type="dxa" w:w="55"/>
+              <w:right w:type="dxa" w:w="110"/>
+            </w:tcMar>
+          </w:tcPr>
+          <w:p>
+            <w:pPr>
+              <w:spacing w:after="0"/>
+            </w:pPr>
+            <w:r>
+              <w:rPr>
+                <w:b w:val="false"/>
+                <w:bCs w:val="false"/>
+                <w:i w:val="false"/>
+                <w:iCs w:val="false"/>
+                <w:color w:val="1A1A1A"/>
+                <w:sz w:val="18"/>
+                <w:szCs w:val="18"/>
+                <w:rFonts w:ascii="Calibri" w:cs="Calibri" w:eastAsia="Calibri" w:hAnsi="Calibri"/>
+              </w:rPr>
+              <w:t xml:space="preserve">-1.2</w:t>
+            </w:r>
+          </w:p>
+        </w:tc>
+        <w:tc>
+          <w:tcPr>
+            <w:tcW w:type="dxa" w:w="600"/>
+            <w:tcBorders>
+              <w:top w:val="single" w:color="D9D5C8" w:sz="4" w:space="0"/>
+              <w:left w:val="single" w:color="D9D5C8" w:sz="4" w:space="0"/>
+              <w:bottom w:val="single" w:color="D9D5C8" w:sz="4" w:space="0"/>
+              <w:right w:val="single" w:color="D9D5C8" w:sz="4" w:space="0"/>
+            </w:tcBorders>
+            <w:tcMar>
+              <w:top w:type="dxa" w:w="55"/>
+              <w:left w:type="dxa" w:w="110"/>
+              <w:bottom w:type="dxa" w:w="55"/>
+              <w:right w:type="dxa" w:w="110"/>
+            </w:tcMar>
+          </w:tcPr>
+          <w:p>
+            <w:pPr>
+              <w:spacing w:after="0"/>
+            </w:pPr>
+            <w:r>
+              <w:rPr>
+                <w:b w:val="false"/>
+                <w:bCs w:val="false"/>
+                <w:i w:val="false"/>
+                <w:iCs w:val="false"/>
+                <w:color w:val="1A1A1A"/>
+                <w:sz w:val="18"/>
+                <w:szCs w:val="18"/>
+                <w:rFonts w:ascii="Calibri" w:cs="Calibri" w:eastAsia="Calibri" w:hAnsi="Calibri"/>
+              </w:rPr>
+              <w:t xml:space="preserve">0.2</w:t>
+            </w:r>
+          </w:p>
+        </w:tc>
+        <w:tc>
+          <w:tcPr>
+            <w:tcW w:type="dxa" w:w="680"/>
+            <w:tcBorders>
+              <w:top w:val="single" w:color="D9D5C8" w:sz="4" w:space="0"/>
+              <w:left w:val="single" w:color="D9D5C8" w:sz="4" w:space="0"/>
+              <w:bottom w:val="single" w:color="D9D5C8" w:sz="4" w:space="0"/>
+              <w:right w:val="single" w:color="D9D5C8" w:sz="4" w:space="0"/>
+            </w:tcBorders>
+            <w:tcMar>
+              <w:top w:type="dxa" w:w="55"/>
+              <w:left w:type="dxa" w:w="110"/>
+              <w:bottom w:type="dxa" w:w="55"/>
+              <w:right w:type="dxa" w:w="110"/>
+            </w:tcMar>
+          </w:tcPr>
+          <w:p>
+            <w:pPr>
+              <w:spacing w:after="0"/>
+            </w:pPr>
+            <w:r>
+              <w:rPr>
+                <w:b w:val="false"/>
+                <w:bCs w:val="false"/>
+                <w:i w:val="false"/>
+                <w:iCs w:val="false"/>
+                <w:color w:val="1A1A1A"/>
+                <w:sz w:val="18"/>
+                <w:szCs w:val="18"/>
+                <w:rFonts w:ascii="Calibri" w:cs="Calibri" w:eastAsia="Calibri" w:hAnsi="Calibri"/>
+              </w:rPr>
+              <w:t xml:space="preserve">D2</w:t>
+            </w:r>
+          </w:p>
+        </w:tc>
+        <w:tc>
+          <w:tcPr>
+            <w:tcW w:type="dxa" w:w="720"/>
+            <w:tcBorders>
+              <w:top w:val="single" w:color="D9D5C8" w:sz="4" w:space="0"/>
+              <w:left w:val="single" w:color="D9D5C8" w:sz="4" w:space="0"/>
+              <w:bottom w:val="single" w:color="D9D5C8" w:sz="4" w:space="0"/>
+              <w:right w:val="single" w:color="D9D5C8" w:sz="4" w:space="0"/>
+            </w:tcBorders>
+            <w:tcMar>
+              <w:top w:type="dxa" w:w="55"/>
+              <w:left w:type="dxa" w:w="110"/>
+              <w:bottom w:type="dxa" w:w="55"/>
+              <w:right w:type="dxa" w:w="110"/>
+            </w:tcMar>
+          </w:tcPr>
+          <w:p>
+            <w:pPr>
+              <w:spacing w:after="0"/>
+            </w:pPr>
+            <w:r>
+              <w:rPr>
+                <w:b w:val="false"/>
+                <w:bCs w:val="false"/>
+                <w:i w:val="false"/>
+                <w:iCs w:val="false"/>
+                <w:color w:val="1A1A1A"/>
+                <w:sz w:val="18"/>
+                <w:szCs w:val="18"/>
+                <w:rFonts w:ascii="Calibri" w:cs="Calibri" w:eastAsia="Calibri" w:hAnsi="Calibri"/>
+              </w:rPr>
+              <w:t xml:space="preserve">Y</w:t>
+            </w:r>
+          </w:p>
+        </w:tc>
+        <w:tc>
+          <w:tcPr>
+            <w:tcW w:type="dxa" w:w="2568"/>
+            <w:tcBorders>
+              <w:top w:val="single" w:color="D9D5C8" w:sz="4" w:space="0"/>
+              <w:left w:val="single" w:color="D9D5C8" w:sz="4" w:space="0"/>
+              <w:bottom w:val="single" w:color="D9D5C8" w:sz="4" w:space="0"/>
+              <w:right w:val="single" w:color="D9D5C8" w:sz="4" w:space="0"/>
+            </w:tcBorders>
+            <w:tcMar>
+              <w:top w:type="dxa" w:w="55"/>
+              <w:left w:type="dxa" w:w="110"/>
+              <w:bottom w:type="dxa" w:w="55"/>
+              <w:right w:type="dxa" w:w="110"/>
+            </w:tcMar>
+          </w:tcPr>
+          <w:p>
+            <w:pPr>
+              <w:spacing w:after="0"/>
+            </w:pPr>
+            <w:r>
+              <w:rPr>
+                <w:b w:val="false"/>
+                <w:bCs w:val="false"/>
+                <w:i w:val="false"/>
+                <w:iCs w:val="false"/>
+                <w:color w:val="1A1A1A"/>
+                <w:sz w:val="18"/>
+                <w:szCs w:val="18"/>
+                <w:rFonts w:ascii="Calibri" w:cs="Calibri" w:eastAsia="Calibri" w:hAnsi="Calibri"/>
+              </w:rPr>
+              <w:t xml:space="preserve">A:NE C:NE D:PK</w:t>
+            </w:r>
+          </w:p>
+        </w:tc>
+      </w:tr>
+      <w:tr>
+        <w:tc>
+          <w:tcPr>
+            <w:tcW w:type="dxa" w:w="600"/>
+            <w:tcBorders>
+              <w:top w:val="single" w:color="D9D5C8" w:sz="4" w:space="0"/>
+              <w:left w:val="single" w:color="D9D5C8" w:sz="4" w:space="0"/>
+              <w:bottom w:val="single" w:color="D9D5C8" w:sz="4" w:space="0"/>
+              <w:right w:val="single" w:color="D9D5C8" w:sz="4" w:space="0"/>
+            </w:tcBorders>
+            <w:tcMar>
+              <w:top w:type="dxa" w:w="55"/>
+              <w:left w:type="dxa" w:w="110"/>
+              <w:bottom w:type="dxa" w:w="55"/>
+              <w:right w:type="dxa" w:w="110"/>
+            </w:tcMar>
+          </w:tcPr>
+          <w:p>
+            <w:pPr>
+              <w:spacing w:after="0"/>
+            </w:pPr>
+            <w:r>
+              <w:rPr>
+                <w:b w:val="false"/>
+                <w:bCs w:val="false"/>
+                <w:i w:val="false"/>
+                <w:iCs w:val="false"/>
+                <w:color w:val="1A1A1A"/>
+                <w:sz w:val="18"/>
+                <w:szCs w:val="18"/>
+                <w:rFonts w:ascii="Calibri" w:cs="Calibri" w:eastAsia="Calibri" w:hAnsi="Calibri"/>
+              </w:rPr>
+              <w:t xml:space="preserve">4</w:t>
+            </w:r>
+          </w:p>
+        </w:tc>
+        <w:tc>
+          <w:tcPr>
+            <w:tcW w:type="dxa" w:w="980"/>
+            <w:tcBorders>
+              <w:top w:val="single" w:color="D9D5C8" w:sz="4" w:space="0"/>
+              <w:left w:val="single" w:color="D9D5C8" w:sz="4" w:space="0"/>
+              <w:bottom w:val="single" w:color="D9D5C8" w:sz="4" w:space="0"/>
+              <w:right w:val="single" w:color="D9D5C8" w:sz="4" w:space="0"/>
+            </w:tcBorders>
+            <w:tcMar>
+              <w:top w:type="dxa" w:w="55"/>
+              <w:left w:type="dxa" w:w="110"/>
+              <w:bottom w:type="dxa" w:w="55"/>
+              <w:right w:type="dxa" w:w="110"/>
+            </w:tcMar>
+          </w:tcPr>
+          <w:p>
+            <w:pPr>
+              <w:spacing w:after="0"/>
+            </w:pPr>
+            <w:r>
+              <w:rPr>
+                <w:b w:val="false"/>
+                <w:bCs w:val="false"/>
+                <w:i w:val="false"/>
+                <w:iCs w:val="false"/>
+                <w:color w:val="1A1A1A"/>
+                <w:sz w:val="18"/>
+                <w:szCs w:val="18"/>
+                <w:rFonts w:ascii="Calibri" w:cs="Calibri" w:eastAsia="Calibri" w:hAnsi="Calibri"/>
+              </w:rPr>
+              <w:t xml:space="preserve">GC.26</w:t>
+            </w:r>
+          </w:p>
+        </w:tc>
+        <w:tc>
+          <w:tcPr>
+            <w:tcW w:type="dxa" w:w="700"/>
+            <w:tcBorders>
+              <w:top w:val="single" w:color="D9D5C8" w:sz="4" w:space="0"/>
+              <w:left w:val="single" w:color="D9D5C8" w:sz="4" w:space="0"/>
+              <w:bottom w:val="single" w:color="D9D5C8" w:sz="4" w:space="0"/>
+              <w:right w:val="single" w:color="D9D5C8" w:sz="4" w:space="0"/>
+            </w:tcBorders>
+            <w:tcMar>
+              <w:top w:type="dxa" w:w="55"/>
+              <w:left w:type="dxa" w:w="110"/>
+              <w:bottom w:type="dxa" w:w="55"/>
+              <w:right w:type="dxa" w:w="110"/>
+            </w:tcMar>
+          </w:tcPr>
+          <w:p>
+            <w:pPr>
+              <w:spacing w:after="0"/>
+            </w:pPr>
+            <w:r>
+              <w:rPr>
+                <w:b w:val="false"/>
+                <w:bCs w:val="false"/>
+                <w:i w:val="false"/>
+                <w:iCs w:val="false"/>
+                <w:color w:val="1A1A1A"/>
+                <w:sz w:val="18"/>
+                <w:szCs w:val="18"/>
+                <w:rFonts w:ascii="Calibri" w:cs="Calibri" w:eastAsia="Calibri" w:hAnsi="Calibri"/>
+              </w:rPr>
+              <w:t xml:space="preserve">2</w:t>
+            </w:r>
+          </w:p>
+        </w:tc>
+        <w:tc>
+          <w:tcPr>
+            <w:tcW w:type="dxa" w:w="1560"/>
+            <w:tcBorders>
+              <w:top w:val="single" w:color="D9D5C8" w:sz="4" w:space="0"/>
+              <w:left w:val="single" w:color="D9D5C8" w:sz="4" w:space="0"/>
+              <w:bottom w:val="single" w:color="D9D5C8" w:sz="4" w:space="0"/>
+              <w:right w:val="single" w:color="D9D5C8" w:sz="4" w:space="0"/>
+            </w:tcBorders>
+            <w:tcMar>
+              <w:top w:type="dxa" w:w="55"/>
+              <w:left w:type="dxa" w:w="110"/>
+              <w:bottom w:type="dxa" w:w="55"/>
+              <w:right w:type="dxa" w:w="110"/>
+            </w:tcMar>
+          </w:tcPr>
+          <w:p>
+            <w:pPr>
+              <w:spacing w:after="0"/>
+            </w:pPr>
+            <w:r>
+              <w:rPr>
+                <w:b w:val="false"/>
+                <w:bCs w:val="false"/>
+                <w:i w:val="false"/>
+                <w:iCs w:val="false"/>
+                <w:color w:val="1A1A1A"/>
+                <w:sz w:val="18"/>
+                <w:szCs w:val="18"/>
+                <w:rFonts w:ascii="Calibri" w:cs="Calibri" w:eastAsia="Calibri" w:hAnsi="Calibri"/>
+              </w:rPr>
+              <w:t xml:space="preserve">Understand × DOK 2</w:t>
+            </w:r>
+          </w:p>
+        </w:tc>
+        <w:tc>
+          <w:tcPr>
+            <w:tcW w:type="dxa" w:w="600"/>
+            <w:tcBorders>
+              <w:top w:val="single" w:color="D9D5C8" w:sz="4" w:space="0"/>
+              <w:left w:val="single" w:color="D9D5C8" w:sz="4" w:space="0"/>
+              <w:bottom w:val="single" w:color="D9D5C8" w:sz="4" w:space="0"/>
+              <w:right w:val="single" w:color="D9D5C8" w:sz="4" w:space="0"/>
+            </w:tcBorders>
+            <w:tcMar>
+              <w:top w:type="dxa" w:w="55"/>
+              <w:left w:type="dxa" w:w="110"/>
+              <w:bottom w:type="dxa" w:w="55"/>
+              <w:right w:type="dxa" w:w="110"/>
+            </w:tcMar>
+          </w:tcPr>
+          <w:p>
+            <w:pPr>
+              <w:spacing w:after="0"/>
+            </w:pPr>
+            <w:r>
+              <w:rPr>
+                <w:b w:val="false"/>
+                <w:bCs w:val="false"/>
+                <w:i w:val="false"/>
+                <w:iCs w:val="false"/>
+                <w:color w:val="1A1A1A"/>
+                <w:sz w:val="18"/>
+                <w:szCs w:val="18"/>
+                <w:rFonts w:ascii="Calibri" w:cs="Calibri" w:eastAsia="Calibri" w:hAnsi="Calibri"/>
+              </w:rPr>
+              <w:t xml:space="preserve">1.3</w:t>
+            </w:r>
+          </w:p>
+        </w:tc>
+        <w:tc>
+          <w:tcPr>
+            <w:tcW w:type="dxa" w:w="600"/>
+            <w:tcBorders>
+              <w:top w:val="single" w:color="D9D5C8" w:sz="4" w:space="0"/>
+              <w:left w:val="single" w:color="D9D5C8" w:sz="4" w:space="0"/>
+              <w:bottom w:val="single" w:color="D9D5C8" w:sz="4" w:space="0"/>
+              <w:right w:val="single" w:color="D9D5C8" w:sz="4" w:space="0"/>
+            </w:tcBorders>
+            <w:tcMar>
+              <w:top w:type="dxa" w:w="55"/>
+              <w:left w:type="dxa" w:w="110"/>
+              <w:bottom w:type="dxa" w:w="55"/>
+              <w:right w:type="dxa" w:w="110"/>
+            </w:tcMar>
+          </w:tcPr>
+          <w:p>
+            <w:pPr>
+              <w:spacing w:after="0"/>
+            </w:pPr>
+            <w:r>
+              <w:rPr>
+                <w:b w:val="false"/>
+                <w:bCs w:val="false"/>
+                <w:i w:val="false"/>
+                <w:iCs w:val="false"/>
+                <w:color w:val="1A1A1A"/>
+                <w:sz w:val="18"/>
+                <w:szCs w:val="18"/>
+                <w:rFonts w:ascii="Calibri" w:cs="Calibri" w:eastAsia="Calibri" w:hAnsi="Calibri"/>
+              </w:rPr>
+              <w:t xml:space="preserve">0</w:t>
+            </w:r>
+          </w:p>
+        </w:tc>
+        <w:tc>
+          <w:tcPr>
+            <w:tcW w:type="dxa" w:w="600"/>
+            <w:tcBorders>
+              <w:top w:val="single" w:color="D9D5C8" w:sz="4" w:space="0"/>
+              <w:left w:val="single" w:color="D9D5C8" w:sz="4" w:space="0"/>
+              <w:bottom w:val="single" w:color="D9D5C8" w:sz="4" w:space="0"/>
+              <w:right w:val="single" w:color="D9D5C8" w:sz="4" w:space="0"/>
+            </w:tcBorders>
+            <w:tcMar>
+              <w:top w:type="dxa" w:w="55"/>
+              <w:left w:type="dxa" w:w="110"/>
+              <w:bottom w:type="dxa" w:w="55"/>
+              <w:right w:type="dxa" w:w="110"/>
+            </w:tcMar>
+          </w:tcPr>
+          <w:p>
+            <w:pPr>
+              <w:spacing w:after="0"/>
+            </w:pPr>
+            <w:r>
+              <w:rPr>
+                <w:b w:val="false"/>
+                <w:bCs w:val="false"/>
+                <w:i w:val="false"/>
+                <w:iCs w:val="false"/>
+                <w:color w:val="1A1A1A"/>
+                <w:sz w:val="18"/>
+                <w:szCs w:val="18"/>
+                <w:rFonts w:ascii="Calibri" w:cs="Calibri" w:eastAsia="Calibri" w:hAnsi="Calibri"/>
+              </w:rPr>
+              <w:t xml:space="preserve">0.2</w:t>
+            </w:r>
+          </w:p>
+        </w:tc>
+        <w:tc>
+          <w:tcPr>
+            <w:tcW w:type="dxa" w:w="680"/>
+            <w:tcBorders>
+              <w:top w:val="single" w:color="D9D5C8" w:sz="4" w:space="0"/>
+              <w:left w:val="single" w:color="D9D5C8" w:sz="4" w:space="0"/>
+              <w:bottom w:val="single" w:color="D9D5C8" w:sz="4" w:space="0"/>
+              <w:right w:val="single" w:color="D9D5C8" w:sz="4" w:space="0"/>
+            </w:tcBorders>
+            <w:tcMar>
+              <w:top w:type="dxa" w:w="55"/>
+              <w:left w:type="dxa" w:w="110"/>
+              <w:bottom w:type="dxa" w:w="55"/>
+              <w:right w:type="dxa" w:w="110"/>
+            </w:tcMar>
+          </w:tcPr>
+          <w:p>
+            <w:pPr>
+              <w:spacing w:after="0"/>
+            </w:pPr>
+            <w:r>
+              <w:rPr>
+                <w:b w:val="false"/>
+                <w:bCs w:val="false"/>
+                <w:i w:val="false"/>
+                <w:iCs w:val="false"/>
+                <w:color w:val="1A1A1A"/>
+                <w:sz w:val="18"/>
+                <w:szCs w:val="18"/>
+                <w:rFonts w:ascii="Calibri" w:cs="Calibri" w:eastAsia="Calibri" w:hAnsi="Calibri"/>
+              </w:rPr>
+              <w:t xml:space="preserve">D2</w:t>
+            </w:r>
+          </w:p>
+        </w:tc>
+        <w:tc>
+          <w:tcPr>
+            <w:tcW w:type="dxa" w:w="720"/>
+            <w:tcBorders>
+              <w:top w:val="single" w:color="D9D5C8" w:sz="4" w:space="0"/>
+              <w:left w:val="single" w:color="D9D5C8" w:sz="4" w:space="0"/>
+              <w:bottom w:val="single" w:color="D9D5C8" w:sz="4" w:space="0"/>
+              <w:right w:val="single" w:color="D9D5C8" w:sz="4" w:space="0"/>
+            </w:tcBorders>
+            <w:tcMar>
+              <w:top w:type="dxa" w:w="55"/>
+              <w:left w:type="dxa" w:w="110"/>
+              <w:bottom w:type="dxa" w:w="55"/>
+              <w:right w:type="dxa" w:w="110"/>
+            </w:tcMar>
+          </w:tcPr>
+          <w:p>
+            <w:pPr>
+              <w:spacing w:after="0"/>
+            </w:pPr>
+            <w:r>
+              <w:rPr>
+                <w:b w:val="false"/>
+                <w:bCs w:val="false"/>
+                <w:i w:val="false"/>
+                <w:iCs w:val="false"/>
+                <w:color w:val="1A1A1A"/>
+                <w:sz w:val="18"/>
+                <w:szCs w:val="18"/>
+                <w:rFonts w:ascii="Calibri" w:cs="Calibri" w:eastAsia="Calibri" w:hAnsi="Calibri"/>
+              </w:rPr>
+              <w:t xml:space="preserve">Y</w:t>
+            </w:r>
+          </w:p>
+        </w:tc>
+        <w:tc>
+          <w:tcPr>
+            <w:tcW w:type="dxa" w:w="2568"/>
+            <w:tcBorders>
+              <w:top w:val="single" w:color="D9D5C8" w:sz="4" w:space="0"/>
+              <w:left w:val="single" w:color="D9D5C8" w:sz="4" w:space="0"/>
+              <w:bottom w:val="single" w:color="D9D5C8" w:sz="4" w:space="0"/>
+              <w:right w:val="single" w:color="D9D5C8" w:sz="4" w:space="0"/>
+            </w:tcBorders>
+            <w:tcMar>
+              <w:top w:type="dxa" w:w="55"/>
+              <w:left w:type="dxa" w:w="110"/>
+              <w:bottom w:type="dxa" w:w="55"/>
+              <w:right w:type="dxa" w:w="110"/>
+            </w:tcMar>
+          </w:tcPr>
+          <w:p>
+            <w:pPr>
+              <w:spacing w:after="0"/>
+            </w:pPr>
+            <w:r>
+              <w:rPr>
+                <w:b w:val="false"/>
+                <w:bCs w:val="false"/>
+                <w:i w:val="false"/>
+                <w:iCs w:val="false"/>
+                <w:color w:val="1A1A1A"/>
+                <w:sz w:val="18"/>
+                <w:szCs w:val="18"/>
+                <w:rFonts w:ascii="Calibri" w:cs="Calibri" w:eastAsia="Calibri" w:hAnsi="Calibri"/>
+              </w:rPr>
+              <w:t xml:space="preserve">A:PK B:PK D:PK</w:t>
+            </w:r>
+          </w:p>
+        </w:tc>
+      </w:tr>
+      <w:tr>
+        <w:tc>
+          <w:tcPr>
+            <w:tcW w:type="dxa" w:w="600"/>
+            <w:tcBorders>
+              <w:top w:val="single" w:color="D9D5C8" w:sz="4" w:space="0"/>
+              <w:left w:val="single" w:color="D9D5C8" w:sz="4" w:space="0"/>
+              <w:bottom w:val="single" w:color="D9D5C8" w:sz="4" w:space="0"/>
+              <w:right w:val="single" w:color="D9D5C8" w:sz="4" w:space="0"/>
+            </w:tcBorders>
+            <w:tcMar>
+              <w:top w:type="dxa" w:w="55"/>
+              <w:left w:type="dxa" w:w="110"/>
+              <w:bottom w:type="dxa" w:w="55"/>
+              <w:right w:type="dxa" w:w="110"/>
+            </w:tcMar>
+          </w:tcPr>
+          <w:p>
+            <w:pPr>
+              <w:spacing w:after="0"/>
+            </w:pPr>
+            <w:r>
+              <w:rPr>
+                <w:b w:val="false"/>
+                <w:bCs w:val="false"/>
+                <w:i w:val="false"/>
+                <w:iCs w:val="false"/>
+                <w:color w:val="1A1A1A"/>
+                <w:sz w:val="18"/>
+                <w:szCs w:val="18"/>
+                <w:rFonts w:ascii="Calibri" w:cs="Calibri" w:eastAsia="Calibri" w:hAnsi="Calibri"/>
+              </w:rPr>
+              <w:t xml:space="preserve">5</w:t>
+            </w:r>
+          </w:p>
+        </w:tc>
+        <w:tc>
+          <w:tcPr>
+            <w:tcW w:type="dxa" w:w="980"/>
+            <w:tcBorders>
+              <w:top w:val="single" w:color="D9D5C8" w:sz="4" w:space="0"/>
+              <w:left w:val="single" w:color="D9D5C8" w:sz="4" w:space="0"/>
+              <w:bottom w:val="single" w:color="D9D5C8" w:sz="4" w:space="0"/>
+              <w:right w:val="single" w:color="D9D5C8" w:sz="4" w:space="0"/>
+            </w:tcBorders>
+            <w:tcMar>
+              <w:top w:type="dxa" w:w="55"/>
+              <w:left w:type="dxa" w:w="110"/>
+              <w:bottom w:type="dxa" w:w="55"/>
+              <w:right w:type="dxa" w:w="110"/>
+            </w:tcMar>
+          </w:tcPr>
+          <w:p>
+            <w:pPr>
+              <w:spacing w:after="0"/>
+            </w:pPr>
+            <w:r>
+              <w:rPr>
+                <w:b w:val="false"/>
+                <w:bCs w:val="false"/>
+                <w:i w:val="false"/>
+                <w:iCs w:val="false"/>
+                <w:color w:val="1A1A1A"/>
+                <w:sz w:val="18"/>
+                <w:szCs w:val="18"/>
+                <w:rFonts w:ascii="Calibri" w:cs="Calibri" w:eastAsia="Calibri" w:hAnsi="Calibri"/>
+              </w:rPr>
+              <w:t xml:space="preserve">GC.27</w:t>
+            </w:r>
+          </w:p>
+        </w:tc>
+        <w:tc>
+          <w:tcPr>
+            <w:tcW w:type="dxa" w:w="700"/>
+            <w:tcBorders>
+              <w:top w:val="single" w:color="D9D5C8" w:sz="4" w:space="0"/>
+              <w:left w:val="single" w:color="D9D5C8" w:sz="4" w:space="0"/>
+              <w:bottom w:val="single" w:color="D9D5C8" w:sz="4" w:space="0"/>
+              <w:right w:val="single" w:color="D9D5C8" w:sz="4" w:space="0"/>
+            </w:tcBorders>
+            <w:tcMar>
+              <w:top w:type="dxa" w:w="55"/>
+              <w:left w:type="dxa" w:w="110"/>
+              <w:bottom w:type="dxa" w:w="55"/>
+              <w:right w:type="dxa" w:w="110"/>
+            </w:tcMar>
+          </w:tcPr>
+          <w:p>
+            <w:pPr>
+              <w:spacing w:after="0"/>
+            </w:pPr>
+            <w:r>
+              <w:rPr>
+                <w:b w:val="false"/>
+                <w:bCs w:val="false"/>
+                <w:i w:val="false"/>
+                <w:iCs w:val="false"/>
+                <w:color w:val="1A1A1A"/>
+                <w:sz w:val="18"/>
+                <w:szCs w:val="18"/>
+                <w:rFonts w:ascii="Calibri" w:cs="Calibri" w:eastAsia="Calibri" w:hAnsi="Calibri"/>
+              </w:rPr>
+              <w:t xml:space="preserve">3</w:t>
+            </w:r>
+          </w:p>
+        </w:tc>
+        <w:tc>
+          <w:tcPr>
+            <w:tcW w:type="dxa" w:w="1560"/>
+            <w:tcBorders>
+              <w:top w:val="single" w:color="D9D5C8" w:sz="4" w:space="0"/>
+              <w:left w:val="single" w:color="D9D5C8" w:sz="4" w:space="0"/>
+              <w:bottom w:val="single" w:color="D9D5C8" w:sz="4" w:space="0"/>
+              <w:right w:val="single" w:color="D9D5C8" w:sz="4" w:space="0"/>
+            </w:tcBorders>
+            <w:tcMar>
+              <w:top w:type="dxa" w:w="55"/>
+              <w:left w:type="dxa" w:w="110"/>
+              <w:bottom w:type="dxa" w:w="55"/>
+              <w:right w:type="dxa" w:w="110"/>
+            </w:tcMar>
+          </w:tcPr>
+          <w:p>
+            <w:pPr>
+              <w:spacing w:after="0"/>
+            </w:pPr>
+            <w:r>
+              <w:rPr>
+                <w:b w:val="false"/>
+                <w:bCs w:val="false"/>
+                <w:i w:val="false"/>
+                <w:iCs w:val="false"/>
+                <w:color w:val="1A1A1A"/>
+                <w:sz w:val="18"/>
+                <w:szCs w:val="18"/>
+                <w:rFonts w:ascii="Calibri" w:cs="Calibri" w:eastAsia="Calibri" w:hAnsi="Calibri"/>
+              </w:rPr>
+              <w:t xml:space="preserve">Evaluate × DOK 3</w:t>
+            </w:r>
+          </w:p>
+        </w:tc>
+        <w:tc>
+          <w:tcPr>
+            <w:tcW w:type="dxa" w:w="600"/>
+            <w:tcBorders>
+              <w:top w:val="single" w:color="D9D5C8" w:sz="4" w:space="0"/>
+              <w:left w:val="single" w:color="D9D5C8" w:sz="4" w:space="0"/>
+              <w:bottom w:val="single" w:color="D9D5C8" w:sz="4" w:space="0"/>
+              <w:right w:val="single" w:color="D9D5C8" w:sz="4" w:space="0"/>
+            </w:tcBorders>
+            <w:tcMar>
+              <w:top w:type="dxa" w:w="55"/>
+              <w:left w:type="dxa" w:w="110"/>
+              <w:bottom w:type="dxa" w:w="55"/>
+              <w:right w:type="dxa" w:w="110"/>
+            </w:tcMar>
+          </w:tcPr>
+          <w:p>
+            <w:pPr>
+              <w:spacing w:after="0"/>
+            </w:pPr>
+            <w:r>
+              <w:rPr>
+                <w:b w:val="false"/>
+                <w:bCs w:val="false"/>
+                <w:i w:val="false"/>
+                <w:iCs w:val="false"/>
+                <w:color w:val="1A1A1A"/>
+                <w:sz w:val="18"/>
+                <w:szCs w:val="18"/>
+                <w:rFonts w:ascii="Calibri" w:cs="Calibri" w:eastAsia="Calibri" w:hAnsi="Calibri"/>
+              </w:rPr>
+              <w:t xml:space="preserve">1.7</w:t>
+            </w:r>
+          </w:p>
+        </w:tc>
+        <w:tc>
+          <w:tcPr>
+            <w:tcW w:type="dxa" w:w="600"/>
+            <w:tcBorders>
+              <w:top w:val="single" w:color="D9D5C8" w:sz="4" w:space="0"/>
+              <w:left w:val="single" w:color="D9D5C8" w:sz="4" w:space="0"/>
+              <w:bottom w:val="single" w:color="D9D5C8" w:sz="4" w:space="0"/>
+              <w:right w:val="single" w:color="D9D5C8" w:sz="4" w:space="0"/>
+            </w:tcBorders>
+            <w:tcMar>
+              <w:top w:type="dxa" w:w="55"/>
+              <w:left w:type="dxa" w:w="110"/>
+              <w:bottom w:type="dxa" w:w="55"/>
+              <w:right w:type="dxa" w:w="110"/>
+            </w:tcMar>
+          </w:tcPr>
+          <w:p>
+            <w:pPr>
+              <w:spacing w:after="0"/>
+            </w:pPr>
+            <w:r>
+              <w:rPr>
+                <w:b w:val="false"/>
+                <w:bCs w:val="false"/>
+                <w:i w:val="false"/>
+                <w:iCs w:val="false"/>
+                <w:color w:val="1A1A1A"/>
+                <w:sz w:val="18"/>
+                <w:szCs w:val="18"/>
+                <w:rFonts w:ascii="Calibri" w:cs="Calibri" w:eastAsia="Calibri" w:hAnsi="Calibri"/>
+              </w:rPr>
+              <w:t xml:space="preserve">1.1</w:t>
+            </w:r>
+          </w:p>
+        </w:tc>
+        <w:tc>
+          <w:tcPr>
+            <w:tcW w:type="dxa" w:w="600"/>
+            <w:tcBorders>
+              <w:top w:val="single" w:color="D9D5C8" w:sz="4" w:space="0"/>
+              <w:left w:val="single" w:color="D9D5C8" w:sz="4" w:space="0"/>
+              <w:bottom w:val="single" w:color="D9D5C8" w:sz="4" w:space="0"/>
+              <w:right w:val="single" w:color="D9D5C8" w:sz="4" w:space="0"/>
+            </w:tcBorders>
+            <w:tcMar>
+              <w:top w:type="dxa" w:w="55"/>
+              <w:left w:type="dxa" w:w="110"/>
+              <w:bottom w:type="dxa" w:w="55"/>
+              <w:right w:type="dxa" w:w="110"/>
+            </w:tcMar>
+          </w:tcPr>
+          <w:p>
+            <w:pPr>
+              <w:spacing w:after="0"/>
+            </w:pPr>
+            <w:r>
+              <w:rPr>
+                <w:b w:val="false"/>
+                <w:bCs w:val="false"/>
+                <w:i w:val="false"/>
+                <w:iCs w:val="false"/>
+                <w:color w:val="1A1A1A"/>
+                <w:sz w:val="18"/>
+                <w:szCs w:val="18"/>
+                <w:rFonts w:ascii="Calibri" w:cs="Calibri" w:eastAsia="Calibri" w:hAnsi="Calibri"/>
+              </w:rPr>
+              <w:t xml:space="preserve">0.2</w:t>
+            </w:r>
+          </w:p>
+        </w:tc>
+        <w:tc>
+          <w:tcPr>
+            <w:tcW w:type="dxa" w:w="680"/>
+            <w:tcBorders>
+              <w:top w:val="single" w:color="D9D5C8" w:sz="4" w:space="0"/>
+              <w:left w:val="single" w:color="D9D5C8" w:sz="4" w:space="0"/>
+              <w:bottom w:val="single" w:color="D9D5C8" w:sz="4" w:space="0"/>
+              <w:right w:val="single" w:color="D9D5C8" w:sz="4" w:space="0"/>
+            </w:tcBorders>
+            <w:tcMar>
+              <w:top w:type="dxa" w:w="55"/>
+              <w:left w:type="dxa" w:w="110"/>
+              <w:bottom w:type="dxa" w:w="55"/>
+              <w:right w:type="dxa" w:w="110"/>
+            </w:tcMar>
+          </w:tcPr>
+          <w:p>
+            <w:pPr>
+              <w:spacing w:after="0"/>
+            </w:pPr>
+            <w:r>
+              <w:rPr>
+                <w:b w:val="false"/>
+                <w:bCs w:val="false"/>
+                <w:i w:val="false"/>
+                <w:iCs w:val="false"/>
+                <w:color w:val="1A1A1A"/>
+                <w:sz w:val="18"/>
+                <w:szCs w:val="18"/>
+                <w:rFonts w:ascii="Calibri" w:cs="Calibri" w:eastAsia="Calibri" w:hAnsi="Calibri"/>
+              </w:rPr>
+              <w:t xml:space="preserve">D3</w:t>
+            </w:r>
+          </w:p>
+        </w:tc>
+        <w:tc>
+          <w:tcPr>
+            <w:tcW w:type="dxa" w:w="720"/>
+            <w:tcBorders>
+              <w:top w:val="single" w:color="D9D5C8" w:sz="4" w:space="0"/>
+              <w:left w:val="single" w:color="D9D5C8" w:sz="4" w:space="0"/>
+              <w:bottom w:val="single" w:color="D9D5C8" w:sz="4" w:space="0"/>
+              <w:right w:val="single" w:color="D9D5C8" w:sz="4" w:space="0"/>
+            </w:tcBorders>
+            <w:tcMar>
+              <w:top w:type="dxa" w:w="55"/>
+              <w:left w:type="dxa" w:w="110"/>
+              <w:bottom w:type="dxa" w:w="55"/>
+              <w:right w:type="dxa" w:w="110"/>
+            </w:tcMar>
+          </w:tcPr>
+          <w:p>
+            <w:pPr>
+              <w:spacing w:after="0"/>
+            </w:pPr>
+            <w:r>
+              <w:rPr>
+                <w:b w:val="false"/>
+                <w:bCs w:val="false"/>
+                <w:i w:val="false"/>
+                <w:iCs w:val="false"/>
+                <w:color w:val="1A1A1A"/>
+                <w:sz w:val="18"/>
+                <w:szCs w:val="18"/>
+                <w:rFonts w:ascii="Calibri" w:cs="Calibri" w:eastAsia="Calibri" w:hAnsi="Calibri"/>
+              </w:rPr>
+              <w:t xml:space="preserve">Y</w:t>
+            </w:r>
+          </w:p>
+        </w:tc>
+        <w:tc>
+          <w:tcPr>
+            <w:tcW w:type="dxa" w:w="2568"/>
+            <w:tcBorders>
+              <w:top w:val="single" w:color="D9D5C8" w:sz="4" w:space="0"/>
+              <w:left w:val="single" w:color="D9D5C8" w:sz="4" w:space="0"/>
+              <w:bottom w:val="single" w:color="D9D5C8" w:sz="4" w:space="0"/>
+              <w:right w:val="single" w:color="D9D5C8" w:sz="4" w:space="0"/>
+            </w:tcBorders>
+            <w:tcMar>
+              <w:top w:type="dxa" w:w="55"/>
+              <w:left w:type="dxa" w:w="110"/>
+              <w:bottom w:type="dxa" w:w="55"/>
+              <w:right w:type="dxa" w:w="110"/>
+            </w:tcMar>
+          </w:tcPr>
+          <w:p>
+            <w:pPr>
+              <w:spacing w:after="0"/>
+            </w:pPr>
+            <w:r>
+              <w:rPr>
+                <w:b w:val="false"/>
+                <w:bCs w:val="false"/>
+                <w:i w:val="false"/>
+                <w:iCs w:val="false"/>
+                <w:color w:val="1A1A1A"/>
+                <w:sz w:val="18"/>
+                <w:szCs w:val="18"/>
+                <w:rFonts w:ascii="Calibri" w:cs="Calibri" w:eastAsia="Calibri" w:hAnsi="Calibri"/>
+              </w:rPr>
+              <w:t xml:space="preserve">A:PK B:MC C:PK</w:t>
+            </w:r>
+          </w:p>
+        </w:tc>
+      </w:tr>
+    </w:tbl>
+    <w:p>
+      <w:pPr>
+        <w:pStyle w:val="Heading2"/>
+        <w:keepNext/>
+        <w:spacing w:before="150" w:after="90"/>
+      </w:pPr>
+      <w:r>
+        <w:rPr>
+          <w:b/>
+          <w:bCs/>
+          <w:i w:val="false"/>
+          <w:iCs w:val="false"/>
+          <w:color w:val="1B2A4A"/>
+          <w:sz w:val="28"/>
+          <w:szCs w:val="28"/>
+          <w:rFonts w:ascii="Calibri" w:cs="Calibri" w:eastAsia="Calibri" w:hAnsi="Calibri"/>
+        </w:rPr>
+        <w:t xml:space="preserve">Formative — item psychometrics</w:t>
+      </w:r>
+    </w:p>
+    <w:tbl>
+      <w:tblPr>
+        <w:tblW w:type="dxa" w:w="9648"/>
+        <w:tblBorders>
+          <w:top w:val="single" w:color="auto" w:sz="4"/>
+          <w:left w:val="single" w:color="auto" w:sz="4"/>
+          <w:bottom w:val="single" w:color="auto" w:sz="4"/>
+          <w:right w:val="single" w:color="auto" w:sz="4"/>
+          <w:insideH w:val="single" w:color="auto" w:sz="4"/>
+          <w:insideV w:val="single" w:color="auto" w:sz="4"/>
+        </w:tblBorders>
+      </w:tblPr>
+      <w:tblGrid>
+        <w:gridCol w:w="600"/>
+        <w:gridCol w:w="980"/>
+        <w:gridCol w:w="700"/>
+        <w:gridCol w:w="1560"/>
+        <w:gridCol w:w="600"/>
+        <w:gridCol w:w="600"/>
+        <w:gridCol w:w="600"/>
+        <w:gridCol w:w="680"/>
+        <w:gridCol w:w="720"/>
+        <w:gridCol w:w="2568"/>
+      </w:tblGrid>
+      <w:tr>
+        <w:trPr>
+          <w:tblHeader/>
+        </w:trPr>
+        <w:tc>
+          <w:tcPr>
+            <w:tcW w:type="dxa" w:w="600"/>
+            <w:tcBorders>
+              <w:top w:val="single" w:color="D9D5C8" w:sz="4" w:space="0"/>
+              <w:left w:val="single" w:color="D9D5C8" w:sz="4" w:space="0"/>
+              <w:bottom w:val="single" w:color="D9D5C8" w:sz="4" w:space="0"/>
+              <w:right w:val="single" w:color="D9D5C8" w:sz="4" w:space="0"/>
+            </w:tcBorders>
+            <w:shd w:fill="1B2A4A" w:color="auto" w:val="clear"/>
+            <w:tcMar>
+              <w:top w:type="dxa" w:w="55"/>
+              <w:left w:type="dxa" w:w="110"/>
+              <w:bottom w:type="dxa" w:w="55"/>
+              <w:right w:type="dxa" w:w="110"/>
+            </w:tcMar>
+          </w:tcPr>
+          <w:p>
+            <w:pPr>
+              <w:spacing w:after="0"/>
+            </w:pPr>
+            <w:r>
+              <w:rPr>
+                <w:b/>
+                <w:bCs/>
+                <w:i w:val="false"/>
+                <w:iCs w:val="false"/>
+                <w:color w:val="FFFFFF"/>
+                <w:sz w:val="18"/>
+                <w:szCs w:val="18"/>
+                <w:rFonts w:ascii="Calibri" w:cs="Calibri" w:eastAsia="Calibri" w:hAnsi="Calibri"/>
+              </w:rPr>
+              <w:t xml:space="preserve">Item</w:t>
+            </w:r>
+          </w:p>
+        </w:tc>
+        <w:tc>
+          <w:tcPr>
+            <w:tcW w:type="dxa" w:w="980"/>
+            <w:tcBorders>
+              <w:top w:val="single" w:color="D9D5C8" w:sz="4" w:space="0"/>
+              <w:left w:val="single" w:color="D9D5C8" w:sz="4" w:space="0"/>
+              <w:bottom w:val="single" w:color="D9D5C8" w:sz="4" w:space="0"/>
+              <w:right w:val="single" w:color="D9D5C8" w:sz="4" w:space="0"/>
+            </w:tcBorders>
+            <w:shd w:fill="1B2A4A" w:color="auto" w:val="clear"/>
+            <w:tcMar>
+              <w:top w:type="dxa" w:w="55"/>
+              <w:left w:type="dxa" w:w="110"/>
+              <w:bottom w:type="dxa" w:w="55"/>
+              <w:right w:type="dxa" w:w="110"/>
+            </w:tcMar>
+          </w:tcPr>
+          <w:p>
+            <w:pPr>
+              <w:spacing w:after="0"/>
+            </w:pPr>
+            <w:r>
+              <w:rPr>
+                <w:b/>
+                <w:bCs/>
+                <w:i w:val="false"/>
+                <w:iCs w:val="false"/>
+                <w:color w:val="FFFFFF"/>
+                <w:sz w:val="18"/>
+                <w:szCs w:val="18"/>
+                <w:rFonts w:ascii="Calibri" w:cs="Calibri" w:eastAsia="Calibri" w:hAnsi="Calibri"/>
+              </w:rPr>
+              <w:t xml:space="preserve">Std</w:t>
+            </w:r>
+          </w:p>
+        </w:tc>
+        <w:tc>
+          <w:tcPr>
+            <w:tcW w:type="dxa" w:w="700"/>
+            <w:tcBorders>
+              <w:top w:val="single" w:color="D9D5C8" w:sz="4" w:space="0"/>
+              <w:left w:val="single" w:color="D9D5C8" w:sz="4" w:space="0"/>
+              <w:bottom w:val="single" w:color="D9D5C8" w:sz="4" w:space="0"/>
+              <w:right w:val="single" w:color="D9D5C8" w:sz="4" w:space="0"/>
+            </w:tcBorders>
+            <w:shd w:fill="1B2A4A" w:color="auto" w:val="clear"/>
+            <w:tcMar>
+              <w:top w:type="dxa" w:w="55"/>
+              <w:left w:type="dxa" w:w="110"/>
+              <w:bottom w:type="dxa" w:w="55"/>
+              <w:right w:type="dxa" w:w="110"/>
+            </w:tcMar>
+          </w:tcPr>
+          <w:p>
+            <w:pPr>
+              <w:spacing w:after="0"/>
+            </w:pPr>
+            <w:r>
+              <w:rPr>
+                <w:b/>
+                <w:bCs/>
+                <w:i w:val="false"/>
+                <w:iCs w:val="false"/>
+                <w:color w:val="FFFFFF"/>
+                <w:sz w:val="18"/>
+                <w:szCs w:val="18"/>
+                <w:rFonts w:ascii="Calibri" w:cs="Calibri" w:eastAsia="Calibri" w:hAnsi="Calibri"/>
+              </w:rPr>
+              <w:t xml:space="preserve">DOK</w:t>
+            </w:r>
+          </w:p>
+        </w:tc>
+        <w:tc>
+          <w:tcPr>
+            <w:tcW w:type="dxa" w:w="1560"/>
+            <w:tcBorders>
+              <w:top w:val="single" w:color="D9D5C8" w:sz="4" w:space="0"/>
+              <w:left w:val="single" w:color="D9D5C8" w:sz="4" w:space="0"/>
+              <w:bottom w:val="single" w:color="D9D5C8" w:sz="4" w:space="0"/>
+              <w:right w:val="single" w:color="D9D5C8" w:sz="4" w:space="0"/>
+            </w:tcBorders>
+            <w:shd w:fill="1B2A4A" w:color="auto" w:val="clear"/>
+            <w:tcMar>
+              <w:top w:type="dxa" w:w="55"/>
+              <w:left w:type="dxa" w:w="110"/>
+              <w:bottom w:type="dxa" w:w="55"/>
+              <w:right w:type="dxa" w:w="110"/>
+            </w:tcMar>
+          </w:tcPr>
+          <w:p>
+            <w:pPr>
+              <w:spacing w:after="0"/>
+            </w:pPr>
+            <w:r>
+              <w:rPr>
+                <w:b/>
+                <w:bCs/>
+                <w:i w:val="false"/>
+                <w:iCs w:val="false"/>
+                <w:color w:val="FFFFFF"/>
+                <w:sz w:val="18"/>
+                <w:szCs w:val="18"/>
+                <w:rFonts w:ascii="Calibri" w:cs="Calibri" w:eastAsia="Calibri" w:hAnsi="Calibri"/>
+              </w:rPr>
+              <w:t xml:space="preserve">Bloom’s (Hess cell)</w:t>
+            </w:r>
+          </w:p>
+        </w:tc>
+        <w:tc>
+          <w:tcPr>
+            <w:tcW w:type="dxa" w:w="600"/>
+            <w:tcBorders>
+              <w:top w:val="single" w:color="D9D5C8" w:sz="4" w:space="0"/>
+              <w:left w:val="single" w:color="D9D5C8" w:sz="4" w:space="0"/>
+              <w:bottom w:val="single" w:color="D9D5C8" w:sz="4" w:space="0"/>
+              <w:right w:val="single" w:color="D9D5C8" w:sz="4" w:space="0"/>
+            </w:tcBorders>
+            <w:shd w:fill="1B2A4A" w:color="auto" w:val="clear"/>
+            <w:tcMar>
+              <w:top w:type="dxa" w:w="55"/>
+              <w:left w:type="dxa" w:w="110"/>
+              <w:bottom w:type="dxa" w:w="55"/>
+              <w:right w:type="dxa" w:w="110"/>
+            </w:tcMar>
+          </w:tcPr>
+          <w:p>
+            <w:pPr>
+              <w:spacing w:after="0"/>
+            </w:pPr>
+            <w:r>
+              <w:rPr>
+                <w:b/>
+                <w:bCs/>
+                <w:i w:val="false"/>
+                <w:iCs w:val="false"/>
+                <w:color w:val="FFFFFF"/>
+                <w:sz w:val="18"/>
+                <w:szCs w:val="18"/>
+                <w:rFonts w:ascii="Calibri" w:cs="Calibri" w:eastAsia="Calibri" w:hAnsi="Calibri"/>
+              </w:rPr>
+              <w:t xml:space="preserve">a</w:t>
+            </w:r>
+          </w:p>
+        </w:tc>
+        <w:tc>
+          <w:tcPr>
+            <w:tcW w:type="dxa" w:w="600"/>
+            <w:tcBorders>
+              <w:top w:val="single" w:color="D9D5C8" w:sz="4" w:space="0"/>
+              <w:left w:val="single" w:color="D9D5C8" w:sz="4" w:space="0"/>
+              <w:bottom w:val="single" w:color="D9D5C8" w:sz="4" w:space="0"/>
+              <w:right w:val="single" w:color="D9D5C8" w:sz="4" w:space="0"/>
+            </w:tcBorders>
+            <w:shd w:fill="1B2A4A" w:color="auto" w:val="clear"/>
+            <w:tcMar>
+              <w:top w:type="dxa" w:w="55"/>
+              <w:left w:type="dxa" w:w="110"/>
+              <w:bottom w:type="dxa" w:w="55"/>
+              <w:right w:type="dxa" w:w="110"/>
+            </w:tcMar>
+          </w:tcPr>
+          <w:p>
+            <w:pPr>
+              <w:spacing w:after="0"/>
+            </w:pPr>
+            <w:r>
+              <w:rPr>
+                <w:b/>
+                <w:bCs/>
+                <w:i w:val="false"/>
+                <w:iCs w:val="false"/>
+                <w:color w:val="FFFFFF"/>
+                <w:sz w:val="18"/>
+                <w:szCs w:val="18"/>
+                <w:rFonts w:ascii="Calibri" w:cs="Calibri" w:eastAsia="Calibri" w:hAnsi="Calibri"/>
+              </w:rPr>
+              <w:t xml:space="preserve">b</w:t>
+            </w:r>
+          </w:p>
+        </w:tc>
+        <w:tc>
+          <w:tcPr>
+            <w:tcW w:type="dxa" w:w="600"/>
+            <w:tcBorders>
+              <w:top w:val="single" w:color="D9D5C8" w:sz="4" w:space="0"/>
+              <w:left w:val="single" w:color="D9D5C8" w:sz="4" w:space="0"/>
+              <w:bottom w:val="single" w:color="D9D5C8" w:sz="4" w:space="0"/>
+              <w:right w:val="single" w:color="D9D5C8" w:sz="4" w:space="0"/>
+            </w:tcBorders>
+            <w:shd w:fill="1B2A4A" w:color="auto" w:val="clear"/>
+            <w:tcMar>
+              <w:top w:type="dxa" w:w="55"/>
+              <w:left w:type="dxa" w:w="110"/>
+              <w:bottom w:type="dxa" w:w="55"/>
+              <w:right w:type="dxa" w:w="110"/>
+            </w:tcMar>
+          </w:tcPr>
+          <w:p>
+            <w:pPr>
+              <w:spacing w:after="0"/>
+            </w:pPr>
+            <w:r>
+              <w:rPr>
+                <w:b/>
+                <w:bCs/>
+                <w:i w:val="false"/>
+                <w:iCs w:val="false"/>
+                <w:color w:val="FFFFFF"/>
+                <w:sz w:val="18"/>
+                <w:szCs w:val="18"/>
+                <w:rFonts w:ascii="Calibri" w:cs="Calibri" w:eastAsia="Calibri" w:hAnsi="Calibri"/>
+              </w:rPr>
+              <w:t xml:space="preserve">c</w:t>
+            </w:r>
+          </w:p>
+        </w:tc>
+        <w:tc>
+          <w:tcPr>
+            <w:tcW w:type="dxa" w:w="680"/>
+            <w:tcBorders>
+              <w:top w:val="single" w:color="D9D5C8" w:sz="4" w:space="0"/>
+              <w:left w:val="single" w:color="D9D5C8" w:sz="4" w:space="0"/>
+              <w:bottom w:val="single" w:color="D9D5C8" w:sz="4" w:space="0"/>
+              <w:right w:val="single" w:color="D9D5C8" w:sz="4" w:space="0"/>
+            </w:tcBorders>
+            <w:shd w:fill="1B2A4A" w:color="auto" w:val="clear"/>
+            <w:tcMar>
+              <w:top w:type="dxa" w:w="55"/>
+              <w:left w:type="dxa" w:w="110"/>
+              <w:bottom w:type="dxa" w:w="55"/>
+              <w:right w:type="dxa" w:w="110"/>
+            </w:tcMar>
+          </w:tcPr>
+          <w:p>
+            <w:pPr>
+              <w:spacing w:after="0"/>
+            </w:pPr>
+            <w:r>
+              <w:rPr>
+                <w:b/>
+                <w:bCs/>
+                <w:i w:val="false"/>
+                <w:iCs w:val="false"/>
+                <w:color w:val="FFFFFF"/>
+                <w:sz w:val="18"/>
+                <w:szCs w:val="18"/>
+                <w:rFonts w:ascii="Calibri" w:cs="Calibri" w:eastAsia="Calibri" w:hAnsi="Calibri"/>
+              </w:rPr>
+              <w:t xml:space="preserve">C3</w:t>
+            </w:r>
+          </w:p>
+        </w:tc>
+        <w:tc>
+          <w:tcPr>
+            <w:tcW w:type="dxa" w:w="720"/>
+            <w:tcBorders>
+              <w:top w:val="single" w:color="D9D5C8" w:sz="4" w:space="0"/>
+              <w:left w:val="single" w:color="D9D5C8" w:sz="4" w:space="0"/>
+              <w:bottom w:val="single" w:color="D9D5C8" w:sz="4" w:space="0"/>
+              <w:right w:val="single" w:color="D9D5C8" w:sz="4" w:space="0"/>
+            </w:tcBorders>
+            <w:shd w:fill="1B2A4A" w:color="auto" w:val="clear"/>
+            <w:tcMar>
+              <w:top w:type="dxa" w:w="55"/>
+              <w:left w:type="dxa" w:w="110"/>
+              <w:bottom w:type="dxa" w:w="55"/>
+              <w:right w:type="dxa" w:w="110"/>
+            </w:tcMar>
+          </w:tcPr>
+          <w:p>
+            <w:pPr>
+              <w:spacing w:after="0"/>
+            </w:pPr>
+            <w:r>
+              <w:rPr>
+                <w:b/>
+                <w:bCs/>
+                <w:i w:val="false"/>
+                <w:iCs w:val="false"/>
+                <w:color w:val="FFFFFF"/>
+                <w:sz w:val="18"/>
+                <w:szCs w:val="18"/>
+                <w:rFonts w:ascii="Calibri" w:cs="Calibri" w:eastAsia="Calibri" w:hAnsi="Calibri"/>
+              </w:rPr>
+              <w:t xml:space="preserve">FT?</w:t>
+            </w:r>
+          </w:p>
+        </w:tc>
+        <w:tc>
+          <w:tcPr>
+            <w:tcW w:type="dxa" w:w="2568"/>
+            <w:tcBorders>
+              <w:top w:val="single" w:color="D9D5C8" w:sz="4" w:space="0"/>
+              <w:left w:val="single" w:color="D9D5C8" w:sz="4" w:space="0"/>
+              <w:bottom w:val="single" w:color="D9D5C8" w:sz="4" w:space="0"/>
+              <w:right w:val="single" w:color="D9D5C8" w:sz="4" w:space="0"/>
+            </w:tcBorders>
+            <w:shd w:fill="1B2A4A" w:color="auto" w:val="clear"/>
+            <w:tcMar>
+              <w:top w:type="dxa" w:w="55"/>
+              <w:left w:type="dxa" w:w="110"/>
+              <w:bottom w:type="dxa" w:w="55"/>
+              <w:right w:type="dxa" w:w="110"/>
+            </w:tcMar>
+          </w:tcPr>
+          <w:p>
+            <w:pPr>
+              <w:spacing w:after="0"/>
+            </w:pPr>
+            <w:r>
+              <w:rPr>
+                <w:b/>
+                <w:bCs/>
+                <w:i w:val="false"/>
+                <w:iCs w:val="false"/>
+                <w:color w:val="FFFFFF"/>
+                <w:sz w:val="18"/>
+                <w:szCs w:val="18"/>
+                <w:rFonts w:ascii="Calibri" w:cs="Calibri" w:eastAsia="Calibri" w:hAnsi="Calibri"/>
+              </w:rPr>
+              <w:t xml:space="preserve">Distractor codes</w:t>
+            </w:r>
+          </w:p>
+        </w:tc>
+      </w:tr>
+      <w:tr>
+        <w:tc>
+          <w:tcPr>
+            <w:tcW w:type="dxa" w:w="600"/>
+            <w:tcBorders>
+              <w:top w:val="single" w:color="D9D5C8" w:sz="4" w:space="0"/>
+              <w:left w:val="single" w:color="D9D5C8" w:sz="4" w:space="0"/>
+              <w:bottom w:val="single" w:color="D9D5C8" w:sz="4" w:space="0"/>
+              <w:right w:val="single" w:color="D9D5C8" w:sz="4" w:space="0"/>
+            </w:tcBorders>
+            <w:tcMar>
+              <w:top w:type="dxa" w:w="55"/>
+              <w:left w:type="dxa" w:w="110"/>
+              <w:bottom w:type="dxa" w:w="55"/>
+              <w:right w:type="dxa" w:w="110"/>
+            </w:tcMar>
+          </w:tcPr>
+          <w:p>
+            <w:pPr>
+              <w:spacing w:after="0"/>
+            </w:pPr>
+            <w:r>
+              <w:rPr>
+                <w:b w:val="false"/>
+                <w:bCs w:val="false"/>
+                <w:i w:val="false"/>
+                <w:iCs w:val="false"/>
+                <w:color w:val="1A1A1A"/>
+                <w:sz w:val="18"/>
+                <w:szCs w:val="18"/>
+                <w:rFonts w:ascii="Calibri" w:cs="Calibri" w:eastAsia="Calibri" w:hAnsi="Calibri"/>
+              </w:rPr>
+              <w:t xml:space="preserve">1</w:t>
+            </w:r>
+          </w:p>
+        </w:tc>
+        <w:tc>
+          <w:tcPr>
+            <w:tcW w:type="dxa" w:w="980"/>
+            <w:tcBorders>
+              <w:top w:val="single" w:color="D9D5C8" w:sz="4" w:space="0"/>
+              <w:left w:val="single" w:color="D9D5C8" w:sz="4" w:space="0"/>
+              <w:bottom w:val="single" w:color="D9D5C8" w:sz="4" w:space="0"/>
+              <w:right w:val="single" w:color="D9D5C8" w:sz="4" w:space="0"/>
+            </w:tcBorders>
+            <w:tcMar>
+              <w:top w:type="dxa" w:w="55"/>
+              <w:left w:type="dxa" w:w="110"/>
+              <w:bottom w:type="dxa" w:w="55"/>
+              <w:right w:type="dxa" w:w="110"/>
+            </w:tcMar>
+          </w:tcPr>
+          <w:p>
+            <w:pPr>
+              <w:spacing w:after="0"/>
+            </w:pPr>
+            <w:r>
+              <w:rPr>
+                <w:b w:val="false"/>
+                <w:bCs w:val="false"/>
+                <w:i w:val="false"/>
+                <w:iCs w:val="false"/>
+                <w:color w:val="1A1A1A"/>
+                <w:sz w:val="18"/>
+                <w:szCs w:val="18"/>
+                <w:rFonts w:ascii="Calibri" w:cs="Calibri" w:eastAsia="Calibri" w:hAnsi="Calibri"/>
+              </w:rPr>
+              <w:t xml:space="preserve">GC.23</w:t>
+            </w:r>
+          </w:p>
+        </w:tc>
+        <w:tc>
+          <w:tcPr>
+            <w:tcW w:type="dxa" w:w="700"/>
+            <w:tcBorders>
+              <w:top w:val="single" w:color="D9D5C8" w:sz="4" w:space="0"/>
+              <w:left w:val="single" w:color="D9D5C8" w:sz="4" w:space="0"/>
+              <w:bottom w:val="single" w:color="D9D5C8" w:sz="4" w:space="0"/>
+              <w:right w:val="single" w:color="D9D5C8" w:sz="4" w:space="0"/>
+            </w:tcBorders>
+            <w:tcMar>
+              <w:top w:type="dxa" w:w="55"/>
+              <w:left w:type="dxa" w:w="110"/>
+              <w:bottom w:type="dxa" w:w="55"/>
+              <w:right w:type="dxa" w:w="110"/>
+            </w:tcMar>
+          </w:tcPr>
+          <w:p>
+            <w:pPr>
+              <w:spacing w:after="0"/>
+            </w:pPr>
+            <w:r>
+              <w:rPr>
+                <w:b w:val="false"/>
+                <w:bCs w:val="false"/>
+                <w:i w:val="false"/>
+                <w:iCs w:val="false"/>
+                <w:color w:val="1A1A1A"/>
+                <w:sz w:val="18"/>
+                <w:szCs w:val="18"/>
+                <w:rFonts w:ascii="Calibri" w:cs="Calibri" w:eastAsia="Calibri" w:hAnsi="Calibri"/>
+              </w:rPr>
+              <w:t xml:space="preserve">2</w:t>
+            </w:r>
+          </w:p>
+        </w:tc>
+        <w:tc>
+          <w:tcPr>
+            <w:tcW w:type="dxa" w:w="1560"/>
+            <w:tcBorders>
+              <w:top w:val="single" w:color="D9D5C8" w:sz="4" w:space="0"/>
+              <w:left w:val="single" w:color="D9D5C8" w:sz="4" w:space="0"/>
+              <w:bottom w:val="single" w:color="D9D5C8" w:sz="4" w:space="0"/>
+              <w:right w:val="single" w:color="D9D5C8" w:sz="4" w:space="0"/>
+            </w:tcBorders>
+            <w:tcMar>
+              <w:top w:type="dxa" w:w="55"/>
+              <w:left w:type="dxa" w:w="110"/>
+              <w:bottom w:type="dxa" w:w="55"/>
+              <w:right w:type="dxa" w:w="110"/>
+            </w:tcMar>
+          </w:tcPr>
+          <w:p>
+            <w:pPr>
+              <w:spacing w:after="0"/>
+            </w:pPr>
+            <w:r>
+              <w:rPr>
+                <w:b w:val="false"/>
+                <w:bCs w:val="false"/>
+                <w:i w:val="false"/>
+                <w:iCs w:val="false"/>
+                <w:color w:val="1A1A1A"/>
+                <w:sz w:val="18"/>
+                <w:szCs w:val="18"/>
+                <w:rFonts w:ascii="Calibri" w:cs="Calibri" w:eastAsia="Calibri" w:hAnsi="Calibri"/>
+              </w:rPr>
+              <w:t xml:space="preserve">Understand × DOK 2</w:t>
+            </w:r>
+          </w:p>
+        </w:tc>
+        <w:tc>
+          <w:tcPr>
+            <w:tcW w:type="dxa" w:w="600"/>
+            <w:tcBorders>
+              <w:top w:val="single" w:color="D9D5C8" w:sz="4" w:space="0"/>
+              <w:left w:val="single" w:color="D9D5C8" w:sz="4" w:space="0"/>
+              <w:bottom w:val="single" w:color="D9D5C8" w:sz="4" w:space="0"/>
+              <w:right w:val="single" w:color="D9D5C8" w:sz="4" w:space="0"/>
+            </w:tcBorders>
+            <w:tcMar>
+              <w:top w:type="dxa" w:w="55"/>
+              <w:left w:type="dxa" w:w="110"/>
+              <w:bottom w:type="dxa" w:w="55"/>
+              <w:right w:type="dxa" w:w="110"/>
+            </w:tcMar>
+          </w:tcPr>
+          <w:p>
+            <w:pPr>
+              <w:spacing w:after="0"/>
+            </w:pPr>
+            <w:r>
+              <w:rPr>
+                <w:b w:val="false"/>
+                <w:bCs w:val="false"/>
+                <w:i w:val="false"/>
+                <w:iCs w:val="false"/>
+                <w:color w:val="1A1A1A"/>
+                <w:sz w:val="18"/>
+                <w:szCs w:val="18"/>
+                <w:rFonts w:ascii="Calibri" w:cs="Calibri" w:eastAsia="Calibri" w:hAnsi="Calibri"/>
+              </w:rPr>
+              <w:t xml:space="preserve">1.3</w:t>
+            </w:r>
+          </w:p>
+        </w:tc>
+        <w:tc>
+          <w:tcPr>
+            <w:tcW w:type="dxa" w:w="600"/>
+            <w:tcBorders>
+              <w:top w:val="single" w:color="D9D5C8" w:sz="4" w:space="0"/>
+              <w:left w:val="single" w:color="D9D5C8" w:sz="4" w:space="0"/>
+              <w:bottom w:val="single" w:color="D9D5C8" w:sz="4" w:space="0"/>
+              <w:right w:val="single" w:color="D9D5C8" w:sz="4" w:space="0"/>
+            </w:tcBorders>
+            <w:tcMar>
+              <w:top w:type="dxa" w:w="55"/>
+              <w:left w:type="dxa" w:w="110"/>
+              <w:bottom w:type="dxa" w:w="55"/>
+              <w:right w:type="dxa" w:w="110"/>
+            </w:tcMar>
+          </w:tcPr>
+          <w:p>
+            <w:pPr>
+              <w:spacing w:after="0"/>
+            </w:pPr>
+            <w:r>
+              <w:rPr>
+                <w:b w:val="false"/>
+                <w:bCs w:val="false"/>
+                <w:i w:val="false"/>
+                <w:iCs w:val="false"/>
+                <w:color w:val="1A1A1A"/>
+                <w:sz w:val="18"/>
+                <w:szCs w:val="18"/>
+                <w:rFonts w:ascii="Calibri" w:cs="Calibri" w:eastAsia="Calibri" w:hAnsi="Calibri"/>
+              </w:rPr>
+              <w:t xml:space="preserve">0.1</w:t>
+            </w:r>
+          </w:p>
+        </w:tc>
+        <w:tc>
+          <w:tcPr>
+            <w:tcW w:type="dxa" w:w="600"/>
+            <w:tcBorders>
+              <w:top w:val="single" w:color="D9D5C8" w:sz="4" w:space="0"/>
+              <w:left w:val="single" w:color="D9D5C8" w:sz="4" w:space="0"/>
+              <w:bottom w:val="single" w:color="D9D5C8" w:sz="4" w:space="0"/>
+              <w:right w:val="single" w:color="D9D5C8" w:sz="4" w:space="0"/>
+            </w:tcBorders>
+            <w:tcMar>
+              <w:top w:type="dxa" w:w="55"/>
+              <w:left w:type="dxa" w:w="110"/>
+              <w:bottom w:type="dxa" w:w="55"/>
+              <w:right w:type="dxa" w:w="110"/>
+            </w:tcMar>
+          </w:tcPr>
+          <w:p>
+            <w:pPr>
+              <w:spacing w:after="0"/>
+            </w:pPr>
+            <w:r>
+              <w:rPr>
+                <w:b w:val="false"/>
+                <w:bCs w:val="false"/>
+                <w:i w:val="false"/>
+                <w:iCs w:val="false"/>
+                <w:color w:val="1A1A1A"/>
+                <w:sz w:val="18"/>
+                <w:szCs w:val="18"/>
+                <w:rFonts w:ascii="Calibri" w:cs="Calibri" w:eastAsia="Calibri" w:hAnsi="Calibri"/>
+              </w:rPr>
+              <w:t xml:space="preserve">0.2</w:t>
+            </w:r>
+          </w:p>
+        </w:tc>
+        <w:tc>
+          <w:tcPr>
+            <w:tcW w:type="dxa" w:w="680"/>
+            <w:tcBorders>
+              <w:top w:val="single" w:color="D9D5C8" w:sz="4" w:space="0"/>
+              <w:left w:val="single" w:color="D9D5C8" w:sz="4" w:space="0"/>
+              <w:bottom w:val="single" w:color="D9D5C8" w:sz="4" w:space="0"/>
+              <w:right w:val="single" w:color="D9D5C8" w:sz="4" w:space="0"/>
+            </w:tcBorders>
+            <w:tcMar>
+              <w:top w:type="dxa" w:w="55"/>
+              <w:left w:type="dxa" w:w="110"/>
+              <w:bottom w:type="dxa" w:w="55"/>
+              <w:right w:type="dxa" w:w="110"/>
+            </w:tcMar>
+          </w:tcPr>
+          <w:p>
+            <w:pPr>
+              <w:spacing w:after="0"/>
+            </w:pPr>
+            <w:r>
+              <w:rPr>
+                <w:b w:val="false"/>
+                <w:bCs w:val="false"/>
+                <w:i w:val="false"/>
+                <w:iCs w:val="false"/>
+                <w:color w:val="1A1A1A"/>
+                <w:sz w:val="18"/>
+                <w:szCs w:val="18"/>
+                <w:rFonts w:ascii="Calibri" w:cs="Calibri" w:eastAsia="Calibri" w:hAnsi="Calibri"/>
+              </w:rPr>
+              <w:t xml:space="preserve">D2</w:t>
+            </w:r>
+          </w:p>
+        </w:tc>
+        <w:tc>
+          <w:tcPr>
+            <w:tcW w:type="dxa" w:w="720"/>
+            <w:tcBorders>
+              <w:top w:val="single" w:color="D9D5C8" w:sz="4" w:space="0"/>
+              <w:left w:val="single" w:color="D9D5C8" w:sz="4" w:space="0"/>
+              <w:bottom w:val="single" w:color="D9D5C8" w:sz="4" w:space="0"/>
+              <w:right w:val="single" w:color="D9D5C8" w:sz="4" w:space="0"/>
+            </w:tcBorders>
+            <w:tcMar>
+              <w:top w:type="dxa" w:w="55"/>
+              <w:left w:type="dxa" w:w="110"/>
+              <w:bottom w:type="dxa" w:w="55"/>
+              <w:right w:type="dxa" w:w="110"/>
+            </w:tcMar>
+          </w:tcPr>
+          <w:p>
+            <w:pPr>
+              <w:spacing w:after="0"/>
+            </w:pPr>
+            <w:r>
+              <w:rPr>
+                <w:b w:val="false"/>
+                <w:bCs w:val="false"/>
+                <w:i w:val="false"/>
+                <w:iCs w:val="false"/>
+                <w:color w:val="1A1A1A"/>
+                <w:sz w:val="18"/>
+                <w:szCs w:val="18"/>
+                <w:rFonts w:ascii="Calibri" w:cs="Calibri" w:eastAsia="Calibri" w:hAnsi="Calibri"/>
+              </w:rPr>
+              <w:t xml:space="preserve">Y</w:t>
+            </w:r>
+          </w:p>
+        </w:tc>
+        <w:tc>
+          <w:tcPr>
+            <w:tcW w:type="dxa" w:w="2568"/>
+            <w:tcBorders>
+              <w:top w:val="single" w:color="D9D5C8" w:sz="4" w:space="0"/>
+              <w:left w:val="single" w:color="D9D5C8" w:sz="4" w:space="0"/>
+              <w:bottom w:val="single" w:color="D9D5C8" w:sz="4" w:space="0"/>
+              <w:right w:val="single" w:color="D9D5C8" w:sz="4" w:space="0"/>
+            </w:tcBorders>
+            <w:tcMar>
+              <w:top w:type="dxa" w:w="55"/>
+              <w:left w:type="dxa" w:w="110"/>
+              <w:bottom w:type="dxa" w:w="55"/>
+              <w:right w:type="dxa" w:w="110"/>
+            </w:tcMar>
+          </w:tcPr>
+          <w:p>
+            <w:pPr>
+              <w:spacing w:after="0"/>
+            </w:pPr>
+            <w:r>
+              <w:rPr>
+                <w:b w:val="false"/>
+                <w:bCs w:val="false"/>
+                <w:i w:val="false"/>
+                <w:iCs w:val="false"/>
+                <w:color w:val="1A1A1A"/>
+                <w:sz w:val="18"/>
+                <w:szCs w:val="18"/>
+                <w:rFonts w:ascii="Calibri" w:cs="Calibri" w:eastAsia="Calibri" w:hAnsi="Calibri"/>
+              </w:rPr>
+              <w:t xml:space="preserve">A:MC C:MC D:NE</w:t>
+            </w:r>
+          </w:p>
+        </w:tc>
+      </w:tr>
+      <w:tr>
+        <w:tc>
+          <w:tcPr>
+            <w:tcW w:type="dxa" w:w="600"/>
+            <w:tcBorders>
+              <w:top w:val="single" w:color="D9D5C8" w:sz="4" w:space="0"/>
+              <w:left w:val="single" w:color="D9D5C8" w:sz="4" w:space="0"/>
+              <w:bottom w:val="single" w:color="D9D5C8" w:sz="4" w:space="0"/>
+              <w:right w:val="single" w:color="D9D5C8" w:sz="4" w:space="0"/>
+            </w:tcBorders>
+            <w:tcMar>
+              <w:top w:type="dxa" w:w="55"/>
+              <w:left w:type="dxa" w:w="110"/>
+              <w:bottom w:type="dxa" w:w="55"/>
+              <w:right w:type="dxa" w:w="110"/>
+            </w:tcMar>
+          </w:tcPr>
+          <w:p>
+            <w:pPr>
+              <w:spacing w:after="0"/>
+            </w:pPr>
+            <w:r>
+              <w:rPr>
+                <w:b w:val="false"/>
+                <w:bCs w:val="false"/>
+                <w:i w:val="false"/>
+                <w:iCs w:val="false"/>
+                <w:color w:val="1A1A1A"/>
+                <w:sz w:val="18"/>
+                <w:szCs w:val="18"/>
+                <w:rFonts w:ascii="Calibri" w:cs="Calibri" w:eastAsia="Calibri" w:hAnsi="Calibri"/>
+              </w:rPr>
+              <w:t xml:space="preserve">2</w:t>
+            </w:r>
+          </w:p>
+        </w:tc>
+        <w:tc>
+          <w:tcPr>
+            <w:tcW w:type="dxa" w:w="980"/>
+            <w:tcBorders>
+              <w:top w:val="single" w:color="D9D5C8" w:sz="4" w:space="0"/>
+              <w:left w:val="single" w:color="D9D5C8" w:sz="4" w:space="0"/>
+              <w:bottom w:val="single" w:color="D9D5C8" w:sz="4" w:space="0"/>
+              <w:right w:val="single" w:color="D9D5C8" w:sz="4" w:space="0"/>
+            </w:tcBorders>
+            <w:tcMar>
+              <w:top w:type="dxa" w:w="55"/>
+              <w:left w:type="dxa" w:w="110"/>
+              <w:bottom w:type="dxa" w:w="55"/>
+              <w:right w:type="dxa" w:w="110"/>
+            </w:tcMar>
+          </w:tcPr>
+          <w:p>
+            <w:pPr>
+              <w:spacing w:after="0"/>
+            </w:pPr>
+            <w:r>
+              <w:rPr>
+                <w:b w:val="false"/>
+                <w:bCs w:val="false"/>
+                <w:i w:val="false"/>
+                <w:iCs w:val="false"/>
+                <w:color w:val="1A1A1A"/>
+                <w:sz w:val="18"/>
+                <w:szCs w:val="18"/>
+                <w:rFonts w:ascii="Calibri" w:cs="Calibri" w:eastAsia="Calibri" w:hAnsi="Calibri"/>
+              </w:rPr>
+              <w:t xml:space="preserve">GC.24</w:t>
+            </w:r>
+          </w:p>
+        </w:tc>
+        <w:tc>
+          <w:tcPr>
+            <w:tcW w:type="dxa" w:w="700"/>
+            <w:tcBorders>
+              <w:top w:val="single" w:color="D9D5C8" w:sz="4" w:space="0"/>
+              <w:left w:val="single" w:color="D9D5C8" w:sz="4" w:space="0"/>
+              <w:bottom w:val="single" w:color="D9D5C8" w:sz="4" w:space="0"/>
+              <w:right w:val="single" w:color="D9D5C8" w:sz="4" w:space="0"/>
+            </w:tcBorders>
+            <w:tcMar>
+              <w:top w:type="dxa" w:w="55"/>
+              <w:left w:type="dxa" w:w="110"/>
+              <w:bottom w:type="dxa" w:w="55"/>
+              <w:right w:type="dxa" w:w="110"/>
+            </w:tcMar>
+          </w:tcPr>
+          <w:p>
+            <w:pPr>
+              <w:spacing w:after="0"/>
+            </w:pPr>
+            <w:r>
+              <w:rPr>
+                <w:b w:val="false"/>
+                <w:bCs w:val="false"/>
+                <w:i w:val="false"/>
+                <w:iCs w:val="false"/>
+                <w:color w:val="1A1A1A"/>
+                <w:sz w:val="18"/>
+                <w:szCs w:val="18"/>
+                <w:rFonts w:ascii="Calibri" w:cs="Calibri" w:eastAsia="Calibri" w:hAnsi="Calibri"/>
+              </w:rPr>
+              <w:t xml:space="preserve">2</w:t>
+            </w:r>
+          </w:p>
+        </w:tc>
+        <w:tc>
+          <w:tcPr>
+            <w:tcW w:type="dxa" w:w="1560"/>
+            <w:tcBorders>
+              <w:top w:val="single" w:color="D9D5C8" w:sz="4" w:space="0"/>
+              <w:left w:val="single" w:color="D9D5C8" w:sz="4" w:space="0"/>
+              <w:bottom w:val="single" w:color="D9D5C8" w:sz="4" w:space="0"/>
+              <w:right w:val="single" w:color="D9D5C8" w:sz="4" w:space="0"/>
+            </w:tcBorders>
+            <w:tcMar>
+              <w:top w:type="dxa" w:w="55"/>
+              <w:left w:type="dxa" w:w="110"/>
+              <w:bottom w:type="dxa" w:w="55"/>
+              <w:right w:type="dxa" w:w="110"/>
+            </w:tcMar>
+          </w:tcPr>
+          <w:p>
+            <w:pPr>
+              <w:spacing w:after="0"/>
+            </w:pPr>
+            <w:r>
+              <w:rPr>
+                <w:b w:val="false"/>
+                <w:bCs w:val="false"/>
+                <w:i w:val="false"/>
+                <w:iCs w:val="false"/>
+                <w:color w:val="1A1A1A"/>
+                <w:sz w:val="18"/>
+                <w:szCs w:val="18"/>
+                <w:rFonts w:ascii="Calibri" w:cs="Calibri" w:eastAsia="Calibri" w:hAnsi="Calibri"/>
+              </w:rPr>
+              <w:t xml:space="preserve">Understand × DOK 2</w:t>
+            </w:r>
+          </w:p>
+        </w:tc>
+        <w:tc>
+          <w:tcPr>
+            <w:tcW w:type="dxa" w:w="600"/>
+            <w:tcBorders>
+              <w:top w:val="single" w:color="D9D5C8" w:sz="4" w:space="0"/>
+              <w:left w:val="single" w:color="D9D5C8" w:sz="4" w:space="0"/>
+              <w:bottom w:val="single" w:color="D9D5C8" w:sz="4" w:space="0"/>
+              <w:right w:val="single" w:color="D9D5C8" w:sz="4" w:space="0"/>
+            </w:tcBorders>
+            <w:tcMar>
+              <w:top w:type="dxa" w:w="55"/>
+              <w:left w:type="dxa" w:w="110"/>
+              <w:bottom w:type="dxa" w:w="55"/>
+              <w:right w:type="dxa" w:w="110"/>
+            </w:tcMar>
+          </w:tcPr>
+          <w:p>
+            <w:pPr>
+              <w:spacing w:after="0"/>
+            </w:pPr>
+            <w:r>
+              <w:rPr>
+                <w:b w:val="false"/>
+                <w:bCs w:val="false"/>
+                <w:i w:val="false"/>
+                <w:iCs w:val="false"/>
+                <w:color w:val="1A1A1A"/>
+                <w:sz w:val="18"/>
+                <w:szCs w:val="18"/>
+                <w:rFonts w:ascii="Calibri" w:cs="Calibri" w:eastAsia="Calibri" w:hAnsi="Calibri"/>
+              </w:rPr>
+              <w:t xml:space="preserve">1.2</w:t>
+            </w:r>
+          </w:p>
+        </w:tc>
+        <w:tc>
+          <w:tcPr>
+            <w:tcW w:type="dxa" w:w="600"/>
+            <w:tcBorders>
+              <w:top w:val="single" w:color="D9D5C8" w:sz="4" w:space="0"/>
+              <w:left w:val="single" w:color="D9D5C8" w:sz="4" w:space="0"/>
+              <w:bottom w:val="single" w:color="D9D5C8" w:sz="4" w:space="0"/>
+              <w:right w:val="single" w:color="D9D5C8" w:sz="4" w:space="0"/>
+            </w:tcBorders>
+            <w:tcMar>
+              <w:top w:type="dxa" w:w="55"/>
+              <w:left w:type="dxa" w:w="110"/>
+              <w:bottom w:type="dxa" w:w="55"/>
+              <w:right w:type="dxa" w:w="110"/>
+            </w:tcMar>
+          </w:tcPr>
+          <w:p>
+            <w:pPr>
+              <w:spacing w:after="0"/>
+            </w:pPr>
+            <w:r>
+              <w:rPr>
+                <w:b w:val="false"/>
+                <w:bCs w:val="false"/>
+                <w:i w:val="false"/>
+                <w:iCs w:val="false"/>
+                <w:color w:val="1A1A1A"/>
+                <w:sz w:val="18"/>
+                <w:szCs w:val="18"/>
+                <w:rFonts w:ascii="Calibri" w:cs="Calibri" w:eastAsia="Calibri" w:hAnsi="Calibri"/>
+              </w:rPr>
+              <w:t xml:space="preserve">0</w:t>
+            </w:r>
+          </w:p>
+        </w:tc>
+        <w:tc>
+          <w:tcPr>
+            <w:tcW w:type="dxa" w:w="600"/>
+            <w:tcBorders>
+              <w:top w:val="single" w:color="D9D5C8" w:sz="4" w:space="0"/>
+              <w:left w:val="single" w:color="D9D5C8" w:sz="4" w:space="0"/>
+              <w:bottom w:val="single" w:color="D9D5C8" w:sz="4" w:space="0"/>
+              <w:right w:val="single" w:color="D9D5C8" w:sz="4" w:space="0"/>
+            </w:tcBorders>
+            <w:tcMar>
+              <w:top w:type="dxa" w:w="55"/>
+              <w:left w:type="dxa" w:w="110"/>
+              <w:bottom w:type="dxa" w:w="55"/>
+              <w:right w:type="dxa" w:w="110"/>
+            </w:tcMar>
+          </w:tcPr>
+          <w:p>
+            <w:pPr>
+              <w:spacing w:after="0"/>
+            </w:pPr>
+            <w:r>
+              <w:rPr>
+                <w:b w:val="false"/>
+                <w:bCs w:val="false"/>
+                <w:i w:val="false"/>
+                <w:iCs w:val="false"/>
+                <w:color w:val="1A1A1A"/>
+                <w:sz w:val="18"/>
+                <w:szCs w:val="18"/>
+                <w:rFonts w:ascii="Calibri" w:cs="Calibri" w:eastAsia="Calibri" w:hAnsi="Calibri"/>
+              </w:rPr>
+              <w:t xml:space="preserve">0.2</w:t>
+            </w:r>
+          </w:p>
+        </w:tc>
+        <w:tc>
+          <w:tcPr>
+            <w:tcW w:type="dxa" w:w="680"/>
+            <w:tcBorders>
+              <w:top w:val="single" w:color="D9D5C8" w:sz="4" w:space="0"/>
+              <w:left w:val="single" w:color="D9D5C8" w:sz="4" w:space="0"/>
+              <w:bottom w:val="single" w:color="D9D5C8" w:sz="4" w:space="0"/>
+              <w:right w:val="single" w:color="D9D5C8" w:sz="4" w:space="0"/>
+            </w:tcBorders>
+            <w:tcMar>
+              <w:top w:type="dxa" w:w="55"/>
+              <w:left w:type="dxa" w:w="110"/>
+              <w:bottom w:type="dxa" w:w="55"/>
+              <w:right w:type="dxa" w:w="110"/>
+            </w:tcMar>
+          </w:tcPr>
+          <w:p>
+            <w:pPr>
+              <w:spacing w:after="0"/>
+            </w:pPr>
+            <w:r>
+              <w:rPr>
+                <w:b w:val="false"/>
+                <w:bCs w:val="false"/>
+                <w:i w:val="false"/>
+                <w:iCs w:val="false"/>
+                <w:color w:val="1A1A1A"/>
+                <w:sz w:val="18"/>
+                <w:szCs w:val="18"/>
+                <w:rFonts w:ascii="Calibri" w:cs="Calibri" w:eastAsia="Calibri" w:hAnsi="Calibri"/>
+              </w:rPr>
+              <w:t xml:space="preserve">D2</w:t>
+            </w:r>
+          </w:p>
+        </w:tc>
+        <w:tc>
+          <w:tcPr>
+            <w:tcW w:type="dxa" w:w="720"/>
+            <w:tcBorders>
+              <w:top w:val="single" w:color="D9D5C8" w:sz="4" w:space="0"/>
+              <w:left w:val="single" w:color="D9D5C8" w:sz="4" w:space="0"/>
+              <w:bottom w:val="single" w:color="D9D5C8" w:sz="4" w:space="0"/>
+              <w:right w:val="single" w:color="D9D5C8" w:sz="4" w:space="0"/>
+            </w:tcBorders>
+            <w:tcMar>
+              <w:top w:type="dxa" w:w="55"/>
+              <w:left w:type="dxa" w:w="110"/>
+              <w:bottom w:type="dxa" w:w="55"/>
+              <w:right w:type="dxa" w:w="110"/>
+            </w:tcMar>
+          </w:tcPr>
+          <w:p>
+            <w:pPr>
+              <w:spacing w:after="0"/>
+            </w:pPr>
+            <w:r>
+              <w:rPr>
+                <w:b w:val="false"/>
+                <w:bCs w:val="false"/>
+                <w:i w:val="false"/>
+                <w:iCs w:val="false"/>
+                <w:color w:val="1A1A1A"/>
+                <w:sz w:val="18"/>
+                <w:szCs w:val="18"/>
+                <w:rFonts w:ascii="Calibri" w:cs="Calibri" w:eastAsia="Calibri" w:hAnsi="Calibri"/>
+              </w:rPr>
+              <w:t xml:space="preserve">Y</w:t>
+            </w:r>
+          </w:p>
+        </w:tc>
+        <w:tc>
+          <w:tcPr>
+            <w:tcW w:type="dxa" w:w="2568"/>
+            <w:tcBorders>
+              <w:top w:val="single" w:color="D9D5C8" w:sz="4" w:space="0"/>
+              <w:left w:val="single" w:color="D9D5C8" w:sz="4" w:space="0"/>
+              <w:bottom w:val="single" w:color="D9D5C8" w:sz="4" w:space="0"/>
+              <w:right w:val="single" w:color="D9D5C8" w:sz="4" w:space="0"/>
+            </w:tcBorders>
+            <w:tcMar>
+              <w:top w:type="dxa" w:w="55"/>
+              <w:left w:type="dxa" w:w="110"/>
+              <w:bottom w:type="dxa" w:w="55"/>
+              <w:right w:type="dxa" w:w="110"/>
+            </w:tcMar>
+          </w:tcPr>
+          <w:p>
+            <w:pPr>
+              <w:spacing w:after="0"/>
+            </w:pPr>
+            <w:r>
+              <w:rPr>
+                <w:b w:val="false"/>
+                <w:bCs w:val="false"/>
+                <w:i w:val="false"/>
+                <w:iCs w:val="false"/>
+                <w:color w:val="1A1A1A"/>
+                <w:sz w:val="18"/>
+                <w:szCs w:val="18"/>
+                <w:rFonts w:ascii="Calibri" w:cs="Calibri" w:eastAsia="Calibri" w:hAnsi="Calibri"/>
+              </w:rPr>
+              <w:t xml:space="preserve">A:MC B:NE C:OG</w:t>
+            </w:r>
+          </w:p>
+        </w:tc>
+      </w:tr>
+      <w:tr>
+        <w:tc>
+          <w:tcPr>
+            <w:tcW w:type="dxa" w:w="600"/>
+            <w:tcBorders>
+              <w:top w:val="single" w:color="D9D5C8" w:sz="4" w:space="0"/>
+              <w:left w:val="single" w:color="D9D5C8" w:sz="4" w:space="0"/>
+              <w:bottom w:val="single" w:color="D9D5C8" w:sz="4" w:space="0"/>
+              <w:right w:val="single" w:color="D9D5C8" w:sz="4" w:space="0"/>
+            </w:tcBorders>
+            <w:tcMar>
+              <w:top w:type="dxa" w:w="55"/>
+              <w:left w:type="dxa" w:w="110"/>
+              <w:bottom w:type="dxa" w:w="55"/>
+              <w:right w:type="dxa" w:w="110"/>
+            </w:tcMar>
+          </w:tcPr>
+          <w:p>
+            <w:pPr>
+              <w:spacing w:after="0"/>
+            </w:pPr>
+            <w:r>
+              <w:rPr>
+                <w:b w:val="false"/>
+                <w:bCs w:val="false"/>
+                <w:i w:val="false"/>
+                <w:iCs w:val="false"/>
+                <w:color w:val="1A1A1A"/>
+                <w:sz w:val="18"/>
+                <w:szCs w:val="18"/>
+                <w:rFonts w:ascii="Calibri" w:cs="Calibri" w:eastAsia="Calibri" w:hAnsi="Calibri"/>
+              </w:rPr>
+              <w:t xml:space="preserve">3</w:t>
+            </w:r>
+          </w:p>
+        </w:tc>
+        <w:tc>
+          <w:tcPr>
+            <w:tcW w:type="dxa" w:w="980"/>
+            <w:tcBorders>
+              <w:top w:val="single" w:color="D9D5C8" w:sz="4" w:space="0"/>
+              <w:left w:val="single" w:color="D9D5C8" w:sz="4" w:space="0"/>
+              <w:bottom w:val="single" w:color="D9D5C8" w:sz="4" w:space="0"/>
+              <w:right w:val="single" w:color="D9D5C8" w:sz="4" w:space="0"/>
+            </w:tcBorders>
+            <w:tcMar>
+              <w:top w:type="dxa" w:w="55"/>
+              <w:left w:type="dxa" w:w="110"/>
+              <w:bottom w:type="dxa" w:w="55"/>
+              <w:right w:type="dxa" w:w="110"/>
+            </w:tcMar>
+          </w:tcPr>
+          <w:p>
+            <w:pPr>
+              <w:spacing w:after="0"/>
+            </w:pPr>
+            <w:r>
+              <w:rPr>
+                <w:b w:val="false"/>
+                <w:bCs w:val="false"/>
+                <w:i w:val="false"/>
+                <w:iCs w:val="false"/>
+                <w:color w:val="1A1A1A"/>
+                <w:sz w:val="18"/>
+                <w:szCs w:val="18"/>
+                <w:rFonts w:ascii="Calibri" w:cs="Calibri" w:eastAsia="Calibri" w:hAnsi="Calibri"/>
+              </w:rPr>
+              <w:t xml:space="preserve">GC.25</w:t>
+            </w:r>
+          </w:p>
+        </w:tc>
+        <w:tc>
+          <w:tcPr>
+            <w:tcW w:type="dxa" w:w="700"/>
+            <w:tcBorders>
+              <w:top w:val="single" w:color="D9D5C8" w:sz="4" w:space="0"/>
+              <w:left w:val="single" w:color="D9D5C8" w:sz="4" w:space="0"/>
+              <w:bottom w:val="single" w:color="D9D5C8" w:sz="4" w:space="0"/>
+              <w:right w:val="single" w:color="D9D5C8" w:sz="4" w:space="0"/>
+            </w:tcBorders>
+            <w:tcMar>
+              <w:top w:type="dxa" w:w="55"/>
+              <w:left w:type="dxa" w:w="110"/>
+              <w:bottom w:type="dxa" w:w="55"/>
+              <w:right w:type="dxa" w:w="110"/>
+            </w:tcMar>
+          </w:tcPr>
+          <w:p>
+            <w:pPr>
+              <w:spacing w:after="0"/>
+            </w:pPr>
+            <w:r>
+              <w:rPr>
+                <w:b w:val="false"/>
+                <w:bCs w:val="false"/>
+                <w:i w:val="false"/>
+                <w:iCs w:val="false"/>
+                <w:color w:val="1A1A1A"/>
+                <w:sz w:val="18"/>
+                <w:szCs w:val="18"/>
+                <w:rFonts w:ascii="Calibri" w:cs="Calibri" w:eastAsia="Calibri" w:hAnsi="Calibri"/>
+              </w:rPr>
+              <w:t xml:space="preserve">2</w:t>
+            </w:r>
+          </w:p>
+        </w:tc>
+        <w:tc>
+          <w:tcPr>
+            <w:tcW w:type="dxa" w:w="1560"/>
+            <w:tcBorders>
+              <w:top w:val="single" w:color="D9D5C8" w:sz="4" w:space="0"/>
+              <w:left w:val="single" w:color="D9D5C8" w:sz="4" w:space="0"/>
+              <w:bottom w:val="single" w:color="D9D5C8" w:sz="4" w:space="0"/>
+              <w:right w:val="single" w:color="D9D5C8" w:sz="4" w:space="0"/>
+            </w:tcBorders>
+            <w:tcMar>
+              <w:top w:type="dxa" w:w="55"/>
+              <w:left w:type="dxa" w:w="110"/>
+              <w:bottom w:type="dxa" w:w="55"/>
+              <w:right w:type="dxa" w:w="110"/>
+            </w:tcMar>
+          </w:tcPr>
+          <w:p>
+            <w:pPr>
+              <w:spacing w:after="0"/>
+            </w:pPr>
+            <w:r>
+              <w:rPr>
+                <w:b w:val="false"/>
+                <w:bCs w:val="false"/>
+                <w:i w:val="false"/>
+                <w:iCs w:val="false"/>
+                <w:color w:val="1A1A1A"/>
+                <w:sz w:val="18"/>
+                <w:szCs w:val="18"/>
+                <w:rFonts w:ascii="Calibri" w:cs="Calibri" w:eastAsia="Calibri" w:hAnsi="Calibri"/>
+              </w:rPr>
+              <w:t xml:space="preserve">Understand × DOK 2</w:t>
+            </w:r>
+          </w:p>
+        </w:tc>
+        <w:tc>
+          <w:tcPr>
+            <w:tcW w:type="dxa" w:w="600"/>
+            <w:tcBorders>
+              <w:top w:val="single" w:color="D9D5C8" w:sz="4" w:space="0"/>
+              <w:left w:val="single" w:color="D9D5C8" w:sz="4" w:space="0"/>
+              <w:bottom w:val="single" w:color="D9D5C8" w:sz="4" w:space="0"/>
+              <w:right w:val="single" w:color="D9D5C8" w:sz="4" w:space="0"/>
+            </w:tcBorders>
+            <w:tcMar>
+              <w:top w:type="dxa" w:w="55"/>
+              <w:left w:type="dxa" w:w="110"/>
+              <w:bottom w:type="dxa" w:w="55"/>
+              <w:right w:type="dxa" w:w="110"/>
+            </w:tcMar>
+          </w:tcPr>
+          <w:p>
+            <w:pPr>
+              <w:spacing w:after="0"/>
+            </w:pPr>
+            <w:r>
+              <w:rPr>
+                <w:b w:val="false"/>
+                <w:bCs w:val="false"/>
+                <w:i w:val="false"/>
+                <w:iCs w:val="false"/>
+                <w:color w:val="1A1A1A"/>
+                <w:sz w:val="18"/>
+                <w:szCs w:val="18"/>
+                <w:rFonts w:ascii="Calibri" w:cs="Calibri" w:eastAsia="Calibri" w:hAnsi="Calibri"/>
+              </w:rPr>
+              <w:t xml:space="preserve">1.3</w:t>
+            </w:r>
+          </w:p>
+        </w:tc>
+        <w:tc>
+          <w:tcPr>
+            <w:tcW w:type="dxa" w:w="600"/>
+            <w:tcBorders>
+              <w:top w:val="single" w:color="D9D5C8" w:sz="4" w:space="0"/>
+              <w:left w:val="single" w:color="D9D5C8" w:sz="4" w:space="0"/>
+              <w:bottom w:val="single" w:color="D9D5C8" w:sz="4" w:space="0"/>
+              <w:right w:val="single" w:color="D9D5C8" w:sz="4" w:space="0"/>
+            </w:tcBorders>
+            <w:tcMar>
+              <w:top w:type="dxa" w:w="55"/>
+              <w:left w:type="dxa" w:w="110"/>
+              <w:bottom w:type="dxa" w:w="55"/>
+              <w:right w:type="dxa" w:w="110"/>
+            </w:tcMar>
+          </w:tcPr>
+          <w:p>
+            <w:pPr>
+              <w:spacing w:after="0"/>
+            </w:pPr>
+            <w:r>
+              <w:rPr>
+                <w:b w:val="false"/>
+                <w:bCs w:val="false"/>
+                <w:i w:val="false"/>
+                <w:iCs w:val="false"/>
+                <w:color w:val="1A1A1A"/>
+                <w:sz w:val="18"/>
+                <w:szCs w:val="18"/>
+                <w:rFonts w:ascii="Calibri" w:cs="Calibri" w:eastAsia="Calibri" w:hAnsi="Calibri"/>
+              </w:rPr>
+              <w:t xml:space="preserve">-0.1</w:t>
+            </w:r>
+          </w:p>
+        </w:tc>
+        <w:tc>
+          <w:tcPr>
+            <w:tcW w:type="dxa" w:w="600"/>
+            <w:tcBorders>
+              <w:top w:val="single" w:color="D9D5C8" w:sz="4" w:space="0"/>
+              <w:left w:val="single" w:color="D9D5C8" w:sz="4" w:space="0"/>
+              <w:bottom w:val="single" w:color="D9D5C8" w:sz="4" w:space="0"/>
+              <w:right w:val="single" w:color="D9D5C8" w:sz="4" w:space="0"/>
+            </w:tcBorders>
+            <w:tcMar>
+              <w:top w:type="dxa" w:w="55"/>
+              <w:left w:type="dxa" w:w="110"/>
+              <w:bottom w:type="dxa" w:w="55"/>
+              <w:right w:type="dxa" w:w="110"/>
+            </w:tcMar>
+          </w:tcPr>
+          <w:p>
+            <w:pPr>
+              <w:spacing w:after="0"/>
+            </w:pPr>
+            <w:r>
+              <w:rPr>
+                <w:b w:val="false"/>
+                <w:bCs w:val="false"/>
+                <w:i w:val="false"/>
+                <w:iCs w:val="false"/>
+                <w:color w:val="1A1A1A"/>
+                <w:sz w:val="18"/>
+                <w:szCs w:val="18"/>
+                <w:rFonts w:ascii="Calibri" w:cs="Calibri" w:eastAsia="Calibri" w:hAnsi="Calibri"/>
+              </w:rPr>
+              <w:t xml:space="preserve">0.2</w:t>
+            </w:r>
+          </w:p>
+        </w:tc>
+        <w:tc>
+          <w:tcPr>
+            <w:tcW w:type="dxa" w:w="680"/>
+            <w:tcBorders>
+              <w:top w:val="single" w:color="D9D5C8" w:sz="4" w:space="0"/>
+              <w:left w:val="single" w:color="D9D5C8" w:sz="4" w:space="0"/>
+              <w:bottom w:val="single" w:color="D9D5C8" w:sz="4" w:space="0"/>
+              <w:right w:val="single" w:color="D9D5C8" w:sz="4" w:space="0"/>
+            </w:tcBorders>
+            <w:tcMar>
+              <w:top w:type="dxa" w:w="55"/>
+              <w:left w:type="dxa" w:w="110"/>
+              <w:bottom w:type="dxa" w:w="55"/>
+              <w:right w:type="dxa" w:w="110"/>
+            </w:tcMar>
+          </w:tcPr>
+          <w:p>
+            <w:pPr>
+              <w:spacing w:after="0"/>
+            </w:pPr>
+            <w:r>
+              <w:rPr>
+                <w:b w:val="false"/>
+                <w:bCs w:val="false"/>
+                <w:i w:val="false"/>
+                <w:iCs w:val="false"/>
+                <w:color w:val="1A1A1A"/>
+                <w:sz w:val="18"/>
+                <w:szCs w:val="18"/>
+                <w:rFonts w:ascii="Calibri" w:cs="Calibri" w:eastAsia="Calibri" w:hAnsi="Calibri"/>
+              </w:rPr>
+              <w:t xml:space="preserve">D2</w:t>
+            </w:r>
+          </w:p>
+        </w:tc>
+        <w:tc>
+          <w:tcPr>
+            <w:tcW w:type="dxa" w:w="720"/>
+            <w:tcBorders>
+              <w:top w:val="single" w:color="D9D5C8" w:sz="4" w:space="0"/>
+              <w:left w:val="single" w:color="D9D5C8" w:sz="4" w:space="0"/>
+              <w:bottom w:val="single" w:color="D9D5C8" w:sz="4" w:space="0"/>
+              <w:right w:val="single" w:color="D9D5C8" w:sz="4" w:space="0"/>
+            </w:tcBorders>
+            <w:tcMar>
+              <w:top w:type="dxa" w:w="55"/>
+              <w:left w:type="dxa" w:w="110"/>
+              <w:bottom w:type="dxa" w:w="55"/>
+              <w:right w:type="dxa" w:w="110"/>
+            </w:tcMar>
+          </w:tcPr>
+          <w:p>
+            <w:pPr>
+              <w:spacing w:after="0"/>
+            </w:pPr>
+            <w:r>
+              <w:rPr>
+                <w:b w:val="false"/>
+                <w:bCs w:val="false"/>
+                <w:i w:val="false"/>
+                <w:iCs w:val="false"/>
+                <w:color w:val="1A1A1A"/>
+                <w:sz w:val="18"/>
+                <w:szCs w:val="18"/>
+                <w:rFonts w:ascii="Calibri" w:cs="Calibri" w:eastAsia="Calibri" w:hAnsi="Calibri"/>
+              </w:rPr>
+              <w:t xml:space="preserve">Y</w:t>
+            </w:r>
+          </w:p>
+        </w:tc>
+        <w:tc>
+          <w:tcPr>
+            <w:tcW w:type="dxa" w:w="2568"/>
+            <w:tcBorders>
+              <w:top w:val="single" w:color="D9D5C8" w:sz="4" w:space="0"/>
+              <w:left w:val="single" w:color="D9D5C8" w:sz="4" w:space="0"/>
+              <w:bottom w:val="single" w:color="D9D5C8" w:sz="4" w:space="0"/>
+              <w:right w:val="single" w:color="D9D5C8" w:sz="4" w:space="0"/>
+            </w:tcBorders>
+            <w:tcMar>
+              <w:top w:type="dxa" w:w="55"/>
+              <w:left w:type="dxa" w:w="110"/>
+              <w:bottom w:type="dxa" w:w="55"/>
+              <w:right w:type="dxa" w:w="110"/>
+            </w:tcMar>
+          </w:tcPr>
+          <w:p>
+            <w:pPr>
+              <w:spacing w:after="0"/>
+            </w:pPr>
+            <w:r>
+              <w:rPr>
+                <w:b w:val="false"/>
+                <w:bCs w:val="false"/>
+                <w:i w:val="false"/>
+                <w:iCs w:val="false"/>
+                <w:color w:val="1A1A1A"/>
+                <w:sz w:val="18"/>
+                <w:szCs w:val="18"/>
+                <w:rFonts w:ascii="Calibri" w:cs="Calibri" w:eastAsia="Calibri" w:hAnsi="Calibri"/>
+              </w:rPr>
+              <w:t xml:space="preserve">B:MC C:PK D:MC</w:t>
+            </w:r>
+          </w:p>
+        </w:tc>
+      </w:tr>
+      <w:tr>
+        <w:tc>
+          <w:tcPr>
+            <w:tcW w:type="dxa" w:w="600"/>
+            <w:tcBorders>
+              <w:top w:val="single" w:color="D9D5C8" w:sz="4" w:space="0"/>
+              <w:left w:val="single" w:color="D9D5C8" w:sz="4" w:space="0"/>
+              <w:bottom w:val="single" w:color="D9D5C8" w:sz="4" w:space="0"/>
+              <w:right w:val="single" w:color="D9D5C8" w:sz="4" w:space="0"/>
+            </w:tcBorders>
+            <w:tcMar>
+              <w:top w:type="dxa" w:w="55"/>
+              <w:left w:type="dxa" w:w="110"/>
+              <w:bottom w:type="dxa" w:w="55"/>
+              <w:right w:type="dxa" w:w="110"/>
+            </w:tcMar>
+          </w:tcPr>
+          <w:p>
+            <w:pPr>
+              <w:spacing w:after="0"/>
+            </w:pPr>
+            <w:r>
+              <w:rPr>
+                <w:b w:val="false"/>
+                <w:bCs w:val="false"/>
+                <w:i w:val="false"/>
+                <w:iCs w:val="false"/>
+                <w:color w:val="1A1A1A"/>
+                <w:sz w:val="18"/>
+                <w:szCs w:val="18"/>
+                <w:rFonts w:ascii="Calibri" w:cs="Calibri" w:eastAsia="Calibri" w:hAnsi="Calibri"/>
+              </w:rPr>
+              <w:t xml:space="preserve">4</w:t>
+            </w:r>
+          </w:p>
+        </w:tc>
+        <w:tc>
+          <w:tcPr>
+            <w:tcW w:type="dxa" w:w="980"/>
+            <w:tcBorders>
+              <w:top w:val="single" w:color="D9D5C8" w:sz="4" w:space="0"/>
+              <w:left w:val="single" w:color="D9D5C8" w:sz="4" w:space="0"/>
+              <w:bottom w:val="single" w:color="D9D5C8" w:sz="4" w:space="0"/>
+              <w:right w:val="single" w:color="D9D5C8" w:sz="4" w:space="0"/>
+            </w:tcBorders>
+            <w:tcMar>
+              <w:top w:type="dxa" w:w="55"/>
+              <w:left w:type="dxa" w:w="110"/>
+              <w:bottom w:type="dxa" w:w="55"/>
+              <w:right w:type="dxa" w:w="110"/>
+            </w:tcMar>
+          </w:tcPr>
+          <w:p>
+            <w:pPr>
+              <w:spacing w:after="0"/>
+            </w:pPr>
+            <w:r>
+              <w:rPr>
+                <w:b w:val="false"/>
+                <w:bCs w:val="false"/>
+                <w:i w:val="false"/>
+                <w:iCs w:val="false"/>
+                <w:color w:val="1A1A1A"/>
+                <w:sz w:val="18"/>
+                <w:szCs w:val="18"/>
+                <w:rFonts w:ascii="Calibri" w:cs="Calibri" w:eastAsia="Calibri" w:hAnsi="Calibri"/>
+              </w:rPr>
+              <w:t xml:space="preserve">GC.26</w:t>
+            </w:r>
+          </w:p>
+        </w:tc>
+        <w:tc>
+          <w:tcPr>
+            <w:tcW w:type="dxa" w:w="700"/>
+            <w:tcBorders>
+              <w:top w:val="single" w:color="D9D5C8" w:sz="4" w:space="0"/>
+              <w:left w:val="single" w:color="D9D5C8" w:sz="4" w:space="0"/>
+              <w:bottom w:val="single" w:color="D9D5C8" w:sz="4" w:space="0"/>
+              <w:right w:val="single" w:color="D9D5C8" w:sz="4" w:space="0"/>
+            </w:tcBorders>
+            <w:tcMar>
+              <w:top w:type="dxa" w:w="55"/>
+              <w:left w:type="dxa" w:w="110"/>
+              <w:bottom w:type="dxa" w:w="55"/>
+              <w:right w:type="dxa" w:w="110"/>
+            </w:tcMar>
+          </w:tcPr>
+          <w:p>
+            <w:pPr>
+              <w:spacing w:after="0"/>
+            </w:pPr>
+            <w:r>
+              <w:rPr>
+                <w:b w:val="false"/>
+                <w:bCs w:val="false"/>
+                <w:i w:val="false"/>
+                <w:iCs w:val="false"/>
+                <w:color w:val="1A1A1A"/>
+                <w:sz w:val="18"/>
+                <w:szCs w:val="18"/>
+                <w:rFonts w:ascii="Calibri" w:cs="Calibri" w:eastAsia="Calibri" w:hAnsi="Calibri"/>
+              </w:rPr>
+              <w:t xml:space="preserve">2</w:t>
+            </w:r>
+          </w:p>
+        </w:tc>
+        <w:tc>
+          <w:tcPr>
+            <w:tcW w:type="dxa" w:w="1560"/>
+            <w:tcBorders>
+              <w:top w:val="single" w:color="D9D5C8" w:sz="4" w:space="0"/>
+              <w:left w:val="single" w:color="D9D5C8" w:sz="4" w:space="0"/>
+              <w:bottom w:val="single" w:color="D9D5C8" w:sz="4" w:space="0"/>
+              <w:right w:val="single" w:color="D9D5C8" w:sz="4" w:space="0"/>
+            </w:tcBorders>
+            <w:tcMar>
+              <w:top w:type="dxa" w:w="55"/>
+              <w:left w:type="dxa" w:w="110"/>
+              <w:bottom w:type="dxa" w:w="55"/>
+              <w:right w:type="dxa" w:w="110"/>
+            </w:tcMar>
+          </w:tcPr>
+          <w:p>
+            <w:pPr>
+              <w:spacing w:after="0"/>
+            </w:pPr>
+            <w:r>
+              <w:rPr>
+                <w:b w:val="false"/>
+                <w:bCs w:val="false"/>
+                <w:i w:val="false"/>
+                <w:iCs w:val="false"/>
+                <w:color w:val="1A1A1A"/>
+                <w:sz w:val="18"/>
+                <w:szCs w:val="18"/>
+                <w:rFonts w:ascii="Calibri" w:cs="Calibri" w:eastAsia="Calibri" w:hAnsi="Calibri"/>
+              </w:rPr>
+              <w:t xml:space="preserve">Understand × DOK 2</w:t>
+            </w:r>
+          </w:p>
+        </w:tc>
+        <w:tc>
+          <w:tcPr>
+            <w:tcW w:type="dxa" w:w="600"/>
+            <w:tcBorders>
+              <w:top w:val="single" w:color="D9D5C8" w:sz="4" w:space="0"/>
+              <w:left w:val="single" w:color="D9D5C8" w:sz="4" w:space="0"/>
+              <w:bottom w:val="single" w:color="D9D5C8" w:sz="4" w:space="0"/>
+              <w:right w:val="single" w:color="D9D5C8" w:sz="4" w:space="0"/>
+            </w:tcBorders>
+            <w:tcMar>
+              <w:top w:type="dxa" w:w="55"/>
+              <w:left w:type="dxa" w:w="110"/>
+              <w:bottom w:type="dxa" w:w="55"/>
+              <w:right w:type="dxa" w:w="110"/>
+            </w:tcMar>
+          </w:tcPr>
+          <w:p>
+            <w:pPr>
+              <w:spacing w:after="0"/>
+            </w:pPr>
+            <w:r>
+              <w:rPr>
+                <w:b w:val="false"/>
+                <w:bCs w:val="false"/>
+                <w:i w:val="false"/>
+                <w:iCs w:val="false"/>
+                <w:color w:val="1A1A1A"/>
+                <w:sz w:val="18"/>
+                <w:szCs w:val="18"/>
+                <w:rFonts w:ascii="Calibri" w:cs="Calibri" w:eastAsia="Calibri" w:hAnsi="Calibri"/>
+              </w:rPr>
+              <w:t xml:space="preserve">1.4</w:t>
+            </w:r>
+          </w:p>
+        </w:tc>
+        <w:tc>
+          <w:tcPr>
+            <w:tcW w:type="dxa" w:w="600"/>
+            <w:tcBorders>
+              <w:top w:val="single" w:color="D9D5C8" w:sz="4" w:space="0"/>
+              <w:left w:val="single" w:color="D9D5C8" w:sz="4" w:space="0"/>
+              <w:bottom w:val="single" w:color="D9D5C8" w:sz="4" w:space="0"/>
+              <w:right w:val="single" w:color="D9D5C8" w:sz="4" w:space="0"/>
+            </w:tcBorders>
+            <w:tcMar>
+              <w:top w:type="dxa" w:w="55"/>
+              <w:left w:type="dxa" w:w="110"/>
+              <w:bottom w:type="dxa" w:w="55"/>
+              <w:right w:type="dxa" w:w="110"/>
+            </w:tcMar>
+          </w:tcPr>
+          <w:p>
+            <w:pPr>
+              <w:spacing w:after="0"/>
+            </w:pPr>
+            <w:r>
+              <w:rPr>
+                <w:b w:val="false"/>
+                <w:bCs w:val="false"/>
+                <w:i w:val="false"/>
+                <w:iCs w:val="false"/>
+                <w:color w:val="1A1A1A"/>
+                <w:sz w:val="18"/>
+                <w:szCs w:val="18"/>
+                <w:rFonts w:ascii="Calibri" w:cs="Calibri" w:eastAsia="Calibri" w:hAnsi="Calibri"/>
+              </w:rPr>
+              <w:t xml:space="preserve">0.2</w:t>
+            </w:r>
+          </w:p>
+        </w:tc>
+        <w:tc>
+          <w:tcPr>
+            <w:tcW w:type="dxa" w:w="600"/>
+            <w:tcBorders>
+              <w:top w:val="single" w:color="D9D5C8" w:sz="4" w:space="0"/>
+              <w:left w:val="single" w:color="D9D5C8" w:sz="4" w:space="0"/>
+              <w:bottom w:val="single" w:color="D9D5C8" w:sz="4" w:space="0"/>
+              <w:right w:val="single" w:color="D9D5C8" w:sz="4" w:space="0"/>
+            </w:tcBorders>
+            <w:tcMar>
+              <w:top w:type="dxa" w:w="55"/>
+              <w:left w:type="dxa" w:w="110"/>
+              <w:bottom w:type="dxa" w:w="55"/>
+              <w:right w:type="dxa" w:w="110"/>
+            </w:tcMar>
+          </w:tcPr>
+          <w:p>
+            <w:pPr>
+              <w:spacing w:after="0"/>
+            </w:pPr>
+            <w:r>
+              <w:rPr>
+                <w:b w:val="false"/>
+                <w:bCs w:val="false"/>
+                <w:i w:val="false"/>
+                <w:iCs w:val="false"/>
+                <w:color w:val="1A1A1A"/>
+                <w:sz w:val="18"/>
+                <w:szCs w:val="18"/>
+                <w:rFonts w:ascii="Calibri" w:cs="Calibri" w:eastAsia="Calibri" w:hAnsi="Calibri"/>
+              </w:rPr>
+              <w:t xml:space="preserve">0.2</w:t>
+            </w:r>
+          </w:p>
+        </w:tc>
+        <w:tc>
+          <w:tcPr>
+            <w:tcW w:type="dxa" w:w="680"/>
+            <w:tcBorders>
+              <w:top w:val="single" w:color="D9D5C8" w:sz="4" w:space="0"/>
+              <w:left w:val="single" w:color="D9D5C8" w:sz="4" w:space="0"/>
+              <w:bottom w:val="single" w:color="D9D5C8" w:sz="4" w:space="0"/>
+              <w:right w:val="single" w:color="D9D5C8" w:sz="4" w:space="0"/>
+            </w:tcBorders>
+            <w:tcMar>
+              <w:top w:type="dxa" w:w="55"/>
+              <w:left w:type="dxa" w:w="110"/>
+              <w:bottom w:type="dxa" w:w="55"/>
+              <w:right w:type="dxa" w:w="110"/>
+            </w:tcMar>
+          </w:tcPr>
+          <w:p>
+            <w:pPr>
+              <w:spacing w:after="0"/>
+            </w:pPr>
+            <w:r>
+              <w:rPr>
+                <w:b w:val="false"/>
+                <w:bCs w:val="false"/>
+                <w:i w:val="false"/>
+                <w:iCs w:val="false"/>
+                <w:color w:val="1A1A1A"/>
+                <w:sz w:val="18"/>
+                <w:szCs w:val="18"/>
+                <w:rFonts w:ascii="Calibri" w:cs="Calibri" w:eastAsia="Calibri" w:hAnsi="Calibri"/>
+              </w:rPr>
+              <w:t xml:space="preserve">D2</w:t>
+            </w:r>
+          </w:p>
+        </w:tc>
+        <w:tc>
+          <w:tcPr>
+            <w:tcW w:type="dxa" w:w="720"/>
+            <w:tcBorders>
+              <w:top w:val="single" w:color="D9D5C8" w:sz="4" w:space="0"/>
+              <w:left w:val="single" w:color="D9D5C8" w:sz="4" w:space="0"/>
+              <w:bottom w:val="single" w:color="D9D5C8" w:sz="4" w:space="0"/>
+              <w:right w:val="single" w:color="D9D5C8" w:sz="4" w:space="0"/>
+            </w:tcBorders>
+            <w:tcMar>
+              <w:top w:type="dxa" w:w="55"/>
+              <w:left w:type="dxa" w:w="110"/>
+              <w:bottom w:type="dxa" w:w="55"/>
+              <w:right w:type="dxa" w:w="110"/>
+            </w:tcMar>
+          </w:tcPr>
+          <w:p>
+            <w:pPr>
+              <w:spacing w:after="0"/>
+            </w:pPr>
+            <w:r>
+              <w:rPr>
+                <w:b w:val="false"/>
+                <w:bCs w:val="false"/>
+                <w:i w:val="false"/>
+                <w:iCs w:val="false"/>
+                <w:color w:val="1A1A1A"/>
+                <w:sz w:val="18"/>
+                <w:szCs w:val="18"/>
+                <w:rFonts w:ascii="Calibri" w:cs="Calibri" w:eastAsia="Calibri" w:hAnsi="Calibri"/>
+              </w:rPr>
+              <w:t xml:space="preserve">Y</w:t>
+            </w:r>
+          </w:p>
+        </w:tc>
+        <w:tc>
+          <w:tcPr>
+            <w:tcW w:type="dxa" w:w="2568"/>
+            <w:tcBorders>
+              <w:top w:val="single" w:color="D9D5C8" w:sz="4" w:space="0"/>
+              <w:left w:val="single" w:color="D9D5C8" w:sz="4" w:space="0"/>
+              <w:bottom w:val="single" w:color="D9D5C8" w:sz="4" w:space="0"/>
+              <w:right w:val="single" w:color="D9D5C8" w:sz="4" w:space="0"/>
+            </w:tcBorders>
+            <w:tcMar>
+              <w:top w:type="dxa" w:w="55"/>
+              <w:left w:type="dxa" w:w="110"/>
+              <w:bottom w:type="dxa" w:w="55"/>
+              <w:right w:type="dxa" w:w="110"/>
+            </w:tcMar>
+          </w:tcPr>
+          <w:p>
+            <w:pPr>
+              <w:spacing w:after="0"/>
+            </w:pPr>
+            <w:r>
+              <w:rPr>
+                <w:b w:val="false"/>
+                <w:bCs w:val="false"/>
+                <w:i w:val="false"/>
+                <w:iCs w:val="false"/>
+                <w:color w:val="1A1A1A"/>
+                <w:sz w:val="18"/>
+                <w:szCs w:val="18"/>
+                <w:rFonts w:ascii="Calibri" w:cs="Calibri" w:eastAsia="Calibri" w:hAnsi="Calibri"/>
+              </w:rPr>
+              <w:t xml:space="preserve">A:MC B:MC D:NE</w:t>
+            </w:r>
+          </w:p>
+        </w:tc>
+      </w:tr>
+      <w:tr>
+        <w:tc>
+          <w:tcPr>
+            <w:tcW w:type="dxa" w:w="600"/>
+            <w:tcBorders>
+              <w:top w:val="single" w:color="D9D5C8" w:sz="4" w:space="0"/>
+              <w:left w:val="single" w:color="D9D5C8" w:sz="4" w:space="0"/>
+              <w:bottom w:val="single" w:color="D9D5C8" w:sz="4" w:space="0"/>
+              <w:right w:val="single" w:color="D9D5C8" w:sz="4" w:space="0"/>
+            </w:tcBorders>
+            <w:tcMar>
+              <w:top w:type="dxa" w:w="55"/>
+              <w:left w:type="dxa" w:w="110"/>
+              <w:bottom w:type="dxa" w:w="55"/>
+              <w:right w:type="dxa" w:w="110"/>
+            </w:tcMar>
+          </w:tcPr>
+          <w:p>
+            <w:pPr>
+              <w:spacing w:after="0"/>
+            </w:pPr>
+            <w:r>
+              <w:rPr>
+                <w:b w:val="false"/>
+                <w:bCs w:val="false"/>
+                <w:i w:val="false"/>
+                <w:iCs w:val="false"/>
+                <w:color w:val="1A1A1A"/>
+                <w:sz w:val="18"/>
+                <w:szCs w:val="18"/>
+                <w:rFonts w:ascii="Calibri" w:cs="Calibri" w:eastAsia="Calibri" w:hAnsi="Calibri"/>
+              </w:rPr>
+              <w:t xml:space="preserve">5</w:t>
+            </w:r>
+          </w:p>
+        </w:tc>
+        <w:tc>
+          <w:tcPr>
+            <w:tcW w:type="dxa" w:w="980"/>
+            <w:tcBorders>
+              <w:top w:val="single" w:color="D9D5C8" w:sz="4" w:space="0"/>
+              <w:left w:val="single" w:color="D9D5C8" w:sz="4" w:space="0"/>
+              <w:bottom w:val="single" w:color="D9D5C8" w:sz="4" w:space="0"/>
+              <w:right w:val="single" w:color="D9D5C8" w:sz="4" w:space="0"/>
+            </w:tcBorders>
+            <w:tcMar>
+              <w:top w:type="dxa" w:w="55"/>
+              <w:left w:type="dxa" w:w="110"/>
+              <w:bottom w:type="dxa" w:w="55"/>
+              <w:right w:type="dxa" w:w="110"/>
+            </w:tcMar>
+          </w:tcPr>
+          <w:p>
+            <w:pPr>
+              <w:spacing w:after="0"/>
+            </w:pPr>
+            <w:r>
+              <w:rPr>
+                <w:b w:val="false"/>
+                <w:bCs w:val="false"/>
+                <w:i w:val="false"/>
+                <w:iCs w:val="false"/>
+                <w:color w:val="1A1A1A"/>
+                <w:sz w:val="18"/>
+                <w:szCs w:val="18"/>
+                <w:rFonts w:ascii="Calibri" w:cs="Calibri" w:eastAsia="Calibri" w:hAnsi="Calibri"/>
+              </w:rPr>
+              <w:t xml:space="preserve">GC.27</w:t>
+            </w:r>
+          </w:p>
+        </w:tc>
+        <w:tc>
+          <w:tcPr>
+            <w:tcW w:type="dxa" w:w="700"/>
+            <w:tcBorders>
+              <w:top w:val="single" w:color="D9D5C8" w:sz="4" w:space="0"/>
+              <w:left w:val="single" w:color="D9D5C8" w:sz="4" w:space="0"/>
+              <w:bottom w:val="single" w:color="D9D5C8" w:sz="4" w:space="0"/>
+              <w:right w:val="single" w:color="D9D5C8" w:sz="4" w:space="0"/>
+            </w:tcBorders>
+            <w:tcMar>
+              <w:top w:type="dxa" w:w="55"/>
+              <w:left w:type="dxa" w:w="110"/>
+              <w:bottom w:type="dxa" w:w="55"/>
+              <w:right w:type="dxa" w:w="110"/>
+            </w:tcMar>
+          </w:tcPr>
+          <w:p>
+            <w:pPr>
+              <w:spacing w:after="0"/>
+            </w:pPr>
+            <w:r>
+              <w:rPr>
+                <w:b w:val="false"/>
+                <w:bCs w:val="false"/>
+                <w:i w:val="false"/>
+                <w:iCs w:val="false"/>
+                <w:color w:val="1A1A1A"/>
+                <w:sz w:val="18"/>
+                <w:szCs w:val="18"/>
+                <w:rFonts w:ascii="Calibri" w:cs="Calibri" w:eastAsia="Calibri" w:hAnsi="Calibri"/>
+              </w:rPr>
+              <w:t xml:space="preserve">1</w:t>
+            </w:r>
+          </w:p>
+        </w:tc>
+        <w:tc>
+          <w:tcPr>
+            <w:tcW w:type="dxa" w:w="1560"/>
+            <w:tcBorders>
+              <w:top w:val="single" w:color="D9D5C8" w:sz="4" w:space="0"/>
+              <w:left w:val="single" w:color="D9D5C8" w:sz="4" w:space="0"/>
+              <w:bottom w:val="single" w:color="D9D5C8" w:sz="4" w:space="0"/>
+              <w:right w:val="single" w:color="D9D5C8" w:sz="4" w:space="0"/>
+            </w:tcBorders>
+            <w:tcMar>
+              <w:top w:type="dxa" w:w="55"/>
+              <w:left w:type="dxa" w:w="110"/>
+              <w:bottom w:type="dxa" w:w="55"/>
+              <w:right w:type="dxa" w:w="110"/>
+            </w:tcMar>
+          </w:tcPr>
+          <w:p>
+            <w:pPr>
+              <w:spacing w:after="0"/>
+            </w:pPr>
+            <w:r>
+              <w:rPr>
+                <w:b w:val="false"/>
+                <w:bCs w:val="false"/>
+                <w:i w:val="false"/>
+                <w:iCs w:val="false"/>
+                <w:color w:val="1A1A1A"/>
+                <w:sz w:val="18"/>
+                <w:szCs w:val="18"/>
+                <w:rFonts w:ascii="Calibri" w:cs="Calibri" w:eastAsia="Calibri" w:hAnsi="Calibri"/>
+              </w:rPr>
+              <w:t xml:space="preserve">Remember × DOK 1</w:t>
+            </w:r>
+          </w:p>
+        </w:tc>
+        <w:tc>
+          <w:tcPr>
+            <w:tcW w:type="dxa" w:w="600"/>
+            <w:tcBorders>
+              <w:top w:val="single" w:color="D9D5C8" w:sz="4" w:space="0"/>
+              <w:left w:val="single" w:color="D9D5C8" w:sz="4" w:space="0"/>
+              <w:bottom w:val="single" w:color="D9D5C8" w:sz="4" w:space="0"/>
+              <w:right w:val="single" w:color="D9D5C8" w:sz="4" w:space="0"/>
+            </w:tcBorders>
+            <w:tcMar>
+              <w:top w:type="dxa" w:w="55"/>
+              <w:left w:type="dxa" w:w="110"/>
+              <w:bottom w:type="dxa" w:w="55"/>
+              <w:right w:type="dxa" w:w="110"/>
+            </w:tcMar>
+          </w:tcPr>
+          <w:p>
+            <w:pPr>
+              <w:spacing w:after="0"/>
+            </w:pPr>
+            <w:r>
+              <w:rPr>
+                <w:b w:val="false"/>
+                <w:bCs w:val="false"/>
+                <w:i w:val="false"/>
+                <w:iCs w:val="false"/>
+                <w:color w:val="1A1A1A"/>
+                <w:sz w:val="18"/>
+                <w:szCs w:val="18"/>
+                <w:rFonts w:ascii="Calibri" w:cs="Calibri" w:eastAsia="Calibri" w:hAnsi="Calibri"/>
+              </w:rPr>
+              <w:t xml:space="preserve">1</w:t>
+            </w:r>
+          </w:p>
+        </w:tc>
+        <w:tc>
+          <w:tcPr>
+            <w:tcW w:type="dxa" w:w="600"/>
+            <w:tcBorders>
+              <w:top w:val="single" w:color="D9D5C8" w:sz="4" w:space="0"/>
+              <w:left w:val="single" w:color="D9D5C8" w:sz="4" w:space="0"/>
+              <w:bottom w:val="single" w:color="D9D5C8" w:sz="4" w:space="0"/>
+              <w:right w:val="single" w:color="D9D5C8" w:sz="4" w:space="0"/>
+            </w:tcBorders>
+            <w:tcMar>
+              <w:top w:type="dxa" w:w="55"/>
+              <w:left w:type="dxa" w:w="110"/>
+              <w:bottom w:type="dxa" w:w="55"/>
+              <w:right w:type="dxa" w:w="110"/>
+            </w:tcMar>
+          </w:tcPr>
+          <w:p>
+            <w:pPr>
+              <w:spacing w:after="0"/>
+            </w:pPr>
+            <w:r>
+              <w:rPr>
+                <w:b w:val="false"/>
+                <w:bCs w:val="false"/>
+                <w:i w:val="false"/>
+                <w:iCs w:val="false"/>
+                <w:color w:val="1A1A1A"/>
+                <w:sz w:val="18"/>
+                <w:szCs w:val="18"/>
+                <w:rFonts w:ascii="Calibri" w:cs="Calibri" w:eastAsia="Calibri" w:hAnsi="Calibri"/>
+              </w:rPr>
+              <w:t xml:space="preserve">-1.2</w:t>
+            </w:r>
+          </w:p>
+        </w:tc>
+        <w:tc>
+          <w:tcPr>
+            <w:tcW w:type="dxa" w:w="600"/>
+            <w:tcBorders>
+              <w:top w:val="single" w:color="D9D5C8" w:sz="4" w:space="0"/>
+              <w:left w:val="single" w:color="D9D5C8" w:sz="4" w:space="0"/>
+              <w:bottom w:val="single" w:color="D9D5C8" w:sz="4" w:space="0"/>
+              <w:right w:val="single" w:color="D9D5C8" w:sz="4" w:space="0"/>
+            </w:tcBorders>
+            <w:tcMar>
+              <w:top w:type="dxa" w:w="55"/>
+              <w:left w:type="dxa" w:w="110"/>
+              <w:bottom w:type="dxa" w:w="55"/>
+              <w:right w:type="dxa" w:w="110"/>
+            </w:tcMar>
+          </w:tcPr>
+          <w:p>
+            <w:pPr>
+              <w:spacing w:after="0"/>
+            </w:pPr>
+            <w:r>
+              <w:rPr>
+                <w:b w:val="false"/>
+                <w:bCs w:val="false"/>
+                <w:i w:val="false"/>
+                <w:iCs w:val="false"/>
+                <w:color w:val="1A1A1A"/>
+                <w:sz w:val="18"/>
+                <w:szCs w:val="18"/>
+                <w:rFonts w:ascii="Calibri" w:cs="Calibri" w:eastAsia="Calibri" w:hAnsi="Calibri"/>
+              </w:rPr>
+              <w:t xml:space="preserve">0.2</w:t>
+            </w:r>
+          </w:p>
+        </w:tc>
+        <w:tc>
+          <w:tcPr>
+            <w:tcW w:type="dxa" w:w="680"/>
+            <w:tcBorders>
+              <w:top w:val="single" w:color="D9D5C8" w:sz="4" w:space="0"/>
+              <w:left w:val="single" w:color="D9D5C8" w:sz="4" w:space="0"/>
+              <w:bottom w:val="single" w:color="D9D5C8" w:sz="4" w:space="0"/>
+              <w:right w:val="single" w:color="D9D5C8" w:sz="4" w:space="0"/>
+            </w:tcBorders>
+            <w:tcMar>
+              <w:top w:type="dxa" w:w="55"/>
+              <w:left w:type="dxa" w:w="110"/>
+              <w:bottom w:type="dxa" w:w="55"/>
+              <w:right w:type="dxa" w:w="110"/>
+            </w:tcMar>
+          </w:tcPr>
+          <w:p>
+            <w:pPr>
+              <w:spacing w:after="0"/>
+            </w:pPr>
+            <w:r>
+              <w:rPr>
+                <w:b w:val="false"/>
+                <w:bCs w:val="false"/>
+                <w:i w:val="false"/>
+                <w:iCs w:val="false"/>
+                <w:color w:val="1A1A1A"/>
+                <w:sz w:val="18"/>
+                <w:szCs w:val="18"/>
+                <w:rFonts w:ascii="Calibri" w:cs="Calibri" w:eastAsia="Calibri" w:hAnsi="Calibri"/>
+              </w:rPr>
+              <w:t xml:space="preserve">D2</w:t>
+            </w:r>
+          </w:p>
+        </w:tc>
+        <w:tc>
+          <w:tcPr>
+            <w:tcW w:type="dxa" w:w="720"/>
+            <w:tcBorders>
+              <w:top w:val="single" w:color="D9D5C8" w:sz="4" w:space="0"/>
+              <w:left w:val="single" w:color="D9D5C8" w:sz="4" w:space="0"/>
+              <w:bottom w:val="single" w:color="D9D5C8" w:sz="4" w:space="0"/>
+              <w:right w:val="single" w:color="D9D5C8" w:sz="4" w:space="0"/>
+            </w:tcBorders>
+            <w:tcMar>
+              <w:top w:type="dxa" w:w="55"/>
+              <w:left w:type="dxa" w:w="110"/>
+              <w:bottom w:type="dxa" w:w="55"/>
+              <w:right w:type="dxa" w:w="110"/>
+            </w:tcMar>
+          </w:tcPr>
+          <w:p>
+            <w:pPr>
+              <w:spacing w:after="0"/>
+            </w:pPr>
+            <w:r>
+              <w:rPr>
+                <w:b w:val="false"/>
+                <w:bCs w:val="false"/>
+                <w:i w:val="false"/>
+                <w:iCs w:val="false"/>
+                <w:color w:val="1A1A1A"/>
+                <w:sz w:val="18"/>
+                <w:szCs w:val="18"/>
+                <w:rFonts w:ascii="Calibri" w:cs="Calibri" w:eastAsia="Calibri" w:hAnsi="Calibri"/>
+              </w:rPr>
+              <w:t xml:space="preserve">Y</w:t>
+            </w:r>
+          </w:p>
+        </w:tc>
+        <w:tc>
+          <w:tcPr>
+            <w:tcW w:type="dxa" w:w="2568"/>
+            <w:tcBorders>
+              <w:top w:val="single" w:color="D9D5C8" w:sz="4" w:space="0"/>
+              <w:left w:val="single" w:color="D9D5C8" w:sz="4" w:space="0"/>
+              <w:bottom w:val="single" w:color="D9D5C8" w:sz="4" w:space="0"/>
+              <w:right w:val="single" w:color="D9D5C8" w:sz="4" w:space="0"/>
+            </w:tcBorders>
+            <w:tcMar>
+              <w:top w:type="dxa" w:w="55"/>
+              <w:left w:type="dxa" w:w="110"/>
+              <w:bottom w:type="dxa" w:w="55"/>
+              <w:right w:type="dxa" w:w="110"/>
+            </w:tcMar>
+          </w:tcPr>
+          <w:p>
+            <w:pPr>
+              <w:spacing w:after="0"/>
+            </w:pPr>
+            <w:r>
+              <w:rPr>
+                <w:b w:val="false"/>
+                <w:bCs w:val="false"/>
+                <w:i w:val="false"/>
+                <w:iCs w:val="false"/>
+                <w:color w:val="1A1A1A"/>
+                <w:sz w:val="18"/>
+                <w:szCs w:val="18"/>
+                <w:rFonts w:ascii="Calibri" w:cs="Calibri" w:eastAsia="Calibri" w:hAnsi="Calibri"/>
+              </w:rPr>
+              <w:t xml:space="preserve">A:OG C:MC D:PK</w:t>
             </w:r>
           </w:p>
         </w:tc>

--- a/courses/foundations-constitutional-government/BUILD/unit6/deliverables/Unit6_Assessment_Book_Teacher.docx
+++ b/courses/foundations-constitutional-government/BUILD/unit6/deliverables/Unit6_Assessment_Book_Teacher.docx
@@ -13461,6 +13461,9216 @@
         </w:tc>
       </w:tr>
     </w:tbl>
+    <w:p>
+      <w:pPr>
+        <w:pStyle w:val="Heading1"/>
+        <w:keepNext/>
+        <w:pageBreakBefore/>
+        <w:spacing w:before="200" w:after="90"/>
+      </w:pPr>
+      <w:r>
+        <w:rPr>
+          <w:b/>
+          <w:bCs/>
+          <w:i w:val="false"/>
+          <w:iCs w:val="false"/>
+          <w:color w:val="1B2A4A"/>
+          <w:sz w:val="36"/>
+          <w:szCs w:val="36"/>
+          <w:rFonts w:ascii="Calibri" w:cs="Calibri" w:eastAsia="Calibri" w:hAnsi="Calibri"/>
+        </w:rPr>
+        <w:t xml:space="preserve">Part 6 — UDL Supports &amp; Remediation (Teacher)</w:t>
+      </w:r>
+    </w:p>
+    <w:tbl>
+      <w:tblPr>
+        <w:tblW w:type="dxa" w:w="9648"/>
+        <w:tblBorders>
+          <w:top w:val="single" w:color="auto" w:sz="4"/>
+          <w:left w:val="single" w:color="auto" w:sz="4"/>
+          <w:bottom w:val="single" w:color="auto" w:sz="4"/>
+          <w:right w:val="single" w:color="auto" w:sz="4"/>
+          <w:insideH w:val="single" w:color="auto" w:sz="4"/>
+          <w:insideV w:val="single" w:color="auto" w:sz="4"/>
+        </w:tblBorders>
+      </w:tblPr>
+      <w:tblGrid>
+        <w:gridCol w:w="9648"/>
+      </w:tblGrid>
+      <w:tr>
+        <w:tc>
+          <w:tcPr>
+            <w:tcW w:type="dxa" w:w="9648"/>
+            <w:tcBorders>
+              <w:top w:val="single" w:color="D9D5C8" w:sz="4" w:space="0"/>
+              <w:left w:val="single" w:color="D9D5C8" w:sz="4" w:space="0"/>
+              <w:bottom w:val="single" w:color="D9D5C8" w:sz="4" w:space="0"/>
+              <w:right w:val="single" w:color="D9D5C8" w:sz="4" w:space="0"/>
+            </w:tcBorders>
+            <w:shd w:fill="F7F5EF" w:color="auto" w:val="clear"/>
+            <w:tcMar>
+              <w:top w:type="dxa" w:w="55"/>
+              <w:left w:type="dxa" w:w="110"/>
+              <w:bottom w:type="dxa" w:w="55"/>
+              <w:right w:type="dxa" w:w="110"/>
+            </w:tcMar>
+          </w:tcPr>
+          <w:p>
+            <w:pPr>
+              <w:spacing w:after="60"/>
+            </w:pPr>
+            <w:r>
+              <w:rPr>
+                <w:b/>
+                <w:bCs/>
+                <w:i w:val="false"/>
+                <w:iCs w:val="false"/>
+                <w:color w:val="1B2A4A"/>
+                <w:sz w:val="21"/>
+                <w:szCs w:val="21"/>
+                <w:rFonts w:ascii="Calibri" w:cs="Calibri" w:eastAsia="Calibri" w:hAnsi="Calibri"/>
+              </w:rPr>
+              <w:t xml:space="preserve">UNIVERSAL DESIGN FOR LEARNING (UDL 3.0) SUPPORTS — APPLIES TO EVERY ITEM</w:t>
+            </w:r>
+          </w:p>
+          <w:p>
+            <w:pPr>
+              <w:spacing w:after="40"/>
+            </w:pPr>
+            <w:r>
+              <w:rPr>
+                <w:b w:val="false"/>
+                <w:bCs w:val="false"/>
+                <w:i/>
+                <w:iCs/>
+                <w:color w:val="1A1A1A"/>
+                <w:sz w:val="22"/>
+                <w:szCs w:val="22"/>
+                <w:rFonts w:ascii="Calibri" w:cs="Calibri" w:eastAsia="Calibri" w:hAnsi="Calibri"/>
+              </w:rPr>
+              <w:t xml:space="preserve">These supports vary the MEANS of access, not the mastery target. They apply to every item on the formative checkpoints and both summative forms.</w:t>
+            </w:r>
+          </w:p>
+          <w:p>
+            <w:pPr>
+              <w:spacing w:after="40"/>
+            </w:pPr>
+            <w:r>
+              <w:rPr>
+                <w:b w:val="false"/>
+                <w:bCs w:val="false"/>
+                <w:i w:val="false"/>
+                <w:iCs w:val="false"/>
+                <w:color w:val="1A1A1A"/>
+                <w:sz w:val="22"/>
+                <w:szCs w:val="22"/>
+                <w:rFonts w:ascii="Calibri" w:cs="Calibri" w:eastAsia="Calibri" w:hAnsi="Calibri"/>
+              </w:rPr>
+              <w:t xml:space="preserve">Representation — CAST 3.0 Rep — key terms glossed (EN/ES); read-aloud on request; large-print/screen-reader friendly</w:t>
+            </w:r>
+          </w:p>
+          <w:p>
+            <w:pPr>
+              <w:spacing w:after="40"/>
+            </w:pPr>
+            <w:r>
+              <w:rPr>
+                <w:b w:val="false"/>
+                <w:bCs w:val="false"/>
+                <w:i w:val="false"/>
+                <w:iCs w:val="false"/>
+                <w:color w:val="1A1A1A"/>
+                <w:sz w:val="22"/>
+                <w:szCs w:val="22"/>
+                <w:rFonts w:ascii="Calibri" w:cs="Calibri" w:eastAsia="Calibri" w:hAnsi="Calibri"/>
+              </w:rPr>
+              <w:t xml:space="preserve">Action &amp; Expression — [MC] respond by selecting/pointing/AT · [open] respond in writing, speech, or a labeled diagram; word processor/speech-to-text available</w:t>
+            </w:r>
+          </w:p>
+          <w:p>
+            <w:pPr>
+              <w:spacing w:after="40"/>
+            </w:pPr>
+            <w:r>
+              <w:rPr>
+                <w:b w:val="false"/>
+                <w:bCs w:val="false"/>
+                <w:i w:val="false"/>
+                <w:iCs w:val="false"/>
+                <w:color w:val="1A1A1A"/>
+                <w:sz w:val="22"/>
+                <w:szCs w:val="22"/>
+                <w:rFonts w:ascii="Calibri" w:cs="Calibri" w:eastAsia="Calibri" w:hAnsi="Calibri"/>
+              </w:rPr>
+              <w:t xml:space="preserve">Engagement — action-oriented feedback via the remediation routing; DOK-tiered challenge</w:t>
+            </w:r>
+          </w:p>
+          <w:p>
+            <w:pPr>
+              <w:spacing w:after="40"/>
+            </w:pPr>
+            <w:r>
+              <w:rPr>
+                <w:b w:val="false"/>
+                <w:bCs w:val="false"/>
+                <w:i w:val="false"/>
+                <w:iCs w:val="false"/>
+                <w:color w:val="1A1A1A"/>
+                <w:sz w:val="22"/>
+                <w:szCs w:val="22"/>
+                <w:rFonts w:ascii="Calibri" w:cs="Calibri" w:eastAsia="Calibri" w:hAnsi="Calibri"/>
+              </w:rPr>
+              <w:t xml:space="preserve">Supports vary the means, not the mastery target — UDL design, not modification.</w:t>
+            </w:r>
+          </w:p>
+          <w:p>
+            <w:pPr>
+              <w:spacing w:after="40"/>
+            </w:pPr>
+            <w:r>
+              <w:rPr>
+                <w:b w:val="false"/>
+                <w:bCs w:val="false"/>
+                <w:i w:val="false"/>
+                <w:iCs w:val="false"/>
+                <w:color w:val="1A1A1A"/>
+                <w:sz w:val="22"/>
+                <w:szCs w:val="22"/>
+                <w:rFonts w:ascii="Calibri" w:cs="Calibri" w:eastAsia="Calibri" w:hAnsi="Calibri"/>
+              </w:rPr>
+              <w:t xml:space="preserve">CAST (2024). Universal Design for Learning Guidelines version 3.0.</w:t>
+            </w:r>
+          </w:p>
+        </w:tc>
+      </w:tr>
+    </w:tbl>
+    <w:tbl>
+      <w:tblPr>
+        <w:tblW w:type="dxa" w:w="9648"/>
+        <w:tblBorders>
+          <w:top w:val="single" w:color="auto" w:sz="4"/>
+          <w:left w:val="single" w:color="auto" w:sz="4"/>
+          <w:bottom w:val="single" w:color="auto" w:sz="4"/>
+          <w:right w:val="single" w:color="auto" w:sz="4"/>
+          <w:insideH w:val="single" w:color="auto" w:sz="4"/>
+          <w:insideV w:val="single" w:color="auto" w:sz="4"/>
+        </w:tblBorders>
+      </w:tblPr>
+      <w:tblGrid>
+        <w:gridCol w:w="9648"/>
+      </w:tblGrid>
+      <w:tr>
+        <w:tc>
+          <w:tcPr>
+            <w:tcW w:type="dxa" w:w="9648"/>
+            <w:tcBorders>
+              <w:top w:val="single" w:color="D9D5C8" w:sz="4" w:space="0"/>
+              <w:left w:val="single" w:color="D9D5C8" w:sz="4" w:space="0"/>
+              <w:bottom w:val="single" w:color="D9D5C8" w:sz="4" w:space="0"/>
+              <w:right w:val="single" w:color="D9D5C8" w:sz="4" w:space="0"/>
+            </w:tcBorders>
+            <w:shd w:fill="F7F5EF" w:color="auto" w:val="clear"/>
+            <w:tcMar>
+              <w:top w:type="dxa" w:w="55"/>
+              <w:left w:type="dxa" w:w="110"/>
+              <w:bottom w:type="dxa" w:w="55"/>
+              <w:right w:type="dxa" w:w="110"/>
+            </w:tcMar>
+          </w:tcPr>
+          <w:p>
+            <w:pPr>
+              <w:spacing w:after="60"/>
+            </w:pPr>
+            <w:r>
+              <w:rPr>
+                <w:b/>
+                <w:bCs/>
+                <w:i w:val="false"/>
+                <w:iCs w:val="false"/>
+                <w:color w:val="1B2A4A"/>
+                <w:sz w:val="21"/>
+                <w:szCs w:val="21"/>
+                <w:rFonts w:ascii="Calibri" w:cs="Calibri" w:eastAsia="Calibri" w:hAnsi="Calibri"/>
+              </w:rPr>
+              <w:t xml:space="preserve">HOW TO USE THIS SECTION</w:t>
+            </w:r>
+          </w:p>
+          <w:p>
+            <w:pPr>
+              <w:spacing w:after="40"/>
+            </w:pPr>
+            <w:r>
+              <w:rPr>
+                <w:b w:val="false"/>
+                <w:bCs w:val="false"/>
+                <w:i w:val="false"/>
+                <w:iCs w:val="false"/>
+                <w:color w:val="1A1A1A"/>
+                <w:sz w:val="22"/>
+                <w:szCs w:val="22"/>
+                <w:rFonts w:ascii="Calibri" w:cs="Calibri" w:eastAsia="Calibri" w:hAnsi="Calibri"/>
+              </w:rPr>
+              <w:t xml:space="preserve">For each item: if a student misses it, start with the If-missed reteach, then route by the SPECIFIC wrong choice the student picked (each distractor signals a distinct misconception), and escalate through MTSS Tier 2 → Tier 3 if the misconception persists across parallel forms. Assessment items are classroom-formative · pre-field-test.</w:t>
+            </w:r>
+          </w:p>
+        </w:tc>
+      </w:tr>
+    </w:tbl>
+    <w:p>
+      <w:pPr>
+        <w:pStyle w:val="Heading2"/>
+        <w:keepNext/>
+        <w:spacing w:before="150" w:after="90"/>
+      </w:pPr>
+      <w:r>
+        <w:rPr>
+          <w:b/>
+          <w:bCs/>
+          <w:i w:val="false"/>
+          <w:iCs w:val="false"/>
+          <w:color w:val="1B2A4A"/>
+          <w:sz w:val="28"/>
+          <w:szCs w:val="28"/>
+          <w:rFonts w:ascii="Calibri" w:cs="Calibri" w:eastAsia="Calibri" w:hAnsi="Calibri"/>
+        </w:rPr>
+        <w:t xml:space="preserve">Form A — UDL &amp; distractor-based remediation</w:t>
+      </w:r>
+    </w:p>
+    <w:p>
+      <w:pPr>
+        <w:pStyle w:val="Heading3"/>
+        <w:keepNext/>
+        <w:spacing w:before="150" w:after="90"/>
+      </w:pPr>
+      <w:r>
+        <w:rPr>
+          <w:b/>
+          <w:bCs/>
+          <w:i w:val="false"/>
+          <w:iCs w:val="false"/>
+          <w:color w:val="B22234"/>
+          <w:sz w:val="24"/>
+          <w:szCs w:val="24"/>
+          <w:rFonts w:ascii="Calibri" w:cs="Calibri" w:eastAsia="Calibri" w:hAnsi="Calibri"/>
+        </w:rPr>
+        <w:t xml:space="preserve">Item 1 — GC.23 · DOK 3</w:t>
+      </w:r>
+    </w:p>
+    <w:p>
+      <w:pPr>
+        <w:spacing w:after="80"/>
+      </w:pPr>
+      <w:r>
+        <w:rPr>
+          <w:b/>
+          <w:bCs/>
+          <w:i w:val="false"/>
+          <w:iCs w:val="false"/>
+          <w:color w:val="1B2A4A"/>
+          <w:sz w:val="22"/>
+          <w:szCs w:val="22"/>
+          <w:rFonts w:ascii="Calibri" w:cs="Calibri" w:eastAsia="Calibri" w:hAnsi="Calibri"/>
+        </w:rPr>
+        <w:t xml:space="preserve">If missed:  </w:t>
+      </w:r>
+      <w:r>
+        <w:rPr>
+          <w:b w:val="false"/>
+          <w:bCs w:val="false"/>
+          <w:i w:val="false"/>
+          <w:iCs w:val="false"/>
+          <w:color w:val="1A1A1A"/>
+          <w:sz w:val="22"/>
+          <w:szCs w:val="22"/>
+          <w:rFonts w:ascii="Calibri" w:cs="Calibri" w:eastAsia="Calibri" w:hAnsi="Calibri"/>
+        </w:rPr>
+        <w:t xml:space="preserve">Revisit “The First Amendment in Court” using the unit's Cornell notes + the standard's graphic organizer; re-check with the Exit Ticket, then re-assess with a parallel-form item.</w:t>
+      </w:r>
+    </w:p>
+    <w:tbl>
+      <w:tblPr>
+        <w:tblW w:type="dxa" w:w="9648"/>
+        <w:tblBorders>
+          <w:top w:val="single" w:color="auto" w:sz="4"/>
+          <w:left w:val="single" w:color="auto" w:sz="4"/>
+          <w:bottom w:val="single" w:color="auto" w:sz="4"/>
+          <w:right w:val="single" w:color="auto" w:sz="4"/>
+          <w:insideH w:val="single" w:color="auto" w:sz="4"/>
+          <w:insideV w:val="single" w:color="auto" w:sz="4"/>
+        </w:tblBorders>
+      </w:tblPr>
+      <w:tblGrid>
+        <w:gridCol w:w="900"/>
+        <w:gridCol w:w="4400"/>
+        <w:gridCol w:w="4348"/>
+      </w:tblGrid>
+      <w:tr>
+        <w:trPr>
+          <w:tblHeader/>
+        </w:trPr>
+        <w:tc>
+          <w:tcPr>
+            <w:tcW w:type="dxa" w:w="900"/>
+            <w:tcBorders>
+              <w:top w:val="single" w:color="D9D5C8" w:sz="4" w:space="0"/>
+              <w:left w:val="single" w:color="D9D5C8" w:sz="4" w:space="0"/>
+              <w:bottom w:val="single" w:color="D9D5C8" w:sz="4" w:space="0"/>
+              <w:right w:val="single" w:color="D9D5C8" w:sz="4" w:space="0"/>
+            </w:tcBorders>
+            <w:shd w:fill="1B2A4A" w:color="auto" w:val="clear"/>
+            <w:tcMar>
+              <w:top w:type="dxa" w:w="55"/>
+              <w:left w:type="dxa" w:w="110"/>
+              <w:bottom w:type="dxa" w:w="55"/>
+              <w:right w:type="dxa" w:w="110"/>
+            </w:tcMar>
+          </w:tcPr>
+          <w:p>
+            <w:pPr>
+              <w:spacing w:after="0"/>
+            </w:pPr>
+            <w:r>
+              <w:rPr>
+                <w:b/>
+                <w:bCs/>
+                <w:i w:val="false"/>
+                <w:iCs w:val="false"/>
+                <w:color w:val="FFFFFF"/>
+                <w:sz w:val="18"/>
+                <w:szCs w:val="18"/>
+                <w:rFonts w:ascii="Calibri" w:cs="Calibri" w:eastAsia="Calibri" w:hAnsi="Calibri"/>
+              </w:rPr>
+              <w:t xml:space="preserve">Wrong choice</w:t>
+            </w:r>
+          </w:p>
+        </w:tc>
+        <w:tc>
+          <w:tcPr>
+            <w:tcW w:type="dxa" w:w="4400"/>
+            <w:tcBorders>
+              <w:top w:val="single" w:color="D9D5C8" w:sz="4" w:space="0"/>
+              <w:left w:val="single" w:color="D9D5C8" w:sz="4" w:space="0"/>
+              <w:bottom w:val="single" w:color="D9D5C8" w:sz="4" w:space="0"/>
+              <w:right w:val="single" w:color="D9D5C8" w:sz="4" w:space="0"/>
+            </w:tcBorders>
+            <w:shd w:fill="1B2A4A" w:color="auto" w:val="clear"/>
+            <w:tcMar>
+              <w:top w:type="dxa" w:w="55"/>
+              <w:left w:type="dxa" w:w="110"/>
+              <w:bottom w:type="dxa" w:w="55"/>
+              <w:right w:type="dxa" w:w="110"/>
+            </w:tcMar>
+          </w:tcPr>
+          <w:p>
+            <w:pPr>
+              <w:spacing w:after="0"/>
+            </w:pPr>
+            <w:r>
+              <w:rPr>
+                <w:b/>
+                <w:bCs/>
+                <w:i w:val="false"/>
+                <w:iCs w:val="false"/>
+                <w:color w:val="FFFFFF"/>
+                <w:sz w:val="18"/>
+                <w:szCs w:val="18"/>
+                <w:rFonts w:ascii="Calibri" w:cs="Calibri" w:eastAsia="Calibri" w:hAnsi="Calibri"/>
+              </w:rPr>
+              <w:t xml:space="preserve">Signals misconception</w:t>
+            </w:r>
+          </w:p>
+        </w:tc>
+        <w:tc>
+          <w:tcPr>
+            <w:tcW w:type="dxa" w:w="4348"/>
+            <w:tcBorders>
+              <w:top w:val="single" w:color="D9D5C8" w:sz="4" w:space="0"/>
+              <w:left w:val="single" w:color="D9D5C8" w:sz="4" w:space="0"/>
+              <w:bottom w:val="single" w:color="D9D5C8" w:sz="4" w:space="0"/>
+              <w:right w:val="single" w:color="D9D5C8" w:sz="4" w:space="0"/>
+            </w:tcBorders>
+            <w:shd w:fill="1B2A4A" w:color="auto" w:val="clear"/>
+            <w:tcMar>
+              <w:top w:type="dxa" w:w="55"/>
+              <w:left w:type="dxa" w:w="110"/>
+              <w:bottom w:type="dxa" w:w="55"/>
+              <w:right w:type="dxa" w:w="110"/>
+            </w:tcMar>
+          </w:tcPr>
+          <w:p>
+            <w:pPr>
+              <w:spacing w:after="0"/>
+            </w:pPr>
+            <w:r>
+              <w:rPr>
+                <w:b/>
+                <w:bCs/>
+                <w:i w:val="false"/>
+                <w:iCs w:val="false"/>
+                <w:color w:val="FFFFFF"/>
+                <w:sz w:val="18"/>
+                <w:szCs w:val="18"/>
+                <w:rFonts w:ascii="Calibri" w:cs="Calibri" w:eastAsia="Calibri" w:hAnsi="Calibri"/>
+              </w:rPr>
+              <w:t xml:space="preserve">Targeted reteach</w:t>
+            </w:r>
+          </w:p>
+        </w:tc>
+      </w:tr>
+      <w:tr>
+        <w:tc>
+          <w:tcPr>
+            <w:tcW w:type="dxa" w:w="900"/>
+            <w:tcBorders>
+              <w:top w:val="single" w:color="D9D5C8" w:sz="4" w:space="0"/>
+              <w:left w:val="single" w:color="D9D5C8" w:sz="4" w:space="0"/>
+              <w:bottom w:val="single" w:color="D9D5C8" w:sz="4" w:space="0"/>
+              <w:right w:val="single" w:color="D9D5C8" w:sz="4" w:space="0"/>
+            </w:tcBorders>
+            <w:tcMar>
+              <w:top w:type="dxa" w:w="55"/>
+              <w:left w:type="dxa" w:w="110"/>
+              <w:bottom w:type="dxa" w:w="55"/>
+              <w:right w:type="dxa" w:w="110"/>
+            </w:tcMar>
+          </w:tcPr>
+          <w:p>
+            <w:pPr>
+              <w:spacing w:after="0"/>
+            </w:pPr>
+            <w:r>
+              <w:rPr>
+                <w:b w:val="false"/>
+                <w:bCs w:val="false"/>
+                <w:i w:val="false"/>
+                <w:iCs w:val="false"/>
+                <w:color w:val="1A1A1A"/>
+                <w:sz w:val="18"/>
+                <w:szCs w:val="18"/>
+                <w:rFonts w:ascii="Calibri" w:cs="Calibri" w:eastAsia="Calibri" w:hAnsi="Calibri"/>
+              </w:rPr>
+              <w:t xml:space="preserve">B</w:t>
+            </w:r>
+          </w:p>
+        </w:tc>
+        <w:tc>
+          <w:tcPr>
+            <w:tcW w:type="dxa" w:w="4400"/>
+            <w:tcBorders>
+              <w:top w:val="single" w:color="D9D5C8" w:sz="4" w:space="0"/>
+              <w:left w:val="single" w:color="D9D5C8" w:sz="4" w:space="0"/>
+              <w:bottom w:val="single" w:color="D9D5C8" w:sz="4" w:space="0"/>
+              <w:right w:val="single" w:color="D9D5C8" w:sz="4" w:space="0"/>
+            </w:tcBorders>
+            <w:tcMar>
+              <w:top w:type="dxa" w:w="55"/>
+              <w:left w:type="dxa" w:w="110"/>
+              <w:bottom w:type="dxa" w:w="55"/>
+              <w:right w:type="dxa" w:w="110"/>
+            </w:tcMar>
+          </w:tcPr>
+          <w:p>
+            <w:pPr>
+              <w:spacing w:after="0"/>
+            </w:pPr>
+            <w:r>
+              <w:rPr>
+                <w:b w:val="false"/>
+                <w:bCs w:val="false"/>
+                <w:i w:val="false"/>
+                <w:iCs w:val="false"/>
+                <w:color w:val="1A1A1A"/>
+                <w:sz w:val="18"/>
+                <w:szCs w:val="18"/>
+                <w:rFonts w:ascii="Calibri" w:cs="Calibri" w:eastAsia="Calibri" w:hAnsi="Calibri"/>
+              </w:rPr>
+              <w:t xml:space="preserve">Contradicts Tinker's core holding that students keep their rights.</w:t>
+            </w:r>
+          </w:p>
+        </w:tc>
+        <w:tc>
+          <w:tcPr>
+            <w:tcW w:type="dxa" w:w="4348"/>
+            <w:tcBorders>
+              <w:top w:val="single" w:color="D9D5C8" w:sz="4" w:space="0"/>
+              <w:left w:val="single" w:color="D9D5C8" w:sz="4" w:space="0"/>
+              <w:bottom w:val="single" w:color="D9D5C8" w:sz="4" w:space="0"/>
+              <w:right w:val="single" w:color="D9D5C8" w:sz="4" w:space="0"/>
+            </w:tcBorders>
+            <w:tcMar>
+              <w:top w:type="dxa" w:w="55"/>
+              <w:left w:type="dxa" w:w="110"/>
+              <w:bottom w:type="dxa" w:w="55"/>
+              <w:right w:type="dxa" w:w="110"/>
+            </w:tcMar>
+          </w:tcPr>
+          <w:p>
+            <w:pPr>
+              <w:spacing w:after="0"/>
+            </w:pPr>
+            <w:r>
+              <w:rPr>
+                <w:b w:val="false"/>
+                <w:bCs w:val="false"/>
+                <w:i w:val="false"/>
+                <w:iCs w:val="false"/>
+                <w:color w:val="1A1A1A"/>
+                <w:sz w:val="18"/>
+                <w:szCs w:val="18"/>
+                <w:rFonts w:ascii="Calibri" w:cs="Calibri" w:eastAsia="Calibri" w:hAnsi="Calibri"/>
+              </w:rPr>
+              <w:t xml:space="preserve">confront the misconception with a worked counter-example</w:t>
+            </w:r>
+          </w:p>
+        </w:tc>
+      </w:tr>
+      <w:tr>
+        <w:tc>
+          <w:tcPr>
+            <w:tcW w:type="dxa" w:w="900"/>
+            <w:tcBorders>
+              <w:top w:val="single" w:color="D9D5C8" w:sz="4" w:space="0"/>
+              <w:left w:val="single" w:color="D9D5C8" w:sz="4" w:space="0"/>
+              <w:bottom w:val="single" w:color="D9D5C8" w:sz="4" w:space="0"/>
+              <w:right w:val="single" w:color="D9D5C8" w:sz="4" w:space="0"/>
+            </w:tcBorders>
+            <w:tcMar>
+              <w:top w:type="dxa" w:w="55"/>
+              <w:left w:type="dxa" w:w="110"/>
+              <w:bottom w:type="dxa" w:w="55"/>
+              <w:right w:type="dxa" w:w="110"/>
+            </w:tcMar>
+          </w:tcPr>
+          <w:p>
+            <w:pPr>
+              <w:spacing w:after="0"/>
+            </w:pPr>
+            <w:r>
+              <w:rPr>
+                <w:b w:val="false"/>
+                <w:bCs w:val="false"/>
+                <w:i w:val="false"/>
+                <w:iCs w:val="false"/>
+                <w:color w:val="1A1A1A"/>
+                <w:sz w:val="18"/>
+                <w:szCs w:val="18"/>
+                <w:rFonts w:ascii="Calibri" w:cs="Calibri" w:eastAsia="Calibri" w:hAnsi="Calibri"/>
+              </w:rPr>
+              <w:t xml:space="preserve">C</w:t>
+            </w:r>
+          </w:p>
+        </w:tc>
+        <w:tc>
+          <w:tcPr>
+            <w:tcW w:type="dxa" w:w="4400"/>
+            <w:tcBorders>
+              <w:top w:val="single" w:color="D9D5C8" w:sz="4" w:space="0"/>
+              <w:left w:val="single" w:color="D9D5C8" w:sz="4" w:space="0"/>
+              <w:bottom w:val="single" w:color="D9D5C8" w:sz="4" w:space="0"/>
+              <w:right w:val="single" w:color="D9D5C8" w:sz="4" w:space="0"/>
+            </w:tcBorders>
+            <w:tcMar>
+              <w:top w:type="dxa" w:w="55"/>
+              <w:left w:type="dxa" w:w="110"/>
+              <w:bottom w:type="dxa" w:w="55"/>
+              <w:right w:type="dxa" w:w="110"/>
+            </w:tcMar>
+          </w:tcPr>
+          <w:p>
+            <w:pPr>
+              <w:spacing w:after="0"/>
+            </w:pPr>
+            <w:r>
+              <w:rPr>
+                <w:b w:val="false"/>
+                <w:bCs w:val="false"/>
+                <w:i w:val="false"/>
+                <w:iCs w:val="false"/>
+                <w:color w:val="1A1A1A"/>
+                <w:sz w:val="18"/>
+                <w:szCs w:val="18"/>
+                <w:rFonts w:ascii="Calibri" w:cs="Calibri" w:eastAsia="Calibri" w:hAnsi="Calibri"/>
+              </w:rPr>
+              <w:t xml:space="preserve">Overgeneralizes; Tinker protects non-disruptive protest, not bans all protest.</w:t>
+            </w:r>
+          </w:p>
+        </w:tc>
+        <w:tc>
+          <w:tcPr>
+            <w:tcW w:type="dxa" w:w="4348"/>
+            <w:tcBorders>
+              <w:top w:val="single" w:color="D9D5C8" w:sz="4" w:space="0"/>
+              <w:left w:val="single" w:color="D9D5C8" w:sz="4" w:space="0"/>
+              <w:bottom w:val="single" w:color="D9D5C8" w:sz="4" w:space="0"/>
+              <w:right w:val="single" w:color="D9D5C8" w:sz="4" w:space="0"/>
+            </w:tcBorders>
+            <w:tcMar>
+              <w:top w:type="dxa" w:w="55"/>
+              <w:left w:type="dxa" w:w="110"/>
+              <w:bottom w:type="dxa" w:w="55"/>
+              <w:right w:type="dxa" w:w="110"/>
+            </w:tcMar>
+          </w:tcPr>
+          <w:p>
+            <w:pPr>
+              <w:spacing w:after="0"/>
+            </w:pPr>
+            <w:r>
+              <w:rPr>
+                <w:b w:val="false"/>
+                <w:bCs w:val="false"/>
+                <w:i w:val="false"/>
+                <w:iCs w:val="false"/>
+                <w:color w:val="1A1A1A"/>
+                <w:sz w:val="18"/>
+                <w:szCs w:val="18"/>
+                <w:rFonts w:ascii="Calibri" w:cs="Calibri" w:eastAsia="Calibri" w:hAnsi="Calibri"/>
+              </w:rPr>
+              <w:t xml:space="preserve">test the overgeneralization against a counter-case</w:t>
+            </w:r>
+          </w:p>
+        </w:tc>
+      </w:tr>
+      <w:tr>
+        <w:tc>
+          <w:tcPr>
+            <w:tcW w:type="dxa" w:w="900"/>
+            <w:tcBorders>
+              <w:top w:val="single" w:color="D9D5C8" w:sz="4" w:space="0"/>
+              <w:left w:val="single" w:color="D9D5C8" w:sz="4" w:space="0"/>
+              <w:bottom w:val="single" w:color="D9D5C8" w:sz="4" w:space="0"/>
+              <w:right w:val="single" w:color="D9D5C8" w:sz="4" w:space="0"/>
+            </w:tcBorders>
+            <w:tcMar>
+              <w:top w:type="dxa" w:w="55"/>
+              <w:left w:type="dxa" w:w="110"/>
+              <w:bottom w:type="dxa" w:w="55"/>
+              <w:right w:type="dxa" w:w="110"/>
+            </w:tcMar>
+          </w:tcPr>
+          <w:p>
+            <w:pPr>
+              <w:spacing w:after="0"/>
+            </w:pPr>
+            <w:r>
+              <w:rPr>
+                <w:b w:val="false"/>
+                <w:bCs w:val="false"/>
+                <w:i w:val="false"/>
+                <w:iCs w:val="false"/>
+                <w:color w:val="1A1A1A"/>
+                <w:sz w:val="18"/>
+                <w:szCs w:val="18"/>
+                <w:rFonts w:ascii="Calibri" w:cs="Calibri" w:eastAsia="Calibri" w:hAnsi="Calibri"/>
+              </w:rPr>
+              <w:t xml:space="preserve">D</w:t>
+            </w:r>
+          </w:p>
+        </w:tc>
+        <w:tc>
+          <w:tcPr>
+            <w:tcW w:type="dxa" w:w="4400"/>
+            <w:tcBorders>
+              <w:top w:val="single" w:color="D9D5C8" w:sz="4" w:space="0"/>
+              <w:left w:val="single" w:color="D9D5C8" w:sz="4" w:space="0"/>
+              <w:bottom w:val="single" w:color="D9D5C8" w:sz="4" w:space="0"/>
+              <w:right w:val="single" w:color="D9D5C8" w:sz="4" w:space="0"/>
+            </w:tcBorders>
+            <w:tcMar>
+              <w:top w:type="dxa" w:w="55"/>
+              <w:left w:type="dxa" w:w="110"/>
+              <w:bottom w:type="dxa" w:w="55"/>
+              <w:right w:type="dxa" w:w="110"/>
+            </w:tcMar>
+          </w:tcPr>
+          <w:p>
+            <w:pPr>
+              <w:spacing w:after="0"/>
+            </w:pPr>
+            <w:r>
+              <w:rPr>
+                <w:b w:val="false"/>
+                <w:bCs w:val="false"/>
+                <w:i w:val="false"/>
+                <w:iCs w:val="false"/>
+                <w:color w:val="1A1A1A"/>
+                <w:sz w:val="18"/>
+                <w:szCs w:val="18"/>
+                <w:rFonts w:ascii="Calibri" w:cs="Calibri" w:eastAsia="Calibri" w:hAnsi="Calibri"/>
+              </w:rPr>
+              <w:t xml:space="preserve">Uses a partly-true idea (speech is protected) but ignores the 'substantial disruption' limit.</w:t>
+            </w:r>
+          </w:p>
+        </w:tc>
+        <w:tc>
+          <w:tcPr>
+            <w:tcW w:type="dxa" w:w="4348"/>
+            <w:tcBorders>
+              <w:top w:val="single" w:color="D9D5C8" w:sz="4" w:space="0"/>
+              <w:left w:val="single" w:color="D9D5C8" w:sz="4" w:space="0"/>
+              <w:bottom w:val="single" w:color="D9D5C8" w:sz="4" w:space="0"/>
+              <w:right w:val="single" w:color="D9D5C8" w:sz="4" w:space="0"/>
+            </w:tcBorders>
+            <w:tcMar>
+              <w:top w:type="dxa" w:w="55"/>
+              <w:left w:type="dxa" w:w="110"/>
+              <w:bottom w:type="dxa" w:w="55"/>
+              <w:right w:type="dxa" w:w="110"/>
+            </w:tcMar>
+          </w:tcPr>
+          <w:p>
+            <w:pPr>
+              <w:spacing w:after="0"/>
+            </w:pPr>
+            <w:r>
+              <w:rPr>
+                <w:b w:val="false"/>
+                <w:bCs w:val="false"/>
+                <w:i w:val="false"/>
+                <w:iCs w:val="false"/>
+                <w:color w:val="1A1A1A"/>
+                <w:sz w:val="18"/>
+                <w:szCs w:val="18"/>
+                <w:rFonts w:ascii="Calibri" w:cs="Calibri" w:eastAsia="Calibri" w:hAnsi="Calibri"/>
+              </w:rPr>
+              <w:t xml:space="preserve">model carrying partial evidence to the correct conclusion</w:t>
+            </w:r>
+          </w:p>
+        </w:tc>
+      </w:tr>
+    </w:tbl>
+    <w:tbl>
+      <w:tblPr>
+        <w:tblW w:type="dxa" w:w="9648"/>
+        <w:tblBorders>
+          <w:top w:val="single" w:color="auto" w:sz="4"/>
+          <w:left w:val="single" w:color="auto" w:sz="4"/>
+          <w:bottom w:val="single" w:color="auto" w:sz="4"/>
+          <w:right w:val="single" w:color="auto" w:sz="4"/>
+          <w:insideH w:val="single" w:color="auto" w:sz="4"/>
+          <w:insideV w:val="single" w:color="auto" w:sz="4"/>
+        </w:tblBorders>
+      </w:tblPr>
+      <w:tblGrid>
+        <w:gridCol w:w="9648"/>
+      </w:tblGrid>
+      <w:tr>
+        <w:tc>
+          <w:tcPr>
+            <w:tcW w:type="dxa" w:w="9648"/>
+            <w:tcBorders>
+              <w:top w:val="single" w:color="D9D5C8" w:sz="4" w:space="0"/>
+              <w:left w:val="single" w:color="D9D5C8" w:sz="4" w:space="0"/>
+              <w:bottom w:val="single" w:color="D9D5C8" w:sz="4" w:space="0"/>
+              <w:right w:val="single" w:color="D9D5C8" w:sz="4" w:space="0"/>
+            </w:tcBorders>
+            <w:shd w:fill="F7F5EF" w:color="auto" w:val="clear"/>
+            <w:tcMar>
+              <w:top w:type="dxa" w:w="55"/>
+              <w:left w:type="dxa" w:w="110"/>
+              <w:bottom w:type="dxa" w:w="55"/>
+              <w:right w:type="dxa" w:w="110"/>
+            </w:tcMar>
+          </w:tcPr>
+          <w:p>
+            <w:pPr>
+              <w:spacing w:after="60"/>
+            </w:pPr>
+            <w:r>
+              <w:rPr>
+                <w:b/>
+                <w:bCs/>
+                <w:i w:val="false"/>
+                <w:iCs w:val="false"/>
+                <w:color w:val="1B2A4A"/>
+                <w:sz w:val="21"/>
+                <w:szCs w:val="21"/>
+                <w:rFonts w:ascii="Calibri" w:cs="Calibri" w:eastAsia="Calibri" w:hAnsi="Calibri"/>
+              </w:rPr>
+              <w:t xml:space="preserve">MTSS ROUTING</w:t>
+            </w:r>
+          </w:p>
+          <w:p>
+            <w:pPr>
+              <w:spacing w:after="40"/>
+            </w:pPr>
+            <w:r>
+              <w:rPr>
+                <w:b w:val="false"/>
+                <w:bCs w:val="false"/>
+                <w:i w:val="false"/>
+                <w:iCs w:val="false"/>
+                <w:color w:val="1A1A1A"/>
+                <w:sz w:val="22"/>
+                <w:szCs w:val="22"/>
+                <w:rFonts w:ascii="Calibri" w:cs="Calibri" w:eastAsia="Calibri" w:hAnsi="Calibri"/>
+              </w:rPr>
+              <w:t xml:space="preserve">Tier 2 — Small-group (Tier 2) reteach targeting the signaled misconception (10–15 min, organizer + worked example), then re-assess with a parallel item.</w:t>
+            </w:r>
+          </w:p>
+          <w:p>
+            <w:pPr>
+              <w:spacing w:after="40"/>
+            </w:pPr>
+            <w:r>
+              <w:rPr>
+                <w:b w:val="false"/>
+                <w:bCs w:val="false"/>
+                <w:i w:val="false"/>
+                <w:iCs w:val="false"/>
+                <w:color w:val="1A1A1A"/>
+                <w:sz w:val="22"/>
+                <w:szCs w:val="22"/>
+                <w:rFonts w:ascii="Calibri" w:cs="Calibri" w:eastAsia="Calibri" w:hAnsi="Calibri"/>
+              </w:rPr>
+              <w:t xml:space="preserve">Tier 3 — If it persists across parallel forms (Tier 3): intensive 1:1 with concrete→representational→abstract scaffolding + think-aloud; progress-monitor weekly toward the same standard.</w:t>
+            </w:r>
+          </w:p>
+        </w:tc>
+      </w:tr>
+    </w:tbl>
+    <w:p>
+      <w:pPr>
+        <w:pStyle w:val="Heading3"/>
+        <w:keepNext/>
+        <w:spacing w:before="150" w:after="90"/>
+      </w:pPr>
+      <w:r>
+        <w:rPr>
+          <w:b/>
+          <w:bCs/>
+          <w:i w:val="false"/>
+          <w:iCs w:val="false"/>
+          <w:color w:val="B22234"/>
+          <w:sz w:val="24"/>
+          <w:szCs w:val="24"/>
+          <w:rFonts w:ascii="Calibri" w:cs="Calibri" w:eastAsia="Calibri" w:hAnsi="Calibri"/>
+        </w:rPr>
+        <w:t xml:space="preserve">Item 2 — GC.24 · DOK 2</w:t>
+      </w:r>
+    </w:p>
+    <w:p>
+      <w:pPr>
+        <w:spacing w:after="80"/>
+      </w:pPr>
+      <w:r>
+        <w:rPr>
+          <w:b/>
+          <w:bCs/>
+          <w:i w:val="false"/>
+          <w:iCs w:val="false"/>
+          <w:color w:val="1B2A4A"/>
+          <w:sz w:val="22"/>
+          <w:szCs w:val="22"/>
+          <w:rFonts w:ascii="Calibri" w:cs="Calibri" w:eastAsia="Calibri" w:hAnsi="Calibri"/>
+        </w:rPr>
+        <w:t xml:space="preserve">If missed:  </w:t>
+      </w:r>
+      <w:r>
+        <w:rPr>
+          <w:b w:val="false"/>
+          <w:bCs w:val="false"/>
+          <w:i w:val="false"/>
+          <w:iCs w:val="false"/>
+          <w:color w:val="1A1A1A"/>
+          <w:sz w:val="22"/>
+          <w:szCs w:val="22"/>
+          <w:rFonts w:ascii="Calibri" w:cs="Calibri" w:eastAsia="Calibri" w:hAnsi="Calibri"/>
+        </w:rPr>
+        <w:t xml:space="preserve">Revisit “The Second Amendment in Court” using the unit's Cornell notes + the standard's graphic organizer; re-check with the Exit Ticket, then re-assess with a parallel-form item.</w:t>
+      </w:r>
+    </w:p>
+    <w:tbl>
+      <w:tblPr>
+        <w:tblW w:type="dxa" w:w="9648"/>
+        <w:tblBorders>
+          <w:top w:val="single" w:color="auto" w:sz="4"/>
+          <w:left w:val="single" w:color="auto" w:sz="4"/>
+          <w:bottom w:val="single" w:color="auto" w:sz="4"/>
+          <w:right w:val="single" w:color="auto" w:sz="4"/>
+          <w:insideH w:val="single" w:color="auto" w:sz="4"/>
+          <w:insideV w:val="single" w:color="auto" w:sz="4"/>
+        </w:tblBorders>
+      </w:tblPr>
+      <w:tblGrid>
+        <w:gridCol w:w="900"/>
+        <w:gridCol w:w="4400"/>
+        <w:gridCol w:w="4348"/>
+      </w:tblGrid>
+      <w:tr>
+        <w:trPr>
+          <w:tblHeader/>
+        </w:trPr>
+        <w:tc>
+          <w:tcPr>
+            <w:tcW w:type="dxa" w:w="900"/>
+            <w:tcBorders>
+              <w:top w:val="single" w:color="D9D5C8" w:sz="4" w:space="0"/>
+              <w:left w:val="single" w:color="D9D5C8" w:sz="4" w:space="0"/>
+              <w:bottom w:val="single" w:color="D9D5C8" w:sz="4" w:space="0"/>
+              <w:right w:val="single" w:color="D9D5C8" w:sz="4" w:space="0"/>
+            </w:tcBorders>
+            <w:shd w:fill="1B2A4A" w:color="auto" w:val="clear"/>
+            <w:tcMar>
+              <w:top w:type="dxa" w:w="55"/>
+              <w:left w:type="dxa" w:w="110"/>
+              <w:bottom w:type="dxa" w:w="55"/>
+              <w:right w:type="dxa" w:w="110"/>
+            </w:tcMar>
+          </w:tcPr>
+          <w:p>
+            <w:pPr>
+              <w:spacing w:after="0"/>
+            </w:pPr>
+            <w:r>
+              <w:rPr>
+                <w:b/>
+                <w:bCs/>
+                <w:i w:val="false"/>
+                <w:iCs w:val="false"/>
+                <w:color w:val="FFFFFF"/>
+                <w:sz w:val="18"/>
+                <w:szCs w:val="18"/>
+                <w:rFonts w:ascii="Calibri" w:cs="Calibri" w:eastAsia="Calibri" w:hAnsi="Calibri"/>
+              </w:rPr>
+              <w:t xml:space="preserve">Wrong choice</w:t>
+            </w:r>
+          </w:p>
+        </w:tc>
+        <w:tc>
+          <w:tcPr>
+            <w:tcW w:type="dxa" w:w="4400"/>
+            <w:tcBorders>
+              <w:top w:val="single" w:color="D9D5C8" w:sz="4" w:space="0"/>
+              <w:left w:val="single" w:color="D9D5C8" w:sz="4" w:space="0"/>
+              <w:bottom w:val="single" w:color="D9D5C8" w:sz="4" w:space="0"/>
+              <w:right w:val="single" w:color="D9D5C8" w:sz="4" w:space="0"/>
+            </w:tcBorders>
+            <w:shd w:fill="1B2A4A" w:color="auto" w:val="clear"/>
+            <w:tcMar>
+              <w:top w:type="dxa" w:w="55"/>
+              <w:left w:type="dxa" w:w="110"/>
+              <w:bottom w:type="dxa" w:w="55"/>
+              <w:right w:type="dxa" w:w="110"/>
+            </w:tcMar>
+          </w:tcPr>
+          <w:p>
+            <w:pPr>
+              <w:spacing w:after="0"/>
+            </w:pPr>
+            <w:r>
+              <w:rPr>
+                <w:b/>
+                <w:bCs/>
+                <w:i w:val="false"/>
+                <w:iCs w:val="false"/>
+                <w:color w:val="FFFFFF"/>
+                <w:sz w:val="18"/>
+                <w:szCs w:val="18"/>
+                <w:rFonts w:ascii="Calibri" w:cs="Calibri" w:eastAsia="Calibri" w:hAnsi="Calibri"/>
+              </w:rPr>
+              <w:t xml:space="preserve">Signals misconception</w:t>
+            </w:r>
+          </w:p>
+        </w:tc>
+        <w:tc>
+          <w:tcPr>
+            <w:tcW w:type="dxa" w:w="4348"/>
+            <w:tcBorders>
+              <w:top w:val="single" w:color="D9D5C8" w:sz="4" w:space="0"/>
+              <w:left w:val="single" w:color="D9D5C8" w:sz="4" w:space="0"/>
+              <w:bottom w:val="single" w:color="D9D5C8" w:sz="4" w:space="0"/>
+              <w:right w:val="single" w:color="D9D5C8" w:sz="4" w:space="0"/>
+            </w:tcBorders>
+            <w:shd w:fill="1B2A4A" w:color="auto" w:val="clear"/>
+            <w:tcMar>
+              <w:top w:type="dxa" w:w="55"/>
+              <w:left w:type="dxa" w:w="110"/>
+              <w:bottom w:type="dxa" w:w="55"/>
+              <w:right w:type="dxa" w:w="110"/>
+            </w:tcMar>
+          </w:tcPr>
+          <w:p>
+            <w:pPr>
+              <w:spacing w:after="0"/>
+            </w:pPr>
+            <w:r>
+              <w:rPr>
+                <w:b/>
+                <w:bCs/>
+                <w:i w:val="false"/>
+                <w:iCs w:val="false"/>
+                <w:color w:val="FFFFFF"/>
+                <w:sz w:val="18"/>
+                <w:szCs w:val="18"/>
+                <w:rFonts w:ascii="Calibri" w:cs="Calibri" w:eastAsia="Calibri" w:hAnsi="Calibri"/>
+              </w:rPr>
+              <w:t xml:space="preserve">Targeted reteach</w:t>
+            </w:r>
+          </w:p>
+        </w:tc>
+      </w:tr>
+      <w:tr>
+        <w:tc>
+          <w:tcPr>
+            <w:tcW w:type="dxa" w:w="900"/>
+            <w:tcBorders>
+              <w:top w:val="single" w:color="D9D5C8" w:sz="4" w:space="0"/>
+              <w:left w:val="single" w:color="D9D5C8" w:sz="4" w:space="0"/>
+              <w:bottom w:val="single" w:color="D9D5C8" w:sz="4" w:space="0"/>
+              <w:right w:val="single" w:color="D9D5C8" w:sz="4" w:space="0"/>
+            </w:tcBorders>
+            <w:tcMar>
+              <w:top w:type="dxa" w:w="55"/>
+              <w:left w:type="dxa" w:w="110"/>
+              <w:bottom w:type="dxa" w:w="55"/>
+              <w:right w:type="dxa" w:w="110"/>
+            </w:tcMar>
+          </w:tcPr>
+          <w:p>
+            <w:pPr>
+              <w:spacing w:after="0"/>
+            </w:pPr>
+            <w:r>
+              <w:rPr>
+                <w:b w:val="false"/>
+                <w:bCs w:val="false"/>
+                <w:i w:val="false"/>
+                <w:iCs w:val="false"/>
+                <w:color w:val="1A1A1A"/>
+                <w:sz w:val="18"/>
+                <w:szCs w:val="18"/>
+                <w:rFonts w:ascii="Calibri" w:cs="Calibri" w:eastAsia="Calibri" w:hAnsi="Calibri"/>
+              </w:rPr>
+              <w:t xml:space="preserve">A</w:t>
+            </w:r>
+          </w:p>
+        </w:tc>
+        <w:tc>
+          <w:tcPr>
+            <w:tcW w:type="dxa" w:w="4400"/>
+            <w:tcBorders>
+              <w:top w:val="single" w:color="D9D5C8" w:sz="4" w:space="0"/>
+              <w:left w:val="single" w:color="D9D5C8" w:sz="4" w:space="0"/>
+              <w:bottom w:val="single" w:color="D9D5C8" w:sz="4" w:space="0"/>
+              <w:right w:val="single" w:color="D9D5C8" w:sz="4" w:space="0"/>
+            </w:tcBorders>
+            <w:tcMar>
+              <w:top w:type="dxa" w:w="55"/>
+              <w:left w:type="dxa" w:w="110"/>
+              <w:bottom w:type="dxa" w:w="55"/>
+              <w:right w:type="dxa" w:w="110"/>
+            </w:tcMar>
+          </w:tcPr>
+          <w:p>
+            <w:pPr>
+              <w:spacing w:after="0"/>
+            </w:pPr>
+            <w:r>
+              <w:rPr>
+                <w:b w:val="false"/>
+                <w:bCs w:val="false"/>
+                <w:i w:val="false"/>
+                <w:iCs w:val="false"/>
+                <w:color w:val="1A1A1A"/>
+                <w:sz w:val="18"/>
+                <w:szCs w:val="18"/>
+                <w:rFonts w:ascii="Calibri" w:cs="Calibri" w:eastAsia="Calibri" w:hAnsi="Calibri"/>
+              </w:rPr>
+              <w:t xml:space="preserve">Judicial review is the power to void laws, not the process of applying rights to states.</w:t>
+            </w:r>
+          </w:p>
+        </w:tc>
+        <w:tc>
+          <w:tcPr>
+            <w:tcW w:type="dxa" w:w="4348"/>
+            <w:tcBorders>
+              <w:top w:val="single" w:color="D9D5C8" w:sz="4" w:space="0"/>
+              <w:left w:val="single" w:color="D9D5C8" w:sz="4" w:space="0"/>
+              <w:bottom w:val="single" w:color="D9D5C8" w:sz="4" w:space="0"/>
+              <w:right w:val="single" w:color="D9D5C8" w:sz="4" w:space="0"/>
+            </w:tcBorders>
+            <w:tcMar>
+              <w:top w:type="dxa" w:w="55"/>
+              <w:left w:type="dxa" w:w="110"/>
+              <w:bottom w:type="dxa" w:w="55"/>
+              <w:right w:type="dxa" w:w="110"/>
+            </w:tcMar>
+          </w:tcPr>
+          <w:p>
+            <w:pPr>
+              <w:spacing w:after="0"/>
+            </w:pPr>
+            <w:r>
+              <w:rPr>
+                <w:b w:val="false"/>
+                <w:bCs w:val="false"/>
+                <w:i w:val="false"/>
+                <w:iCs w:val="false"/>
+                <w:color w:val="1A1A1A"/>
+                <w:sz w:val="18"/>
+                <w:szCs w:val="18"/>
+                <w:rFonts w:ascii="Calibri" w:cs="Calibri" w:eastAsia="Calibri" w:hAnsi="Calibri"/>
+              </w:rPr>
+              <w:t xml:space="preserve">clarify the boundary with the confused concept</w:t>
+            </w:r>
+          </w:p>
+        </w:tc>
+      </w:tr>
+      <w:tr>
+        <w:tc>
+          <w:tcPr>
+            <w:tcW w:type="dxa" w:w="900"/>
+            <w:tcBorders>
+              <w:top w:val="single" w:color="D9D5C8" w:sz="4" w:space="0"/>
+              <w:left w:val="single" w:color="D9D5C8" w:sz="4" w:space="0"/>
+              <w:bottom w:val="single" w:color="D9D5C8" w:sz="4" w:space="0"/>
+              <w:right w:val="single" w:color="D9D5C8" w:sz="4" w:space="0"/>
+            </w:tcBorders>
+            <w:tcMar>
+              <w:top w:type="dxa" w:w="55"/>
+              <w:left w:type="dxa" w:w="110"/>
+              <w:bottom w:type="dxa" w:w="55"/>
+              <w:right w:type="dxa" w:w="110"/>
+            </w:tcMar>
+          </w:tcPr>
+          <w:p>
+            <w:pPr>
+              <w:spacing w:after="0"/>
+            </w:pPr>
+            <w:r>
+              <w:rPr>
+                <w:b w:val="false"/>
+                <w:bCs w:val="false"/>
+                <w:i w:val="false"/>
+                <w:iCs w:val="false"/>
+                <w:color w:val="1A1A1A"/>
+                <w:sz w:val="18"/>
+                <w:szCs w:val="18"/>
+                <w:rFonts w:ascii="Calibri" w:cs="Calibri" w:eastAsia="Calibri" w:hAnsi="Calibri"/>
+              </w:rPr>
+              <w:t xml:space="preserve">B</w:t>
+            </w:r>
+          </w:p>
+        </w:tc>
+        <w:tc>
+          <w:tcPr>
+            <w:tcW w:type="dxa" w:w="4400"/>
+            <w:tcBorders>
+              <w:top w:val="single" w:color="D9D5C8" w:sz="4" w:space="0"/>
+              <w:left w:val="single" w:color="D9D5C8" w:sz="4" w:space="0"/>
+              <w:bottom w:val="single" w:color="D9D5C8" w:sz="4" w:space="0"/>
+              <w:right w:val="single" w:color="D9D5C8" w:sz="4" w:space="0"/>
+            </w:tcBorders>
+            <w:tcMar>
+              <w:top w:type="dxa" w:w="55"/>
+              <w:left w:type="dxa" w:w="110"/>
+              <w:bottom w:type="dxa" w:w="55"/>
+              <w:right w:type="dxa" w:w="110"/>
+            </w:tcMar>
+          </w:tcPr>
+          <w:p>
+            <w:pPr>
+              <w:spacing w:after="0"/>
+            </w:pPr>
+            <w:r>
+              <w:rPr>
+                <w:b w:val="false"/>
+                <w:bCs w:val="false"/>
+                <w:i w:val="false"/>
+                <w:iCs w:val="false"/>
+                <w:color w:val="1A1A1A"/>
+                <w:sz w:val="18"/>
+                <w:szCs w:val="18"/>
+                <w:rFonts w:ascii="Calibri" w:cs="Calibri" w:eastAsia="Calibri" w:hAnsi="Calibri"/>
+              </w:rPr>
+              <w:t xml:space="preserve">Symbolic speech is a First Amendment concept, not the state-application doctrine.</w:t>
+            </w:r>
+          </w:p>
+        </w:tc>
+        <w:tc>
+          <w:tcPr>
+            <w:tcW w:type="dxa" w:w="4348"/>
+            <w:tcBorders>
+              <w:top w:val="single" w:color="D9D5C8" w:sz="4" w:space="0"/>
+              <w:left w:val="single" w:color="D9D5C8" w:sz="4" w:space="0"/>
+              <w:bottom w:val="single" w:color="D9D5C8" w:sz="4" w:space="0"/>
+              <w:right w:val="single" w:color="D9D5C8" w:sz="4" w:space="0"/>
+            </w:tcBorders>
+            <w:tcMar>
+              <w:top w:type="dxa" w:w="55"/>
+              <w:left w:type="dxa" w:w="110"/>
+              <w:bottom w:type="dxa" w:w="55"/>
+              <w:right w:type="dxa" w:w="110"/>
+            </w:tcMar>
+          </w:tcPr>
+          <w:p>
+            <w:pPr>
+              <w:spacing w:after="0"/>
+            </w:pPr>
+            <w:r>
+              <w:rPr>
+                <w:b w:val="false"/>
+                <w:bCs w:val="false"/>
+                <w:i w:val="false"/>
+                <w:iCs w:val="false"/>
+                <w:color w:val="1A1A1A"/>
+                <w:sz w:val="18"/>
+                <w:szCs w:val="18"/>
+                <w:rFonts w:ascii="Calibri" w:cs="Calibri" w:eastAsia="Calibri" w:hAnsi="Calibri"/>
+              </w:rPr>
+              <w:t xml:space="preserve">clarify the boundary with the confused concept</w:t>
+            </w:r>
+          </w:p>
+        </w:tc>
+      </w:tr>
+      <w:tr>
+        <w:tc>
+          <w:tcPr>
+            <w:tcW w:type="dxa" w:w="900"/>
+            <w:tcBorders>
+              <w:top w:val="single" w:color="D9D5C8" w:sz="4" w:space="0"/>
+              <w:left w:val="single" w:color="D9D5C8" w:sz="4" w:space="0"/>
+              <w:bottom w:val="single" w:color="D9D5C8" w:sz="4" w:space="0"/>
+              <w:right w:val="single" w:color="D9D5C8" w:sz="4" w:space="0"/>
+            </w:tcBorders>
+            <w:tcMar>
+              <w:top w:type="dxa" w:w="55"/>
+              <w:left w:type="dxa" w:w="110"/>
+              <w:bottom w:type="dxa" w:w="55"/>
+              <w:right w:type="dxa" w:w="110"/>
+            </w:tcMar>
+          </w:tcPr>
+          <w:p>
+            <w:pPr>
+              <w:spacing w:after="0"/>
+            </w:pPr>
+            <w:r>
+              <w:rPr>
+                <w:b w:val="false"/>
+                <w:bCs w:val="false"/>
+                <w:i w:val="false"/>
+                <w:iCs w:val="false"/>
+                <w:color w:val="1A1A1A"/>
+                <w:sz w:val="18"/>
+                <w:szCs w:val="18"/>
+                <w:rFonts w:ascii="Calibri" w:cs="Calibri" w:eastAsia="Calibri" w:hAnsi="Calibri"/>
+              </w:rPr>
+              <w:t xml:space="preserve">D</w:t>
+            </w:r>
+          </w:p>
+        </w:tc>
+        <w:tc>
+          <w:tcPr>
+            <w:tcW w:type="dxa" w:w="4400"/>
+            <w:tcBorders>
+              <w:top w:val="single" w:color="D9D5C8" w:sz="4" w:space="0"/>
+              <w:left w:val="single" w:color="D9D5C8" w:sz="4" w:space="0"/>
+              <w:bottom w:val="single" w:color="D9D5C8" w:sz="4" w:space="0"/>
+              <w:right w:val="single" w:color="D9D5C8" w:sz="4" w:space="0"/>
+            </w:tcBorders>
+            <w:tcMar>
+              <w:top w:type="dxa" w:w="55"/>
+              <w:left w:type="dxa" w:w="110"/>
+              <w:bottom w:type="dxa" w:w="55"/>
+              <w:right w:type="dxa" w:w="110"/>
+            </w:tcMar>
+          </w:tcPr>
+          <w:p>
+            <w:pPr>
+              <w:spacing w:after="0"/>
+            </w:pPr>
+            <w:r>
+              <w:rPr>
+                <w:b w:val="false"/>
+                <w:bCs w:val="false"/>
+                <w:i w:val="false"/>
+                <w:iCs w:val="false"/>
+                <w:color w:val="1A1A1A"/>
+                <w:sz w:val="18"/>
+                <w:szCs w:val="18"/>
+                <w:rFonts w:ascii="Calibri" w:cs="Calibri" w:eastAsia="Calibri" w:hAnsi="Calibri"/>
+              </w:rPr>
+              <w:t xml:space="preserve">Original jurisdiction concerns which court hears a case first.</w:t>
+            </w:r>
+          </w:p>
+        </w:tc>
+        <w:tc>
+          <w:tcPr>
+            <w:tcW w:type="dxa" w:w="4348"/>
+            <w:tcBorders>
+              <w:top w:val="single" w:color="D9D5C8" w:sz="4" w:space="0"/>
+              <w:left w:val="single" w:color="D9D5C8" w:sz="4" w:space="0"/>
+              <w:bottom w:val="single" w:color="D9D5C8" w:sz="4" w:space="0"/>
+              <w:right w:val="single" w:color="D9D5C8" w:sz="4" w:space="0"/>
+            </w:tcBorders>
+            <w:tcMar>
+              <w:top w:type="dxa" w:w="55"/>
+              <w:left w:type="dxa" w:w="110"/>
+              <w:bottom w:type="dxa" w:w="55"/>
+              <w:right w:type="dxa" w:w="110"/>
+            </w:tcMar>
+          </w:tcPr>
+          <w:p>
+            <w:pPr>
+              <w:spacing w:after="0"/>
+            </w:pPr>
+            <w:r>
+              <w:rPr>
+                <w:b w:val="false"/>
+                <w:bCs w:val="false"/>
+                <w:i w:val="false"/>
+                <w:iCs w:val="false"/>
+                <w:color w:val="1A1A1A"/>
+                <w:sz w:val="18"/>
+                <w:szCs w:val="18"/>
+                <w:rFonts w:ascii="Calibri" w:cs="Calibri" w:eastAsia="Calibri" w:hAnsi="Calibri"/>
+              </w:rPr>
+              <w:t xml:space="preserve">clarify the boundary with the confused concept</w:t>
+            </w:r>
+          </w:p>
+        </w:tc>
+      </w:tr>
+    </w:tbl>
+    <w:tbl>
+      <w:tblPr>
+        <w:tblW w:type="dxa" w:w="9648"/>
+        <w:tblBorders>
+          <w:top w:val="single" w:color="auto" w:sz="4"/>
+          <w:left w:val="single" w:color="auto" w:sz="4"/>
+          <w:bottom w:val="single" w:color="auto" w:sz="4"/>
+          <w:right w:val="single" w:color="auto" w:sz="4"/>
+          <w:insideH w:val="single" w:color="auto" w:sz="4"/>
+          <w:insideV w:val="single" w:color="auto" w:sz="4"/>
+        </w:tblBorders>
+      </w:tblPr>
+      <w:tblGrid>
+        <w:gridCol w:w="9648"/>
+      </w:tblGrid>
+      <w:tr>
+        <w:tc>
+          <w:tcPr>
+            <w:tcW w:type="dxa" w:w="9648"/>
+            <w:tcBorders>
+              <w:top w:val="single" w:color="D9D5C8" w:sz="4" w:space="0"/>
+              <w:left w:val="single" w:color="D9D5C8" w:sz="4" w:space="0"/>
+              <w:bottom w:val="single" w:color="D9D5C8" w:sz="4" w:space="0"/>
+              <w:right w:val="single" w:color="D9D5C8" w:sz="4" w:space="0"/>
+            </w:tcBorders>
+            <w:shd w:fill="F7F5EF" w:color="auto" w:val="clear"/>
+            <w:tcMar>
+              <w:top w:type="dxa" w:w="55"/>
+              <w:left w:type="dxa" w:w="110"/>
+              <w:bottom w:type="dxa" w:w="55"/>
+              <w:right w:type="dxa" w:w="110"/>
+            </w:tcMar>
+          </w:tcPr>
+          <w:p>
+            <w:pPr>
+              <w:spacing w:after="60"/>
+            </w:pPr>
+            <w:r>
+              <w:rPr>
+                <w:b/>
+                <w:bCs/>
+                <w:i w:val="false"/>
+                <w:iCs w:val="false"/>
+                <w:color w:val="1B2A4A"/>
+                <w:sz w:val="21"/>
+                <w:szCs w:val="21"/>
+                <w:rFonts w:ascii="Calibri" w:cs="Calibri" w:eastAsia="Calibri" w:hAnsi="Calibri"/>
+              </w:rPr>
+              <w:t xml:space="preserve">MTSS ROUTING</w:t>
+            </w:r>
+          </w:p>
+          <w:p>
+            <w:pPr>
+              <w:spacing w:after="40"/>
+            </w:pPr>
+            <w:r>
+              <w:rPr>
+                <w:b w:val="false"/>
+                <w:bCs w:val="false"/>
+                <w:i w:val="false"/>
+                <w:iCs w:val="false"/>
+                <w:color w:val="1A1A1A"/>
+                <w:sz w:val="22"/>
+                <w:szCs w:val="22"/>
+                <w:rFonts w:ascii="Calibri" w:cs="Calibri" w:eastAsia="Calibri" w:hAnsi="Calibri"/>
+              </w:rPr>
+              <w:t xml:space="preserve">Tier 2 — Small-group (Tier 2) reteach targeting the signaled misconception (10–15 min, organizer + worked example), then re-assess with a parallel item.</w:t>
+            </w:r>
+          </w:p>
+          <w:p>
+            <w:pPr>
+              <w:spacing w:after="40"/>
+            </w:pPr>
+            <w:r>
+              <w:rPr>
+                <w:b w:val="false"/>
+                <w:bCs w:val="false"/>
+                <w:i w:val="false"/>
+                <w:iCs w:val="false"/>
+                <w:color w:val="1A1A1A"/>
+                <w:sz w:val="22"/>
+                <w:szCs w:val="22"/>
+                <w:rFonts w:ascii="Calibri" w:cs="Calibri" w:eastAsia="Calibri" w:hAnsi="Calibri"/>
+              </w:rPr>
+              <w:t xml:space="preserve">Tier 3 — If it persists across parallel forms (Tier 3): intensive 1:1 with concrete→representational→abstract scaffolding + think-aloud; progress-monitor weekly toward the same standard.</w:t>
+            </w:r>
+          </w:p>
+        </w:tc>
+      </w:tr>
+    </w:tbl>
+    <w:p>
+      <w:pPr>
+        <w:pStyle w:val="Heading3"/>
+        <w:keepNext/>
+        <w:spacing w:before="150" w:after="90"/>
+      </w:pPr>
+      <w:r>
+        <w:rPr>
+          <w:b/>
+          <w:bCs/>
+          <w:i w:val="false"/>
+          <w:iCs w:val="false"/>
+          <w:color w:val="B22234"/>
+          <w:sz w:val="24"/>
+          <w:szCs w:val="24"/>
+          <w:rFonts w:ascii="Calibri" w:cs="Calibri" w:eastAsia="Calibri" w:hAnsi="Calibri"/>
+        </w:rPr>
+        <w:t xml:space="preserve">Item 3 — GC.25 · DOK 3</w:t>
+      </w:r>
+    </w:p>
+    <w:p>
+      <w:pPr>
+        <w:spacing w:after="80"/>
+      </w:pPr>
+      <w:r>
+        <w:rPr>
+          <w:b/>
+          <w:bCs/>
+          <w:i w:val="false"/>
+          <w:iCs w:val="false"/>
+          <w:color w:val="1B2A4A"/>
+          <w:sz w:val="22"/>
+          <w:szCs w:val="22"/>
+          <w:rFonts w:ascii="Calibri" w:cs="Calibri" w:eastAsia="Calibri" w:hAnsi="Calibri"/>
+        </w:rPr>
+        <w:t xml:space="preserve">If missed:  </w:t>
+      </w:r>
+      <w:r>
+        <w:rPr>
+          <w:b w:val="false"/>
+          <w:bCs w:val="false"/>
+          <w:i w:val="false"/>
+          <w:iCs w:val="false"/>
+          <w:color w:val="1A1A1A"/>
+          <w:sz w:val="22"/>
+          <w:szCs w:val="22"/>
+          <w:rFonts w:ascii="Calibri" w:cs="Calibri" w:eastAsia="Calibri" w:hAnsi="Calibri"/>
+        </w:rPr>
+        <w:t xml:space="preserve">Revisit “Rights of the Accused (4th–8th Amendments)” using the unit's Cornell notes + the standard's graphic organizer; re-check with the Exit Ticket, then re-assess with a parallel-form item.</w:t>
+      </w:r>
+    </w:p>
+    <w:tbl>
+      <w:tblPr>
+        <w:tblW w:type="dxa" w:w="9648"/>
+        <w:tblBorders>
+          <w:top w:val="single" w:color="auto" w:sz="4"/>
+          <w:left w:val="single" w:color="auto" w:sz="4"/>
+          <w:bottom w:val="single" w:color="auto" w:sz="4"/>
+          <w:right w:val="single" w:color="auto" w:sz="4"/>
+          <w:insideH w:val="single" w:color="auto" w:sz="4"/>
+          <w:insideV w:val="single" w:color="auto" w:sz="4"/>
+        </w:tblBorders>
+      </w:tblPr>
+      <w:tblGrid>
+        <w:gridCol w:w="900"/>
+        <w:gridCol w:w="4400"/>
+        <w:gridCol w:w="4348"/>
+      </w:tblGrid>
+      <w:tr>
+        <w:trPr>
+          <w:tblHeader/>
+        </w:trPr>
+        <w:tc>
+          <w:tcPr>
+            <w:tcW w:type="dxa" w:w="900"/>
+            <w:tcBorders>
+              <w:top w:val="single" w:color="D9D5C8" w:sz="4" w:space="0"/>
+              <w:left w:val="single" w:color="D9D5C8" w:sz="4" w:space="0"/>
+              <w:bottom w:val="single" w:color="D9D5C8" w:sz="4" w:space="0"/>
+              <w:right w:val="single" w:color="D9D5C8" w:sz="4" w:space="0"/>
+            </w:tcBorders>
+            <w:shd w:fill="1B2A4A" w:color="auto" w:val="clear"/>
+            <w:tcMar>
+              <w:top w:type="dxa" w:w="55"/>
+              <w:left w:type="dxa" w:w="110"/>
+              <w:bottom w:type="dxa" w:w="55"/>
+              <w:right w:type="dxa" w:w="110"/>
+            </w:tcMar>
+          </w:tcPr>
+          <w:p>
+            <w:pPr>
+              <w:spacing w:after="0"/>
+            </w:pPr>
+            <w:r>
+              <w:rPr>
+                <w:b/>
+                <w:bCs/>
+                <w:i w:val="false"/>
+                <w:iCs w:val="false"/>
+                <w:color w:val="FFFFFF"/>
+                <w:sz w:val="18"/>
+                <w:szCs w:val="18"/>
+                <w:rFonts w:ascii="Calibri" w:cs="Calibri" w:eastAsia="Calibri" w:hAnsi="Calibri"/>
+              </w:rPr>
+              <w:t xml:space="preserve">Wrong choice</w:t>
+            </w:r>
+          </w:p>
+        </w:tc>
+        <w:tc>
+          <w:tcPr>
+            <w:tcW w:type="dxa" w:w="4400"/>
+            <w:tcBorders>
+              <w:top w:val="single" w:color="D9D5C8" w:sz="4" w:space="0"/>
+              <w:left w:val="single" w:color="D9D5C8" w:sz="4" w:space="0"/>
+              <w:bottom w:val="single" w:color="D9D5C8" w:sz="4" w:space="0"/>
+              <w:right w:val="single" w:color="D9D5C8" w:sz="4" w:space="0"/>
+            </w:tcBorders>
+            <w:shd w:fill="1B2A4A" w:color="auto" w:val="clear"/>
+            <w:tcMar>
+              <w:top w:type="dxa" w:w="55"/>
+              <w:left w:type="dxa" w:w="110"/>
+              <w:bottom w:type="dxa" w:w="55"/>
+              <w:right w:type="dxa" w:w="110"/>
+            </w:tcMar>
+          </w:tcPr>
+          <w:p>
+            <w:pPr>
+              <w:spacing w:after="0"/>
+            </w:pPr>
+            <w:r>
+              <w:rPr>
+                <w:b/>
+                <w:bCs/>
+                <w:i w:val="false"/>
+                <w:iCs w:val="false"/>
+                <w:color w:val="FFFFFF"/>
+                <w:sz w:val="18"/>
+                <w:szCs w:val="18"/>
+                <w:rFonts w:ascii="Calibri" w:cs="Calibri" w:eastAsia="Calibri" w:hAnsi="Calibri"/>
+              </w:rPr>
+              <w:t xml:space="preserve">Signals misconception</w:t>
+            </w:r>
+          </w:p>
+        </w:tc>
+        <w:tc>
+          <w:tcPr>
+            <w:tcW w:type="dxa" w:w="4348"/>
+            <w:tcBorders>
+              <w:top w:val="single" w:color="D9D5C8" w:sz="4" w:space="0"/>
+              <w:left w:val="single" w:color="D9D5C8" w:sz="4" w:space="0"/>
+              <w:bottom w:val="single" w:color="D9D5C8" w:sz="4" w:space="0"/>
+              <w:right w:val="single" w:color="D9D5C8" w:sz="4" w:space="0"/>
+            </w:tcBorders>
+            <w:shd w:fill="1B2A4A" w:color="auto" w:val="clear"/>
+            <w:tcMar>
+              <w:top w:type="dxa" w:w="55"/>
+              <w:left w:type="dxa" w:w="110"/>
+              <w:bottom w:type="dxa" w:w="55"/>
+              <w:right w:type="dxa" w:w="110"/>
+            </w:tcMar>
+          </w:tcPr>
+          <w:p>
+            <w:pPr>
+              <w:spacing w:after="0"/>
+            </w:pPr>
+            <w:r>
+              <w:rPr>
+                <w:b/>
+                <w:bCs/>
+                <w:i w:val="false"/>
+                <w:iCs w:val="false"/>
+                <w:color w:val="FFFFFF"/>
+                <w:sz w:val="18"/>
+                <w:szCs w:val="18"/>
+                <w:rFonts w:ascii="Calibri" w:cs="Calibri" w:eastAsia="Calibri" w:hAnsi="Calibri"/>
+              </w:rPr>
+              <w:t xml:space="preserve">Targeted reteach</w:t>
+            </w:r>
+          </w:p>
+        </w:tc>
+      </w:tr>
+      <w:tr>
+        <w:tc>
+          <w:tcPr>
+            <w:tcW w:type="dxa" w:w="900"/>
+            <w:tcBorders>
+              <w:top w:val="single" w:color="D9D5C8" w:sz="4" w:space="0"/>
+              <w:left w:val="single" w:color="D9D5C8" w:sz="4" w:space="0"/>
+              <w:bottom w:val="single" w:color="D9D5C8" w:sz="4" w:space="0"/>
+              <w:right w:val="single" w:color="D9D5C8" w:sz="4" w:space="0"/>
+            </w:tcBorders>
+            <w:tcMar>
+              <w:top w:type="dxa" w:w="55"/>
+              <w:left w:type="dxa" w:w="110"/>
+              <w:bottom w:type="dxa" w:w="55"/>
+              <w:right w:type="dxa" w:w="110"/>
+            </w:tcMar>
+          </w:tcPr>
+          <w:p>
+            <w:pPr>
+              <w:spacing w:after="0"/>
+            </w:pPr>
+            <w:r>
+              <w:rPr>
+                <w:b w:val="false"/>
+                <w:bCs w:val="false"/>
+                <w:i w:val="false"/>
+                <w:iCs w:val="false"/>
+                <w:color w:val="1A1A1A"/>
+                <w:sz w:val="18"/>
+                <w:szCs w:val="18"/>
+                <w:rFonts w:ascii="Calibri" w:cs="Calibri" w:eastAsia="Calibri" w:hAnsi="Calibri"/>
+              </w:rPr>
+              <w:t xml:space="preserve">A</w:t>
+            </w:r>
+          </w:p>
+        </w:tc>
+        <w:tc>
+          <w:tcPr>
+            <w:tcW w:type="dxa" w:w="4400"/>
+            <w:tcBorders>
+              <w:top w:val="single" w:color="D9D5C8" w:sz="4" w:space="0"/>
+              <w:left w:val="single" w:color="D9D5C8" w:sz="4" w:space="0"/>
+              <w:bottom w:val="single" w:color="D9D5C8" w:sz="4" w:space="0"/>
+              <w:right w:val="single" w:color="D9D5C8" w:sz="4" w:space="0"/>
+            </w:tcBorders>
+            <w:tcMar>
+              <w:top w:type="dxa" w:w="55"/>
+              <w:left w:type="dxa" w:w="110"/>
+              <w:bottom w:type="dxa" w:w="55"/>
+              <w:right w:type="dxa" w:w="110"/>
+            </w:tcMar>
+          </w:tcPr>
+          <w:p>
+            <w:pPr>
+              <w:spacing w:after="0"/>
+            </w:pPr>
+            <w:r>
+              <w:rPr>
+                <w:b w:val="false"/>
+                <w:bCs w:val="false"/>
+                <w:i w:val="false"/>
+                <w:iCs w:val="false"/>
+                <w:color w:val="1A1A1A"/>
+                <w:sz w:val="18"/>
+                <w:szCs w:val="18"/>
+                <w:rFonts w:ascii="Calibri" w:cs="Calibri" w:eastAsia="Calibri" w:hAnsi="Calibri"/>
+              </w:rPr>
+              <w:t xml:space="preserve">Contradicts Miranda; being under arrest does not validate unwarned statements.</w:t>
+            </w:r>
+          </w:p>
+        </w:tc>
+        <w:tc>
+          <w:tcPr>
+            <w:tcW w:type="dxa" w:w="4348"/>
+            <w:tcBorders>
+              <w:top w:val="single" w:color="D9D5C8" w:sz="4" w:space="0"/>
+              <w:left w:val="single" w:color="D9D5C8" w:sz="4" w:space="0"/>
+              <w:bottom w:val="single" w:color="D9D5C8" w:sz="4" w:space="0"/>
+              <w:right w:val="single" w:color="D9D5C8" w:sz="4" w:space="0"/>
+            </w:tcBorders>
+            <w:tcMar>
+              <w:top w:type="dxa" w:w="55"/>
+              <w:left w:type="dxa" w:w="110"/>
+              <w:bottom w:type="dxa" w:w="55"/>
+              <w:right w:type="dxa" w:w="110"/>
+            </w:tcMar>
+          </w:tcPr>
+          <w:p>
+            <w:pPr>
+              <w:spacing w:after="0"/>
+            </w:pPr>
+            <w:r>
+              <w:rPr>
+                <w:b w:val="false"/>
+                <w:bCs w:val="false"/>
+                <w:i w:val="false"/>
+                <w:iCs w:val="false"/>
+                <w:color w:val="1A1A1A"/>
+                <w:sz w:val="18"/>
+                <w:szCs w:val="18"/>
+                <w:rFonts w:ascii="Calibri" w:cs="Calibri" w:eastAsia="Calibri" w:hAnsi="Calibri"/>
+              </w:rPr>
+              <w:t xml:space="preserve">confront the misconception with a worked counter-example</w:t>
+            </w:r>
+          </w:p>
+        </w:tc>
+      </w:tr>
+      <w:tr>
+        <w:tc>
+          <w:tcPr>
+            <w:tcW w:type="dxa" w:w="900"/>
+            <w:tcBorders>
+              <w:top w:val="single" w:color="D9D5C8" w:sz="4" w:space="0"/>
+              <w:left w:val="single" w:color="D9D5C8" w:sz="4" w:space="0"/>
+              <w:bottom w:val="single" w:color="D9D5C8" w:sz="4" w:space="0"/>
+              <w:right w:val="single" w:color="D9D5C8" w:sz="4" w:space="0"/>
+            </w:tcBorders>
+            <w:tcMar>
+              <w:top w:type="dxa" w:w="55"/>
+              <w:left w:type="dxa" w:w="110"/>
+              <w:bottom w:type="dxa" w:w="55"/>
+              <w:right w:type="dxa" w:w="110"/>
+            </w:tcMar>
+          </w:tcPr>
+          <w:p>
+            <w:pPr>
+              <w:spacing w:after="0"/>
+            </w:pPr>
+            <w:r>
+              <w:rPr>
+                <w:b w:val="false"/>
+                <w:bCs w:val="false"/>
+                <w:i w:val="false"/>
+                <w:iCs w:val="false"/>
+                <w:color w:val="1A1A1A"/>
+                <w:sz w:val="18"/>
+                <w:szCs w:val="18"/>
+                <w:rFonts w:ascii="Calibri" w:cs="Calibri" w:eastAsia="Calibri" w:hAnsi="Calibri"/>
+              </w:rPr>
+              <w:t xml:space="preserve">C</w:t>
+            </w:r>
+          </w:p>
+        </w:tc>
+        <w:tc>
+          <w:tcPr>
+            <w:tcW w:type="dxa" w:w="4400"/>
+            <w:tcBorders>
+              <w:top w:val="single" w:color="D9D5C8" w:sz="4" w:space="0"/>
+              <w:left w:val="single" w:color="D9D5C8" w:sz="4" w:space="0"/>
+              <w:bottom w:val="single" w:color="D9D5C8" w:sz="4" w:space="0"/>
+              <w:right w:val="single" w:color="D9D5C8" w:sz="4" w:space="0"/>
+            </w:tcBorders>
+            <w:tcMar>
+              <w:top w:type="dxa" w:w="55"/>
+              <w:left w:type="dxa" w:w="110"/>
+              <w:bottom w:type="dxa" w:w="55"/>
+              <w:right w:type="dxa" w:w="110"/>
+            </w:tcMar>
+          </w:tcPr>
+          <w:p>
+            <w:pPr>
+              <w:spacing w:after="0"/>
+            </w:pPr>
+            <w:r>
+              <w:rPr>
+                <w:b w:val="false"/>
+                <w:bCs w:val="false"/>
+                <w:i w:val="false"/>
+                <w:iCs w:val="false"/>
+                <w:color w:val="1A1A1A"/>
+                <w:sz w:val="18"/>
+                <w:szCs w:val="18"/>
+                <w:rFonts w:ascii="Calibri" w:cs="Calibri" w:eastAsia="Calibri" w:hAnsi="Calibri"/>
+              </w:rPr>
+              <w:t xml:space="preserve">Overgeneralizes a consequence; Miranda affects statements, not the right to trial.</w:t>
+            </w:r>
+          </w:p>
+        </w:tc>
+        <w:tc>
+          <w:tcPr>
+            <w:tcW w:type="dxa" w:w="4348"/>
+            <w:tcBorders>
+              <w:top w:val="single" w:color="D9D5C8" w:sz="4" w:space="0"/>
+              <w:left w:val="single" w:color="D9D5C8" w:sz="4" w:space="0"/>
+              <w:bottom w:val="single" w:color="D9D5C8" w:sz="4" w:space="0"/>
+              <w:right w:val="single" w:color="D9D5C8" w:sz="4" w:space="0"/>
+            </w:tcBorders>
+            <w:tcMar>
+              <w:top w:type="dxa" w:w="55"/>
+              <w:left w:type="dxa" w:w="110"/>
+              <w:bottom w:type="dxa" w:w="55"/>
+              <w:right w:type="dxa" w:w="110"/>
+            </w:tcMar>
+          </w:tcPr>
+          <w:p>
+            <w:pPr>
+              <w:spacing w:after="0"/>
+            </w:pPr>
+            <w:r>
+              <w:rPr>
+                <w:b w:val="false"/>
+                <w:bCs w:val="false"/>
+                <w:i w:val="false"/>
+                <w:iCs w:val="false"/>
+                <w:color w:val="1A1A1A"/>
+                <w:sz w:val="18"/>
+                <w:szCs w:val="18"/>
+                <w:rFonts w:ascii="Calibri" w:cs="Calibri" w:eastAsia="Calibri" w:hAnsi="Calibri"/>
+              </w:rPr>
+              <w:t xml:space="preserve">test the overgeneralization against a counter-case</w:t>
+            </w:r>
+          </w:p>
+        </w:tc>
+      </w:tr>
+      <w:tr>
+        <w:tc>
+          <w:tcPr>
+            <w:tcW w:type="dxa" w:w="900"/>
+            <w:tcBorders>
+              <w:top w:val="single" w:color="D9D5C8" w:sz="4" w:space="0"/>
+              <w:left w:val="single" w:color="D9D5C8" w:sz="4" w:space="0"/>
+              <w:bottom w:val="single" w:color="D9D5C8" w:sz="4" w:space="0"/>
+              <w:right w:val="single" w:color="D9D5C8" w:sz="4" w:space="0"/>
+            </w:tcBorders>
+            <w:tcMar>
+              <w:top w:type="dxa" w:w="55"/>
+              <w:left w:type="dxa" w:w="110"/>
+              <w:bottom w:type="dxa" w:w="55"/>
+              <w:right w:type="dxa" w:w="110"/>
+            </w:tcMar>
+          </w:tcPr>
+          <w:p>
+            <w:pPr>
+              <w:spacing w:after="0"/>
+            </w:pPr>
+            <w:r>
+              <w:rPr>
+                <w:b w:val="false"/>
+                <w:bCs w:val="false"/>
+                <w:i w:val="false"/>
+                <w:iCs w:val="false"/>
+                <w:color w:val="1A1A1A"/>
+                <w:sz w:val="18"/>
+                <w:szCs w:val="18"/>
+                <w:rFonts w:ascii="Calibri" w:cs="Calibri" w:eastAsia="Calibri" w:hAnsi="Calibri"/>
+              </w:rPr>
+              <w:t xml:space="preserve">D</w:t>
+            </w:r>
+          </w:p>
+        </w:tc>
+        <w:tc>
+          <w:tcPr>
+            <w:tcW w:type="dxa" w:w="4400"/>
+            <w:tcBorders>
+              <w:top w:val="single" w:color="D9D5C8" w:sz="4" w:space="0"/>
+              <w:left w:val="single" w:color="D9D5C8" w:sz="4" w:space="0"/>
+              <w:bottom w:val="single" w:color="D9D5C8" w:sz="4" w:space="0"/>
+              <w:right w:val="single" w:color="D9D5C8" w:sz="4" w:space="0"/>
+            </w:tcBorders>
+            <w:tcMar>
+              <w:top w:type="dxa" w:w="55"/>
+              <w:left w:type="dxa" w:w="110"/>
+              <w:bottom w:type="dxa" w:w="55"/>
+              <w:right w:type="dxa" w:w="110"/>
+            </w:tcMar>
+          </w:tcPr>
+          <w:p>
+            <w:pPr>
+              <w:spacing w:after="0"/>
+            </w:pPr>
+            <w:r>
+              <w:rPr>
+                <w:b w:val="false"/>
+                <w:bCs w:val="false"/>
+                <w:i w:val="false"/>
+                <w:iCs w:val="false"/>
+                <w:color w:val="1A1A1A"/>
+                <w:sz w:val="18"/>
+                <w:szCs w:val="18"/>
+                <w:rFonts w:ascii="Calibri" w:cs="Calibri" w:eastAsia="Calibri" w:hAnsi="Calibri"/>
+              </w:rPr>
+              <w:t xml:space="preserve">Confuses amendments; Miranda involves the 5th Amendment, not the 2nd.</w:t>
+            </w:r>
+          </w:p>
+        </w:tc>
+        <w:tc>
+          <w:tcPr>
+            <w:tcW w:type="dxa" w:w="4348"/>
+            <w:tcBorders>
+              <w:top w:val="single" w:color="D9D5C8" w:sz="4" w:space="0"/>
+              <w:left w:val="single" w:color="D9D5C8" w:sz="4" w:space="0"/>
+              <w:bottom w:val="single" w:color="D9D5C8" w:sz="4" w:space="0"/>
+              <w:right w:val="single" w:color="D9D5C8" w:sz="4" w:space="0"/>
+            </w:tcBorders>
+            <w:tcMar>
+              <w:top w:type="dxa" w:w="55"/>
+              <w:left w:type="dxa" w:w="110"/>
+              <w:bottom w:type="dxa" w:w="55"/>
+              <w:right w:type="dxa" w:w="110"/>
+            </w:tcMar>
+          </w:tcPr>
+          <w:p>
+            <w:pPr>
+              <w:spacing w:after="0"/>
+            </w:pPr>
+            <w:r>
+              <w:rPr>
+                <w:b w:val="false"/>
+                <w:bCs w:val="false"/>
+                <w:i w:val="false"/>
+                <w:iCs w:val="false"/>
+                <w:color w:val="1A1A1A"/>
+                <w:sz w:val="18"/>
+                <w:szCs w:val="18"/>
+                <w:rFonts w:ascii="Calibri" w:cs="Calibri" w:eastAsia="Calibri" w:hAnsi="Calibri"/>
+              </w:rPr>
+              <w:t xml:space="preserve">clarify the boundary with the confused concept</w:t>
+            </w:r>
+          </w:p>
+        </w:tc>
+      </w:tr>
+    </w:tbl>
+    <w:tbl>
+      <w:tblPr>
+        <w:tblW w:type="dxa" w:w="9648"/>
+        <w:tblBorders>
+          <w:top w:val="single" w:color="auto" w:sz="4"/>
+          <w:left w:val="single" w:color="auto" w:sz="4"/>
+          <w:bottom w:val="single" w:color="auto" w:sz="4"/>
+          <w:right w:val="single" w:color="auto" w:sz="4"/>
+          <w:insideH w:val="single" w:color="auto" w:sz="4"/>
+          <w:insideV w:val="single" w:color="auto" w:sz="4"/>
+        </w:tblBorders>
+      </w:tblPr>
+      <w:tblGrid>
+        <w:gridCol w:w="9648"/>
+      </w:tblGrid>
+      <w:tr>
+        <w:tc>
+          <w:tcPr>
+            <w:tcW w:type="dxa" w:w="9648"/>
+            <w:tcBorders>
+              <w:top w:val="single" w:color="D9D5C8" w:sz="4" w:space="0"/>
+              <w:left w:val="single" w:color="D9D5C8" w:sz="4" w:space="0"/>
+              <w:bottom w:val="single" w:color="D9D5C8" w:sz="4" w:space="0"/>
+              <w:right w:val="single" w:color="D9D5C8" w:sz="4" w:space="0"/>
+            </w:tcBorders>
+            <w:shd w:fill="F7F5EF" w:color="auto" w:val="clear"/>
+            <w:tcMar>
+              <w:top w:type="dxa" w:w="55"/>
+              <w:left w:type="dxa" w:w="110"/>
+              <w:bottom w:type="dxa" w:w="55"/>
+              <w:right w:type="dxa" w:w="110"/>
+            </w:tcMar>
+          </w:tcPr>
+          <w:p>
+            <w:pPr>
+              <w:spacing w:after="60"/>
+            </w:pPr>
+            <w:r>
+              <w:rPr>
+                <w:b/>
+                <w:bCs/>
+                <w:i w:val="false"/>
+                <w:iCs w:val="false"/>
+                <w:color w:val="1B2A4A"/>
+                <w:sz w:val="21"/>
+                <w:szCs w:val="21"/>
+                <w:rFonts w:ascii="Calibri" w:cs="Calibri" w:eastAsia="Calibri" w:hAnsi="Calibri"/>
+              </w:rPr>
+              <w:t xml:space="preserve">MTSS ROUTING</w:t>
+            </w:r>
+          </w:p>
+          <w:p>
+            <w:pPr>
+              <w:spacing w:after="40"/>
+            </w:pPr>
+            <w:r>
+              <w:rPr>
+                <w:b w:val="false"/>
+                <w:bCs w:val="false"/>
+                <w:i w:val="false"/>
+                <w:iCs w:val="false"/>
+                <w:color w:val="1A1A1A"/>
+                <w:sz w:val="22"/>
+                <w:szCs w:val="22"/>
+                <w:rFonts w:ascii="Calibri" w:cs="Calibri" w:eastAsia="Calibri" w:hAnsi="Calibri"/>
+              </w:rPr>
+              <w:t xml:space="preserve">Tier 2 — Small-group (Tier 2) reteach targeting the signaled misconception (10–15 min, organizer + worked example), then re-assess with a parallel item.</w:t>
+            </w:r>
+          </w:p>
+          <w:p>
+            <w:pPr>
+              <w:spacing w:after="40"/>
+            </w:pPr>
+            <w:r>
+              <w:rPr>
+                <w:b w:val="false"/>
+                <w:bCs w:val="false"/>
+                <w:i w:val="false"/>
+                <w:iCs w:val="false"/>
+                <w:color w:val="1A1A1A"/>
+                <w:sz w:val="22"/>
+                <w:szCs w:val="22"/>
+                <w:rFonts w:ascii="Calibri" w:cs="Calibri" w:eastAsia="Calibri" w:hAnsi="Calibri"/>
+              </w:rPr>
+              <w:t xml:space="preserve">Tier 3 — If it persists across parallel forms (Tier 3): intensive 1:1 with concrete→representational→abstract scaffolding + think-aloud; progress-monitor weekly toward the same standard.</w:t>
+            </w:r>
+          </w:p>
+        </w:tc>
+      </w:tr>
+    </w:tbl>
+    <w:p>
+      <w:pPr>
+        <w:pStyle w:val="Heading3"/>
+        <w:keepNext/>
+        <w:spacing w:before="150" w:after="90"/>
+      </w:pPr>
+      <w:r>
+        <w:rPr>
+          <w:b/>
+          <w:bCs/>
+          <w:i w:val="false"/>
+          <w:iCs w:val="false"/>
+          <w:color w:val="B22234"/>
+          <w:sz w:val="24"/>
+          <w:szCs w:val="24"/>
+          <w:rFonts w:ascii="Calibri" w:cs="Calibri" w:eastAsia="Calibri" w:hAnsi="Calibri"/>
+        </w:rPr>
+        <w:t xml:space="preserve">Item 4 — GC.26 · DOK 3</w:t>
+      </w:r>
+    </w:p>
+    <w:p>
+      <w:pPr>
+        <w:spacing w:after="80"/>
+      </w:pPr>
+      <w:r>
+        <w:rPr>
+          <w:b/>
+          <w:bCs/>
+          <w:i w:val="false"/>
+          <w:iCs w:val="false"/>
+          <w:color w:val="1B2A4A"/>
+          <w:sz w:val="22"/>
+          <w:szCs w:val="22"/>
+          <w:rFonts w:ascii="Calibri" w:cs="Calibri" w:eastAsia="Calibri" w:hAnsi="Calibri"/>
+        </w:rPr>
+        <w:t xml:space="preserve">If missed:  </w:t>
+      </w:r>
+      <w:r>
+        <w:rPr>
+          <w:b w:val="false"/>
+          <w:bCs w:val="false"/>
+          <w:i w:val="false"/>
+          <w:iCs w:val="false"/>
+          <w:color w:val="1A1A1A"/>
+          <w:sz w:val="22"/>
+          <w:szCs w:val="22"/>
+          <w:rFonts w:ascii="Calibri" w:cs="Calibri" w:eastAsia="Calibri" w:hAnsi="Calibri"/>
+        </w:rPr>
+        <w:t xml:space="preserve">Revisit “The 14th Amendment — Equal Protection &amp; Due Process” using the unit's Cornell notes + the standard's graphic organizer; re-check with the Exit Ticket, then re-assess with a parallel-form item.</w:t>
+      </w:r>
+    </w:p>
+    <w:tbl>
+      <w:tblPr>
+        <w:tblW w:type="dxa" w:w="9648"/>
+        <w:tblBorders>
+          <w:top w:val="single" w:color="auto" w:sz="4"/>
+          <w:left w:val="single" w:color="auto" w:sz="4"/>
+          <w:bottom w:val="single" w:color="auto" w:sz="4"/>
+          <w:right w:val="single" w:color="auto" w:sz="4"/>
+          <w:insideH w:val="single" w:color="auto" w:sz="4"/>
+          <w:insideV w:val="single" w:color="auto" w:sz="4"/>
+        </w:tblBorders>
+      </w:tblPr>
+      <w:tblGrid>
+        <w:gridCol w:w="900"/>
+        <w:gridCol w:w="4400"/>
+        <w:gridCol w:w="4348"/>
+      </w:tblGrid>
+      <w:tr>
+        <w:trPr>
+          <w:tblHeader/>
+        </w:trPr>
+        <w:tc>
+          <w:tcPr>
+            <w:tcW w:type="dxa" w:w="900"/>
+            <w:tcBorders>
+              <w:top w:val="single" w:color="D9D5C8" w:sz="4" w:space="0"/>
+              <w:left w:val="single" w:color="D9D5C8" w:sz="4" w:space="0"/>
+              <w:bottom w:val="single" w:color="D9D5C8" w:sz="4" w:space="0"/>
+              <w:right w:val="single" w:color="D9D5C8" w:sz="4" w:space="0"/>
+            </w:tcBorders>
+            <w:shd w:fill="1B2A4A" w:color="auto" w:val="clear"/>
+            <w:tcMar>
+              <w:top w:type="dxa" w:w="55"/>
+              <w:left w:type="dxa" w:w="110"/>
+              <w:bottom w:type="dxa" w:w="55"/>
+              <w:right w:type="dxa" w:w="110"/>
+            </w:tcMar>
+          </w:tcPr>
+          <w:p>
+            <w:pPr>
+              <w:spacing w:after="0"/>
+            </w:pPr>
+            <w:r>
+              <w:rPr>
+                <w:b/>
+                <w:bCs/>
+                <w:i w:val="false"/>
+                <w:iCs w:val="false"/>
+                <w:color w:val="FFFFFF"/>
+                <w:sz w:val="18"/>
+                <w:szCs w:val="18"/>
+                <w:rFonts w:ascii="Calibri" w:cs="Calibri" w:eastAsia="Calibri" w:hAnsi="Calibri"/>
+              </w:rPr>
+              <w:t xml:space="preserve">Wrong choice</w:t>
+            </w:r>
+          </w:p>
+        </w:tc>
+        <w:tc>
+          <w:tcPr>
+            <w:tcW w:type="dxa" w:w="4400"/>
+            <w:tcBorders>
+              <w:top w:val="single" w:color="D9D5C8" w:sz="4" w:space="0"/>
+              <w:left w:val="single" w:color="D9D5C8" w:sz="4" w:space="0"/>
+              <w:bottom w:val="single" w:color="D9D5C8" w:sz="4" w:space="0"/>
+              <w:right w:val="single" w:color="D9D5C8" w:sz="4" w:space="0"/>
+            </w:tcBorders>
+            <w:shd w:fill="1B2A4A" w:color="auto" w:val="clear"/>
+            <w:tcMar>
+              <w:top w:type="dxa" w:w="55"/>
+              <w:left w:type="dxa" w:w="110"/>
+              <w:bottom w:type="dxa" w:w="55"/>
+              <w:right w:type="dxa" w:w="110"/>
+            </w:tcMar>
+          </w:tcPr>
+          <w:p>
+            <w:pPr>
+              <w:spacing w:after="0"/>
+            </w:pPr>
+            <w:r>
+              <w:rPr>
+                <w:b/>
+                <w:bCs/>
+                <w:i w:val="false"/>
+                <w:iCs w:val="false"/>
+                <w:color w:val="FFFFFF"/>
+                <w:sz w:val="18"/>
+                <w:szCs w:val="18"/>
+                <w:rFonts w:ascii="Calibri" w:cs="Calibri" w:eastAsia="Calibri" w:hAnsi="Calibri"/>
+              </w:rPr>
+              <w:t xml:space="preserve">Signals misconception</w:t>
+            </w:r>
+          </w:p>
+        </w:tc>
+        <w:tc>
+          <w:tcPr>
+            <w:tcW w:type="dxa" w:w="4348"/>
+            <w:tcBorders>
+              <w:top w:val="single" w:color="D9D5C8" w:sz="4" w:space="0"/>
+              <w:left w:val="single" w:color="D9D5C8" w:sz="4" w:space="0"/>
+              <w:bottom w:val="single" w:color="D9D5C8" w:sz="4" w:space="0"/>
+              <w:right w:val="single" w:color="D9D5C8" w:sz="4" w:space="0"/>
+            </w:tcBorders>
+            <w:shd w:fill="1B2A4A" w:color="auto" w:val="clear"/>
+            <w:tcMar>
+              <w:top w:type="dxa" w:w="55"/>
+              <w:left w:type="dxa" w:w="110"/>
+              <w:bottom w:type="dxa" w:w="55"/>
+              <w:right w:type="dxa" w:w="110"/>
+            </w:tcMar>
+          </w:tcPr>
+          <w:p>
+            <w:pPr>
+              <w:spacing w:after="0"/>
+            </w:pPr>
+            <w:r>
+              <w:rPr>
+                <w:b/>
+                <w:bCs/>
+                <w:i w:val="false"/>
+                <w:iCs w:val="false"/>
+                <w:color w:val="FFFFFF"/>
+                <w:sz w:val="18"/>
+                <w:szCs w:val="18"/>
+                <w:rFonts w:ascii="Calibri" w:cs="Calibri" w:eastAsia="Calibri" w:hAnsi="Calibri"/>
+              </w:rPr>
+              <w:t xml:space="preserve">Targeted reteach</w:t>
+            </w:r>
+          </w:p>
+        </w:tc>
+      </w:tr>
+      <w:tr>
+        <w:tc>
+          <w:tcPr>
+            <w:tcW w:type="dxa" w:w="900"/>
+            <w:tcBorders>
+              <w:top w:val="single" w:color="D9D5C8" w:sz="4" w:space="0"/>
+              <w:left w:val="single" w:color="D9D5C8" w:sz="4" w:space="0"/>
+              <w:bottom w:val="single" w:color="D9D5C8" w:sz="4" w:space="0"/>
+              <w:right w:val="single" w:color="D9D5C8" w:sz="4" w:space="0"/>
+            </w:tcBorders>
+            <w:tcMar>
+              <w:top w:type="dxa" w:w="55"/>
+              <w:left w:type="dxa" w:w="110"/>
+              <w:bottom w:type="dxa" w:w="55"/>
+              <w:right w:type="dxa" w:w="110"/>
+            </w:tcMar>
+          </w:tcPr>
+          <w:p>
+            <w:pPr>
+              <w:spacing w:after="0"/>
+            </w:pPr>
+            <w:r>
+              <w:rPr>
+                <w:b w:val="false"/>
+                <w:bCs w:val="false"/>
+                <w:i w:val="false"/>
+                <w:iCs w:val="false"/>
+                <w:color w:val="1A1A1A"/>
+                <w:sz w:val="18"/>
+                <w:szCs w:val="18"/>
+                <w:rFonts w:ascii="Calibri" w:cs="Calibri" w:eastAsia="Calibri" w:hAnsi="Calibri"/>
+              </w:rPr>
+              <w:t xml:space="preserve">A</w:t>
+            </w:r>
+          </w:p>
+        </w:tc>
+        <w:tc>
+          <w:tcPr>
+            <w:tcW w:type="dxa" w:w="4400"/>
+            <w:tcBorders>
+              <w:top w:val="single" w:color="D9D5C8" w:sz="4" w:space="0"/>
+              <w:left w:val="single" w:color="D9D5C8" w:sz="4" w:space="0"/>
+              <w:bottom w:val="single" w:color="D9D5C8" w:sz="4" w:space="0"/>
+              <w:right w:val="single" w:color="D9D5C8" w:sz="4" w:space="0"/>
+            </w:tcBorders>
+            <w:tcMar>
+              <w:top w:type="dxa" w:w="55"/>
+              <w:left w:type="dxa" w:w="110"/>
+              <w:bottom w:type="dxa" w:w="55"/>
+              <w:right w:type="dxa" w:w="110"/>
+            </w:tcMar>
+          </w:tcPr>
+          <w:p>
+            <w:pPr>
+              <w:spacing w:after="0"/>
+            </w:pPr>
+            <w:r>
+              <w:rPr>
+                <w:b w:val="false"/>
+                <w:bCs w:val="false"/>
+                <w:i w:val="false"/>
+                <w:iCs w:val="false"/>
+                <w:color w:val="1A1A1A"/>
+                <w:sz w:val="18"/>
+                <w:szCs w:val="18"/>
+                <w:rFonts w:ascii="Calibri" w:cs="Calibri" w:eastAsia="Calibri" w:hAnsi="Calibri"/>
+              </w:rPr>
+              <w:t xml:space="preserve">Misconception that a clause was rewritten; the text stayed the same.</w:t>
+            </w:r>
+          </w:p>
+        </w:tc>
+        <w:tc>
+          <w:tcPr>
+            <w:tcW w:type="dxa" w:w="4348"/>
+            <w:tcBorders>
+              <w:top w:val="single" w:color="D9D5C8" w:sz="4" w:space="0"/>
+              <w:left w:val="single" w:color="D9D5C8" w:sz="4" w:space="0"/>
+              <w:bottom w:val="single" w:color="D9D5C8" w:sz="4" w:space="0"/>
+              <w:right w:val="single" w:color="D9D5C8" w:sz="4" w:space="0"/>
+            </w:tcBorders>
+            <w:tcMar>
+              <w:top w:type="dxa" w:w="55"/>
+              <w:left w:type="dxa" w:w="110"/>
+              <w:bottom w:type="dxa" w:w="55"/>
+              <w:right w:type="dxa" w:w="110"/>
+            </w:tcMar>
+          </w:tcPr>
+          <w:p>
+            <w:pPr>
+              <w:spacing w:after="0"/>
+            </w:pPr>
+            <w:r>
+              <w:rPr>
+                <w:b w:val="false"/>
+                <w:bCs w:val="false"/>
+                <w:i w:val="false"/>
+                <w:iCs w:val="false"/>
+                <w:color w:val="1A1A1A"/>
+                <w:sz w:val="18"/>
+                <w:szCs w:val="18"/>
+                <w:rFonts w:ascii="Calibri" w:cs="Calibri" w:eastAsia="Calibri" w:hAnsi="Calibri"/>
+              </w:rPr>
+              <w:t xml:space="preserve">confront the misconception with a worked counter-example</w:t>
+            </w:r>
+          </w:p>
+        </w:tc>
+      </w:tr>
+      <w:tr>
+        <w:tc>
+          <w:tcPr>
+            <w:tcW w:type="dxa" w:w="900"/>
+            <w:tcBorders>
+              <w:top w:val="single" w:color="D9D5C8" w:sz="4" w:space="0"/>
+              <w:left w:val="single" w:color="D9D5C8" w:sz="4" w:space="0"/>
+              <w:bottom w:val="single" w:color="D9D5C8" w:sz="4" w:space="0"/>
+              <w:right w:val="single" w:color="D9D5C8" w:sz="4" w:space="0"/>
+            </w:tcBorders>
+            <w:tcMar>
+              <w:top w:type="dxa" w:w="55"/>
+              <w:left w:type="dxa" w:w="110"/>
+              <w:bottom w:type="dxa" w:w="55"/>
+              <w:right w:type="dxa" w:w="110"/>
+            </w:tcMar>
+          </w:tcPr>
+          <w:p>
+            <w:pPr>
+              <w:spacing w:after="0"/>
+            </w:pPr>
+            <w:r>
+              <w:rPr>
+                <w:b w:val="false"/>
+                <w:bCs w:val="false"/>
+                <w:i w:val="false"/>
+                <w:iCs w:val="false"/>
+                <w:color w:val="1A1A1A"/>
+                <w:sz w:val="18"/>
+                <w:szCs w:val="18"/>
+                <w:rFonts w:ascii="Calibri" w:cs="Calibri" w:eastAsia="Calibri" w:hAnsi="Calibri"/>
+              </w:rPr>
+              <w:t xml:space="preserve">B</w:t>
+            </w:r>
+          </w:p>
+        </w:tc>
+        <w:tc>
+          <w:tcPr>
+            <w:tcW w:type="dxa" w:w="4400"/>
+            <w:tcBorders>
+              <w:top w:val="single" w:color="D9D5C8" w:sz="4" w:space="0"/>
+              <w:left w:val="single" w:color="D9D5C8" w:sz="4" w:space="0"/>
+              <w:bottom w:val="single" w:color="D9D5C8" w:sz="4" w:space="0"/>
+              <w:right w:val="single" w:color="D9D5C8" w:sz="4" w:space="0"/>
+            </w:tcBorders>
+            <w:tcMar>
+              <w:top w:type="dxa" w:w="55"/>
+              <w:left w:type="dxa" w:w="110"/>
+              <w:bottom w:type="dxa" w:w="55"/>
+              <w:right w:type="dxa" w:w="110"/>
+            </w:tcMar>
+          </w:tcPr>
+          <w:p>
+            <w:pPr>
+              <w:spacing w:after="0"/>
+            </w:pPr>
+            <w:r>
+              <w:rPr>
+                <w:b w:val="false"/>
+                <w:bCs w:val="false"/>
+                <w:i w:val="false"/>
+                <w:iCs w:val="false"/>
+                <w:color w:val="1A1A1A"/>
+                <w:sz w:val="18"/>
+                <w:szCs w:val="18"/>
+                <w:rFonts w:ascii="Calibri" w:cs="Calibri" w:eastAsia="Calibri" w:hAnsi="Calibri"/>
+              </w:rPr>
+              <w:t xml:space="preserve">Plessy did rest on equal protection, so this is factually wrong.</w:t>
+            </w:r>
+          </w:p>
+        </w:tc>
+        <w:tc>
+          <w:tcPr>
+            <w:tcW w:type="dxa" w:w="4348"/>
+            <w:tcBorders>
+              <w:top w:val="single" w:color="D9D5C8" w:sz="4" w:space="0"/>
+              <w:left w:val="single" w:color="D9D5C8" w:sz="4" w:space="0"/>
+              <w:bottom w:val="single" w:color="D9D5C8" w:sz="4" w:space="0"/>
+              <w:right w:val="single" w:color="D9D5C8" w:sz="4" w:space="0"/>
+            </w:tcBorders>
+            <w:tcMar>
+              <w:top w:type="dxa" w:w="55"/>
+              <w:left w:type="dxa" w:w="110"/>
+              <w:bottom w:type="dxa" w:w="55"/>
+              <w:right w:type="dxa" w:w="110"/>
+            </w:tcMar>
+          </w:tcPr>
+          <w:p>
+            <w:pPr>
+              <w:spacing w:after="0"/>
+            </w:pPr>
+            <w:r>
+              <w:rPr>
+                <w:b w:val="false"/>
+                <w:bCs w:val="false"/>
+                <w:i w:val="false"/>
+                <w:iCs w:val="false"/>
+                <w:color w:val="1A1A1A"/>
+                <w:sz w:val="18"/>
+                <w:szCs w:val="18"/>
+                <w:rFonts w:ascii="Calibri" w:cs="Calibri" w:eastAsia="Calibri" w:hAnsi="Calibri"/>
+              </w:rPr>
+              <w:t xml:space="preserve">contrast the near-miss with the precise answer</w:t>
+            </w:r>
+          </w:p>
+        </w:tc>
+      </w:tr>
+      <w:tr>
+        <w:tc>
+          <w:tcPr>
+            <w:tcW w:type="dxa" w:w="900"/>
+            <w:tcBorders>
+              <w:top w:val="single" w:color="D9D5C8" w:sz="4" w:space="0"/>
+              <w:left w:val="single" w:color="D9D5C8" w:sz="4" w:space="0"/>
+              <w:bottom w:val="single" w:color="D9D5C8" w:sz="4" w:space="0"/>
+              <w:right w:val="single" w:color="D9D5C8" w:sz="4" w:space="0"/>
+            </w:tcBorders>
+            <w:tcMar>
+              <w:top w:type="dxa" w:w="55"/>
+              <w:left w:type="dxa" w:w="110"/>
+              <w:bottom w:type="dxa" w:w="55"/>
+              <w:right w:type="dxa" w:w="110"/>
+            </w:tcMar>
+          </w:tcPr>
+          <w:p>
+            <w:pPr>
+              <w:spacing w:after="0"/>
+            </w:pPr>
+            <w:r>
+              <w:rPr>
+                <w:b w:val="false"/>
+                <w:bCs w:val="false"/>
+                <w:i w:val="false"/>
+                <w:iCs w:val="false"/>
+                <w:color w:val="1A1A1A"/>
+                <w:sz w:val="18"/>
+                <w:szCs w:val="18"/>
+                <w:rFonts w:ascii="Calibri" w:cs="Calibri" w:eastAsia="Calibri" w:hAnsi="Calibri"/>
+              </w:rPr>
+              <w:t xml:space="preserve">C</w:t>
+            </w:r>
+          </w:p>
+        </w:tc>
+        <w:tc>
+          <w:tcPr>
+            <w:tcW w:type="dxa" w:w="4400"/>
+            <w:tcBorders>
+              <w:top w:val="single" w:color="D9D5C8" w:sz="4" w:space="0"/>
+              <w:left w:val="single" w:color="D9D5C8" w:sz="4" w:space="0"/>
+              <w:bottom w:val="single" w:color="D9D5C8" w:sz="4" w:space="0"/>
+              <w:right w:val="single" w:color="D9D5C8" w:sz="4" w:space="0"/>
+            </w:tcBorders>
+            <w:tcMar>
+              <w:top w:type="dxa" w:w="55"/>
+              <w:left w:type="dxa" w:w="110"/>
+              <w:bottom w:type="dxa" w:w="55"/>
+              <w:right w:type="dxa" w:w="110"/>
+            </w:tcMar>
+          </w:tcPr>
+          <w:p>
+            <w:pPr>
+              <w:spacing w:after="0"/>
+            </w:pPr>
+            <w:r>
+              <w:rPr>
+                <w:b w:val="false"/>
+                <w:bCs w:val="false"/>
+                <w:i w:val="false"/>
+                <w:iCs w:val="false"/>
+                <w:color w:val="1A1A1A"/>
+                <w:sz w:val="18"/>
+                <w:szCs w:val="18"/>
+                <w:rFonts w:ascii="Calibri" w:cs="Calibri" w:eastAsia="Calibri" w:hAnsi="Calibri"/>
+              </w:rPr>
+              <w:t xml:space="preserve">Both cases interpreted the 14th Amendment, not different amendments.</w:t>
+            </w:r>
+          </w:p>
+        </w:tc>
+        <w:tc>
+          <w:tcPr>
+            <w:tcW w:type="dxa" w:w="4348"/>
+            <w:tcBorders>
+              <w:top w:val="single" w:color="D9D5C8" w:sz="4" w:space="0"/>
+              <w:left w:val="single" w:color="D9D5C8" w:sz="4" w:space="0"/>
+              <w:bottom w:val="single" w:color="D9D5C8" w:sz="4" w:space="0"/>
+              <w:right w:val="single" w:color="D9D5C8" w:sz="4" w:space="0"/>
+            </w:tcBorders>
+            <w:tcMar>
+              <w:top w:type="dxa" w:w="55"/>
+              <w:left w:type="dxa" w:w="110"/>
+              <w:bottom w:type="dxa" w:w="55"/>
+              <w:right w:type="dxa" w:w="110"/>
+            </w:tcMar>
+          </w:tcPr>
+          <w:p>
+            <w:pPr>
+              <w:spacing w:after="0"/>
+            </w:pPr>
+            <w:r>
+              <w:rPr>
+                <w:b w:val="false"/>
+                <w:bCs w:val="false"/>
+                <w:i w:val="false"/>
+                <w:iCs w:val="false"/>
+                <w:color w:val="1A1A1A"/>
+                <w:sz w:val="18"/>
+                <w:szCs w:val="18"/>
+                <w:rFonts w:ascii="Calibri" w:cs="Calibri" w:eastAsia="Calibri" w:hAnsi="Calibri"/>
+              </w:rPr>
+              <w:t xml:space="preserve">confront the misconception with a worked counter-example</w:t>
+            </w:r>
+          </w:p>
+        </w:tc>
+      </w:tr>
+    </w:tbl>
+    <w:tbl>
+      <w:tblPr>
+        <w:tblW w:type="dxa" w:w="9648"/>
+        <w:tblBorders>
+          <w:top w:val="single" w:color="auto" w:sz="4"/>
+          <w:left w:val="single" w:color="auto" w:sz="4"/>
+          <w:bottom w:val="single" w:color="auto" w:sz="4"/>
+          <w:right w:val="single" w:color="auto" w:sz="4"/>
+          <w:insideH w:val="single" w:color="auto" w:sz="4"/>
+          <w:insideV w:val="single" w:color="auto" w:sz="4"/>
+        </w:tblBorders>
+      </w:tblPr>
+      <w:tblGrid>
+        <w:gridCol w:w="9648"/>
+      </w:tblGrid>
+      <w:tr>
+        <w:tc>
+          <w:tcPr>
+            <w:tcW w:type="dxa" w:w="9648"/>
+            <w:tcBorders>
+              <w:top w:val="single" w:color="D9D5C8" w:sz="4" w:space="0"/>
+              <w:left w:val="single" w:color="D9D5C8" w:sz="4" w:space="0"/>
+              <w:bottom w:val="single" w:color="D9D5C8" w:sz="4" w:space="0"/>
+              <w:right w:val="single" w:color="D9D5C8" w:sz="4" w:space="0"/>
+            </w:tcBorders>
+            <w:shd w:fill="F7F5EF" w:color="auto" w:val="clear"/>
+            <w:tcMar>
+              <w:top w:type="dxa" w:w="55"/>
+              <w:left w:type="dxa" w:w="110"/>
+              <w:bottom w:type="dxa" w:w="55"/>
+              <w:right w:type="dxa" w:w="110"/>
+            </w:tcMar>
+          </w:tcPr>
+          <w:p>
+            <w:pPr>
+              <w:spacing w:after="60"/>
+            </w:pPr>
+            <w:r>
+              <w:rPr>
+                <w:b/>
+                <w:bCs/>
+                <w:i w:val="false"/>
+                <w:iCs w:val="false"/>
+                <w:color w:val="1B2A4A"/>
+                <w:sz w:val="21"/>
+                <w:szCs w:val="21"/>
+                <w:rFonts w:ascii="Calibri" w:cs="Calibri" w:eastAsia="Calibri" w:hAnsi="Calibri"/>
+              </w:rPr>
+              <w:t xml:space="preserve">MTSS ROUTING</w:t>
+            </w:r>
+          </w:p>
+          <w:p>
+            <w:pPr>
+              <w:spacing w:after="40"/>
+            </w:pPr>
+            <w:r>
+              <w:rPr>
+                <w:b w:val="false"/>
+                <w:bCs w:val="false"/>
+                <w:i w:val="false"/>
+                <w:iCs w:val="false"/>
+                <w:color w:val="1A1A1A"/>
+                <w:sz w:val="22"/>
+                <w:szCs w:val="22"/>
+                <w:rFonts w:ascii="Calibri" w:cs="Calibri" w:eastAsia="Calibri" w:hAnsi="Calibri"/>
+              </w:rPr>
+              <w:t xml:space="preserve">Tier 2 — Small-group (Tier 2) reteach targeting the signaled misconception (10–15 min, organizer + worked example), then re-assess with a parallel item.</w:t>
+            </w:r>
+          </w:p>
+          <w:p>
+            <w:pPr>
+              <w:spacing w:after="40"/>
+            </w:pPr>
+            <w:r>
+              <w:rPr>
+                <w:b w:val="false"/>
+                <w:bCs w:val="false"/>
+                <w:i w:val="false"/>
+                <w:iCs w:val="false"/>
+                <w:color w:val="1A1A1A"/>
+                <w:sz w:val="22"/>
+                <w:szCs w:val="22"/>
+                <w:rFonts w:ascii="Calibri" w:cs="Calibri" w:eastAsia="Calibri" w:hAnsi="Calibri"/>
+              </w:rPr>
+              <w:t xml:space="preserve">Tier 3 — If it persists across parallel forms (Tier 3): intensive 1:1 with concrete→representational→abstract scaffolding + think-aloud; progress-monitor weekly toward the same standard.</w:t>
+            </w:r>
+          </w:p>
+        </w:tc>
+      </w:tr>
+    </w:tbl>
+    <w:p>
+      <w:pPr>
+        <w:pStyle w:val="Heading3"/>
+        <w:keepNext/>
+        <w:spacing w:before="150" w:after="90"/>
+      </w:pPr>
+      <w:r>
+        <w:rPr>
+          <w:b/>
+          <w:bCs/>
+          <w:i w:val="false"/>
+          <w:iCs w:val="false"/>
+          <w:color w:val="B22234"/>
+          <w:sz w:val="24"/>
+          <w:szCs w:val="24"/>
+          <w:rFonts w:ascii="Calibri" w:cs="Calibri" w:eastAsia="Calibri" w:hAnsi="Calibri"/>
+        </w:rPr>
+        <w:t xml:space="preserve">Item 5 — GC.27 · DOK 2</w:t>
+      </w:r>
+    </w:p>
+    <w:p>
+      <w:pPr>
+        <w:spacing w:after="80"/>
+      </w:pPr>
+      <w:r>
+        <w:rPr>
+          <w:b/>
+          <w:bCs/>
+          <w:i w:val="false"/>
+          <w:iCs w:val="false"/>
+          <w:color w:val="1B2A4A"/>
+          <w:sz w:val="22"/>
+          <w:szCs w:val="22"/>
+          <w:rFonts w:ascii="Calibri" w:cs="Calibri" w:eastAsia="Calibri" w:hAnsi="Calibri"/>
+        </w:rPr>
+        <w:t xml:space="preserve">If missed:  </w:t>
+      </w:r>
+      <w:r>
+        <w:rPr>
+          <w:b w:val="false"/>
+          <w:bCs w:val="false"/>
+          <w:i w:val="false"/>
+          <w:iCs w:val="false"/>
+          <w:color w:val="1A1A1A"/>
+          <w:sz w:val="22"/>
+          <w:szCs w:val="22"/>
+          <w:rFonts w:ascii="Calibri" w:cs="Calibri" w:eastAsia="Calibri" w:hAnsi="Calibri"/>
+        </w:rPr>
+        <w:t xml:space="preserve">Revisit “Rights for the Underserved” using the unit's Cornell notes + the standard's graphic organizer; re-check with the Exit Ticket, then re-assess with a parallel-form item.</w:t>
+      </w:r>
+    </w:p>
+    <w:tbl>
+      <w:tblPr>
+        <w:tblW w:type="dxa" w:w="9648"/>
+        <w:tblBorders>
+          <w:top w:val="single" w:color="auto" w:sz="4"/>
+          <w:left w:val="single" w:color="auto" w:sz="4"/>
+          <w:bottom w:val="single" w:color="auto" w:sz="4"/>
+          <w:right w:val="single" w:color="auto" w:sz="4"/>
+          <w:insideH w:val="single" w:color="auto" w:sz="4"/>
+          <w:insideV w:val="single" w:color="auto" w:sz="4"/>
+        </w:tblBorders>
+      </w:tblPr>
+      <w:tblGrid>
+        <w:gridCol w:w="900"/>
+        <w:gridCol w:w="4400"/>
+        <w:gridCol w:w="4348"/>
+      </w:tblGrid>
+      <w:tr>
+        <w:trPr>
+          <w:tblHeader/>
+        </w:trPr>
+        <w:tc>
+          <w:tcPr>
+            <w:tcW w:type="dxa" w:w="900"/>
+            <w:tcBorders>
+              <w:top w:val="single" w:color="D9D5C8" w:sz="4" w:space="0"/>
+              <w:left w:val="single" w:color="D9D5C8" w:sz="4" w:space="0"/>
+              <w:bottom w:val="single" w:color="D9D5C8" w:sz="4" w:space="0"/>
+              <w:right w:val="single" w:color="D9D5C8" w:sz="4" w:space="0"/>
+            </w:tcBorders>
+            <w:shd w:fill="1B2A4A" w:color="auto" w:val="clear"/>
+            <w:tcMar>
+              <w:top w:type="dxa" w:w="55"/>
+              <w:left w:type="dxa" w:w="110"/>
+              <w:bottom w:type="dxa" w:w="55"/>
+              <w:right w:type="dxa" w:w="110"/>
+            </w:tcMar>
+          </w:tcPr>
+          <w:p>
+            <w:pPr>
+              <w:spacing w:after="0"/>
+            </w:pPr>
+            <w:r>
+              <w:rPr>
+                <w:b/>
+                <w:bCs/>
+                <w:i w:val="false"/>
+                <w:iCs w:val="false"/>
+                <w:color w:val="FFFFFF"/>
+                <w:sz w:val="18"/>
+                <w:szCs w:val="18"/>
+                <w:rFonts w:ascii="Calibri" w:cs="Calibri" w:eastAsia="Calibri" w:hAnsi="Calibri"/>
+              </w:rPr>
+              <w:t xml:space="preserve">Wrong choice</w:t>
+            </w:r>
+          </w:p>
+        </w:tc>
+        <w:tc>
+          <w:tcPr>
+            <w:tcW w:type="dxa" w:w="4400"/>
+            <w:tcBorders>
+              <w:top w:val="single" w:color="D9D5C8" w:sz="4" w:space="0"/>
+              <w:left w:val="single" w:color="D9D5C8" w:sz="4" w:space="0"/>
+              <w:bottom w:val="single" w:color="D9D5C8" w:sz="4" w:space="0"/>
+              <w:right w:val="single" w:color="D9D5C8" w:sz="4" w:space="0"/>
+            </w:tcBorders>
+            <w:shd w:fill="1B2A4A" w:color="auto" w:val="clear"/>
+            <w:tcMar>
+              <w:top w:type="dxa" w:w="55"/>
+              <w:left w:type="dxa" w:w="110"/>
+              <w:bottom w:type="dxa" w:w="55"/>
+              <w:right w:type="dxa" w:w="110"/>
+            </w:tcMar>
+          </w:tcPr>
+          <w:p>
+            <w:pPr>
+              <w:spacing w:after="0"/>
+            </w:pPr>
+            <w:r>
+              <w:rPr>
+                <w:b/>
+                <w:bCs/>
+                <w:i w:val="false"/>
+                <w:iCs w:val="false"/>
+                <w:color w:val="FFFFFF"/>
+                <w:sz w:val="18"/>
+                <w:szCs w:val="18"/>
+                <w:rFonts w:ascii="Calibri" w:cs="Calibri" w:eastAsia="Calibri" w:hAnsi="Calibri"/>
+              </w:rPr>
+              <w:t xml:space="preserve">Signals misconception</w:t>
+            </w:r>
+          </w:p>
+        </w:tc>
+        <w:tc>
+          <w:tcPr>
+            <w:tcW w:type="dxa" w:w="4348"/>
+            <w:tcBorders>
+              <w:top w:val="single" w:color="D9D5C8" w:sz="4" w:space="0"/>
+              <w:left w:val="single" w:color="D9D5C8" w:sz="4" w:space="0"/>
+              <w:bottom w:val="single" w:color="D9D5C8" w:sz="4" w:space="0"/>
+              <w:right w:val="single" w:color="D9D5C8" w:sz="4" w:space="0"/>
+            </w:tcBorders>
+            <w:shd w:fill="1B2A4A" w:color="auto" w:val="clear"/>
+            <w:tcMar>
+              <w:top w:type="dxa" w:w="55"/>
+              <w:left w:type="dxa" w:w="110"/>
+              <w:bottom w:type="dxa" w:w="55"/>
+              <w:right w:type="dxa" w:w="110"/>
+            </w:tcMar>
+          </w:tcPr>
+          <w:p>
+            <w:pPr>
+              <w:spacing w:after="0"/>
+            </w:pPr>
+            <w:r>
+              <w:rPr>
+                <w:b/>
+                <w:bCs/>
+                <w:i w:val="false"/>
+                <w:iCs w:val="false"/>
+                <w:color w:val="FFFFFF"/>
+                <w:sz w:val="18"/>
+                <w:szCs w:val="18"/>
+                <w:rFonts w:ascii="Calibri" w:cs="Calibri" w:eastAsia="Calibri" w:hAnsi="Calibri"/>
+              </w:rPr>
+              <w:t xml:space="preserve">Targeted reteach</w:t>
+            </w:r>
+          </w:p>
+        </w:tc>
+      </w:tr>
+      <w:tr>
+        <w:tc>
+          <w:tcPr>
+            <w:tcW w:type="dxa" w:w="900"/>
+            <w:tcBorders>
+              <w:top w:val="single" w:color="D9D5C8" w:sz="4" w:space="0"/>
+              <w:left w:val="single" w:color="D9D5C8" w:sz="4" w:space="0"/>
+              <w:bottom w:val="single" w:color="D9D5C8" w:sz="4" w:space="0"/>
+              <w:right w:val="single" w:color="D9D5C8" w:sz="4" w:space="0"/>
+            </w:tcBorders>
+            <w:tcMar>
+              <w:top w:type="dxa" w:w="55"/>
+              <w:left w:type="dxa" w:w="110"/>
+              <w:bottom w:type="dxa" w:w="55"/>
+              <w:right w:type="dxa" w:w="110"/>
+            </w:tcMar>
+          </w:tcPr>
+          <w:p>
+            <w:pPr>
+              <w:spacing w:after="0"/>
+            </w:pPr>
+            <w:r>
+              <w:rPr>
+                <w:b w:val="false"/>
+                <w:bCs w:val="false"/>
+                <w:i w:val="false"/>
+                <w:iCs w:val="false"/>
+                <w:color w:val="1A1A1A"/>
+                <w:sz w:val="18"/>
+                <w:szCs w:val="18"/>
+                <w:rFonts w:ascii="Calibri" w:cs="Calibri" w:eastAsia="Calibri" w:hAnsi="Calibri"/>
+              </w:rPr>
+              <w:t xml:space="preserve">B</w:t>
+            </w:r>
+          </w:p>
+        </w:tc>
+        <w:tc>
+          <w:tcPr>
+            <w:tcW w:type="dxa" w:w="4400"/>
+            <w:tcBorders>
+              <w:top w:val="single" w:color="D9D5C8" w:sz="4" w:space="0"/>
+              <w:left w:val="single" w:color="D9D5C8" w:sz="4" w:space="0"/>
+              <w:bottom w:val="single" w:color="D9D5C8" w:sz="4" w:space="0"/>
+              <w:right w:val="single" w:color="D9D5C8" w:sz="4" w:space="0"/>
+            </w:tcBorders>
+            <w:tcMar>
+              <w:top w:type="dxa" w:w="55"/>
+              <w:left w:type="dxa" w:w="110"/>
+              <w:bottom w:type="dxa" w:w="55"/>
+              <w:right w:type="dxa" w:w="110"/>
+            </w:tcMar>
+          </w:tcPr>
+          <w:p>
+            <w:pPr>
+              <w:spacing w:after="0"/>
+            </w:pPr>
+            <w:r>
+              <w:rPr>
+                <w:b w:val="false"/>
+                <w:bCs w:val="false"/>
+                <w:i w:val="false"/>
+                <w:iCs w:val="false"/>
+                <w:color w:val="1A1A1A"/>
+                <w:sz w:val="18"/>
+                <w:szCs w:val="18"/>
+                <w:rFonts w:ascii="Calibri" w:cs="Calibri" w:eastAsia="Calibri" w:hAnsi="Calibri"/>
+              </w:rPr>
+              <w:t xml:space="preserve">Describes Title IX, not the ADA.</w:t>
+            </w:r>
+          </w:p>
+        </w:tc>
+        <w:tc>
+          <w:tcPr>
+            <w:tcW w:type="dxa" w:w="4348"/>
+            <w:tcBorders>
+              <w:top w:val="single" w:color="D9D5C8" w:sz="4" w:space="0"/>
+              <w:left w:val="single" w:color="D9D5C8" w:sz="4" w:space="0"/>
+              <w:bottom w:val="single" w:color="D9D5C8" w:sz="4" w:space="0"/>
+              <w:right w:val="single" w:color="D9D5C8" w:sz="4" w:space="0"/>
+            </w:tcBorders>
+            <w:tcMar>
+              <w:top w:type="dxa" w:w="55"/>
+              <w:left w:type="dxa" w:w="110"/>
+              <w:bottom w:type="dxa" w:w="55"/>
+              <w:right w:type="dxa" w:w="110"/>
+            </w:tcMar>
+          </w:tcPr>
+          <w:p>
+            <w:pPr>
+              <w:spacing w:after="0"/>
+            </w:pPr>
+            <w:r>
+              <w:rPr>
+                <w:b w:val="false"/>
+                <w:bCs w:val="false"/>
+                <w:i w:val="false"/>
+                <w:iCs w:val="false"/>
+                <w:color w:val="1A1A1A"/>
+                <w:sz w:val="18"/>
+                <w:szCs w:val="18"/>
+                <w:rFonts w:ascii="Calibri" w:cs="Calibri" w:eastAsia="Calibri" w:hAnsi="Calibri"/>
+              </w:rPr>
+              <w:t xml:space="preserve">clarify the boundary with the confused concept</w:t>
+            </w:r>
+          </w:p>
+        </w:tc>
+      </w:tr>
+      <w:tr>
+        <w:tc>
+          <w:tcPr>
+            <w:tcW w:type="dxa" w:w="900"/>
+            <w:tcBorders>
+              <w:top w:val="single" w:color="D9D5C8" w:sz="4" w:space="0"/>
+              <w:left w:val="single" w:color="D9D5C8" w:sz="4" w:space="0"/>
+              <w:bottom w:val="single" w:color="D9D5C8" w:sz="4" w:space="0"/>
+              <w:right w:val="single" w:color="D9D5C8" w:sz="4" w:space="0"/>
+            </w:tcBorders>
+            <w:tcMar>
+              <w:top w:type="dxa" w:w="55"/>
+              <w:left w:type="dxa" w:w="110"/>
+              <w:bottom w:type="dxa" w:w="55"/>
+              <w:right w:type="dxa" w:w="110"/>
+            </w:tcMar>
+          </w:tcPr>
+          <w:p>
+            <w:pPr>
+              <w:spacing w:after="0"/>
+            </w:pPr>
+            <w:r>
+              <w:rPr>
+                <w:b w:val="false"/>
+                <w:bCs w:val="false"/>
+                <w:i w:val="false"/>
+                <w:iCs w:val="false"/>
+                <w:color w:val="1A1A1A"/>
+                <w:sz w:val="18"/>
+                <w:szCs w:val="18"/>
+                <w:rFonts w:ascii="Calibri" w:cs="Calibri" w:eastAsia="Calibri" w:hAnsi="Calibri"/>
+              </w:rPr>
+              <w:t xml:space="preserve">C</w:t>
+            </w:r>
+          </w:p>
+        </w:tc>
+        <w:tc>
+          <w:tcPr>
+            <w:tcW w:type="dxa" w:w="4400"/>
+            <w:tcBorders>
+              <w:top w:val="single" w:color="D9D5C8" w:sz="4" w:space="0"/>
+              <w:left w:val="single" w:color="D9D5C8" w:sz="4" w:space="0"/>
+              <w:bottom w:val="single" w:color="D9D5C8" w:sz="4" w:space="0"/>
+              <w:right w:val="single" w:color="D9D5C8" w:sz="4" w:space="0"/>
+            </w:tcBorders>
+            <w:tcMar>
+              <w:top w:type="dxa" w:w="55"/>
+              <w:left w:type="dxa" w:w="110"/>
+              <w:bottom w:type="dxa" w:w="55"/>
+              <w:right w:type="dxa" w:w="110"/>
+            </w:tcMar>
+          </w:tcPr>
+          <w:p>
+            <w:pPr>
+              <w:spacing w:after="0"/>
+            </w:pPr>
+            <w:r>
+              <w:rPr>
+                <w:b w:val="false"/>
+                <w:bCs w:val="false"/>
+                <w:i w:val="false"/>
+                <w:iCs w:val="false"/>
+                <w:color w:val="1A1A1A"/>
+                <w:sz w:val="18"/>
+                <w:szCs w:val="18"/>
+                <w:rFonts w:ascii="Calibri" w:cs="Calibri" w:eastAsia="Calibri" w:hAnsi="Calibri"/>
+              </w:rPr>
+              <w:t xml:space="preserve">Describes Gideon v. Wainwright, not the ADA.</w:t>
+            </w:r>
+          </w:p>
+        </w:tc>
+        <w:tc>
+          <w:tcPr>
+            <w:tcW w:type="dxa" w:w="4348"/>
+            <w:tcBorders>
+              <w:top w:val="single" w:color="D9D5C8" w:sz="4" w:space="0"/>
+              <w:left w:val="single" w:color="D9D5C8" w:sz="4" w:space="0"/>
+              <w:bottom w:val="single" w:color="D9D5C8" w:sz="4" w:space="0"/>
+              <w:right w:val="single" w:color="D9D5C8" w:sz="4" w:space="0"/>
+            </w:tcBorders>
+            <w:tcMar>
+              <w:top w:type="dxa" w:w="55"/>
+              <w:left w:type="dxa" w:w="110"/>
+              <w:bottom w:type="dxa" w:w="55"/>
+              <w:right w:type="dxa" w:w="110"/>
+            </w:tcMar>
+          </w:tcPr>
+          <w:p>
+            <w:pPr>
+              <w:spacing w:after="0"/>
+            </w:pPr>
+            <w:r>
+              <w:rPr>
+                <w:b w:val="false"/>
+                <w:bCs w:val="false"/>
+                <w:i w:val="false"/>
+                <w:iCs w:val="false"/>
+                <w:color w:val="1A1A1A"/>
+                <w:sz w:val="18"/>
+                <w:szCs w:val="18"/>
+                <w:rFonts w:ascii="Calibri" w:cs="Calibri" w:eastAsia="Calibri" w:hAnsi="Calibri"/>
+              </w:rPr>
+              <w:t xml:space="preserve">clarify the boundary with the confused concept</w:t>
+            </w:r>
+          </w:p>
+        </w:tc>
+      </w:tr>
+      <w:tr>
+        <w:tc>
+          <w:tcPr>
+            <w:tcW w:type="dxa" w:w="900"/>
+            <w:tcBorders>
+              <w:top w:val="single" w:color="D9D5C8" w:sz="4" w:space="0"/>
+              <w:left w:val="single" w:color="D9D5C8" w:sz="4" w:space="0"/>
+              <w:bottom w:val="single" w:color="D9D5C8" w:sz="4" w:space="0"/>
+              <w:right w:val="single" w:color="D9D5C8" w:sz="4" w:space="0"/>
+            </w:tcBorders>
+            <w:tcMar>
+              <w:top w:type="dxa" w:w="55"/>
+              <w:left w:type="dxa" w:w="110"/>
+              <w:bottom w:type="dxa" w:w="55"/>
+              <w:right w:type="dxa" w:w="110"/>
+            </w:tcMar>
+          </w:tcPr>
+          <w:p>
+            <w:pPr>
+              <w:spacing w:after="0"/>
+            </w:pPr>
+            <w:r>
+              <w:rPr>
+                <w:b w:val="false"/>
+                <w:bCs w:val="false"/>
+                <w:i w:val="false"/>
+                <w:iCs w:val="false"/>
+                <w:color w:val="1A1A1A"/>
+                <w:sz w:val="18"/>
+                <w:szCs w:val="18"/>
+                <w:rFonts w:ascii="Calibri" w:cs="Calibri" w:eastAsia="Calibri" w:hAnsi="Calibri"/>
+              </w:rPr>
+              <w:t xml:space="preserve">D</w:t>
+            </w:r>
+          </w:p>
+        </w:tc>
+        <w:tc>
+          <w:tcPr>
+            <w:tcW w:type="dxa" w:w="4400"/>
+            <w:tcBorders>
+              <w:top w:val="single" w:color="D9D5C8" w:sz="4" w:space="0"/>
+              <w:left w:val="single" w:color="D9D5C8" w:sz="4" w:space="0"/>
+              <w:bottom w:val="single" w:color="D9D5C8" w:sz="4" w:space="0"/>
+              <w:right w:val="single" w:color="D9D5C8" w:sz="4" w:space="0"/>
+            </w:tcBorders>
+            <w:tcMar>
+              <w:top w:type="dxa" w:w="55"/>
+              <w:left w:type="dxa" w:w="110"/>
+              <w:bottom w:type="dxa" w:w="55"/>
+              <w:right w:type="dxa" w:w="110"/>
+            </w:tcMar>
+          </w:tcPr>
+          <w:p>
+            <w:pPr>
+              <w:spacing w:after="0"/>
+            </w:pPr>
+            <w:r>
+              <w:rPr>
+                <w:b w:val="false"/>
+                <w:bCs w:val="false"/>
+                <w:i w:val="false"/>
+                <w:iCs w:val="false"/>
+                <w:color w:val="1A1A1A"/>
+                <w:sz w:val="18"/>
+                <w:szCs w:val="18"/>
+                <w:rFonts w:ascii="Calibri" w:cs="Calibri" w:eastAsia="Calibri" w:hAnsi="Calibri"/>
+              </w:rPr>
+              <w:t xml:space="preserve">Describes McDonald v. Chicago, not the ADA.</w:t>
+            </w:r>
+          </w:p>
+        </w:tc>
+        <w:tc>
+          <w:tcPr>
+            <w:tcW w:type="dxa" w:w="4348"/>
+            <w:tcBorders>
+              <w:top w:val="single" w:color="D9D5C8" w:sz="4" w:space="0"/>
+              <w:left w:val="single" w:color="D9D5C8" w:sz="4" w:space="0"/>
+              <w:bottom w:val="single" w:color="D9D5C8" w:sz="4" w:space="0"/>
+              <w:right w:val="single" w:color="D9D5C8" w:sz="4" w:space="0"/>
+            </w:tcBorders>
+            <w:tcMar>
+              <w:top w:type="dxa" w:w="55"/>
+              <w:left w:type="dxa" w:w="110"/>
+              <w:bottom w:type="dxa" w:w="55"/>
+              <w:right w:type="dxa" w:w="110"/>
+            </w:tcMar>
+          </w:tcPr>
+          <w:p>
+            <w:pPr>
+              <w:spacing w:after="0"/>
+            </w:pPr>
+            <w:r>
+              <w:rPr>
+                <w:b w:val="false"/>
+                <w:bCs w:val="false"/>
+                <w:i w:val="false"/>
+                <w:iCs w:val="false"/>
+                <w:color w:val="1A1A1A"/>
+                <w:sz w:val="18"/>
+                <w:szCs w:val="18"/>
+                <w:rFonts w:ascii="Calibri" w:cs="Calibri" w:eastAsia="Calibri" w:hAnsi="Calibri"/>
+              </w:rPr>
+              <w:t xml:space="preserve">clarify the boundary with the confused concept</w:t>
+            </w:r>
+          </w:p>
+        </w:tc>
+      </w:tr>
+    </w:tbl>
+    <w:tbl>
+      <w:tblPr>
+        <w:tblW w:type="dxa" w:w="9648"/>
+        <w:tblBorders>
+          <w:top w:val="single" w:color="auto" w:sz="4"/>
+          <w:left w:val="single" w:color="auto" w:sz="4"/>
+          <w:bottom w:val="single" w:color="auto" w:sz="4"/>
+          <w:right w:val="single" w:color="auto" w:sz="4"/>
+          <w:insideH w:val="single" w:color="auto" w:sz="4"/>
+          <w:insideV w:val="single" w:color="auto" w:sz="4"/>
+        </w:tblBorders>
+      </w:tblPr>
+      <w:tblGrid>
+        <w:gridCol w:w="9648"/>
+      </w:tblGrid>
+      <w:tr>
+        <w:tc>
+          <w:tcPr>
+            <w:tcW w:type="dxa" w:w="9648"/>
+            <w:tcBorders>
+              <w:top w:val="single" w:color="D9D5C8" w:sz="4" w:space="0"/>
+              <w:left w:val="single" w:color="D9D5C8" w:sz="4" w:space="0"/>
+              <w:bottom w:val="single" w:color="D9D5C8" w:sz="4" w:space="0"/>
+              <w:right w:val="single" w:color="D9D5C8" w:sz="4" w:space="0"/>
+            </w:tcBorders>
+            <w:shd w:fill="F7F5EF" w:color="auto" w:val="clear"/>
+            <w:tcMar>
+              <w:top w:type="dxa" w:w="55"/>
+              <w:left w:type="dxa" w:w="110"/>
+              <w:bottom w:type="dxa" w:w="55"/>
+              <w:right w:type="dxa" w:w="110"/>
+            </w:tcMar>
+          </w:tcPr>
+          <w:p>
+            <w:pPr>
+              <w:spacing w:after="60"/>
+            </w:pPr>
+            <w:r>
+              <w:rPr>
+                <w:b/>
+                <w:bCs/>
+                <w:i w:val="false"/>
+                <w:iCs w:val="false"/>
+                <w:color w:val="1B2A4A"/>
+                <w:sz w:val="21"/>
+                <w:szCs w:val="21"/>
+                <w:rFonts w:ascii="Calibri" w:cs="Calibri" w:eastAsia="Calibri" w:hAnsi="Calibri"/>
+              </w:rPr>
+              <w:t xml:space="preserve">MTSS ROUTING</w:t>
+            </w:r>
+          </w:p>
+          <w:p>
+            <w:pPr>
+              <w:spacing w:after="40"/>
+            </w:pPr>
+            <w:r>
+              <w:rPr>
+                <w:b w:val="false"/>
+                <w:bCs w:val="false"/>
+                <w:i w:val="false"/>
+                <w:iCs w:val="false"/>
+                <w:color w:val="1A1A1A"/>
+                <w:sz w:val="22"/>
+                <w:szCs w:val="22"/>
+                <w:rFonts w:ascii="Calibri" w:cs="Calibri" w:eastAsia="Calibri" w:hAnsi="Calibri"/>
+              </w:rPr>
+              <w:t xml:space="preserve">Tier 2 — Small-group (Tier 2) reteach targeting the signaled misconception (10–15 min, organizer + worked example), then re-assess with a parallel item.</w:t>
+            </w:r>
+          </w:p>
+          <w:p>
+            <w:pPr>
+              <w:spacing w:after="40"/>
+            </w:pPr>
+            <w:r>
+              <w:rPr>
+                <w:b w:val="false"/>
+                <w:bCs w:val="false"/>
+                <w:i w:val="false"/>
+                <w:iCs w:val="false"/>
+                <w:color w:val="1A1A1A"/>
+                <w:sz w:val="22"/>
+                <w:szCs w:val="22"/>
+                <w:rFonts w:ascii="Calibri" w:cs="Calibri" w:eastAsia="Calibri" w:hAnsi="Calibri"/>
+              </w:rPr>
+              <w:t xml:space="preserve">Tier 3 — If it persists across parallel forms (Tier 3): intensive 1:1 with concrete→representational→abstract scaffolding + think-aloud; progress-monitor weekly toward the same standard.</w:t>
+            </w:r>
+          </w:p>
+        </w:tc>
+      </w:tr>
+    </w:tbl>
+    <w:p>
+      <w:pPr>
+        <w:pStyle w:val="Heading2"/>
+        <w:keepNext/>
+        <w:spacing w:before="150" w:after="90"/>
+      </w:pPr>
+      <w:r>
+        <w:rPr>
+          <w:b/>
+          <w:bCs/>
+          <w:i w:val="false"/>
+          <w:iCs w:val="false"/>
+          <w:color w:val="1B2A4A"/>
+          <w:sz w:val="28"/>
+          <w:szCs w:val="28"/>
+          <w:rFonts w:ascii="Calibri" w:cs="Calibri" w:eastAsia="Calibri" w:hAnsi="Calibri"/>
+        </w:rPr>
+        <w:t xml:space="preserve">Form B — UDL &amp; distractor-based remediation</w:t>
+      </w:r>
+    </w:p>
+    <w:p>
+      <w:pPr>
+        <w:pStyle w:val="Heading3"/>
+        <w:keepNext/>
+        <w:spacing w:before="150" w:after="90"/>
+      </w:pPr>
+      <w:r>
+        <w:rPr>
+          <w:b/>
+          <w:bCs/>
+          <w:i w:val="false"/>
+          <w:iCs w:val="false"/>
+          <w:color w:val="B22234"/>
+          <w:sz w:val="24"/>
+          <w:szCs w:val="24"/>
+          <w:rFonts w:ascii="Calibri" w:cs="Calibri" w:eastAsia="Calibri" w:hAnsi="Calibri"/>
+        </w:rPr>
+        <w:t xml:space="preserve">Item 1 — GC.23 · DOK 2</w:t>
+      </w:r>
+    </w:p>
+    <w:p>
+      <w:pPr>
+        <w:spacing w:after="80"/>
+      </w:pPr>
+      <w:r>
+        <w:rPr>
+          <w:b/>
+          <w:bCs/>
+          <w:i w:val="false"/>
+          <w:iCs w:val="false"/>
+          <w:color w:val="1B2A4A"/>
+          <w:sz w:val="22"/>
+          <w:szCs w:val="22"/>
+          <w:rFonts w:ascii="Calibri" w:cs="Calibri" w:eastAsia="Calibri" w:hAnsi="Calibri"/>
+        </w:rPr>
+        <w:t xml:space="preserve">If missed:  </w:t>
+      </w:r>
+      <w:r>
+        <w:rPr>
+          <w:b w:val="false"/>
+          <w:bCs w:val="false"/>
+          <w:i w:val="false"/>
+          <w:iCs w:val="false"/>
+          <w:color w:val="1A1A1A"/>
+          <w:sz w:val="22"/>
+          <w:szCs w:val="22"/>
+          <w:rFonts w:ascii="Calibri" w:cs="Calibri" w:eastAsia="Calibri" w:hAnsi="Calibri"/>
+        </w:rPr>
+        <w:t xml:space="preserve">Revisit “The First Amendment in Court” using the unit's Cornell notes + the standard's graphic organizer; re-check with the Exit Ticket, then re-assess with a parallel-form item.</w:t>
+      </w:r>
+    </w:p>
+    <w:tbl>
+      <w:tblPr>
+        <w:tblW w:type="dxa" w:w="9648"/>
+        <w:tblBorders>
+          <w:top w:val="single" w:color="auto" w:sz="4"/>
+          <w:left w:val="single" w:color="auto" w:sz="4"/>
+          <w:bottom w:val="single" w:color="auto" w:sz="4"/>
+          <w:right w:val="single" w:color="auto" w:sz="4"/>
+          <w:insideH w:val="single" w:color="auto" w:sz="4"/>
+          <w:insideV w:val="single" w:color="auto" w:sz="4"/>
+        </w:tblBorders>
+      </w:tblPr>
+      <w:tblGrid>
+        <w:gridCol w:w="900"/>
+        <w:gridCol w:w="4400"/>
+        <w:gridCol w:w="4348"/>
+      </w:tblGrid>
+      <w:tr>
+        <w:trPr>
+          <w:tblHeader/>
+        </w:trPr>
+        <w:tc>
+          <w:tcPr>
+            <w:tcW w:type="dxa" w:w="900"/>
+            <w:tcBorders>
+              <w:top w:val="single" w:color="D9D5C8" w:sz="4" w:space="0"/>
+              <w:left w:val="single" w:color="D9D5C8" w:sz="4" w:space="0"/>
+              <w:bottom w:val="single" w:color="D9D5C8" w:sz="4" w:space="0"/>
+              <w:right w:val="single" w:color="D9D5C8" w:sz="4" w:space="0"/>
+            </w:tcBorders>
+            <w:shd w:fill="1B2A4A" w:color="auto" w:val="clear"/>
+            <w:tcMar>
+              <w:top w:type="dxa" w:w="55"/>
+              <w:left w:type="dxa" w:w="110"/>
+              <w:bottom w:type="dxa" w:w="55"/>
+              <w:right w:type="dxa" w:w="110"/>
+            </w:tcMar>
+          </w:tcPr>
+          <w:p>
+            <w:pPr>
+              <w:spacing w:after="0"/>
+            </w:pPr>
+            <w:r>
+              <w:rPr>
+                <w:b/>
+                <w:bCs/>
+                <w:i w:val="false"/>
+                <w:iCs w:val="false"/>
+                <w:color w:val="FFFFFF"/>
+                <w:sz w:val="18"/>
+                <w:szCs w:val="18"/>
+                <w:rFonts w:ascii="Calibri" w:cs="Calibri" w:eastAsia="Calibri" w:hAnsi="Calibri"/>
+              </w:rPr>
+              <w:t xml:space="preserve">Wrong choice</w:t>
+            </w:r>
+          </w:p>
+        </w:tc>
+        <w:tc>
+          <w:tcPr>
+            <w:tcW w:type="dxa" w:w="4400"/>
+            <w:tcBorders>
+              <w:top w:val="single" w:color="D9D5C8" w:sz="4" w:space="0"/>
+              <w:left w:val="single" w:color="D9D5C8" w:sz="4" w:space="0"/>
+              <w:bottom w:val="single" w:color="D9D5C8" w:sz="4" w:space="0"/>
+              <w:right w:val="single" w:color="D9D5C8" w:sz="4" w:space="0"/>
+            </w:tcBorders>
+            <w:shd w:fill="1B2A4A" w:color="auto" w:val="clear"/>
+            <w:tcMar>
+              <w:top w:type="dxa" w:w="55"/>
+              <w:left w:type="dxa" w:w="110"/>
+              <w:bottom w:type="dxa" w:w="55"/>
+              <w:right w:type="dxa" w:w="110"/>
+            </w:tcMar>
+          </w:tcPr>
+          <w:p>
+            <w:pPr>
+              <w:spacing w:after="0"/>
+            </w:pPr>
+            <w:r>
+              <w:rPr>
+                <w:b/>
+                <w:bCs/>
+                <w:i w:val="false"/>
+                <w:iCs w:val="false"/>
+                <w:color w:val="FFFFFF"/>
+                <w:sz w:val="18"/>
+                <w:szCs w:val="18"/>
+                <w:rFonts w:ascii="Calibri" w:cs="Calibri" w:eastAsia="Calibri" w:hAnsi="Calibri"/>
+              </w:rPr>
+              <w:t xml:space="preserve">Signals misconception</w:t>
+            </w:r>
+          </w:p>
+        </w:tc>
+        <w:tc>
+          <w:tcPr>
+            <w:tcW w:type="dxa" w:w="4348"/>
+            <w:tcBorders>
+              <w:top w:val="single" w:color="D9D5C8" w:sz="4" w:space="0"/>
+              <w:left w:val="single" w:color="D9D5C8" w:sz="4" w:space="0"/>
+              <w:bottom w:val="single" w:color="D9D5C8" w:sz="4" w:space="0"/>
+              <w:right w:val="single" w:color="D9D5C8" w:sz="4" w:space="0"/>
+            </w:tcBorders>
+            <w:shd w:fill="1B2A4A" w:color="auto" w:val="clear"/>
+            <w:tcMar>
+              <w:top w:type="dxa" w:w="55"/>
+              <w:left w:type="dxa" w:w="110"/>
+              <w:bottom w:type="dxa" w:w="55"/>
+              <w:right w:type="dxa" w:w="110"/>
+            </w:tcMar>
+          </w:tcPr>
+          <w:p>
+            <w:pPr>
+              <w:spacing w:after="0"/>
+            </w:pPr>
+            <w:r>
+              <w:rPr>
+                <w:b/>
+                <w:bCs/>
+                <w:i w:val="false"/>
+                <w:iCs w:val="false"/>
+                <w:color w:val="FFFFFF"/>
+                <w:sz w:val="18"/>
+                <w:szCs w:val="18"/>
+                <w:rFonts w:ascii="Calibri" w:cs="Calibri" w:eastAsia="Calibri" w:hAnsi="Calibri"/>
+              </w:rPr>
+              <w:t xml:space="preserve">Targeted reteach</w:t>
+            </w:r>
+          </w:p>
+        </w:tc>
+      </w:tr>
+      <w:tr>
+        <w:tc>
+          <w:tcPr>
+            <w:tcW w:type="dxa" w:w="900"/>
+            <w:tcBorders>
+              <w:top w:val="single" w:color="D9D5C8" w:sz="4" w:space="0"/>
+              <w:left w:val="single" w:color="D9D5C8" w:sz="4" w:space="0"/>
+              <w:bottom w:val="single" w:color="D9D5C8" w:sz="4" w:space="0"/>
+              <w:right w:val="single" w:color="D9D5C8" w:sz="4" w:space="0"/>
+            </w:tcBorders>
+            <w:tcMar>
+              <w:top w:type="dxa" w:w="55"/>
+              <w:left w:type="dxa" w:w="110"/>
+              <w:bottom w:type="dxa" w:w="55"/>
+              <w:right w:type="dxa" w:w="110"/>
+            </w:tcMar>
+          </w:tcPr>
+          <w:p>
+            <w:pPr>
+              <w:spacing w:after="0"/>
+            </w:pPr>
+            <w:r>
+              <w:rPr>
+                <w:b w:val="false"/>
+                <w:bCs w:val="false"/>
+                <w:i w:val="false"/>
+                <w:iCs w:val="false"/>
+                <w:color w:val="1A1A1A"/>
+                <w:sz w:val="18"/>
+                <w:szCs w:val="18"/>
+                <w:rFonts w:ascii="Calibri" w:cs="Calibri" w:eastAsia="Calibri" w:hAnsi="Calibri"/>
+              </w:rPr>
+              <w:t xml:space="preserve">A</w:t>
+            </w:r>
+          </w:p>
+        </w:tc>
+        <w:tc>
+          <w:tcPr>
+            <w:tcW w:type="dxa" w:w="4400"/>
+            <w:tcBorders>
+              <w:top w:val="single" w:color="D9D5C8" w:sz="4" w:space="0"/>
+              <w:left w:val="single" w:color="D9D5C8" w:sz="4" w:space="0"/>
+              <w:bottom w:val="single" w:color="D9D5C8" w:sz="4" w:space="0"/>
+              <w:right w:val="single" w:color="D9D5C8" w:sz="4" w:space="0"/>
+            </w:tcBorders>
+            <w:tcMar>
+              <w:top w:type="dxa" w:w="55"/>
+              <w:left w:type="dxa" w:w="110"/>
+              <w:bottom w:type="dxa" w:w="55"/>
+              <w:right w:type="dxa" w:w="110"/>
+            </w:tcMar>
+          </w:tcPr>
+          <w:p>
+            <w:pPr>
+              <w:spacing w:after="0"/>
+            </w:pPr>
+            <w:r>
+              <w:rPr>
+                <w:b w:val="false"/>
+                <w:bCs w:val="false"/>
+                <w:i w:val="false"/>
+                <w:iCs w:val="false"/>
+                <w:color w:val="1A1A1A"/>
+                <w:sz w:val="18"/>
+                <w:szCs w:val="18"/>
+                <w:rFonts w:ascii="Calibri" w:cs="Calibri" w:eastAsia="Calibri" w:hAnsi="Calibri"/>
+              </w:rPr>
+              <w:t xml:space="preserve">Press cases are New York Times v. United States and Miller, not Engel or Lemon.</w:t>
+            </w:r>
+          </w:p>
+        </w:tc>
+        <w:tc>
+          <w:tcPr>
+            <w:tcW w:type="dxa" w:w="4348"/>
+            <w:tcBorders>
+              <w:top w:val="single" w:color="D9D5C8" w:sz="4" w:space="0"/>
+              <w:left w:val="single" w:color="D9D5C8" w:sz="4" w:space="0"/>
+              <w:bottom w:val="single" w:color="D9D5C8" w:sz="4" w:space="0"/>
+              <w:right w:val="single" w:color="D9D5C8" w:sz="4" w:space="0"/>
+            </w:tcBorders>
+            <w:tcMar>
+              <w:top w:type="dxa" w:w="55"/>
+              <w:left w:type="dxa" w:w="110"/>
+              <w:bottom w:type="dxa" w:w="55"/>
+              <w:right w:type="dxa" w:w="110"/>
+            </w:tcMar>
+          </w:tcPr>
+          <w:p>
+            <w:pPr>
+              <w:spacing w:after="0"/>
+            </w:pPr>
+            <w:r>
+              <w:rPr>
+                <w:b w:val="false"/>
+                <w:bCs w:val="false"/>
+                <w:i w:val="false"/>
+                <w:iCs w:val="false"/>
+                <w:color w:val="1A1A1A"/>
+                <w:sz w:val="18"/>
+                <w:szCs w:val="18"/>
+                <w:rFonts w:ascii="Calibri" w:cs="Calibri" w:eastAsia="Calibri" w:hAnsi="Calibri"/>
+              </w:rPr>
+              <w:t xml:space="preserve">clarify the boundary with the confused concept</w:t>
+            </w:r>
+          </w:p>
+        </w:tc>
+      </w:tr>
+      <w:tr>
+        <w:tc>
+          <w:tcPr>
+            <w:tcW w:type="dxa" w:w="900"/>
+            <w:tcBorders>
+              <w:top w:val="single" w:color="D9D5C8" w:sz="4" w:space="0"/>
+              <w:left w:val="single" w:color="D9D5C8" w:sz="4" w:space="0"/>
+              <w:bottom w:val="single" w:color="D9D5C8" w:sz="4" w:space="0"/>
+              <w:right w:val="single" w:color="D9D5C8" w:sz="4" w:space="0"/>
+            </w:tcBorders>
+            <w:tcMar>
+              <w:top w:type="dxa" w:w="55"/>
+              <w:left w:type="dxa" w:w="110"/>
+              <w:bottom w:type="dxa" w:w="55"/>
+              <w:right w:type="dxa" w:w="110"/>
+            </w:tcMar>
+          </w:tcPr>
+          <w:p>
+            <w:pPr>
+              <w:spacing w:after="0"/>
+            </w:pPr>
+            <w:r>
+              <w:rPr>
+                <w:b w:val="false"/>
+                <w:bCs w:val="false"/>
+                <w:i w:val="false"/>
+                <w:iCs w:val="false"/>
+                <w:color w:val="1A1A1A"/>
+                <w:sz w:val="18"/>
+                <w:szCs w:val="18"/>
+                <w:rFonts w:ascii="Calibri" w:cs="Calibri" w:eastAsia="Calibri" w:hAnsi="Calibri"/>
+              </w:rPr>
+              <w:t xml:space="preserve">B</w:t>
+            </w:r>
+          </w:p>
+        </w:tc>
+        <w:tc>
+          <w:tcPr>
+            <w:tcW w:type="dxa" w:w="4400"/>
+            <w:tcBorders>
+              <w:top w:val="single" w:color="D9D5C8" w:sz="4" w:space="0"/>
+              <w:left w:val="single" w:color="D9D5C8" w:sz="4" w:space="0"/>
+              <w:bottom w:val="single" w:color="D9D5C8" w:sz="4" w:space="0"/>
+              <w:right w:val="single" w:color="D9D5C8" w:sz="4" w:space="0"/>
+            </w:tcBorders>
+            <w:tcMar>
+              <w:top w:type="dxa" w:w="55"/>
+              <w:left w:type="dxa" w:w="110"/>
+              <w:bottom w:type="dxa" w:w="55"/>
+              <w:right w:type="dxa" w:w="110"/>
+            </w:tcMar>
+          </w:tcPr>
+          <w:p>
+            <w:pPr>
+              <w:spacing w:after="0"/>
+            </w:pPr>
+            <w:r>
+              <w:rPr>
+                <w:b w:val="false"/>
+                <w:bCs w:val="false"/>
+                <w:i w:val="false"/>
+                <w:iCs w:val="false"/>
+                <w:color w:val="1A1A1A"/>
+                <w:sz w:val="18"/>
+                <w:szCs w:val="18"/>
+                <w:rFonts w:ascii="Calibri" w:cs="Calibri" w:eastAsia="Calibri" w:hAnsi="Calibri"/>
+              </w:rPr>
+              <w:t xml:space="preserve">Assembly is a different First Amendment freedom not at issue in these cases.</w:t>
+            </w:r>
+          </w:p>
+        </w:tc>
+        <w:tc>
+          <w:tcPr>
+            <w:tcW w:type="dxa" w:w="4348"/>
+            <w:tcBorders>
+              <w:top w:val="single" w:color="D9D5C8" w:sz="4" w:space="0"/>
+              <w:left w:val="single" w:color="D9D5C8" w:sz="4" w:space="0"/>
+              <w:bottom w:val="single" w:color="D9D5C8" w:sz="4" w:space="0"/>
+              <w:right w:val="single" w:color="D9D5C8" w:sz="4" w:space="0"/>
+            </w:tcBorders>
+            <w:tcMar>
+              <w:top w:type="dxa" w:w="55"/>
+              <w:left w:type="dxa" w:w="110"/>
+              <w:bottom w:type="dxa" w:w="55"/>
+              <w:right w:type="dxa" w:w="110"/>
+            </w:tcMar>
+          </w:tcPr>
+          <w:p>
+            <w:pPr>
+              <w:spacing w:after="0"/>
+            </w:pPr>
+            <w:r>
+              <w:rPr>
+                <w:b w:val="false"/>
+                <w:bCs w:val="false"/>
+                <w:i w:val="false"/>
+                <w:iCs w:val="false"/>
+                <w:color w:val="1A1A1A"/>
+                <w:sz w:val="18"/>
+                <w:szCs w:val="18"/>
+                <w:rFonts w:ascii="Calibri" w:cs="Calibri" w:eastAsia="Calibri" w:hAnsi="Calibri"/>
+              </w:rPr>
+              <w:t xml:space="preserve">clarify the boundary with the confused concept</w:t>
+            </w:r>
+          </w:p>
+        </w:tc>
+      </w:tr>
+      <w:tr>
+        <w:tc>
+          <w:tcPr>
+            <w:tcW w:type="dxa" w:w="900"/>
+            <w:tcBorders>
+              <w:top w:val="single" w:color="D9D5C8" w:sz="4" w:space="0"/>
+              <w:left w:val="single" w:color="D9D5C8" w:sz="4" w:space="0"/>
+              <w:bottom w:val="single" w:color="D9D5C8" w:sz="4" w:space="0"/>
+              <w:right w:val="single" w:color="D9D5C8" w:sz="4" w:space="0"/>
+            </w:tcBorders>
+            <w:tcMar>
+              <w:top w:type="dxa" w:w="55"/>
+              <w:left w:type="dxa" w:w="110"/>
+              <w:bottom w:type="dxa" w:w="55"/>
+              <w:right w:type="dxa" w:w="110"/>
+            </w:tcMar>
+          </w:tcPr>
+          <w:p>
+            <w:pPr>
+              <w:spacing w:after="0"/>
+            </w:pPr>
+            <w:r>
+              <w:rPr>
+                <w:b w:val="false"/>
+                <w:bCs w:val="false"/>
+                <w:i w:val="false"/>
+                <w:iCs w:val="false"/>
+                <w:color w:val="1A1A1A"/>
+                <w:sz w:val="18"/>
+                <w:szCs w:val="18"/>
+                <w:rFonts w:ascii="Calibri" w:cs="Calibri" w:eastAsia="Calibri" w:hAnsi="Calibri"/>
+              </w:rPr>
+              <w:t xml:space="preserve">C</w:t>
+            </w:r>
+          </w:p>
+        </w:tc>
+        <w:tc>
+          <w:tcPr>
+            <w:tcW w:type="dxa" w:w="4400"/>
+            <w:tcBorders>
+              <w:top w:val="single" w:color="D9D5C8" w:sz="4" w:space="0"/>
+              <w:left w:val="single" w:color="D9D5C8" w:sz="4" w:space="0"/>
+              <w:bottom w:val="single" w:color="D9D5C8" w:sz="4" w:space="0"/>
+              <w:right w:val="single" w:color="D9D5C8" w:sz="4" w:space="0"/>
+            </w:tcBorders>
+            <w:tcMar>
+              <w:top w:type="dxa" w:w="55"/>
+              <w:left w:type="dxa" w:w="110"/>
+              <w:bottom w:type="dxa" w:w="55"/>
+              <w:right w:type="dxa" w:w="110"/>
+            </w:tcMar>
+          </w:tcPr>
+          <w:p>
+            <w:pPr>
+              <w:spacing w:after="0"/>
+            </w:pPr>
+            <w:r>
+              <w:rPr>
+                <w:b w:val="false"/>
+                <w:bCs w:val="false"/>
+                <w:i w:val="false"/>
+                <w:iCs w:val="false"/>
+                <w:color w:val="1A1A1A"/>
+                <w:sz w:val="18"/>
+                <w:szCs w:val="18"/>
+                <w:rFonts w:ascii="Calibri" w:cs="Calibri" w:eastAsia="Calibri" w:hAnsi="Calibri"/>
+              </w:rPr>
+              <w:t xml:space="preserve">Petition is a separate freedom; these cases concern religion.</w:t>
+            </w:r>
+          </w:p>
+        </w:tc>
+        <w:tc>
+          <w:tcPr>
+            <w:tcW w:type="dxa" w:w="4348"/>
+            <w:tcBorders>
+              <w:top w:val="single" w:color="D9D5C8" w:sz="4" w:space="0"/>
+              <w:left w:val="single" w:color="D9D5C8" w:sz="4" w:space="0"/>
+              <w:bottom w:val="single" w:color="D9D5C8" w:sz="4" w:space="0"/>
+              <w:right w:val="single" w:color="D9D5C8" w:sz="4" w:space="0"/>
+            </w:tcBorders>
+            <w:tcMar>
+              <w:top w:type="dxa" w:w="55"/>
+              <w:left w:type="dxa" w:w="110"/>
+              <w:bottom w:type="dxa" w:w="55"/>
+              <w:right w:type="dxa" w:w="110"/>
+            </w:tcMar>
+          </w:tcPr>
+          <w:p>
+            <w:pPr>
+              <w:spacing w:after="0"/>
+            </w:pPr>
+            <w:r>
+              <w:rPr>
+                <w:b w:val="false"/>
+                <w:bCs w:val="false"/>
+                <w:i w:val="false"/>
+                <w:iCs w:val="false"/>
+                <w:color w:val="1A1A1A"/>
+                <w:sz w:val="18"/>
+                <w:szCs w:val="18"/>
+                <w:rFonts w:ascii="Calibri" w:cs="Calibri" w:eastAsia="Calibri" w:hAnsi="Calibri"/>
+              </w:rPr>
+              <w:t xml:space="preserve">clarify the boundary with the confused concept</w:t>
+            </w:r>
+          </w:p>
+        </w:tc>
+      </w:tr>
+    </w:tbl>
+    <w:tbl>
+      <w:tblPr>
+        <w:tblW w:type="dxa" w:w="9648"/>
+        <w:tblBorders>
+          <w:top w:val="single" w:color="auto" w:sz="4"/>
+          <w:left w:val="single" w:color="auto" w:sz="4"/>
+          <w:bottom w:val="single" w:color="auto" w:sz="4"/>
+          <w:right w:val="single" w:color="auto" w:sz="4"/>
+          <w:insideH w:val="single" w:color="auto" w:sz="4"/>
+          <w:insideV w:val="single" w:color="auto" w:sz="4"/>
+        </w:tblBorders>
+      </w:tblPr>
+      <w:tblGrid>
+        <w:gridCol w:w="9648"/>
+      </w:tblGrid>
+      <w:tr>
+        <w:tc>
+          <w:tcPr>
+            <w:tcW w:type="dxa" w:w="9648"/>
+            <w:tcBorders>
+              <w:top w:val="single" w:color="D9D5C8" w:sz="4" w:space="0"/>
+              <w:left w:val="single" w:color="D9D5C8" w:sz="4" w:space="0"/>
+              <w:bottom w:val="single" w:color="D9D5C8" w:sz="4" w:space="0"/>
+              <w:right w:val="single" w:color="D9D5C8" w:sz="4" w:space="0"/>
+            </w:tcBorders>
+            <w:shd w:fill="F7F5EF" w:color="auto" w:val="clear"/>
+            <w:tcMar>
+              <w:top w:type="dxa" w:w="55"/>
+              <w:left w:type="dxa" w:w="110"/>
+              <w:bottom w:type="dxa" w:w="55"/>
+              <w:right w:type="dxa" w:w="110"/>
+            </w:tcMar>
+          </w:tcPr>
+          <w:p>
+            <w:pPr>
+              <w:spacing w:after="60"/>
+            </w:pPr>
+            <w:r>
+              <w:rPr>
+                <w:b/>
+                <w:bCs/>
+                <w:i w:val="false"/>
+                <w:iCs w:val="false"/>
+                <w:color w:val="1B2A4A"/>
+                <w:sz w:val="21"/>
+                <w:szCs w:val="21"/>
+                <w:rFonts w:ascii="Calibri" w:cs="Calibri" w:eastAsia="Calibri" w:hAnsi="Calibri"/>
+              </w:rPr>
+              <w:t xml:space="preserve">MTSS ROUTING</w:t>
+            </w:r>
+          </w:p>
+          <w:p>
+            <w:pPr>
+              <w:spacing w:after="40"/>
+            </w:pPr>
+            <w:r>
+              <w:rPr>
+                <w:b w:val="false"/>
+                <w:bCs w:val="false"/>
+                <w:i w:val="false"/>
+                <w:iCs w:val="false"/>
+                <w:color w:val="1A1A1A"/>
+                <w:sz w:val="22"/>
+                <w:szCs w:val="22"/>
+                <w:rFonts w:ascii="Calibri" w:cs="Calibri" w:eastAsia="Calibri" w:hAnsi="Calibri"/>
+              </w:rPr>
+              <w:t xml:space="preserve">Tier 2 — Small-group (Tier 2) reteach targeting the signaled misconception (10–15 min, organizer + worked example), then re-assess with a parallel item.</w:t>
+            </w:r>
+          </w:p>
+          <w:p>
+            <w:pPr>
+              <w:spacing w:after="40"/>
+            </w:pPr>
+            <w:r>
+              <w:rPr>
+                <w:b w:val="false"/>
+                <w:bCs w:val="false"/>
+                <w:i w:val="false"/>
+                <w:iCs w:val="false"/>
+                <w:color w:val="1A1A1A"/>
+                <w:sz w:val="22"/>
+                <w:szCs w:val="22"/>
+                <w:rFonts w:ascii="Calibri" w:cs="Calibri" w:eastAsia="Calibri" w:hAnsi="Calibri"/>
+              </w:rPr>
+              <w:t xml:space="preserve">Tier 3 — If it persists across parallel forms (Tier 3): intensive 1:1 with concrete→representational→abstract scaffolding + think-aloud; progress-monitor weekly toward the same standard.</w:t>
+            </w:r>
+          </w:p>
+        </w:tc>
+      </w:tr>
+    </w:tbl>
+    <w:p>
+      <w:pPr>
+        <w:pStyle w:val="Heading3"/>
+        <w:keepNext/>
+        <w:spacing w:before="150" w:after="90"/>
+      </w:pPr>
+      <w:r>
+        <w:rPr>
+          <w:b/>
+          <w:bCs/>
+          <w:i w:val="false"/>
+          <w:iCs w:val="false"/>
+          <w:color w:val="B22234"/>
+          <w:sz w:val="24"/>
+          <w:szCs w:val="24"/>
+          <w:rFonts w:ascii="Calibri" w:cs="Calibri" w:eastAsia="Calibri" w:hAnsi="Calibri"/>
+        </w:rPr>
+        <w:t xml:space="preserve">Item 2 — GC.24 · DOK 2</w:t>
+      </w:r>
+    </w:p>
+    <w:p>
+      <w:pPr>
+        <w:spacing w:after="80"/>
+      </w:pPr>
+      <w:r>
+        <w:rPr>
+          <w:b/>
+          <w:bCs/>
+          <w:i w:val="false"/>
+          <w:iCs w:val="false"/>
+          <w:color w:val="1B2A4A"/>
+          <w:sz w:val="22"/>
+          <w:szCs w:val="22"/>
+          <w:rFonts w:ascii="Calibri" w:cs="Calibri" w:eastAsia="Calibri" w:hAnsi="Calibri"/>
+        </w:rPr>
+        <w:t xml:space="preserve">If missed:  </w:t>
+      </w:r>
+      <w:r>
+        <w:rPr>
+          <w:b w:val="false"/>
+          <w:bCs w:val="false"/>
+          <w:i w:val="false"/>
+          <w:iCs w:val="false"/>
+          <w:color w:val="1A1A1A"/>
+          <w:sz w:val="22"/>
+          <w:szCs w:val="22"/>
+          <w:rFonts w:ascii="Calibri" w:cs="Calibri" w:eastAsia="Calibri" w:hAnsi="Calibri"/>
+        </w:rPr>
+        <w:t xml:space="preserve">Revisit “The Second Amendment in Court” using the unit's Cornell notes + the standard's graphic organizer; re-check with the Exit Ticket, then re-assess with a parallel-form item.</w:t>
+      </w:r>
+    </w:p>
+    <w:tbl>
+      <w:tblPr>
+        <w:tblW w:type="dxa" w:w="9648"/>
+        <w:tblBorders>
+          <w:top w:val="single" w:color="auto" w:sz="4"/>
+          <w:left w:val="single" w:color="auto" w:sz="4"/>
+          <w:bottom w:val="single" w:color="auto" w:sz="4"/>
+          <w:right w:val="single" w:color="auto" w:sz="4"/>
+          <w:insideH w:val="single" w:color="auto" w:sz="4"/>
+          <w:insideV w:val="single" w:color="auto" w:sz="4"/>
+        </w:tblBorders>
+      </w:tblPr>
+      <w:tblGrid>
+        <w:gridCol w:w="900"/>
+        <w:gridCol w:w="4400"/>
+        <w:gridCol w:w="4348"/>
+      </w:tblGrid>
+      <w:tr>
+        <w:trPr>
+          <w:tblHeader/>
+        </w:trPr>
+        <w:tc>
+          <w:tcPr>
+            <w:tcW w:type="dxa" w:w="900"/>
+            <w:tcBorders>
+              <w:top w:val="single" w:color="D9D5C8" w:sz="4" w:space="0"/>
+              <w:left w:val="single" w:color="D9D5C8" w:sz="4" w:space="0"/>
+              <w:bottom w:val="single" w:color="D9D5C8" w:sz="4" w:space="0"/>
+              <w:right w:val="single" w:color="D9D5C8" w:sz="4" w:space="0"/>
+            </w:tcBorders>
+            <w:shd w:fill="1B2A4A" w:color="auto" w:val="clear"/>
+            <w:tcMar>
+              <w:top w:type="dxa" w:w="55"/>
+              <w:left w:type="dxa" w:w="110"/>
+              <w:bottom w:type="dxa" w:w="55"/>
+              <w:right w:type="dxa" w:w="110"/>
+            </w:tcMar>
+          </w:tcPr>
+          <w:p>
+            <w:pPr>
+              <w:spacing w:after="0"/>
+            </w:pPr>
+            <w:r>
+              <w:rPr>
+                <w:b/>
+                <w:bCs/>
+                <w:i w:val="false"/>
+                <w:iCs w:val="false"/>
+                <w:color w:val="FFFFFF"/>
+                <w:sz w:val="18"/>
+                <w:szCs w:val="18"/>
+                <w:rFonts w:ascii="Calibri" w:cs="Calibri" w:eastAsia="Calibri" w:hAnsi="Calibri"/>
+              </w:rPr>
+              <w:t xml:space="preserve">Wrong choice</w:t>
+            </w:r>
+          </w:p>
+        </w:tc>
+        <w:tc>
+          <w:tcPr>
+            <w:tcW w:type="dxa" w:w="4400"/>
+            <w:tcBorders>
+              <w:top w:val="single" w:color="D9D5C8" w:sz="4" w:space="0"/>
+              <w:left w:val="single" w:color="D9D5C8" w:sz="4" w:space="0"/>
+              <w:bottom w:val="single" w:color="D9D5C8" w:sz="4" w:space="0"/>
+              <w:right w:val="single" w:color="D9D5C8" w:sz="4" w:space="0"/>
+            </w:tcBorders>
+            <w:shd w:fill="1B2A4A" w:color="auto" w:val="clear"/>
+            <w:tcMar>
+              <w:top w:type="dxa" w:w="55"/>
+              <w:left w:type="dxa" w:w="110"/>
+              <w:bottom w:type="dxa" w:w="55"/>
+              <w:right w:type="dxa" w:w="110"/>
+            </w:tcMar>
+          </w:tcPr>
+          <w:p>
+            <w:pPr>
+              <w:spacing w:after="0"/>
+            </w:pPr>
+            <w:r>
+              <w:rPr>
+                <w:b/>
+                <w:bCs/>
+                <w:i w:val="false"/>
+                <w:iCs w:val="false"/>
+                <w:color w:val="FFFFFF"/>
+                <w:sz w:val="18"/>
+                <w:szCs w:val="18"/>
+                <w:rFonts w:ascii="Calibri" w:cs="Calibri" w:eastAsia="Calibri" w:hAnsi="Calibri"/>
+              </w:rPr>
+              <w:t xml:space="preserve">Signals misconception</w:t>
+            </w:r>
+          </w:p>
+        </w:tc>
+        <w:tc>
+          <w:tcPr>
+            <w:tcW w:type="dxa" w:w="4348"/>
+            <w:tcBorders>
+              <w:top w:val="single" w:color="D9D5C8" w:sz="4" w:space="0"/>
+              <w:left w:val="single" w:color="D9D5C8" w:sz="4" w:space="0"/>
+              <w:bottom w:val="single" w:color="D9D5C8" w:sz="4" w:space="0"/>
+              <w:right w:val="single" w:color="D9D5C8" w:sz="4" w:space="0"/>
+            </w:tcBorders>
+            <w:shd w:fill="1B2A4A" w:color="auto" w:val="clear"/>
+            <w:tcMar>
+              <w:top w:type="dxa" w:w="55"/>
+              <w:left w:type="dxa" w:w="110"/>
+              <w:bottom w:type="dxa" w:w="55"/>
+              <w:right w:type="dxa" w:w="110"/>
+            </w:tcMar>
+          </w:tcPr>
+          <w:p>
+            <w:pPr>
+              <w:spacing w:after="0"/>
+            </w:pPr>
+            <w:r>
+              <w:rPr>
+                <w:b/>
+                <w:bCs/>
+                <w:i w:val="false"/>
+                <w:iCs w:val="false"/>
+                <w:color w:val="FFFFFF"/>
+                <w:sz w:val="18"/>
+                <w:szCs w:val="18"/>
+                <w:rFonts w:ascii="Calibri" w:cs="Calibri" w:eastAsia="Calibri" w:hAnsi="Calibri"/>
+              </w:rPr>
+              <w:t xml:space="preserve">Targeted reteach</w:t>
+            </w:r>
+          </w:p>
+        </w:tc>
+      </w:tr>
+      <w:tr>
+        <w:tc>
+          <w:tcPr>
+            <w:tcW w:type="dxa" w:w="900"/>
+            <w:tcBorders>
+              <w:top w:val="single" w:color="D9D5C8" w:sz="4" w:space="0"/>
+              <w:left w:val="single" w:color="D9D5C8" w:sz="4" w:space="0"/>
+              <w:bottom w:val="single" w:color="D9D5C8" w:sz="4" w:space="0"/>
+              <w:right w:val="single" w:color="D9D5C8" w:sz="4" w:space="0"/>
+            </w:tcBorders>
+            <w:tcMar>
+              <w:top w:type="dxa" w:w="55"/>
+              <w:left w:type="dxa" w:w="110"/>
+              <w:bottom w:type="dxa" w:w="55"/>
+              <w:right w:type="dxa" w:w="110"/>
+            </w:tcMar>
+          </w:tcPr>
+          <w:p>
+            <w:pPr>
+              <w:spacing w:after="0"/>
+            </w:pPr>
+            <w:r>
+              <w:rPr>
+                <w:b w:val="false"/>
+                <w:bCs w:val="false"/>
+                <w:i w:val="false"/>
+                <w:iCs w:val="false"/>
+                <w:color w:val="1A1A1A"/>
+                <w:sz w:val="18"/>
+                <w:szCs w:val="18"/>
+                <w:rFonts w:ascii="Calibri" w:cs="Calibri" w:eastAsia="Calibri" w:hAnsi="Calibri"/>
+              </w:rPr>
+              <w:t xml:space="preserve">B</w:t>
+            </w:r>
+          </w:p>
+        </w:tc>
+        <w:tc>
+          <w:tcPr>
+            <w:tcW w:type="dxa" w:w="4400"/>
+            <w:tcBorders>
+              <w:top w:val="single" w:color="D9D5C8" w:sz="4" w:space="0"/>
+              <w:left w:val="single" w:color="D9D5C8" w:sz="4" w:space="0"/>
+              <w:bottom w:val="single" w:color="D9D5C8" w:sz="4" w:space="0"/>
+              <w:right w:val="single" w:color="D9D5C8" w:sz="4" w:space="0"/>
+            </w:tcBorders>
+            <w:tcMar>
+              <w:top w:type="dxa" w:w="55"/>
+              <w:left w:type="dxa" w:w="110"/>
+              <w:bottom w:type="dxa" w:w="55"/>
+              <w:right w:type="dxa" w:w="110"/>
+            </w:tcMar>
+          </w:tcPr>
+          <w:p>
+            <w:pPr>
+              <w:spacing w:after="0"/>
+            </w:pPr>
+            <w:r>
+              <w:rPr>
+                <w:b w:val="false"/>
+                <w:bCs w:val="false"/>
+                <w:i w:val="false"/>
+                <w:iCs w:val="false"/>
+                <w:color w:val="1A1A1A"/>
+                <w:sz w:val="18"/>
+                <w:szCs w:val="18"/>
+                <w:rFonts w:ascii="Calibri" w:cs="Calibri" w:eastAsia="Calibri" w:hAnsi="Calibri"/>
+              </w:rPr>
+              <w:t xml:space="preserve">Contradicts Heller's individual-right holding.</w:t>
+            </w:r>
+          </w:p>
+        </w:tc>
+        <w:tc>
+          <w:tcPr>
+            <w:tcW w:type="dxa" w:w="4348"/>
+            <w:tcBorders>
+              <w:top w:val="single" w:color="D9D5C8" w:sz="4" w:space="0"/>
+              <w:left w:val="single" w:color="D9D5C8" w:sz="4" w:space="0"/>
+              <w:bottom w:val="single" w:color="D9D5C8" w:sz="4" w:space="0"/>
+              <w:right w:val="single" w:color="D9D5C8" w:sz="4" w:space="0"/>
+            </w:tcBorders>
+            <w:tcMar>
+              <w:top w:type="dxa" w:w="55"/>
+              <w:left w:type="dxa" w:w="110"/>
+              <w:bottom w:type="dxa" w:w="55"/>
+              <w:right w:type="dxa" w:w="110"/>
+            </w:tcMar>
+          </w:tcPr>
+          <w:p>
+            <w:pPr>
+              <w:spacing w:after="0"/>
+            </w:pPr>
+            <w:r>
+              <w:rPr>
+                <w:b w:val="false"/>
+                <w:bCs w:val="false"/>
+                <w:i w:val="false"/>
+                <w:iCs w:val="false"/>
+                <w:color w:val="1A1A1A"/>
+                <w:sz w:val="18"/>
+                <w:szCs w:val="18"/>
+                <w:rFonts w:ascii="Calibri" w:cs="Calibri" w:eastAsia="Calibri" w:hAnsi="Calibri"/>
+              </w:rPr>
+              <w:t xml:space="preserve">confront the misconception with a worked counter-example</w:t>
+            </w:r>
+          </w:p>
+        </w:tc>
+      </w:tr>
+      <w:tr>
+        <w:tc>
+          <w:tcPr>
+            <w:tcW w:type="dxa" w:w="900"/>
+            <w:tcBorders>
+              <w:top w:val="single" w:color="D9D5C8" w:sz="4" w:space="0"/>
+              <w:left w:val="single" w:color="D9D5C8" w:sz="4" w:space="0"/>
+              <w:bottom w:val="single" w:color="D9D5C8" w:sz="4" w:space="0"/>
+              <w:right w:val="single" w:color="D9D5C8" w:sz="4" w:space="0"/>
+            </w:tcBorders>
+            <w:tcMar>
+              <w:top w:type="dxa" w:w="55"/>
+              <w:left w:type="dxa" w:w="110"/>
+              <w:bottom w:type="dxa" w:w="55"/>
+              <w:right w:type="dxa" w:w="110"/>
+            </w:tcMar>
+          </w:tcPr>
+          <w:p>
+            <w:pPr>
+              <w:spacing w:after="0"/>
+            </w:pPr>
+            <w:r>
+              <w:rPr>
+                <w:b w:val="false"/>
+                <w:bCs w:val="false"/>
+                <w:i w:val="false"/>
+                <w:iCs w:val="false"/>
+                <w:color w:val="1A1A1A"/>
+                <w:sz w:val="18"/>
+                <w:szCs w:val="18"/>
+                <w:rFonts w:ascii="Calibri" w:cs="Calibri" w:eastAsia="Calibri" w:hAnsi="Calibri"/>
+              </w:rPr>
+              <w:t xml:space="preserve">C</w:t>
+            </w:r>
+          </w:p>
+        </w:tc>
+        <w:tc>
+          <w:tcPr>
+            <w:tcW w:type="dxa" w:w="4400"/>
+            <w:tcBorders>
+              <w:top w:val="single" w:color="D9D5C8" w:sz="4" w:space="0"/>
+              <w:left w:val="single" w:color="D9D5C8" w:sz="4" w:space="0"/>
+              <w:bottom w:val="single" w:color="D9D5C8" w:sz="4" w:space="0"/>
+              <w:right w:val="single" w:color="D9D5C8" w:sz="4" w:space="0"/>
+            </w:tcBorders>
+            <w:tcMar>
+              <w:top w:type="dxa" w:w="55"/>
+              <w:left w:type="dxa" w:w="110"/>
+              <w:bottom w:type="dxa" w:w="55"/>
+              <w:right w:type="dxa" w:w="110"/>
+            </w:tcMar>
+          </w:tcPr>
+          <w:p>
+            <w:pPr>
+              <w:spacing w:after="0"/>
+            </w:pPr>
+            <w:r>
+              <w:rPr>
+                <w:b w:val="false"/>
+                <w:bCs w:val="false"/>
+                <w:i w:val="false"/>
+                <w:iCs w:val="false"/>
+                <w:color w:val="1A1A1A"/>
+                <w:sz w:val="18"/>
+                <w:szCs w:val="18"/>
+                <w:rFonts w:ascii="Calibri" w:cs="Calibri" w:eastAsia="Calibri" w:hAnsi="Calibri"/>
+              </w:rPr>
+              <w:t xml:space="preserve">Overgeneralizes; a total ban conflicts with the recognized right.</w:t>
+            </w:r>
+          </w:p>
+        </w:tc>
+        <w:tc>
+          <w:tcPr>
+            <w:tcW w:type="dxa" w:w="4348"/>
+            <w:tcBorders>
+              <w:top w:val="single" w:color="D9D5C8" w:sz="4" w:space="0"/>
+              <w:left w:val="single" w:color="D9D5C8" w:sz="4" w:space="0"/>
+              <w:bottom w:val="single" w:color="D9D5C8" w:sz="4" w:space="0"/>
+              <w:right w:val="single" w:color="D9D5C8" w:sz="4" w:space="0"/>
+            </w:tcBorders>
+            <w:tcMar>
+              <w:top w:type="dxa" w:w="55"/>
+              <w:left w:type="dxa" w:w="110"/>
+              <w:bottom w:type="dxa" w:w="55"/>
+              <w:right w:type="dxa" w:w="110"/>
+            </w:tcMar>
+          </w:tcPr>
+          <w:p>
+            <w:pPr>
+              <w:spacing w:after="0"/>
+            </w:pPr>
+            <w:r>
+              <w:rPr>
+                <w:b w:val="false"/>
+                <w:bCs w:val="false"/>
+                <w:i w:val="false"/>
+                <w:iCs w:val="false"/>
+                <w:color w:val="1A1A1A"/>
+                <w:sz w:val="18"/>
+                <w:szCs w:val="18"/>
+                <w:rFonts w:ascii="Calibri" w:cs="Calibri" w:eastAsia="Calibri" w:hAnsi="Calibri"/>
+              </w:rPr>
+              <w:t xml:space="preserve">test the overgeneralization against a counter-case</w:t>
+            </w:r>
+          </w:p>
+        </w:tc>
+      </w:tr>
+      <w:tr>
+        <w:tc>
+          <w:tcPr>
+            <w:tcW w:type="dxa" w:w="900"/>
+            <w:tcBorders>
+              <w:top w:val="single" w:color="D9D5C8" w:sz="4" w:space="0"/>
+              <w:left w:val="single" w:color="D9D5C8" w:sz="4" w:space="0"/>
+              <w:bottom w:val="single" w:color="D9D5C8" w:sz="4" w:space="0"/>
+              <w:right w:val="single" w:color="D9D5C8" w:sz="4" w:space="0"/>
+            </w:tcBorders>
+            <w:tcMar>
+              <w:top w:type="dxa" w:w="55"/>
+              <w:left w:type="dxa" w:w="110"/>
+              <w:bottom w:type="dxa" w:w="55"/>
+              <w:right w:type="dxa" w:w="110"/>
+            </w:tcMar>
+          </w:tcPr>
+          <w:p>
+            <w:pPr>
+              <w:spacing w:after="0"/>
+            </w:pPr>
+            <w:r>
+              <w:rPr>
+                <w:b w:val="false"/>
+                <w:bCs w:val="false"/>
+                <w:i w:val="false"/>
+                <w:iCs w:val="false"/>
+                <w:color w:val="1A1A1A"/>
+                <w:sz w:val="18"/>
+                <w:szCs w:val="18"/>
+                <w:rFonts w:ascii="Calibri" w:cs="Calibri" w:eastAsia="Calibri" w:hAnsi="Calibri"/>
+              </w:rPr>
+              <w:t xml:space="preserve">D</w:t>
+            </w:r>
+          </w:p>
+        </w:tc>
+        <w:tc>
+          <w:tcPr>
+            <w:tcW w:type="dxa" w:w="4400"/>
+            <w:tcBorders>
+              <w:top w:val="single" w:color="D9D5C8" w:sz="4" w:space="0"/>
+              <w:left w:val="single" w:color="D9D5C8" w:sz="4" w:space="0"/>
+              <w:bottom w:val="single" w:color="D9D5C8" w:sz="4" w:space="0"/>
+              <w:right w:val="single" w:color="D9D5C8" w:sz="4" w:space="0"/>
+            </w:tcBorders>
+            <w:tcMar>
+              <w:top w:type="dxa" w:w="55"/>
+              <w:left w:type="dxa" w:w="110"/>
+              <w:bottom w:type="dxa" w:w="55"/>
+              <w:right w:type="dxa" w:w="110"/>
+            </w:tcMar>
+          </w:tcPr>
+          <w:p>
+            <w:pPr>
+              <w:spacing w:after="0"/>
+            </w:pPr>
+            <w:r>
+              <w:rPr>
+                <w:b w:val="false"/>
+                <w:bCs w:val="false"/>
+                <w:i w:val="false"/>
+                <w:iCs w:val="false"/>
+                <w:color w:val="1A1A1A"/>
+                <w:sz w:val="18"/>
+                <w:szCs w:val="18"/>
+                <w:rFonts w:ascii="Calibri" w:cs="Calibri" w:eastAsia="Calibri" w:hAnsi="Calibri"/>
+              </w:rPr>
+              <w:t xml:space="preserve">Contradicts Heller, which found an individual right.</w:t>
+            </w:r>
+          </w:p>
+        </w:tc>
+        <w:tc>
+          <w:tcPr>
+            <w:tcW w:type="dxa" w:w="4348"/>
+            <w:tcBorders>
+              <w:top w:val="single" w:color="D9D5C8" w:sz="4" w:space="0"/>
+              <w:left w:val="single" w:color="D9D5C8" w:sz="4" w:space="0"/>
+              <w:bottom w:val="single" w:color="D9D5C8" w:sz="4" w:space="0"/>
+              <w:right w:val="single" w:color="D9D5C8" w:sz="4" w:space="0"/>
+            </w:tcBorders>
+            <w:tcMar>
+              <w:top w:type="dxa" w:w="55"/>
+              <w:left w:type="dxa" w:w="110"/>
+              <w:bottom w:type="dxa" w:w="55"/>
+              <w:right w:type="dxa" w:w="110"/>
+            </w:tcMar>
+          </w:tcPr>
+          <w:p>
+            <w:pPr>
+              <w:spacing w:after="0"/>
+            </w:pPr>
+            <w:r>
+              <w:rPr>
+                <w:b w:val="false"/>
+                <w:bCs w:val="false"/>
+                <w:i w:val="false"/>
+                <w:iCs w:val="false"/>
+                <w:color w:val="1A1A1A"/>
+                <w:sz w:val="18"/>
+                <w:szCs w:val="18"/>
+                <w:rFonts w:ascii="Calibri" w:cs="Calibri" w:eastAsia="Calibri" w:hAnsi="Calibri"/>
+              </w:rPr>
+              <w:t xml:space="preserve">confront the misconception with a worked counter-example</w:t>
+            </w:r>
+          </w:p>
+        </w:tc>
+      </w:tr>
+    </w:tbl>
+    <w:tbl>
+      <w:tblPr>
+        <w:tblW w:type="dxa" w:w="9648"/>
+        <w:tblBorders>
+          <w:top w:val="single" w:color="auto" w:sz="4"/>
+          <w:left w:val="single" w:color="auto" w:sz="4"/>
+          <w:bottom w:val="single" w:color="auto" w:sz="4"/>
+          <w:right w:val="single" w:color="auto" w:sz="4"/>
+          <w:insideH w:val="single" w:color="auto" w:sz="4"/>
+          <w:insideV w:val="single" w:color="auto" w:sz="4"/>
+        </w:tblBorders>
+      </w:tblPr>
+      <w:tblGrid>
+        <w:gridCol w:w="9648"/>
+      </w:tblGrid>
+      <w:tr>
+        <w:tc>
+          <w:tcPr>
+            <w:tcW w:type="dxa" w:w="9648"/>
+            <w:tcBorders>
+              <w:top w:val="single" w:color="D9D5C8" w:sz="4" w:space="0"/>
+              <w:left w:val="single" w:color="D9D5C8" w:sz="4" w:space="0"/>
+              <w:bottom w:val="single" w:color="D9D5C8" w:sz="4" w:space="0"/>
+              <w:right w:val="single" w:color="D9D5C8" w:sz="4" w:space="0"/>
+            </w:tcBorders>
+            <w:shd w:fill="F7F5EF" w:color="auto" w:val="clear"/>
+            <w:tcMar>
+              <w:top w:type="dxa" w:w="55"/>
+              <w:left w:type="dxa" w:w="110"/>
+              <w:bottom w:type="dxa" w:w="55"/>
+              <w:right w:type="dxa" w:w="110"/>
+            </w:tcMar>
+          </w:tcPr>
+          <w:p>
+            <w:pPr>
+              <w:spacing w:after="60"/>
+            </w:pPr>
+            <w:r>
+              <w:rPr>
+                <w:b/>
+                <w:bCs/>
+                <w:i w:val="false"/>
+                <w:iCs w:val="false"/>
+                <w:color w:val="1B2A4A"/>
+                <w:sz w:val="21"/>
+                <w:szCs w:val="21"/>
+                <w:rFonts w:ascii="Calibri" w:cs="Calibri" w:eastAsia="Calibri" w:hAnsi="Calibri"/>
+              </w:rPr>
+              <w:t xml:space="preserve">MTSS ROUTING</w:t>
+            </w:r>
+          </w:p>
+          <w:p>
+            <w:pPr>
+              <w:spacing w:after="40"/>
+            </w:pPr>
+            <w:r>
+              <w:rPr>
+                <w:b w:val="false"/>
+                <w:bCs w:val="false"/>
+                <w:i w:val="false"/>
+                <w:iCs w:val="false"/>
+                <w:color w:val="1A1A1A"/>
+                <w:sz w:val="22"/>
+                <w:szCs w:val="22"/>
+                <w:rFonts w:ascii="Calibri" w:cs="Calibri" w:eastAsia="Calibri" w:hAnsi="Calibri"/>
+              </w:rPr>
+              <w:t xml:space="preserve">Tier 2 — Small-group (Tier 2) reteach targeting the signaled misconception (10–15 min, organizer + worked example), then re-assess with a parallel item.</w:t>
+            </w:r>
+          </w:p>
+          <w:p>
+            <w:pPr>
+              <w:spacing w:after="40"/>
+            </w:pPr>
+            <w:r>
+              <w:rPr>
+                <w:b w:val="false"/>
+                <w:bCs w:val="false"/>
+                <w:i w:val="false"/>
+                <w:iCs w:val="false"/>
+                <w:color w:val="1A1A1A"/>
+                <w:sz w:val="22"/>
+                <w:szCs w:val="22"/>
+                <w:rFonts w:ascii="Calibri" w:cs="Calibri" w:eastAsia="Calibri" w:hAnsi="Calibri"/>
+              </w:rPr>
+              <w:t xml:space="preserve">Tier 3 — If it persists across parallel forms (Tier 3): intensive 1:1 with concrete→representational→abstract scaffolding + think-aloud; progress-monitor weekly toward the same standard.</w:t>
+            </w:r>
+          </w:p>
+        </w:tc>
+      </w:tr>
+    </w:tbl>
+    <w:p>
+      <w:pPr>
+        <w:pStyle w:val="Heading3"/>
+        <w:keepNext/>
+        <w:spacing w:before="150" w:after="90"/>
+      </w:pPr>
+      <w:r>
+        <w:rPr>
+          <w:b/>
+          <w:bCs/>
+          <w:i w:val="false"/>
+          <w:iCs w:val="false"/>
+          <w:color w:val="B22234"/>
+          <w:sz w:val="24"/>
+          <w:szCs w:val="24"/>
+          <w:rFonts w:ascii="Calibri" w:cs="Calibri" w:eastAsia="Calibri" w:hAnsi="Calibri"/>
+        </w:rPr>
+        <w:t xml:space="preserve">Item 3 — GC.25 · DOK 1</w:t>
+      </w:r>
+    </w:p>
+    <w:p>
+      <w:pPr>
+        <w:spacing w:after="80"/>
+      </w:pPr>
+      <w:r>
+        <w:rPr>
+          <w:b/>
+          <w:bCs/>
+          <w:i w:val="false"/>
+          <w:iCs w:val="false"/>
+          <w:color w:val="1B2A4A"/>
+          <w:sz w:val="22"/>
+          <w:szCs w:val="22"/>
+          <w:rFonts w:ascii="Calibri" w:cs="Calibri" w:eastAsia="Calibri" w:hAnsi="Calibri"/>
+        </w:rPr>
+        <w:t xml:space="preserve">If missed:  </w:t>
+      </w:r>
+      <w:r>
+        <w:rPr>
+          <w:b w:val="false"/>
+          <w:bCs w:val="false"/>
+          <w:i w:val="false"/>
+          <w:iCs w:val="false"/>
+          <w:color w:val="1A1A1A"/>
+          <w:sz w:val="22"/>
+          <w:szCs w:val="22"/>
+          <w:rFonts w:ascii="Calibri" w:cs="Calibri" w:eastAsia="Calibri" w:hAnsi="Calibri"/>
+        </w:rPr>
+        <w:t xml:space="preserve">Revisit “Rights of the Accused (4th–8th Amendments)” using the unit's Cornell notes + the standard's graphic organizer; re-check with the Exit Ticket, then re-assess with a parallel-form item.</w:t>
+      </w:r>
+    </w:p>
+    <w:tbl>
+      <w:tblPr>
+        <w:tblW w:type="dxa" w:w="9648"/>
+        <w:tblBorders>
+          <w:top w:val="single" w:color="auto" w:sz="4"/>
+          <w:left w:val="single" w:color="auto" w:sz="4"/>
+          <w:bottom w:val="single" w:color="auto" w:sz="4"/>
+          <w:right w:val="single" w:color="auto" w:sz="4"/>
+          <w:insideH w:val="single" w:color="auto" w:sz="4"/>
+          <w:insideV w:val="single" w:color="auto" w:sz="4"/>
+        </w:tblBorders>
+      </w:tblPr>
+      <w:tblGrid>
+        <w:gridCol w:w="900"/>
+        <w:gridCol w:w="4400"/>
+        <w:gridCol w:w="4348"/>
+      </w:tblGrid>
+      <w:tr>
+        <w:trPr>
+          <w:tblHeader/>
+        </w:trPr>
+        <w:tc>
+          <w:tcPr>
+            <w:tcW w:type="dxa" w:w="900"/>
+            <w:tcBorders>
+              <w:top w:val="single" w:color="D9D5C8" w:sz="4" w:space="0"/>
+              <w:left w:val="single" w:color="D9D5C8" w:sz="4" w:space="0"/>
+              <w:bottom w:val="single" w:color="D9D5C8" w:sz="4" w:space="0"/>
+              <w:right w:val="single" w:color="D9D5C8" w:sz="4" w:space="0"/>
+            </w:tcBorders>
+            <w:shd w:fill="1B2A4A" w:color="auto" w:val="clear"/>
+            <w:tcMar>
+              <w:top w:type="dxa" w:w="55"/>
+              <w:left w:type="dxa" w:w="110"/>
+              <w:bottom w:type="dxa" w:w="55"/>
+              <w:right w:type="dxa" w:w="110"/>
+            </w:tcMar>
+          </w:tcPr>
+          <w:p>
+            <w:pPr>
+              <w:spacing w:after="0"/>
+            </w:pPr>
+            <w:r>
+              <w:rPr>
+                <w:b/>
+                <w:bCs/>
+                <w:i w:val="false"/>
+                <w:iCs w:val="false"/>
+                <w:color w:val="FFFFFF"/>
+                <w:sz w:val="18"/>
+                <w:szCs w:val="18"/>
+                <w:rFonts w:ascii="Calibri" w:cs="Calibri" w:eastAsia="Calibri" w:hAnsi="Calibri"/>
+              </w:rPr>
+              <w:t xml:space="preserve">Wrong choice</w:t>
+            </w:r>
+          </w:p>
+        </w:tc>
+        <w:tc>
+          <w:tcPr>
+            <w:tcW w:type="dxa" w:w="4400"/>
+            <w:tcBorders>
+              <w:top w:val="single" w:color="D9D5C8" w:sz="4" w:space="0"/>
+              <w:left w:val="single" w:color="D9D5C8" w:sz="4" w:space="0"/>
+              <w:bottom w:val="single" w:color="D9D5C8" w:sz="4" w:space="0"/>
+              <w:right w:val="single" w:color="D9D5C8" w:sz="4" w:space="0"/>
+            </w:tcBorders>
+            <w:shd w:fill="1B2A4A" w:color="auto" w:val="clear"/>
+            <w:tcMar>
+              <w:top w:type="dxa" w:w="55"/>
+              <w:left w:type="dxa" w:w="110"/>
+              <w:bottom w:type="dxa" w:w="55"/>
+              <w:right w:type="dxa" w:w="110"/>
+            </w:tcMar>
+          </w:tcPr>
+          <w:p>
+            <w:pPr>
+              <w:spacing w:after="0"/>
+            </w:pPr>
+            <w:r>
+              <w:rPr>
+                <w:b/>
+                <w:bCs/>
+                <w:i w:val="false"/>
+                <w:iCs w:val="false"/>
+                <w:color w:val="FFFFFF"/>
+                <w:sz w:val="18"/>
+                <w:szCs w:val="18"/>
+                <w:rFonts w:ascii="Calibri" w:cs="Calibri" w:eastAsia="Calibri" w:hAnsi="Calibri"/>
+              </w:rPr>
+              <w:t xml:space="preserve">Signals misconception</w:t>
+            </w:r>
+          </w:p>
+        </w:tc>
+        <w:tc>
+          <w:tcPr>
+            <w:tcW w:type="dxa" w:w="4348"/>
+            <w:tcBorders>
+              <w:top w:val="single" w:color="D9D5C8" w:sz="4" w:space="0"/>
+              <w:left w:val="single" w:color="D9D5C8" w:sz="4" w:space="0"/>
+              <w:bottom w:val="single" w:color="D9D5C8" w:sz="4" w:space="0"/>
+              <w:right w:val="single" w:color="D9D5C8" w:sz="4" w:space="0"/>
+            </w:tcBorders>
+            <w:shd w:fill="1B2A4A" w:color="auto" w:val="clear"/>
+            <w:tcMar>
+              <w:top w:type="dxa" w:w="55"/>
+              <w:left w:type="dxa" w:w="110"/>
+              <w:bottom w:type="dxa" w:w="55"/>
+              <w:right w:type="dxa" w:w="110"/>
+            </w:tcMar>
+          </w:tcPr>
+          <w:p>
+            <w:pPr>
+              <w:spacing w:after="0"/>
+            </w:pPr>
+            <w:r>
+              <w:rPr>
+                <w:b/>
+                <w:bCs/>
+                <w:i w:val="false"/>
+                <w:iCs w:val="false"/>
+                <w:color w:val="FFFFFF"/>
+                <w:sz w:val="18"/>
+                <w:szCs w:val="18"/>
+                <w:rFonts w:ascii="Calibri" w:cs="Calibri" w:eastAsia="Calibri" w:hAnsi="Calibri"/>
+              </w:rPr>
+              <w:t xml:space="preserve">Targeted reteach</w:t>
+            </w:r>
+          </w:p>
+        </w:tc>
+      </w:tr>
+      <w:tr>
+        <w:tc>
+          <w:tcPr>
+            <w:tcW w:type="dxa" w:w="900"/>
+            <w:tcBorders>
+              <w:top w:val="single" w:color="D9D5C8" w:sz="4" w:space="0"/>
+              <w:left w:val="single" w:color="D9D5C8" w:sz="4" w:space="0"/>
+              <w:bottom w:val="single" w:color="D9D5C8" w:sz="4" w:space="0"/>
+              <w:right w:val="single" w:color="D9D5C8" w:sz="4" w:space="0"/>
+            </w:tcBorders>
+            <w:tcMar>
+              <w:top w:type="dxa" w:w="55"/>
+              <w:left w:type="dxa" w:w="110"/>
+              <w:bottom w:type="dxa" w:w="55"/>
+              <w:right w:type="dxa" w:w="110"/>
+            </w:tcMar>
+          </w:tcPr>
+          <w:p>
+            <w:pPr>
+              <w:spacing w:after="0"/>
+            </w:pPr>
+            <w:r>
+              <w:rPr>
+                <w:b w:val="false"/>
+                <w:bCs w:val="false"/>
+                <w:i w:val="false"/>
+                <w:iCs w:val="false"/>
+                <w:color w:val="1A1A1A"/>
+                <w:sz w:val="18"/>
+                <w:szCs w:val="18"/>
+                <w:rFonts w:ascii="Calibri" w:cs="Calibri" w:eastAsia="Calibri" w:hAnsi="Calibri"/>
+              </w:rPr>
+              <w:t xml:space="preserve">A</w:t>
+            </w:r>
+          </w:p>
+        </w:tc>
+        <w:tc>
+          <w:tcPr>
+            <w:tcW w:type="dxa" w:w="4400"/>
+            <w:tcBorders>
+              <w:top w:val="single" w:color="D9D5C8" w:sz="4" w:space="0"/>
+              <w:left w:val="single" w:color="D9D5C8" w:sz="4" w:space="0"/>
+              <w:bottom w:val="single" w:color="D9D5C8" w:sz="4" w:space="0"/>
+              <w:right w:val="single" w:color="D9D5C8" w:sz="4" w:space="0"/>
+            </w:tcBorders>
+            <w:tcMar>
+              <w:top w:type="dxa" w:w="55"/>
+              <w:left w:type="dxa" w:w="110"/>
+              <w:bottom w:type="dxa" w:w="55"/>
+              <w:right w:type="dxa" w:w="110"/>
+            </w:tcMar>
+          </w:tcPr>
+          <w:p>
+            <w:pPr>
+              <w:spacing w:after="0"/>
+            </w:pPr>
+            <w:r>
+              <w:rPr>
+                <w:b w:val="false"/>
+                <w:bCs w:val="false"/>
+                <w:i w:val="false"/>
+                <w:iCs w:val="false"/>
+                <w:color w:val="1A1A1A"/>
+                <w:sz w:val="18"/>
+                <w:szCs w:val="18"/>
+                <w:rFonts w:ascii="Calibri" w:cs="Calibri" w:eastAsia="Calibri" w:hAnsi="Calibri"/>
+              </w:rPr>
+              <w:t xml:space="preserve">Mapp established the exclusionary rule, not the right to counsel.</w:t>
+            </w:r>
+          </w:p>
+        </w:tc>
+        <w:tc>
+          <w:tcPr>
+            <w:tcW w:type="dxa" w:w="4348"/>
+            <w:tcBorders>
+              <w:top w:val="single" w:color="D9D5C8" w:sz="4" w:space="0"/>
+              <w:left w:val="single" w:color="D9D5C8" w:sz="4" w:space="0"/>
+              <w:bottom w:val="single" w:color="D9D5C8" w:sz="4" w:space="0"/>
+              <w:right w:val="single" w:color="D9D5C8" w:sz="4" w:space="0"/>
+            </w:tcBorders>
+            <w:tcMar>
+              <w:top w:type="dxa" w:w="55"/>
+              <w:left w:type="dxa" w:w="110"/>
+              <w:bottom w:type="dxa" w:w="55"/>
+              <w:right w:type="dxa" w:w="110"/>
+            </w:tcMar>
+          </w:tcPr>
+          <w:p>
+            <w:pPr>
+              <w:spacing w:after="0"/>
+            </w:pPr>
+            <w:r>
+              <w:rPr>
+                <w:b w:val="false"/>
+                <w:bCs w:val="false"/>
+                <w:i w:val="false"/>
+                <w:iCs w:val="false"/>
+                <w:color w:val="1A1A1A"/>
+                <w:sz w:val="18"/>
+                <w:szCs w:val="18"/>
+                <w:rFonts w:ascii="Calibri" w:cs="Calibri" w:eastAsia="Calibri" w:hAnsi="Calibri"/>
+              </w:rPr>
+              <w:t xml:space="preserve">contrast the near-miss with the precise answer</w:t>
+            </w:r>
+          </w:p>
+        </w:tc>
+      </w:tr>
+      <w:tr>
+        <w:tc>
+          <w:tcPr>
+            <w:tcW w:type="dxa" w:w="900"/>
+            <w:tcBorders>
+              <w:top w:val="single" w:color="D9D5C8" w:sz="4" w:space="0"/>
+              <w:left w:val="single" w:color="D9D5C8" w:sz="4" w:space="0"/>
+              <w:bottom w:val="single" w:color="D9D5C8" w:sz="4" w:space="0"/>
+              <w:right w:val="single" w:color="D9D5C8" w:sz="4" w:space="0"/>
+            </w:tcBorders>
+            <w:tcMar>
+              <w:top w:type="dxa" w:w="55"/>
+              <w:left w:type="dxa" w:w="110"/>
+              <w:bottom w:type="dxa" w:w="55"/>
+              <w:right w:type="dxa" w:w="110"/>
+            </w:tcMar>
+          </w:tcPr>
+          <w:p>
+            <w:pPr>
+              <w:spacing w:after="0"/>
+            </w:pPr>
+            <w:r>
+              <w:rPr>
+                <w:b w:val="false"/>
+                <w:bCs w:val="false"/>
+                <w:i w:val="false"/>
+                <w:iCs w:val="false"/>
+                <w:color w:val="1A1A1A"/>
+                <w:sz w:val="18"/>
+                <w:szCs w:val="18"/>
+                <w:rFonts w:ascii="Calibri" w:cs="Calibri" w:eastAsia="Calibri" w:hAnsi="Calibri"/>
+              </w:rPr>
+              <w:t xml:space="preserve">C</w:t>
+            </w:r>
+          </w:p>
+        </w:tc>
+        <w:tc>
+          <w:tcPr>
+            <w:tcW w:type="dxa" w:w="4400"/>
+            <w:tcBorders>
+              <w:top w:val="single" w:color="D9D5C8" w:sz="4" w:space="0"/>
+              <w:left w:val="single" w:color="D9D5C8" w:sz="4" w:space="0"/>
+              <w:bottom w:val="single" w:color="D9D5C8" w:sz="4" w:space="0"/>
+              <w:right w:val="single" w:color="D9D5C8" w:sz="4" w:space="0"/>
+            </w:tcBorders>
+            <w:tcMar>
+              <w:top w:type="dxa" w:w="55"/>
+              <w:left w:type="dxa" w:w="110"/>
+              <w:bottom w:type="dxa" w:w="55"/>
+              <w:right w:type="dxa" w:w="110"/>
+            </w:tcMar>
+          </w:tcPr>
+          <w:p>
+            <w:pPr>
+              <w:spacing w:after="0"/>
+            </w:pPr>
+            <w:r>
+              <w:rPr>
+                <w:b w:val="false"/>
+                <w:bCs w:val="false"/>
+                <w:i w:val="false"/>
+                <w:iCs w:val="false"/>
+                <w:color w:val="1A1A1A"/>
+                <w:sz w:val="18"/>
+                <w:szCs w:val="18"/>
+                <w:rFonts w:ascii="Calibri" w:cs="Calibri" w:eastAsia="Calibri" w:hAnsi="Calibri"/>
+              </w:rPr>
+              <w:t xml:space="preserve">Miranda concerns warnings and silence, not appointed counsel.</w:t>
+            </w:r>
+          </w:p>
+        </w:tc>
+        <w:tc>
+          <w:tcPr>
+            <w:tcW w:type="dxa" w:w="4348"/>
+            <w:tcBorders>
+              <w:top w:val="single" w:color="D9D5C8" w:sz="4" w:space="0"/>
+              <w:left w:val="single" w:color="D9D5C8" w:sz="4" w:space="0"/>
+              <w:bottom w:val="single" w:color="D9D5C8" w:sz="4" w:space="0"/>
+              <w:right w:val="single" w:color="D9D5C8" w:sz="4" w:space="0"/>
+            </w:tcBorders>
+            <w:tcMar>
+              <w:top w:type="dxa" w:w="55"/>
+              <w:left w:type="dxa" w:w="110"/>
+              <w:bottom w:type="dxa" w:w="55"/>
+              <w:right w:type="dxa" w:w="110"/>
+            </w:tcMar>
+          </w:tcPr>
+          <w:p>
+            <w:pPr>
+              <w:spacing w:after="0"/>
+            </w:pPr>
+            <w:r>
+              <w:rPr>
+                <w:b w:val="false"/>
+                <w:bCs w:val="false"/>
+                <w:i w:val="false"/>
+                <w:iCs w:val="false"/>
+                <w:color w:val="1A1A1A"/>
+                <w:sz w:val="18"/>
+                <w:szCs w:val="18"/>
+                <w:rFonts w:ascii="Calibri" w:cs="Calibri" w:eastAsia="Calibri" w:hAnsi="Calibri"/>
+              </w:rPr>
+              <w:t xml:space="preserve">contrast the near-miss with the precise answer</w:t>
+            </w:r>
+          </w:p>
+        </w:tc>
+      </w:tr>
+      <w:tr>
+        <w:tc>
+          <w:tcPr>
+            <w:tcW w:type="dxa" w:w="900"/>
+            <w:tcBorders>
+              <w:top w:val="single" w:color="D9D5C8" w:sz="4" w:space="0"/>
+              <w:left w:val="single" w:color="D9D5C8" w:sz="4" w:space="0"/>
+              <w:bottom w:val="single" w:color="D9D5C8" w:sz="4" w:space="0"/>
+              <w:right w:val="single" w:color="D9D5C8" w:sz="4" w:space="0"/>
+            </w:tcBorders>
+            <w:tcMar>
+              <w:top w:type="dxa" w:w="55"/>
+              <w:left w:type="dxa" w:w="110"/>
+              <w:bottom w:type="dxa" w:w="55"/>
+              <w:right w:type="dxa" w:w="110"/>
+            </w:tcMar>
+          </w:tcPr>
+          <w:p>
+            <w:pPr>
+              <w:spacing w:after="0"/>
+            </w:pPr>
+            <w:r>
+              <w:rPr>
+                <w:b w:val="false"/>
+                <w:bCs w:val="false"/>
+                <w:i w:val="false"/>
+                <w:iCs w:val="false"/>
+                <w:color w:val="1A1A1A"/>
+                <w:sz w:val="18"/>
+                <w:szCs w:val="18"/>
+                <w:rFonts w:ascii="Calibri" w:cs="Calibri" w:eastAsia="Calibri" w:hAnsi="Calibri"/>
+              </w:rPr>
+              <w:t xml:space="preserve">D</w:t>
+            </w:r>
+          </w:p>
+        </w:tc>
+        <w:tc>
+          <w:tcPr>
+            <w:tcW w:type="dxa" w:w="4400"/>
+            <w:tcBorders>
+              <w:top w:val="single" w:color="D9D5C8" w:sz="4" w:space="0"/>
+              <w:left w:val="single" w:color="D9D5C8" w:sz="4" w:space="0"/>
+              <w:bottom w:val="single" w:color="D9D5C8" w:sz="4" w:space="0"/>
+              <w:right w:val="single" w:color="D9D5C8" w:sz="4" w:space="0"/>
+            </w:tcBorders>
+            <w:tcMar>
+              <w:top w:type="dxa" w:w="55"/>
+              <w:left w:type="dxa" w:w="110"/>
+              <w:bottom w:type="dxa" w:w="55"/>
+              <w:right w:type="dxa" w:w="110"/>
+            </w:tcMar>
+          </w:tcPr>
+          <w:p>
+            <w:pPr>
+              <w:spacing w:after="0"/>
+            </w:pPr>
+            <w:r>
+              <w:rPr>
+                <w:b w:val="false"/>
+                <w:bCs w:val="false"/>
+                <w:i w:val="false"/>
+                <w:iCs w:val="false"/>
+                <w:color w:val="1A1A1A"/>
+                <w:sz w:val="18"/>
+                <w:szCs w:val="18"/>
+                <w:rFonts w:ascii="Calibri" w:cs="Calibri" w:eastAsia="Calibri" w:hAnsi="Calibri"/>
+              </w:rPr>
+              <w:t xml:space="preserve">Brown is an equal-protection case, unrelated to right to counsel.</w:t>
+            </w:r>
+          </w:p>
+        </w:tc>
+        <w:tc>
+          <w:tcPr>
+            <w:tcW w:type="dxa" w:w="4348"/>
+            <w:tcBorders>
+              <w:top w:val="single" w:color="D9D5C8" w:sz="4" w:space="0"/>
+              <w:left w:val="single" w:color="D9D5C8" w:sz="4" w:space="0"/>
+              <w:bottom w:val="single" w:color="D9D5C8" w:sz="4" w:space="0"/>
+              <w:right w:val="single" w:color="D9D5C8" w:sz="4" w:space="0"/>
+            </w:tcBorders>
+            <w:tcMar>
+              <w:top w:type="dxa" w:w="55"/>
+              <w:left w:type="dxa" w:w="110"/>
+              <w:bottom w:type="dxa" w:w="55"/>
+              <w:right w:type="dxa" w:w="110"/>
+            </w:tcMar>
+          </w:tcPr>
+          <w:p>
+            <w:pPr>
+              <w:spacing w:after="0"/>
+            </w:pPr>
+            <w:r>
+              <w:rPr>
+                <w:b w:val="false"/>
+                <w:bCs w:val="false"/>
+                <w:i w:val="false"/>
+                <w:iCs w:val="false"/>
+                <w:color w:val="1A1A1A"/>
+                <w:sz w:val="18"/>
+                <w:szCs w:val="18"/>
+                <w:rFonts w:ascii="Calibri" w:cs="Calibri" w:eastAsia="Calibri" w:hAnsi="Calibri"/>
+              </w:rPr>
+              <w:t xml:space="preserve">clarify the boundary with the confused concept</w:t>
+            </w:r>
+          </w:p>
+        </w:tc>
+      </w:tr>
+    </w:tbl>
+    <w:tbl>
+      <w:tblPr>
+        <w:tblW w:type="dxa" w:w="9648"/>
+        <w:tblBorders>
+          <w:top w:val="single" w:color="auto" w:sz="4"/>
+          <w:left w:val="single" w:color="auto" w:sz="4"/>
+          <w:bottom w:val="single" w:color="auto" w:sz="4"/>
+          <w:right w:val="single" w:color="auto" w:sz="4"/>
+          <w:insideH w:val="single" w:color="auto" w:sz="4"/>
+          <w:insideV w:val="single" w:color="auto" w:sz="4"/>
+        </w:tblBorders>
+      </w:tblPr>
+      <w:tblGrid>
+        <w:gridCol w:w="9648"/>
+      </w:tblGrid>
+      <w:tr>
+        <w:tc>
+          <w:tcPr>
+            <w:tcW w:type="dxa" w:w="9648"/>
+            <w:tcBorders>
+              <w:top w:val="single" w:color="D9D5C8" w:sz="4" w:space="0"/>
+              <w:left w:val="single" w:color="D9D5C8" w:sz="4" w:space="0"/>
+              <w:bottom w:val="single" w:color="D9D5C8" w:sz="4" w:space="0"/>
+              <w:right w:val="single" w:color="D9D5C8" w:sz="4" w:space="0"/>
+            </w:tcBorders>
+            <w:shd w:fill="F7F5EF" w:color="auto" w:val="clear"/>
+            <w:tcMar>
+              <w:top w:type="dxa" w:w="55"/>
+              <w:left w:type="dxa" w:w="110"/>
+              <w:bottom w:type="dxa" w:w="55"/>
+              <w:right w:type="dxa" w:w="110"/>
+            </w:tcMar>
+          </w:tcPr>
+          <w:p>
+            <w:pPr>
+              <w:spacing w:after="60"/>
+            </w:pPr>
+            <w:r>
+              <w:rPr>
+                <w:b/>
+                <w:bCs/>
+                <w:i w:val="false"/>
+                <w:iCs w:val="false"/>
+                <w:color w:val="1B2A4A"/>
+                <w:sz w:val="21"/>
+                <w:szCs w:val="21"/>
+                <w:rFonts w:ascii="Calibri" w:cs="Calibri" w:eastAsia="Calibri" w:hAnsi="Calibri"/>
+              </w:rPr>
+              <w:t xml:space="preserve">MTSS ROUTING</w:t>
+            </w:r>
+          </w:p>
+          <w:p>
+            <w:pPr>
+              <w:spacing w:after="40"/>
+            </w:pPr>
+            <w:r>
+              <w:rPr>
+                <w:b w:val="false"/>
+                <w:bCs w:val="false"/>
+                <w:i w:val="false"/>
+                <w:iCs w:val="false"/>
+                <w:color w:val="1A1A1A"/>
+                <w:sz w:val="22"/>
+                <w:szCs w:val="22"/>
+                <w:rFonts w:ascii="Calibri" w:cs="Calibri" w:eastAsia="Calibri" w:hAnsi="Calibri"/>
+              </w:rPr>
+              <w:t xml:space="preserve">Tier 2 — Small-group (Tier 2) reteach targeting the signaled misconception (10–15 min, organizer + worked example), then re-assess with a parallel item.</w:t>
+            </w:r>
+          </w:p>
+          <w:p>
+            <w:pPr>
+              <w:spacing w:after="40"/>
+            </w:pPr>
+            <w:r>
+              <w:rPr>
+                <w:b w:val="false"/>
+                <w:bCs w:val="false"/>
+                <w:i w:val="false"/>
+                <w:iCs w:val="false"/>
+                <w:color w:val="1A1A1A"/>
+                <w:sz w:val="22"/>
+                <w:szCs w:val="22"/>
+                <w:rFonts w:ascii="Calibri" w:cs="Calibri" w:eastAsia="Calibri" w:hAnsi="Calibri"/>
+              </w:rPr>
+              <w:t xml:space="preserve">Tier 3 — If it persists across parallel forms (Tier 3): intensive 1:1 with concrete→representational→abstract scaffolding + think-aloud; progress-monitor weekly toward the same standard.</w:t>
+            </w:r>
+          </w:p>
+        </w:tc>
+      </w:tr>
+    </w:tbl>
+    <w:p>
+      <w:pPr>
+        <w:pStyle w:val="Heading3"/>
+        <w:keepNext/>
+        <w:spacing w:before="150" w:after="90"/>
+      </w:pPr>
+      <w:r>
+        <w:rPr>
+          <w:b/>
+          <w:bCs/>
+          <w:i w:val="false"/>
+          <w:iCs w:val="false"/>
+          <w:color w:val="B22234"/>
+          <w:sz w:val="24"/>
+          <w:szCs w:val="24"/>
+          <w:rFonts w:ascii="Calibri" w:cs="Calibri" w:eastAsia="Calibri" w:hAnsi="Calibri"/>
+        </w:rPr>
+        <w:t xml:space="preserve">Item 4 — GC.26 · DOK 2</w:t>
+      </w:r>
+    </w:p>
+    <w:p>
+      <w:pPr>
+        <w:spacing w:after="80"/>
+      </w:pPr>
+      <w:r>
+        <w:rPr>
+          <w:b/>
+          <w:bCs/>
+          <w:i w:val="false"/>
+          <w:iCs w:val="false"/>
+          <w:color w:val="1B2A4A"/>
+          <w:sz w:val="22"/>
+          <w:szCs w:val="22"/>
+          <w:rFonts w:ascii="Calibri" w:cs="Calibri" w:eastAsia="Calibri" w:hAnsi="Calibri"/>
+        </w:rPr>
+        <w:t xml:space="preserve">If missed:  </w:t>
+      </w:r>
+      <w:r>
+        <w:rPr>
+          <w:b w:val="false"/>
+          <w:bCs w:val="false"/>
+          <w:i w:val="false"/>
+          <w:iCs w:val="false"/>
+          <w:color w:val="1A1A1A"/>
+          <w:sz w:val="22"/>
+          <w:szCs w:val="22"/>
+          <w:rFonts w:ascii="Calibri" w:cs="Calibri" w:eastAsia="Calibri" w:hAnsi="Calibri"/>
+        </w:rPr>
+        <w:t xml:space="preserve">Revisit “The 14th Amendment — Equal Protection &amp; Due Process” using the unit's Cornell notes + the standard's graphic organizer; re-check with the Exit Ticket, then re-assess with a parallel-form item.</w:t>
+      </w:r>
+    </w:p>
+    <w:tbl>
+      <w:tblPr>
+        <w:tblW w:type="dxa" w:w="9648"/>
+        <w:tblBorders>
+          <w:top w:val="single" w:color="auto" w:sz="4"/>
+          <w:left w:val="single" w:color="auto" w:sz="4"/>
+          <w:bottom w:val="single" w:color="auto" w:sz="4"/>
+          <w:right w:val="single" w:color="auto" w:sz="4"/>
+          <w:insideH w:val="single" w:color="auto" w:sz="4"/>
+          <w:insideV w:val="single" w:color="auto" w:sz="4"/>
+        </w:tblBorders>
+      </w:tblPr>
+      <w:tblGrid>
+        <w:gridCol w:w="900"/>
+        <w:gridCol w:w="4400"/>
+        <w:gridCol w:w="4348"/>
+      </w:tblGrid>
+      <w:tr>
+        <w:trPr>
+          <w:tblHeader/>
+        </w:trPr>
+        <w:tc>
+          <w:tcPr>
+            <w:tcW w:type="dxa" w:w="900"/>
+            <w:tcBorders>
+              <w:top w:val="single" w:color="D9D5C8" w:sz="4" w:space="0"/>
+              <w:left w:val="single" w:color="D9D5C8" w:sz="4" w:space="0"/>
+              <w:bottom w:val="single" w:color="D9D5C8" w:sz="4" w:space="0"/>
+              <w:right w:val="single" w:color="D9D5C8" w:sz="4" w:space="0"/>
+            </w:tcBorders>
+            <w:shd w:fill="1B2A4A" w:color="auto" w:val="clear"/>
+            <w:tcMar>
+              <w:top w:type="dxa" w:w="55"/>
+              <w:left w:type="dxa" w:w="110"/>
+              <w:bottom w:type="dxa" w:w="55"/>
+              <w:right w:type="dxa" w:w="110"/>
+            </w:tcMar>
+          </w:tcPr>
+          <w:p>
+            <w:pPr>
+              <w:spacing w:after="0"/>
+            </w:pPr>
+            <w:r>
+              <w:rPr>
+                <w:b/>
+                <w:bCs/>
+                <w:i w:val="false"/>
+                <w:iCs w:val="false"/>
+                <w:color w:val="FFFFFF"/>
+                <w:sz w:val="18"/>
+                <w:szCs w:val="18"/>
+                <w:rFonts w:ascii="Calibri" w:cs="Calibri" w:eastAsia="Calibri" w:hAnsi="Calibri"/>
+              </w:rPr>
+              <w:t xml:space="preserve">Wrong choice</w:t>
+            </w:r>
+          </w:p>
+        </w:tc>
+        <w:tc>
+          <w:tcPr>
+            <w:tcW w:type="dxa" w:w="4400"/>
+            <w:tcBorders>
+              <w:top w:val="single" w:color="D9D5C8" w:sz="4" w:space="0"/>
+              <w:left w:val="single" w:color="D9D5C8" w:sz="4" w:space="0"/>
+              <w:bottom w:val="single" w:color="D9D5C8" w:sz="4" w:space="0"/>
+              <w:right w:val="single" w:color="D9D5C8" w:sz="4" w:space="0"/>
+            </w:tcBorders>
+            <w:shd w:fill="1B2A4A" w:color="auto" w:val="clear"/>
+            <w:tcMar>
+              <w:top w:type="dxa" w:w="55"/>
+              <w:left w:type="dxa" w:w="110"/>
+              <w:bottom w:type="dxa" w:w="55"/>
+              <w:right w:type="dxa" w:w="110"/>
+            </w:tcMar>
+          </w:tcPr>
+          <w:p>
+            <w:pPr>
+              <w:spacing w:after="0"/>
+            </w:pPr>
+            <w:r>
+              <w:rPr>
+                <w:b/>
+                <w:bCs/>
+                <w:i w:val="false"/>
+                <w:iCs w:val="false"/>
+                <w:color w:val="FFFFFF"/>
+                <w:sz w:val="18"/>
+                <w:szCs w:val="18"/>
+                <w:rFonts w:ascii="Calibri" w:cs="Calibri" w:eastAsia="Calibri" w:hAnsi="Calibri"/>
+              </w:rPr>
+              <w:t xml:space="preserve">Signals misconception</w:t>
+            </w:r>
+          </w:p>
+        </w:tc>
+        <w:tc>
+          <w:tcPr>
+            <w:tcW w:type="dxa" w:w="4348"/>
+            <w:tcBorders>
+              <w:top w:val="single" w:color="D9D5C8" w:sz="4" w:space="0"/>
+              <w:left w:val="single" w:color="D9D5C8" w:sz="4" w:space="0"/>
+              <w:bottom w:val="single" w:color="D9D5C8" w:sz="4" w:space="0"/>
+              <w:right w:val="single" w:color="D9D5C8" w:sz="4" w:space="0"/>
+            </w:tcBorders>
+            <w:shd w:fill="1B2A4A" w:color="auto" w:val="clear"/>
+            <w:tcMar>
+              <w:top w:type="dxa" w:w="55"/>
+              <w:left w:type="dxa" w:w="110"/>
+              <w:bottom w:type="dxa" w:w="55"/>
+              <w:right w:type="dxa" w:w="110"/>
+            </w:tcMar>
+          </w:tcPr>
+          <w:p>
+            <w:pPr>
+              <w:spacing w:after="0"/>
+            </w:pPr>
+            <w:r>
+              <w:rPr>
+                <w:b/>
+                <w:bCs/>
+                <w:i w:val="false"/>
+                <w:iCs w:val="false"/>
+                <w:color w:val="FFFFFF"/>
+                <w:sz w:val="18"/>
+                <w:szCs w:val="18"/>
+                <w:rFonts w:ascii="Calibri" w:cs="Calibri" w:eastAsia="Calibri" w:hAnsi="Calibri"/>
+              </w:rPr>
+              <w:t xml:space="preserve">Targeted reteach</w:t>
+            </w:r>
+          </w:p>
+        </w:tc>
+      </w:tr>
+      <w:tr>
+        <w:tc>
+          <w:tcPr>
+            <w:tcW w:type="dxa" w:w="900"/>
+            <w:tcBorders>
+              <w:top w:val="single" w:color="D9D5C8" w:sz="4" w:space="0"/>
+              <w:left w:val="single" w:color="D9D5C8" w:sz="4" w:space="0"/>
+              <w:bottom w:val="single" w:color="D9D5C8" w:sz="4" w:space="0"/>
+              <w:right w:val="single" w:color="D9D5C8" w:sz="4" w:space="0"/>
+            </w:tcBorders>
+            <w:tcMar>
+              <w:top w:type="dxa" w:w="55"/>
+              <w:left w:type="dxa" w:w="110"/>
+              <w:bottom w:type="dxa" w:w="55"/>
+              <w:right w:type="dxa" w:w="110"/>
+            </w:tcMar>
+          </w:tcPr>
+          <w:p>
+            <w:pPr>
+              <w:spacing w:after="0"/>
+            </w:pPr>
+            <w:r>
+              <w:rPr>
+                <w:b w:val="false"/>
+                <w:bCs w:val="false"/>
+                <w:i w:val="false"/>
+                <w:iCs w:val="false"/>
+                <w:color w:val="1A1A1A"/>
+                <w:sz w:val="18"/>
+                <w:szCs w:val="18"/>
+                <w:rFonts w:ascii="Calibri" w:cs="Calibri" w:eastAsia="Calibri" w:hAnsi="Calibri"/>
+              </w:rPr>
+              <w:t xml:space="preserve">A</w:t>
+            </w:r>
+          </w:p>
+        </w:tc>
+        <w:tc>
+          <w:tcPr>
+            <w:tcW w:type="dxa" w:w="4400"/>
+            <w:tcBorders>
+              <w:top w:val="single" w:color="D9D5C8" w:sz="4" w:space="0"/>
+              <w:left w:val="single" w:color="D9D5C8" w:sz="4" w:space="0"/>
+              <w:bottom w:val="single" w:color="D9D5C8" w:sz="4" w:space="0"/>
+              <w:right w:val="single" w:color="D9D5C8" w:sz="4" w:space="0"/>
+            </w:tcBorders>
+            <w:tcMar>
+              <w:top w:type="dxa" w:w="55"/>
+              <w:left w:type="dxa" w:w="110"/>
+              <w:bottom w:type="dxa" w:w="55"/>
+              <w:right w:type="dxa" w:w="110"/>
+            </w:tcMar>
+          </w:tcPr>
+          <w:p>
+            <w:pPr>
+              <w:spacing w:after="0"/>
+            </w:pPr>
+            <w:r>
+              <w:rPr>
+                <w:b w:val="false"/>
+                <w:bCs w:val="false"/>
+                <w:i w:val="false"/>
+                <w:iCs w:val="false"/>
+                <w:color w:val="1A1A1A"/>
+                <w:sz w:val="18"/>
+                <w:szCs w:val="18"/>
+                <w:rFonts w:ascii="Calibri" w:cs="Calibri" w:eastAsia="Calibri" w:hAnsi="Calibri"/>
+              </w:rPr>
+              <w:t xml:space="preserve">Schenck rests on the First Amendment, not equal protection.</w:t>
+            </w:r>
+          </w:p>
+        </w:tc>
+        <w:tc>
+          <w:tcPr>
+            <w:tcW w:type="dxa" w:w="4348"/>
+            <w:tcBorders>
+              <w:top w:val="single" w:color="D9D5C8" w:sz="4" w:space="0"/>
+              <w:left w:val="single" w:color="D9D5C8" w:sz="4" w:space="0"/>
+              <w:bottom w:val="single" w:color="D9D5C8" w:sz="4" w:space="0"/>
+              <w:right w:val="single" w:color="D9D5C8" w:sz="4" w:space="0"/>
+            </w:tcBorders>
+            <w:tcMar>
+              <w:top w:type="dxa" w:w="55"/>
+              <w:left w:type="dxa" w:w="110"/>
+              <w:bottom w:type="dxa" w:w="55"/>
+              <w:right w:type="dxa" w:w="110"/>
+            </w:tcMar>
+          </w:tcPr>
+          <w:p>
+            <w:pPr>
+              <w:spacing w:after="0"/>
+            </w:pPr>
+            <w:r>
+              <w:rPr>
+                <w:b w:val="false"/>
+                <w:bCs w:val="false"/>
+                <w:i w:val="false"/>
+                <w:iCs w:val="false"/>
+                <w:color w:val="1A1A1A"/>
+                <w:sz w:val="18"/>
+                <w:szCs w:val="18"/>
+                <w:rFonts w:ascii="Calibri" w:cs="Calibri" w:eastAsia="Calibri" w:hAnsi="Calibri"/>
+              </w:rPr>
+              <w:t xml:space="preserve">clarify the boundary with the confused concept</w:t>
+            </w:r>
+          </w:p>
+        </w:tc>
+      </w:tr>
+      <w:tr>
+        <w:tc>
+          <w:tcPr>
+            <w:tcW w:type="dxa" w:w="900"/>
+            <w:tcBorders>
+              <w:top w:val="single" w:color="D9D5C8" w:sz="4" w:space="0"/>
+              <w:left w:val="single" w:color="D9D5C8" w:sz="4" w:space="0"/>
+              <w:bottom w:val="single" w:color="D9D5C8" w:sz="4" w:space="0"/>
+              <w:right w:val="single" w:color="D9D5C8" w:sz="4" w:space="0"/>
+            </w:tcBorders>
+            <w:tcMar>
+              <w:top w:type="dxa" w:w="55"/>
+              <w:left w:type="dxa" w:w="110"/>
+              <w:bottom w:type="dxa" w:w="55"/>
+              <w:right w:type="dxa" w:w="110"/>
+            </w:tcMar>
+          </w:tcPr>
+          <w:p>
+            <w:pPr>
+              <w:spacing w:after="0"/>
+            </w:pPr>
+            <w:r>
+              <w:rPr>
+                <w:b w:val="false"/>
+                <w:bCs w:val="false"/>
+                <w:i w:val="false"/>
+                <w:iCs w:val="false"/>
+                <w:color w:val="1A1A1A"/>
+                <w:sz w:val="18"/>
+                <w:szCs w:val="18"/>
+                <w:rFonts w:ascii="Calibri" w:cs="Calibri" w:eastAsia="Calibri" w:hAnsi="Calibri"/>
+              </w:rPr>
+              <w:t xml:space="preserve">B</w:t>
+            </w:r>
+          </w:p>
+        </w:tc>
+        <w:tc>
+          <w:tcPr>
+            <w:tcW w:type="dxa" w:w="4400"/>
+            <w:tcBorders>
+              <w:top w:val="single" w:color="D9D5C8" w:sz="4" w:space="0"/>
+              <w:left w:val="single" w:color="D9D5C8" w:sz="4" w:space="0"/>
+              <w:bottom w:val="single" w:color="D9D5C8" w:sz="4" w:space="0"/>
+              <w:right w:val="single" w:color="D9D5C8" w:sz="4" w:space="0"/>
+            </w:tcBorders>
+            <w:tcMar>
+              <w:top w:type="dxa" w:w="55"/>
+              <w:left w:type="dxa" w:w="110"/>
+              <w:bottom w:type="dxa" w:w="55"/>
+              <w:right w:type="dxa" w:w="110"/>
+            </w:tcMar>
+          </w:tcPr>
+          <w:p>
+            <w:pPr>
+              <w:spacing w:after="0"/>
+            </w:pPr>
+            <w:r>
+              <w:rPr>
+                <w:b w:val="false"/>
+                <w:bCs w:val="false"/>
+                <w:i w:val="false"/>
+                <w:iCs w:val="false"/>
+                <w:color w:val="1A1A1A"/>
+                <w:sz w:val="18"/>
+                <w:szCs w:val="18"/>
+                <w:rFonts w:ascii="Calibri" w:cs="Calibri" w:eastAsia="Calibri" w:hAnsi="Calibri"/>
+              </w:rPr>
+              <w:t xml:space="preserve">Heller rests on the Second Amendment, not equal protection.</w:t>
+            </w:r>
+          </w:p>
+        </w:tc>
+        <w:tc>
+          <w:tcPr>
+            <w:tcW w:type="dxa" w:w="4348"/>
+            <w:tcBorders>
+              <w:top w:val="single" w:color="D9D5C8" w:sz="4" w:space="0"/>
+              <w:left w:val="single" w:color="D9D5C8" w:sz="4" w:space="0"/>
+              <w:bottom w:val="single" w:color="D9D5C8" w:sz="4" w:space="0"/>
+              <w:right w:val="single" w:color="D9D5C8" w:sz="4" w:space="0"/>
+            </w:tcBorders>
+            <w:tcMar>
+              <w:top w:type="dxa" w:w="55"/>
+              <w:left w:type="dxa" w:w="110"/>
+              <w:bottom w:type="dxa" w:w="55"/>
+              <w:right w:type="dxa" w:w="110"/>
+            </w:tcMar>
+          </w:tcPr>
+          <w:p>
+            <w:pPr>
+              <w:spacing w:after="0"/>
+            </w:pPr>
+            <w:r>
+              <w:rPr>
+                <w:b w:val="false"/>
+                <w:bCs w:val="false"/>
+                <w:i w:val="false"/>
+                <w:iCs w:val="false"/>
+                <w:color w:val="1A1A1A"/>
+                <w:sz w:val="18"/>
+                <w:szCs w:val="18"/>
+                <w:rFonts w:ascii="Calibri" w:cs="Calibri" w:eastAsia="Calibri" w:hAnsi="Calibri"/>
+              </w:rPr>
+              <w:t xml:space="preserve">clarify the boundary with the confused concept</w:t>
+            </w:r>
+          </w:p>
+        </w:tc>
+      </w:tr>
+      <w:tr>
+        <w:tc>
+          <w:tcPr>
+            <w:tcW w:type="dxa" w:w="900"/>
+            <w:tcBorders>
+              <w:top w:val="single" w:color="D9D5C8" w:sz="4" w:space="0"/>
+              <w:left w:val="single" w:color="D9D5C8" w:sz="4" w:space="0"/>
+              <w:bottom w:val="single" w:color="D9D5C8" w:sz="4" w:space="0"/>
+              <w:right w:val="single" w:color="D9D5C8" w:sz="4" w:space="0"/>
+            </w:tcBorders>
+            <w:tcMar>
+              <w:top w:type="dxa" w:w="55"/>
+              <w:left w:type="dxa" w:w="110"/>
+              <w:bottom w:type="dxa" w:w="55"/>
+              <w:right w:type="dxa" w:w="110"/>
+            </w:tcMar>
+          </w:tcPr>
+          <w:p>
+            <w:pPr>
+              <w:spacing w:after="0"/>
+            </w:pPr>
+            <w:r>
+              <w:rPr>
+                <w:b w:val="false"/>
+                <w:bCs w:val="false"/>
+                <w:i w:val="false"/>
+                <w:iCs w:val="false"/>
+                <w:color w:val="1A1A1A"/>
+                <w:sz w:val="18"/>
+                <w:szCs w:val="18"/>
+                <w:rFonts w:ascii="Calibri" w:cs="Calibri" w:eastAsia="Calibri" w:hAnsi="Calibri"/>
+              </w:rPr>
+              <w:t xml:space="preserve">D</w:t>
+            </w:r>
+          </w:p>
+        </w:tc>
+        <w:tc>
+          <w:tcPr>
+            <w:tcW w:type="dxa" w:w="4400"/>
+            <w:tcBorders>
+              <w:top w:val="single" w:color="D9D5C8" w:sz="4" w:space="0"/>
+              <w:left w:val="single" w:color="D9D5C8" w:sz="4" w:space="0"/>
+              <w:bottom w:val="single" w:color="D9D5C8" w:sz="4" w:space="0"/>
+              <w:right w:val="single" w:color="D9D5C8" w:sz="4" w:space="0"/>
+            </w:tcBorders>
+            <w:tcMar>
+              <w:top w:type="dxa" w:w="55"/>
+              <w:left w:type="dxa" w:w="110"/>
+              <w:bottom w:type="dxa" w:w="55"/>
+              <w:right w:type="dxa" w:w="110"/>
+            </w:tcMar>
+          </w:tcPr>
+          <w:p>
+            <w:pPr>
+              <w:spacing w:after="0"/>
+            </w:pPr>
+            <w:r>
+              <w:rPr>
+                <w:b w:val="false"/>
+                <w:bCs w:val="false"/>
+                <w:i w:val="false"/>
+                <w:iCs w:val="false"/>
+                <w:color w:val="1A1A1A"/>
+                <w:sz w:val="18"/>
+                <w:szCs w:val="18"/>
+                <w:rFonts w:ascii="Calibri" w:cs="Calibri" w:eastAsia="Calibri" w:hAnsi="Calibri"/>
+              </w:rPr>
+              <w:t xml:space="preserve">Miranda rests on the Fifth Amendment, not equal protection.</w:t>
+            </w:r>
+          </w:p>
+        </w:tc>
+        <w:tc>
+          <w:tcPr>
+            <w:tcW w:type="dxa" w:w="4348"/>
+            <w:tcBorders>
+              <w:top w:val="single" w:color="D9D5C8" w:sz="4" w:space="0"/>
+              <w:left w:val="single" w:color="D9D5C8" w:sz="4" w:space="0"/>
+              <w:bottom w:val="single" w:color="D9D5C8" w:sz="4" w:space="0"/>
+              <w:right w:val="single" w:color="D9D5C8" w:sz="4" w:space="0"/>
+            </w:tcBorders>
+            <w:tcMar>
+              <w:top w:type="dxa" w:w="55"/>
+              <w:left w:type="dxa" w:w="110"/>
+              <w:bottom w:type="dxa" w:w="55"/>
+              <w:right w:type="dxa" w:w="110"/>
+            </w:tcMar>
+          </w:tcPr>
+          <w:p>
+            <w:pPr>
+              <w:spacing w:after="0"/>
+            </w:pPr>
+            <w:r>
+              <w:rPr>
+                <w:b w:val="false"/>
+                <w:bCs w:val="false"/>
+                <w:i w:val="false"/>
+                <w:iCs w:val="false"/>
+                <w:color w:val="1A1A1A"/>
+                <w:sz w:val="18"/>
+                <w:szCs w:val="18"/>
+                <w:rFonts w:ascii="Calibri" w:cs="Calibri" w:eastAsia="Calibri" w:hAnsi="Calibri"/>
+              </w:rPr>
+              <w:t xml:space="preserve">clarify the boundary with the confused concept</w:t>
+            </w:r>
+          </w:p>
+        </w:tc>
+      </w:tr>
+    </w:tbl>
+    <w:tbl>
+      <w:tblPr>
+        <w:tblW w:type="dxa" w:w="9648"/>
+        <w:tblBorders>
+          <w:top w:val="single" w:color="auto" w:sz="4"/>
+          <w:left w:val="single" w:color="auto" w:sz="4"/>
+          <w:bottom w:val="single" w:color="auto" w:sz="4"/>
+          <w:right w:val="single" w:color="auto" w:sz="4"/>
+          <w:insideH w:val="single" w:color="auto" w:sz="4"/>
+          <w:insideV w:val="single" w:color="auto" w:sz="4"/>
+        </w:tblBorders>
+      </w:tblPr>
+      <w:tblGrid>
+        <w:gridCol w:w="9648"/>
+      </w:tblGrid>
+      <w:tr>
+        <w:tc>
+          <w:tcPr>
+            <w:tcW w:type="dxa" w:w="9648"/>
+            <w:tcBorders>
+              <w:top w:val="single" w:color="D9D5C8" w:sz="4" w:space="0"/>
+              <w:left w:val="single" w:color="D9D5C8" w:sz="4" w:space="0"/>
+              <w:bottom w:val="single" w:color="D9D5C8" w:sz="4" w:space="0"/>
+              <w:right w:val="single" w:color="D9D5C8" w:sz="4" w:space="0"/>
+            </w:tcBorders>
+            <w:shd w:fill="F7F5EF" w:color="auto" w:val="clear"/>
+            <w:tcMar>
+              <w:top w:type="dxa" w:w="55"/>
+              <w:left w:type="dxa" w:w="110"/>
+              <w:bottom w:type="dxa" w:w="55"/>
+              <w:right w:type="dxa" w:w="110"/>
+            </w:tcMar>
+          </w:tcPr>
+          <w:p>
+            <w:pPr>
+              <w:spacing w:after="60"/>
+            </w:pPr>
+            <w:r>
+              <w:rPr>
+                <w:b/>
+                <w:bCs/>
+                <w:i w:val="false"/>
+                <w:iCs w:val="false"/>
+                <w:color w:val="1B2A4A"/>
+                <w:sz w:val="21"/>
+                <w:szCs w:val="21"/>
+                <w:rFonts w:ascii="Calibri" w:cs="Calibri" w:eastAsia="Calibri" w:hAnsi="Calibri"/>
+              </w:rPr>
+              <w:t xml:space="preserve">MTSS ROUTING</w:t>
+            </w:r>
+          </w:p>
+          <w:p>
+            <w:pPr>
+              <w:spacing w:after="40"/>
+            </w:pPr>
+            <w:r>
+              <w:rPr>
+                <w:b w:val="false"/>
+                <w:bCs w:val="false"/>
+                <w:i w:val="false"/>
+                <w:iCs w:val="false"/>
+                <w:color w:val="1A1A1A"/>
+                <w:sz w:val="22"/>
+                <w:szCs w:val="22"/>
+                <w:rFonts w:ascii="Calibri" w:cs="Calibri" w:eastAsia="Calibri" w:hAnsi="Calibri"/>
+              </w:rPr>
+              <w:t xml:space="preserve">Tier 2 — Small-group (Tier 2) reteach targeting the signaled misconception (10–15 min, organizer + worked example), then re-assess with a parallel item.</w:t>
+            </w:r>
+          </w:p>
+          <w:p>
+            <w:pPr>
+              <w:spacing w:after="40"/>
+            </w:pPr>
+            <w:r>
+              <w:rPr>
+                <w:b w:val="false"/>
+                <w:bCs w:val="false"/>
+                <w:i w:val="false"/>
+                <w:iCs w:val="false"/>
+                <w:color w:val="1A1A1A"/>
+                <w:sz w:val="22"/>
+                <w:szCs w:val="22"/>
+                <w:rFonts w:ascii="Calibri" w:cs="Calibri" w:eastAsia="Calibri" w:hAnsi="Calibri"/>
+              </w:rPr>
+              <w:t xml:space="preserve">Tier 3 — If it persists across parallel forms (Tier 3): intensive 1:1 with concrete→representational→abstract scaffolding + think-aloud; progress-monitor weekly toward the same standard.</w:t>
+            </w:r>
+          </w:p>
+        </w:tc>
+      </w:tr>
+    </w:tbl>
+    <w:p>
+      <w:pPr>
+        <w:pStyle w:val="Heading3"/>
+        <w:keepNext/>
+        <w:spacing w:before="150" w:after="90"/>
+      </w:pPr>
+      <w:r>
+        <w:rPr>
+          <w:b/>
+          <w:bCs/>
+          <w:i w:val="false"/>
+          <w:iCs w:val="false"/>
+          <w:color w:val="B22234"/>
+          <w:sz w:val="24"/>
+          <w:szCs w:val="24"/>
+          <w:rFonts w:ascii="Calibri" w:cs="Calibri" w:eastAsia="Calibri" w:hAnsi="Calibri"/>
+        </w:rPr>
+        <w:t xml:space="preserve">Item 5 — GC.27 · DOK 3</w:t>
+      </w:r>
+    </w:p>
+    <w:p>
+      <w:pPr>
+        <w:spacing w:after="80"/>
+      </w:pPr>
+      <w:r>
+        <w:rPr>
+          <w:b/>
+          <w:bCs/>
+          <w:i w:val="false"/>
+          <w:iCs w:val="false"/>
+          <w:color w:val="1B2A4A"/>
+          <w:sz w:val="22"/>
+          <w:szCs w:val="22"/>
+          <w:rFonts w:ascii="Calibri" w:cs="Calibri" w:eastAsia="Calibri" w:hAnsi="Calibri"/>
+        </w:rPr>
+        <w:t xml:space="preserve">If missed:  </w:t>
+      </w:r>
+      <w:r>
+        <w:rPr>
+          <w:b w:val="false"/>
+          <w:bCs w:val="false"/>
+          <w:i w:val="false"/>
+          <w:iCs w:val="false"/>
+          <w:color w:val="1A1A1A"/>
+          <w:sz w:val="22"/>
+          <w:szCs w:val="22"/>
+          <w:rFonts w:ascii="Calibri" w:cs="Calibri" w:eastAsia="Calibri" w:hAnsi="Calibri"/>
+        </w:rPr>
+        <w:t xml:space="preserve">Revisit “Rights for the Underserved” using the unit's Cornell notes + the standard's graphic organizer; re-check with the Exit Ticket, then re-assess with a parallel-form item.</w:t>
+      </w:r>
+    </w:p>
+    <w:tbl>
+      <w:tblPr>
+        <w:tblW w:type="dxa" w:w="9648"/>
+        <w:tblBorders>
+          <w:top w:val="single" w:color="auto" w:sz="4"/>
+          <w:left w:val="single" w:color="auto" w:sz="4"/>
+          <w:bottom w:val="single" w:color="auto" w:sz="4"/>
+          <w:right w:val="single" w:color="auto" w:sz="4"/>
+          <w:insideH w:val="single" w:color="auto" w:sz="4"/>
+          <w:insideV w:val="single" w:color="auto" w:sz="4"/>
+        </w:tblBorders>
+      </w:tblPr>
+      <w:tblGrid>
+        <w:gridCol w:w="900"/>
+        <w:gridCol w:w="4400"/>
+        <w:gridCol w:w="4348"/>
+      </w:tblGrid>
+      <w:tr>
+        <w:trPr>
+          <w:tblHeader/>
+        </w:trPr>
+        <w:tc>
+          <w:tcPr>
+            <w:tcW w:type="dxa" w:w="900"/>
+            <w:tcBorders>
+              <w:top w:val="single" w:color="D9D5C8" w:sz="4" w:space="0"/>
+              <w:left w:val="single" w:color="D9D5C8" w:sz="4" w:space="0"/>
+              <w:bottom w:val="single" w:color="D9D5C8" w:sz="4" w:space="0"/>
+              <w:right w:val="single" w:color="D9D5C8" w:sz="4" w:space="0"/>
+            </w:tcBorders>
+            <w:shd w:fill="1B2A4A" w:color="auto" w:val="clear"/>
+            <w:tcMar>
+              <w:top w:type="dxa" w:w="55"/>
+              <w:left w:type="dxa" w:w="110"/>
+              <w:bottom w:type="dxa" w:w="55"/>
+              <w:right w:type="dxa" w:w="110"/>
+            </w:tcMar>
+          </w:tcPr>
+          <w:p>
+            <w:pPr>
+              <w:spacing w:after="0"/>
+            </w:pPr>
+            <w:r>
+              <w:rPr>
+                <w:b/>
+                <w:bCs/>
+                <w:i w:val="false"/>
+                <w:iCs w:val="false"/>
+                <w:color w:val="FFFFFF"/>
+                <w:sz w:val="18"/>
+                <w:szCs w:val="18"/>
+                <w:rFonts w:ascii="Calibri" w:cs="Calibri" w:eastAsia="Calibri" w:hAnsi="Calibri"/>
+              </w:rPr>
+              <w:t xml:space="preserve">Wrong choice</w:t>
+            </w:r>
+          </w:p>
+        </w:tc>
+        <w:tc>
+          <w:tcPr>
+            <w:tcW w:type="dxa" w:w="4400"/>
+            <w:tcBorders>
+              <w:top w:val="single" w:color="D9D5C8" w:sz="4" w:space="0"/>
+              <w:left w:val="single" w:color="D9D5C8" w:sz="4" w:space="0"/>
+              <w:bottom w:val="single" w:color="D9D5C8" w:sz="4" w:space="0"/>
+              <w:right w:val="single" w:color="D9D5C8" w:sz="4" w:space="0"/>
+            </w:tcBorders>
+            <w:shd w:fill="1B2A4A" w:color="auto" w:val="clear"/>
+            <w:tcMar>
+              <w:top w:type="dxa" w:w="55"/>
+              <w:left w:type="dxa" w:w="110"/>
+              <w:bottom w:type="dxa" w:w="55"/>
+              <w:right w:type="dxa" w:w="110"/>
+            </w:tcMar>
+          </w:tcPr>
+          <w:p>
+            <w:pPr>
+              <w:spacing w:after="0"/>
+            </w:pPr>
+            <w:r>
+              <w:rPr>
+                <w:b/>
+                <w:bCs/>
+                <w:i w:val="false"/>
+                <w:iCs w:val="false"/>
+                <w:color w:val="FFFFFF"/>
+                <w:sz w:val="18"/>
+                <w:szCs w:val="18"/>
+                <w:rFonts w:ascii="Calibri" w:cs="Calibri" w:eastAsia="Calibri" w:hAnsi="Calibri"/>
+              </w:rPr>
+              <w:t xml:space="preserve">Signals misconception</w:t>
+            </w:r>
+          </w:p>
+        </w:tc>
+        <w:tc>
+          <w:tcPr>
+            <w:tcW w:type="dxa" w:w="4348"/>
+            <w:tcBorders>
+              <w:top w:val="single" w:color="D9D5C8" w:sz="4" w:space="0"/>
+              <w:left w:val="single" w:color="D9D5C8" w:sz="4" w:space="0"/>
+              <w:bottom w:val="single" w:color="D9D5C8" w:sz="4" w:space="0"/>
+              <w:right w:val="single" w:color="D9D5C8" w:sz="4" w:space="0"/>
+            </w:tcBorders>
+            <w:shd w:fill="1B2A4A" w:color="auto" w:val="clear"/>
+            <w:tcMar>
+              <w:top w:type="dxa" w:w="55"/>
+              <w:left w:type="dxa" w:w="110"/>
+              <w:bottom w:type="dxa" w:w="55"/>
+              <w:right w:type="dxa" w:w="110"/>
+            </w:tcMar>
+          </w:tcPr>
+          <w:p>
+            <w:pPr>
+              <w:spacing w:after="0"/>
+            </w:pPr>
+            <w:r>
+              <w:rPr>
+                <w:b/>
+                <w:bCs/>
+                <w:i w:val="false"/>
+                <w:iCs w:val="false"/>
+                <w:color w:val="FFFFFF"/>
+                <w:sz w:val="18"/>
+                <w:szCs w:val="18"/>
+                <w:rFonts w:ascii="Calibri" w:cs="Calibri" w:eastAsia="Calibri" w:hAnsi="Calibri"/>
+              </w:rPr>
+              <w:t xml:space="preserve">Targeted reteach</w:t>
+            </w:r>
+          </w:p>
+        </w:tc>
+      </w:tr>
+      <w:tr>
+        <w:tc>
+          <w:tcPr>
+            <w:tcW w:type="dxa" w:w="900"/>
+            <w:tcBorders>
+              <w:top w:val="single" w:color="D9D5C8" w:sz="4" w:space="0"/>
+              <w:left w:val="single" w:color="D9D5C8" w:sz="4" w:space="0"/>
+              <w:bottom w:val="single" w:color="D9D5C8" w:sz="4" w:space="0"/>
+              <w:right w:val="single" w:color="D9D5C8" w:sz="4" w:space="0"/>
+            </w:tcBorders>
+            <w:tcMar>
+              <w:top w:type="dxa" w:w="55"/>
+              <w:left w:type="dxa" w:w="110"/>
+              <w:bottom w:type="dxa" w:w="55"/>
+              <w:right w:type="dxa" w:w="110"/>
+            </w:tcMar>
+          </w:tcPr>
+          <w:p>
+            <w:pPr>
+              <w:spacing w:after="0"/>
+            </w:pPr>
+            <w:r>
+              <w:rPr>
+                <w:b w:val="false"/>
+                <w:bCs w:val="false"/>
+                <w:i w:val="false"/>
+                <w:iCs w:val="false"/>
+                <w:color w:val="1A1A1A"/>
+                <w:sz w:val="18"/>
+                <w:szCs w:val="18"/>
+                <w:rFonts w:ascii="Calibri" w:cs="Calibri" w:eastAsia="Calibri" w:hAnsi="Calibri"/>
+              </w:rPr>
+              <w:t xml:space="preserve">A</w:t>
+            </w:r>
+          </w:p>
+        </w:tc>
+        <w:tc>
+          <w:tcPr>
+            <w:tcW w:type="dxa" w:w="4400"/>
+            <w:tcBorders>
+              <w:top w:val="single" w:color="D9D5C8" w:sz="4" w:space="0"/>
+              <w:left w:val="single" w:color="D9D5C8" w:sz="4" w:space="0"/>
+              <w:bottom w:val="single" w:color="D9D5C8" w:sz="4" w:space="0"/>
+              <w:right w:val="single" w:color="D9D5C8" w:sz="4" w:space="0"/>
+            </w:tcBorders>
+            <w:tcMar>
+              <w:top w:type="dxa" w:w="55"/>
+              <w:left w:type="dxa" w:w="110"/>
+              <w:bottom w:type="dxa" w:w="55"/>
+              <w:right w:type="dxa" w:w="110"/>
+            </w:tcMar>
+          </w:tcPr>
+          <w:p>
+            <w:pPr>
+              <w:spacing w:after="0"/>
+            </w:pPr>
+            <w:r>
+              <w:rPr>
+                <w:b w:val="false"/>
+                <w:bCs w:val="false"/>
+                <w:i w:val="false"/>
+                <w:iCs w:val="false"/>
+                <w:color w:val="1A1A1A"/>
+                <w:sz w:val="18"/>
+                <w:szCs w:val="18"/>
+                <w:rFonts w:ascii="Calibri" w:cs="Calibri" w:eastAsia="Calibri" w:hAnsi="Calibri"/>
+              </w:rPr>
+              <w:t xml:space="preserve">Korematsu had nothing to do with Title IX.</w:t>
+            </w:r>
+          </w:p>
+        </w:tc>
+        <w:tc>
+          <w:tcPr>
+            <w:tcW w:type="dxa" w:w="4348"/>
+            <w:tcBorders>
+              <w:top w:val="single" w:color="D9D5C8" w:sz="4" w:space="0"/>
+              <w:left w:val="single" w:color="D9D5C8" w:sz="4" w:space="0"/>
+              <w:bottom w:val="single" w:color="D9D5C8" w:sz="4" w:space="0"/>
+              <w:right w:val="single" w:color="D9D5C8" w:sz="4" w:space="0"/>
+            </w:tcBorders>
+            <w:tcMar>
+              <w:top w:type="dxa" w:w="55"/>
+              <w:left w:type="dxa" w:w="110"/>
+              <w:bottom w:type="dxa" w:w="55"/>
+              <w:right w:type="dxa" w:w="110"/>
+            </w:tcMar>
+          </w:tcPr>
+          <w:p>
+            <w:pPr>
+              <w:spacing w:after="0"/>
+            </w:pPr>
+            <w:r>
+              <w:rPr>
+                <w:b w:val="false"/>
+                <w:bCs w:val="false"/>
+                <w:i w:val="false"/>
+                <w:iCs w:val="false"/>
+                <w:color w:val="1A1A1A"/>
+                <w:sz w:val="18"/>
+                <w:szCs w:val="18"/>
+                <w:rFonts w:ascii="Calibri" w:cs="Calibri" w:eastAsia="Calibri" w:hAnsi="Calibri"/>
+              </w:rPr>
+              <w:t xml:space="preserve">clarify the boundary with the confused concept</w:t>
+            </w:r>
+          </w:p>
+        </w:tc>
+      </w:tr>
+      <w:tr>
+        <w:tc>
+          <w:tcPr>
+            <w:tcW w:type="dxa" w:w="900"/>
+            <w:tcBorders>
+              <w:top w:val="single" w:color="D9D5C8" w:sz="4" w:space="0"/>
+              <w:left w:val="single" w:color="D9D5C8" w:sz="4" w:space="0"/>
+              <w:bottom w:val="single" w:color="D9D5C8" w:sz="4" w:space="0"/>
+              <w:right w:val="single" w:color="D9D5C8" w:sz="4" w:space="0"/>
+            </w:tcBorders>
+            <w:tcMar>
+              <w:top w:type="dxa" w:w="55"/>
+              <w:left w:type="dxa" w:w="110"/>
+              <w:bottom w:type="dxa" w:w="55"/>
+              <w:right w:type="dxa" w:w="110"/>
+            </w:tcMar>
+          </w:tcPr>
+          <w:p>
+            <w:pPr>
+              <w:spacing w:after="0"/>
+            </w:pPr>
+            <w:r>
+              <w:rPr>
+                <w:b w:val="false"/>
+                <w:bCs w:val="false"/>
+                <w:i w:val="false"/>
+                <w:iCs w:val="false"/>
+                <w:color w:val="1A1A1A"/>
+                <w:sz w:val="18"/>
+                <w:szCs w:val="18"/>
+                <w:rFonts w:ascii="Calibri" w:cs="Calibri" w:eastAsia="Calibri" w:hAnsi="Calibri"/>
+              </w:rPr>
+              <w:t xml:space="preserve">B</w:t>
+            </w:r>
+          </w:p>
+        </w:tc>
+        <w:tc>
+          <w:tcPr>
+            <w:tcW w:type="dxa" w:w="4400"/>
+            <w:tcBorders>
+              <w:top w:val="single" w:color="D9D5C8" w:sz="4" w:space="0"/>
+              <w:left w:val="single" w:color="D9D5C8" w:sz="4" w:space="0"/>
+              <w:bottom w:val="single" w:color="D9D5C8" w:sz="4" w:space="0"/>
+              <w:right w:val="single" w:color="D9D5C8" w:sz="4" w:space="0"/>
+            </w:tcBorders>
+            <w:tcMar>
+              <w:top w:type="dxa" w:w="55"/>
+              <w:left w:type="dxa" w:w="110"/>
+              <w:bottom w:type="dxa" w:w="55"/>
+              <w:right w:type="dxa" w:w="110"/>
+            </w:tcMar>
+          </w:tcPr>
+          <w:p>
+            <w:pPr>
+              <w:spacing w:after="0"/>
+            </w:pPr>
+            <w:r>
+              <w:rPr>
+                <w:b w:val="false"/>
+                <w:bCs w:val="false"/>
+                <w:i w:val="false"/>
+                <w:iCs w:val="false"/>
+                <w:color w:val="1A1A1A"/>
+                <w:sz w:val="18"/>
+                <w:szCs w:val="18"/>
+                <w:rFonts w:ascii="Calibri" w:cs="Calibri" w:eastAsia="Calibri" w:hAnsi="Calibri"/>
+              </w:rPr>
+              <w:t xml:space="preserve">Korematsu narrowed rights; it did not expand voting rights.</w:t>
+            </w:r>
+          </w:p>
+        </w:tc>
+        <w:tc>
+          <w:tcPr>
+            <w:tcW w:type="dxa" w:w="4348"/>
+            <w:tcBorders>
+              <w:top w:val="single" w:color="D9D5C8" w:sz="4" w:space="0"/>
+              <w:left w:val="single" w:color="D9D5C8" w:sz="4" w:space="0"/>
+              <w:bottom w:val="single" w:color="D9D5C8" w:sz="4" w:space="0"/>
+              <w:right w:val="single" w:color="D9D5C8" w:sz="4" w:space="0"/>
+            </w:tcBorders>
+            <w:tcMar>
+              <w:top w:type="dxa" w:w="55"/>
+              <w:left w:type="dxa" w:w="110"/>
+              <w:bottom w:type="dxa" w:w="55"/>
+              <w:right w:type="dxa" w:w="110"/>
+            </w:tcMar>
+          </w:tcPr>
+          <w:p>
+            <w:pPr>
+              <w:spacing w:after="0"/>
+            </w:pPr>
+            <w:r>
+              <w:rPr>
+                <w:b w:val="false"/>
+                <w:bCs w:val="false"/>
+                <w:i w:val="false"/>
+                <w:iCs w:val="false"/>
+                <w:color w:val="1A1A1A"/>
+                <w:sz w:val="18"/>
+                <w:szCs w:val="18"/>
+                <w:rFonts w:ascii="Calibri" w:cs="Calibri" w:eastAsia="Calibri" w:hAnsi="Calibri"/>
+              </w:rPr>
+              <w:t xml:space="preserve">confront the misconception with a worked counter-example</w:t>
+            </w:r>
+          </w:p>
+        </w:tc>
+      </w:tr>
+      <w:tr>
+        <w:tc>
+          <w:tcPr>
+            <w:tcW w:type="dxa" w:w="900"/>
+            <w:tcBorders>
+              <w:top w:val="single" w:color="D9D5C8" w:sz="4" w:space="0"/>
+              <w:left w:val="single" w:color="D9D5C8" w:sz="4" w:space="0"/>
+              <w:bottom w:val="single" w:color="D9D5C8" w:sz="4" w:space="0"/>
+              <w:right w:val="single" w:color="D9D5C8" w:sz="4" w:space="0"/>
+            </w:tcBorders>
+            <w:tcMar>
+              <w:top w:type="dxa" w:w="55"/>
+              <w:left w:type="dxa" w:w="110"/>
+              <w:bottom w:type="dxa" w:w="55"/>
+              <w:right w:type="dxa" w:w="110"/>
+            </w:tcMar>
+          </w:tcPr>
+          <w:p>
+            <w:pPr>
+              <w:spacing w:after="0"/>
+            </w:pPr>
+            <w:r>
+              <w:rPr>
+                <w:b w:val="false"/>
+                <w:bCs w:val="false"/>
+                <w:i w:val="false"/>
+                <w:iCs w:val="false"/>
+                <w:color w:val="1A1A1A"/>
+                <w:sz w:val="18"/>
+                <w:szCs w:val="18"/>
+                <w:rFonts w:ascii="Calibri" w:cs="Calibri" w:eastAsia="Calibri" w:hAnsi="Calibri"/>
+              </w:rPr>
+              <w:t xml:space="preserve">C</w:t>
+            </w:r>
+          </w:p>
+        </w:tc>
+        <w:tc>
+          <w:tcPr>
+            <w:tcW w:type="dxa" w:w="4400"/>
+            <w:tcBorders>
+              <w:top w:val="single" w:color="D9D5C8" w:sz="4" w:space="0"/>
+              <w:left w:val="single" w:color="D9D5C8" w:sz="4" w:space="0"/>
+              <w:bottom w:val="single" w:color="D9D5C8" w:sz="4" w:space="0"/>
+              <w:right w:val="single" w:color="D9D5C8" w:sz="4" w:space="0"/>
+            </w:tcBorders>
+            <w:tcMar>
+              <w:top w:type="dxa" w:w="55"/>
+              <w:left w:type="dxa" w:w="110"/>
+              <w:bottom w:type="dxa" w:w="55"/>
+              <w:right w:type="dxa" w:w="110"/>
+            </w:tcMar>
+          </w:tcPr>
+          <w:p>
+            <w:pPr>
+              <w:spacing w:after="0"/>
+            </w:pPr>
+            <w:r>
+              <w:rPr>
+                <w:b w:val="false"/>
+                <w:bCs w:val="false"/>
+                <w:i w:val="false"/>
+                <w:iCs w:val="false"/>
+                <w:color w:val="1A1A1A"/>
+                <w:sz w:val="18"/>
+                <w:szCs w:val="18"/>
+                <w:rFonts w:ascii="Calibri" w:cs="Calibri" w:eastAsia="Calibri" w:hAnsi="Calibri"/>
+              </w:rPr>
+              <w:t xml:space="preserve">Ending segregation was Brown, not Korematsu.</w:t>
+            </w:r>
+          </w:p>
+        </w:tc>
+        <w:tc>
+          <w:tcPr>
+            <w:tcW w:type="dxa" w:w="4348"/>
+            <w:tcBorders>
+              <w:top w:val="single" w:color="D9D5C8" w:sz="4" w:space="0"/>
+              <w:left w:val="single" w:color="D9D5C8" w:sz="4" w:space="0"/>
+              <w:bottom w:val="single" w:color="D9D5C8" w:sz="4" w:space="0"/>
+              <w:right w:val="single" w:color="D9D5C8" w:sz="4" w:space="0"/>
+            </w:tcBorders>
+            <w:tcMar>
+              <w:top w:type="dxa" w:w="55"/>
+              <w:left w:type="dxa" w:w="110"/>
+              <w:bottom w:type="dxa" w:w="55"/>
+              <w:right w:type="dxa" w:w="110"/>
+            </w:tcMar>
+          </w:tcPr>
+          <w:p>
+            <w:pPr>
+              <w:spacing w:after="0"/>
+            </w:pPr>
+            <w:r>
+              <w:rPr>
+                <w:b w:val="false"/>
+                <w:bCs w:val="false"/>
+                <w:i w:val="false"/>
+                <w:iCs w:val="false"/>
+                <w:color w:val="1A1A1A"/>
+                <w:sz w:val="18"/>
+                <w:szCs w:val="18"/>
+                <w:rFonts w:ascii="Calibri" w:cs="Calibri" w:eastAsia="Calibri" w:hAnsi="Calibri"/>
+              </w:rPr>
+              <w:t xml:space="preserve">clarify the boundary with the confused concept</w:t>
+            </w:r>
+          </w:p>
+        </w:tc>
+      </w:tr>
+    </w:tbl>
+    <w:tbl>
+      <w:tblPr>
+        <w:tblW w:type="dxa" w:w="9648"/>
+        <w:tblBorders>
+          <w:top w:val="single" w:color="auto" w:sz="4"/>
+          <w:left w:val="single" w:color="auto" w:sz="4"/>
+          <w:bottom w:val="single" w:color="auto" w:sz="4"/>
+          <w:right w:val="single" w:color="auto" w:sz="4"/>
+          <w:insideH w:val="single" w:color="auto" w:sz="4"/>
+          <w:insideV w:val="single" w:color="auto" w:sz="4"/>
+        </w:tblBorders>
+      </w:tblPr>
+      <w:tblGrid>
+        <w:gridCol w:w="9648"/>
+      </w:tblGrid>
+      <w:tr>
+        <w:tc>
+          <w:tcPr>
+            <w:tcW w:type="dxa" w:w="9648"/>
+            <w:tcBorders>
+              <w:top w:val="single" w:color="D9D5C8" w:sz="4" w:space="0"/>
+              <w:left w:val="single" w:color="D9D5C8" w:sz="4" w:space="0"/>
+              <w:bottom w:val="single" w:color="D9D5C8" w:sz="4" w:space="0"/>
+              <w:right w:val="single" w:color="D9D5C8" w:sz="4" w:space="0"/>
+            </w:tcBorders>
+            <w:shd w:fill="F7F5EF" w:color="auto" w:val="clear"/>
+            <w:tcMar>
+              <w:top w:type="dxa" w:w="55"/>
+              <w:left w:type="dxa" w:w="110"/>
+              <w:bottom w:type="dxa" w:w="55"/>
+              <w:right w:type="dxa" w:w="110"/>
+            </w:tcMar>
+          </w:tcPr>
+          <w:p>
+            <w:pPr>
+              <w:spacing w:after="60"/>
+            </w:pPr>
+            <w:r>
+              <w:rPr>
+                <w:b/>
+                <w:bCs/>
+                <w:i w:val="false"/>
+                <w:iCs w:val="false"/>
+                <w:color w:val="1B2A4A"/>
+                <w:sz w:val="21"/>
+                <w:szCs w:val="21"/>
+                <w:rFonts w:ascii="Calibri" w:cs="Calibri" w:eastAsia="Calibri" w:hAnsi="Calibri"/>
+              </w:rPr>
+              <w:t xml:space="preserve">MTSS ROUTING</w:t>
+            </w:r>
+          </w:p>
+          <w:p>
+            <w:pPr>
+              <w:spacing w:after="40"/>
+            </w:pPr>
+            <w:r>
+              <w:rPr>
+                <w:b w:val="false"/>
+                <w:bCs w:val="false"/>
+                <w:i w:val="false"/>
+                <w:iCs w:val="false"/>
+                <w:color w:val="1A1A1A"/>
+                <w:sz w:val="22"/>
+                <w:szCs w:val="22"/>
+                <w:rFonts w:ascii="Calibri" w:cs="Calibri" w:eastAsia="Calibri" w:hAnsi="Calibri"/>
+              </w:rPr>
+              <w:t xml:space="preserve">Tier 2 — Small-group (Tier 2) reteach targeting the signaled misconception (10–15 min, organizer + worked example), then re-assess with a parallel item.</w:t>
+            </w:r>
+          </w:p>
+          <w:p>
+            <w:pPr>
+              <w:spacing w:after="40"/>
+            </w:pPr>
+            <w:r>
+              <w:rPr>
+                <w:b w:val="false"/>
+                <w:bCs w:val="false"/>
+                <w:i w:val="false"/>
+                <w:iCs w:val="false"/>
+                <w:color w:val="1A1A1A"/>
+                <w:sz w:val="22"/>
+                <w:szCs w:val="22"/>
+                <w:rFonts w:ascii="Calibri" w:cs="Calibri" w:eastAsia="Calibri" w:hAnsi="Calibri"/>
+              </w:rPr>
+              <w:t xml:space="preserve">Tier 3 — If it persists across parallel forms (Tier 3): intensive 1:1 with concrete→representational→abstract scaffolding + think-aloud; progress-monitor weekly toward the same standard.</w:t>
+            </w:r>
+          </w:p>
+        </w:tc>
+      </w:tr>
+    </w:tbl>
+    <w:p>
+      <w:pPr>
+        <w:pStyle w:val="Heading2"/>
+        <w:keepNext/>
+        <w:spacing w:before="150" w:after="90"/>
+      </w:pPr>
+      <w:r>
+        <w:rPr>
+          <w:b/>
+          <w:bCs/>
+          <w:i w:val="false"/>
+          <w:iCs w:val="false"/>
+          <w:color w:val="1B2A4A"/>
+          <w:sz w:val="28"/>
+          <w:szCs w:val="28"/>
+          <w:rFonts w:ascii="Calibri" w:cs="Calibri" w:eastAsia="Calibri" w:hAnsi="Calibri"/>
+        </w:rPr>
+        <w:t xml:space="preserve">Formative Checkpoints — UDL &amp; distractor-based remediation</w:t>
+      </w:r>
+    </w:p>
+    <w:p>
+      <w:pPr>
+        <w:pStyle w:val="Heading3"/>
+        <w:keepNext/>
+        <w:spacing w:before="150" w:after="90"/>
+      </w:pPr>
+      <w:r>
+        <w:rPr>
+          <w:b/>
+          <w:bCs/>
+          <w:i w:val="false"/>
+          <w:iCs w:val="false"/>
+          <w:color w:val="B22234"/>
+          <w:sz w:val="24"/>
+          <w:szCs w:val="24"/>
+          <w:rFonts w:ascii="Calibri" w:cs="Calibri" w:eastAsia="Calibri" w:hAnsi="Calibri"/>
+        </w:rPr>
+        <w:t xml:space="preserve">Item 1 — GC.23 · DOK 2</w:t>
+      </w:r>
+    </w:p>
+    <w:p>
+      <w:pPr>
+        <w:spacing w:after="80"/>
+      </w:pPr>
+      <w:r>
+        <w:rPr>
+          <w:b/>
+          <w:bCs/>
+          <w:i w:val="false"/>
+          <w:iCs w:val="false"/>
+          <w:color w:val="1B2A4A"/>
+          <w:sz w:val="22"/>
+          <w:szCs w:val="22"/>
+          <w:rFonts w:ascii="Calibri" w:cs="Calibri" w:eastAsia="Calibri" w:hAnsi="Calibri"/>
+        </w:rPr>
+        <w:t xml:space="preserve">If missed:  </w:t>
+      </w:r>
+      <w:r>
+        <w:rPr>
+          <w:b w:val="false"/>
+          <w:bCs w:val="false"/>
+          <w:i w:val="false"/>
+          <w:iCs w:val="false"/>
+          <w:color w:val="1A1A1A"/>
+          <w:sz w:val="22"/>
+          <w:szCs w:val="22"/>
+          <w:rFonts w:ascii="Calibri" w:cs="Calibri" w:eastAsia="Calibri" w:hAnsi="Calibri"/>
+        </w:rPr>
+        <w:t xml:space="preserve">Revisit “The First Amendment in Court” using the unit's Cornell notes + the standard's graphic organizer; re-check with the Exit Ticket, then re-assess with a parallel-form item.</w:t>
+      </w:r>
+    </w:p>
+    <w:tbl>
+      <w:tblPr>
+        <w:tblW w:type="dxa" w:w="9648"/>
+        <w:tblBorders>
+          <w:top w:val="single" w:color="auto" w:sz="4"/>
+          <w:left w:val="single" w:color="auto" w:sz="4"/>
+          <w:bottom w:val="single" w:color="auto" w:sz="4"/>
+          <w:right w:val="single" w:color="auto" w:sz="4"/>
+          <w:insideH w:val="single" w:color="auto" w:sz="4"/>
+          <w:insideV w:val="single" w:color="auto" w:sz="4"/>
+        </w:tblBorders>
+      </w:tblPr>
+      <w:tblGrid>
+        <w:gridCol w:w="900"/>
+        <w:gridCol w:w="4400"/>
+        <w:gridCol w:w="4348"/>
+      </w:tblGrid>
+      <w:tr>
+        <w:trPr>
+          <w:tblHeader/>
+        </w:trPr>
+        <w:tc>
+          <w:tcPr>
+            <w:tcW w:type="dxa" w:w="900"/>
+            <w:tcBorders>
+              <w:top w:val="single" w:color="D9D5C8" w:sz="4" w:space="0"/>
+              <w:left w:val="single" w:color="D9D5C8" w:sz="4" w:space="0"/>
+              <w:bottom w:val="single" w:color="D9D5C8" w:sz="4" w:space="0"/>
+              <w:right w:val="single" w:color="D9D5C8" w:sz="4" w:space="0"/>
+            </w:tcBorders>
+            <w:shd w:fill="1B2A4A" w:color="auto" w:val="clear"/>
+            <w:tcMar>
+              <w:top w:type="dxa" w:w="55"/>
+              <w:left w:type="dxa" w:w="110"/>
+              <w:bottom w:type="dxa" w:w="55"/>
+              <w:right w:type="dxa" w:w="110"/>
+            </w:tcMar>
+          </w:tcPr>
+          <w:p>
+            <w:pPr>
+              <w:spacing w:after="0"/>
+            </w:pPr>
+            <w:r>
+              <w:rPr>
+                <w:b/>
+                <w:bCs/>
+                <w:i w:val="false"/>
+                <w:iCs w:val="false"/>
+                <w:color w:val="FFFFFF"/>
+                <w:sz w:val="18"/>
+                <w:szCs w:val="18"/>
+                <w:rFonts w:ascii="Calibri" w:cs="Calibri" w:eastAsia="Calibri" w:hAnsi="Calibri"/>
+              </w:rPr>
+              <w:t xml:space="preserve">Wrong choice</w:t>
+            </w:r>
+          </w:p>
+        </w:tc>
+        <w:tc>
+          <w:tcPr>
+            <w:tcW w:type="dxa" w:w="4400"/>
+            <w:tcBorders>
+              <w:top w:val="single" w:color="D9D5C8" w:sz="4" w:space="0"/>
+              <w:left w:val="single" w:color="D9D5C8" w:sz="4" w:space="0"/>
+              <w:bottom w:val="single" w:color="D9D5C8" w:sz="4" w:space="0"/>
+              <w:right w:val="single" w:color="D9D5C8" w:sz="4" w:space="0"/>
+            </w:tcBorders>
+            <w:shd w:fill="1B2A4A" w:color="auto" w:val="clear"/>
+            <w:tcMar>
+              <w:top w:type="dxa" w:w="55"/>
+              <w:left w:type="dxa" w:w="110"/>
+              <w:bottom w:type="dxa" w:w="55"/>
+              <w:right w:type="dxa" w:w="110"/>
+            </w:tcMar>
+          </w:tcPr>
+          <w:p>
+            <w:pPr>
+              <w:spacing w:after="0"/>
+            </w:pPr>
+            <w:r>
+              <w:rPr>
+                <w:b/>
+                <w:bCs/>
+                <w:i w:val="false"/>
+                <w:iCs w:val="false"/>
+                <w:color w:val="FFFFFF"/>
+                <w:sz w:val="18"/>
+                <w:szCs w:val="18"/>
+                <w:rFonts w:ascii="Calibri" w:cs="Calibri" w:eastAsia="Calibri" w:hAnsi="Calibri"/>
+              </w:rPr>
+              <w:t xml:space="preserve">Signals misconception</w:t>
+            </w:r>
+          </w:p>
+        </w:tc>
+        <w:tc>
+          <w:tcPr>
+            <w:tcW w:type="dxa" w:w="4348"/>
+            <w:tcBorders>
+              <w:top w:val="single" w:color="D9D5C8" w:sz="4" w:space="0"/>
+              <w:left w:val="single" w:color="D9D5C8" w:sz="4" w:space="0"/>
+              <w:bottom w:val="single" w:color="D9D5C8" w:sz="4" w:space="0"/>
+              <w:right w:val="single" w:color="D9D5C8" w:sz="4" w:space="0"/>
+            </w:tcBorders>
+            <w:shd w:fill="1B2A4A" w:color="auto" w:val="clear"/>
+            <w:tcMar>
+              <w:top w:type="dxa" w:w="55"/>
+              <w:left w:type="dxa" w:w="110"/>
+              <w:bottom w:type="dxa" w:w="55"/>
+              <w:right w:type="dxa" w:w="110"/>
+            </w:tcMar>
+          </w:tcPr>
+          <w:p>
+            <w:pPr>
+              <w:spacing w:after="0"/>
+            </w:pPr>
+            <w:r>
+              <w:rPr>
+                <w:b/>
+                <w:bCs/>
+                <w:i w:val="false"/>
+                <w:iCs w:val="false"/>
+                <w:color w:val="FFFFFF"/>
+                <w:sz w:val="18"/>
+                <w:szCs w:val="18"/>
+                <w:rFonts w:ascii="Calibri" w:cs="Calibri" w:eastAsia="Calibri" w:hAnsi="Calibri"/>
+              </w:rPr>
+              <w:t xml:space="preserve">Targeted reteach</w:t>
+            </w:r>
+          </w:p>
+        </w:tc>
+      </w:tr>
+      <w:tr>
+        <w:tc>
+          <w:tcPr>
+            <w:tcW w:type="dxa" w:w="900"/>
+            <w:tcBorders>
+              <w:top w:val="single" w:color="D9D5C8" w:sz="4" w:space="0"/>
+              <w:left w:val="single" w:color="D9D5C8" w:sz="4" w:space="0"/>
+              <w:bottom w:val="single" w:color="D9D5C8" w:sz="4" w:space="0"/>
+              <w:right w:val="single" w:color="D9D5C8" w:sz="4" w:space="0"/>
+            </w:tcBorders>
+            <w:tcMar>
+              <w:top w:type="dxa" w:w="55"/>
+              <w:left w:type="dxa" w:w="110"/>
+              <w:bottom w:type="dxa" w:w="55"/>
+              <w:right w:type="dxa" w:w="110"/>
+            </w:tcMar>
+          </w:tcPr>
+          <w:p>
+            <w:pPr>
+              <w:spacing w:after="0"/>
+            </w:pPr>
+            <w:r>
+              <w:rPr>
+                <w:b w:val="false"/>
+                <w:bCs w:val="false"/>
+                <w:i w:val="false"/>
+                <w:iCs w:val="false"/>
+                <w:color w:val="1A1A1A"/>
+                <w:sz w:val="18"/>
+                <w:szCs w:val="18"/>
+                <w:rFonts w:ascii="Calibri" w:cs="Calibri" w:eastAsia="Calibri" w:hAnsi="Calibri"/>
+              </w:rPr>
+              <w:t xml:space="preserve">A</w:t>
+            </w:r>
+          </w:p>
+        </w:tc>
+        <w:tc>
+          <w:tcPr>
+            <w:tcW w:type="dxa" w:w="4400"/>
+            <w:tcBorders>
+              <w:top w:val="single" w:color="D9D5C8" w:sz="4" w:space="0"/>
+              <w:left w:val="single" w:color="D9D5C8" w:sz="4" w:space="0"/>
+              <w:bottom w:val="single" w:color="D9D5C8" w:sz="4" w:space="0"/>
+              <w:right w:val="single" w:color="D9D5C8" w:sz="4" w:space="0"/>
+            </w:tcBorders>
+            <w:tcMar>
+              <w:top w:type="dxa" w:w="55"/>
+              <w:left w:type="dxa" w:w="110"/>
+              <w:bottom w:type="dxa" w:w="55"/>
+              <w:right w:type="dxa" w:w="110"/>
+            </w:tcMar>
+          </w:tcPr>
+          <w:p>
+            <w:pPr>
+              <w:spacing w:after="0"/>
+            </w:pPr>
+            <w:r>
+              <w:rPr>
+                <w:b w:val="false"/>
+                <w:bCs w:val="false"/>
+                <w:i w:val="false"/>
+                <w:iCs w:val="false"/>
+                <w:color w:val="1A1A1A"/>
+                <w:sz w:val="18"/>
+                <w:szCs w:val="18"/>
+                <w:rFonts w:ascii="Calibri" w:cs="Calibri" w:eastAsia="Calibri" w:hAnsi="Calibri"/>
+              </w:rPr>
+              <w:t xml:space="preserve">Overstates school authority; Tinker limits, not expands, the power to ban expression.</w:t>
+            </w:r>
+          </w:p>
+        </w:tc>
+        <w:tc>
+          <w:tcPr>
+            <w:tcW w:type="dxa" w:w="4348"/>
+            <w:tcBorders>
+              <w:top w:val="single" w:color="D9D5C8" w:sz="4" w:space="0"/>
+              <w:left w:val="single" w:color="D9D5C8" w:sz="4" w:space="0"/>
+              <w:bottom w:val="single" w:color="D9D5C8" w:sz="4" w:space="0"/>
+              <w:right w:val="single" w:color="D9D5C8" w:sz="4" w:space="0"/>
+            </w:tcBorders>
+            <w:tcMar>
+              <w:top w:type="dxa" w:w="55"/>
+              <w:left w:type="dxa" w:w="110"/>
+              <w:bottom w:type="dxa" w:w="55"/>
+              <w:right w:type="dxa" w:w="110"/>
+            </w:tcMar>
+          </w:tcPr>
+          <w:p>
+            <w:pPr>
+              <w:spacing w:after="0"/>
+            </w:pPr>
+            <w:r>
+              <w:rPr>
+                <w:b w:val="false"/>
+                <w:bCs w:val="false"/>
+                <w:i w:val="false"/>
+                <w:iCs w:val="false"/>
+                <w:color w:val="1A1A1A"/>
+                <w:sz w:val="18"/>
+                <w:szCs w:val="18"/>
+                <w:rFonts w:ascii="Calibri" w:cs="Calibri" w:eastAsia="Calibri" w:hAnsi="Calibri"/>
+              </w:rPr>
+              <w:t xml:space="preserve">confront the misconception with a worked counter-example</w:t>
+            </w:r>
+          </w:p>
+        </w:tc>
+      </w:tr>
+      <w:tr>
+        <w:tc>
+          <w:tcPr>
+            <w:tcW w:type="dxa" w:w="900"/>
+            <w:tcBorders>
+              <w:top w:val="single" w:color="D9D5C8" w:sz="4" w:space="0"/>
+              <w:left w:val="single" w:color="D9D5C8" w:sz="4" w:space="0"/>
+              <w:bottom w:val="single" w:color="D9D5C8" w:sz="4" w:space="0"/>
+              <w:right w:val="single" w:color="D9D5C8" w:sz="4" w:space="0"/>
+            </w:tcBorders>
+            <w:tcMar>
+              <w:top w:type="dxa" w:w="55"/>
+              <w:left w:type="dxa" w:w="110"/>
+              <w:bottom w:type="dxa" w:w="55"/>
+              <w:right w:type="dxa" w:w="110"/>
+            </w:tcMar>
+          </w:tcPr>
+          <w:p>
+            <w:pPr>
+              <w:spacing w:after="0"/>
+            </w:pPr>
+            <w:r>
+              <w:rPr>
+                <w:b w:val="false"/>
+                <w:bCs w:val="false"/>
+                <w:i w:val="false"/>
+                <w:iCs w:val="false"/>
+                <w:color w:val="1A1A1A"/>
+                <w:sz w:val="18"/>
+                <w:szCs w:val="18"/>
+                <w:rFonts w:ascii="Calibri" w:cs="Calibri" w:eastAsia="Calibri" w:hAnsi="Calibri"/>
+              </w:rPr>
+              <w:t xml:space="preserve">C</w:t>
+            </w:r>
+          </w:p>
+        </w:tc>
+        <w:tc>
+          <w:tcPr>
+            <w:tcW w:type="dxa" w:w="4400"/>
+            <w:tcBorders>
+              <w:top w:val="single" w:color="D9D5C8" w:sz="4" w:space="0"/>
+              <w:left w:val="single" w:color="D9D5C8" w:sz="4" w:space="0"/>
+              <w:bottom w:val="single" w:color="D9D5C8" w:sz="4" w:space="0"/>
+              <w:right w:val="single" w:color="D9D5C8" w:sz="4" w:space="0"/>
+            </w:tcBorders>
+            <w:tcMar>
+              <w:top w:type="dxa" w:w="55"/>
+              <w:left w:type="dxa" w:w="110"/>
+              <w:bottom w:type="dxa" w:w="55"/>
+              <w:right w:type="dxa" w:w="110"/>
+            </w:tcMar>
+          </w:tcPr>
+          <w:p>
+            <w:pPr>
+              <w:spacing w:after="0"/>
+            </w:pPr>
+            <w:r>
+              <w:rPr>
+                <w:b w:val="false"/>
+                <w:bCs w:val="false"/>
+                <w:i w:val="false"/>
+                <w:iCs w:val="false"/>
+                <w:color w:val="1A1A1A"/>
+                <w:sz w:val="18"/>
+                <w:szCs w:val="18"/>
+                <w:rFonts w:ascii="Calibri" w:cs="Calibri" w:eastAsia="Calibri" w:hAnsi="Calibri"/>
+              </w:rPr>
+              <w:t xml:space="preserve">Misconception that students have no First Amendment rights; Tinker holds the opposite.</w:t>
+            </w:r>
+          </w:p>
+        </w:tc>
+        <w:tc>
+          <w:tcPr>
+            <w:tcW w:type="dxa" w:w="4348"/>
+            <w:tcBorders>
+              <w:top w:val="single" w:color="D9D5C8" w:sz="4" w:space="0"/>
+              <w:left w:val="single" w:color="D9D5C8" w:sz="4" w:space="0"/>
+              <w:bottom w:val="single" w:color="D9D5C8" w:sz="4" w:space="0"/>
+              <w:right w:val="single" w:color="D9D5C8" w:sz="4" w:space="0"/>
+            </w:tcBorders>
+            <w:tcMar>
+              <w:top w:type="dxa" w:w="55"/>
+              <w:left w:type="dxa" w:w="110"/>
+              <w:bottom w:type="dxa" w:w="55"/>
+              <w:right w:type="dxa" w:w="110"/>
+            </w:tcMar>
+          </w:tcPr>
+          <w:p>
+            <w:pPr>
+              <w:spacing w:after="0"/>
+            </w:pPr>
+            <w:r>
+              <w:rPr>
+                <w:b w:val="false"/>
+                <w:bCs w:val="false"/>
+                <w:i w:val="false"/>
+                <w:iCs w:val="false"/>
+                <w:color w:val="1A1A1A"/>
+                <w:sz w:val="18"/>
+                <w:szCs w:val="18"/>
+                <w:rFonts w:ascii="Calibri" w:cs="Calibri" w:eastAsia="Calibri" w:hAnsi="Calibri"/>
+              </w:rPr>
+              <w:t xml:space="preserve">confront the misconception with a worked counter-example</w:t>
+            </w:r>
+          </w:p>
+        </w:tc>
+      </w:tr>
+      <w:tr>
+        <w:tc>
+          <w:tcPr>
+            <w:tcW w:type="dxa" w:w="900"/>
+            <w:tcBorders>
+              <w:top w:val="single" w:color="D9D5C8" w:sz="4" w:space="0"/>
+              <w:left w:val="single" w:color="D9D5C8" w:sz="4" w:space="0"/>
+              <w:bottom w:val="single" w:color="D9D5C8" w:sz="4" w:space="0"/>
+              <w:right w:val="single" w:color="D9D5C8" w:sz="4" w:space="0"/>
+            </w:tcBorders>
+            <w:tcMar>
+              <w:top w:type="dxa" w:w="55"/>
+              <w:left w:type="dxa" w:w="110"/>
+              <w:bottom w:type="dxa" w:w="55"/>
+              <w:right w:type="dxa" w:w="110"/>
+            </w:tcMar>
+          </w:tcPr>
+          <w:p>
+            <w:pPr>
+              <w:spacing w:after="0"/>
+            </w:pPr>
+            <w:r>
+              <w:rPr>
+                <w:b w:val="false"/>
+                <w:bCs w:val="false"/>
+                <w:i w:val="false"/>
+                <w:iCs w:val="false"/>
+                <w:color w:val="1A1A1A"/>
+                <w:sz w:val="18"/>
+                <w:szCs w:val="18"/>
+                <w:rFonts w:ascii="Calibri" w:cs="Calibri" w:eastAsia="Calibri" w:hAnsi="Calibri"/>
+              </w:rPr>
+              <w:t xml:space="preserve">D</w:t>
+            </w:r>
+          </w:p>
+        </w:tc>
+        <w:tc>
+          <w:tcPr>
+            <w:tcW w:type="dxa" w:w="4400"/>
+            <w:tcBorders>
+              <w:top w:val="single" w:color="D9D5C8" w:sz="4" w:space="0"/>
+              <w:left w:val="single" w:color="D9D5C8" w:sz="4" w:space="0"/>
+              <w:bottom w:val="single" w:color="D9D5C8" w:sz="4" w:space="0"/>
+              <w:right w:val="single" w:color="D9D5C8" w:sz="4" w:space="0"/>
+            </w:tcBorders>
+            <w:tcMar>
+              <w:top w:type="dxa" w:w="55"/>
+              <w:left w:type="dxa" w:w="110"/>
+              <w:bottom w:type="dxa" w:w="55"/>
+              <w:right w:type="dxa" w:w="110"/>
+            </w:tcMar>
+          </w:tcPr>
+          <w:p>
+            <w:pPr>
+              <w:spacing w:after="0"/>
+            </w:pPr>
+            <w:r>
+              <w:rPr>
+                <w:b w:val="false"/>
+                <w:bCs w:val="false"/>
+                <w:i w:val="false"/>
+                <w:iCs w:val="false"/>
+                <w:color w:val="1A1A1A"/>
+                <w:sz w:val="18"/>
+                <w:szCs w:val="18"/>
+                <w:rFonts w:ascii="Calibri" w:cs="Calibri" w:eastAsia="Calibri" w:hAnsi="Calibri"/>
+              </w:rPr>
+              <w:t xml:space="preserve">Right topic but wrong holding; both students and teachers retain rights under Tinker.</w:t>
+            </w:r>
+          </w:p>
+        </w:tc>
+        <w:tc>
+          <w:tcPr>
+            <w:tcW w:type="dxa" w:w="4348"/>
+            <w:tcBorders>
+              <w:top w:val="single" w:color="D9D5C8" w:sz="4" w:space="0"/>
+              <w:left w:val="single" w:color="D9D5C8" w:sz="4" w:space="0"/>
+              <w:bottom w:val="single" w:color="D9D5C8" w:sz="4" w:space="0"/>
+              <w:right w:val="single" w:color="D9D5C8" w:sz="4" w:space="0"/>
+            </w:tcBorders>
+            <w:tcMar>
+              <w:top w:type="dxa" w:w="55"/>
+              <w:left w:type="dxa" w:w="110"/>
+              <w:bottom w:type="dxa" w:w="55"/>
+              <w:right w:type="dxa" w:w="110"/>
+            </w:tcMar>
+          </w:tcPr>
+          <w:p>
+            <w:pPr>
+              <w:spacing w:after="0"/>
+            </w:pPr>
+            <w:r>
+              <w:rPr>
+                <w:b w:val="false"/>
+                <w:bCs w:val="false"/>
+                <w:i w:val="false"/>
+                <w:iCs w:val="false"/>
+                <w:color w:val="1A1A1A"/>
+                <w:sz w:val="18"/>
+                <w:szCs w:val="18"/>
+                <w:rFonts w:ascii="Calibri" w:cs="Calibri" w:eastAsia="Calibri" w:hAnsi="Calibri"/>
+              </w:rPr>
+              <w:t xml:space="preserve">contrast the near-miss with the precise answer</w:t>
+            </w:r>
+          </w:p>
+        </w:tc>
+      </w:tr>
+    </w:tbl>
+    <w:tbl>
+      <w:tblPr>
+        <w:tblW w:type="dxa" w:w="9648"/>
+        <w:tblBorders>
+          <w:top w:val="single" w:color="auto" w:sz="4"/>
+          <w:left w:val="single" w:color="auto" w:sz="4"/>
+          <w:bottom w:val="single" w:color="auto" w:sz="4"/>
+          <w:right w:val="single" w:color="auto" w:sz="4"/>
+          <w:insideH w:val="single" w:color="auto" w:sz="4"/>
+          <w:insideV w:val="single" w:color="auto" w:sz="4"/>
+        </w:tblBorders>
+      </w:tblPr>
+      <w:tblGrid>
+        <w:gridCol w:w="9648"/>
+      </w:tblGrid>
+      <w:tr>
+        <w:tc>
+          <w:tcPr>
+            <w:tcW w:type="dxa" w:w="9648"/>
+            <w:tcBorders>
+              <w:top w:val="single" w:color="D9D5C8" w:sz="4" w:space="0"/>
+              <w:left w:val="single" w:color="D9D5C8" w:sz="4" w:space="0"/>
+              <w:bottom w:val="single" w:color="D9D5C8" w:sz="4" w:space="0"/>
+              <w:right w:val="single" w:color="D9D5C8" w:sz="4" w:space="0"/>
+            </w:tcBorders>
+            <w:shd w:fill="F7F5EF" w:color="auto" w:val="clear"/>
+            <w:tcMar>
+              <w:top w:type="dxa" w:w="55"/>
+              <w:left w:type="dxa" w:w="110"/>
+              <w:bottom w:type="dxa" w:w="55"/>
+              <w:right w:type="dxa" w:w="110"/>
+            </w:tcMar>
+          </w:tcPr>
+          <w:p>
+            <w:pPr>
+              <w:spacing w:after="60"/>
+            </w:pPr>
+            <w:r>
+              <w:rPr>
+                <w:b/>
+                <w:bCs/>
+                <w:i w:val="false"/>
+                <w:iCs w:val="false"/>
+                <w:color w:val="1B2A4A"/>
+                <w:sz w:val="21"/>
+                <w:szCs w:val="21"/>
+                <w:rFonts w:ascii="Calibri" w:cs="Calibri" w:eastAsia="Calibri" w:hAnsi="Calibri"/>
+              </w:rPr>
+              <w:t xml:space="preserve">MTSS ROUTING</w:t>
+            </w:r>
+          </w:p>
+          <w:p>
+            <w:pPr>
+              <w:spacing w:after="40"/>
+            </w:pPr>
+            <w:r>
+              <w:rPr>
+                <w:b w:val="false"/>
+                <w:bCs w:val="false"/>
+                <w:i w:val="false"/>
+                <w:iCs w:val="false"/>
+                <w:color w:val="1A1A1A"/>
+                <w:sz w:val="22"/>
+                <w:szCs w:val="22"/>
+                <w:rFonts w:ascii="Calibri" w:cs="Calibri" w:eastAsia="Calibri" w:hAnsi="Calibri"/>
+              </w:rPr>
+              <w:t xml:space="preserve">Tier 2 — Small-group (Tier 2) reteach targeting the signaled misconception (10–15 min, organizer + worked example), then re-assess with a parallel item.</w:t>
+            </w:r>
+          </w:p>
+          <w:p>
+            <w:pPr>
+              <w:spacing w:after="40"/>
+            </w:pPr>
+            <w:r>
+              <w:rPr>
+                <w:b w:val="false"/>
+                <w:bCs w:val="false"/>
+                <w:i w:val="false"/>
+                <w:iCs w:val="false"/>
+                <w:color w:val="1A1A1A"/>
+                <w:sz w:val="22"/>
+                <w:szCs w:val="22"/>
+                <w:rFonts w:ascii="Calibri" w:cs="Calibri" w:eastAsia="Calibri" w:hAnsi="Calibri"/>
+              </w:rPr>
+              <w:t xml:space="preserve">Tier 3 — If it persists across parallel forms (Tier 3): intensive 1:1 with concrete→representational→abstract scaffolding + think-aloud; progress-monitor weekly toward the same standard.</w:t>
+            </w:r>
+          </w:p>
+        </w:tc>
+      </w:tr>
+    </w:tbl>
+    <w:p>
+      <w:pPr>
+        <w:pStyle w:val="Heading3"/>
+        <w:keepNext/>
+        <w:spacing w:before="150" w:after="90"/>
+      </w:pPr>
+      <w:r>
+        <w:rPr>
+          <w:b/>
+          <w:bCs/>
+          <w:i w:val="false"/>
+          <w:iCs w:val="false"/>
+          <w:color w:val="B22234"/>
+          <w:sz w:val="24"/>
+          <w:szCs w:val="24"/>
+          <w:rFonts w:ascii="Calibri" w:cs="Calibri" w:eastAsia="Calibri" w:hAnsi="Calibri"/>
+        </w:rPr>
+        <w:t xml:space="preserve">Item 2 — GC.24 · DOK 2</w:t>
+      </w:r>
+    </w:p>
+    <w:p>
+      <w:pPr>
+        <w:spacing w:after="80"/>
+      </w:pPr>
+      <w:r>
+        <w:rPr>
+          <w:b/>
+          <w:bCs/>
+          <w:i w:val="false"/>
+          <w:iCs w:val="false"/>
+          <w:color w:val="1B2A4A"/>
+          <w:sz w:val="22"/>
+          <w:szCs w:val="22"/>
+          <w:rFonts w:ascii="Calibri" w:cs="Calibri" w:eastAsia="Calibri" w:hAnsi="Calibri"/>
+        </w:rPr>
+        <w:t xml:space="preserve">If missed:  </w:t>
+      </w:r>
+      <w:r>
+        <w:rPr>
+          <w:b w:val="false"/>
+          <w:bCs w:val="false"/>
+          <w:i w:val="false"/>
+          <w:iCs w:val="false"/>
+          <w:color w:val="1A1A1A"/>
+          <w:sz w:val="22"/>
+          <w:szCs w:val="22"/>
+          <w:rFonts w:ascii="Calibri" w:cs="Calibri" w:eastAsia="Calibri" w:hAnsi="Calibri"/>
+        </w:rPr>
+        <w:t xml:space="preserve">Revisit “The Second Amendment in Court” using the unit's Cornell notes + the standard's graphic organizer; re-check with the Exit Ticket, then re-assess with a parallel-form item.</w:t>
+      </w:r>
+    </w:p>
+    <w:tbl>
+      <w:tblPr>
+        <w:tblW w:type="dxa" w:w="9648"/>
+        <w:tblBorders>
+          <w:top w:val="single" w:color="auto" w:sz="4"/>
+          <w:left w:val="single" w:color="auto" w:sz="4"/>
+          <w:bottom w:val="single" w:color="auto" w:sz="4"/>
+          <w:right w:val="single" w:color="auto" w:sz="4"/>
+          <w:insideH w:val="single" w:color="auto" w:sz="4"/>
+          <w:insideV w:val="single" w:color="auto" w:sz="4"/>
+        </w:tblBorders>
+      </w:tblPr>
+      <w:tblGrid>
+        <w:gridCol w:w="900"/>
+        <w:gridCol w:w="4400"/>
+        <w:gridCol w:w="4348"/>
+      </w:tblGrid>
+      <w:tr>
+        <w:trPr>
+          <w:tblHeader/>
+        </w:trPr>
+        <w:tc>
+          <w:tcPr>
+            <w:tcW w:type="dxa" w:w="900"/>
+            <w:tcBorders>
+              <w:top w:val="single" w:color="D9D5C8" w:sz="4" w:space="0"/>
+              <w:left w:val="single" w:color="D9D5C8" w:sz="4" w:space="0"/>
+              <w:bottom w:val="single" w:color="D9D5C8" w:sz="4" w:space="0"/>
+              <w:right w:val="single" w:color="D9D5C8" w:sz="4" w:space="0"/>
+            </w:tcBorders>
+            <w:shd w:fill="1B2A4A" w:color="auto" w:val="clear"/>
+            <w:tcMar>
+              <w:top w:type="dxa" w:w="55"/>
+              <w:left w:type="dxa" w:w="110"/>
+              <w:bottom w:type="dxa" w:w="55"/>
+              <w:right w:type="dxa" w:w="110"/>
+            </w:tcMar>
+          </w:tcPr>
+          <w:p>
+            <w:pPr>
+              <w:spacing w:after="0"/>
+            </w:pPr>
+            <w:r>
+              <w:rPr>
+                <w:b/>
+                <w:bCs/>
+                <w:i w:val="false"/>
+                <w:iCs w:val="false"/>
+                <w:color w:val="FFFFFF"/>
+                <w:sz w:val="18"/>
+                <w:szCs w:val="18"/>
+                <w:rFonts w:ascii="Calibri" w:cs="Calibri" w:eastAsia="Calibri" w:hAnsi="Calibri"/>
+              </w:rPr>
+              <w:t xml:space="preserve">Wrong choice</w:t>
+            </w:r>
+          </w:p>
+        </w:tc>
+        <w:tc>
+          <w:tcPr>
+            <w:tcW w:type="dxa" w:w="4400"/>
+            <w:tcBorders>
+              <w:top w:val="single" w:color="D9D5C8" w:sz="4" w:space="0"/>
+              <w:left w:val="single" w:color="D9D5C8" w:sz="4" w:space="0"/>
+              <w:bottom w:val="single" w:color="D9D5C8" w:sz="4" w:space="0"/>
+              <w:right w:val="single" w:color="D9D5C8" w:sz="4" w:space="0"/>
+            </w:tcBorders>
+            <w:shd w:fill="1B2A4A" w:color="auto" w:val="clear"/>
+            <w:tcMar>
+              <w:top w:type="dxa" w:w="55"/>
+              <w:left w:type="dxa" w:w="110"/>
+              <w:bottom w:type="dxa" w:w="55"/>
+              <w:right w:type="dxa" w:w="110"/>
+            </w:tcMar>
+          </w:tcPr>
+          <w:p>
+            <w:pPr>
+              <w:spacing w:after="0"/>
+            </w:pPr>
+            <w:r>
+              <w:rPr>
+                <w:b/>
+                <w:bCs/>
+                <w:i w:val="false"/>
+                <w:iCs w:val="false"/>
+                <w:color w:val="FFFFFF"/>
+                <w:sz w:val="18"/>
+                <w:szCs w:val="18"/>
+                <w:rFonts w:ascii="Calibri" w:cs="Calibri" w:eastAsia="Calibri" w:hAnsi="Calibri"/>
+              </w:rPr>
+              <w:t xml:space="preserve">Signals misconception</w:t>
+            </w:r>
+          </w:p>
+        </w:tc>
+        <w:tc>
+          <w:tcPr>
+            <w:tcW w:type="dxa" w:w="4348"/>
+            <w:tcBorders>
+              <w:top w:val="single" w:color="D9D5C8" w:sz="4" w:space="0"/>
+              <w:left w:val="single" w:color="D9D5C8" w:sz="4" w:space="0"/>
+              <w:bottom w:val="single" w:color="D9D5C8" w:sz="4" w:space="0"/>
+              <w:right w:val="single" w:color="D9D5C8" w:sz="4" w:space="0"/>
+            </w:tcBorders>
+            <w:shd w:fill="1B2A4A" w:color="auto" w:val="clear"/>
+            <w:tcMar>
+              <w:top w:type="dxa" w:w="55"/>
+              <w:left w:type="dxa" w:w="110"/>
+              <w:bottom w:type="dxa" w:w="55"/>
+              <w:right w:type="dxa" w:w="110"/>
+            </w:tcMar>
+          </w:tcPr>
+          <w:p>
+            <w:pPr>
+              <w:spacing w:after="0"/>
+            </w:pPr>
+            <w:r>
+              <w:rPr>
+                <w:b/>
+                <w:bCs/>
+                <w:i w:val="false"/>
+                <w:iCs w:val="false"/>
+                <w:color w:val="FFFFFF"/>
+                <w:sz w:val="18"/>
+                <w:szCs w:val="18"/>
+                <w:rFonts w:ascii="Calibri" w:cs="Calibri" w:eastAsia="Calibri" w:hAnsi="Calibri"/>
+              </w:rPr>
+              <w:t xml:space="preserve">Targeted reteach</w:t>
+            </w:r>
+          </w:p>
+        </w:tc>
+      </w:tr>
+      <w:tr>
+        <w:tc>
+          <w:tcPr>
+            <w:tcW w:type="dxa" w:w="900"/>
+            <w:tcBorders>
+              <w:top w:val="single" w:color="D9D5C8" w:sz="4" w:space="0"/>
+              <w:left w:val="single" w:color="D9D5C8" w:sz="4" w:space="0"/>
+              <w:bottom w:val="single" w:color="D9D5C8" w:sz="4" w:space="0"/>
+              <w:right w:val="single" w:color="D9D5C8" w:sz="4" w:space="0"/>
+            </w:tcBorders>
+            <w:tcMar>
+              <w:top w:type="dxa" w:w="55"/>
+              <w:left w:type="dxa" w:w="110"/>
+              <w:bottom w:type="dxa" w:w="55"/>
+              <w:right w:type="dxa" w:w="110"/>
+            </w:tcMar>
+          </w:tcPr>
+          <w:p>
+            <w:pPr>
+              <w:spacing w:after="0"/>
+            </w:pPr>
+            <w:r>
+              <w:rPr>
+                <w:b w:val="false"/>
+                <w:bCs w:val="false"/>
+                <w:i w:val="false"/>
+                <w:iCs w:val="false"/>
+                <w:color w:val="1A1A1A"/>
+                <w:sz w:val="18"/>
+                <w:szCs w:val="18"/>
+                <w:rFonts w:ascii="Calibri" w:cs="Calibri" w:eastAsia="Calibri" w:hAnsi="Calibri"/>
+              </w:rPr>
+              <w:t xml:space="preserve">A</w:t>
+            </w:r>
+          </w:p>
+        </w:tc>
+        <w:tc>
+          <w:tcPr>
+            <w:tcW w:type="dxa" w:w="4400"/>
+            <w:tcBorders>
+              <w:top w:val="single" w:color="D9D5C8" w:sz="4" w:space="0"/>
+              <w:left w:val="single" w:color="D9D5C8" w:sz="4" w:space="0"/>
+              <w:bottom w:val="single" w:color="D9D5C8" w:sz="4" w:space="0"/>
+              <w:right w:val="single" w:color="D9D5C8" w:sz="4" w:space="0"/>
+            </w:tcBorders>
+            <w:tcMar>
+              <w:top w:type="dxa" w:w="55"/>
+              <w:left w:type="dxa" w:w="110"/>
+              <w:bottom w:type="dxa" w:w="55"/>
+              <w:right w:type="dxa" w:w="110"/>
+            </w:tcMar>
+          </w:tcPr>
+          <w:p>
+            <w:pPr>
+              <w:spacing w:after="0"/>
+            </w:pPr>
+            <w:r>
+              <w:rPr>
+                <w:b w:val="false"/>
+                <w:bCs w:val="false"/>
+                <w:i w:val="false"/>
+                <w:iCs w:val="false"/>
+                <w:color w:val="1A1A1A"/>
+                <w:sz w:val="18"/>
+                <w:szCs w:val="18"/>
+                <w:rFonts w:ascii="Calibri" w:cs="Calibri" w:eastAsia="Calibri" w:hAnsi="Calibri"/>
+              </w:rPr>
+              <w:t xml:space="preserve">Misconception that only the military may bear arms; Heller recognized an individual right.</w:t>
+            </w:r>
+          </w:p>
+        </w:tc>
+        <w:tc>
+          <w:tcPr>
+            <w:tcW w:type="dxa" w:w="4348"/>
+            <w:tcBorders>
+              <w:top w:val="single" w:color="D9D5C8" w:sz="4" w:space="0"/>
+              <w:left w:val="single" w:color="D9D5C8" w:sz="4" w:space="0"/>
+              <w:bottom w:val="single" w:color="D9D5C8" w:sz="4" w:space="0"/>
+              <w:right w:val="single" w:color="D9D5C8" w:sz="4" w:space="0"/>
+            </w:tcBorders>
+            <w:tcMar>
+              <w:top w:type="dxa" w:w="55"/>
+              <w:left w:type="dxa" w:w="110"/>
+              <w:bottom w:type="dxa" w:w="55"/>
+              <w:right w:type="dxa" w:w="110"/>
+            </w:tcMar>
+          </w:tcPr>
+          <w:p>
+            <w:pPr>
+              <w:spacing w:after="0"/>
+            </w:pPr>
+            <w:r>
+              <w:rPr>
+                <w:b w:val="false"/>
+                <w:bCs w:val="false"/>
+                <w:i w:val="false"/>
+                <w:iCs w:val="false"/>
+                <w:color w:val="1A1A1A"/>
+                <w:sz w:val="18"/>
+                <w:szCs w:val="18"/>
+                <w:rFonts w:ascii="Calibri" w:cs="Calibri" w:eastAsia="Calibri" w:hAnsi="Calibri"/>
+              </w:rPr>
+              <w:t xml:space="preserve">confront the misconception with a worked counter-example</w:t>
+            </w:r>
+          </w:p>
+        </w:tc>
+      </w:tr>
+      <w:tr>
+        <w:tc>
+          <w:tcPr>
+            <w:tcW w:type="dxa" w:w="900"/>
+            <w:tcBorders>
+              <w:top w:val="single" w:color="D9D5C8" w:sz="4" w:space="0"/>
+              <w:left w:val="single" w:color="D9D5C8" w:sz="4" w:space="0"/>
+              <w:bottom w:val="single" w:color="D9D5C8" w:sz="4" w:space="0"/>
+              <w:right w:val="single" w:color="D9D5C8" w:sz="4" w:space="0"/>
+            </w:tcBorders>
+            <w:tcMar>
+              <w:top w:type="dxa" w:w="55"/>
+              <w:left w:type="dxa" w:w="110"/>
+              <w:bottom w:type="dxa" w:w="55"/>
+              <w:right w:type="dxa" w:w="110"/>
+            </w:tcMar>
+          </w:tcPr>
+          <w:p>
+            <w:pPr>
+              <w:spacing w:after="0"/>
+            </w:pPr>
+            <w:r>
+              <w:rPr>
+                <w:b w:val="false"/>
+                <w:bCs w:val="false"/>
+                <w:i w:val="false"/>
+                <w:iCs w:val="false"/>
+                <w:color w:val="1A1A1A"/>
+                <w:sz w:val="18"/>
+                <w:szCs w:val="18"/>
+                <w:rFonts w:ascii="Calibri" w:cs="Calibri" w:eastAsia="Calibri" w:hAnsi="Calibri"/>
+              </w:rPr>
+              <w:t xml:space="preserve">B</w:t>
+            </w:r>
+          </w:p>
+        </w:tc>
+        <w:tc>
+          <w:tcPr>
+            <w:tcW w:type="dxa" w:w="4400"/>
+            <w:tcBorders>
+              <w:top w:val="single" w:color="D9D5C8" w:sz="4" w:space="0"/>
+              <w:left w:val="single" w:color="D9D5C8" w:sz="4" w:space="0"/>
+              <w:bottom w:val="single" w:color="D9D5C8" w:sz="4" w:space="0"/>
+              <w:right w:val="single" w:color="D9D5C8" w:sz="4" w:space="0"/>
+            </w:tcBorders>
+            <w:tcMar>
+              <w:top w:type="dxa" w:w="55"/>
+              <w:left w:type="dxa" w:w="110"/>
+              <w:bottom w:type="dxa" w:w="55"/>
+              <w:right w:type="dxa" w:w="110"/>
+            </w:tcMar>
+          </w:tcPr>
+          <w:p>
+            <w:pPr>
+              <w:spacing w:after="0"/>
+            </w:pPr>
+            <w:r>
+              <w:rPr>
+                <w:b w:val="false"/>
+                <w:bCs w:val="false"/>
+                <w:i w:val="false"/>
+                <w:iCs w:val="false"/>
+                <w:color w:val="1A1A1A"/>
+                <w:sz w:val="18"/>
+                <w:szCs w:val="18"/>
+                <w:rFonts w:ascii="Calibri" w:cs="Calibri" w:eastAsia="Calibri" w:hAnsi="Calibri"/>
+              </w:rPr>
+              <w:t xml:space="preserve">The militia-only reading is the interpretation Heller rejected.</w:t>
+            </w:r>
+          </w:p>
+        </w:tc>
+        <w:tc>
+          <w:tcPr>
+            <w:tcW w:type="dxa" w:w="4348"/>
+            <w:tcBorders>
+              <w:top w:val="single" w:color="D9D5C8" w:sz="4" w:space="0"/>
+              <w:left w:val="single" w:color="D9D5C8" w:sz="4" w:space="0"/>
+              <w:bottom w:val="single" w:color="D9D5C8" w:sz="4" w:space="0"/>
+              <w:right w:val="single" w:color="D9D5C8" w:sz="4" w:space="0"/>
+            </w:tcBorders>
+            <w:tcMar>
+              <w:top w:type="dxa" w:w="55"/>
+              <w:left w:type="dxa" w:w="110"/>
+              <w:bottom w:type="dxa" w:w="55"/>
+              <w:right w:type="dxa" w:w="110"/>
+            </w:tcMar>
+          </w:tcPr>
+          <w:p>
+            <w:pPr>
+              <w:spacing w:after="0"/>
+            </w:pPr>
+            <w:r>
+              <w:rPr>
+                <w:b w:val="false"/>
+                <w:bCs w:val="false"/>
+                <w:i w:val="false"/>
+                <w:iCs w:val="false"/>
+                <w:color w:val="1A1A1A"/>
+                <w:sz w:val="18"/>
+                <w:szCs w:val="18"/>
+                <w:rFonts w:ascii="Calibri" w:cs="Calibri" w:eastAsia="Calibri" w:hAnsi="Calibri"/>
+              </w:rPr>
+              <w:t xml:space="preserve">contrast the near-miss with the precise answer</w:t>
+            </w:r>
+          </w:p>
+        </w:tc>
+      </w:tr>
+      <w:tr>
+        <w:tc>
+          <w:tcPr>
+            <w:tcW w:type="dxa" w:w="900"/>
+            <w:tcBorders>
+              <w:top w:val="single" w:color="D9D5C8" w:sz="4" w:space="0"/>
+              <w:left w:val="single" w:color="D9D5C8" w:sz="4" w:space="0"/>
+              <w:bottom w:val="single" w:color="D9D5C8" w:sz="4" w:space="0"/>
+              <w:right w:val="single" w:color="D9D5C8" w:sz="4" w:space="0"/>
+            </w:tcBorders>
+            <w:tcMar>
+              <w:top w:type="dxa" w:w="55"/>
+              <w:left w:type="dxa" w:w="110"/>
+              <w:bottom w:type="dxa" w:w="55"/>
+              <w:right w:type="dxa" w:w="110"/>
+            </w:tcMar>
+          </w:tcPr>
+          <w:p>
+            <w:pPr>
+              <w:spacing w:after="0"/>
+            </w:pPr>
+            <w:r>
+              <w:rPr>
+                <w:b w:val="false"/>
+                <w:bCs w:val="false"/>
+                <w:i w:val="false"/>
+                <w:iCs w:val="false"/>
+                <w:color w:val="1A1A1A"/>
+                <w:sz w:val="18"/>
+                <w:szCs w:val="18"/>
+                <w:rFonts w:ascii="Calibri" w:cs="Calibri" w:eastAsia="Calibri" w:hAnsi="Calibri"/>
+              </w:rPr>
+              <w:t xml:space="preserve">C</w:t>
+            </w:r>
+          </w:p>
+        </w:tc>
+        <w:tc>
+          <w:tcPr>
+            <w:tcW w:type="dxa" w:w="4400"/>
+            <w:tcBorders>
+              <w:top w:val="single" w:color="D9D5C8" w:sz="4" w:space="0"/>
+              <w:left w:val="single" w:color="D9D5C8" w:sz="4" w:space="0"/>
+              <w:bottom w:val="single" w:color="D9D5C8" w:sz="4" w:space="0"/>
+              <w:right w:val="single" w:color="D9D5C8" w:sz="4" w:space="0"/>
+            </w:tcBorders>
+            <w:tcMar>
+              <w:top w:type="dxa" w:w="55"/>
+              <w:left w:type="dxa" w:w="110"/>
+              <w:bottom w:type="dxa" w:w="55"/>
+              <w:right w:type="dxa" w:w="110"/>
+            </w:tcMar>
+          </w:tcPr>
+          <w:p>
+            <w:pPr>
+              <w:spacing w:after="0"/>
+            </w:pPr>
+            <w:r>
+              <w:rPr>
+                <w:b w:val="false"/>
+                <w:bCs w:val="false"/>
+                <w:i w:val="false"/>
+                <w:iCs w:val="false"/>
+                <w:color w:val="1A1A1A"/>
+                <w:sz w:val="18"/>
+                <w:szCs w:val="18"/>
+                <w:rFonts w:ascii="Calibri" w:cs="Calibri" w:eastAsia="Calibri" w:hAnsi="Calibri"/>
+              </w:rPr>
+              <w:t xml:space="preserve">Overgeneralizes state power; Heller struck down a strict handgun ban.</w:t>
+            </w:r>
+          </w:p>
+        </w:tc>
+        <w:tc>
+          <w:tcPr>
+            <w:tcW w:type="dxa" w:w="4348"/>
+            <w:tcBorders>
+              <w:top w:val="single" w:color="D9D5C8" w:sz="4" w:space="0"/>
+              <w:left w:val="single" w:color="D9D5C8" w:sz="4" w:space="0"/>
+              <w:bottom w:val="single" w:color="D9D5C8" w:sz="4" w:space="0"/>
+              <w:right w:val="single" w:color="D9D5C8" w:sz="4" w:space="0"/>
+            </w:tcBorders>
+            <w:tcMar>
+              <w:top w:type="dxa" w:w="55"/>
+              <w:left w:type="dxa" w:w="110"/>
+              <w:bottom w:type="dxa" w:w="55"/>
+              <w:right w:type="dxa" w:w="110"/>
+            </w:tcMar>
+          </w:tcPr>
+          <w:p>
+            <w:pPr>
+              <w:spacing w:after="0"/>
+            </w:pPr>
+            <w:r>
+              <w:rPr>
+                <w:b w:val="false"/>
+                <w:bCs w:val="false"/>
+                <w:i w:val="false"/>
+                <w:iCs w:val="false"/>
+                <w:color w:val="1A1A1A"/>
+                <w:sz w:val="18"/>
+                <w:szCs w:val="18"/>
+                <w:rFonts w:ascii="Calibri" w:cs="Calibri" w:eastAsia="Calibri" w:hAnsi="Calibri"/>
+              </w:rPr>
+              <w:t xml:space="preserve">test the overgeneralization against a counter-case</w:t>
+            </w:r>
+          </w:p>
+        </w:tc>
+      </w:tr>
+    </w:tbl>
+    <w:tbl>
+      <w:tblPr>
+        <w:tblW w:type="dxa" w:w="9648"/>
+        <w:tblBorders>
+          <w:top w:val="single" w:color="auto" w:sz="4"/>
+          <w:left w:val="single" w:color="auto" w:sz="4"/>
+          <w:bottom w:val="single" w:color="auto" w:sz="4"/>
+          <w:right w:val="single" w:color="auto" w:sz="4"/>
+          <w:insideH w:val="single" w:color="auto" w:sz="4"/>
+          <w:insideV w:val="single" w:color="auto" w:sz="4"/>
+        </w:tblBorders>
+      </w:tblPr>
+      <w:tblGrid>
+        <w:gridCol w:w="9648"/>
+      </w:tblGrid>
+      <w:tr>
+        <w:tc>
+          <w:tcPr>
+            <w:tcW w:type="dxa" w:w="9648"/>
+            <w:tcBorders>
+              <w:top w:val="single" w:color="D9D5C8" w:sz="4" w:space="0"/>
+              <w:left w:val="single" w:color="D9D5C8" w:sz="4" w:space="0"/>
+              <w:bottom w:val="single" w:color="D9D5C8" w:sz="4" w:space="0"/>
+              <w:right w:val="single" w:color="D9D5C8" w:sz="4" w:space="0"/>
+            </w:tcBorders>
+            <w:shd w:fill="F7F5EF" w:color="auto" w:val="clear"/>
+            <w:tcMar>
+              <w:top w:type="dxa" w:w="55"/>
+              <w:left w:type="dxa" w:w="110"/>
+              <w:bottom w:type="dxa" w:w="55"/>
+              <w:right w:type="dxa" w:w="110"/>
+            </w:tcMar>
+          </w:tcPr>
+          <w:p>
+            <w:pPr>
+              <w:spacing w:after="60"/>
+            </w:pPr>
+            <w:r>
+              <w:rPr>
+                <w:b/>
+                <w:bCs/>
+                <w:i w:val="false"/>
+                <w:iCs w:val="false"/>
+                <w:color w:val="1B2A4A"/>
+                <w:sz w:val="21"/>
+                <w:szCs w:val="21"/>
+                <w:rFonts w:ascii="Calibri" w:cs="Calibri" w:eastAsia="Calibri" w:hAnsi="Calibri"/>
+              </w:rPr>
+              <w:t xml:space="preserve">MTSS ROUTING</w:t>
+            </w:r>
+          </w:p>
+          <w:p>
+            <w:pPr>
+              <w:spacing w:after="40"/>
+            </w:pPr>
+            <w:r>
+              <w:rPr>
+                <w:b w:val="false"/>
+                <w:bCs w:val="false"/>
+                <w:i w:val="false"/>
+                <w:iCs w:val="false"/>
+                <w:color w:val="1A1A1A"/>
+                <w:sz w:val="22"/>
+                <w:szCs w:val="22"/>
+                <w:rFonts w:ascii="Calibri" w:cs="Calibri" w:eastAsia="Calibri" w:hAnsi="Calibri"/>
+              </w:rPr>
+              <w:t xml:space="preserve">Tier 2 — Small-group (Tier 2) reteach targeting the signaled misconception (10–15 min, organizer + worked example), then re-assess with a parallel item.</w:t>
+            </w:r>
+          </w:p>
+          <w:p>
+            <w:pPr>
+              <w:spacing w:after="40"/>
+            </w:pPr>
+            <w:r>
+              <w:rPr>
+                <w:b w:val="false"/>
+                <w:bCs w:val="false"/>
+                <w:i w:val="false"/>
+                <w:iCs w:val="false"/>
+                <w:color w:val="1A1A1A"/>
+                <w:sz w:val="22"/>
+                <w:szCs w:val="22"/>
+                <w:rFonts w:ascii="Calibri" w:cs="Calibri" w:eastAsia="Calibri" w:hAnsi="Calibri"/>
+              </w:rPr>
+              <w:t xml:space="preserve">Tier 3 — If it persists across parallel forms (Tier 3): intensive 1:1 with concrete→representational→abstract scaffolding + think-aloud; progress-monitor weekly toward the same standard.</w:t>
+            </w:r>
+          </w:p>
+        </w:tc>
+      </w:tr>
+    </w:tbl>
+    <w:p>
+      <w:pPr>
+        <w:pStyle w:val="Heading3"/>
+        <w:keepNext/>
+        <w:spacing w:before="150" w:after="90"/>
+      </w:pPr>
+      <w:r>
+        <w:rPr>
+          <w:b/>
+          <w:bCs/>
+          <w:i w:val="false"/>
+          <w:iCs w:val="false"/>
+          <w:color w:val="B22234"/>
+          <w:sz w:val="24"/>
+          <w:szCs w:val="24"/>
+          <w:rFonts w:ascii="Calibri" w:cs="Calibri" w:eastAsia="Calibri" w:hAnsi="Calibri"/>
+        </w:rPr>
+        <w:t xml:space="preserve">Item 3 — GC.25 · DOK 2</w:t>
+      </w:r>
+    </w:p>
+    <w:p>
+      <w:pPr>
+        <w:spacing w:after="80"/>
+      </w:pPr>
+      <w:r>
+        <w:rPr>
+          <w:b/>
+          <w:bCs/>
+          <w:i w:val="false"/>
+          <w:iCs w:val="false"/>
+          <w:color w:val="1B2A4A"/>
+          <w:sz w:val="22"/>
+          <w:szCs w:val="22"/>
+          <w:rFonts w:ascii="Calibri" w:cs="Calibri" w:eastAsia="Calibri" w:hAnsi="Calibri"/>
+        </w:rPr>
+        <w:t xml:space="preserve">If missed:  </w:t>
+      </w:r>
+      <w:r>
+        <w:rPr>
+          <w:b w:val="false"/>
+          <w:bCs w:val="false"/>
+          <w:i w:val="false"/>
+          <w:iCs w:val="false"/>
+          <w:color w:val="1A1A1A"/>
+          <w:sz w:val="22"/>
+          <w:szCs w:val="22"/>
+          <w:rFonts w:ascii="Calibri" w:cs="Calibri" w:eastAsia="Calibri" w:hAnsi="Calibri"/>
+        </w:rPr>
+        <w:t xml:space="preserve">Revisit “Rights of the Accused (4th–8th Amendments)” using the unit's Cornell notes + the standard's graphic organizer; re-check with the Exit Ticket, then re-assess with a parallel-form item.</w:t>
+      </w:r>
+    </w:p>
+    <w:tbl>
+      <w:tblPr>
+        <w:tblW w:type="dxa" w:w="9648"/>
+        <w:tblBorders>
+          <w:top w:val="single" w:color="auto" w:sz="4"/>
+          <w:left w:val="single" w:color="auto" w:sz="4"/>
+          <w:bottom w:val="single" w:color="auto" w:sz="4"/>
+          <w:right w:val="single" w:color="auto" w:sz="4"/>
+          <w:insideH w:val="single" w:color="auto" w:sz="4"/>
+          <w:insideV w:val="single" w:color="auto" w:sz="4"/>
+        </w:tblBorders>
+      </w:tblPr>
+      <w:tblGrid>
+        <w:gridCol w:w="900"/>
+        <w:gridCol w:w="4400"/>
+        <w:gridCol w:w="4348"/>
+      </w:tblGrid>
+      <w:tr>
+        <w:trPr>
+          <w:tblHeader/>
+        </w:trPr>
+        <w:tc>
+          <w:tcPr>
+            <w:tcW w:type="dxa" w:w="900"/>
+            <w:tcBorders>
+              <w:top w:val="single" w:color="D9D5C8" w:sz="4" w:space="0"/>
+              <w:left w:val="single" w:color="D9D5C8" w:sz="4" w:space="0"/>
+              <w:bottom w:val="single" w:color="D9D5C8" w:sz="4" w:space="0"/>
+              <w:right w:val="single" w:color="D9D5C8" w:sz="4" w:space="0"/>
+            </w:tcBorders>
+            <w:shd w:fill="1B2A4A" w:color="auto" w:val="clear"/>
+            <w:tcMar>
+              <w:top w:type="dxa" w:w="55"/>
+              <w:left w:type="dxa" w:w="110"/>
+              <w:bottom w:type="dxa" w:w="55"/>
+              <w:right w:type="dxa" w:w="110"/>
+            </w:tcMar>
+          </w:tcPr>
+          <w:p>
+            <w:pPr>
+              <w:spacing w:after="0"/>
+            </w:pPr>
+            <w:r>
+              <w:rPr>
+                <w:b/>
+                <w:bCs/>
+                <w:i w:val="false"/>
+                <w:iCs w:val="false"/>
+                <w:color w:val="FFFFFF"/>
+                <w:sz w:val="18"/>
+                <w:szCs w:val="18"/>
+                <w:rFonts w:ascii="Calibri" w:cs="Calibri" w:eastAsia="Calibri" w:hAnsi="Calibri"/>
+              </w:rPr>
+              <w:t xml:space="preserve">Wrong choice</w:t>
+            </w:r>
+          </w:p>
+        </w:tc>
+        <w:tc>
+          <w:tcPr>
+            <w:tcW w:type="dxa" w:w="4400"/>
+            <w:tcBorders>
+              <w:top w:val="single" w:color="D9D5C8" w:sz="4" w:space="0"/>
+              <w:left w:val="single" w:color="D9D5C8" w:sz="4" w:space="0"/>
+              <w:bottom w:val="single" w:color="D9D5C8" w:sz="4" w:space="0"/>
+              <w:right w:val="single" w:color="D9D5C8" w:sz="4" w:space="0"/>
+            </w:tcBorders>
+            <w:shd w:fill="1B2A4A" w:color="auto" w:val="clear"/>
+            <w:tcMar>
+              <w:top w:type="dxa" w:w="55"/>
+              <w:left w:type="dxa" w:w="110"/>
+              <w:bottom w:type="dxa" w:w="55"/>
+              <w:right w:type="dxa" w:w="110"/>
+            </w:tcMar>
+          </w:tcPr>
+          <w:p>
+            <w:pPr>
+              <w:spacing w:after="0"/>
+            </w:pPr>
+            <w:r>
+              <w:rPr>
+                <w:b/>
+                <w:bCs/>
+                <w:i w:val="false"/>
+                <w:iCs w:val="false"/>
+                <w:color w:val="FFFFFF"/>
+                <w:sz w:val="18"/>
+                <w:szCs w:val="18"/>
+                <w:rFonts w:ascii="Calibri" w:cs="Calibri" w:eastAsia="Calibri" w:hAnsi="Calibri"/>
+              </w:rPr>
+              <w:t xml:space="preserve">Signals misconception</w:t>
+            </w:r>
+          </w:p>
+        </w:tc>
+        <w:tc>
+          <w:tcPr>
+            <w:tcW w:type="dxa" w:w="4348"/>
+            <w:tcBorders>
+              <w:top w:val="single" w:color="D9D5C8" w:sz="4" w:space="0"/>
+              <w:left w:val="single" w:color="D9D5C8" w:sz="4" w:space="0"/>
+              <w:bottom w:val="single" w:color="D9D5C8" w:sz="4" w:space="0"/>
+              <w:right w:val="single" w:color="D9D5C8" w:sz="4" w:space="0"/>
+            </w:tcBorders>
+            <w:shd w:fill="1B2A4A" w:color="auto" w:val="clear"/>
+            <w:tcMar>
+              <w:top w:type="dxa" w:w="55"/>
+              <w:left w:type="dxa" w:w="110"/>
+              <w:bottom w:type="dxa" w:w="55"/>
+              <w:right w:type="dxa" w:w="110"/>
+            </w:tcMar>
+          </w:tcPr>
+          <w:p>
+            <w:pPr>
+              <w:spacing w:after="0"/>
+            </w:pPr>
+            <w:r>
+              <w:rPr>
+                <w:b/>
+                <w:bCs/>
+                <w:i w:val="false"/>
+                <w:iCs w:val="false"/>
+                <w:color w:val="FFFFFF"/>
+                <w:sz w:val="18"/>
+                <w:szCs w:val="18"/>
+                <w:rFonts w:ascii="Calibri" w:cs="Calibri" w:eastAsia="Calibri" w:hAnsi="Calibri"/>
+              </w:rPr>
+              <w:t xml:space="preserve">Targeted reteach</w:t>
+            </w:r>
+          </w:p>
+        </w:tc>
+      </w:tr>
+      <w:tr>
+        <w:tc>
+          <w:tcPr>
+            <w:tcW w:type="dxa" w:w="900"/>
+            <w:tcBorders>
+              <w:top w:val="single" w:color="D9D5C8" w:sz="4" w:space="0"/>
+              <w:left w:val="single" w:color="D9D5C8" w:sz="4" w:space="0"/>
+              <w:bottom w:val="single" w:color="D9D5C8" w:sz="4" w:space="0"/>
+              <w:right w:val="single" w:color="D9D5C8" w:sz="4" w:space="0"/>
+            </w:tcBorders>
+            <w:tcMar>
+              <w:top w:type="dxa" w:w="55"/>
+              <w:left w:type="dxa" w:w="110"/>
+              <w:bottom w:type="dxa" w:w="55"/>
+              <w:right w:type="dxa" w:w="110"/>
+            </w:tcMar>
+          </w:tcPr>
+          <w:p>
+            <w:pPr>
+              <w:spacing w:after="0"/>
+            </w:pPr>
+            <w:r>
+              <w:rPr>
+                <w:b w:val="false"/>
+                <w:bCs w:val="false"/>
+                <w:i w:val="false"/>
+                <w:iCs w:val="false"/>
+                <w:color w:val="1A1A1A"/>
+                <w:sz w:val="18"/>
+                <w:szCs w:val="18"/>
+                <w:rFonts w:ascii="Calibri" w:cs="Calibri" w:eastAsia="Calibri" w:hAnsi="Calibri"/>
+              </w:rPr>
+              <w:t xml:space="preserve">B</w:t>
+            </w:r>
+          </w:p>
+        </w:tc>
+        <w:tc>
+          <w:tcPr>
+            <w:tcW w:type="dxa" w:w="4400"/>
+            <w:tcBorders>
+              <w:top w:val="single" w:color="D9D5C8" w:sz="4" w:space="0"/>
+              <w:left w:val="single" w:color="D9D5C8" w:sz="4" w:space="0"/>
+              <w:bottom w:val="single" w:color="D9D5C8" w:sz="4" w:space="0"/>
+              <w:right w:val="single" w:color="D9D5C8" w:sz="4" w:space="0"/>
+            </w:tcBorders>
+            <w:tcMar>
+              <w:top w:type="dxa" w:w="55"/>
+              <w:left w:type="dxa" w:w="110"/>
+              <w:bottom w:type="dxa" w:w="55"/>
+              <w:right w:type="dxa" w:w="110"/>
+            </w:tcMar>
+          </w:tcPr>
+          <w:p>
+            <w:pPr>
+              <w:spacing w:after="0"/>
+            </w:pPr>
+            <w:r>
+              <w:rPr>
+                <w:b w:val="false"/>
+                <w:bCs w:val="false"/>
+                <w:i w:val="false"/>
+                <w:iCs w:val="false"/>
+                <w:color w:val="1A1A1A"/>
+                <w:sz w:val="18"/>
+                <w:szCs w:val="18"/>
+                <w:rFonts w:ascii="Calibri" w:cs="Calibri" w:eastAsia="Calibri" w:hAnsi="Calibri"/>
+              </w:rPr>
+              <w:t xml:space="preserve">Contradicts the 4th Amendment, which the exclusionary rule enforces.</w:t>
+            </w:r>
+          </w:p>
+        </w:tc>
+        <w:tc>
+          <w:tcPr>
+            <w:tcW w:type="dxa" w:w="4348"/>
+            <w:tcBorders>
+              <w:top w:val="single" w:color="D9D5C8" w:sz="4" w:space="0"/>
+              <w:left w:val="single" w:color="D9D5C8" w:sz="4" w:space="0"/>
+              <w:bottom w:val="single" w:color="D9D5C8" w:sz="4" w:space="0"/>
+              <w:right w:val="single" w:color="D9D5C8" w:sz="4" w:space="0"/>
+            </w:tcBorders>
+            <w:tcMar>
+              <w:top w:type="dxa" w:w="55"/>
+              <w:left w:type="dxa" w:w="110"/>
+              <w:bottom w:type="dxa" w:w="55"/>
+              <w:right w:type="dxa" w:w="110"/>
+            </w:tcMar>
+          </w:tcPr>
+          <w:p>
+            <w:pPr>
+              <w:spacing w:after="0"/>
+            </w:pPr>
+            <w:r>
+              <w:rPr>
+                <w:b w:val="false"/>
+                <w:bCs w:val="false"/>
+                <w:i w:val="false"/>
+                <w:iCs w:val="false"/>
+                <w:color w:val="1A1A1A"/>
+                <w:sz w:val="18"/>
+                <w:szCs w:val="18"/>
+                <w:rFonts w:ascii="Calibri" w:cs="Calibri" w:eastAsia="Calibri" w:hAnsi="Calibri"/>
+              </w:rPr>
+              <w:t xml:space="preserve">confront the misconception with a worked counter-example</w:t>
+            </w:r>
+          </w:p>
+        </w:tc>
+      </w:tr>
+      <w:tr>
+        <w:tc>
+          <w:tcPr>
+            <w:tcW w:type="dxa" w:w="900"/>
+            <w:tcBorders>
+              <w:top w:val="single" w:color="D9D5C8" w:sz="4" w:space="0"/>
+              <w:left w:val="single" w:color="D9D5C8" w:sz="4" w:space="0"/>
+              <w:bottom w:val="single" w:color="D9D5C8" w:sz="4" w:space="0"/>
+              <w:right w:val="single" w:color="D9D5C8" w:sz="4" w:space="0"/>
+            </w:tcBorders>
+            <w:tcMar>
+              <w:top w:type="dxa" w:w="55"/>
+              <w:left w:type="dxa" w:w="110"/>
+              <w:bottom w:type="dxa" w:w="55"/>
+              <w:right w:type="dxa" w:w="110"/>
+            </w:tcMar>
+          </w:tcPr>
+          <w:p>
+            <w:pPr>
+              <w:spacing w:after="0"/>
+            </w:pPr>
+            <w:r>
+              <w:rPr>
+                <w:b w:val="false"/>
+                <w:bCs w:val="false"/>
+                <w:i w:val="false"/>
+                <w:iCs w:val="false"/>
+                <w:color w:val="1A1A1A"/>
+                <w:sz w:val="18"/>
+                <w:szCs w:val="18"/>
+                <w:rFonts w:ascii="Calibri" w:cs="Calibri" w:eastAsia="Calibri" w:hAnsi="Calibri"/>
+              </w:rPr>
+              <w:t xml:space="preserve">C</w:t>
+            </w:r>
+          </w:p>
+        </w:tc>
+        <w:tc>
+          <w:tcPr>
+            <w:tcW w:type="dxa" w:w="4400"/>
+            <w:tcBorders>
+              <w:top w:val="single" w:color="D9D5C8" w:sz="4" w:space="0"/>
+              <w:left w:val="single" w:color="D9D5C8" w:sz="4" w:space="0"/>
+              <w:bottom w:val="single" w:color="D9D5C8" w:sz="4" w:space="0"/>
+              <w:right w:val="single" w:color="D9D5C8" w:sz="4" w:space="0"/>
+            </w:tcBorders>
+            <w:tcMar>
+              <w:top w:type="dxa" w:w="55"/>
+              <w:left w:type="dxa" w:w="110"/>
+              <w:bottom w:type="dxa" w:w="55"/>
+              <w:right w:type="dxa" w:w="110"/>
+            </w:tcMar>
+          </w:tcPr>
+          <w:p>
+            <w:pPr>
+              <w:spacing w:after="0"/>
+            </w:pPr>
+            <w:r>
+              <w:rPr>
+                <w:b w:val="false"/>
+                <w:bCs w:val="false"/>
+                <w:i w:val="false"/>
+                <w:iCs w:val="false"/>
+                <w:color w:val="1A1A1A"/>
+                <w:sz w:val="18"/>
+                <w:szCs w:val="18"/>
+                <w:rFonts w:ascii="Calibri" w:cs="Calibri" w:eastAsia="Calibri" w:hAnsi="Calibri"/>
+              </w:rPr>
+              <w:t xml:space="preserve">Confuses the 4th Amendment rule with the 5th Amendment right to remain silent.</w:t>
+            </w:r>
+          </w:p>
+        </w:tc>
+        <w:tc>
+          <w:tcPr>
+            <w:tcW w:type="dxa" w:w="4348"/>
+            <w:tcBorders>
+              <w:top w:val="single" w:color="D9D5C8" w:sz="4" w:space="0"/>
+              <w:left w:val="single" w:color="D9D5C8" w:sz="4" w:space="0"/>
+              <w:bottom w:val="single" w:color="D9D5C8" w:sz="4" w:space="0"/>
+              <w:right w:val="single" w:color="D9D5C8" w:sz="4" w:space="0"/>
+            </w:tcBorders>
+            <w:tcMar>
+              <w:top w:type="dxa" w:w="55"/>
+              <w:left w:type="dxa" w:w="110"/>
+              <w:bottom w:type="dxa" w:w="55"/>
+              <w:right w:type="dxa" w:w="110"/>
+            </w:tcMar>
+          </w:tcPr>
+          <w:p>
+            <w:pPr>
+              <w:spacing w:after="0"/>
+            </w:pPr>
+            <w:r>
+              <w:rPr>
+                <w:b w:val="false"/>
+                <w:bCs w:val="false"/>
+                <w:i w:val="false"/>
+                <w:iCs w:val="false"/>
+                <w:color w:val="1A1A1A"/>
+                <w:sz w:val="18"/>
+                <w:szCs w:val="18"/>
+                <w:rFonts w:ascii="Calibri" w:cs="Calibri" w:eastAsia="Calibri" w:hAnsi="Calibri"/>
+              </w:rPr>
+              <w:t xml:space="preserve">clarify the boundary with the confused concept</w:t>
+            </w:r>
+          </w:p>
+        </w:tc>
+      </w:tr>
+      <w:tr>
+        <w:tc>
+          <w:tcPr>
+            <w:tcW w:type="dxa" w:w="900"/>
+            <w:tcBorders>
+              <w:top w:val="single" w:color="D9D5C8" w:sz="4" w:space="0"/>
+              <w:left w:val="single" w:color="D9D5C8" w:sz="4" w:space="0"/>
+              <w:bottom w:val="single" w:color="D9D5C8" w:sz="4" w:space="0"/>
+              <w:right w:val="single" w:color="D9D5C8" w:sz="4" w:space="0"/>
+            </w:tcBorders>
+            <w:tcMar>
+              <w:top w:type="dxa" w:w="55"/>
+              <w:left w:type="dxa" w:w="110"/>
+              <w:bottom w:type="dxa" w:w="55"/>
+              <w:right w:type="dxa" w:w="110"/>
+            </w:tcMar>
+          </w:tcPr>
+          <w:p>
+            <w:pPr>
+              <w:spacing w:after="0"/>
+            </w:pPr>
+            <w:r>
+              <w:rPr>
+                <w:b w:val="false"/>
+                <w:bCs w:val="false"/>
+                <w:i w:val="false"/>
+                <w:iCs w:val="false"/>
+                <w:color w:val="1A1A1A"/>
+                <w:sz w:val="18"/>
+                <w:szCs w:val="18"/>
+                <w:rFonts w:ascii="Calibri" w:cs="Calibri" w:eastAsia="Calibri" w:hAnsi="Calibri"/>
+              </w:rPr>
+              <w:t xml:space="preserve">D</w:t>
+            </w:r>
+          </w:p>
+        </w:tc>
+        <w:tc>
+          <w:tcPr>
+            <w:tcW w:type="dxa" w:w="4400"/>
+            <w:tcBorders>
+              <w:top w:val="single" w:color="D9D5C8" w:sz="4" w:space="0"/>
+              <w:left w:val="single" w:color="D9D5C8" w:sz="4" w:space="0"/>
+              <w:bottom w:val="single" w:color="D9D5C8" w:sz="4" w:space="0"/>
+              <w:right w:val="single" w:color="D9D5C8" w:sz="4" w:space="0"/>
+            </w:tcBorders>
+            <w:tcMar>
+              <w:top w:type="dxa" w:w="55"/>
+              <w:left w:type="dxa" w:w="110"/>
+              <w:bottom w:type="dxa" w:w="55"/>
+              <w:right w:type="dxa" w:w="110"/>
+            </w:tcMar>
+          </w:tcPr>
+          <w:p>
+            <w:pPr>
+              <w:spacing w:after="0"/>
+            </w:pPr>
+            <w:r>
+              <w:rPr>
+                <w:b w:val="false"/>
+                <w:bCs w:val="false"/>
+                <w:i w:val="false"/>
+                <w:iCs w:val="false"/>
+                <w:color w:val="1A1A1A"/>
+                <w:sz w:val="18"/>
+                <w:szCs w:val="18"/>
+                <w:rFonts w:ascii="Calibri" w:cs="Calibri" w:eastAsia="Calibri" w:hAnsi="Calibri"/>
+              </w:rPr>
+              <w:t xml:space="preserve">Misconception unrelated to the exclusionary rule; trials are public under the 6th Amendment.</w:t>
+            </w:r>
+          </w:p>
+        </w:tc>
+        <w:tc>
+          <w:tcPr>
+            <w:tcW w:type="dxa" w:w="4348"/>
+            <w:tcBorders>
+              <w:top w:val="single" w:color="D9D5C8" w:sz="4" w:space="0"/>
+              <w:left w:val="single" w:color="D9D5C8" w:sz="4" w:space="0"/>
+              <w:bottom w:val="single" w:color="D9D5C8" w:sz="4" w:space="0"/>
+              <w:right w:val="single" w:color="D9D5C8" w:sz="4" w:space="0"/>
+            </w:tcBorders>
+            <w:tcMar>
+              <w:top w:type="dxa" w:w="55"/>
+              <w:left w:type="dxa" w:w="110"/>
+              <w:bottom w:type="dxa" w:w="55"/>
+              <w:right w:type="dxa" w:w="110"/>
+            </w:tcMar>
+          </w:tcPr>
+          <w:p>
+            <w:pPr>
+              <w:spacing w:after="0"/>
+            </w:pPr>
+            <w:r>
+              <w:rPr>
+                <w:b w:val="false"/>
+                <w:bCs w:val="false"/>
+                <w:i w:val="false"/>
+                <w:iCs w:val="false"/>
+                <w:color w:val="1A1A1A"/>
+                <w:sz w:val="18"/>
+                <w:szCs w:val="18"/>
+                <w:rFonts w:ascii="Calibri" w:cs="Calibri" w:eastAsia="Calibri" w:hAnsi="Calibri"/>
+              </w:rPr>
+              <w:t xml:space="preserve">confront the misconception with a worked counter-example</w:t>
+            </w:r>
+          </w:p>
+        </w:tc>
+      </w:tr>
+    </w:tbl>
+    <w:tbl>
+      <w:tblPr>
+        <w:tblW w:type="dxa" w:w="9648"/>
+        <w:tblBorders>
+          <w:top w:val="single" w:color="auto" w:sz="4"/>
+          <w:left w:val="single" w:color="auto" w:sz="4"/>
+          <w:bottom w:val="single" w:color="auto" w:sz="4"/>
+          <w:right w:val="single" w:color="auto" w:sz="4"/>
+          <w:insideH w:val="single" w:color="auto" w:sz="4"/>
+          <w:insideV w:val="single" w:color="auto" w:sz="4"/>
+        </w:tblBorders>
+      </w:tblPr>
+      <w:tblGrid>
+        <w:gridCol w:w="9648"/>
+      </w:tblGrid>
+      <w:tr>
+        <w:tc>
+          <w:tcPr>
+            <w:tcW w:type="dxa" w:w="9648"/>
+            <w:tcBorders>
+              <w:top w:val="single" w:color="D9D5C8" w:sz="4" w:space="0"/>
+              <w:left w:val="single" w:color="D9D5C8" w:sz="4" w:space="0"/>
+              <w:bottom w:val="single" w:color="D9D5C8" w:sz="4" w:space="0"/>
+              <w:right w:val="single" w:color="D9D5C8" w:sz="4" w:space="0"/>
+            </w:tcBorders>
+            <w:shd w:fill="F7F5EF" w:color="auto" w:val="clear"/>
+            <w:tcMar>
+              <w:top w:type="dxa" w:w="55"/>
+              <w:left w:type="dxa" w:w="110"/>
+              <w:bottom w:type="dxa" w:w="55"/>
+              <w:right w:type="dxa" w:w="110"/>
+            </w:tcMar>
+          </w:tcPr>
+          <w:p>
+            <w:pPr>
+              <w:spacing w:after="60"/>
+            </w:pPr>
+            <w:r>
+              <w:rPr>
+                <w:b/>
+                <w:bCs/>
+                <w:i w:val="false"/>
+                <w:iCs w:val="false"/>
+                <w:color w:val="1B2A4A"/>
+                <w:sz w:val="21"/>
+                <w:szCs w:val="21"/>
+                <w:rFonts w:ascii="Calibri" w:cs="Calibri" w:eastAsia="Calibri" w:hAnsi="Calibri"/>
+              </w:rPr>
+              <w:t xml:space="preserve">MTSS ROUTING</w:t>
+            </w:r>
+          </w:p>
+          <w:p>
+            <w:pPr>
+              <w:spacing w:after="40"/>
+            </w:pPr>
+            <w:r>
+              <w:rPr>
+                <w:b w:val="false"/>
+                <w:bCs w:val="false"/>
+                <w:i w:val="false"/>
+                <w:iCs w:val="false"/>
+                <w:color w:val="1A1A1A"/>
+                <w:sz w:val="22"/>
+                <w:szCs w:val="22"/>
+                <w:rFonts w:ascii="Calibri" w:cs="Calibri" w:eastAsia="Calibri" w:hAnsi="Calibri"/>
+              </w:rPr>
+              <w:t xml:space="preserve">Tier 2 — Small-group (Tier 2) reteach targeting the signaled misconception (10–15 min, organizer + worked example), then re-assess with a parallel item.</w:t>
+            </w:r>
+          </w:p>
+          <w:p>
+            <w:pPr>
+              <w:spacing w:after="40"/>
+            </w:pPr>
+            <w:r>
+              <w:rPr>
+                <w:b w:val="false"/>
+                <w:bCs w:val="false"/>
+                <w:i w:val="false"/>
+                <w:iCs w:val="false"/>
+                <w:color w:val="1A1A1A"/>
+                <w:sz w:val="22"/>
+                <w:szCs w:val="22"/>
+                <w:rFonts w:ascii="Calibri" w:cs="Calibri" w:eastAsia="Calibri" w:hAnsi="Calibri"/>
+              </w:rPr>
+              <w:t xml:space="preserve">Tier 3 — If it persists across parallel forms (Tier 3): intensive 1:1 with concrete→representational→abstract scaffolding + think-aloud; progress-monitor weekly toward the same standard.</w:t>
+            </w:r>
+          </w:p>
+        </w:tc>
+      </w:tr>
+    </w:tbl>
+    <w:p>
+      <w:pPr>
+        <w:pStyle w:val="Heading3"/>
+        <w:keepNext/>
+        <w:spacing w:before="150" w:after="90"/>
+      </w:pPr>
+      <w:r>
+        <w:rPr>
+          <w:b/>
+          <w:bCs/>
+          <w:i w:val="false"/>
+          <w:iCs w:val="false"/>
+          <w:color w:val="B22234"/>
+          <w:sz w:val="24"/>
+          <w:szCs w:val="24"/>
+          <w:rFonts w:ascii="Calibri" w:cs="Calibri" w:eastAsia="Calibri" w:hAnsi="Calibri"/>
+        </w:rPr>
+        <w:t xml:space="preserve">Item 4 — GC.26 · DOK 2</w:t>
+      </w:r>
+    </w:p>
+    <w:p>
+      <w:pPr>
+        <w:spacing w:after="80"/>
+      </w:pPr>
+      <w:r>
+        <w:rPr>
+          <w:b/>
+          <w:bCs/>
+          <w:i w:val="false"/>
+          <w:iCs w:val="false"/>
+          <w:color w:val="1B2A4A"/>
+          <w:sz w:val="22"/>
+          <w:szCs w:val="22"/>
+          <w:rFonts w:ascii="Calibri" w:cs="Calibri" w:eastAsia="Calibri" w:hAnsi="Calibri"/>
+        </w:rPr>
+        <w:t xml:space="preserve">If missed:  </w:t>
+      </w:r>
+      <w:r>
+        <w:rPr>
+          <w:b w:val="false"/>
+          <w:bCs w:val="false"/>
+          <w:i w:val="false"/>
+          <w:iCs w:val="false"/>
+          <w:color w:val="1A1A1A"/>
+          <w:sz w:val="22"/>
+          <w:szCs w:val="22"/>
+          <w:rFonts w:ascii="Calibri" w:cs="Calibri" w:eastAsia="Calibri" w:hAnsi="Calibri"/>
+        </w:rPr>
+        <w:t xml:space="preserve">Revisit “The 14th Amendment — Equal Protection &amp; Due Process” using the unit's Cornell notes + the standard's graphic organizer; re-check with the Exit Ticket, then re-assess with a parallel-form item.</w:t>
+      </w:r>
+    </w:p>
+    <w:tbl>
+      <w:tblPr>
+        <w:tblW w:type="dxa" w:w="9648"/>
+        <w:tblBorders>
+          <w:top w:val="single" w:color="auto" w:sz="4"/>
+          <w:left w:val="single" w:color="auto" w:sz="4"/>
+          <w:bottom w:val="single" w:color="auto" w:sz="4"/>
+          <w:right w:val="single" w:color="auto" w:sz="4"/>
+          <w:insideH w:val="single" w:color="auto" w:sz="4"/>
+          <w:insideV w:val="single" w:color="auto" w:sz="4"/>
+        </w:tblBorders>
+      </w:tblPr>
+      <w:tblGrid>
+        <w:gridCol w:w="900"/>
+        <w:gridCol w:w="4400"/>
+        <w:gridCol w:w="4348"/>
+      </w:tblGrid>
+      <w:tr>
+        <w:trPr>
+          <w:tblHeader/>
+        </w:trPr>
+        <w:tc>
+          <w:tcPr>
+            <w:tcW w:type="dxa" w:w="900"/>
+            <w:tcBorders>
+              <w:top w:val="single" w:color="D9D5C8" w:sz="4" w:space="0"/>
+              <w:left w:val="single" w:color="D9D5C8" w:sz="4" w:space="0"/>
+              <w:bottom w:val="single" w:color="D9D5C8" w:sz="4" w:space="0"/>
+              <w:right w:val="single" w:color="D9D5C8" w:sz="4" w:space="0"/>
+            </w:tcBorders>
+            <w:shd w:fill="1B2A4A" w:color="auto" w:val="clear"/>
+            <w:tcMar>
+              <w:top w:type="dxa" w:w="55"/>
+              <w:left w:type="dxa" w:w="110"/>
+              <w:bottom w:type="dxa" w:w="55"/>
+              <w:right w:type="dxa" w:w="110"/>
+            </w:tcMar>
+          </w:tcPr>
+          <w:p>
+            <w:pPr>
+              <w:spacing w:after="0"/>
+            </w:pPr>
+            <w:r>
+              <w:rPr>
+                <w:b/>
+                <w:bCs/>
+                <w:i w:val="false"/>
+                <w:iCs w:val="false"/>
+                <w:color w:val="FFFFFF"/>
+                <w:sz w:val="18"/>
+                <w:szCs w:val="18"/>
+                <w:rFonts w:ascii="Calibri" w:cs="Calibri" w:eastAsia="Calibri" w:hAnsi="Calibri"/>
+              </w:rPr>
+              <w:t xml:space="preserve">Wrong choice</w:t>
+            </w:r>
+          </w:p>
+        </w:tc>
+        <w:tc>
+          <w:tcPr>
+            <w:tcW w:type="dxa" w:w="4400"/>
+            <w:tcBorders>
+              <w:top w:val="single" w:color="D9D5C8" w:sz="4" w:space="0"/>
+              <w:left w:val="single" w:color="D9D5C8" w:sz="4" w:space="0"/>
+              <w:bottom w:val="single" w:color="D9D5C8" w:sz="4" w:space="0"/>
+              <w:right w:val="single" w:color="D9D5C8" w:sz="4" w:space="0"/>
+            </w:tcBorders>
+            <w:shd w:fill="1B2A4A" w:color="auto" w:val="clear"/>
+            <w:tcMar>
+              <w:top w:type="dxa" w:w="55"/>
+              <w:left w:type="dxa" w:w="110"/>
+              <w:bottom w:type="dxa" w:w="55"/>
+              <w:right w:type="dxa" w:w="110"/>
+            </w:tcMar>
+          </w:tcPr>
+          <w:p>
+            <w:pPr>
+              <w:spacing w:after="0"/>
+            </w:pPr>
+            <w:r>
+              <w:rPr>
+                <w:b/>
+                <w:bCs/>
+                <w:i w:val="false"/>
+                <w:iCs w:val="false"/>
+                <w:color w:val="FFFFFF"/>
+                <w:sz w:val="18"/>
+                <w:szCs w:val="18"/>
+                <w:rFonts w:ascii="Calibri" w:cs="Calibri" w:eastAsia="Calibri" w:hAnsi="Calibri"/>
+              </w:rPr>
+              <w:t xml:space="preserve">Signals misconception</w:t>
+            </w:r>
+          </w:p>
+        </w:tc>
+        <w:tc>
+          <w:tcPr>
+            <w:tcW w:type="dxa" w:w="4348"/>
+            <w:tcBorders>
+              <w:top w:val="single" w:color="D9D5C8" w:sz="4" w:space="0"/>
+              <w:left w:val="single" w:color="D9D5C8" w:sz="4" w:space="0"/>
+              <w:bottom w:val="single" w:color="D9D5C8" w:sz="4" w:space="0"/>
+              <w:right w:val="single" w:color="D9D5C8" w:sz="4" w:space="0"/>
+            </w:tcBorders>
+            <w:shd w:fill="1B2A4A" w:color="auto" w:val="clear"/>
+            <w:tcMar>
+              <w:top w:type="dxa" w:w="55"/>
+              <w:left w:type="dxa" w:w="110"/>
+              <w:bottom w:type="dxa" w:w="55"/>
+              <w:right w:type="dxa" w:w="110"/>
+            </w:tcMar>
+          </w:tcPr>
+          <w:p>
+            <w:pPr>
+              <w:spacing w:after="0"/>
+            </w:pPr>
+            <w:r>
+              <w:rPr>
+                <w:b/>
+                <w:bCs/>
+                <w:i w:val="false"/>
+                <w:iCs w:val="false"/>
+                <w:color w:val="FFFFFF"/>
+                <w:sz w:val="18"/>
+                <w:szCs w:val="18"/>
+                <w:rFonts w:ascii="Calibri" w:cs="Calibri" w:eastAsia="Calibri" w:hAnsi="Calibri"/>
+              </w:rPr>
+              <w:t xml:space="preserve">Targeted reteach</w:t>
+            </w:r>
+          </w:p>
+        </w:tc>
+      </w:tr>
+      <w:tr>
+        <w:tc>
+          <w:tcPr>
+            <w:tcW w:type="dxa" w:w="900"/>
+            <w:tcBorders>
+              <w:top w:val="single" w:color="D9D5C8" w:sz="4" w:space="0"/>
+              <w:left w:val="single" w:color="D9D5C8" w:sz="4" w:space="0"/>
+              <w:bottom w:val="single" w:color="D9D5C8" w:sz="4" w:space="0"/>
+              <w:right w:val="single" w:color="D9D5C8" w:sz="4" w:space="0"/>
+            </w:tcBorders>
+            <w:tcMar>
+              <w:top w:type="dxa" w:w="55"/>
+              <w:left w:type="dxa" w:w="110"/>
+              <w:bottom w:type="dxa" w:w="55"/>
+              <w:right w:type="dxa" w:w="110"/>
+            </w:tcMar>
+          </w:tcPr>
+          <w:p>
+            <w:pPr>
+              <w:spacing w:after="0"/>
+            </w:pPr>
+            <w:r>
+              <w:rPr>
+                <w:b w:val="false"/>
+                <w:bCs w:val="false"/>
+                <w:i w:val="false"/>
+                <w:iCs w:val="false"/>
+                <w:color w:val="1A1A1A"/>
+                <w:sz w:val="18"/>
+                <w:szCs w:val="18"/>
+                <w:rFonts w:ascii="Calibri" w:cs="Calibri" w:eastAsia="Calibri" w:hAnsi="Calibri"/>
+              </w:rPr>
+              <w:t xml:space="preserve">A</w:t>
+            </w:r>
+          </w:p>
+        </w:tc>
+        <w:tc>
+          <w:tcPr>
+            <w:tcW w:type="dxa" w:w="4400"/>
+            <w:tcBorders>
+              <w:top w:val="single" w:color="D9D5C8" w:sz="4" w:space="0"/>
+              <w:left w:val="single" w:color="D9D5C8" w:sz="4" w:space="0"/>
+              <w:bottom w:val="single" w:color="D9D5C8" w:sz="4" w:space="0"/>
+              <w:right w:val="single" w:color="D9D5C8" w:sz="4" w:space="0"/>
+            </w:tcBorders>
+            <w:tcMar>
+              <w:top w:type="dxa" w:w="55"/>
+              <w:left w:type="dxa" w:w="110"/>
+              <w:bottom w:type="dxa" w:w="55"/>
+              <w:right w:type="dxa" w:w="110"/>
+            </w:tcMar>
+          </w:tcPr>
+          <w:p>
+            <w:pPr>
+              <w:spacing w:after="0"/>
+            </w:pPr>
+            <w:r>
+              <w:rPr>
+                <w:b w:val="false"/>
+                <w:bCs w:val="false"/>
+                <w:i w:val="false"/>
+                <w:iCs w:val="false"/>
+                <w:color w:val="1A1A1A"/>
+                <w:sz w:val="18"/>
+                <w:szCs w:val="18"/>
+                <w:rFonts w:ascii="Calibri" w:cs="Calibri" w:eastAsia="Calibri" w:hAnsi="Calibri"/>
+              </w:rPr>
+              <w:t xml:space="preserve">Reverses the ruling; Brown overturned, not upheld, 'separate but equal.'</w:t>
+            </w:r>
+          </w:p>
+        </w:tc>
+        <w:tc>
+          <w:tcPr>
+            <w:tcW w:type="dxa" w:w="4348"/>
+            <w:tcBorders>
+              <w:top w:val="single" w:color="D9D5C8" w:sz="4" w:space="0"/>
+              <w:left w:val="single" w:color="D9D5C8" w:sz="4" w:space="0"/>
+              <w:bottom w:val="single" w:color="D9D5C8" w:sz="4" w:space="0"/>
+              <w:right w:val="single" w:color="D9D5C8" w:sz="4" w:space="0"/>
+            </w:tcBorders>
+            <w:tcMar>
+              <w:top w:type="dxa" w:w="55"/>
+              <w:left w:type="dxa" w:w="110"/>
+              <w:bottom w:type="dxa" w:w="55"/>
+              <w:right w:type="dxa" w:w="110"/>
+            </w:tcMar>
+          </w:tcPr>
+          <w:p>
+            <w:pPr>
+              <w:spacing w:after="0"/>
+            </w:pPr>
+            <w:r>
+              <w:rPr>
+                <w:b w:val="false"/>
+                <w:bCs w:val="false"/>
+                <w:i w:val="false"/>
+                <w:iCs w:val="false"/>
+                <w:color w:val="1A1A1A"/>
+                <w:sz w:val="18"/>
+                <w:szCs w:val="18"/>
+                <w:rFonts w:ascii="Calibri" w:cs="Calibri" w:eastAsia="Calibri" w:hAnsi="Calibri"/>
+              </w:rPr>
+              <w:t xml:space="preserve">confront the misconception with a worked counter-example</w:t>
+            </w:r>
+          </w:p>
+        </w:tc>
+      </w:tr>
+      <w:tr>
+        <w:tc>
+          <w:tcPr>
+            <w:tcW w:type="dxa" w:w="900"/>
+            <w:tcBorders>
+              <w:top w:val="single" w:color="D9D5C8" w:sz="4" w:space="0"/>
+              <w:left w:val="single" w:color="D9D5C8" w:sz="4" w:space="0"/>
+              <w:bottom w:val="single" w:color="D9D5C8" w:sz="4" w:space="0"/>
+              <w:right w:val="single" w:color="D9D5C8" w:sz="4" w:space="0"/>
+            </w:tcBorders>
+            <w:tcMar>
+              <w:top w:type="dxa" w:w="55"/>
+              <w:left w:type="dxa" w:w="110"/>
+              <w:bottom w:type="dxa" w:w="55"/>
+              <w:right w:type="dxa" w:w="110"/>
+            </w:tcMar>
+          </w:tcPr>
+          <w:p>
+            <w:pPr>
+              <w:spacing w:after="0"/>
+            </w:pPr>
+            <w:r>
+              <w:rPr>
+                <w:b w:val="false"/>
+                <w:bCs w:val="false"/>
+                <w:i w:val="false"/>
+                <w:iCs w:val="false"/>
+                <w:color w:val="1A1A1A"/>
+                <w:sz w:val="18"/>
+                <w:szCs w:val="18"/>
+                <w:rFonts w:ascii="Calibri" w:cs="Calibri" w:eastAsia="Calibri" w:hAnsi="Calibri"/>
+              </w:rPr>
+              <w:t xml:space="preserve">B</w:t>
+            </w:r>
+          </w:p>
+        </w:tc>
+        <w:tc>
+          <w:tcPr>
+            <w:tcW w:type="dxa" w:w="4400"/>
+            <w:tcBorders>
+              <w:top w:val="single" w:color="D9D5C8" w:sz="4" w:space="0"/>
+              <w:left w:val="single" w:color="D9D5C8" w:sz="4" w:space="0"/>
+              <w:bottom w:val="single" w:color="D9D5C8" w:sz="4" w:space="0"/>
+              <w:right w:val="single" w:color="D9D5C8" w:sz="4" w:space="0"/>
+            </w:tcBorders>
+            <w:tcMar>
+              <w:top w:type="dxa" w:w="55"/>
+              <w:left w:type="dxa" w:w="110"/>
+              <w:bottom w:type="dxa" w:w="55"/>
+              <w:right w:type="dxa" w:w="110"/>
+            </w:tcMar>
+          </w:tcPr>
+          <w:p>
+            <w:pPr>
+              <w:spacing w:after="0"/>
+            </w:pPr>
+            <w:r>
+              <w:rPr>
+                <w:b w:val="false"/>
+                <w:bCs w:val="false"/>
+                <w:i w:val="false"/>
+                <w:iCs w:val="false"/>
+                <w:color w:val="1A1A1A"/>
+                <w:sz w:val="18"/>
+                <w:szCs w:val="18"/>
+                <w:rFonts w:ascii="Calibri" w:cs="Calibri" w:eastAsia="Calibri" w:hAnsi="Calibri"/>
+              </w:rPr>
+              <w:t xml:space="preserve">Misconception that a case can delete a constitutional clause.</w:t>
+            </w:r>
+          </w:p>
+        </w:tc>
+        <w:tc>
+          <w:tcPr>
+            <w:tcW w:type="dxa" w:w="4348"/>
+            <w:tcBorders>
+              <w:top w:val="single" w:color="D9D5C8" w:sz="4" w:space="0"/>
+              <w:left w:val="single" w:color="D9D5C8" w:sz="4" w:space="0"/>
+              <w:bottom w:val="single" w:color="D9D5C8" w:sz="4" w:space="0"/>
+              <w:right w:val="single" w:color="D9D5C8" w:sz="4" w:space="0"/>
+            </w:tcBorders>
+            <w:tcMar>
+              <w:top w:type="dxa" w:w="55"/>
+              <w:left w:type="dxa" w:w="110"/>
+              <w:bottom w:type="dxa" w:w="55"/>
+              <w:right w:type="dxa" w:w="110"/>
+            </w:tcMar>
+          </w:tcPr>
+          <w:p>
+            <w:pPr>
+              <w:spacing w:after="0"/>
+            </w:pPr>
+            <w:r>
+              <w:rPr>
+                <w:b w:val="false"/>
+                <w:bCs w:val="false"/>
+                <w:i w:val="false"/>
+                <w:iCs w:val="false"/>
+                <w:color w:val="1A1A1A"/>
+                <w:sz w:val="18"/>
+                <w:szCs w:val="18"/>
+                <w:rFonts w:ascii="Calibri" w:cs="Calibri" w:eastAsia="Calibri" w:hAnsi="Calibri"/>
+              </w:rPr>
+              <w:t xml:space="preserve">confront the misconception with a worked counter-example</w:t>
+            </w:r>
+          </w:p>
+        </w:tc>
+      </w:tr>
+      <w:tr>
+        <w:tc>
+          <w:tcPr>
+            <w:tcW w:type="dxa" w:w="900"/>
+            <w:tcBorders>
+              <w:top w:val="single" w:color="D9D5C8" w:sz="4" w:space="0"/>
+              <w:left w:val="single" w:color="D9D5C8" w:sz="4" w:space="0"/>
+              <w:bottom w:val="single" w:color="D9D5C8" w:sz="4" w:space="0"/>
+              <w:right w:val="single" w:color="D9D5C8" w:sz="4" w:space="0"/>
+            </w:tcBorders>
+            <w:tcMar>
+              <w:top w:type="dxa" w:w="55"/>
+              <w:left w:type="dxa" w:w="110"/>
+              <w:bottom w:type="dxa" w:w="55"/>
+              <w:right w:type="dxa" w:w="110"/>
+            </w:tcMar>
+          </w:tcPr>
+          <w:p>
+            <w:pPr>
+              <w:spacing w:after="0"/>
+            </w:pPr>
+            <w:r>
+              <w:rPr>
+                <w:b w:val="false"/>
+                <w:bCs w:val="false"/>
+                <w:i w:val="false"/>
+                <w:iCs w:val="false"/>
+                <w:color w:val="1A1A1A"/>
+                <w:sz w:val="18"/>
+                <w:szCs w:val="18"/>
+                <w:rFonts w:ascii="Calibri" w:cs="Calibri" w:eastAsia="Calibri" w:hAnsi="Calibri"/>
+              </w:rPr>
+              <w:t xml:space="preserve">D</w:t>
+            </w:r>
+          </w:p>
+        </w:tc>
+        <w:tc>
+          <w:tcPr>
+            <w:tcW w:type="dxa" w:w="4400"/>
+            <w:tcBorders>
+              <w:top w:val="single" w:color="D9D5C8" w:sz="4" w:space="0"/>
+              <w:left w:val="single" w:color="D9D5C8" w:sz="4" w:space="0"/>
+              <w:bottom w:val="single" w:color="D9D5C8" w:sz="4" w:space="0"/>
+              <w:right w:val="single" w:color="D9D5C8" w:sz="4" w:space="0"/>
+            </w:tcBorders>
+            <w:tcMar>
+              <w:top w:type="dxa" w:w="55"/>
+              <w:left w:type="dxa" w:w="110"/>
+              <w:bottom w:type="dxa" w:w="55"/>
+              <w:right w:type="dxa" w:w="110"/>
+            </w:tcMar>
+          </w:tcPr>
+          <w:p>
+            <w:pPr>
+              <w:spacing w:after="0"/>
+            </w:pPr>
+            <w:r>
+              <w:rPr>
+                <w:b w:val="false"/>
+                <w:bCs w:val="false"/>
+                <w:i w:val="false"/>
+                <w:iCs w:val="false"/>
+                <w:color w:val="1A1A1A"/>
+                <w:sz w:val="18"/>
+                <w:szCs w:val="18"/>
+                <w:rFonts w:ascii="Calibri" w:cs="Calibri" w:eastAsia="Calibri" w:hAnsi="Calibri"/>
+              </w:rPr>
+              <w:t xml:space="preserve">Wrong scope; Brown concerned public schools, not private colleges.</w:t>
+            </w:r>
+          </w:p>
+        </w:tc>
+        <w:tc>
+          <w:tcPr>
+            <w:tcW w:type="dxa" w:w="4348"/>
+            <w:tcBorders>
+              <w:top w:val="single" w:color="D9D5C8" w:sz="4" w:space="0"/>
+              <w:left w:val="single" w:color="D9D5C8" w:sz="4" w:space="0"/>
+              <w:bottom w:val="single" w:color="D9D5C8" w:sz="4" w:space="0"/>
+              <w:right w:val="single" w:color="D9D5C8" w:sz="4" w:space="0"/>
+            </w:tcBorders>
+            <w:tcMar>
+              <w:top w:type="dxa" w:w="55"/>
+              <w:left w:type="dxa" w:w="110"/>
+              <w:bottom w:type="dxa" w:w="55"/>
+              <w:right w:type="dxa" w:w="110"/>
+            </w:tcMar>
+          </w:tcPr>
+          <w:p>
+            <w:pPr>
+              <w:spacing w:after="0"/>
+            </w:pPr>
+            <w:r>
+              <w:rPr>
+                <w:b w:val="false"/>
+                <w:bCs w:val="false"/>
+                <w:i w:val="false"/>
+                <w:iCs w:val="false"/>
+                <w:color w:val="1A1A1A"/>
+                <w:sz w:val="18"/>
+                <w:szCs w:val="18"/>
+                <w:rFonts w:ascii="Calibri" w:cs="Calibri" w:eastAsia="Calibri" w:hAnsi="Calibri"/>
+              </w:rPr>
+              <w:t xml:space="preserve">contrast the near-miss with the precise answer</w:t>
+            </w:r>
+          </w:p>
+        </w:tc>
+      </w:tr>
+    </w:tbl>
+    <w:tbl>
+      <w:tblPr>
+        <w:tblW w:type="dxa" w:w="9648"/>
+        <w:tblBorders>
+          <w:top w:val="single" w:color="auto" w:sz="4"/>
+          <w:left w:val="single" w:color="auto" w:sz="4"/>
+          <w:bottom w:val="single" w:color="auto" w:sz="4"/>
+          <w:right w:val="single" w:color="auto" w:sz="4"/>
+          <w:insideH w:val="single" w:color="auto" w:sz="4"/>
+          <w:insideV w:val="single" w:color="auto" w:sz="4"/>
+        </w:tblBorders>
+      </w:tblPr>
+      <w:tblGrid>
+        <w:gridCol w:w="9648"/>
+      </w:tblGrid>
+      <w:tr>
+        <w:tc>
+          <w:tcPr>
+            <w:tcW w:type="dxa" w:w="9648"/>
+            <w:tcBorders>
+              <w:top w:val="single" w:color="D9D5C8" w:sz="4" w:space="0"/>
+              <w:left w:val="single" w:color="D9D5C8" w:sz="4" w:space="0"/>
+              <w:bottom w:val="single" w:color="D9D5C8" w:sz="4" w:space="0"/>
+              <w:right w:val="single" w:color="D9D5C8" w:sz="4" w:space="0"/>
+            </w:tcBorders>
+            <w:shd w:fill="F7F5EF" w:color="auto" w:val="clear"/>
+            <w:tcMar>
+              <w:top w:type="dxa" w:w="55"/>
+              <w:left w:type="dxa" w:w="110"/>
+              <w:bottom w:type="dxa" w:w="55"/>
+              <w:right w:type="dxa" w:w="110"/>
+            </w:tcMar>
+          </w:tcPr>
+          <w:p>
+            <w:pPr>
+              <w:spacing w:after="60"/>
+            </w:pPr>
+            <w:r>
+              <w:rPr>
+                <w:b/>
+                <w:bCs/>
+                <w:i w:val="false"/>
+                <w:iCs w:val="false"/>
+                <w:color w:val="1B2A4A"/>
+                <w:sz w:val="21"/>
+                <w:szCs w:val="21"/>
+                <w:rFonts w:ascii="Calibri" w:cs="Calibri" w:eastAsia="Calibri" w:hAnsi="Calibri"/>
+              </w:rPr>
+              <w:t xml:space="preserve">MTSS ROUTING</w:t>
+            </w:r>
+          </w:p>
+          <w:p>
+            <w:pPr>
+              <w:spacing w:after="40"/>
+            </w:pPr>
+            <w:r>
+              <w:rPr>
+                <w:b w:val="false"/>
+                <w:bCs w:val="false"/>
+                <w:i w:val="false"/>
+                <w:iCs w:val="false"/>
+                <w:color w:val="1A1A1A"/>
+                <w:sz w:val="22"/>
+                <w:szCs w:val="22"/>
+                <w:rFonts w:ascii="Calibri" w:cs="Calibri" w:eastAsia="Calibri" w:hAnsi="Calibri"/>
+              </w:rPr>
+              <w:t xml:space="preserve">Tier 2 — Small-group (Tier 2) reteach targeting the signaled misconception (10–15 min, organizer + worked example), then re-assess with a parallel item.</w:t>
+            </w:r>
+          </w:p>
+          <w:p>
+            <w:pPr>
+              <w:spacing w:after="40"/>
+            </w:pPr>
+            <w:r>
+              <w:rPr>
+                <w:b w:val="false"/>
+                <w:bCs w:val="false"/>
+                <w:i w:val="false"/>
+                <w:iCs w:val="false"/>
+                <w:color w:val="1A1A1A"/>
+                <w:sz w:val="22"/>
+                <w:szCs w:val="22"/>
+                <w:rFonts w:ascii="Calibri" w:cs="Calibri" w:eastAsia="Calibri" w:hAnsi="Calibri"/>
+              </w:rPr>
+              <w:t xml:space="preserve">Tier 3 — If it persists across parallel forms (Tier 3): intensive 1:1 with concrete→representational→abstract scaffolding + think-aloud; progress-monitor weekly toward the same standard.</w:t>
+            </w:r>
+          </w:p>
+        </w:tc>
+      </w:tr>
+    </w:tbl>
+    <w:p>
+      <w:pPr>
+        <w:pStyle w:val="Heading3"/>
+        <w:keepNext/>
+        <w:spacing w:before="150" w:after="90"/>
+      </w:pPr>
+      <w:r>
+        <w:rPr>
+          <w:b/>
+          <w:bCs/>
+          <w:i w:val="false"/>
+          <w:iCs w:val="false"/>
+          <w:color w:val="B22234"/>
+          <w:sz w:val="24"/>
+          <w:szCs w:val="24"/>
+          <w:rFonts w:ascii="Calibri" w:cs="Calibri" w:eastAsia="Calibri" w:hAnsi="Calibri"/>
+        </w:rPr>
+        <w:t xml:space="preserve">Item 5 — GC.27 · DOK 1</w:t>
+      </w:r>
+    </w:p>
+    <w:p>
+      <w:pPr>
+        <w:spacing w:after="80"/>
+      </w:pPr>
+      <w:r>
+        <w:rPr>
+          <w:b/>
+          <w:bCs/>
+          <w:i w:val="false"/>
+          <w:iCs w:val="false"/>
+          <w:color w:val="1B2A4A"/>
+          <w:sz w:val="22"/>
+          <w:szCs w:val="22"/>
+          <w:rFonts w:ascii="Calibri" w:cs="Calibri" w:eastAsia="Calibri" w:hAnsi="Calibri"/>
+        </w:rPr>
+        <w:t xml:space="preserve">If missed:  </w:t>
+      </w:r>
+      <w:r>
+        <w:rPr>
+          <w:b w:val="false"/>
+          <w:bCs w:val="false"/>
+          <w:i w:val="false"/>
+          <w:iCs w:val="false"/>
+          <w:color w:val="1A1A1A"/>
+          <w:sz w:val="22"/>
+          <w:szCs w:val="22"/>
+          <w:rFonts w:ascii="Calibri" w:cs="Calibri" w:eastAsia="Calibri" w:hAnsi="Calibri"/>
+        </w:rPr>
+        <w:t xml:space="preserve">Revisit “Rights for the Underserved” using the unit's Cornell notes + the standard's graphic organizer; re-check with the Exit Ticket, then re-assess with a parallel-form item.</w:t>
+      </w:r>
+    </w:p>
+    <w:tbl>
+      <w:tblPr>
+        <w:tblW w:type="dxa" w:w="9648"/>
+        <w:tblBorders>
+          <w:top w:val="single" w:color="auto" w:sz="4"/>
+          <w:left w:val="single" w:color="auto" w:sz="4"/>
+          <w:bottom w:val="single" w:color="auto" w:sz="4"/>
+          <w:right w:val="single" w:color="auto" w:sz="4"/>
+          <w:insideH w:val="single" w:color="auto" w:sz="4"/>
+          <w:insideV w:val="single" w:color="auto" w:sz="4"/>
+        </w:tblBorders>
+      </w:tblPr>
+      <w:tblGrid>
+        <w:gridCol w:w="900"/>
+        <w:gridCol w:w="4400"/>
+        <w:gridCol w:w="4348"/>
+      </w:tblGrid>
+      <w:tr>
+        <w:trPr>
+          <w:tblHeader/>
+        </w:trPr>
+        <w:tc>
+          <w:tcPr>
+            <w:tcW w:type="dxa" w:w="900"/>
+            <w:tcBorders>
+              <w:top w:val="single" w:color="D9D5C8" w:sz="4" w:space="0"/>
+              <w:left w:val="single" w:color="D9D5C8" w:sz="4" w:space="0"/>
+              <w:bottom w:val="single" w:color="D9D5C8" w:sz="4" w:space="0"/>
+              <w:right w:val="single" w:color="D9D5C8" w:sz="4" w:space="0"/>
+            </w:tcBorders>
+            <w:shd w:fill="1B2A4A" w:color="auto" w:val="clear"/>
+            <w:tcMar>
+              <w:top w:type="dxa" w:w="55"/>
+              <w:left w:type="dxa" w:w="110"/>
+              <w:bottom w:type="dxa" w:w="55"/>
+              <w:right w:type="dxa" w:w="110"/>
+            </w:tcMar>
+          </w:tcPr>
+          <w:p>
+            <w:pPr>
+              <w:spacing w:after="0"/>
+            </w:pPr>
+            <w:r>
+              <w:rPr>
+                <w:b/>
+                <w:bCs/>
+                <w:i w:val="false"/>
+                <w:iCs w:val="false"/>
+                <w:color w:val="FFFFFF"/>
+                <w:sz w:val="18"/>
+                <w:szCs w:val="18"/>
+                <w:rFonts w:ascii="Calibri" w:cs="Calibri" w:eastAsia="Calibri" w:hAnsi="Calibri"/>
+              </w:rPr>
+              <w:t xml:space="preserve">Wrong choice</w:t>
+            </w:r>
+          </w:p>
+        </w:tc>
+        <w:tc>
+          <w:tcPr>
+            <w:tcW w:type="dxa" w:w="4400"/>
+            <w:tcBorders>
+              <w:top w:val="single" w:color="D9D5C8" w:sz="4" w:space="0"/>
+              <w:left w:val="single" w:color="D9D5C8" w:sz="4" w:space="0"/>
+              <w:bottom w:val="single" w:color="D9D5C8" w:sz="4" w:space="0"/>
+              <w:right w:val="single" w:color="D9D5C8" w:sz="4" w:space="0"/>
+            </w:tcBorders>
+            <w:shd w:fill="1B2A4A" w:color="auto" w:val="clear"/>
+            <w:tcMar>
+              <w:top w:type="dxa" w:w="55"/>
+              <w:left w:type="dxa" w:w="110"/>
+              <w:bottom w:type="dxa" w:w="55"/>
+              <w:right w:type="dxa" w:w="110"/>
+            </w:tcMar>
+          </w:tcPr>
+          <w:p>
+            <w:pPr>
+              <w:spacing w:after="0"/>
+            </w:pPr>
+            <w:r>
+              <w:rPr>
+                <w:b/>
+                <w:bCs/>
+                <w:i w:val="false"/>
+                <w:iCs w:val="false"/>
+                <w:color w:val="FFFFFF"/>
+                <w:sz w:val="18"/>
+                <w:szCs w:val="18"/>
+                <w:rFonts w:ascii="Calibri" w:cs="Calibri" w:eastAsia="Calibri" w:hAnsi="Calibri"/>
+              </w:rPr>
+              <w:t xml:space="preserve">Signals misconception</w:t>
+            </w:r>
+          </w:p>
+        </w:tc>
+        <w:tc>
+          <w:tcPr>
+            <w:tcW w:type="dxa" w:w="4348"/>
+            <w:tcBorders>
+              <w:top w:val="single" w:color="D9D5C8" w:sz="4" w:space="0"/>
+              <w:left w:val="single" w:color="D9D5C8" w:sz="4" w:space="0"/>
+              <w:bottom w:val="single" w:color="D9D5C8" w:sz="4" w:space="0"/>
+              <w:right w:val="single" w:color="D9D5C8" w:sz="4" w:space="0"/>
+            </w:tcBorders>
+            <w:shd w:fill="1B2A4A" w:color="auto" w:val="clear"/>
+            <w:tcMar>
+              <w:top w:type="dxa" w:w="55"/>
+              <w:left w:type="dxa" w:w="110"/>
+              <w:bottom w:type="dxa" w:w="55"/>
+              <w:right w:type="dxa" w:w="110"/>
+            </w:tcMar>
+          </w:tcPr>
+          <w:p>
+            <w:pPr>
+              <w:spacing w:after="0"/>
+            </w:pPr>
+            <w:r>
+              <w:rPr>
+                <w:b/>
+                <w:bCs/>
+                <w:i w:val="false"/>
+                <w:iCs w:val="false"/>
+                <w:color w:val="FFFFFF"/>
+                <w:sz w:val="18"/>
+                <w:szCs w:val="18"/>
+                <w:rFonts w:ascii="Calibri" w:cs="Calibri" w:eastAsia="Calibri" w:hAnsi="Calibri"/>
+              </w:rPr>
+              <w:t xml:space="preserve">Targeted reteach</w:t>
+            </w:r>
+          </w:p>
+        </w:tc>
+      </w:tr>
+      <w:tr>
+        <w:tc>
+          <w:tcPr>
+            <w:tcW w:type="dxa" w:w="900"/>
+            <w:tcBorders>
+              <w:top w:val="single" w:color="D9D5C8" w:sz="4" w:space="0"/>
+              <w:left w:val="single" w:color="D9D5C8" w:sz="4" w:space="0"/>
+              <w:bottom w:val="single" w:color="D9D5C8" w:sz="4" w:space="0"/>
+              <w:right w:val="single" w:color="D9D5C8" w:sz="4" w:space="0"/>
+            </w:tcBorders>
+            <w:tcMar>
+              <w:top w:type="dxa" w:w="55"/>
+              <w:left w:type="dxa" w:w="110"/>
+              <w:bottom w:type="dxa" w:w="55"/>
+              <w:right w:type="dxa" w:w="110"/>
+            </w:tcMar>
+          </w:tcPr>
+          <w:p>
+            <w:pPr>
+              <w:spacing w:after="0"/>
+            </w:pPr>
+            <w:r>
+              <w:rPr>
+                <w:b w:val="false"/>
+                <w:bCs w:val="false"/>
+                <w:i w:val="false"/>
+                <w:iCs w:val="false"/>
+                <w:color w:val="1A1A1A"/>
+                <w:sz w:val="18"/>
+                <w:szCs w:val="18"/>
+                <w:rFonts w:ascii="Calibri" w:cs="Calibri" w:eastAsia="Calibri" w:hAnsi="Calibri"/>
+              </w:rPr>
+              <w:t xml:space="preserve">A</w:t>
+            </w:r>
+          </w:p>
+        </w:tc>
+        <w:tc>
+          <w:tcPr>
+            <w:tcW w:type="dxa" w:w="4400"/>
+            <w:tcBorders>
+              <w:top w:val="single" w:color="D9D5C8" w:sz="4" w:space="0"/>
+              <w:left w:val="single" w:color="D9D5C8" w:sz="4" w:space="0"/>
+              <w:bottom w:val="single" w:color="D9D5C8" w:sz="4" w:space="0"/>
+              <w:right w:val="single" w:color="D9D5C8" w:sz="4" w:space="0"/>
+            </w:tcBorders>
+            <w:tcMar>
+              <w:top w:type="dxa" w:w="55"/>
+              <w:left w:type="dxa" w:w="110"/>
+              <w:bottom w:type="dxa" w:w="55"/>
+              <w:right w:type="dxa" w:w="110"/>
+            </w:tcMar>
+          </w:tcPr>
+          <w:p>
+            <w:pPr>
+              <w:spacing w:after="0"/>
+            </w:pPr>
+            <w:r>
+              <w:rPr>
+                <w:b w:val="false"/>
+                <w:bCs w:val="false"/>
+                <w:i w:val="false"/>
+                <w:iCs w:val="false"/>
+                <w:color w:val="1A1A1A"/>
+                <w:sz w:val="18"/>
+                <w:szCs w:val="18"/>
+                <w:rFonts w:ascii="Calibri" w:cs="Calibri" w:eastAsia="Calibri" w:hAnsi="Calibri"/>
+              </w:rPr>
+              <w:t xml:space="preserve">Overgeneralizes; Title IX bars sex discrimination, not tuition.</w:t>
+            </w:r>
+          </w:p>
+        </w:tc>
+        <w:tc>
+          <w:tcPr>
+            <w:tcW w:type="dxa" w:w="4348"/>
+            <w:tcBorders>
+              <w:top w:val="single" w:color="D9D5C8" w:sz="4" w:space="0"/>
+              <w:left w:val="single" w:color="D9D5C8" w:sz="4" w:space="0"/>
+              <w:bottom w:val="single" w:color="D9D5C8" w:sz="4" w:space="0"/>
+              <w:right w:val="single" w:color="D9D5C8" w:sz="4" w:space="0"/>
+            </w:tcBorders>
+            <w:tcMar>
+              <w:top w:type="dxa" w:w="55"/>
+              <w:left w:type="dxa" w:w="110"/>
+              <w:bottom w:type="dxa" w:w="55"/>
+              <w:right w:type="dxa" w:w="110"/>
+            </w:tcMar>
+          </w:tcPr>
+          <w:p>
+            <w:pPr>
+              <w:spacing w:after="0"/>
+            </w:pPr>
+            <w:r>
+              <w:rPr>
+                <w:b w:val="false"/>
+                <w:bCs w:val="false"/>
+                <w:i w:val="false"/>
+                <w:iCs w:val="false"/>
+                <w:color w:val="1A1A1A"/>
+                <w:sz w:val="18"/>
+                <w:szCs w:val="18"/>
+                <w:rFonts w:ascii="Calibri" w:cs="Calibri" w:eastAsia="Calibri" w:hAnsi="Calibri"/>
+              </w:rPr>
+              <w:t xml:space="preserve">test the overgeneralization against a counter-case</w:t>
+            </w:r>
+          </w:p>
+        </w:tc>
+      </w:tr>
+      <w:tr>
+        <w:tc>
+          <w:tcPr>
+            <w:tcW w:type="dxa" w:w="900"/>
+            <w:tcBorders>
+              <w:top w:val="single" w:color="D9D5C8" w:sz="4" w:space="0"/>
+              <w:left w:val="single" w:color="D9D5C8" w:sz="4" w:space="0"/>
+              <w:bottom w:val="single" w:color="D9D5C8" w:sz="4" w:space="0"/>
+              <w:right w:val="single" w:color="D9D5C8" w:sz="4" w:space="0"/>
+            </w:tcBorders>
+            <w:tcMar>
+              <w:top w:type="dxa" w:w="55"/>
+              <w:left w:type="dxa" w:w="110"/>
+              <w:bottom w:type="dxa" w:w="55"/>
+              <w:right w:type="dxa" w:w="110"/>
+            </w:tcMar>
+          </w:tcPr>
+          <w:p>
+            <w:pPr>
+              <w:spacing w:after="0"/>
+            </w:pPr>
+            <w:r>
+              <w:rPr>
+                <w:b w:val="false"/>
+                <w:bCs w:val="false"/>
+                <w:i w:val="false"/>
+                <w:iCs w:val="false"/>
+                <w:color w:val="1A1A1A"/>
+                <w:sz w:val="18"/>
+                <w:szCs w:val="18"/>
+                <w:rFonts w:ascii="Calibri" w:cs="Calibri" w:eastAsia="Calibri" w:hAnsi="Calibri"/>
+              </w:rPr>
+              <w:t xml:space="preserve">C</w:t>
+            </w:r>
+          </w:p>
+        </w:tc>
+        <w:tc>
+          <w:tcPr>
+            <w:tcW w:type="dxa" w:w="4400"/>
+            <w:tcBorders>
+              <w:top w:val="single" w:color="D9D5C8" w:sz="4" w:space="0"/>
+              <w:left w:val="single" w:color="D9D5C8" w:sz="4" w:space="0"/>
+              <w:bottom w:val="single" w:color="D9D5C8" w:sz="4" w:space="0"/>
+              <w:right w:val="single" w:color="D9D5C8" w:sz="4" w:space="0"/>
+            </w:tcBorders>
+            <w:tcMar>
+              <w:top w:type="dxa" w:w="55"/>
+              <w:left w:type="dxa" w:w="110"/>
+              <w:bottom w:type="dxa" w:w="55"/>
+              <w:right w:type="dxa" w:w="110"/>
+            </w:tcMar>
+          </w:tcPr>
+          <w:p>
+            <w:pPr>
+              <w:spacing w:after="0"/>
+            </w:pPr>
+            <w:r>
+              <w:rPr>
+                <w:b w:val="false"/>
+                <w:bCs w:val="false"/>
+                <w:i w:val="false"/>
+                <w:iCs w:val="false"/>
+                <w:color w:val="1A1A1A"/>
+                <w:sz w:val="18"/>
+                <w:szCs w:val="18"/>
+                <w:rFonts w:ascii="Calibri" w:cs="Calibri" w:eastAsia="Calibri" w:hAnsi="Calibri"/>
+              </w:rPr>
+              <w:t xml:space="preserve">Misconception unrelated to Title IX's actual purpose.</w:t>
+            </w:r>
+          </w:p>
+        </w:tc>
+        <w:tc>
+          <w:tcPr>
+            <w:tcW w:type="dxa" w:w="4348"/>
+            <w:tcBorders>
+              <w:top w:val="single" w:color="D9D5C8" w:sz="4" w:space="0"/>
+              <w:left w:val="single" w:color="D9D5C8" w:sz="4" w:space="0"/>
+              <w:bottom w:val="single" w:color="D9D5C8" w:sz="4" w:space="0"/>
+              <w:right w:val="single" w:color="D9D5C8" w:sz="4" w:space="0"/>
+            </w:tcBorders>
+            <w:tcMar>
+              <w:top w:type="dxa" w:w="55"/>
+              <w:left w:type="dxa" w:w="110"/>
+              <w:bottom w:type="dxa" w:w="55"/>
+              <w:right w:type="dxa" w:w="110"/>
+            </w:tcMar>
+          </w:tcPr>
+          <w:p>
+            <w:pPr>
+              <w:spacing w:after="0"/>
+            </w:pPr>
+            <w:r>
+              <w:rPr>
+                <w:b w:val="false"/>
+                <w:bCs w:val="false"/>
+                <w:i w:val="false"/>
+                <w:iCs w:val="false"/>
+                <w:color w:val="1A1A1A"/>
+                <w:sz w:val="18"/>
+                <w:szCs w:val="18"/>
+                <w:rFonts w:ascii="Calibri" w:cs="Calibri" w:eastAsia="Calibri" w:hAnsi="Calibri"/>
+              </w:rPr>
+              <w:t xml:space="preserve">confront the misconception with a worked counter-example</w:t>
+            </w:r>
+          </w:p>
+        </w:tc>
+      </w:tr>
+      <w:tr>
+        <w:tc>
+          <w:tcPr>
+            <w:tcW w:type="dxa" w:w="900"/>
+            <w:tcBorders>
+              <w:top w:val="single" w:color="D9D5C8" w:sz="4" w:space="0"/>
+              <w:left w:val="single" w:color="D9D5C8" w:sz="4" w:space="0"/>
+              <w:bottom w:val="single" w:color="D9D5C8" w:sz="4" w:space="0"/>
+              <w:right w:val="single" w:color="D9D5C8" w:sz="4" w:space="0"/>
+            </w:tcBorders>
+            <w:tcMar>
+              <w:top w:type="dxa" w:w="55"/>
+              <w:left w:type="dxa" w:w="110"/>
+              <w:bottom w:type="dxa" w:w="55"/>
+              <w:right w:type="dxa" w:w="110"/>
+            </w:tcMar>
+          </w:tcPr>
+          <w:p>
+            <w:pPr>
+              <w:spacing w:after="0"/>
+            </w:pPr>
+            <w:r>
+              <w:rPr>
+                <w:b w:val="false"/>
+                <w:bCs w:val="false"/>
+                <w:i w:val="false"/>
+                <w:iCs w:val="false"/>
+                <w:color w:val="1A1A1A"/>
+                <w:sz w:val="18"/>
+                <w:szCs w:val="18"/>
+                <w:rFonts w:ascii="Calibri" w:cs="Calibri" w:eastAsia="Calibri" w:hAnsi="Calibri"/>
+              </w:rPr>
+              <w:t xml:space="preserve">D</w:t>
+            </w:r>
+          </w:p>
+        </w:tc>
+        <w:tc>
+          <w:tcPr>
+            <w:tcW w:type="dxa" w:w="4400"/>
+            <w:tcBorders>
+              <w:top w:val="single" w:color="D9D5C8" w:sz="4" w:space="0"/>
+              <w:left w:val="single" w:color="D9D5C8" w:sz="4" w:space="0"/>
+              <w:bottom w:val="single" w:color="D9D5C8" w:sz="4" w:space="0"/>
+              <w:right w:val="single" w:color="D9D5C8" w:sz="4" w:space="0"/>
+            </w:tcBorders>
+            <w:tcMar>
+              <w:top w:type="dxa" w:w="55"/>
+              <w:left w:type="dxa" w:w="110"/>
+              <w:bottom w:type="dxa" w:w="55"/>
+              <w:right w:type="dxa" w:w="110"/>
+            </w:tcMar>
+          </w:tcPr>
+          <w:p>
+            <w:pPr>
+              <w:spacing w:after="0"/>
+            </w:pPr>
+            <w:r>
+              <w:rPr>
+                <w:b w:val="false"/>
+                <w:bCs w:val="false"/>
+                <w:i w:val="false"/>
+                <w:iCs w:val="false"/>
+                <w:color w:val="1A1A1A"/>
+                <w:sz w:val="18"/>
+                <w:szCs w:val="18"/>
+                <w:rFonts w:ascii="Calibri" w:cs="Calibri" w:eastAsia="Calibri" w:hAnsi="Calibri"/>
+              </w:rPr>
+              <w:t xml:space="preserve">Confuses Title IX with the 26th Amendment's voting age.</w:t>
+            </w:r>
+          </w:p>
+        </w:tc>
+        <w:tc>
+          <w:tcPr>
+            <w:tcW w:type="dxa" w:w="4348"/>
+            <w:tcBorders>
+              <w:top w:val="single" w:color="D9D5C8" w:sz="4" w:space="0"/>
+              <w:left w:val="single" w:color="D9D5C8" w:sz="4" w:space="0"/>
+              <w:bottom w:val="single" w:color="D9D5C8" w:sz="4" w:space="0"/>
+              <w:right w:val="single" w:color="D9D5C8" w:sz="4" w:space="0"/>
+            </w:tcBorders>
+            <w:tcMar>
+              <w:top w:type="dxa" w:w="55"/>
+              <w:left w:type="dxa" w:w="110"/>
+              <w:bottom w:type="dxa" w:w="55"/>
+              <w:right w:type="dxa" w:w="110"/>
+            </w:tcMar>
+          </w:tcPr>
+          <w:p>
+            <w:pPr>
+              <w:spacing w:after="0"/>
+            </w:pPr>
+            <w:r>
+              <w:rPr>
+                <w:b w:val="false"/>
+                <w:bCs w:val="false"/>
+                <w:i w:val="false"/>
+                <w:iCs w:val="false"/>
+                <w:color w:val="1A1A1A"/>
+                <w:sz w:val="18"/>
+                <w:szCs w:val="18"/>
+                <w:rFonts w:ascii="Calibri" w:cs="Calibri" w:eastAsia="Calibri" w:hAnsi="Calibri"/>
+              </w:rPr>
+              <w:t xml:space="preserve">clarify the boundary with the confused concept</w:t>
+            </w:r>
+          </w:p>
+        </w:tc>
+      </w:tr>
+    </w:tbl>
+    <w:tbl>
+      <w:tblPr>
+        <w:tblW w:type="dxa" w:w="9648"/>
+        <w:tblBorders>
+          <w:top w:val="single" w:color="auto" w:sz="4"/>
+          <w:left w:val="single" w:color="auto" w:sz="4"/>
+          <w:bottom w:val="single" w:color="auto" w:sz="4"/>
+          <w:right w:val="single" w:color="auto" w:sz="4"/>
+          <w:insideH w:val="single" w:color="auto" w:sz="4"/>
+          <w:insideV w:val="single" w:color="auto" w:sz="4"/>
+        </w:tblBorders>
+      </w:tblPr>
+      <w:tblGrid>
+        <w:gridCol w:w="9648"/>
+      </w:tblGrid>
+      <w:tr>
+        <w:tc>
+          <w:tcPr>
+            <w:tcW w:type="dxa" w:w="9648"/>
+            <w:tcBorders>
+              <w:top w:val="single" w:color="D9D5C8" w:sz="4" w:space="0"/>
+              <w:left w:val="single" w:color="D9D5C8" w:sz="4" w:space="0"/>
+              <w:bottom w:val="single" w:color="D9D5C8" w:sz="4" w:space="0"/>
+              <w:right w:val="single" w:color="D9D5C8" w:sz="4" w:space="0"/>
+            </w:tcBorders>
+            <w:shd w:fill="F7F5EF" w:color="auto" w:val="clear"/>
+            <w:tcMar>
+              <w:top w:type="dxa" w:w="55"/>
+              <w:left w:type="dxa" w:w="110"/>
+              <w:bottom w:type="dxa" w:w="55"/>
+              <w:right w:type="dxa" w:w="110"/>
+            </w:tcMar>
+          </w:tcPr>
+          <w:p>
+            <w:pPr>
+              <w:spacing w:after="60"/>
+            </w:pPr>
+            <w:r>
+              <w:rPr>
+                <w:b/>
+                <w:bCs/>
+                <w:i w:val="false"/>
+                <w:iCs w:val="false"/>
+                <w:color w:val="1B2A4A"/>
+                <w:sz w:val="21"/>
+                <w:szCs w:val="21"/>
+                <w:rFonts w:ascii="Calibri" w:cs="Calibri" w:eastAsia="Calibri" w:hAnsi="Calibri"/>
+              </w:rPr>
+              <w:t xml:space="preserve">MTSS ROUTING</w:t>
+            </w:r>
+          </w:p>
+          <w:p>
+            <w:pPr>
+              <w:spacing w:after="40"/>
+            </w:pPr>
+            <w:r>
+              <w:rPr>
+                <w:b w:val="false"/>
+                <w:bCs w:val="false"/>
+                <w:i w:val="false"/>
+                <w:iCs w:val="false"/>
+                <w:color w:val="1A1A1A"/>
+                <w:sz w:val="22"/>
+                <w:szCs w:val="22"/>
+                <w:rFonts w:ascii="Calibri" w:cs="Calibri" w:eastAsia="Calibri" w:hAnsi="Calibri"/>
+              </w:rPr>
+              <w:t xml:space="preserve">Tier 2 — Small-group (Tier 2) reteach targeting the signaled misconception (10–15 min, organizer + worked example), then re-assess with a parallel item.</w:t>
+            </w:r>
+          </w:p>
+          <w:p>
+            <w:pPr>
+              <w:spacing w:after="40"/>
+            </w:pPr>
+            <w:r>
+              <w:rPr>
+                <w:b w:val="false"/>
+                <w:bCs w:val="false"/>
+                <w:i w:val="false"/>
+                <w:iCs w:val="false"/>
+                <w:color w:val="1A1A1A"/>
+                <w:sz w:val="22"/>
+                <w:szCs w:val="22"/>
+                <w:rFonts w:ascii="Calibri" w:cs="Calibri" w:eastAsia="Calibri" w:hAnsi="Calibri"/>
+              </w:rPr>
+              <w:t xml:space="preserve">Tier 3 — If it persists across parallel forms (Tier 3): intensive 1:1 with concrete→representational→abstract scaffolding + think-aloud; progress-monitor weekly toward the same standard.</w:t>
+            </w:r>
+          </w:p>
+        </w:tc>
+      </w:tr>
+    </w:tbl>
     <w:sectPr>
       <w:headerReference w:type="default" r:id="rId6"/>
       <w:footerReference w:type="default" r:id="rId7"/>

--- a/courses/foundations-constitutional-government/BUILD/unit6/deliverables/Unit6_Assessment_Book_Teacher.docx
+++ b/courses/foundations-constitutional-government/BUILD/unit6/deliverables/Unit6_Assessment_Book_Teacher.docx
@@ -58,7 +58,7 @@
     </w:p>
     <w:tbl>
       <w:tblPr>
-        <w:tblW w:type="dxa" w:w="9648"/>
+        <w:tblW w:type="dxa" w:w="9792"/>
         <w:tblBorders>
           <w:top w:val="single" w:color="auto" w:sz="4"/>
           <w:left w:val="single" w:color="auto" w:sz="4"/>
@@ -69,12 +69,12 @@
         </w:tblBorders>
       </w:tblPr>
       <w:tblGrid>
-        <w:gridCol w:w="9648"/>
+        <w:gridCol w:w="9792"/>
       </w:tblGrid>
       <w:tr>
         <w:tc>
           <w:tcPr>
-            <w:tcW w:type="dxa" w:w="9648"/>
+            <w:tcW w:type="dxa" w:w="9792"/>
             <w:tcBorders>
               <w:top w:val="single" w:color="D9D5C8" w:sz="4" w:space="0"/>
               <w:left w:val="single" w:color="D9D5C8" w:sz="4" w:space="0"/>
@@ -1068,7 +1068,7 @@
     </w:p>
     <w:tbl>
       <w:tblPr>
-        <w:tblW w:type="dxa" w:w="9648"/>
+        <w:tblW w:type="dxa" w:w="9792"/>
         <w:tblBorders>
           <w:top w:val="single" w:color="auto" w:sz="4"/>
           <w:left w:val="single" w:color="auto" w:sz="4"/>
@@ -1079,12 +1079,12 @@
         </w:tblBorders>
       </w:tblPr>
       <w:tblGrid>
-        <w:gridCol w:w="9648"/>
+        <w:gridCol w:w="9792"/>
       </w:tblGrid>
       <w:tr>
         <w:tc>
           <w:tcPr>
-            <w:tcW w:type="dxa" w:w="9648"/>
+            <w:tcW w:type="dxa" w:w="9792"/>
             <w:tcBorders>
               <w:top w:val="single" w:color="D9D5C8" w:sz="4" w:space="0"/>
               <w:left w:val="single" w:color="D9D5C8" w:sz="4" w:space="0"/>
@@ -1864,7 +1864,7 @@
     </w:p>
     <w:tbl>
       <w:tblPr>
-        <w:tblW w:type="dxa" w:w="9648"/>
+        <w:tblW w:type="dxa" w:w="9792"/>
         <w:tblBorders>
           <w:top w:val="single" w:color="auto" w:sz="4"/>
           <w:left w:val="single" w:color="auto" w:sz="4"/>
@@ -1875,12 +1875,12 @@
         </w:tblBorders>
       </w:tblPr>
       <w:tblGrid>
-        <w:gridCol w:w="9648"/>
+        <w:gridCol w:w="9792"/>
       </w:tblGrid>
       <w:tr>
         <w:tc>
           <w:tcPr>
-            <w:tcW w:type="dxa" w:w="9648"/>
+            <w:tcW w:type="dxa" w:w="9792"/>
             <w:tcBorders>
               <w:top w:val="single" w:color="D9D5C8" w:sz="4" w:space="0"/>
               <w:left w:val="single" w:color="D9D5C8" w:sz="4" w:space="0"/>
@@ -2660,7 +2660,7 @@
     </w:p>
     <w:tbl>
       <w:tblPr>
-        <w:tblW w:type="dxa" w:w="9648"/>
+        <w:tblW w:type="dxa" w:w="9792"/>
         <w:tblBorders>
           <w:top w:val="single" w:color="auto" w:sz="4"/>
           <w:left w:val="single" w:color="auto" w:sz="4"/>
@@ -2671,12 +2671,12 @@
         </w:tblBorders>
       </w:tblPr>
       <w:tblGrid>
-        <w:gridCol w:w="9648"/>
+        <w:gridCol w:w="9792"/>
       </w:tblGrid>
       <w:tr>
         <w:tc>
           <w:tcPr>
-            <w:tcW w:type="dxa" w:w="9648"/>
+            <w:tcW w:type="dxa" w:w="9792"/>
             <w:tcBorders>
               <w:top w:val="single" w:color="D9D5C8" w:sz="4" w:space="0"/>
               <w:left w:val="single" w:color="D9D5C8" w:sz="4" w:space="0"/>
@@ -2752,7 +2752,7 @@
     </w:p>
     <w:tbl>
       <w:tblPr>
-        <w:tblW w:type="dxa" w:w="9648"/>
+        <w:tblW w:type="dxa" w:w="9792"/>
         <w:tblBorders>
           <w:top w:val="single" w:color="auto" w:sz="4"/>
           <w:left w:val="single" w:color="auto" w:sz="4"/>
@@ -2763,12 +2763,12 @@
         </w:tblBorders>
       </w:tblPr>
       <w:tblGrid>
-        <w:gridCol w:w="900"/>
-        <w:gridCol w:w="1100"/>
-        <w:gridCol w:w="900"/>
-        <w:gridCol w:w="900"/>
-        <w:gridCol w:w="1900"/>
-        <w:gridCol w:w="3948"/>
+        <w:gridCol w:w="913"/>
+        <w:gridCol w:w="1116"/>
+        <w:gridCol w:w="913"/>
+        <w:gridCol w:w="913"/>
+        <w:gridCol w:w="1928"/>
+        <w:gridCol w:w="4009"/>
       </w:tblGrid>
       <w:tr>
         <w:trPr>
@@ -2776,7 +2776,7 @@
         </w:trPr>
         <w:tc>
           <w:tcPr>
-            <w:tcW w:type="dxa" w:w="900"/>
+            <w:tcW w:type="dxa" w:w="913"/>
             <w:tcBorders>
               <w:top w:val="single" w:color="D9D5C8" w:sz="4" w:space="0"/>
               <w:left w:val="single" w:color="D9D5C8" w:sz="4" w:space="0"/>
@@ -2812,7 +2812,7 @@
         </w:tc>
         <w:tc>
           <w:tcPr>
-            <w:tcW w:type="dxa" w:w="1100"/>
+            <w:tcW w:type="dxa" w:w="1116"/>
             <w:tcBorders>
               <w:top w:val="single" w:color="D9D5C8" w:sz="4" w:space="0"/>
               <w:left w:val="single" w:color="D9D5C8" w:sz="4" w:space="0"/>
@@ -2848,7 +2848,7 @@
         </w:tc>
         <w:tc>
           <w:tcPr>
-            <w:tcW w:type="dxa" w:w="900"/>
+            <w:tcW w:type="dxa" w:w="913"/>
             <w:tcBorders>
               <w:top w:val="single" w:color="D9D5C8" w:sz="4" w:space="0"/>
               <w:left w:val="single" w:color="D9D5C8" w:sz="4" w:space="0"/>
@@ -2884,7 +2884,7 @@
         </w:tc>
         <w:tc>
           <w:tcPr>
-            <w:tcW w:type="dxa" w:w="900"/>
+            <w:tcW w:type="dxa" w:w="913"/>
             <w:tcBorders>
               <w:top w:val="single" w:color="D9D5C8" w:sz="4" w:space="0"/>
               <w:left w:val="single" w:color="D9D5C8" w:sz="4" w:space="0"/>
@@ -2920,7 +2920,7 @@
         </w:tc>
         <w:tc>
           <w:tcPr>
-            <w:tcW w:type="dxa" w:w="1900"/>
+            <w:tcW w:type="dxa" w:w="1928"/>
             <w:tcBorders>
               <w:top w:val="single" w:color="D9D5C8" w:sz="4" w:space="0"/>
               <w:left w:val="single" w:color="D9D5C8" w:sz="4" w:space="0"/>
@@ -2956,7 +2956,7 @@
         </w:tc>
         <w:tc>
           <w:tcPr>
-            <w:tcW w:type="dxa" w:w="3948"/>
+            <w:tcW w:type="dxa" w:w="4009"/>
             <w:tcBorders>
               <w:top w:val="single" w:color="D9D5C8" w:sz="4" w:space="0"/>
               <w:left w:val="single" w:color="D9D5C8" w:sz="4" w:space="0"/>
@@ -2994,7 +2994,7 @@
       <w:tr>
         <w:tc>
           <w:tcPr>
-            <w:tcW w:type="dxa" w:w="900"/>
+            <w:tcW w:type="dxa" w:w="913"/>
             <w:tcBorders>
               <w:top w:val="single" w:color="D9D5C8" w:sz="4" w:space="0"/>
               <w:left w:val="single" w:color="D9D5C8" w:sz="4" w:space="0"/>
@@ -3029,7 +3029,7 @@
         </w:tc>
         <w:tc>
           <w:tcPr>
-            <w:tcW w:type="dxa" w:w="1100"/>
+            <w:tcW w:type="dxa" w:w="1116"/>
             <w:tcBorders>
               <w:top w:val="single" w:color="D9D5C8" w:sz="4" w:space="0"/>
               <w:left w:val="single" w:color="D9D5C8" w:sz="4" w:space="0"/>
@@ -3064,7 +3064,7 @@
         </w:tc>
         <w:tc>
           <w:tcPr>
-            <w:tcW w:type="dxa" w:w="900"/>
+            <w:tcW w:type="dxa" w:w="913"/>
             <w:tcBorders>
               <w:top w:val="single" w:color="D9D5C8" w:sz="4" w:space="0"/>
               <w:left w:val="single" w:color="D9D5C8" w:sz="4" w:space="0"/>
@@ -3099,7 +3099,7 @@
         </w:tc>
         <w:tc>
           <w:tcPr>
-            <w:tcW w:type="dxa" w:w="900"/>
+            <w:tcW w:type="dxa" w:w="913"/>
             <w:tcBorders>
               <w:top w:val="single" w:color="D9D5C8" w:sz="4" w:space="0"/>
               <w:left w:val="single" w:color="D9D5C8" w:sz="4" w:space="0"/>
@@ -3134,7 +3134,7 @@
         </w:tc>
         <w:tc>
           <w:tcPr>
-            <w:tcW w:type="dxa" w:w="1900"/>
+            <w:tcW w:type="dxa" w:w="1928"/>
             <w:tcBorders>
               <w:top w:val="single" w:color="D9D5C8" w:sz="4" w:space="0"/>
               <w:left w:val="single" w:color="D9D5C8" w:sz="4" w:space="0"/>
@@ -3169,7 +3169,7 @@
         </w:tc>
         <w:tc>
           <w:tcPr>
-            <w:tcW w:type="dxa" w:w="3948"/>
+            <w:tcW w:type="dxa" w:w="4009"/>
             <w:tcBorders>
               <w:top w:val="single" w:color="D9D5C8" w:sz="4" w:space="0"/>
               <w:left w:val="single" w:color="D9D5C8" w:sz="4" w:space="0"/>
@@ -3206,7 +3206,7 @@
       <w:tr>
         <w:tc>
           <w:tcPr>
-            <w:tcW w:type="dxa" w:w="900"/>
+            <w:tcW w:type="dxa" w:w="913"/>
             <w:tcBorders>
               <w:top w:val="single" w:color="D9D5C8" w:sz="4" w:space="0"/>
               <w:left w:val="single" w:color="D9D5C8" w:sz="4" w:space="0"/>
@@ -3241,7 +3241,7 @@
         </w:tc>
         <w:tc>
           <w:tcPr>
-            <w:tcW w:type="dxa" w:w="1100"/>
+            <w:tcW w:type="dxa" w:w="1116"/>
             <w:tcBorders>
               <w:top w:val="single" w:color="D9D5C8" w:sz="4" w:space="0"/>
               <w:left w:val="single" w:color="D9D5C8" w:sz="4" w:space="0"/>
@@ -3276,7 +3276,7 @@
         </w:tc>
         <w:tc>
           <w:tcPr>
-            <w:tcW w:type="dxa" w:w="900"/>
+            <w:tcW w:type="dxa" w:w="913"/>
             <w:tcBorders>
               <w:top w:val="single" w:color="D9D5C8" w:sz="4" w:space="0"/>
               <w:left w:val="single" w:color="D9D5C8" w:sz="4" w:space="0"/>
@@ -3311,7 +3311,7 @@
         </w:tc>
         <w:tc>
           <w:tcPr>
-            <w:tcW w:type="dxa" w:w="900"/>
+            <w:tcW w:type="dxa" w:w="913"/>
             <w:tcBorders>
               <w:top w:val="single" w:color="D9D5C8" w:sz="4" w:space="0"/>
               <w:left w:val="single" w:color="D9D5C8" w:sz="4" w:space="0"/>
@@ -3346,7 +3346,7 @@
         </w:tc>
         <w:tc>
           <w:tcPr>
-            <w:tcW w:type="dxa" w:w="1900"/>
+            <w:tcW w:type="dxa" w:w="1928"/>
             <w:tcBorders>
               <w:top w:val="single" w:color="D9D5C8" w:sz="4" w:space="0"/>
               <w:left w:val="single" w:color="D9D5C8" w:sz="4" w:space="0"/>
@@ -3381,7 +3381,7 @@
         </w:tc>
         <w:tc>
           <w:tcPr>
-            <w:tcW w:type="dxa" w:w="3948"/>
+            <w:tcW w:type="dxa" w:w="4009"/>
             <w:tcBorders>
               <w:top w:val="single" w:color="D9D5C8" w:sz="4" w:space="0"/>
               <w:left w:val="single" w:color="D9D5C8" w:sz="4" w:space="0"/>
@@ -3418,7 +3418,7 @@
       <w:tr>
         <w:tc>
           <w:tcPr>
-            <w:tcW w:type="dxa" w:w="900"/>
+            <w:tcW w:type="dxa" w:w="913"/>
             <w:tcBorders>
               <w:top w:val="single" w:color="D9D5C8" w:sz="4" w:space="0"/>
               <w:left w:val="single" w:color="D9D5C8" w:sz="4" w:space="0"/>
@@ -3453,7 +3453,7 @@
         </w:tc>
         <w:tc>
           <w:tcPr>
-            <w:tcW w:type="dxa" w:w="1100"/>
+            <w:tcW w:type="dxa" w:w="1116"/>
             <w:tcBorders>
               <w:top w:val="single" w:color="D9D5C8" w:sz="4" w:space="0"/>
               <w:left w:val="single" w:color="D9D5C8" w:sz="4" w:space="0"/>
@@ -3488,7 +3488,7 @@
         </w:tc>
         <w:tc>
           <w:tcPr>
-            <w:tcW w:type="dxa" w:w="900"/>
+            <w:tcW w:type="dxa" w:w="913"/>
             <w:tcBorders>
               <w:top w:val="single" w:color="D9D5C8" w:sz="4" w:space="0"/>
               <w:left w:val="single" w:color="D9D5C8" w:sz="4" w:space="0"/>
@@ -3523,7 +3523,7 @@
         </w:tc>
         <w:tc>
           <w:tcPr>
-            <w:tcW w:type="dxa" w:w="900"/>
+            <w:tcW w:type="dxa" w:w="913"/>
             <w:tcBorders>
               <w:top w:val="single" w:color="D9D5C8" w:sz="4" w:space="0"/>
               <w:left w:val="single" w:color="D9D5C8" w:sz="4" w:space="0"/>
@@ -3558,7 +3558,7 @@
         </w:tc>
         <w:tc>
           <w:tcPr>
-            <w:tcW w:type="dxa" w:w="1900"/>
+            <w:tcW w:type="dxa" w:w="1928"/>
             <w:tcBorders>
               <w:top w:val="single" w:color="D9D5C8" w:sz="4" w:space="0"/>
               <w:left w:val="single" w:color="D9D5C8" w:sz="4" w:space="0"/>
@@ -3593,7 +3593,7 @@
         </w:tc>
         <w:tc>
           <w:tcPr>
-            <w:tcW w:type="dxa" w:w="3948"/>
+            <w:tcW w:type="dxa" w:w="4009"/>
             <w:tcBorders>
               <w:top w:val="single" w:color="D9D5C8" w:sz="4" w:space="0"/>
               <w:left w:val="single" w:color="D9D5C8" w:sz="4" w:space="0"/>
@@ -3630,7 +3630,7 @@
       <w:tr>
         <w:tc>
           <w:tcPr>
-            <w:tcW w:type="dxa" w:w="900"/>
+            <w:tcW w:type="dxa" w:w="913"/>
             <w:tcBorders>
               <w:top w:val="single" w:color="D9D5C8" w:sz="4" w:space="0"/>
               <w:left w:val="single" w:color="D9D5C8" w:sz="4" w:space="0"/>
@@ -3665,7 +3665,7 @@
         </w:tc>
         <w:tc>
           <w:tcPr>
-            <w:tcW w:type="dxa" w:w="1100"/>
+            <w:tcW w:type="dxa" w:w="1116"/>
             <w:tcBorders>
               <w:top w:val="single" w:color="D9D5C8" w:sz="4" w:space="0"/>
               <w:left w:val="single" w:color="D9D5C8" w:sz="4" w:space="0"/>
@@ -3700,7 +3700,7 @@
         </w:tc>
         <w:tc>
           <w:tcPr>
-            <w:tcW w:type="dxa" w:w="900"/>
+            <w:tcW w:type="dxa" w:w="913"/>
             <w:tcBorders>
               <w:top w:val="single" w:color="D9D5C8" w:sz="4" w:space="0"/>
               <w:left w:val="single" w:color="D9D5C8" w:sz="4" w:space="0"/>
@@ -3735,7 +3735,7 @@
         </w:tc>
         <w:tc>
           <w:tcPr>
-            <w:tcW w:type="dxa" w:w="900"/>
+            <w:tcW w:type="dxa" w:w="913"/>
             <w:tcBorders>
               <w:top w:val="single" w:color="D9D5C8" w:sz="4" w:space="0"/>
               <w:left w:val="single" w:color="D9D5C8" w:sz="4" w:space="0"/>
@@ -3770,7 +3770,7 @@
         </w:tc>
         <w:tc>
           <w:tcPr>
-            <w:tcW w:type="dxa" w:w="1900"/>
+            <w:tcW w:type="dxa" w:w="1928"/>
             <w:tcBorders>
               <w:top w:val="single" w:color="D9D5C8" w:sz="4" w:space="0"/>
               <w:left w:val="single" w:color="D9D5C8" w:sz="4" w:space="0"/>
@@ -3805,7 +3805,7 @@
         </w:tc>
         <w:tc>
           <w:tcPr>
-            <w:tcW w:type="dxa" w:w="3948"/>
+            <w:tcW w:type="dxa" w:w="4009"/>
             <w:tcBorders>
               <w:top w:val="single" w:color="D9D5C8" w:sz="4" w:space="0"/>
               <w:left w:val="single" w:color="D9D5C8" w:sz="4" w:space="0"/>
@@ -3842,7 +3842,7 @@
       <w:tr>
         <w:tc>
           <w:tcPr>
-            <w:tcW w:type="dxa" w:w="900"/>
+            <w:tcW w:type="dxa" w:w="913"/>
             <w:tcBorders>
               <w:top w:val="single" w:color="D9D5C8" w:sz="4" w:space="0"/>
               <w:left w:val="single" w:color="D9D5C8" w:sz="4" w:space="0"/>
@@ -3877,7 +3877,7 @@
         </w:tc>
         <w:tc>
           <w:tcPr>
-            <w:tcW w:type="dxa" w:w="1100"/>
+            <w:tcW w:type="dxa" w:w="1116"/>
             <w:tcBorders>
               <w:top w:val="single" w:color="D9D5C8" w:sz="4" w:space="0"/>
               <w:left w:val="single" w:color="D9D5C8" w:sz="4" w:space="0"/>
@@ -3912,7 +3912,7 @@
         </w:tc>
         <w:tc>
           <w:tcPr>
-            <w:tcW w:type="dxa" w:w="900"/>
+            <w:tcW w:type="dxa" w:w="913"/>
             <w:tcBorders>
               <w:top w:val="single" w:color="D9D5C8" w:sz="4" w:space="0"/>
               <w:left w:val="single" w:color="D9D5C8" w:sz="4" w:space="0"/>
@@ -3947,7 +3947,7 @@
         </w:tc>
         <w:tc>
           <w:tcPr>
-            <w:tcW w:type="dxa" w:w="900"/>
+            <w:tcW w:type="dxa" w:w="913"/>
             <w:tcBorders>
               <w:top w:val="single" w:color="D9D5C8" w:sz="4" w:space="0"/>
               <w:left w:val="single" w:color="D9D5C8" w:sz="4" w:space="0"/>
@@ -3982,7 +3982,7 @@
         </w:tc>
         <w:tc>
           <w:tcPr>
-            <w:tcW w:type="dxa" w:w="1900"/>
+            <w:tcW w:type="dxa" w:w="1928"/>
             <w:tcBorders>
               <w:top w:val="single" w:color="D9D5C8" w:sz="4" w:space="0"/>
               <w:left w:val="single" w:color="D9D5C8" w:sz="4" w:space="0"/>
@@ -4017,7 +4017,7 @@
         </w:tc>
         <w:tc>
           <w:tcPr>
-            <w:tcW w:type="dxa" w:w="3948"/>
+            <w:tcW w:type="dxa" w:w="4009"/>
             <w:tcBorders>
               <w:top w:val="single" w:color="D9D5C8" w:sz="4" w:space="0"/>
               <w:left w:val="single" w:color="D9D5C8" w:sz="4" w:space="0"/>
@@ -4074,7 +4074,7 @@
     </w:p>
     <w:tbl>
       <w:tblPr>
-        <w:tblW w:type="dxa" w:w="9648"/>
+        <w:tblW w:type="dxa" w:w="9792"/>
         <w:tblBorders>
           <w:top w:val="single" w:color="auto" w:sz="4"/>
           <w:left w:val="single" w:color="auto" w:sz="4"/>
@@ -4085,12 +4085,12 @@
         </w:tblBorders>
       </w:tblPr>
       <w:tblGrid>
-        <w:gridCol w:w="900"/>
-        <w:gridCol w:w="1100"/>
-        <w:gridCol w:w="900"/>
-        <w:gridCol w:w="900"/>
-        <w:gridCol w:w="1900"/>
-        <w:gridCol w:w="3948"/>
+        <w:gridCol w:w="913"/>
+        <w:gridCol w:w="1116"/>
+        <w:gridCol w:w="913"/>
+        <w:gridCol w:w="913"/>
+        <w:gridCol w:w="1928"/>
+        <w:gridCol w:w="4009"/>
       </w:tblGrid>
       <w:tr>
         <w:trPr>
@@ -4098,7 +4098,7 @@
         </w:trPr>
         <w:tc>
           <w:tcPr>
-            <w:tcW w:type="dxa" w:w="900"/>
+            <w:tcW w:type="dxa" w:w="913"/>
             <w:tcBorders>
               <w:top w:val="single" w:color="D9D5C8" w:sz="4" w:space="0"/>
               <w:left w:val="single" w:color="D9D5C8" w:sz="4" w:space="0"/>
@@ -4134,7 +4134,7 @@
         </w:tc>
         <w:tc>
           <w:tcPr>
-            <w:tcW w:type="dxa" w:w="1100"/>
+            <w:tcW w:type="dxa" w:w="1116"/>
             <w:tcBorders>
               <w:top w:val="single" w:color="D9D5C8" w:sz="4" w:space="0"/>
               <w:left w:val="single" w:color="D9D5C8" w:sz="4" w:space="0"/>
@@ -4170,7 +4170,7 @@
         </w:tc>
         <w:tc>
           <w:tcPr>
-            <w:tcW w:type="dxa" w:w="900"/>
+            <w:tcW w:type="dxa" w:w="913"/>
             <w:tcBorders>
               <w:top w:val="single" w:color="D9D5C8" w:sz="4" w:space="0"/>
               <w:left w:val="single" w:color="D9D5C8" w:sz="4" w:space="0"/>
@@ -4206,7 +4206,7 @@
         </w:tc>
         <w:tc>
           <w:tcPr>
-            <w:tcW w:type="dxa" w:w="900"/>
+            <w:tcW w:type="dxa" w:w="913"/>
             <w:tcBorders>
               <w:top w:val="single" w:color="D9D5C8" w:sz="4" w:space="0"/>
               <w:left w:val="single" w:color="D9D5C8" w:sz="4" w:space="0"/>
@@ -4242,7 +4242,7 @@
         </w:tc>
         <w:tc>
           <w:tcPr>
-            <w:tcW w:type="dxa" w:w="1900"/>
+            <w:tcW w:type="dxa" w:w="1928"/>
             <w:tcBorders>
               <w:top w:val="single" w:color="D9D5C8" w:sz="4" w:space="0"/>
               <w:left w:val="single" w:color="D9D5C8" w:sz="4" w:space="0"/>
@@ -4278,7 +4278,7 @@
         </w:tc>
         <w:tc>
           <w:tcPr>
-            <w:tcW w:type="dxa" w:w="3948"/>
+            <w:tcW w:type="dxa" w:w="4009"/>
             <w:tcBorders>
               <w:top w:val="single" w:color="D9D5C8" w:sz="4" w:space="0"/>
               <w:left w:val="single" w:color="D9D5C8" w:sz="4" w:space="0"/>
@@ -4316,7 +4316,7 @@
       <w:tr>
         <w:tc>
           <w:tcPr>
-            <w:tcW w:type="dxa" w:w="900"/>
+            <w:tcW w:type="dxa" w:w="913"/>
             <w:tcBorders>
               <w:top w:val="single" w:color="D9D5C8" w:sz="4" w:space="0"/>
               <w:left w:val="single" w:color="D9D5C8" w:sz="4" w:space="0"/>
@@ -4351,7 +4351,7 @@
         </w:tc>
         <w:tc>
           <w:tcPr>
-            <w:tcW w:type="dxa" w:w="1100"/>
+            <w:tcW w:type="dxa" w:w="1116"/>
             <w:tcBorders>
               <w:top w:val="single" w:color="D9D5C8" w:sz="4" w:space="0"/>
               <w:left w:val="single" w:color="D9D5C8" w:sz="4" w:space="0"/>
@@ -4386,7 +4386,7 @@
         </w:tc>
         <w:tc>
           <w:tcPr>
-            <w:tcW w:type="dxa" w:w="900"/>
+            <w:tcW w:type="dxa" w:w="913"/>
             <w:tcBorders>
               <w:top w:val="single" w:color="D9D5C8" w:sz="4" w:space="0"/>
               <w:left w:val="single" w:color="D9D5C8" w:sz="4" w:space="0"/>
@@ -4421,7 +4421,7 @@
         </w:tc>
         <w:tc>
           <w:tcPr>
-            <w:tcW w:type="dxa" w:w="900"/>
+            <w:tcW w:type="dxa" w:w="913"/>
             <w:tcBorders>
               <w:top w:val="single" w:color="D9D5C8" w:sz="4" w:space="0"/>
               <w:left w:val="single" w:color="D9D5C8" w:sz="4" w:space="0"/>
@@ -4456,7 +4456,7 @@
         </w:tc>
         <w:tc>
           <w:tcPr>
-            <w:tcW w:type="dxa" w:w="1900"/>
+            <w:tcW w:type="dxa" w:w="1928"/>
             <w:tcBorders>
               <w:top w:val="single" w:color="D9D5C8" w:sz="4" w:space="0"/>
               <w:left w:val="single" w:color="D9D5C8" w:sz="4" w:space="0"/>
@@ -4491,7 +4491,7 @@
         </w:tc>
         <w:tc>
           <w:tcPr>
-            <w:tcW w:type="dxa" w:w="3948"/>
+            <w:tcW w:type="dxa" w:w="4009"/>
             <w:tcBorders>
               <w:top w:val="single" w:color="D9D5C8" w:sz="4" w:space="0"/>
               <w:left w:val="single" w:color="D9D5C8" w:sz="4" w:space="0"/>
@@ -4528,7 +4528,7 @@
       <w:tr>
         <w:tc>
           <w:tcPr>
-            <w:tcW w:type="dxa" w:w="900"/>
+            <w:tcW w:type="dxa" w:w="913"/>
             <w:tcBorders>
               <w:top w:val="single" w:color="D9D5C8" w:sz="4" w:space="0"/>
               <w:left w:val="single" w:color="D9D5C8" w:sz="4" w:space="0"/>
@@ -4563,7 +4563,7 @@
         </w:tc>
         <w:tc>
           <w:tcPr>
-            <w:tcW w:type="dxa" w:w="1100"/>
+            <w:tcW w:type="dxa" w:w="1116"/>
             <w:tcBorders>
               <w:top w:val="single" w:color="D9D5C8" w:sz="4" w:space="0"/>
               <w:left w:val="single" w:color="D9D5C8" w:sz="4" w:space="0"/>
@@ -4598,7 +4598,7 @@
         </w:tc>
         <w:tc>
           <w:tcPr>
-            <w:tcW w:type="dxa" w:w="900"/>
+            <w:tcW w:type="dxa" w:w="913"/>
             <w:tcBorders>
               <w:top w:val="single" w:color="D9D5C8" w:sz="4" w:space="0"/>
               <w:left w:val="single" w:color="D9D5C8" w:sz="4" w:space="0"/>
@@ -4633,7 +4633,7 @@
         </w:tc>
         <w:tc>
           <w:tcPr>
-            <w:tcW w:type="dxa" w:w="900"/>
+            <w:tcW w:type="dxa" w:w="913"/>
             <w:tcBorders>
               <w:top w:val="single" w:color="D9D5C8" w:sz="4" w:space="0"/>
               <w:left w:val="single" w:color="D9D5C8" w:sz="4" w:space="0"/>
@@ -4668,7 +4668,7 @@
         </w:tc>
         <w:tc>
           <w:tcPr>
-            <w:tcW w:type="dxa" w:w="1900"/>
+            <w:tcW w:type="dxa" w:w="1928"/>
             <w:tcBorders>
               <w:top w:val="single" w:color="D9D5C8" w:sz="4" w:space="0"/>
               <w:left w:val="single" w:color="D9D5C8" w:sz="4" w:space="0"/>
@@ -4703,7 +4703,7 @@
         </w:tc>
         <w:tc>
           <w:tcPr>
-            <w:tcW w:type="dxa" w:w="3948"/>
+            <w:tcW w:type="dxa" w:w="4009"/>
             <w:tcBorders>
               <w:top w:val="single" w:color="D9D5C8" w:sz="4" w:space="0"/>
               <w:left w:val="single" w:color="D9D5C8" w:sz="4" w:space="0"/>
@@ -4740,7 +4740,7 @@
       <w:tr>
         <w:tc>
           <w:tcPr>
-            <w:tcW w:type="dxa" w:w="900"/>
+            <w:tcW w:type="dxa" w:w="913"/>
             <w:tcBorders>
               <w:top w:val="single" w:color="D9D5C8" w:sz="4" w:space="0"/>
               <w:left w:val="single" w:color="D9D5C8" w:sz="4" w:space="0"/>
@@ -4775,7 +4775,7 @@
         </w:tc>
         <w:tc>
           <w:tcPr>
-            <w:tcW w:type="dxa" w:w="1100"/>
+            <w:tcW w:type="dxa" w:w="1116"/>
             <w:tcBorders>
               <w:top w:val="single" w:color="D9D5C8" w:sz="4" w:space="0"/>
               <w:left w:val="single" w:color="D9D5C8" w:sz="4" w:space="0"/>
@@ -4810,7 +4810,7 @@
         </w:tc>
         <w:tc>
           <w:tcPr>
-            <w:tcW w:type="dxa" w:w="900"/>
+            <w:tcW w:type="dxa" w:w="913"/>
             <w:tcBorders>
               <w:top w:val="single" w:color="D9D5C8" w:sz="4" w:space="0"/>
               <w:left w:val="single" w:color="D9D5C8" w:sz="4" w:space="0"/>
@@ -4845,7 +4845,7 @@
         </w:tc>
         <w:tc>
           <w:tcPr>
-            <w:tcW w:type="dxa" w:w="900"/>
+            <w:tcW w:type="dxa" w:w="913"/>
             <w:tcBorders>
               <w:top w:val="single" w:color="D9D5C8" w:sz="4" w:space="0"/>
               <w:left w:val="single" w:color="D9D5C8" w:sz="4" w:space="0"/>
@@ -4880,7 +4880,7 @@
         </w:tc>
         <w:tc>
           <w:tcPr>
-            <w:tcW w:type="dxa" w:w="1900"/>
+            <w:tcW w:type="dxa" w:w="1928"/>
             <w:tcBorders>
               <w:top w:val="single" w:color="D9D5C8" w:sz="4" w:space="0"/>
               <w:left w:val="single" w:color="D9D5C8" w:sz="4" w:space="0"/>
@@ -4915,7 +4915,7 @@
         </w:tc>
         <w:tc>
           <w:tcPr>
-            <w:tcW w:type="dxa" w:w="3948"/>
+            <w:tcW w:type="dxa" w:w="4009"/>
             <w:tcBorders>
               <w:top w:val="single" w:color="D9D5C8" w:sz="4" w:space="0"/>
               <w:left w:val="single" w:color="D9D5C8" w:sz="4" w:space="0"/>
@@ -4952,7 +4952,7 @@
       <w:tr>
         <w:tc>
           <w:tcPr>
-            <w:tcW w:type="dxa" w:w="900"/>
+            <w:tcW w:type="dxa" w:w="913"/>
             <w:tcBorders>
               <w:top w:val="single" w:color="D9D5C8" w:sz="4" w:space="0"/>
               <w:left w:val="single" w:color="D9D5C8" w:sz="4" w:space="0"/>
@@ -4987,7 +4987,7 @@
         </w:tc>
         <w:tc>
           <w:tcPr>
-            <w:tcW w:type="dxa" w:w="1100"/>
+            <w:tcW w:type="dxa" w:w="1116"/>
             <w:tcBorders>
               <w:top w:val="single" w:color="D9D5C8" w:sz="4" w:space="0"/>
               <w:left w:val="single" w:color="D9D5C8" w:sz="4" w:space="0"/>
@@ -5022,7 +5022,7 @@
         </w:tc>
         <w:tc>
           <w:tcPr>
-            <w:tcW w:type="dxa" w:w="900"/>
+            <w:tcW w:type="dxa" w:w="913"/>
             <w:tcBorders>
               <w:top w:val="single" w:color="D9D5C8" w:sz="4" w:space="0"/>
               <w:left w:val="single" w:color="D9D5C8" w:sz="4" w:space="0"/>
@@ -5057,7 +5057,7 @@
         </w:tc>
         <w:tc>
           <w:tcPr>
-            <w:tcW w:type="dxa" w:w="900"/>
+            <w:tcW w:type="dxa" w:w="913"/>
             <w:tcBorders>
               <w:top w:val="single" w:color="D9D5C8" w:sz="4" w:space="0"/>
               <w:left w:val="single" w:color="D9D5C8" w:sz="4" w:space="0"/>
@@ -5092,7 +5092,7 @@
         </w:tc>
         <w:tc>
           <w:tcPr>
-            <w:tcW w:type="dxa" w:w="1900"/>
+            <w:tcW w:type="dxa" w:w="1928"/>
             <w:tcBorders>
               <w:top w:val="single" w:color="D9D5C8" w:sz="4" w:space="0"/>
               <w:left w:val="single" w:color="D9D5C8" w:sz="4" w:space="0"/>
@@ -5127,7 +5127,7 @@
         </w:tc>
         <w:tc>
           <w:tcPr>
-            <w:tcW w:type="dxa" w:w="3948"/>
+            <w:tcW w:type="dxa" w:w="4009"/>
             <w:tcBorders>
               <w:top w:val="single" w:color="D9D5C8" w:sz="4" w:space="0"/>
               <w:left w:val="single" w:color="D9D5C8" w:sz="4" w:space="0"/>
@@ -5164,7 +5164,7 @@
       <w:tr>
         <w:tc>
           <w:tcPr>
-            <w:tcW w:type="dxa" w:w="900"/>
+            <w:tcW w:type="dxa" w:w="913"/>
             <w:tcBorders>
               <w:top w:val="single" w:color="D9D5C8" w:sz="4" w:space="0"/>
               <w:left w:val="single" w:color="D9D5C8" w:sz="4" w:space="0"/>
@@ -5199,7 +5199,7 @@
         </w:tc>
         <w:tc>
           <w:tcPr>
-            <w:tcW w:type="dxa" w:w="1100"/>
+            <w:tcW w:type="dxa" w:w="1116"/>
             <w:tcBorders>
               <w:top w:val="single" w:color="D9D5C8" w:sz="4" w:space="0"/>
               <w:left w:val="single" w:color="D9D5C8" w:sz="4" w:space="0"/>
@@ -5234,7 +5234,7 @@
         </w:tc>
         <w:tc>
           <w:tcPr>
-            <w:tcW w:type="dxa" w:w="900"/>
+            <w:tcW w:type="dxa" w:w="913"/>
             <w:tcBorders>
               <w:top w:val="single" w:color="D9D5C8" w:sz="4" w:space="0"/>
               <w:left w:val="single" w:color="D9D5C8" w:sz="4" w:space="0"/>
@@ -5269,7 +5269,7 @@
         </w:tc>
         <w:tc>
           <w:tcPr>
-            <w:tcW w:type="dxa" w:w="900"/>
+            <w:tcW w:type="dxa" w:w="913"/>
             <w:tcBorders>
               <w:top w:val="single" w:color="D9D5C8" w:sz="4" w:space="0"/>
               <w:left w:val="single" w:color="D9D5C8" w:sz="4" w:space="0"/>
@@ -5304,7 +5304,7 @@
         </w:tc>
         <w:tc>
           <w:tcPr>
-            <w:tcW w:type="dxa" w:w="1900"/>
+            <w:tcW w:type="dxa" w:w="1928"/>
             <w:tcBorders>
               <w:top w:val="single" w:color="D9D5C8" w:sz="4" w:space="0"/>
               <w:left w:val="single" w:color="D9D5C8" w:sz="4" w:space="0"/>
@@ -5339,7 +5339,7 @@
         </w:tc>
         <w:tc>
           <w:tcPr>
-            <w:tcW w:type="dxa" w:w="3948"/>
+            <w:tcW w:type="dxa" w:w="4009"/>
             <w:tcBorders>
               <w:top w:val="single" w:color="D9D5C8" w:sz="4" w:space="0"/>
               <w:left w:val="single" w:color="D9D5C8" w:sz="4" w:space="0"/>
@@ -5396,7 +5396,7 @@
     </w:p>
     <w:tbl>
       <w:tblPr>
-        <w:tblW w:type="dxa" w:w="9648"/>
+        <w:tblW w:type="dxa" w:w="9792"/>
         <w:tblBorders>
           <w:top w:val="single" w:color="auto" w:sz="4"/>
           <w:left w:val="single" w:color="auto" w:sz="4"/>
@@ -5407,12 +5407,12 @@
         </w:tblBorders>
       </w:tblPr>
       <w:tblGrid>
-        <w:gridCol w:w="900"/>
-        <w:gridCol w:w="1100"/>
-        <w:gridCol w:w="900"/>
-        <w:gridCol w:w="900"/>
-        <w:gridCol w:w="1900"/>
-        <w:gridCol w:w="3948"/>
+        <w:gridCol w:w="913"/>
+        <w:gridCol w:w="1116"/>
+        <w:gridCol w:w="913"/>
+        <w:gridCol w:w="913"/>
+        <w:gridCol w:w="1928"/>
+        <w:gridCol w:w="4009"/>
       </w:tblGrid>
       <w:tr>
         <w:trPr>
@@ -5420,7 +5420,7 @@
         </w:trPr>
         <w:tc>
           <w:tcPr>
-            <w:tcW w:type="dxa" w:w="900"/>
+            <w:tcW w:type="dxa" w:w="913"/>
             <w:tcBorders>
               <w:top w:val="single" w:color="D9D5C8" w:sz="4" w:space="0"/>
               <w:left w:val="single" w:color="D9D5C8" w:sz="4" w:space="0"/>
@@ -5456,7 +5456,7 @@
         </w:tc>
         <w:tc>
           <w:tcPr>
-            <w:tcW w:type="dxa" w:w="1100"/>
+            <w:tcW w:type="dxa" w:w="1116"/>
             <w:tcBorders>
               <w:top w:val="single" w:color="D9D5C8" w:sz="4" w:space="0"/>
               <w:left w:val="single" w:color="D9D5C8" w:sz="4" w:space="0"/>
@@ -5492,7 +5492,7 @@
         </w:tc>
         <w:tc>
           <w:tcPr>
-            <w:tcW w:type="dxa" w:w="900"/>
+            <w:tcW w:type="dxa" w:w="913"/>
             <w:tcBorders>
               <w:top w:val="single" w:color="D9D5C8" w:sz="4" w:space="0"/>
               <w:left w:val="single" w:color="D9D5C8" w:sz="4" w:space="0"/>
@@ -5528,7 +5528,7 @@
         </w:tc>
         <w:tc>
           <w:tcPr>
-            <w:tcW w:type="dxa" w:w="900"/>
+            <w:tcW w:type="dxa" w:w="913"/>
             <w:tcBorders>
               <w:top w:val="single" w:color="D9D5C8" w:sz="4" w:space="0"/>
               <w:left w:val="single" w:color="D9D5C8" w:sz="4" w:space="0"/>
@@ -5564,7 +5564,7 @@
         </w:tc>
         <w:tc>
           <w:tcPr>
-            <w:tcW w:type="dxa" w:w="1900"/>
+            <w:tcW w:type="dxa" w:w="1928"/>
             <w:tcBorders>
               <w:top w:val="single" w:color="D9D5C8" w:sz="4" w:space="0"/>
               <w:left w:val="single" w:color="D9D5C8" w:sz="4" w:space="0"/>
@@ -5600,7 +5600,7 @@
         </w:tc>
         <w:tc>
           <w:tcPr>
-            <w:tcW w:type="dxa" w:w="3948"/>
+            <w:tcW w:type="dxa" w:w="4009"/>
             <w:tcBorders>
               <w:top w:val="single" w:color="D9D5C8" w:sz="4" w:space="0"/>
               <w:left w:val="single" w:color="D9D5C8" w:sz="4" w:space="0"/>
@@ -5638,7 +5638,7 @@
       <w:tr>
         <w:tc>
           <w:tcPr>
-            <w:tcW w:type="dxa" w:w="900"/>
+            <w:tcW w:type="dxa" w:w="913"/>
             <w:tcBorders>
               <w:top w:val="single" w:color="D9D5C8" w:sz="4" w:space="0"/>
               <w:left w:val="single" w:color="D9D5C8" w:sz="4" w:space="0"/>
@@ -5673,7 +5673,7 @@
         </w:tc>
         <w:tc>
           <w:tcPr>
-            <w:tcW w:type="dxa" w:w="1100"/>
+            <w:tcW w:type="dxa" w:w="1116"/>
             <w:tcBorders>
               <w:top w:val="single" w:color="D9D5C8" w:sz="4" w:space="0"/>
               <w:left w:val="single" w:color="D9D5C8" w:sz="4" w:space="0"/>
@@ -5708,7 +5708,7 @@
         </w:tc>
         <w:tc>
           <w:tcPr>
-            <w:tcW w:type="dxa" w:w="900"/>
+            <w:tcW w:type="dxa" w:w="913"/>
             <w:tcBorders>
               <w:top w:val="single" w:color="D9D5C8" w:sz="4" w:space="0"/>
               <w:left w:val="single" w:color="D9D5C8" w:sz="4" w:space="0"/>
@@ -5743,7 +5743,7 @@
         </w:tc>
         <w:tc>
           <w:tcPr>
-            <w:tcW w:type="dxa" w:w="900"/>
+            <w:tcW w:type="dxa" w:w="913"/>
             <w:tcBorders>
               <w:top w:val="single" w:color="D9D5C8" w:sz="4" w:space="0"/>
               <w:left w:val="single" w:color="D9D5C8" w:sz="4" w:space="0"/>
@@ -5778,7 +5778,7 @@
         </w:tc>
         <w:tc>
           <w:tcPr>
-            <w:tcW w:type="dxa" w:w="1900"/>
+            <w:tcW w:type="dxa" w:w="1928"/>
             <w:tcBorders>
               <w:top w:val="single" w:color="D9D5C8" w:sz="4" w:space="0"/>
               <w:left w:val="single" w:color="D9D5C8" w:sz="4" w:space="0"/>
@@ -5813,7 +5813,7 @@
         </w:tc>
         <w:tc>
           <w:tcPr>
-            <w:tcW w:type="dxa" w:w="3948"/>
+            <w:tcW w:type="dxa" w:w="4009"/>
             <w:tcBorders>
               <w:top w:val="single" w:color="D9D5C8" w:sz="4" w:space="0"/>
               <w:left w:val="single" w:color="D9D5C8" w:sz="4" w:space="0"/>
@@ -5850,7 +5850,7 @@
       <w:tr>
         <w:tc>
           <w:tcPr>
-            <w:tcW w:type="dxa" w:w="900"/>
+            <w:tcW w:type="dxa" w:w="913"/>
             <w:tcBorders>
               <w:top w:val="single" w:color="D9D5C8" w:sz="4" w:space="0"/>
               <w:left w:val="single" w:color="D9D5C8" w:sz="4" w:space="0"/>
@@ -5885,7 +5885,7 @@
         </w:tc>
         <w:tc>
           <w:tcPr>
-            <w:tcW w:type="dxa" w:w="1100"/>
+            <w:tcW w:type="dxa" w:w="1116"/>
             <w:tcBorders>
               <w:top w:val="single" w:color="D9D5C8" w:sz="4" w:space="0"/>
               <w:left w:val="single" w:color="D9D5C8" w:sz="4" w:space="0"/>
@@ -5920,7 +5920,7 @@
         </w:tc>
         <w:tc>
           <w:tcPr>
-            <w:tcW w:type="dxa" w:w="900"/>
+            <w:tcW w:type="dxa" w:w="913"/>
             <w:tcBorders>
               <w:top w:val="single" w:color="D9D5C8" w:sz="4" w:space="0"/>
               <w:left w:val="single" w:color="D9D5C8" w:sz="4" w:space="0"/>
@@ -5955,7 +5955,7 @@
         </w:tc>
         <w:tc>
           <w:tcPr>
-            <w:tcW w:type="dxa" w:w="900"/>
+            <w:tcW w:type="dxa" w:w="913"/>
             <w:tcBorders>
               <w:top w:val="single" w:color="D9D5C8" w:sz="4" w:space="0"/>
               <w:left w:val="single" w:color="D9D5C8" w:sz="4" w:space="0"/>
@@ -5990,7 +5990,7 @@
         </w:tc>
         <w:tc>
           <w:tcPr>
-            <w:tcW w:type="dxa" w:w="1900"/>
+            <w:tcW w:type="dxa" w:w="1928"/>
             <w:tcBorders>
               <w:top w:val="single" w:color="D9D5C8" w:sz="4" w:space="0"/>
               <w:left w:val="single" w:color="D9D5C8" w:sz="4" w:space="0"/>
@@ -6025,7 +6025,7 @@
         </w:tc>
         <w:tc>
           <w:tcPr>
-            <w:tcW w:type="dxa" w:w="3948"/>
+            <w:tcW w:type="dxa" w:w="4009"/>
             <w:tcBorders>
               <w:top w:val="single" w:color="D9D5C8" w:sz="4" w:space="0"/>
               <w:left w:val="single" w:color="D9D5C8" w:sz="4" w:space="0"/>
@@ -6062,7 +6062,7 @@
       <w:tr>
         <w:tc>
           <w:tcPr>
-            <w:tcW w:type="dxa" w:w="900"/>
+            <w:tcW w:type="dxa" w:w="913"/>
             <w:tcBorders>
               <w:top w:val="single" w:color="D9D5C8" w:sz="4" w:space="0"/>
               <w:left w:val="single" w:color="D9D5C8" w:sz="4" w:space="0"/>
@@ -6097,7 +6097,7 @@
         </w:tc>
         <w:tc>
           <w:tcPr>
-            <w:tcW w:type="dxa" w:w="1100"/>
+            <w:tcW w:type="dxa" w:w="1116"/>
             <w:tcBorders>
               <w:top w:val="single" w:color="D9D5C8" w:sz="4" w:space="0"/>
               <w:left w:val="single" w:color="D9D5C8" w:sz="4" w:space="0"/>
@@ -6132,7 +6132,7 @@
         </w:tc>
         <w:tc>
           <w:tcPr>
-            <w:tcW w:type="dxa" w:w="900"/>
+            <w:tcW w:type="dxa" w:w="913"/>
             <w:tcBorders>
               <w:top w:val="single" w:color="D9D5C8" w:sz="4" w:space="0"/>
               <w:left w:val="single" w:color="D9D5C8" w:sz="4" w:space="0"/>
@@ -6167,7 +6167,7 @@
         </w:tc>
         <w:tc>
           <w:tcPr>
-            <w:tcW w:type="dxa" w:w="900"/>
+            <w:tcW w:type="dxa" w:w="913"/>
             <w:tcBorders>
               <w:top w:val="single" w:color="D9D5C8" w:sz="4" w:space="0"/>
               <w:left w:val="single" w:color="D9D5C8" w:sz="4" w:space="0"/>
@@ -6202,7 +6202,7 @@
         </w:tc>
         <w:tc>
           <w:tcPr>
-            <w:tcW w:type="dxa" w:w="1900"/>
+            <w:tcW w:type="dxa" w:w="1928"/>
             <w:tcBorders>
               <w:top w:val="single" w:color="D9D5C8" w:sz="4" w:space="0"/>
               <w:left w:val="single" w:color="D9D5C8" w:sz="4" w:space="0"/>
@@ -6237,7 +6237,7 @@
         </w:tc>
         <w:tc>
           <w:tcPr>
-            <w:tcW w:type="dxa" w:w="3948"/>
+            <w:tcW w:type="dxa" w:w="4009"/>
             <w:tcBorders>
               <w:top w:val="single" w:color="D9D5C8" w:sz="4" w:space="0"/>
               <w:left w:val="single" w:color="D9D5C8" w:sz="4" w:space="0"/>
@@ -6274,7 +6274,7 @@
       <w:tr>
         <w:tc>
           <w:tcPr>
-            <w:tcW w:type="dxa" w:w="900"/>
+            <w:tcW w:type="dxa" w:w="913"/>
             <w:tcBorders>
               <w:top w:val="single" w:color="D9D5C8" w:sz="4" w:space="0"/>
               <w:left w:val="single" w:color="D9D5C8" w:sz="4" w:space="0"/>
@@ -6309,7 +6309,7 @@
         </w:tc>
         <w:tc>
           <w:tcPr>
-            <w:tcW w:type="dxa" w:w="1100"/>
+            <w:tcW w:type="dxa" w:w="1116"/>
             <w:tcBorders>
               <w:top w:val="single" w:color="D9D5C8" w:sz="4" w:space="0"/>
               <w:left w:val="single" w:color="D9D5C8" w:sz="4" w:space="0"/>
@@ -6344,7 +6344,7 @@
         </w:tc>
         <w:tc>
           <w:tcPr>
-            <w:tcW w:type="dxa" w:w="900"/>
+            <w:tcW w:type="dxa" w:w="913"/>
             <w:tcBorders>
               <w:top w:val="single" w:color="D9D5C8" w:sz="4" w:space="0"/>
               <w:left w:val="single" w:color="D9D5C8" w:sz="4" w:space="0"/>
@@ -6379,7 +6379,7 @@
         </w:tc>
         <w:tc>
           <w:tcPr>
-            <w:tcW w:type="dxa" w:w="900"/>
+            <w:tcW w:type="dxa" w:w="913"/>
             <w:tcBorders>
               <w:top w:val="single" w:color="D9D5C8" w:sz="4" w:space="0"/>
               <w:left w:val="single" w:color="D9D5C8" w:sz="4" w:space="0"/>
@@ -6414,7 +6414,7 @@
         </w:tc>
         <w:tc>
           <w:tcPr>
-            <w:tcW w:type="dxa" w:w="1900"/>
+            <w:tcW w:type="dxa" w:w="1928"/>
             <w:tcBorders>
               <w:top w:val="single" w:color="D9D5C8" w:sz="4" w:space="0"/>
               <w:left w:val="single" w:color="D9D5C8" w:sz="4" w:space="0"/>
@@ -6449,7 +6449,7 @@
         </w:tc>
         <w:tc>
           <w:tcPr>
-            <w:tcW w:type="dxa" w:w="3948"/>
+            <w:tcW w:type="dxa" w:w="4009"/>
             <w:tcBorders>
               <w:top w:val="single" w:color="D9D5C8" w:sz="4" w:space="0"/>
               <w:left w:val="single" w:color="D9D5C8" w:sz="4" w:space="0"/>
@@ -6486,7 +6486,7 @@
       <w:tr>
         <w:tc>
           <w:tcPr>
-            <w:tcW w:type="dxa" w:w="900"/>
+            <w:tcW w:type="dxa" w:w="913"/>
             <w:tcBorders>
               <w:top w:val="single" w:color="D9D5C8" w:sz="4" w:space="0"/>
               <w:left w:val="single" w:color="D9D5C8" w:sz="4" w:space="0"/>
@@ -6521,7 +6521,7 @@
         </w:tc>
         <w:tc>
           <w:tcPr>
-            <w:tcW w:type="dxa" w:w="1100"/>
+            <w:tcW w:type="dxa" w:w="1116"/>
             <w:tcBorders>
               <w:top w:val="single" w:color="D9D5C8" w:sz="4" w:space="0"/>
               <w:left w:val="single" w:color="D9D5C8" w:sz="4" w:space="0"/>
@@ -6556,7 +6556,7 @@
         </w:tc>
         <w:tc>
           <w:tcPr>
-            <w:tcW w:type="dxa" w:w="900"/>
+            <w:tcW w:type="dxa" w:w="913"/>
             <w:tcBorders>
               <w:top w:val="single" w:color="D9D5C8" w:sz="4" w:space="0"/>
               <w:left w:val="single" w:color="D9D5C8" w:sz="4" w:space="0"/>
@@ -6591,7 +6591,7 @@
         </w:tc>
         <w:tc>
           <w:tcPr>
-            <w:tcW w:type="dxa" w:w="900"/>
+            <w:tcW w:type="dxa" w:w="913"/>
             <w:tcBorders>
               <w:top w:val="single" w:color="D9D5C8" w:sz="4" w:space="0"/>
               <w:left w:val="single" w:color="D9D5C8" w:sz="4" w:space="0"/>
@@ -6626,7 +6626,7 @@
         </w:tc>
         <w:tc>
           <w:tcPr>
-            <w:tcW w:type="dxa" w:w="1900"/>
+            <w:tcW w:type="dxa" w:w="1928"/>
             <w:tcBorders>
               <w:top w:val="single" w:color="D9D5C8" w:sz="4" w:space="0"/>
               <w:left w:val="single" w:color="D9D5C8" w:sz="4" w:space="0"/>
@@ -6661,7 +6661,7 @@
         </w:tc>
         <w:tc>
           <w:tcPr>
-            <w:tcW w:type="dxa" w:w="3948"/>
+            <w:tcW w:type="dxa" w:w="4009"/>
             <w:tcBorders>
               <w:top w:val="single" w:color="D9D5C8" w:sz="4" w:space="0"/>
               <w:left w:val="single" w:color="D9D5C8" w:sz="4" w:space="0"/>
@@ -6719,7 +6719,7 @@
     </w:p>
     <w:tbl>
       <w:tblPr>
-        <w:tblW w:type="dxa" w:w="9648"/>
+        <w:tblW w:type="dxa" w:w="9792"/>
         <w:tblBorders>
           <w:top w:val="single" w:color="auto" w:sz="4"/>
           <w:left w:val="single" w:color="auto" w:sz="4"/>
@@ -6730,12 +6730,12 @@
         </w:tblBorders>
       </w:tblPr>
       <w:tblGrid>
-        <w:gridCol w:w="9648"/>
+        <w:gridCol w:w="9792"/>
       </w:tblGrid>
       <w:tr>
         <w:tc>
           <w:tcPr>
-            <w:tcW w:type="dxa" w:w="9648"/>
+            <w:tcW w:type="dxa" w:w="9792"/>
             <w:tcBorders>
               <w:top w:val="single" w:color="D9D5C8" w:sz="4" w:space="0"/>
               <w:left w:val="single" w:color="D9D5C8" w:sz="4" w:space="0"/>
@@ -6827,7 +6827,7 @@
     </w:tbl>
     <w:tbl>
       <w:tblPr>
-        <w:tblW w:type="dxa" w:w="9648"/>
+        <w:tblW w:type="dxa" w:w="9792"/>
         <w:tblBorders>
           <w:top w:val="single" w:color="auto" w:sz="4"/>
           <w:left w:val="single" w:color="auto" w:sz="4"/>
@@ -6838,12 +6838,12 @@
         </w:tblBorders>
       </w:tblPr>
       <w:tblGrid>
-        <w:gridCol w:w="9648"/>
+        <w:gridCol w:w="9792"/>
       </w:tblGrid>
       <w:tr>
         <w:tc>
           <w:tcPr>
-            <w:tcW w:type="dxa" w:w="9648"/>
+            <w:tcW w:type="dxa" w:w="9792"/>
             <w:tcBorders>
               <w:top w:val="single" w:color="D9D5C8" w:sz="4" w:space="0"/>
               <w:left w:val="single" w:color="D9D5C8" w:sz="4" w:space="0"/>
@@ -6973,7 +6973,7 @@
     </w:p>
     <w:tbl>
       <w:tblPr>
-        <w:tblW w:type="dxa" w:w="9648"/>
+        <w:tblW w:type="dxa" w:w="9792"/>
         <w:tblBorders>
           <w:top w:val="single" w:color="auto" w:sz="4"/>
           <w:left w:val="single" w:color="auto" w:sz="4"/>
@@ -6984,16 +6984,16 @@
         </w:tblBorders>
       </w:tblPr>
       <w:tblGrid>
-        <w:gridCol w:w="600"/>
-        <w:gridCol w:w="980"/>
-        <w:gridCol w:w="700"/>
-        <w:gridCol w:w="1560"/>
-        <w:gridCol w:w="600"/>
-        <w:gridCol w:w="600"/>
-        <w:gridCol w:w="600"/>
-        <w:gridCol w:w="680"/>
-        <w:gridCol w:w="720"/>
-        <w:gridCol w:w="2568"/>
+        <w:gridCol w:w="611"/>
+        <w:gridCol w:w="999"/>
+        <w:gridCol w:w="713"/>
+        <w:gridCol w:w="1590"/>
+        <w:gridCol w:w="611"/>
+        <w:gridCol w:w="611"/>
+        <w:gridCol w:w="611"/>
+        <w:gridCol w:w="693"/>
+        <w:gridCol w:w="734"/>
+        <w:gridCol w:w="2619"/>
       </w:tblGrid>
       <w:tr>
         <w:trPr>
@@ -7001,7 +7001,7 @@
         </w:trPr>
         <w:tc>
           <w:tcPr>
-            <w:tcW w:type="dxa" w:w="600"/>
+            <w:tcW w:type="dxa" w:w="611"/>
             <w:tcBorders>
               <w:top w:val="single" w:color="D9D5C8" w:sz="4" w:space="0"/>
               <w:left w:val="single" w:color="D9D5C8" w:sz="4" w:space="0"/>
@@ -7037,7 +7037,7 @@
         </w:tc>
         <w:tc>
           <w:tcPr>
-            <w:tcW w:type="dxa" w:w="980"/>
+            <w:tcW w:type="dxa" w:w="999"/>
             <w:tcBorders>
               <w:top w:val="single" w:color="D9D5C8" w:sz="4" w:space="0"/>
               <w:left w:val="single" w:color="D9D5C8" w:sz="4" w:space="0"/>
@@ -7073,7 +7073,7 @@
         </w:tc>
         <w:tc>
           <w:tcPr>
-            <w:tcW w:type="dxa" w:w="700"/>
+            <w:tcW w:type="dxa" w:w="713"/>
             <w:tcBorders>
               <w:top w:val="single" w:color="D9D5C8" w:sz="4" w:space="0"/>
               <w:left w:val="single" w:color="D9D5C8" w:sz="4" w:space="0"/>
@@ -7109,7 +7109,7 @@
         </w:tc>
         <w:tc>
           <w:tcPr>
-            <w:tcW w:type="dxa" w:w="1560"/>
+            <w:tcW w:type="dxa" w:w="1590"/>
             <w:tcBorders>
               <w:top w:val="single" w:color="D9D5C8" w:sz="4" w:space="0"/>
               <w:left w:val="single" w:color="D9D5C8" w:sz="4" w:space="0"/>
@@ -7145,7 +7145,7 @@
         </w:tc>
         <w:tc>
           <w:tcPr>
-            <w:tcW w:type="dxa" w:w="600"/>
+            <w:tcW w:type="dxa" w:w="611"/>
             <w:tcBorders>
               <w:top w:val="single" w:color="D9D5C8" w:sz="4" w:space="0"/>
               <w:left w:val="single" w:color="D9D5C8" w:sz="4" w:space="0"/>
@@ -7181,7 +7181,7 @@
         </w:tc>
         <w:tc>
           <w:tcPr>
-            <w:tcW w:type="dxa" w:w="600"/>
+            <w:tcW w:type="dxa" w:w="611"/>
             <w:tcBorders>
               <w:top w:val="single" w:color="D9D5C8" w:sz="4" w:space="0"/>
               <w:left w:val="single" w:color="D9D5C8" w:sz="4" w:space="0"/>
@@ -7217,7 +7217,7 @@
         </w:tc>
         <w:tc>
           <w:tcPr>
-            <w:tcW w:type="dxa" w:w="600"/>
+            <w:tcW w:type="dxa" w:w="611"/>
             <w:tcBorders>
               <w:top w:val="single" w:color="D9D5C8" w:sz="4" w:space="0"/>
               <w:left w:val="single" w:color="D9D5C8" w:sz="4" w:space="0"/>
@@ -7253,7 +7253,7 @@
         </w:tc>
         <w:tc>
           <w:tcPr>
-            <w:tcW w:type="dxa" w:w="680"/>
+            <w:tcW w:type="dxa" w:w="693"/>
             <w:tcBorders>
               <w:top w:val="single" w:color="D9D5C8" w:sz="4" w:space="0"/>
               <w:left w:val="single" w:color="D9D5C8" w:sz="4" w:space="0"/>
@@ -7289,7 +7289,7 @@
         </w:tc>
         <w:tc>
           <w:tcPr>
-            <w:tcW w:type="dxa" w:w="720"/>
+            <w:tcW w:type="dxa" w:w="734"/>
             <w:tcBorders>
               <w:top w:val="single" w:color="D9D5C8" w:sz="4" w:space="0"/>
               <w:left w:val="single" w:color="D9D5C8" w:sz="4" w:space="0"/>
@@ -7325,7 +7325,7 @@
         </w:tc>
         <w:tc>
           <w:tcPr>
-            <w:tcW w:type="dxa" w:w="2568"/>
+            <w:tcW w:type="dxa" w:w="2619"/>
             <w:tcBorders>
               <w:top w:val="single" w:color="D9D5C8" w:sz="4" w:space="0"/>
               <w:left w:val="single" w:color="D9D5C8" w:sz="4" w:space="0"/>
@@ -7363,7 +7363,7 @@
       <w:tr>
         <w:tc>
           <w:tcPr>
-            <w:tcW w:type="dxa" w:w="600"/>
+            <w:tcW w:type="dxa" w:w="611"/>
             <w:tcBorders>
               <w:top w:val="single" w:color="D9D5C8" w:sz="4" w:space="0"/>
               <w:left w:val="single" w:color="D9D5C8" w:sz="4" w:space="0"/>
@@ -7398,7 +7398,7 @@
         </w:tc>
         <w:tc>
           <w:tcPr>
-            <w:tcW w:type="dxa" w:w="980"/>
+            <w:tcW w:type="dxa" w:w="999"/>
             <w:tcBorders>
               <w:top w:val="single" w:color="D9D5C8" w:sz="4" w:space="0"/>
               <w:left w:val="single" w:color="D9D5C8" w:sz="4" w:space="0"/>
@@ -7433,7 +7433,7 @@
         </w:tc>
         <w:tc>
           <w:tcPr>
-            <w:tcW w:type="dxa" w:w="700"/>
+            <w:tcW w:type="dxa" w:w="713"/>
             <w:tcBorders>
               <w:top w:val="single" w:color="D9D5C8" w:sz="4" w:space="0"/>
               <w:left w:val="single" w:color="D9D5C8" w:sz="4" w:space="0"/>
@@ -7468,7 +7468,7 @@
         </w:tc>
         <w:tc>
           <w:tcPr>
-            <w:tcW w:type="dxa" w:w="1560"/>
+            <w:tcW w:type="dxa" w:w="1590"/>
             <w:tcBorders>
               <w:top w:val="single" w:color="D9D5C8" w:sz="4" w:space="0"/>
               <w:left w:val="single" w:color="D9D5C8" w:sz="4" w:space="0"/>
@@ -7503,7 +7503,7 @@
         </w:tc>
         <w:tc>
           <w:tcPr>
-            <w:tcW w:type="dxa" w:w="600"/>
+            <w:tcW w:type="dxa" w:w="611"/>
             <w:tcBorders>
               <w:top w:val="single" w:color="D9D5C8" w:sz="4" w:space="0"/>
               <w:left w:val="single" w:color="D9D5C8" w:sz="4" w:space="0"/>
@@ -7538,7 +7538,7 @@
         </w:tc>
         <w:tc>
           <w:tcPr>
-            <w:tcW w:type="dxa" w:w="600"/>
+            <w:tcW w:type="dxa" w:w="611"/>
             <w:tcBorders>
               <w:top w:val="single" w:color="D9D5C8" w:sz="4" w:space="0"/>
               <w:left w:val="single" w:color="D9D5C8" w:sz="4" w:space="0"/>
@@ -7573,7 +7573,7 @@
         </w:tc>
         <w:tc>
           <w:tcPr>
-            <w:tcW w:type="dxa" w:w="600"/>
+            <w:tcW w:type="dxa" w:w="611"/>
             <w:tcBorders>
               <w:top w:val="single" w:color="D9D5C8" w:sz="4" w:space="0"/>
               <w:left w:val="single" w:color="D9D5C8" w:sz="4" w:space="0"/>
@@ -7608,7 +7608,7 @@
         </w:tc>
         <w:tc>
           <w:tcPr>
-            <w:tcW w:type="dxa" w:w="680"/>
+            <w:tcW w:type="dxa" w:w="693"/>
             <w:tcBorders>
               <w:top w:val="single" w:color="D9D5C8" w:sz="4" w:space="0"/>
               <w:left w:val="single" w:color="D9D5C8" w:sz="4" w:space="0"/>
@@ -7643,7 +7643,7 @@
         </w:tc>
         <w:tc>
           <w:tcPr>
-            <w:tcW w:type="dxa" w:w="720"/>
+            <w:tcW w:type="dxa" w:w="734"/>
             <w:tcBorders>
               <w:top w:val="single" w:color="D9D5C8" w:sz="4" w:space="0"/>
               <w:left w:val="single" w:color="D9D5C8" w:sz="4" w:space="0"/>
@@ -7678,7 +7678,7 @@
         </w:tc>
         <w:tc>
           <w:tcPr>
-            <w:tcW w:type="dxa" w:w="2568"/>
+            <w:tcW w:type="dxa" w:w="2619"/>
             <w:tcBorders>
               <w:top w:val="single" w:color="D9D5C8" w:sz="4" w:space="0"/>
               <w:left w:val="single" w:color="D9D5C8" w:sz="4" w:space="0"/>
@@ -7715,7 +7715,7 @@
       <w:tr>
         <w:tc>
           <w:tcPr>
-            <w:tcW w:type="dxa" w:w="600"/>
+            <w:tcW w:type="dxa" w:w="611"/>
             <w:tcBorders>
               <w:top w:val="single" w:color="D9D5C8" w:sz="4" w:space="0"/>
               <w:left w:val="single" w:color="D9D5C8" w:sz="4" w:space="0"/>
@@ -7750,7 +7750,7 @@
         </w:tc>
         <w:tc>
           <w:tcPr>
-            <w:tcW w:type="dxa" w:w="980"/>
+            <w:tcW w:type="dxa" w:w="999"/>
             <w:tcBorders>
               <w:top w:val="single" w:color="D9D5C8" w:sz="4" w:space="0"/>
               <w:left w:val="single" w:color="D9D5C8" w:sz="4" w:space="0"/>
@@ -7785,7 +7785,7 @@
         </w:tc>
         <w:tc>
           <w:tcPr>
-            <w:tcW w:type="dxa" w:w="700"/>
+            <w:tcW w:type="dxa" w:w="713"/>
             <w:tcBorders>
               <w:top w:val="single" w:color="D9D5C8" w:sz="4" w:space="0"/>
               <w:left w:val="single" w:color="D9D5C8" w:sz="4" w:space="0"/>
@@ -7820,7 +7820,7 @@
         </w:tc>
         <w:tc>
           <w:tcPr>
-            <w:tcW w:type="dxa" w:w="1560"/>
+            <w:tcW w:type="dxa" w:w="1590"/>
             <w:tcBorders>
               <w:top w:val="single" w:color="D9D5C8" w:sz="4" w:space="0"/>
               <w:left w:val="single" w:color="D9D5C8" w:sz="4" w:space="0"/>
@@ -7855,7 +7855,7 @@
         </w:tc>
         <w:tc>
           <w:tcPr>
-            <w:tcW w:type="dxa" w:w="600"/>
+            <w:tcW w:type="dxa" w:w="611"/>
             <w:tcBorders>
               <w:top w:val="single" w:color="D9D5C8" w:sz="4" w:space="0"/>
               <w:left w:val="single" w:color="D9D5C8" w:sz="4" w:space="0"/>
@@ -7890,7 +7890,7 @@
         </w:tc>
         <w:tc>
           <w:tcPr>
-            <w:tcW w:type="dxa" w:w="600"/>
+            <w:tcW w:type="dxa" w:w="611"/>
             <w:tcBorders>
               <w:top w:val="single" w:color="D9D5C8" w:sz="4" w:space="0"/>
               <w:left w:val="single" w:color="D9D5C8" w:sz="4" w:space="0"/>
@@ -7925,7 +7925,7 @@
         </w:tc>
         <w:tc>
           <w:tcPr>
-            <w:tcW w:type="dxa" w:w="600"/>
+            <w:tcW w:type="dxa" w:w="611"/>
             <w:tcBorders>
               <w:top w:val="single" w:color="D9D5C8" w:sz="4" w:space="0"/>
               <w:left w:val="single" w:color="D9D5C8" w:sz="4" w:space="0"/>
@@ -7960,7 +7960,7 @@
         </w:tc>
         <w:tc>
           <w:tcPr>
-            <w:tcW w:type="dxa" w:w="680"/>
+            <w:tcW w:type="dxa" w:w="693"/>
             <w:tcBorders>
               <w:top w:val="single" w:color="D9D5C8" w:sz="4" w:space="0"/>
               <w:left w:val="single" w:color="D9D5C8" w:sz="4" w:space="0"/>
@@ -7995,7 +7995,7 @@
         </w:tc>
         <w:tc>
           <w:tcPr>
-            <w:tcW w:type="dxa" w:w="720"/>
+            <w:tcW w:type="dxa" w:w="734"/>
             <w:tcBorders>
               <w:top w:val="single" w:color="D9D5C8" w:sz="4" w:space="0"/>
               <w:left w:val="single" w:color="D9D5C8" w:sz="4" w:space="0"/>
@@ -8030,7 +8030,7 @@
         </w:tc>
         <w:tc>
           <w:tcPr>
-            <w:tcW w:type="dxa" w:w="2568"/>
+            <w:tcW w:type="dxa" w:w="2619"/>
             <w:tcBorders>
               <w:top w:val="single" w:color="D9D5C8" w:sz="4" w:space="0"/>
               <w:left w:val="single" w:color="D9D5C8" w:sz="4" w:space="0"/>
@@ -8067,7 +8067,7 @@
       <w:tr>
         <w:tc>
           <w:tcPr>
-            <w:tcW w:type="dxa" w:w="600"/>
+            <w:tcW w:type="dxa" w:w="611"/>
             <w:tcBorders>
               <w:top w:val="single" w:color="D9D5C8" w:sz="4" w:space="0"/>
               <w:left w:val="single" w:color="D9D5C8" w:sz="4" w:space="0"/>
@@ -8102,7 +8102,7 @@
         </w:tc>
         <w:tc>
           <w:tcPr>
-            <w:tcW w:type="dxa" w:w="980"/>
+            <w:tcW w:type="dxa" w:w="999"/>
             <w:tcBorders>
               <w:top w:val="single" w:color="D9D5C8" w:sz="4" w:space="0"/>
               <w:left w:val="single" w:color="D9D5C8" w:sz="4" w:space="0"/>
@@ -8137,7 +8137,7 @@
         </w:tc>
         <w:tc>
           <w:tcPr>
-            <w:tcW w:type="dxa" w:w="700"/>
+            <w:tcW w:type="dxa" w:w="713"/>
             <w:tcBorders>
               <w:top w:val="single" w:color="D9D5C8" w:sz="4" w:space="0"/>
               <w:left w:val="single" w:color="D9D5C8" w:sz="4" w:space="0"/>
@@ -8172,7 +8172,7 @@
         </w:tc>
         <w:tc>
           <w:tcPr>
-            <w:tcW w:type="dxa" w:w="1560"/>
+            <w:tcW w:type="dxa" w:w="1590"/>
             <w:tcBorders>
               <w:top w:val="single" w:color="D9D5C8" w:sz="4" w:space="0"/>
               <w:left w:val="single" w:color="D9D5C8" w:sz="4" w:space="0"/>
@@ -8207,7 +8207,7 @@
         </w:tc>
         <w:tc>
           <w:tcPr>
-            <w:tcW w:type="dxa" w:w="600"/>
+            <w:tcW w:type="dxa" w:w="611"/>
             <w:tcBorders>
               <w:top w:val="single" w:color="D9D5C8" w:sz="4" w:space="0"/>
               <w:left w:val="single" w:color="D9D5C8" w:sz="4" w:space="0"/>
@@ -8242,7 +8242,7 @@
         </w:tc>
         <w:tc>
           <w:tcPr>
-            <w:tcW w:type="dxa" w:w="600"/>
+            <w:tcW w:type="dxa" w:w="611"/>
             <w:tcBorders>
               <w:top w:val="single" w:color="D9D5C8" w:sz="4" w:space="0"/>
               <w:left w:val="single" w:color="D9D5C8" w:sz="4" w:space="0"/>
@@ -8277,7 +8277,7 @@
         </w:tc>
         <w:tc>
           <w:tcPr>
-            <w:tcW w:type="dxa" w:w="600"/>
+            <w:tcW w:type="dxa" w:w="611"/>
             <w:tcBorders>
               <w:top w:val="single" w:color="D9D5C8" w:sz="4" w:space="0"/>
               <w:left w:val="single" w:color="D9D5C8" w:sz="4" w:space="0"/>
@@ -8312,7 +8312,7 @@
         </w:tc>
         <w:tc>
           <w:tcPr>
-            <w:tcW w:type="dxa" w:w="680"/>
+            <w:tcW w:type="dxa" w:w="693"/>
             <w:tcBorders>
               <w:top w:val="single" w:color="D9D5C8" w:sz="4" w:space="0"/>
               <w:left w:val="single" w:color="D9D5C8" w:sz="4" w:space="0"/>
@@ -8347,7 +8347,7 @@
         </w:tc>
         <w:tc>
           <w:tcPr>
-            <w:tcW w:type="dxa" w:w="720"/>
+            <w:tcW w:type="dxa" w:w="734"/>
             <w:tcBorders>
               <w:top w:val="single" w:color="D9D5C8" w:sz="4" w:space="0"/>
               <w:left w:val="single" w:color="D9D5C8" w:sz="4" w:space="0"/>
@@ -8382,7 +8382,7 @@
         </w:tc>
         <w:tc>
           <w:tcPr>
-            <w:tcW w:type="dxa" w:w="2568"/>
+            <w:tcW w:type="dxa" w:w="2619"/>
             <w:tcBorders>
               <w:top w:val="single" w:color="D9D5C8" w:sz="4" w:space="0"/>
               <w:left w:val="single" w:color="D9D5C8" w:sz="4" w:space="0"/>
@@ -8419,7 +8419,7 @@
       <w:tr>
         <w:tc>
           <w:tcPr>
-            <w:tcW w:type="dxa" w:w="600"/>
+            <w:tcW w:type="dxa" w:w="611"/>
             <w:tcBorders>
               <w:top w:val="single" w:color="D9D5C8" w:sz="4" w:space="0"/>
               <w:left w:val="single" w:color="D9D5C8" w:sz="4" w:space="0"/>
@@ -8454,7 +8454,7 @@
         </w:tc>
         <w:tc>
           <w:tcPr>
-            <w:tcW w:type="dxa" w:w="980"/>
+            <w:tcW w:type="dxa" w:w="999"/>
             <w:tcBorders>
               <w:top w:val="single" w:color="D9D5C8" w:sz="4" w:space="0"/>
               <w:left w:val="single" w:color="D9D5C8" w:sz="4" w:space="0"/>
@@ -8489,7 +8489,7 @@
         </w:tc>
         <w:tc>
           <w:tcPr>
-            <w:tcW w:type="dxa" w:w="700"/>
+            <w:tcW w:type="dxa" w:w="713"/>
             <w:tcBorders>
               <w:top w:val="single" w:color="D9D5C8" w:sz="4" w:space="0"/>
               <w:left w:val="single" w:color="D9D5C8" w:sz="4" w:space="0"/>
@@ -8524,7 +8524,7 @@
         </w:tc>
         <w:tc>
           <w:tcPr>
-            <w:tcW w:type="dxa" w:w="1560"/>
+            <w:tcW w:type="dxa" w:w="1590"/>
             <w:tcBorders>
               <w:top w:val="single" w:color="D9D5C8" w:sz="4" w:space="0"/>
               <w:left w:val="single" w:color="D9D5C8" w:sz="4" w:space="0"/>
@@ -8559,7 +8559,7 @@
         </w:tc>
         <w:tc>
           <w:tcPr>
-            <w:tcW w:type="dxa" w:w="600"/>
+            <w:tcW w:type="dxa" w:w="611"/>
             <w:tcBorders>
               <w:top w:val="single" w:color="D9D5C8" w:sz="4" w:space="0"/>
               <w:left w:val="single" w:color="D9D5C8" w:sz="4" w:space="0"/>
@@ -8594,7 +8594,7 @@
         </w:tc>
         <w:tc>
           <w:tcPr>
-            <w:tcW w:type="dxa" w:w="600"/>
+            <w:tcW w:type="dxa" w:w="611"/>
             <w:tcBorders>
               <w:top w:val="single" w:color="D9D5C8" w:sz="4" w:space="0"/>
               <w:left w:val="single" w:color="D9D5C8" w:sz="4" w:space="0"/>
@@ -8629,7 +8629,7 @@
         </w:tc>
         <w:tc>
           <w:tcPr>
-            <w:tcW w:type="dxa" w:w="600"/>
+            <w:tcW w:type="dxa" w:w="611"/>
             <w:tcBorders>
               <w:top w:val="single" w:color="D9D5C8" w:sz="4" w:space="0"/>
               <w:left w:val="single" w:color="D9D5C8" w:sz="4" w:space="0"/>
@@ -8664,7 +8664,7 @@
         </w:tc>
         <w:tc>
           <w:tcPr>
-            <w:tcW w:type="dxa" w:w="680"/>
+            <w:tcW w:type="dxa" w:w="693"/>
             <w:tcBorders>
               <w:top w:val="single" w:color="D9D5C8" w:sz="4" w:space="0"/>
               <w:left w:val="single" w:color="D9D5C8" w:sz="4" w:space="0"/>
@@ -8699,7 +8699,7 @@
         </w:tc>
         <w:tc>
           <w:tcPr>
-            <w:tcW w:type="dxa" w:w="720"/>
+            <w:tcW w:type="dxa" w:w="734"/>
             <w:tcBorders>
               <w:top w:val="single" w:color="D9D5C8" w:sz="4" w:space="0"/>
               <w:left w:val="single" w:color="D9D5C8" w:sz="4" w:space="0"/>
@@ -8734,7 +8734,7 @@
         </w:tc>
         <w:tc>
           <w:tcPr>
-            <w:tcW w:type="dxa" w:w="2568"/>
+            <w:tcW w:type="dxa" w:w="2619"/>
             <w:tcBorders>
               <w:top w:val="single" w:color="D9D5C8" w:sz="4" w:space="0"/>
               <w:left w:val="single" w:color="D9D5C8" w:sz="4" w:space="0"/>
@@ -8771,7 +8771,7 @@
       <w:tr>
         <w:tc>
           <w:tcPr>
-            <w:tcW w:type="dxa" w:w="600"/>
+            <w:tcW w:type="dxa" w:w="611"/>
             <w:tcBorders>
               <w:top w:val="single" w:color="D9D5C8" w:sz="4" w:space="0"/>
               <w:left w:val="single" w:color="D9D5C8" w:sz="4" w:space="0"/>
@@ -8806,7 +8806,7 @@
         </w:tc>
         <w:tc>
           <w:tcPr>
-            <w:tcW w:type="dxa" w:w="980"/>
+            <w:tcW w:type="dxa" w:w="999"/>
             <w:tcBorders>
               <w:top w:val="single" w:color="D9D5C8" w:sz="4" w:space="0"/>
               <w:left w:val="single" w:color="D9D5C8" w:sz="4" w:space="0"/>
@@ -8841,7 +8841,7 @@
         </w:tc>
         <w:tc>
           <w:tcPr>
-            <w:tcW w:type="dxa" w:w="700"/>
+            <w:tcW w:type="dxa" w:w="713"/>
             <w:tcBorders>
               <w:top w:val="single" w:color="D9D5C8" w:sz="4" w:space="0"/>
               <w:left w:val="single" w:color="D9D5C8" w:sz="4" w:space="0"/>
@@ -8876,7 +8876,7 @@
         </w:tc>
         <w:tc>
           <w:tcPr>
-            <w:tcW w:type="dxa" w:w="1560"/>
+            <w:tcW w:type="dxa" w:w="1590"/>
             <w:tcBorders>
               <w:top w:val="single" w:color="D9D5C8" w:sz="4" w:space="0"/>
               <w:left w:val="single" w:color="D9D5C8" w:sz="4" w:space="0"/>
@@ -8911,7 +8911,7 @@
         </w:tc>
         <w:tc>
           <w:tcPr>
-            <w:tcW w:type="dxa" w:w="600"/>
+            <w:tcW w:type="dxa" w:w="611"/>
             <w:tcBorders>
               <w:top w:val="single" w:color="D9D5C8" w:sz="4" w:space="0"/>
               <w:left w:val="single" w:color="D9D5C8" w:sz="4" w:space="0"/>
@@ -8946,7 +8946,7 @@
         </w:tc>
         <w:tc>
           <w:tcPr>
-            <w:tcW w:type="dxa" w:w="600"/>
+            <w:tcW w:type="dxa" w:w="611"/>
             <w:tcBorders>
               <w:top w:val="single" w:color="D9D5C8" w:sz="4" w:space="0"/>
               <w:left w:val="single" w:color="D9D5C8" w:sz="4" w:space="0"/>
@@ -8981,7 +8981,7 @@
         </w:tc>
         <w:tc>
           <w:tcPr>
-            <w:tcW w:type="dxa" w:w="600"/>
+            <w:tcW w:type="dxa" w:w="611"/>
             <w:tcBorders>
               <w:top w:val="single" w:color="D9D5C8" w:sz="4" w:space="0"/>
               <w:left w:val="single" w:color="D9D5C8" w:sz="4" w:space="0"/>
@@ -9016,7 +9016,7 @@
         </w:tc>
         <w:tc>
           <w:tcPr>
-            <w:tcW w:type="dxa" w:w="680"/>
+            <w:tcW w:type="dxa" w:w="693"/>
             <w:tcBorders>
               <w:top w:val="single" w:color="D9D5C8" w:sz="4" w:space="0"/>
               <w:left w:val="single" w:color="D9D5C8" w:sz="4" w:space="0"/>
@@ -9051,7 +9051,7 @@
         </w:tc>
         <w:tc>
           <w:tcPr>
-            <w:tcW w:type="dxa" w:w="720"/>
+            <w:tcW w:type="dxa" w:w="734"/>
             <w:tcBorders>
               <w:top w:val="single" w:color="D9D5C8" w:sz="4" w:space="0"/>
               <w:left w:val="single" w:color="D9D5C8" w:sz="4" w:space="0"/>
@@ -9086,7 +9086,7 @@
         </w:tc>
         <w:tc>
           <w:tcPr>
-            <w:tcW w:type="dxa" w:w="2568"/>
+            <w:tcW w:type="dxa" w:w="2619"/>
             <w:tcBorders>
               <w:top w:val="single" w:color="D9D5C8" w:sz="4" w:space="0"/>
               <w:left w:val="single" w:color="D9D5C8" w:sz="4" w:space="0"/>
@@ -9143,7 +9143,7 @@
     </w:p>
     <w:tbl>
       <w:tblPr>
-        <w:tblW w:type="dxa" w:w="9648"/>
+        <w:tblW w:type="dxa" w:w="9792"/>
         <w:tblBorders>
           <w:top w:val="single" w:color="auto" w:sz="4"/>
           <w:left w:val="single" w:color="auto" w:sz="4"/>
@@ -9154,16 +9154,16 @@
         </w:tblBorders>
       </w:tblPr>
       <w:tblGrid>
-        <w:gridCol w:w="600"/>
-        <w:gridCol w:w="980"/>
-        <w:gridCol w:w="700"/>
-        <w:gridCol w:w="1560"/>
-        <w:gridCol w:w="600"/>
-        <w:gridCol w:w="600"/>
-        <w:gridCol w:w="600"/>
-        <w:gridCol w:w="680"/>
-        <w:gridCol w:w="720"/>
-        <w:gridCol w:w="2568"/>
+        <w:gridCol w:w="611"/>
+        <w:gridCol w:w="999"/>
+        <w:gridCol w:w="713"/>
+        <w:gridCol w:w="1590"/>
+        <w:gridCol w:w="611"/>
+        <w:gridCol w:w="611"/>
+        <w:gridCol w:w="611"/>
+        <w:gridCol w:w="693"/>
+        <w:gridCol w:w="734"/>
+        <w:gridCol w:w="2619"/>
       </w:tblGrid>
       <w:tr>
         <w:trPr>
@@ -9171,7 +9171,7 @@
         </w:trPr>
         <w:tc>
           <w:tcPr>
-            <w:tcW w:type="dxa" w:w="600"/>
+            <w:tcW w:type="dxa" w:w="611"/>
             <w:tcBorders>
               <w:top w:val="single" w:color="D9D5C8" w:sz="4" w:space="0"/>
               <w:left w:val="single" w:color="D9D5C8" w:sz="4" w:space="0"/>
@@ -9207,7 +9207,7 @@
         </w:tc>
         <w:tc>
           <w:tcPr>
-            <w:tcW w:type="dxa" w:w="980"/>
+            <w:tcW w:type="dxa" w:w="999"/>
             <w:tcBorders>
               <w:top w:val="single" w:color="D9D5C8" w:sz="4" w:space="0"/>
               <w:left w:val="single" w:color="D9D5C8" w:sz="4" w:space="0"/>
@@ -9243,7 +9243,7 @@
         </w:tc>
         <w:tc>
           <w:tcPr>
-            <w:tcW w:type="dxa" w:w="700"/>
+            <w:tcW w:type="dxa" w:w="713"/>
             <w:tcBorders>
               <w:top w:val="single" w:color="D9D5C8" w:sz="4" w:space="0"/>
               <w:left w:val="single" w:color="D9D5C8" w:sz="4" w:space="0"/>
@@ -9279,7 +9279,7 @@
         </w:tc>
         <w:tc>
           <w:tcPr>
-            <w:tcW w:type="dxa" w:w="1560"/>
+            <w:tcW w:type="dxa" w:w="1590"/>
             <w:tcBorders>
               <w:top w:val="single" w:color="D9D5C8" w:sz="4" w:space="0"/>
               <w:left w:val="single" w:color="D9D5C8" w:sz="4" w:space="0"/>
@@ -9315,7 +9315,7 @@
         </w:tc>
         <w:tc>
           <w:tcPr>
-            <w:tcW w:type="dxa" w:w="600"/>
+            <w:tcW w:type="dxa" w:w="611"/>
             <w:tcBorders>
               <w:top w:val="single" w:color="D9D5C8" w:sz="4" w:space="0"/>
               <w:left w:val="single" w:color="D9D5C8" w:sz="4" w:space="0"/>
@@ -9351,7 +9351,7 @@
         </w:tc>
         <w:tc>
           <w:tcPr>
-            <w:tcW w:type="dxa" w:w="600"/>
+            <w:tcW w:type="dxa" w:w="611"/>
             <w:tcBorders>
               <w:top w:val="single" w:color="D9D5C8" w:sz="4" w:space="0"/>
               <w:left w:val="single" w:color="D9D5C8" w:sz="4" w:space="0"/>
@@ -9387,7 +9387,7 @@
         </w:tc>
         <w:tc>
           <w:tcPr>
-            <w:tcW w:type="dxa" w:w="600"/>
+            <w:tcW w:type="dxa" w:w="611"/>
             <w:tcBorders>
               <w:top w:val="single" w:color="D9D5C8" w:sz="4" w:space="0"/>
               <w:left w:val="single" w:color="D9D5C8" w:sz="4" w:space="0"/>
@@ -9423,7 +9423,7 @@
         </w:tc>
         <w:tc>
           <w:tcPr>
-            <w:tcW w:type="dxa" w:w="680"/>
+            <w:tcW w:type="dxa" w:w="693"/>
             <w:tcBorders>
               <w:top w:val="single" w:color="D9D5C8" w:sz="4" w:space="0"/>
               <w:left w:val="single" w:color="D9D5C8" w:sz="4" w:space="0"/>
@@ -9459,7 +9459,7 @@
         </w:tc>
         <w:tc>
           <w:tcPr>
-            <w:tcW w:type="dxa" w:w="720"/>
+            <w:tcW w:type="dxa" w:w="734"/>
             <w:tcBorders>
               <w:top w:val="single" w:color="D9D5C8" w:sz="4" w:space="0"/>
               <w:left w:val="single" w:color="D9D5C8" w:sz="4" w:space="0"/>
@@ -9495,7 +9495,7 @@
         </w:tc>
         <w:tc>
           <w:tcPr>
-            <w:tcW w:type="dxa" w:w="2568"/>
+            <w:tcW w:type="dxa" w:w="2619"/>
             <w:tcBorders>
               <w:top w:val="single" w:color="D9D5C8" w:sz="4" w:space="0"/>
               <w:left w:val="single" w:color="D9D5C8" w:sz="4" w:space="0"/>
@@ -9533,7 +9533,7 @@
       <w:tr>
         <w:tc>
           <w:tcPr>
-            <w:tcW w:type="dxa" w:w="600"/>
+            <w:tcW w:type="dxa" w:w="611"/>
             <w:tcBorders>
               <w:top w:val="single" w:color="D9D5C8" w:sz="4" w:space="0"/>
               <w:left w:val="single" w:color="D9D5C8" w:sz="4" w:space="0"/>
@@ -9568,7 +9568,7 @@
         </w:tc>
         <w:tc>
           <w:tcPr>
-            <w:tcW w:type="dxa" w:w="980"/>
+            <w:tcW w:type="dxa" w:w="999"/>
             <w:tcBorders>
               <w:top w:val="single" w:color="D9D5C8" w:sz="4" w:space="0"/>
               <w:left w:val="single" w:color="D9D5C8" w:sz="4" w:space="0"/>
@@ -9603,7 +9603,7 @@
         </w:tc>
         <w:tc>
           <w:tcPr>
-            <w:tcW w:type="dxa" w:w="700"/>
+            <w:tcW w:type="dxa" w:w="713"/>
             <w:tcBorders>
               <w:top w:val="single" w:color="D9D5C8" w:sz="4" w:space="0"/>
               <w:left w:val="single" w:color="D9D5C8" w:sz="4" w:space="0"/>
@@ -9638,7 +9638,7 @@
         </w:tc>
         <w:tc>
           <w:tcPr>
-            <w:tcW w:type="dxa" w:w="1560"/>
+            <w:tcW w:type="dxa" w:w="1590"/>
             <w:tcBorders>
               <w:top w:val="single" w:color="D9D5C8" w:sz="4" w:space="0"/>
               <w:left w:val="single" w:color="D9D5C8" w:sz="4" w:space="0"/>
@@ -9673,7 +9673,7 @@
         </w:tc>
         <w:tc>
           <w:tcPr>
-            <w:tcW w:type="dxa" w:w="600"/>
+            <w:tcW w:type="dxa" w:w="611"/>
             <w:tcBorders>
               <w:top w:val="single" w:color="D9D5C8" w:sz="4" w:space="0"/>
               <w:left w:val="single" w:color="D9D5C8" w:sz="4" w:space="0"/>
@@ -9708,7 +9708,7 @@
         </w:tc>
         <w:tc>
           <w:tcPr>
-            <w:tcW w:type="dxa" w:w="600"/>
+            <w:tcW w:type="dxa" w:w="611"/>
             <w:tcBorders>
               <w:top w:val="single" w:color="D9D5C8" w:sz="4" w:space="0"/>
               <w:left w:val="single" w:color="D9D5C8" w:sz="4" w:space="0"/>
@@ -9743,7 +9743,7 @@
         </w:tc>
         <w:tc>
           <w:tcPr>
-            <w:tcW w:type="dxa" w:w="600"/>
+            <w:tcW w:type="dxa" w:w="611"/>
             <w:tcBorders>
               <w:top w:val="single" w:color="D9D5C8" w:sz="4" w:space="0"/>
               <w:left w:val="single" w:color="D9D5C8" w:sz="4" w:space="0"/>
@@ -9778,7 +9778,7 @@
         </w:tc>
         <w:tc>
           <w:tcPr>
-            <w:tcW w:type="dxa" w:w="680"/>
+            <w:tcW w:type="dxa" w:w="693"/>
             <w:tcBorders>
               <w:top w:val="single" w:color="D9D5C8" w:sz="4" w:space="0"/>
               <w:left w:val="single" w:color="D9D5C8" w:sz="4" w:space="0"/>
@@ -9813,7 +9813,7 @@
         </w:tc>
         <w:tc>
           <w:tcPr>
-            <w:tcW w:type="dxa" w:w="720"/>
+            <w:tcW w:type="dxa" w:w="734"/>
             <w:tcBorders>
               <w:top w:val="single" w:color="D9D5C8" w:sz="4" w:space="0"/>
               <w:left w:val="single" w:color="D9D5C8" w:sz="4" w:space="0"/>
@@ -9848,7 +9848,7 @@
         </w:tc>
         <w:tc>
           <w:tcPr>
-            <w:tcW w:type="dxa" w:w="2568"/>
+            <w:tcW w:type="dxa" w:w="2619"/>
             <w:tcBorders>
               <w:top w:val="single" w:color="D9D5C8" w:sz="4" w:space="0"/>
               <w:left w:val="single" w:color="D9D5C8" w:sz="4" w:space="0"/>
@@ -9885,7 +9885,7 @@
       <w:tr>
         <w:tc>
           <w:tcPr>
-            <w:tcW w:type="dxa" w:w="600"/>
+            <w:tcW w:type="dxa" w:w="611"/>
             <w:tcBorders>
               <w:top w:val="single" w:color="D9D5C8" w:sz="4" w:space="0"/>
               <w:left w:val="single" w:color="D9D5C8" w:sz="4" w:space="0"/>
@@ -9920,7 +9920,7 @@
         </w:tc>
         <w:tc>
           <w:tcPr>
-            <w:tcW w:type="dxa" w:w="980"/>
+            <w:tcW w:type="dxa" w:w="999"/>
             <w:tcBorders>
               <w:top w:val="single" w:color="D9D5C8" w:sz="4" w:space="0"/>
               <w:left w:val="single" w:color="D9D5C8" w:sz="4" w:space="0"/>
@@ -9955,7 +9955,7 @@
         </w:tc>
         <w:tc>
           <w:tcPr>
-            <w:tcW w:type="dxa" w:w="700"/>
+            <w:tcW w:type="dxa" w:w="713"/>
             <w:tcBorders>
               <w:top w:val="single" w:color="D9D5C8" w:sz="4" w:space="0"/>
               <w:left w:val="single" w:color="D9D5C8" w:sz="4" w:space="0"/>
@@ -9990,7 +9990,7 @@
         </w:tc>
         <w:tc>
           <w:tcPr>
-            <w:tcW w:type="dxa" w:w="1560"/>
+            <w:tcW w:type="dxa" w:w="1590"/>
             <w:tcBorders>
               <w:top w:val="single" w:color="D9D5C8" w:sz="4" w:space="0"/>
               <w:left w:val="single" w:color="D9D5C8" w:sz="4" w:space="0"/>
@@ -10025,7 +10025,7 @@
         </w:tc>
         <w:tc>
           <w:tcPr>
-            <w:tcW w:type="dxa" w:w="600"/>
+            <w:tcW w:type="dxa" w:w="611"/>
             <w:tcBorders>
               <w:top w:val="single" w:color="D9D5C8" w:sz="4" w:space="0"/>
               <w:left w:val="single" w:color="D9D5C8" w:sz="4" w:space="0"/>
@@ -10060,7 +10060,7 @@
         </w:tc>
         <w:tc>
           <w:tcPr>
-            <w:tcW w:type="dxa" w:w="600"/>
+            <w:tcW w:type="dxa" w:w="611"/>
             <w:tcBorders>
               <w:top w:val="single" w:color="D9D5C8" w:sz="4" w:space="0"/>
               <w:left w:val="single" w:color="D9D5C8" w:sz="4" w:space="0"/>
@@ -10095,7 +10095,7 @@
         </w:tc>
         <w:tc>
           <w:tcPr>
-            <w:tcW w:type="dxa" w:w="600"/>
+            <w:tcW w:type="dxa" w:w="611"/>
             <w:tcBorders>
               <w:top w:val="single" w:color="D9D5C8" w:sz="4" w:space="0"/>
               <w:left w:val="single" w:color="D9D5C8" w:sz="4" w:space="0"/>
@@ -10130,7 +10130,7 @@
         </w:tc>
         <w:tc>
           <w:tcPr>
-            <w:tcW w:type="dxa" w:w="680"/>
+            <w:tcW w:type="dxa" w:w="693"/>
             <w:tcBorders>
               <w:top w:val="single" w:color="D9D5C8" w:sz="4" w:space="0"/>
               <w:left w:val="single" w:color="D9D5C8" w:sz="4" w:space="0"/>
@@ -10165,7 +10165,7 @@
         </w:tc>
         <w:tc>
           <w:tcPr>
-            <w:tcW w:type="dxa" w:w="720"/>
+            <w:tcW w:type="dxa" w:w="734"/>
             <w:tcBorders>
               <w:top w:val="single" w:color="D9D5C8" w:sz="4" w:space="0"/>
               <w:left w:val="single" w:color="D9D5C8" w:sz="4" w:space="0"/>
@@ -10200,7 +10200,7 @@
         </w:tc>
         <w:tc>
           <w:tcPr>
-            <w:tcW w:type="dxa" w:w="2568"/>
+            <w:tcW w:type="dxa" w:w="2619"/>
             <w:tcBorders>
               <w:top w:val="single" w:color="D9D5C8" w:sz="4" w:space="0"/>
               <w:left w:val="single" w:color="D9D5C8" w:sz="4" w:space="0"/>
@@ -10237,7 +10237,7 @@
       <w:tr>
         <w:tc>
           <w:tcPr>
-            <w:tcW w:type="dxa" w:w="600"/>
+            <w:tcW w:type="dxa" w:w="611"/>
             <w:tcBorders>
               <w:top w:val="single" w:color="D9D5C8" w:sz="4" w:space="0"/>
               <w:left w:val="single" w:color="D9D5C8" w:sz="4" w:space="0"/>
@@ -10272,7 +10272,7 @@
         </w:tc>
         <w:tc>
           <w:tcPr>
-            <w:tcW w:type="dxa" w:w="980"/>
+            <w:tcW w:type="dxa" w:w="999"/>
             <w:tcBorders>
               <w:top w:val="single" w:color="D9D5C8" w:sz="4" w:space="0"/>
               <w:left w:val="single" w:color="D9D5C8" w:sz="4" w:space="0"/>
@@ -10307,7 +10307,7 @@
         </w:tc>
         <w:tc>
           <w:tcPr>
-            <w:tcW w:type="dxa" w:w="700"/>
+            <w:tcW w:type="dxa" w:w="713"/>
             <w:tcBorders>
               <w:top w:val="single" w:color="D9D5C8" w:sz="4" w:space="0"/>
               <w:left w:val="single" w:color="D9D5C8" w:sz="4" w:space="0"/>
@@ -10342,7 +10342,7 @@
         </w:tc>
         <w:tc>
           <w:tcPr>
-            <w:tcW w:type="dxa" w:w="1560"/>
+            <w:tcW w:type="dxa" w:w="1590"/>
             <w:tcBorders>
               <w:top w:val="single" w:color="D9D5C8" w:sz="4" w:space="0"/>
               <w:left w:val="single" w:color="D9D5C8" w:sz="4" w:space="0"/>
@@ -10377,7 +10377,7 @@
         </w:tc>
         <w:tc>
           <w:tcPr>
-            <w:tcW w:type="dxa" w:w="600"/>
+            <w:tcW w:type="dxa" w:w="611"/>
             <w:tcBorders>
               <w:top w:val="single" w:color="D9D5C8" w:sz="4" w:space="0"/>
               <w:left w:val="single" w:color="D9D5C8" w:sz="4" w:space="0"/>
@@ -10412,7 +10412,7 @@
         </w:tc>
         <w:tc>
           <w:tcPr>
-            <w:tcW w:type="dxa" w:w="600"/>
+            <w:tcW w:type="dxa" w:w="611"/>
             <w:tcBorders>
               <w:top w:val="single" w:color="D9D5C8" w:sz="4" w:space="0"/>
               <w:left w:val="single" w:color="D9D5C8" w:sz="4" w:space="0"/>
@@ -10447,7 +10447,7 @@
         </w:tc>
         <w:tc>
           <w:tcPr>
-            <w:tcW w:type="dxa" w:w="600"/>
+            <w:tcW w:type="dxa" w:w="611"/>
             <w:tcBorders>
               <w:top w:val="single" w:color="D9D5C8" w:sz="4" w:space="0"/>
               <w:left w:val="single" w:color="D9D5C8" w:sz="4" w:space="0"/>
@@ -10482,7 +10482,7 @@
         </w:tc>
         <w:tc>
           <w:tcPr>
-            <w:tcW w:type="dxa" w:w="680"/>
+            <w:tcW w:type="dxa" w:w="693"/>
             <w:tcBorders>
               <w:top w:val="single" w:color="D9D5C8" w:sz="4" w:space="0"/>
               <w:left w:val="single" w:color="D9D5C8" w:sz="4" w:space="0"/>
@@ -10517,7 +10517,7 @@
         </w:tc>
         <w:tc>
           <w:tcPr>
-            <w:tcW w:type="dxa" w:w="720"/>
+            <w:tcW w:type="dxa" w:w="734"/>
             <w:tcBorders>
               <w:top w:val="single" w:color="D9D5C8" w:sz="4" w:space="0"/>
               <w:left w:val="single" w:color="D9D5C8" w:sz="4" w:space="0"/>
@@ -10552,7 +10552,7 @@
         </w:tc>
         <w:tc>
           <w:tcPr>
-            <w:tcW w:type="dxa" w:w="2568"/>
+            <w:tcW w:type="dxa" w:w="2619"/>
             <w:tcBorders>
               <w:top w:val="single" w:color="D9D5C8" w:sz="4" w:space="0"/>
               <w:left w:val="single" w:color="D9D5C8" w:sz="4" w:space="0"/>
@@ -10589,7 +10589,7 @@
       <w:tr>
         <w:tc>
           <w:tcPr>
-            <w:tcW w:type="dxa" w:w="600"/>
+            <w:tcW w:type="dxa" w:w="611"/>
             <w:tcBorders>
               <w:top w:val="single" w:color="D9D5C8" w:sz="4" w:space="0"/>
               <w:left w:val="single" w:color="D9D5C8" w:sz="4" w:space="0"/>
@@ -10624,7 +10624,7 @@
         </w:tc>
         <w:tc>
           <w:tcPr>
-            <w:tcW w:type="dxa" w:w="980"/>
+            <w:tcW w:type="dxa" w:w="999"/>
             <w:tcBorders>
               <w:top w:val="single" w:color="D9D5C8" w:sz="4" w:space="0"/>
               <w:left w:val="single" w:color="D9D5C8" w:sz="4" w:space="0"/>
@@ -10659,7 +10659,7 @@
         </w:tc>
         <w:tc>
           <w:tcPr>
-            <w:tcW w:type="dxa" w:w="700"/>
+            <w:tcW w:type="dxa" w:w="713"/>
             <w:tcBorders>
               <w:top w:val="single" w:color="D9D5C8" w:sz="4" w:space="0"/>
               <w:left w:val="single" w:color="D9D5C8" w:sz="4" w:space="0"/>
@@ -10694,7 +10694,7 @@
         </w:tc>
         <w:tc>
           <w:tcPr>
-            <w:tcW w:type="dxa" w:w="1560"/>
+            <w:tcW w:type="dxa" w:w="1590"/>
             <w:tcBorders>
               <w:top w:val="single" w:color="D9D5C8" w:sz="4" w:space="0"/>
               <w:left w:val="single" w:color="D9D5C8" w:sz="4" w:space="0"/>
@@ -10729,7 +10729,7 @@
         </w:tc>
         <w:tc>
           <w:tcPr>
-            <w:tcW w:type="dxa" w:w="600"/>
+            <w:tcW w:type="dxa" w:w="611"/>
             <w:tcBorders>
               <w:top w:val="single" w:color="D9D5C8" w:sz="4" w:space="0"/>
               <w:left w:val="single" w:color="D9D5C8" w:sz="4" w:space="0"/>
@@ -10764,7 +10764,7 @@
         </w:tc>
         <w:tc>
           <w:tcPr>
-            <w:tcW w:type="dxa" w:w="600"/>
+            <w:tcW w:type="dxa" w:w="611"/>
             <w:tcBorders>
               <w:top w:val="single" w:color="D9D5C8" w:sz="4" w:space="0"/>
               <w:left w:val="single" w:color="D9D5C8" w:sz="4" w:space="0"/>
@@ -10799,7 +10799,7 @@
         </w:tc>
         <w:tc>
           <w:tcPr>
-            <w:tcW w:type="dxa" w:w="600"/>
+            <w:tcW w:type="dxa" w:w="611"/>
             <w:tcBorders>
               <w:top w:val="single" w:color="D9D5C8" w:sz="4" w:space="0"/>
               <w:left w:val="single" w:color="D9D5C8" w:sz="4" w:space="0"/>
@@ -10834,7 +10834,7 @@
         </w:tc>
         <w:tc>
           <w:tcPr>
-            <w:tcW w:type="dxa" w:w="680"/>
+            <w:tcW w:type="dxa" w:w="693"/>
             <w:tcBorders>
               <w:top w:val="single" w:color="D9D5C8" w:sz="4" w:space="0"/>
               <w:left w:val="single" w:color="D9D5C8" w:sz="4" w:space="0"/>
@@ -10869,7 +10869,7 @@
         </w:tc>
         <w:tc>
           <w:tcPr>
-            <w:tcW w:type="dxa" w:w="720"/>
+            <w:tcW w:type="dxa" w:w="734"/>
             <w:tcBorders>
               <w:top w:val="single" w:color="D9D5C8" w:sz="4" w:space="0"/>
               <w:left w:val="single" w:color="D9D5C8" w:sz="4" w:space="0"/>
@@ -10904,7 +10904,7 @@
         </w:tc>
         <w:tc>
           <w:tcPr>
-            <w:tcW w:type="dxa" w:w="2568"/>
+            <w:tcW w:type="dxa" w:w="2619"/>
             <w:tcBorders>
               <w:top w:val="single" w:color="D9D5C8" w:sz="4" w:space="0"/>
               <w:left w:val="single" w:color="D9D5C8" w:sz="4" w:space="0"/>
@@ -10941,7 +10941,7 @@
       <w:tr>
         <w:tc>
           <w:tcPr>
-            <w:tcW w:type="dxa" w:w="600"/>
+            <w:tcW w:type="dxa" w:w="611"/>
             <w:tcBorders>
               <w:top w:val="single" w:color="D9D5C8" w:sz="4" w:space="0"/>
               <w:left w:val="single" w:color="D9D5C8" w:sz="4" w:space="0"/>
@@ -10976,7 +10976,7 @@
         </w:tc>
         <w:tc>
           <w:tcPr>
-            <w:tcW w:type="dxa" w:w="980"/>
+            <w:tcW w:type="dxa" w:w="999"/>
             <w:tcBorders>
               <w:top w:val="single" w:color="D9D5C8" w:sz="4" w:space="0"/>
               <w:left w:val="single" w:color="D9D5C8" w:sz="4" w:space="0"/>
@@ -11011,7 +11011,7 @@
         </w:tc>
         <w:tc>
           <w:tcPr>
-            <w:tcW w:type="dxa" w:w="700"/>
+            <w:tcW w:type="dxa" w:w="713"/>
             <w:tcBorders>
               <w:top w:val="single" w:color="D9D5C8" w:sz="4" w:space="0"/>
               <w:left w:val="single" w:color="D9D5C8" w:sz="4" w:space="0"/>
@@ -11046,7 +11046,7 @@
         </w:tc>
         <w:tc>
           <w:tcPr>
-            <w:tcW w:type="dxa" w:w="1560"/>
+            <w:tcW w:type="dxa" w:w="1590"/>
             <w:tcBorders>
               <w:top w:val="single" w:color="D9D5C8" w:sz="4" w:space="0"/>
               <w:left w:val="single" w:color="D9D5C8" w:sz="4" w:space="0"/>
@@ -11081,7 +11081,7 @@
         </w:tc>
         <w:tc>
           <w:tcPr>
-            <w:tcW w:type="dxa" w:w="600"/>
+            <w:tcW w:type="dxa" w:w="611"/>
             <w:tcBorders>
               <w:top w:val="single" w:color="D9D5C8" w:sz="4" w:space="0"/>
               <w:left w:val="single" w:color="D9D5C8" w:sz="4" w:space="0"/>
@@ -11116,7 +11116,7 @@
         </w:tc>
         <w:tc>
           <w:tcPr>
-            <w:tcW w:type="dxa" w:w="600"/>
+            <w:tcW w:type="dxa" w:w="611"/>
             <w:tcBorders>
               <w:top w:val="single" w:color="D9D5C8" w:sz="4" w:space="0"/>
               <w:left w:val="single" w:color="D9D5C8" w:sz="4" w:space="0"/>
@@ -11151,7 +11151,7 @@
         </w:tc>
         <w:tc>
           <w:tcPr>
-            <w:tcW w:type="dxa" w:w="600"/>
+            <w:tcW w:type="dxa" w:w="611"/>
             <w:tcBorders>
               <w:top w:val="single" w:color="D9D5C8" w:sz="4" w:space="0"/>
               <w:left w:val="single" w:color="D9D5C8" w:sz="4" w:space="0"/>
@@ -11186,7 +11186,7 @@
         </w:tc>
         <w:tc>
           <w:tcPr>
-            <w:tcW w:type="dxa" w:w="680"/>
+            <w:tcW w:type="dxa" w:w="693"/>
             <w:tcBorders>
               <w:top w:val="single" w:color="D9D5C8" w:sz="4" w:space="0"/>
               <w:left w:val="single" w:color="D9D5C8" w:sz="4" w:space="0"/>
@@ -11221,7 +11221,7 @@
         </w:tc>
         <w:tc>
           <w:tcPr>
-            <w:tcW w:type="dxa" w:w="720"/>
+            <w:tcW w:type="dxa" w:w="734"/>
             <w:tcBorders>
               <w:top w:val="single" w:color="D9D5C8" w:sz="4" w:space="0"/>
               <w:left w:val="single" w:color="D9D5C8" w:sz="4" w:space="0"/>
@@ -11256,7 +11256,7 @@
         </w:tc>
         <w:tc>
           <w:tcPr>
-            <w:tcW w:type="dxa" w:w="2568"/>
+            <w:tcW w:type="dxa" w:w="2619"/>
             <w:tcBorders>
               <w:top w:val="single" w:color="D9D5C8" w:sz="4" w:space="0"/>
               <w:left w:val="single" w:color="D9D5C8" w:sz="4" w:space="0"/>
@@ -11313,7 +11313,7 @@
     </w:p>
     <w:tbl>
       <w:tblPr>
-        <w:tblW w:type="dxa" w:w="9648"/>
+        <w:tblW w:type="dxa" w:w="9792"/>
         <w:tblBorders>
           <w:top w:val="single" w:color="auto" w:sz="4"/>
           <w:left w:val="single" w:color="auto" w:sz="4"/>
@@ -11324,16 +11324,16 @@
         </w:tblBorders>
       </w:tblPr>
       <w:tblGrid>
-        <w:gridCol w:w="600"/>
-        <w:gridCol w:w="980"/>
-        <w:gridCol w:w="700"/>
-        <w:gridCol w:w="1560"/>
-        <w:gridCol w:w="600"/>
-        <w:gridCol w:w="600"/>
-        <w:gridCol w:w="600"/>
-        <w:gridCol w:w="680"/>
-        <w:gridCol w:w="720"/>
-        <w:gridCol w:w="2568"/>
+        <w:gridCol w:w="611"/>
+        <w:gridCol w:w="999"/>
+        <w:gridCol w:w="713"/>
+        <w:gridCol w:w="1590"/>
+        <w:gridCol w:w="611"/>
+        <w:gridCol w:w="611"/>
+        <w:gridCol w:w="611"/>
+        <w:gridCol w:w="693"/>
+        <w:gridCol w:w="734"/>
+        <w:gridCol w:w="2619"/>
       </w:tblGrid>
       <w:tr>
         <w:trPr>
@@ -11341,7 +11341,7 @@
         </w:trPr>
         <w:tc>
           <w:tcPr>
-            <w:tcW w:type="dxa" w:w="600"/>
+            <w:tcW w:type="dxa" w:w="611"/>
             <w:tcBorders>
               <w:top w:val="single" w:color="D9D5C8" w:sz="4" w:space="0"/>
               <w:left w:val="single" w:color="D9D5C8" w:sz="4" w:space="0"/>
@@ -11377,7 +11377,7 @@
         </w:tc>
         <w:tc>
           <w:tcPr>
-            <w:tcW w:type="dxa" w:w="980"/>
+            <w:tcW w:type="dxa" w:w="999"/>
             <w:tcBorders>
               <w:top w:val="single" w:color="D9D5C8" w:sz="4" w:space="0"/>
               <w:left w:val="single" w:color="D9D5C8" w:sz="4" w:space="0"/>
@@ -11413,7 +11413,7 @@
         </w:tc>
         <w:tc>
           <w:tcPr>
-            <w:tcW w:type="dxa" w:w="700"/>
+            <w:tcW w:type="dxa" w:w="713"/>
             <w:tcBorders>
               <w:top w:val="single" w:color="D9D5C8" w:sz="4" w:space="0"/>
               <w:left w:val="single" w:color="D9D5C8" w:sz="4" w:space="0"/>
@@ -11449,7 +11449,7 @@
         </w:tc>
         <w:tc>
           <w:tcPr>
-            <w:tcW w:type="dxa" w:w="1560"/>
+            <w:tcW w:type="dxa" w:w="1590"/>
             <w:tcBorders>
               <w:top w:val="single" w:color="D9D5C8" w:sz="4" w:space="0"/>
               <w:left w:val="single" w:color="D9D5C8" w:sz="4" w:space="0"/>
@@ -11485,7 +11485,7 @@
         </w:tc>
         <w:tc>
           <w:tcPr>
-            <w:tcW w:type="dxa" w:w="600"/>
+            <w:tcW w:type="dxa" w:w="611"/>
             <w:tcBorders>
               <w:top w:val="single" w:color="D9D5C8" w:sz="4" w:space="0"/>
               <w:left w:val="single" w:color="D9D5C8" w:sz="4" w:space="0"/>
@@ -11521,7 +11521,7 @@
         </w:tc>
         <w:tc>
           <w:tcPr>
-            <w:tcW w:type="dxa" w:w="600"/>
+            <w:tcW w:type="dxa" w:w="611"/>
             <w:tcBorders>
               <w:top w:val="single" w:color="D9D5C8" w:sz="4" w:space="0"/>
               <w:left w:val="single" w:color="D9D5C8" w:sz="4" w:space="0"/>
@@ -11557,7 +11557,7 @@
         </w:tc>
         <w:tc>
           <w:tcPr>
-            <w:tcW w:type="dxa" w:w="600"/>
+            <w:tcW w:type="dxa" w:w="611"/>
             <w:tcBorders>
               <w:top w:val="single" w:color="D9D5C8" w:sz="4" w:space="0"/>
               <w:left w:val="single" w:color="D9D5C8" w:sz="4" w:space="0"/>
@@ -11593,7 +11593,7 @@
         </w:tc>
         <w:tc>
           <w:tcPr>
-            <w:tcW w:type="dxa" w:w="680"/>
+            <w:tcW w:type="dxa" w:w="693"/>
             <w:tcBorders>
               <w:top w:val="single" w:color="D9D5C8" w:sz="4" w:space="0"/>
               <w:left w:val="single" w:color="D9D5C8" w:sz="4" w:space="0"/>
@@ -11629,7 +11629,7 @@
         </w:tc>
         <w:tc>
           <w:tcPr>
-            <w:tcW w:type="dxa" w:w="720"/>
+            <w:tcW w:type="dxa" w:w="734"/>
             <w:tcBorders>
               <w:top w:val="single" w:color="D9D5C8" w:sz="4" w:space="0"/>
               <w:left w:val="single" w:color="D9D5C8" w:sz="4" w:space="0"/>
@@ -11665,7 +11665,7 @@
         </w:tc>
         <w:tc>
           <w:tcPr>
-            <w:tcW w:type="dxa" w:w="2568"/>
+            <w:tcW w:type="dxa" w:w="2619"/>
             <w:tcBorders>
               <w:top w:val="single" w:color="D9D5C8" w:sz="4" w:space="0"/>
               <w:left w:val="single" w:color="D9D5C8" w:sz="4" w:space="0"/>
@@ -11703,7 +11703,7 @@
       <w:tr>
         <w:tc>
           <w:tcPr>
-            <w:tcW w:type="dxa" w:w="600"/>
+            <w:tcW w:type="dxa" w:w="611"/>
             <w:tcBorders>
               <w:top w:val="single" w:color="D9D5C8" w:sz="4" w:space="0"/>
               <w:left w:val="single" w:color="D9D5C8" w:sz="4" w:space="0"/>
@@ -11738,7 +11738,7 @@
         </w:tc>
         <w:tc>
           <w:tcPr>
-            <w:tcW w:type="dxa" w:w="980"/>
+            <w:tcW w:type="dxa" w:w="999"/>
             <w:tcBorders>
               <w:top w:val="single" w:color="D9D5C8" w:sz="4" w:space="0"/>
               <w:left w:val="single" w:color="D9D5C8" w:sz="4" w:space="0"/>
@@ -11773,7 +11773,7 @@
         </w:tc>
         <w:tc>
           <w:tcPr>
-            <w:tcW w:type="dxa" w:w="700"/>
+            <w:tcW w:type="dxa" w:w="713"/>
             <w:tcBorders>
               <w:top w:val="single" w:color="D9D5C8" w:sz="4" w:space="0"/>
               <w:left w:val="single" w:color="D9D5C8" w:sz="4" w:space="0"/>
@@ -11808,7 +11808,7 @@
         </w:tc>
         <w:tc>
           <w:tcPr>
-            <w:tcW w:type="dxa" w:w="1560"/>
+            <w:tcW w:type="dxa" w:w="1590"/>
             <w:tcBorders>
               <w:top w:val="single" w:color="D9D5C8" w:sz="4" w:space="0"/>
               <w:left w:val="single" w:color="D9D5C8" w:sz="4" w:space="0"/>
@@ -11843,7 +11843,7 @@
         </w:tc>
         <w:tc>
           <w:tcPr>
-            <w:tcW w:type="dxa" w:w="600"/>
+            <w:tcW w:type="dxa" w:w="611"/>
             <w:tcBorders>
               <w:top w:val="single" w:color="D9D5C8" w:sz="4" w:space="0"/>
               <w:left w:val="single" w:color="D9D5C8" w:sz="4" w:space="0"/>
@@ -11878,7 +11878,7 @@
         </w:tc>
         <w:tc>
           <w:tcPr>
-            <w:tcW w:type="dxa" w:w="600"/>
+            <w:tcW w:type="dxa" w:w="611"/>
             <w:tcBorders>
               <w:top w:val="single" w:color="D9D5C8" w:sz="4" w:space="0"/>
               <w:left w:val="single" w:color="D9D5C8" w:sz="4" w:space="0"/>
@@ -11913,7 +11913,7 @@
         </w:tc>
         <w:tc>
           <w:tcPr>
-            <w:tcW w:type="dxa" w:w="600"/>
+            <w:tcW w:type="dxa" w:w="611"/>
             <w:tcBorders>
               <w:top w:val="single" w:color="D9D5C8" w:sz="4" w:space="0"/>
               <w:left w:val="single" w:color="D9D5C8" w:sz="4" w:space="0"/>
@@ -11948,7 +11948,7 @@
         </w:tc>
         <w:tc>
           <w:tcPr>
-            <w:tcW w:type="dxa" w:w="680"/>
+            <w:tcW w:type="dxa" w:w="693"/>
             <w:tcBorders>
               <w:top w:val="single" w:color="D9D5C8" w:sz="4" w:space="0"/>
               <w:left w:val="single" w:color="D9D5C8" w:sz="4" w:space="0"/>
@@ -11983,7 +11983,7 @@
         </w:tc>
         <w:tc>
           <w:tcPr>
-            <w:tcW w:type="dxa" w:w="720"/>
+            <w:tcW w:type="dxa" w:w="734"/>
             <w:tcBorders>
               <w:top w:val="single" w:color="D9D5C8" w:sz="4" w:space="0"/>
               <w:left w:val="single" w:color="D9D5C8" w:sz="4" w:space="0"/>
@@ -12018,7 +12018,7 @@
         </w:tc>
         <w:tc>
           <w:tcPr>
-            <w:tcW w:type="dxa" w:w="2568"/>
+            <w:tcW w:type="dxa" w:w="2619"/>
             <w:tcBorders>
               <w:top w:val="single" w:color="D9D5C8" w:sz="4" w:space="0"/>
               <w:left w:val="single" w:color="D9D5C8" w:sz="4" w:space="0"/>
@@ -12055,7 +12055,7 @@
       <w:tr>
         <w:tc>
           <w:tcPr>
-            <w:tcW w:type="dxa" w:w="600"/>
+            <w:tcW w:type="dxa" w:w="611"/>
             <w:tcBorders>
               <w:top w:val="single" w:color="D9D5C8" w:sz="4" w:space="0"/>
               <w:left w:val="single" w:color="D9D5C8" w:sz="4" w:space="0"/>
@@ -12090,7 +12090,7 @@
         </w:tc>
         <w:tc>
           <w:tcPr>
-            <w:tcW w:type="dxa" w:w="980"/>
+            <w:tcW w:type="dxa" w:w="999"/>
             <w:tcBorders>
               <w:top w:val="single" w:color="D9D5C8" w:sz="4" w:space="0"/>
               <w:left w:val="single" w:color="D9D5C8" w:sz="4" w:space="0"/>
@@ -12125,7 +12125,7 @@
         </w:tc>
         <w:tc>
           <w:tcPr>
-            <w:tcW w:type="dxa" w:w="700"/>
+            <w:tcW w:type="dxa" w:w="713"/>
             <w:tcBorders>
               <w:top w:val="single" w:color="D9D5C8" w:sz="4" w:space="0"/>
               <w:left w:val="single" w:color="D9D5C8" w:sz="4" w:space="0"/>
@@ -12160,7 +12160,7 @@
         </w:tc>
         <w:tc>
           <w:tcPr>
-            <w:tcW w:type="dxa" w:w="1560"/>
+            <w:tcW w:type="dxa" w:w="1590"/>
             <w:tcBorders>
               <w:top w:val="single" w:color="D9D5C8" w:sz="4" w:space="0"/>
               <w:left w:val="single" w:color="D9D5C8" w:sz="4" w:space="0"/>
@@ -12195,7 +12195,7 @@
         </w:tc>
         <w:tc>
           <w:tcPr>
-            <w:tcW w:type="dxa" w:w="600"/>
+            <w:tcW w:type="dxa" w:w="611"/>
             <w:tcBorders>
               <w:top w:val="single" w:color="D9D5C8" w:sz="4" w:space="0"/>
               <w:left w:val="single" w:color="D9D5C8" w:sz="4" w:space="0"/>
@@ -12230,7 +12230,7 @@
         </w:tc>
         <w:tc>
           <w:tcPr>
-            <w:tcW w:type="dxa" w:w="600"/>
+            <w:tcW w:type="dxa" w:w="611"/>
             <w:tcBorders>
               <w:top w:val="single" w:color="D9D5C8" w:sz="4" w:space="0"/>
               <w:left w:val="single" w:color="D9D5C8" w:sz="4" w:space="0"/>
@@ -12265,7 +12265,7 @@
         </w:tc>
         <w:tc>
           <w:tcPr>
-            <w:tcW w:type="dxa" w:w="600"/>
+            <w:tcW w:type="dxa" w:w="611"/>
             <w:tcBorders>
               <w:top w:val="single" w:color="D9D5C8" w:sz="4" w:space="0"/>
               <w:left w:val="single" w:color="D9D5C8" w:sz="4" w:space="0"/>
@@ -12300,7 +12300,7 @@
         </w:tc>
         <w:tc>
           <w:tcPr>
-            <w:tcW w:type="dxa" w:w="680"/>
+            <w:tcW w:type="dxa" w:w="693"/>
             <w:tcBorders>
               <w:top w:val="single" w:color="D9D5C8" w:sz="4" w:space="0"/>
               <w:left w:val="single" w:color="D9D5C8" w:sz="4" w:space="0"/>
@@ -12335,7 +12335,7 @@
         </w:tc>
         <w:tc>
           <w:tcPr>
-            <w:tcW w:type="dxa" w:w="720"/>
+            <w:tcW w:type="dxa" w:w="734"/>
             <w:tcBorders>
               <w:top w:val="single" w:color="D9D5C8" w:sz="4" w:space="0"/>
               <w:left w:val="single" w:color="D9D5C8" w:sz="4" w:space="0"/>
@@ -12370,7 +12370,7 @@
         </w:tc>
         <w:tc>
           <w:tcPr>
-            <w:tcW w:type="dxa" w:w="2568"/>
+            <w:tcW w:type="dxa" w:w="2619"/>
             <w:tcBorders>
               <w:top w:val="single" w:color="D9D5C8" w:sz="4" w:space="0"/>
               <w:left w:val="single" w:color="D9D5C8" w:sz="4" w:space="0"/>
@@ -12407,7 +12407,7 @@
       <w:tr>
         <w:tc>
           <w:tcPr>
-            <w:tcW w:type="dxa" w:w="600"/>
+            <w:tcW w:type="dxa" w:w="611"/>
             <w:tcBorders>
               <w:top w:val="single" w:color="D9D5C8" w:sz="4" w:space="0"/>
               <w:left w:val="single" w:color="D9D5C8" w:sz="4" w:space="0"/>
@@ -12442,7 +12442,7 @@
         </w:tc>
         <w:tc>
           <w:tcPr>
-            <w:tcW w:type="dxa" w:w="980"/>
+            <w:tcW w:type="dxa" w:w="999"/>
             <w:tcBorders>
               <w:top w:val="single" w:color="D9D5C8" w:sz="4" w:space="0"/>
               <w:left w:val="single" w:color="D9D5C8" w:sz="4" w:space="0"/>
@@ -12477,7 +12477,7 @@
         </w:tc>
         <w:tc>
           <w:tcPr>
-            <w:tcW w:type="dxa" w:w="700"/>
+            <w:tcW w:type="dxa" w:w="713"/>
             <w:tcBorders>
               <w:top w:val="single" w:color="D9D5C8" w:sz="4" w:space="0"/>
               <w:left w:val="single" w:color="D9D5C8" w:sz="4" w:space="0"/>
@@ -12512,7 +12512,7 @@
         </w:tc>
         <w:tc>
           <w:tcPr>
-            <w:tcW w:type="dxa" w:w="1560"/>
+            <w:tcW w:type="dxa" w:w="1590"/>
             <w:tcBorders>
               <w:top w:val="single" w:color="D9D5C8" w:sz="4" w:space="0"/>
               <w:left w:val="single" w:color="D9D5C8" w:sz="4" w:space="0"/>
@@ -12547,7 +12547,7 @@
         </w:tc>
         <w:tc>
           <w:tcPr>
-            <w:tcW w:type="dxa" w:w="600"/>
+            <w:tcW w:type="dxa" w:w="611"/>
             <w:tcBorders>
               <w:top w:val="single" w:color="D9D5C8" w:sz="4" w:space="0"/>
               <w:left w:val="single" w:color="D9D5C8" w:sz="4" w:space="0"/>
@@ -12582,7 +12582,7 @@
         </w:tc>
         <w:tc>
           <w:tcPr>
-            <w:tcW w:type="dxa" w:w="600"/>
+            <w:tcW w:type="dxa" w:w="611"/>
             <w:tcBorders>
               <w:top w:val="single" w:color="D9D5C8" w:sz="4" w:space="0"/>
               <w:left w:val="single" w:color="D9D5C8" w:sz="4" w:space="0"/>
@@ -12617,7 +12617,7 @@
         </w:tc>
         <w:tc>
           <w:tcPr>
-            <w:tcW w:type="dxa" w:w="600"/>
+            <w:tcW w:type="dxa" w:w="611"/>
             <w:tcBorders>
               <w:top w:val="single" w:color="D9D5C8" w:sz="4" w:space="0"/>
               <w:left w:val="single" w:color="D9D5C8" w:sz="4" w:space="0"/>
@@ -12652,7 +12652,7 @@
         </w:tc>
         <w:tc>
           <w:tcPr>
-            <w:tcW w:type="dxa" w:w="680"/>
+            <w:tcW w:type="dxa" w:w="693"/>
             <w:tcBorders>
               <w:top w:val="single" w:color="D9D5C8" w:sz="4" w:space="0"/>
               <w:left w:val="single" w:color="D9D5C8" w:sz="4" w:space="0"/>
@@ -12687,7 +12687,7 @@
         </w:tc>
         <w:tc>
           <w:tcPr>
-            <w:tcW w:type="dxa" w:w="720"/>
+            <w:tcW w:type="dxa" w:w="734"/>
             <w:tcBorders>
               <w:top w:val="single" w:color="D9D5C8" w:sz="4" w:space="0"/>
               <w:left w:val="single" w:color="D9D5C8" w:sz="4" w:space="0"/>
@@ -12722,7 +12722,7 @@
         </w:tc>
         <w:tc>
           <w:tcPr>
-            <w:tcW w:type="dxa" w:w="2568"/>
+            <w:tcW w:type="dxa" w:w="2619"/>
             <w:tcBorders>
               <w:top w:val="single" w:color="D9D5C8" w:sz="4" w:space="0"/>
               <w:left w:val="single" w:color="D9D5C8" w:sz="4" w:space="0"/>
@@ -12759,7 +12759,7 @@
       <w:tr>
         <w:tc>
           <w:tcPr>
-            <w:tcW w:type="dxa" w:w="600"/>
+            <w:tcW w:type="dxa" w:w="611"/>
             <w:tcBorders>
               <w:top w:val="single" w:color="D9D5C8" w:sz="4" w:space="0"/>
               <w:left w:val="single" w:color="D9D5C8" w:sz="4" w:space="0"/>
@@ -12794,7 +12794,7 @@
         </w:tc>
         <w:tc>
           <w:tcPr>
-            <w:tcW w:type="dxa" w:w="980"/>
+            <w:tcW w:type="dxa" w:w="999"/>
             <w:tcBorders>
               <w:top w:val="single" w:color="D9D5C8" w:sz="4" w:space="0"/>
               <w:left w:val="single" w:color="D9D5C8" w:sz="4" w:space="0"/>
@@ -12829,7 +12829,7 @@
         </w:tc>
         <w:tc>
           <w:tcPr>
-            <w:tcW w:type="dxa" w:w="700"/>
+            <w:tcW w:type="dxa" w:w="713"/>
             <w:tcBorders>
               <w:top w:val="single" w:color="D9D5C8" w:sz="4" w:space="0"/>
               <w:left w:val="single" w:color="D9D5C8" w:sz="4" w:space="0"/>
@@ -12864,7 +12864,7 @@
         </w:tc>
         <w:tc>
           <w:tcPr>
-            <w:tcW w:type="dxa" w:w="1560"/>
+            <w:tcW w:type="dxa" w:w="1590"/>
             <w:tcBorders>
               <w:top w:val="single" w:color="D9D5C8" w:sz="4" w:space="0"/>
               <w:left w:val="single" w:color="D9D5C8" w:sz="4" w:space="0"/>
@@ -12899,7 +12899,7 @@
         </w:tc>
         <w:tc>
           <w:tcPr>
-            <w:tcW w:type="dxa" w:w="600"/>
+            <w:tcW w:type="dxa" w:w="611"/>
             <w:tcBorders>
               <w:top w:val="single" w:color="D9D5C8" w:sz="4" w:space="0"/>
               <w:left w:val="single" w:color="D9D5C8" w:sz="4" w:space="0"/>
@@ -12934,7 +12934,7 @@
         </w:tc>
         <w:tc>
           <w:tcPr>
-            <w:tcW w:type="dxa" w:w="600"/>
+            <w:tcW w:type="dxa" w:w="611"/>
             <w:tcBorders>
               <w:top w:val="single" w:color="D9D5C8" w:sz="4" w:space="0"/>
               <w:left w:val="single" w:color="D9D5C8" w:sz="4" w:space="0"/>
@@ -12969,7 +12969,7 @@
         </w:tc>
         <w:tc>
           <w:tcPr>
-            <w:tcW w:type="dxa" w:w="600"/>
+            <w:tcW w:type="dxa" w:w="611"/>
             <w:tcBorders>
               <w:top w:val="single" w:color="D9D5C8" w:sz="4" w:space="0"/>
               <w:left w:val="single" w:color="D9D5C8" w:sz="4" w:space="0"/>
@@ -13004,7 +13004,7 @@
         </w:tc>
         <w:tc>
           <w:tcPr>
-            <w:tcW w:type="dxa" w:w="680"/>
+            <w:tcW w:type="dxa" w:w="693"/>
             <w:tcBorders>
               <w:top w:val="single" w:color="D9D5C8" w:sz="4" w:space="0"/>
               <w:left w:val="single" w:color="D9D5C8" w:sz="4" w:space="0"/>
@@ -13039,7 +13039,7 @@
         </w:tc>
         <w:tc>
           <w:tcPr>
-            <w:tcW w:type="dxa" w:w="720"/>
+            <w:tcW w:type="dxa" w:w="734"/>
             <w:tcBorders>
               <w:top w:val="single" w:color="D9D5C8" w:sz="4" w:space="0"/>
               <w:left w:val="single" w:color="D9D5C8" w:sz="4" w:space="0"/>
@@ -13074,7 +13074,7 @@
         </w:tc>
         <w:tc>
           <w:tcPr>
-            <w:tcW w:type="dxa" w:w="2568"/>
+            <w:tcW w:type="dxa" w:w="2619"/>
             <w:tcBorders>
               <w:top w:val="single" w:color="D9D5C8" w:sz="4" w:space="0"/>
               <w:left w:val="single" w:color="D9D5C8" w:sz="4" w:space="0"/>
@@ -13111,7 +13111,7 @@
       <w:tr>
         <w:tc>
           <w:tcPr>
-            <w:tcW w:type="dxa" w:w="600"/>
+            <w:tcW w:type="dxa" w:w="611"/>
             <w:tcBorders>
               <w:top w:val="single" w:color="D9D5C8" w:sz="4" w:space="0"/>
               <w:left w:val="single" w:color="D9D5C8" w:sz="4" w:space="0"/>
@@ -13146,7 +13146,7 @@
         </w:tc>
         <w:tc>
           <w:tcPr>
-            <w:tcW w:type="dxa" w:w="980"/>
+            <w:tcW w:type="dxa" w:w="999"/>
             <w:tcBorders>
               <w:top w:val="single" w:color="D9D5C8" w:sz="4" w:space="0"/>
               <w:left w:val="single" w:color="D9D5C8" w:sz="4" w:space="0"/>
@@ -13181,7 +13181,7 @@
         </w:tc>
         <w:tc>
           <w:tcPr>
-            <w:tcW w:type="dxa" w:w="700"/>
+            <w:tcW w:type="dxa" w:w="713"/>
             <w:tcBorders>
               <w:top w:val="single" w:color="D9D5C8" w:sz="4" w:space="0"/>
               <w:left w:val="single" w:color="D9D5C8" w:sz="4" w:space="0"/>
@@ -13216,7 +13216,7 @@
         </w:tc>
         <w:tc>
           <w:tcPr>
-            <w:tcW w:type="dxa" w:w="1560"/>
+            <w:tcW w:type="dxa" w:w="1590"/>
             <w:tcBorders>
               <w:top w:val="single" w:color="D9D5C8" w:sz="4" w:space="0"/>
               <w:left w:val="single" w:color="D9D5C8" w:sz="4" w:space="0"/>
@@ -13251,7 +13251,7 @@
         </w:tc>
         <w:tc>
           <w:tcPr>
-            <w:tcW w:type="dxa" w:w="600"/>
+            <w:tcW w:type="dxa" w:w="611"/>
             <w:tcBorders>
               <w:top w:val="single" w:color="D9D5C8" w:sz="4" w:space="0"/>
               <w:left w:val="single" w:color="D9D5C8" w:sz="4" w:space="0"/>
@@ -13286,7 +13286,7 @@
         </w:tc>
         <w:tc>
           <w:tcPr>
-            <w:tcW w:type="dxa" w:w="600"/>
+            <w:tcW w:type="dxa" w:w="611"/>
             <w:tcBorders>
               <w:top w:val="single" w:color="D9D5C8" w:sz="4" w:space="0"/>
               <w:left w:val="single" w:color="D9D5C8" w:sz="4" w:space="0"/>
@@ -13321,7 +13321,7 @@
         </w:tc>
         <w:tc>
           <w:tcPr>
-            <w:tcW w:type="dxa" w:w="600"/>
+            <w:tcW w:type="dxa" w:w="611"/>
             <w:tcBorders>
               <w:top w:val="single" w:color="D9D5C8" w:sz="4" w:space="0"/>
               <w:left w:val="single" w:color="D9D5C8" w:sz="4" w:space="0"/>
@@ -13356,7 +13356,7 @@
         </w:tc>
         <w:tc>
           <w:tcPr>
-            <w:tcW w:type="dxa" w:w="680"/>
+            <w:tcW w:type="dxa" w:w="693"/>
             <w:tcBorders>
               <w:top w:val="single" w:color="D9D5C8" w:sz="4" w:space="0"/>
               <w:left w:val="single" w:color="D9D5C8" w:sz="4" w:space="0"/>
@@ -13391,7 +13391,7 @@
         </w:tc>
         <w:tc>
           <w:tcPr>
-            <w:tcW w:type="dxa" w:w="720"/>
+            <w:tcW w:type="dxa" w:w="734"/>
             <w:tcBorders>
               <w:top w:val="single" w:color="D9D5C8" w:sz="4" w:space="0"/>
               <w:left w:val="single" w:color="D9D5C8" w:sz="4" w:space="0"/>
@@ -13426,7 +13426,7 @@
         </w:tc>
         <w:tc>
           <w:tcPr>
-            <w:tcW w:type="dxa" w:w="2568"/>
+            <w:tcW w:type="dxa" w:w="2619"/>
             <w:tcBorders>
               <w:top w:val="single" w:color="D9D5C8" w:sz="4" w:space="0"/>
               <w:left w:val="single" w:color="D9D5C8" w:sz="4" w:space="0"/>
@@ -13484,7 +13484,7 @@
     </w:p>
     <w:tbl>
       <w:tblPr>
-        <w:tblW w:type="dxa" w:w="9648"/>
+        <w:tblW w:type="dxa" w:w="9792"/>
         <w:tblBorders>
           <w:top w:val="single" w:color="auto" w:sz="4"/>
           <w:left w:val="single" w:color="auto" w:sz="4"/>
@@ -13495,12 +13495,12 @@
         </w:tblBorders>
       </w:tblPr>
       <w:tblGrid>
-        <w:gridCol w:w="9648"/>
+        <w:gridCol w:w="9792"/>
       </w:tblGrid>
       <w:tr>
         <w:tc>
           <w:tcPr>
-            <w:tcW w:type="dxa" w:w="9648"/>
+            <w:tcW w:type="dxa" w:w="9792"/>
             <w:tcBorders>
               <w:top w:val="single" w:color="D9D5C8" w:sz="4" w:space="0"/>
               <w:left w:val="single" w:color="D9D5C8" w:sz="4" w:space="0"/>
@@ -13646,7 +13646,7 @@
     </w:tbl>
     <w:tbl>
       <w:tblPr>
-        <w:tblW w:type="dxa" w:w="9648"/>
+        <w:tblW w:type="dxa" w:w="9792"/>
         <w:tblBorders>
           <w:top w:val="single" w:color="auto" w:sz="4"/>
           <w:left w:val="single" w:color="auto" w:sz="4"/>
@@ -13657,12 +13657,12 @@
         </w:tblBorders>
       </w:tblPr>
       <w:tblGrid>
-        <w:gridCol w:w="9648"/>
+        <w:gridCol w:w="9792"/>
       </w:tblGrid>
       <w:tr>
         <w:tc>
           <w:tcPr>
-            <w:tcW w:type="dxa" w:w="9648"/>
+            <w:tcW w:type="dxa" w:w="9792"/>
             <w:tcBorders>
               <w:top w:val="single" w:color="D9D5C8" w:sz="4" w:space="0"/>
               <w:left w:val="single" w:color="D9D5C8" w:sz="4" w:space="0"/>
@@ -13789,7 +13789,7 @@
     </w:p>
     <w:tbl>
       <w:tblPr>
-        <w:tblW w:type="dxa" w:w="9648"/>
+        <w:tblW w:type="dxa" w:w="9792"/>
         <w:tblBorders>
           <w:top w:val="single" w:color="auto" w:sz="4"/>
           <w:left w:val="single" w:color="auto" w:sz="4"/>
@@ -13800,9 +13800,9 @@
         </w:tblBorders>
       </w:tblPr>
       <w:tblGrid>
-        <w:gridCol w:w="900"/>
-        <w:gridCol w:w="4400"/>
-        <w:gridCol w:w="4348"/>
+        <w:gridCol w:w="913"/>
+        <w:gridCol w:w="4466"/>
+        <w:gridCol w:w="4413"/>
       </w:tblGrid>
       <w:tr>
         <w:trPr>
@@ -13810,7 +13810,7 @@
         </w:trPr>
         <w:tc>
           <w:tcPr>
-            <w:tcW w:type="dxa" w:w="900"/>
+            <w:tcW w:type="dxa" w:w="913"/>
             <w:tcBorders>
               <w:top w:val="single" w:color="D9D5C8" w:sz="4" w:space="0"/>
               <w:left w:val="single" w:color="D9D5C8" w:sz="4" w:space="0"/>
@@ -13846,7 +13846,7 @@
         </w:tc>
         <w:tc>
           <w:tcPr>
-            <w:tcW w:type="dxa" w:w="4400"/>
+            <w:tcW w:type="dxa" w:w="4466"/>
             <w:tcBorders>
               <w:top w:val="single" w:color="D9D5C8" w:sz="4" w:space="0"/>
               <w:left w:val="single" w:color="D9D5C8" w:sz="4" w:space="0"/>
@@ -13882,7 +13882,7 @@
         </w:tc>
         <w:tc>
           <w:tcPr>
-            <w:tcW w:type="dxa" w:w="4348"/>
+            <w:tcW w:type="dxa" w:w="4413"/>
             <w:tcBorders>
               <w:top w:val="single" w:color="D9D5C8" w:sz="4" w:space="0"/>
               <w:left w:val="single" w:color="D9D5C8" w:sz="4" w:space="0"/>
@@ -13920,7 +13920,7 @@
       <w:tr>
         <w:tc>
           <w:tcPr>
-            <w:tcW w:type="dxa" w:w="900"/>
+            <w:tcW w:type="dxa" w:w="913"/>
             <w:tcBorders>
               <w:top w:val="single" w:color="D9D5C8" w:sz="4" w:space="0"/>
               <w:left w:val="single" w:color="D9D5C8" w:sz="4" w:space="0"/>
@@ -13955,7 +13955,7 @@
         </w:tc>
         <w:tc>
           <w:tcPr>
-            <w:tcW w:type="dxa" w:w="4400"/>
+            <w:tcW w:type="dxa" w:w="4466"/>
             <w:tcBorders>
               <w:top w:val="single" w:color="D9D5C8" w:sz="4" w:space="0"/>
               <w:left w:val="single" w:color="D9D5C8" w:sz="4" w:space="0"/>
@@ -13990,7 +13990,7 @@
         </w:tc>
         <w:tc>
           <w:tcPr>
-            <w:tcW w:type="dxa" w:w="4348"/>
+            <w:tcW w:type="dxa" w:w="4413"/>
             <w:tcBorders>
               <w:top w:val="single" w:color="D9D5C8" w:sz="4" w:space="0"/>
               <w:left w:val="single" w:color="D9D5C8" w:sz="4" w:space="0"/>
@@ -14027,7 +14027,7 @@
       <w:tr>
         <w:tc>
           <w:tcPr>
-            <w:tcW w:type="dxa" w:w="900"/>
+            <w:tcW w:type="dxa" w:w="913"/>
             <w:tcBorders>
               <w:top w:val="single" w:color="D9D5C8" w:sz="4" w:space="0"/>
               <w:left w:val="single" w:color="D9D5C8" w:sz="4" w:space="0"/>
@@ -14062,7 +14062,7 @@
         </w:tc>
         <w:tc>
           <w:tcPr>
-            <w:tcW w:type="dxa" w:w="4400"/>
+            <w:tcW w:type="dxa" w:w="4466"/>
             <w:tcBorders>
               <w:top w:val="single" w:color="D9D5C8" w:sz="4" w:space="0"/>
               <w:left w:val="single" w:color="D9D5C8" w:sz="4" w:space="0"/>
@@ -14097,7 +14097,7 @@
         </w:tc>
         <w:tc>
           <w:tcPr>
-            <w:tcW w:type="dxa" w:w="4348"/>
+            <w:tcW w:type="dxa" w:w="4413"/>
             <w:tcBorders>
               <w:top w:val="single" w:color="D9D5C8" w:sz="4" w:space="0"/>
               <w:left w:val="single" w:color="D9D5C8" w:sz="4" w:space="0"/>
@@ -14134,7 +14134,7 @@
       <w:tr>
         <w:tc>
           <w:tcPr>
-            <w:tcW w:type="dxa" w:w="900"/>
+            <w:tcW w:type="dxa" w:w="913"/>
             <w:tcBorders>
               <w:top w:val="single" w:color="D9D5C8" w:sz="4" w:space="0"/>
               <w:left w:val="single" w:color="D9D5C8" w:sz="4" w:space="0"/>
@@ -14169,7 +14169,7 @@
         </w:tc>
         <w:tc>
           <w:tcPr>
-            <w:tcW w:type="dxa" w:w="4400"/>
+            <w:tcW w:type="dxa" w:w="4466"/>
             <w:tcBorders>
               <w:top w:val="single" w:color="D9D5C8" w:sz="4" w:space="0"/>
               <w:left w:val="single" w:color="D9D5C8" w:sz="4" w:space="0"/>
@@ -14204,7 +14204,7 @@
         </w:tc>
         <w:tc>
           <w:tcPr>
-            <w:tcW w:type="dxa" w:w="4348"/>
+            <w:tcW w:type="dxa" w:w="4413"/>
             <w:tcBorders>
               <w:top w:val="single" w:color="D9D5C8" w:sz="4" w:space="0"/>
               <w:left w:val="single" w:color="D9D5C8" w:sz="4" w:space="0"/>
@@ -14241,7 +14241,7 @@
     </w:tbl>
     <w:tbl>
       <w:tblPr>
-        <w:tblW w:type="dxa" w:w="9648"/>
+        <w:tblW w:type="dxa" w:w="9792"/>
         <w:tblBorders>
           <w:top w:val="single" w:color="auto" w:sz="4"/>
           <w:left w:val="single" w:color="auto" w:sz="4"/>
@@ -14252,12 +14252,12 @@
         </w:tblBorders>
       </w:tblPr>
       <w:tblGrid>
-        <w:gridCol w:w="9648"/>
+        <w:gridCol w:w="9792"/>
       </w:tblGrid>
       <w:tr>
         <w:tc>
           <w:tcPr>
-            <w:tcW w:type="dxa" w:w="9648"/>
+            <w:tcW w:type="dxa" w:w="9792"/>
             <w:tcBorders>
               <w:top w:val="single" w:color="D9D5C8" w:sz="4" w:space="0"/>
               <w:left w:val="single" w:color="D9D5C8" w:sz="4" w:space="0"/>
@@ -14382,7 +14382,7 @@
     </w:p>
     <w:tbl>
       <w:tblPr>
-        <w:tblW w:type="dxa" w:w="9648"/>
+        <w:tblW w:type="dxa" w:w="9792"/>
         <w:tblBorders>
           <w:top w:val="single" w:color="auto" w:sz="4"/>
           <w:left w:val="single" w:color="auto" w:sz="4"/>
@@ -14393,9 +14393,9 @@
         </w:tblBorders>
       </w:tblPr>
       <w:tblGrid>
-        <w:gridCol w:w="900"/>
-        <w:gridCol w:w="4400"/>
-        <w:gridCol w:w="4348"/>
+        <w:gridCol w:w="913"/>
+        <w:gridCol w:w="4466"/>
+        <w:gridCol w:w="4413"/>
       </w:tblGrid>
       <w:tr>
         <w:trPr>
@@ -14403,7 +14403,7 @@
         </w:trPr>
         <w:tc>
           <w:tcPr>
-            <w:tcW w:type="dxa" w:w="900"/>
+            <w:tcW w:type="dxa" w:w="913"/>
             <w:tcBorders>
               <w:top w:val="single" w:color="D9D5C8" w:sz="4" w:space="0"/>
               <w:left w:val="single" w:color="D9D5C8" w:sz="4" w:space="0"/>
@@ -14439,7 +14439,7 @@
         </w:tc>
         <w:tc>
           <w:tcPr>
-            <w:tcW w:type="dxa" w:w="4400"/>
+            <w:tcW w:type="dxa" w:w="4466"/>
             <w:tcBorders>
               <w:top w:val="single" w:color="D9D5C8" w:sz="4" w:space="0"/>
               <w:left w:val="single" w:color="D9D5C8" w:sz="4" w:space="0"/>
@@ -14475,7 +14475,7 @@
         </w:tc>
         <w:tc>
           <w:tcPr>
-            <w:tcW w:type="dxa" w:w="4348"/>
+            <w:tcW w:type="dxa" w:w="4413"/>
             <w:tcBorders>
               <w:top w:val="single" w:color="D9D5C8" w:sz="4" w:space="0"/>
               <w:left w:val="single" w:color="D9D5C8" w:sz="4" w:space="0"/>
@@ -14513,7 +14513,7 @@
       <w:tr>
         <w:tc>
           <w:tcPr>
-            <w:tcW w:type="dxa" w:w="900"/>
+            <w:tcW w:type="dxa" w:w="913"/>
             <w:tcBorders>
               <w:top w:val="single" w:color="D9D5C8" w:sz="4" w:space="0"/>
               <w:left w:val="single" w:color="D9D5C8" w:sz="4" w:space="0"/>
@@ -14548,7 +14548,7 @@
         </w:tc>
         <w:tc>
           <w:tcPr>
-            <w:tcW w:type="dxa" w:w="4400"/>
+            <w:tcW w:type="dxa" w:w="4466"/>
             <w:tcBorders>
               <w:top w:val="single" w:color="D9D5C8" w:sz="4" w:space="0"/>
               <w:left w:val="single" w:color="D9D5C8" w:sz="4" w:space="0"/>
@@ -14583,7 +14583,7 @@
         </w:tc>
         <w:tc>
           <w:tcPr>
-            <w:tcW w:type="dxa" w:w="4348"/>
+            <w:tcW w:type="dxa" w:w="4413"/>
             <w:tcBorders>
               <w:top w:val="single" w:color="D9D5C8" w:sz="4" w:space="0"/>
               <w:left w:val="single" w:color="D9D5C8" w:sz="4" w:space="0"/>
@@ -14620,7 +14620,7 @@
       <w:tr>
         <w:tc>
           <w:tcPr>
-            <w:tcW w:type="dxa" w:w="900"/>
+            <w:tcW w:type="dxa" w:w="913"/>
             <w:tcBorders>
               <w:top w:val="single" w:color="D9D5C8" w:sz="4" w:space="0"/>
               <w:left w:val="single" w:color="D9D5C8" w:sz="4" w:space="0"/>
@@ -14655,7 +14655,7 @@
         </w:tc>
         <w:tc>
           <w:tcPr>
-            <w:tcW w:type="dxa" w:w="4400"/>
+            <w:tcW w:type="dxa" w:w="4466"/>
             <w:tcBorders>
               <w:top w:val="single" w:color="D9D5C8" w:sz="4" w:space="0"/>
               <w:left w:val="single" w:color="D9D5C8" w:sz="4" w:space="0"/>
@@ -14690,7 +14690,7 @@
         </w:tc>
         <w:tc>
           <w:tcPr>
-            <w:tcW w:type="dxa" w:w="4348"/>
+            <w:tcW w:type="dxa" w:w="4413"/>
             <w:tcBorders>
               <w:top w:val="single" w:color="D9D5C8" w:sz="4" w:space="0"/>
               <w:left w:val="single" w:color="D9D5C8" w:sz="4" w:space="0"/>
@@ -14727,7 +14727,7 @@
       <w:tr>
         <w:tc>
           <w:tcPr>
-            <w:tcW w:type="dxa" w:w="900"/>
+            <w:tcW w:type="dxa" w:w="913"/>
             <w:tcBorders>
               <w:top w:val="single" w:color="D9D5C8" w:sz="4" w:space="0"/>
               <w:left w:val="single" w:color="D9D5C8" w:sz="4" w:space="0"/>
@@ -14762,7 +14762,7 @@
         </w:tc>
         <w:tc>
           <w:tcPr>
-            <w:tcW w:type="dxa" w:w="4400"/>
+            <w:tcW w:type="dxa" w:w="4466"/>
             <w:tcBorders>
               <w:top w:val="single" w:color="D9D5C8" w:sz="4" w:space="0"/>
               <w:left w:val="single" w:color="D9D5C8" w:sz="4" w:space="0"/>
@@ -14797,7 +14797,7 @@
         </w:tc>
         <w:tc>
           <w:tcPr>
-            <w:tcW w:type="dxa" w:w="4348"/>
+            <w:tcW w:type="dxa" w:w="4413"/>
             <w:tcBorders>
               <w:top w:val="single" w:color="D9D5C8" w:sz="4" w:space="0"/>
               <w:left w:val="single" w:color="D9D5C8" w:sz="4" w:space="0"/>
@@ -14834,7 +14834,7 @@
     </w:tbl>
     <w:tbl>
       <w:tblPr>
-        <w:tblW w:type="dxa" w:w="9648"/>
+        <w:tblW w:type="dxa" w:w="9792"/>
         <w:tblBorders>
           <w:top w:val="single" w:color="auto" w:sz="4"/>
           <w:left w:val="single" w:color="auto" w:sz="4"/>
@@ -14845,12 +14845,12 @@
         </w:tblBorders>
       </w:tblPr>
       <w:tblGrid>
-        <w:gridCol w:w="9648"/>
+        <w:gridCol w:w="9792"/>
       </w:tblGrid>
       <w:tr>
         <w:tc>
           <w:tcPr>
-            <w:tcW w:type="dxa" w:w="9648"/>
+            <w:tcW w:type="dxa" w:w="9792"/>
             <w:tcBorders>
               <w:top w:val="single" w:color="D9D5C8" w:sz="4" w:space="0"/>
               <w:left w:val="single" w:color="D9D5C8" w:sz="4" w:space="0"/>
@@ -14975,7 +14975,7 @@
     </w:p>
     <w:tbl>
       <w:tblPr>
-        <w:tblW w:type="dxa" w:w="9648"/>
+        <w:tblW w:type="dxa" w:w="9792"/>
         <w:tblBorders>
           <w:top w:val="single" w:color="auto" w:sz="4"/>
           <w:left w:val="single" w:color="auto" w:sz="4"/>
@@ -14986,9 +14986,9 @@
         </w:tblBorders>
       </w:tblPr>
       <w:tblGrid>
-        <w:gridCol w:w="900"/>
-        <w:gridCol w:w="4400"/>
-        <w:gridCol w:w="4348"/>
+        <w:gridCol w:w="913"/>
+        <w:gridCol w:w="4466"/>
+        <w:gridCol w:w="4413"/>
       </w:tblGrid>
       <w:tr>
         <w:trPr>
@@ -14996,7 +14996,7 @@
         </w:trPr>
         <w:tc>
           <w:tcPr>
-            <w:tcW w:type="dxa" w:w="900"/>
+            <w:tcW w:type="dxa" w:w="913"/>
             <w:tcBorders>
               <w:top w:val="single" w:color="D9D5C8" w:sz="4" w:space="0"/>
               <w:left w:val="single" w:color="D9D5C8" w:sz="4" w:space="0"/>
@@ -15032,7 +15032,7 @@
         </w:tc>
         <w:tc>
           <w:tcPr>
-            <w:tcW w:type="dxa" w:w="4400"/>
+            <w:tcW w:type="dxa" w:w="4466"/>
             <w:tcBorders>
               <w:top w:val="single" w:color="D9D5C8" w:sz="4" w:space="0"/>
               <w:left w:val="single" w:color="D9D5C8" w:sz="4" w:space="0"/>
@@ -15068,7 +15068,7 @@
         </w:tc>
         <w:tc>
           <w:tcPr>
-            <w:tcW w:type="dxa" w:w="4348"/>
+            <w:tcW w:type="dxa" w:w="4413"/>
             <w:tcBorders>
               <w:top w:val="single" w:color="D9D5C8" w:sz="4" w:space="0"/>
               <w:left w:val="single" w:color="D9D5C8" w:sz="4" w:space="0"/>
@@ -15106,7 +15106,7 @@
       <w:tr>
         <w:tc>
           <w:tcPr>
-            <w:tcW w:type="dxa" w:w="900"/>
+            <w:tcW w:type="dxa" w:w="913"/>
             <w:tcBorders>
               <w:top w:val="single" w:color="D9D5C8" w:sz="4" w:space="0"/>
               <w:left w:val="single" w:color="D9D5C8" w:sz="4" w:space="0"/>
@@ -15141,7 +15141,7 @@
         </w:tc>
         <w:tc>
           <w:tcPr>
-            <w:tcW w:type="dxa" w:w="4400"/>
+            <w:tcW w:type="dxa" w:w="4466"/>
             <w:tcBorders>
               <w:top w:val="single" w:color="D9D5C8" w:sz="4" w:space="0"/>
               <w:left w:val="single" w:color="D9D5C8" w:sz="4" w:space="0"/>
@@ -15176,7 +15176,7 @@
         </w:tc>
         <w:tc>
           <w:tcPr>
-            <w:tcW w:type="dxa" w:w="4348"/>
+            <w:tcW w:type="dxa" w:w="4413"/>
             <w:tcBorders>
               <w:top w:val="single" w:color="D9D5C8" w:sz="4" w:space="0"/>
               <w:left w:val="single" w:color="D9D5C8" w:sz="4" w:space="0"/>
@@ -15213,7 +15213,7 @@
       <w:tr>
         <w:tc>
           <w:tcPr>
-            <w:tcW w:type="dxa" w:w="900"/>
+            <w:tcW w:type="dxa" w:w="913"/>
             <w:tcBorders>
               <w:top w:val="single" w:color="D9D5C8" w:sz="4" w:space="0"/>
               <w:left w:val="single" w:color="D9D5C8" w:sz="4" w:space="0"/>
@@ -15248,7 +15248,7 @@
         </w:tc>
         <w:tc>
           <w:tcPr>
-            <w:tcW w:type="dxa" w:w="4400"/>
+            <w:tcW w:type="dxa" w:w="4466"/>
             <w:tcBorders>
               <w:top w:val="single" w:color="D9D5C8" w:sz="4" w:space="0"/>
               <w:left w:val="single" w:color="D9D5C8" w:sz="4" w:space="0"/>
@@ -15283,7 +15283,7 @@
         </w:tc>
         <w:tc>
           <w:tcPr>
-            <w:tcW w:type="dxa" w:w="4348"/>
+            <w:tcW w:type="dxa" w:w="4413"/>
             <w:tcBorders>
               <w:top w:val="single" w:color="D9D5C8" w:sz="4" w:space="0"/>
               <w:left w:val="single" w:color="D9D5C8" w:sz="4" w:space="0"/>
@@ -15320,7 +15320,7 @@
       <w:tr>
         <w:tc>
           <w:tcPr>
-            <w:tcW w:type="dxa" w:w="900"/>
+            <w:tcW w:type="dxa" w:w="913"/>
             <w:tcBorders>
               <w:top w:val="single" w:color="D9D5C8" w:sz="4" w:space="0"/>
               <w:left w:val="single" w:color="D9D5C8" w:sz="4" w:space="0"/>
@@ -15355,7 +15355,7 @@
         </w:tc>
         <w:tc>
           <w:tcPr>
-            <w:tcW w:type="dxa" w:w="4400"/>
+            <w:tcW w:type="dxa" w:w="4466"/>
             <w:tcBorders>
               <w:top w:val="single" w:color="D9D5C8" w:sz="4" w:space="0"/>
               <w:left w:val="single" w:color="D9D5C8" w:sz="4" w:space="0"/>
@@ -15390,7 +15390,7 @@
         </w:tc>
         <w:tc>
           <w:tcPr>
-            <w:tcW w:type="dxa" w:w="4348"/>
+            <w:tcW w:type="dxa" w:w="4413"/>
             <w:tcBorders>
               <w:top w:val="single" w:color="D9D5C8" w:sz="4" w:space="0"/>
               <w:left w:val="single" w:color="D9D5C8" w:sz="4" w:space="0"/>
@@ -15427,7 +15427,7 @@
     </w:tbl>
     <w:tbl>
       <w:tblPr>
-        <w:tblW w:type="dxa" w:w="9648"/>
+        <w:tblW w:type="dxa" w:w="9792"/>
         <w:tblBorders>
           <w:top w:val="single" w:color="auto" w:sz="4"/>
           <w:left w:val="single" w:color="auto" w:sz="4"/>
@@ -15438,12 +15438,12 @@
         </w:tblBorders>
       </w:tblPr>
       <w:tblGrid>
-        <w:gridCol w:w="9648"/>
+        <w:gridCol w:w="9792"/>
       </w:tblGrid>
       <w:tr>
         <w:tc>
           <w:tcPr>
-            <w:tcW w:type="dxa" w:w="9648"/>
+            <w:tcW w:type="dxa" w:w="9792"/>
             <w:tcBorders>
               <w:top w:val="single" w:color="D9D5C8" w:sz="4" w:space="0"/>
               <w:left w:val="single" w:color="D9D5C8" w:sz="4" w:space="0"/>
@@ -15568,7 +15568,7 @@
     </w:p>
     <w:tbl>
       <w:tblPr>
-        <w:tblW w:type="dxa" w:w="9648"/>
+        <w:tblW w:type="dxa" w:w="9792"/>
         <w:tblBorders>
           <w:top w:val="single" w:color="auto" w:sz="4"/>
           <w:left w:val="single" w:color="auto" w:sz="4"/>
@@ -15579,9 +15579,9 @@
         </w:tblBorders>
       </w:tblPr>
       <w:tblGrid>
-        <w:gridCol w:w="900"/>
-        <w:gridCol w:w="4400"/>
-        <w:gridCol w:w="4348"/>
+        <w:gridCol w:w="913"/>
+        <w:gridCol w:w="4466"/>
+        <w:gridCol w:w="4413"/>
       </w:tblGrid>
       <w:tr>
         <w:trPr>
@@ -15589,7 +15589,7 @@
         </w:trPr>
         <w:tc>
           <w:tcPr>
-            <w:tcW w:type="dxa" w:w="900"/>
+            <w:tcW w:type="dxa" w:w="913"/>
             <w:tcBorders>
               <w:top w:val="single" w:color="D9D5C8" w:sz="4" w:space="0"/>
               <w:left w:val="single" w:color="D9D5C8" w:sz="4" w:space="0"/>
@@ -15625,7 +15625,7 @@
         </w:tc>
         <w:tc>
           <w:tcPr>
-            <w:tcW w:type="dxa" w:w="4400"/>
+            <w:tcW w:type="dxa" w:w="4466"/>
             <w:tcBorders>
               <w:top w:val="single" w:color="D9D5C8" w:sz="4" w:space="0"/>
               <w:left w:val="single" w:color="D9D5C8" w:sz="4" w:space="0"/>
@@ -15661,7 +15661,7 @@
         </w:tc>
         <w:tc>
           <w:tcPr>
-            <w:tcW w:type="dxa" w:w="4348"/>
+            <w:tcW w:type="dxa" w:w="4413"/>
             <w:tcBorders>
               <w:top w:val="single" w:color="D9D5C8" w:sz="4" w:space="0"/>
               <w:left w:val="single" w:color="D9D5C8" w:sz="4" w:space="0"/>
@@ -15699,7 +15699,7 @@
       <w:tr>
         <w:tc>
           <w:tcPr>
-            <w:tcW w:type="dxa" w:w="900"/>
+            <w:tcW w:type="dxa" w:w="913"/>
             <w:tcBorders>
               <w:top w:val="single" w:color="D9D5C8" w:sz="4" w:space="0"/>
               <w:left w:val="single" w:color="D9D5C8" w:sz="4" w:space="0"/>
@@ -15734,7 +15734,7 @@
         </w:tc>
         <w:tc>
           <w:tcPr>
-            <w:tcW w:type="dxa" w:w="4400"/>
+            <w:tcW w:type="dxa" w:w="4466"/>
             <w:tcBorders>
               <w:top w:val="single" w:color="D9D5C8" w:sz="4" w:space="0"/>
               <w:left w:val="single" w:color="D9D5C8" w:sz="4" w:space="0"/>
@@ -15769,7 +15769,7 @@
         </w:tc>
         <w:tc>
           <w:tcPr>
-            <w:tcW w:type="dxa" w:w="4348"/>
+            <w:tcW w:type="dxa" w:w="4413"/>
             <w:tcBorders>
               <w:top w:val="single" w:color="D9D5C8" w:sz="4" w:space="0"/>
               <w:left w:val="single" w:color="D9D5C8" w:sz="4" w:space="0"/>
@@ -15806,7 +15806,7 @@
       <w:tr>
         <w:tc>
           <w:tcPr>
-            <w:tcW w:type="dxa" w:w="900"/>
+            <w:tcW w:type="dxa" w:w="913"/>
             <w:tcBorders>
               <w:top w:val="single" w:color="D9D5C8" w:sz="4" w:space="0"/>
               <w:left w:val="single" w:color="D9D5C8" w:sz="4" w:space="0"/>
@@ -15841,7 +15841,7 @@
         </w:tc>
         <w:tc>
           <w:tcPr>
-            <w:tcW w:type="dxa" w:w="4400"/>
+            <w:tcW w:type="dxa" w:w="4466"/>
             <w:tcBorders>
               <w:top w:val="single" w:color="D9D5C8" w:sz="4" w:space="0"/>
               <w:left w:val="single" w:color="D9D5C8" w:sz="4" w:space="0"/>
@@ -15876,7 +15876,7 @@
         </w:tc>
         <w:tc>
           <w:tcPr>
-            <w:tcW w:type="dxa" w:w="4348"/>
+            <w:tcW w:type="dxa" w:w="4413"/>
             <w:tcBorders>
               <w:top w:val="single" w:color="D9D5C8" w:sz="4" w:space="0"/>
               <w:left w:val="single" w:color="D9D5C8" w:sz="4" w:space="0"/>
@@ -15913,7 +15913,7 @@
       <w:tr>
         <w:tc>
           <w:tcPr>
-            <w:tcW w:type="dxa" w:w="900"/>
+            <w:tcW w:type="dxa" w:w="913"/>
             <w:tcBorders>
               <w:top w:val="single" w:color="D9D5C8" w:sz="4" w:space="0"/>
               <w:left w:val="single" w:color="D9D5C8" w:sz="4" w:space="0"/>
@@ -15948,7 +15948,7 @@
         </w:tc>
         <w:tc>
           <w:tcPr>
-            <w:tcW w:type="dxa" w:w="4400"/>
+            <w:tcW w:type="dxa" w:w="4466"/>
             <w:tcBorders>
               <w:top w:val="single" w:color="D9D5C8" w:sz="4" w:space="0"/>
               <w:left w:val="single" w:color="D9D5C8" w:sz="4" w:space="0"/>
@@ -15983,7 +15983,7 @@
         </w:tc>
         <w:tc>
           <w:tcPr>
-            <w:tcW w:type="dxa" w:w="4348"/>
+            <w:tcW w:type="dxa" w:w="4413"/>
             <w:tcBorders>
               <w:top w:val="single" w:color="D9D5C8" w:sz="4" w:space="0"/>
               <w:left w:val="single" w:color="D9D5C8" w:sz="4" w:space="0"/>
@@ -16020,7 +16020,7 @@
     </w:tbl>
     <w:tbl>
       <w:tblPr>
-        <w:tblW w:type="dxa" w:w="9648"/>
+        <w:tblW w:type="dxa" w:w="9792"/>
         <w:tblBorders>
           <w:top w:val="single" w:color="auto" w:sz="4"/>
           <w:left w:val="single" w:color="auto" w:sz="4"/>
@@ -16031,12 +16031,12 @@
         </w:tblBorders>
       </w:tblPr>
       <w:tblGrid>
-        <w:gridCol w:w="9648"/>
+        <w:gridCol w:w="9792"/>
       </w:tblGrid>
       <w:tr>
         <w:tc>
           <w:tcPr>
-            <w:tcW w:type="dxa" w:w="9648"/>
+            <w:tcW w:type="dxa" w:w="9792"/>
             <w:tcBorders>
               <w:top w:val="single" w:color="D9D5C8" w:sz="4" w:space="0"/>
               <w:left w:val="single" w:color="D9D5C8" w:sz="4" w:space="0"/>
@@ -16161,7 +16161,7 @@
     </w:p>
     <w:tbl>
       <w:tblPr>
-        <w:tblW w:type="dxa" w:w="9648"/>
+        <w:tblW w:type="dxa" w:w="9792"/>
         <w:tblBorders>
           <w:top w:val="single" w:color="auto" w:sz="4"/>
           <w:left w:val="single" w:color="auto" w:sz="4"/>
@@ -16172,9 +16172,9 @@
         </w:tblBorders>
       </w:tblPr>
       <w:tblGrid>
-        <w:gridCol w:w="900"/>
-        <w:gridCol w:w="4400"/>
-        <w:gridCol w:w="4348"/>
+        <w:gridCol w:w="913"/>
+        <w:gridCol w:w="4466"/>
+        <w:gridCol w:w="4413"/>
       </w:tblGrid>
       <w:tr>
         <w:trPr>
@@ -16182,7 +16182,7 @@
         </w:trPr>
         <w:tc>
           <w:tcPr>
-            <w:tcW w:type="dxa" w:w="900"/>
+            <w:tcW w:type="dxa" w:w="913"/>
             <w:tcBorders>
               <w:top w:val="single" w:color="D9D5C8" w:sz="4" w:space="0"/>
               <w:left w:val="single" w:color="D9D5C8" w:sz="4" w:space="0"/>
@@ -16218,7 +16218,7 @@
         </w:tc>
         <w:tc>
           <w:tcPr>
-            <w:tcW w:type="dxa" w:w="4400"/>
+            <w:tcW w:type="dxa" w:w="4466"/>
             <w:tcBorders>
               <w:top w:val="single" w:color="D9D5C8" w:sz="4" w:space="0"/>
               <w:left w:val="single" w:color="D9D5C8" w:sz="4" w:space="0"/>
@@ -16254,7 +16254,7 @@
         </w:tc>
         <w:tc>
           <w:tcPr>
-            <w:tcW w:type="dxa" w:w="4348"/>
+            <w:tcW w:type="dxa" w:w="4413"/>
             <w:tcBorders>
               <w:top w:val="single" w:color="D9D5C8" w:sz="4" w:space="0"/>
               <w:left w:val="single" w:color="D9D5C8" w:sz="4" w:space="0"/>
@@ -16292,7 +16292,7 @@
       <w:tr>
         <w:tc>
           <w:tcPr>
-            <w:tcW w:type="dxa" w:w="900"/>
+            <w:tcW w:type="dxa" w:w="913"/>
             <w:tcBorders>
               <w:top w:val="single" w:color="D9D5C8" w:sz="4" w:space="0"/>
               <w:left w:val="single" w:color="D9D5C8" w:sz="4" w:space="0"/>
@@ -16327,7 +16327,7 @@
         </w:tc>
         <w:tc>
           <w:tcPr>
-            <w:tcW w:type="dxa" w:w="4400"/>
+            <w:tcW w:type="dxa" w:w="4466"/>
             <w:tcBorders>
               <w:top w:val="single" w:color="D9D5C8" w:sz="4" w:space="0"/>
               <w:left w:val="single" w:color="D9D5C8" w:sz="4" w:space="0"/>
@@ -16362,7 +16362,7 @@
         </w:tc>
         <w:tc>
           <w:tcPr>
-            <w:tcW w:type="dxa" w:w="4348"/>
+            <w:tcW w:type="dxa" w:w="4413"/>
             <w:tcBorders>
               <w:top w:val="single" w:color="D9D5C8" w:sz="4" w:space="0"/>
               <w:left w:val="single" w:color="D9D5C8" w:sz="4" w:space="0"/>
@@ -16399,7 +16399,7 @@
       <w:tr>
         <w:tc>
           <w:tcPr>
-            <w:tcW w:type="dxa" w:w="900"/>
+            <w:tcW w:type="dxa" w:w="913"/>
             <w:tcBorders>
               <w:top w:val="single" w:color="D9D5C8" w:sz="4" w:space="0"/>
               <w:left w:val="single" w:color="D9D5C8" w:sz="4" w:space="0"/>
@@ -16434,7 +16434,7 @@
         </w:tc>
         <w:tc>
           <w:tcPr>
-            <w:tcW w:type="dxa" w:w="4400"/>
+            <w:tcW w:type="dxa" w:w="4466"/>
             <w:tcBorders>
               <w:top w:val="single" w:color="D9D5C8" w:sz="4" w:space="0"/>
               <w:left w:val="single" w:color="D9D5C8" w:sz="4" w:space="0"/>
@@ -16469,7 +16469,7 @@
         </w:tc>
         <w:tc>
           <w:tcPr>
-            <w:tcW w:type="dxa" w:w="4348"/>
+            <w:tcW w:type="dxa" w:w="4413"/>
             <w:tcBorders>
               <w:top w:val="single" w:color="D9D5C8" w:sz="4" w:space="0"/>
               <w:left w:val="single" w:color="D9D5C8" w:sz="4" w:space="0"/>
@@ -16506,7 +16506,7 @@
       <w:tr>
         <w:tc>
           <w:tcPr>
-            <w:tcW w:type="dxa" w:w="900"/>
+            <w:tcW w:type="dxa" w:w="913"/>
             <w:tcBorders>
               <w:top w:val="single" w:color="D9D5C8" w:sz="4" w:space="0"/>
               <w:left w:val="single" w:color="D9D5C8" w:sz="4" w:space="0"/>
@@ -16541,7 +16541,7 @@
         </w:tc>
         <w:tc>
           <w:tcPr>
-            <w:tcW w:type="dxa" w:w="4400"/>
+            <w:tcW w:type="dxa" w:w="4466"/>
             <w:tcBorders>
               <w:top w:val="single" w:color="D9D5C8" w:sz="4" w:space="0"/>
               <w:left w:val="single" w:color="D9D5C8" w:sz="4" w:space="0"/>
@@ -16576,7 +16576,7 @@
         </w:tc>
         <w:tc>
           <w:tcPr>
-            <w:tcW w:type="dxa" w:w="4348"/>
+            <w:tcW w:type="dxa" w:w="4413"/>
             <w:tcBorders>
               <w:top w:val="single" w:color="D9D5C8" w:sz="4" w:space="0"/>
               <w:left w:val="single" w:color="D9D5C8" w:sz="4" w:space="0"/>
@@ -16613,7 +16613,7 @@
     </w:tbl>
     <w:tbl>
       <w:tblPr>
-        <w:tblW w:type="dxa" w:w="9648"/>
+        <w:tblW w:type="dxa" w:w="9792"/>
         <w:tblBorders>
           <w:top w:val="single" w:color="auto" w:sz="4"/>
           <w:left w:val="single" w:color="auto" w:sz="4"/>
@@ -16624,12 +16624,12 @@
         </w:tblBorders>
       </w:tblPr>
       <w:tblGrid>
-        <w:gridCol w:w="9648"/>
+        <w:gridCol w:w="9792"/>
       </w:tblGrid>
       <w:tr>
         <w:tc>
           <w:tcPr>
-            <w:tcW w:type="dxa" w:w="9648"/>
+            <w:tcW w:type="dxa" w:w="9792"/>
             <w:tcBorders>
               <w:top w:val="single" w:color="D9D5C8" w:sz="4" w:space="0"/>
               <w:left w:val="single" w:color="D9D5C8" w:sz="4" w:space="0"/>
@@ -16774,7 +16774,7 @@
     </w:p>
     <w:tbl>
       <w:tblPr>
-        <w:tblW w:type="dxa" w:w="9648"/>
+        <w:tblW w:type="dxa" w:w="9792"/>
         <w:tblBorders>
           <w:top w:val="single" w:color="auto" w:sz="4"/>
           <w:left w:val="single" w:color="auto" w:sz="4"/>
@@ -16785,9 +16785,9 @@
         </w:tblBorders>
       </w:tblPr>
       <w:tblGrid>
-        <w:gridCol w:w="900"/>
-        <w:gridCol w:w="4400"/>
-        <w:gridCol w:w="4348"/>
+        <w:gridCol w:w="913"/>
+        <w:gridCol w:w="4466"/>
+        <w:gridCol w:w="4413"/>
       </w:tblGrid>
       <w:tr>
         <w:trPr>
@@ -16795,7 +16795,7 @@
         </w:trPr>
         <w:tc>
           <w:tcPr>
-            <w:tcW w:type="dxa" w:w="900"/>
+            <w:tcW w:type="dxa" w:w="913"/>
             <w:tcBorders>
               <w:top w:val="single" w:color="D9D5C8" w:sz="4" w:space="0"/>
               <w:left w:val="single" w:color="D9D5C8" w:sz="4" w:space="0"/>
@@ -16831,7 +16831,7 @@
         </w:tc>
         <w:tc>
           <w:tcPr>
-            <w:tcW w:type="dxa" w:w="4400"/>
+            <w:tcW w:type="dxa" w:w="4466"/>
             <w:tcBorders>
               <w:top w:val="single" w:color="D9D5C8" w:sz="4" w:space="0"/>
               <w:left w:val="single" w:color="D9D5C8" w:sz="4" w:space="0"/>
@@ -16867,7 +16867,7 @@
         </w:tc>
         <w:tc>
           <w:tcPr>
-            <w:tcW w:type="dxa" w:w="4348"/>
+            <w:tcW w:type="dxa" w:w="4413"/>
             <w:tcBorders>
               <w:top w:val="single" w:color="D9D5C8" w:sz="4" w:space="0"/>
               <w:left w:val="single" w:color="D9D5C8" w:sz="4" w:space="0"/>
@@ -16905,7 +16905,7 @@
       <w:tr>
         <w:tc>
           <w:tcPr>
-            <w:tcW w:type="dxa" w:w="900"/>
+            <w:tcW w:type="dxa" w:w="913"/>
             <w:tcBorders>
               <w:top w:val="single" w:color="D9D5C8" w:sz="4" w:space="0"/>
               <w:left w:val="single" w:color="D9D5C8" w:sz="4" w:space="0"/>
@@ -16940,7 +16940,7 @@
         </w:tc>
         <w:tc>
           <w:tcPr>
-            <w:tcW w:type="dxa" w:w="4400"/>
+            <w:tcW w:type="dxa" w:w="4466"/>
             <w:tcBorders>
               <w:top w:val="single" w:color="D9D5C8" w:sz="4" w:space="0"/>
               <w:left w:val="single" w:color="D9D5C8" w:sz="4" w:space="0"/>
@@ -16975,7 +16975,7 @@
         </w:tc>
         <w:tc>
           <w:tcPr>
-            <w:tcW w:type="dxa" w:w="4348"/>
+            <w:tcW w:type="dxa" w:w="4413"/>
             <w:tcBorders>
               <w:top w:val="single" w:color="D9D5C8" w:sz="4" w:space="0"/>
               <w:left w:val="single" w:color="D9D5C8" w:sz="4" w:space="0"/>
@@ -17012,7 +17012,7 @@
       <w:tr>
         <w:tc>
           <w:tcPr>
-            <w:tcW w:type="dxa" w:w="900"/>
+            <w:tcW w:type="dxa" w:w="913"/>
             <w:tcBorders>
               <w:top w:val="single" w:color="D9D5C8" w:sz="4" w:space="0"/>
               <w:left w:val="single" w:color="D9D5C8" w:sz="4" w:space="0"/>
@@ -17047,7 +17047,7 @@
         </w:tc>
         <w:tc>
           <w:tcPr>
-            <w:tcW w:type="dxa" w:w="4400"/>
+            <w:tcW w:type="dxa" w:w="4466"/>
             <w:tcBorders>
               <w:top w:val="single" w:color="D9D5C8" w:sz="4" w:space="0"/>
               <w:left w:val="single" w:color="D9D5C8" w:sz="4" w:space="0"/>
@@ -17082,7 +17082,7 @@
         </w:tc>
         <w:tc>
           <w:tcPr>
-            <w:tcW w:type="dxa" w:w="4348"/>
+            <w:tcW w:type="dxa" w:w="4413"/>
             <w:tcBorders>
               <w:top w:val="single" w:color="D9D5C8" w:sz="4" w:space="0"/>
               <w:left w:val="single" w:color="D9D5C8" w:sz="4" w:space="0"/>
@@ -17119,7 +17119,7 @@
       <w:tr>
         <w:tc>
           <w:tcPr>
-            <w:tcW w:type="dxa" w:w="900"/>
+            <w:tcW w:type="dxa" w:w="913"/>
             <w:tcBorders>
               <w:top w:val="single" w:color="D9D5C8" w:sz="4" w:space="0"/>
               <w:left w:val="single" w:color="D9D5C8" w:sz="4" w:space="0"/>
@@ -17154,7 +17154,7 @@
         </w:tc>
         <w:tc>
           <w:tcPr>
-            <w:tcW w:type="dxa" w:w="4400"/>
+            <w:tcW w:type="dxa" w:w="4466"/>
             <w:tcBorders>
               <w:top w:val="single" w:color="D9D5C8" w:sz="4" w:space="0"/>
               <w:left w:val="single" w:color="D9D5C8" w:sz="4" w:space="0"/>
@@ -17189,7 +17189,7 @@
         </w:tc>
         <w:tc>
           <w:tcPr>
-            <w:tcW w:type="dxa" w:w="4348"/>
+            <w:tcW w:type="dxa" w:w="4413"/>
             <w:tcBorders>
               <w:top w:val="single" w:color="D9D5C8" w:sz="4" w:space="0"/>
               <w:left w:val="single" w:color="D9D5C8" w:sz="4" w:space="0"/>
@@ -17226,7 +17226,7 @@
     </w:tbl>
     <w:tbl>
       <w:tblPr>
-        <w:tblW w:type="dxa" w:w="9648"/>
+        <w:tblW w:type="dxa" w:w="9792"/>
         <w:tblBorders>
           <w:top w:val="single" w:color="auto" w:sz="4"/>
           <w:left w:val="single" w:color="auto" w:sz="4"/>
@@ -17237,12 +17237,12 @@
         </w:tblBorders>
       </w:tblPr>
       <w:tblGrid>
-        <w:gridCol w:w="9648"/>
+        <w:gridCol w:w="9792"/>
       </w:tblGrid>
       <w:tr>
         <w:tc>
           <w:tcPr>
-            <w:tcW w:type="dxa" w:w="9648"/>
+            <w:tcW w:type="dxa" w:w="9792"/>
             <w:tcBorders>
               <w:top w:val="single" w:color="D9D5C8" w:sz="4" w:space="0"/>
               <w:left w:val="single" w:color="D9D5C8" w:sz="4" w:space="0"/>
@@ -17367,7 +17367,7 @@
     </w:p>
     <w:tbl>
       <w:tblPr>
-        <w:tblW w:type="dxa" w:w="9648"/>
+        <w:tblW w:type="dxa" w:w="9792"/>
         <w:tblBorders>
           <w:top w:val="single" w:color="auto" w:sz="4"/>
           <w:left w:val="single" w:color="auto" w:sz="4"/>
@@ -17378,9 +17378,9 @@
         </w:tblBorders>
       </w:tblPr>
       <w:tblGrid>
-        <w:gridCol w:w="900"/>
-        <w:gridCol w:w="4400"/>
-        <w:gridCol w:w="4348"/>
+        <w:gridCol w:w="913"/>
+        <w:gridCol w:w="4466"/>
+        <w:gridCol w:w="4413"/>
       </w:tblGrid>
       <w:tr>
         <w:trPr>
@@ -17388,7 +17388,7 @@
         </w:trPr>
         <w:tc>
           <w:tcPr>
-            <w:tcW w:type="dxa" w:w="900"/>
+            <w:tcW w:type="dxa" w:w="913"/>
             <w:tcBorders>
               <w:top w:val="single" w:color="D9D5C8" w:sz="4" w:space="0"/>
               <w:left w:val="single" w:color="D9D5C8" w:sz="4" w:space="0"/>
@@ -17424,7 +17424,7 @@
         </w:tc>
         <w:tc>
           <w:tcPr>
-            <w:tcW w:type="dxa" w:w="4400"/>
+            <w:tcW w:type="dxa" w:w="4466"/>
             <w:tcBorders>
               <w:top w:val="single" w:color="D9D5C8" w:sz="4" w:space="0"/>
               <w:left w:val="single" w:color="D9D5C8" w:sz="4" w:space="0"/>
@@ -17460,7 +17460,7 @@
         </w:tc>
         <w:tc>
           <w:tcPr>
-            <w:tcW w:type="dxa" w:w="4348"/>
+            <w:tcW w:type="dxa" w:w="4413"/>
             <w:tcBorders>
               <w:top w:val="single" w:color="D9D5C8" w:sz="4" w:space="0"/>
               <w:left w:val="single" w:color="D9D5C8" w:sz="4" w:space="0"/>
@@ -17498,7 +17498,7 @@
       <w:tr>
         <w:tc>
           <w:tcPr>
-            <w:tcW w:type="dxa" w:w="900"/>
+            <w:tcW w:type="dxa" w:w="913"/>
             <w:tcBorders>
               <w:top w:val="single" w:color="D9D5C8" w:sz="4" w:space="0"/>
               <w:left w:val="single" w:color="D9D5C8" w:sz="4" w:space="0"/>
@@ -17533,7 +17533,7 @@
         </w:tc>
         <w:tc>
           <w:tcPr>
-            <w:tcW w:type="dxa" w:w="4400"/>
+            <w:tcW w:type="dxa" w:w="4466"/>
             <w:tcBorders>
               <w:top w:val="single" w:color="D9D5C8" w:sz="4" w:space="0"/>
               <w:left w:val="single" w:color="D9D5C8" w:sz="4" w:space="0"/>
@@ -17568,7 +17568,7 @@
         </w:tc>
         <w:tc>
           <w:tcPr>
-            <w:tcW w:type="dxa" w:w="4348"/>
+            <w:tcW w:type="dxa" w:w="4413"/>
             <w:tcBorders>
               <w:top w:val="single" w:color="D9D5C8" w:sz="4" w:space="0"/>
               <w:left w:val="single" w:color="D9D5C8" w:sz="4" w:space="0"/>
@@ -17605,7 +17605,7 @@
       <w:tr>
         <w:tc>
           <w:tcPr>
-            <w:tcW w:type="dxa" w:w="900"/>
+            <w:tcW w:type="dxa" w:w="913"/>
             <w:tcBorders>
               <w:top w:val="single" w:color="D9D5C8" w:sz="4" w:space="0"/>
               <w:left w:val="single" w:color="D9D5C8" w:sz="4" w:space="0"/>
@@ -17640,7 +17640,7 @@
         </w:tc>
         <w:tc>
           <w:tcPr>
-            <w:tcW w:type="dxa" w:w="4400"/>
+            <w:tcW w:type="dxa" w:w="4466"/>
             <w:tcBorders>
               <w:top w:val="single" w:color="D9D5C8" w:sz="4" w:space="0"/>
               <w:left w:val="single" w:color="D9D5C8" w:sz="4" w:space="0"/>
@@ -17675,7 +17675,7 @@
         </w:tc>
         <w:tc>
           <w:tcPr>
-            <w:tcW w:type="dxa" w:w="4348"/>
+            <w:tcW w:type="dxa" w:w="4413"/>
             <w:tcBorders>
               <w:top w:val="single" w:color="D9D5C8" w:sz="4" w:space="0"/>
               <w:left w:val="single" w:color="D9D5C8" w:sz="4" w:space="0"/>
@@ -17712,7 +17712,7 @@
       <w:tr>
         <w:tc>
           <w:tcPr>
-            <w:tcW w:type="dxa" w:w="900"/>
+            <w:tcW w:type="dxa" w:w="913"/>
             <w:tcBorders>
               <w:top w:val="single" w:color="D9D5C8" w:sz="4" w:space="0"/>
               <w:left w:val="single" w:color="D9D5C8" w:sz="4" w:space="0"/>
@@ -17747,7 +17747,7 @@
         </w:tc>
         <w:tc>
           <w:tcPr>
-            <w:tcW w:type="dxa" w:w="4400"/>
+            <w:tcW w:type="dxa" w:w="4466"/>
             <w:tcBorders>
               <w:top w:val="single" w:color="D9D5C8" w:sz="4" w:space="0"/>
               <w:left w:val="single" w:color="D9D5C8" w:sz="4" w:space="0"/>
@@ -17782,7 +17782,7 @@
         </w:tc>
         <w:tc>
           <w:tcPr>
-            <w:tcW w:type="dxa" w:w="4348"/>
+            <w:tcW w:type="dxa" w:w="4413"/>
             <w:tcBorders>
               <w:top w:val="single" w:color="D9D5C8" w:sz="4" w:space="0"/>
               <w:left w:val="single" w:color="D9D5C8" w:sz="4" w:space="0"/>
@@ -17819,7 +17819,7 @@
     </w:tbl>
     <w:tbl>
       <w:tblPr>
-        <w:tblW w:type="dxa" w:w="9648"/>
+        <w:tblW w:type="dxa" w:w="9792"/>
         <w:tblBorders>
           <w:top w:val="single" w:color="auto" w:sz="4"/>
           <w:left w:val="single" w:color="auto" w:sz="4"/>
@@ -17830,12 +17830,12 @@
         </w:tblBorders>
       </w:tblPr>
       <w:tblGrid>
-        <w:gridCol w:w="9648"/>
+        <w:gridCol w:w="9792"/>
       </w:tblGrid>
       <w:tr>
         <w:tc>
           <w:tcPr>
-            <w:tcW w:type="dxa" w:w="9648"/>
+            <w:tcW w:type="dxa" w:w="9792"/>
             <w:tcBorders>
               <w:top w:val="single" w:color="D9D5C8" w:sz="4" w:space="0"/>
               <w:left w:val="single" w:color="D9D5C8" w:sz="4" w:space="0"/>
@@ -17960,7 +17960,7 @@
     </w:p>
     <w:tbl>
       <w:tblPr>
-        <w:tblW w:type="dxa" w:w="9648"/>
+        <w:tblW w:type="dxa" w:w="9792"/>
         <w:tblBorders>
           <w:top w:val="single" w:color="auto" w:sz="4"/>
           <w:left w:val="single" w:color="auto" w:sz="4"/>
@@ -17971,9 +17971,9 @@
         </w:tblBorders>
       </w:tblPr>
       <w:tblGrid>
-        <w:gridCol w:w="900"/>
-        <w:gridCol w:w="4400"/>
-        <w:gridCol w:w="4348"/>
+        <w:gridCol w:w="913"/>
+        <w:gridCol w:w="4466"/>
+        <w:gridCol w:w="4413"/>
       </w:tblGrid>
       <w:tr>
         <w:trPr>
@@ -17981,7 +17981,7 @@
         </w:trPr>
         <w:tc>
           <w:tcPr>
-            <w:tcW w:type="dxa" w:w="900"/>
+            <w:tcW w:type="dxa" w:w="913"/>
             <w:tcBorders>
               <w:top w:val="single" w:color="D9D5C8" w:sz="4" w:space="0"/>
               <w:left w:val="single" w:color="D9D5C8" w:sz="4" w:space="0"/>
@@ -18017,7 +18017,7 @@
         </w:tc>
         <w:tc>
           <w:tcPr>
-            <w:tcW w:type="dxa" w:w="4400"/>
+            <w:tcW w:type="dxa" w:w="4466"/>
             <w:tcBorders>
               <w:top w:val="single" w:color="D9D5C8" w:sz="4" w:space="0"/>
               <w:left w:val="single" w:color="D9D5C8" w:sz="4" w:space="0"/>
@@ -18053,7 +18053,7 @@
         </w:tc>
         <w:tc>
           <w:tcPr>
-            <w:tcW w:type="dxa" w:w="4348"/>
+            <w:tcW w:type="dxa" w:w="4413"/>
             <w:tcBorders>
               <w:top w:val="single" w:color="D9D5C8" w:sz="4" w:space="0"/>
               <w:left w:val="single" w:color="D9D5C8" w:sz="4" w:space="0"/>
@@ -18091,7 +18091,7 @@
       <w:tr>
         <w:tc>
           <w:tcPr>
-            <w:tcW w:type="dxa" w:w="900"/>
+            <w:tcW w:type="dxa" w:w="913"/>
             <w:tcBorders>
               <w:top w:val="single" w:color="D9D5C8" w:sz="4" w:space="0"/>
               <w:left w:val="single" w:color="D9D5C8" w:sz="4" w:space="0"/>
@@ -18126,7 +18126,7 @@
         </w:tc>
         <w:tc>
           <w:tcPr>
-            <w:tcW w:type="dxa" w:w="4400"/>
+            <w:tcW w:type="dxa" w:w="4466"/>
             <w:tcBorders>
               <w:top w:val="single" w:color="D9D5C8" w:sz="4" w:space="0"/>
               <w:left w:val="single" w:color="D9D5C8" w:sz="4" w:space="0"/>
@@ -18161,7 +18161,7 @@
         </w:tc>
         <w:tc>
           <w:tcPr>
-            <w:tcW w:type="dxa" w:w="4348"/>
+            <w:tcW w:type="dxa" w:w="4413"/>
             <w:tcBorders>
               <w:top w:val="single" w:color="D9D5C8" w:sz="4" w:space="0"/>
               <w:left w:val="single" w:color="D9D5C8" w:sz="4" w:space="0"/>
@@ -18198,7 +18198,7 @@
       <w:tr>
         <w:tc>
           <w:tcPr>
-            <w:tcW w:type="dxa" w:w="900"/>
+            <w:tcW w:type="dxa" w:w="913"/>
             <w:tcBorders>
               <w:top w:val="single" w:color="D9D5C8" w:sz="4" w:space="0"/>
               <w:left w:val="single" w:color="D9D5C8" w:sz="4" w:space="0"/>
@@ -18233,7 +18233,7 @@
         </w:tc>
         <w:tc>
           <w:tcPr>
-            <w:tcW w:type="dxa" w:w="4400"/>
+            <w:tcW w:type="dxa" w:w="4466"/>
             <w:tcBorders>
               <w:top w:val="single" w:color="D9D5C8" w:sz="4" w:space="0"/>
               <w:left w:val="single" w:color="D9D5C8" w:sz="4" w:space="0"/>
@@ -18268,7 +18268,7 @@
         </w:tc>
         <w:tc>
           <w:tcPr>
-            <w:tcW w:type="dxa" w:w="4348"/>
+            <w:tcW w:type="dxa" w:w="4413"/>
             <w:tcBorders>
               <w:top w:val="single" w:color="D9D5C8" w:sz="4" w:space="0"/>
               <w:left w:val="single" w:color="D9D5C8" w:sz="4" w:space="0"/>
@@ -18305,7 +18305,7 @@
       <w:tr>
         <w:tc>
           <w:tcPr>
-            <w:tcW w:type="dxa" w:w="900"/>
+            <w:tcW w:type="dxa" w:w="913"/>
             <w:tcBorders>
               <w:top w:val="single" w:color="D9D5C8" w:sz="4" w:space="0"/>
               <w:left w:val="single" w:color="D9D5C8" w:sz="4" w:space="0"/>
@@ -18340,7 +18340,7 @@
         </w:tc>
         <w:tc>
           <w:tcPr>
-            <w:tcW w:type="dxa" w:w="4400"/>
+            <w:tcW w:type="dxa" w:w="4466"/>
             <w:tcBorders>
               <w:top w:val="single" w:color="D9D5C8" w:sz="4" w:space="0"/>
               <w:left w:val="single" w:color="D9D5C8" w:sz="4" w:space="0"/>
@@ -18375,7 +18375,7 @@
         </w:tc>
         <w:tc>
           <w:tcPr>
-            <w:tcW w:type="dxa" w:w="4348"/>
+            <w:tcW w:type="dxa" w:w="4413"/>
             <w:tcBorders>
               <w:top w:val="single" w:color="D9D5C8" w:sz="4" w:space="0"/>
               <w:left w:val="single" w:color="D9D5C8" w:sz="4" w:space="0"/>
@@ -18412,7 +18412,7 @@
     </w:tbl>
     <w:tbl>
       <w:tblPr>
-        <w:tblW w:type="dxa" w:w="9648"/>
+        <w:tblW w:type="dxa" w:w="9792"/>
         <w:tblBorders>
           <w:top w:val="single" w:color="auto" w:sz="4"/>
           <w:left w:val="single" w:color="auto" w:sz="4"/>
@@ -18423,12 +18423,12 @@
         </w:tblBorders>
       </w:tblPr>
       <w:tblGrid>
-        <w:gridCol w:w="9648"/>
+        <w:gridCol w:w="9792"/>
       </w:tblGrid>
       <w:tr>
         <w:tc>
           <w:tcPr>
-            <w:tcW w:type="dxa" w:w="9648"/>
+            <w:tcW w:type="dxa" w:w="9792"/>
             <w:tcBorders>
               <w:top w:val="single" w:color="D9D5C8" w:sz="4" w:space="0"/>
               <w:left w:val="single" w:color="D9D5C8" w:sz="4" w:space="0"/>
@@ -18553,7 +18553,7 @@
     </w:p>
     <w:tbl>
       <w:tblPr>
-        <w:tblW w:type="dxa" w:w="9648"/>
+        <w:tblW w:type="dxa" w:w="9792"/>
         <w:tblBorders>
           <w:top w:val="single" w:color="auto" w:sz="4"/>
           <w:left w:val="single" w:color="auto" w:sz="4"/>
@@ -18564,9 +18564,9 @@
         </w:tblBorders>
       </w:tblPr>
       <w:tblGrid>
-        <w:gridCol w:w="900"/>
-        <w:gridCol w:w="4400"/>
-        <w:gridCol w:w="4348"/>
+        <w:gridCol w:w="913"/>
+        <w:gridCol w:w="4466"/>
+        <w:gridCol w:w="4413"/>
       </w:tblGrid>
       <w:tr>
         <w:trPr>
@@ -18574,7 +18574,7 @@
         </w:trPr>
         <w:tc>
           <w:tcPr>
-            <w:tcW w:type="dxa" w:w="900"/>
+            <w:tcW w:type="dxa" w:w="913"/>
             <w:tcBorders>
               <w:top w:val="single" w:color="D9D5C8" w:sz="4" w:space="0"/>
               <w:left w:val="single" w:color="D9D5C8" w:sz="4" w:space="0"/>
@@ -18610,7 +18610,7 @@
         </w:tc>
         <w:tc>
           <w:tcPr>
-            <w:tcW w:type="dxa" w:w="4400"/>
+            <w:tcW w:type="dxa" w:w="4466"/>
             <w:tcBorders>
               <w:top w:val="single" w:color="D9D5C8" w:sz="4" w:space="0"/>
               <w:left w:val="single" w:color="D9D5C8" w:sz="4" w:space="0"/>
@@ -18646,7 +18646,7 @@
         </w:tc>
         <w:tc>
           <w:tcPr>
-            <w:tcW w:type="dxa" w:w="4348"/>
+            <w:tcW w:type="dxa" w:w="4413"/>
             <w:tcBorders>
               <w:top w:val="single" w:color="D9D5C8" w:sz="4" w:space="0"/>
               <w:left w:val="single" w:color="D9D5C8" w:sz="4" w:space="0"/>
@@ -18684,7 +18684,7 @@
       <w:tr>
         <w:tc>
           <w:tcPr>
-            <w:tcW w:type="dxa" w:w="900"/>
+            <w:tcW w:type="dxa" w:w="913"/>
             <w:tcBorders>
               <w:top w:val="single" w:color="D9D5C8" w:sz="4" w:space="0"/>
               <w:left w:val="single" w:color="D9D5C8" w:sz="4" w:space="0"/>
@@ -18719,7 +18719,7 @@
         </w:tc>
         <w:tc>
           <w:tcPr>
-            <w:tcW w:type="dxa" w:w="4400"/>
+            <w:tcW w:type="dxa" w:w="4466"/>
             <w:tcBorders>
               <w:top w:val="single" w:color="D9D5C8" w:sz="4" w:space="0"/>
               <w:left w:val="single" w:color="D9D5C8" w:sz="4" w:space="0"/>
@@ -18754,7 +18754,7 @@
         </w:tc>
         <w:tc>
           <w:tcPr>
-            <w:tcW w:type="dxa" w:w="4348"/>
+            <w:tcW w:type="dxa" w:w="4413"/>
             <w:tcBorders>
               <w:top w:val="single" w:color="D9D5C8" w:sz="4" w:space="0"/>
               <w:left w:val="single" w:color="D9D5C8" w:sz="4" w:space="0"/>
@@ -18791,7 +18791,7 @@
       <w:tr>
         <w:tc>
           <w:tcPr>
-            <w:tcW w:type="dxa" w:w="900"/>
+            <w:tcW w:type="dxa" w:w="913"/>
             <w:tcBorders>
               <w:top w:val="single" w:color="D9D5C8" w:sz="4" w:space="0"/>
               <w:left w:val="single" w:color="D9D5C8" w:sz="4" w:space="0"/>
@@ -18826,7 +18826,7 @@
         </w:tc>
         <w:tc>
           <w:tcPr>
-            <w:tcW w:type="dxa" w:w="4400"/>
+            <w:tcW w:type="dxa" w:w="4466"/>
             <w:tcBorders>
               <w:top w:val="single" w:color="D9D5C8" w:sz="4" w:space="0"/>
               <w:left w:val="single" w:color="D9D5C8" w:sz="4" w:space="0"/>
@@ -18861,7 +18861,7 @@
         </w:tc>
         <w:tc>
           <w:tcPr>
-            <w:tcW w:type="dxa" w:w="4348"/>
+            <w:tcW w:type="dxa" w:w="4413"/>
             <w:tcBorders>
               <w:top w:val="single" w:color="D9D5C8" w:sz="4" w:space="0"/>
               <w:left w:val="single" w:color="D9D5C8" w:sz="4" w:space="0"/>
@@ -18898,7 +18898,7 @@
       <w:tr>
         <w:tc>
           <w:tcPr>
-            <w:tcW w:type="dxa" w:w="900"/>
+            <w:tcW w:type="dxa" w:w="913"/>
             <w:tcBorders>
               <w:top w:val="single" w:color="D9D5C8" w:sz="4" w:space="0"/>
               <w:left w:val="single" w:color="D9D5C8" w:sz="4" w:space="0"/>
@@ -18933,7 +18933,7 @@
         </w:tc>
         <w:tc>
           <w:tcPr>
-            <w:tcW w:type="dxa" w:w="4400"/>
+            <w:tcW w:type="dxa" w:w="4466"/>
             <w:tcBorders>
               <w:top w:val="single" w:color="D9D5C8" w:sz="4" w:space="0"/>
               <w:left w:val="single" w:color="D9D5C8" w:sz="4" w:space="0"/>
@@ -18968,7 +18968,7 @@
         </w:tc>
         <w:tc>
           <w:tcPr>
-            <w:tcW w:type="dxa" w:w="4348"/>
+            <w:tcW w:type="dxa" w:w="4413"/>
             <w:tcBorders>
               <w:top w:val="single" w:color="D9D5C8" w:sz="4" w:space="0"/>
               <w:left w:val="single" w:color="D9D5C8" w:sz="4" w:space="0"/>
@@ -19005,7 +19005,7 @@
     </w:tbl>
     <w:tbl>
       <w:tblPr>
-        <w:tblW w:type="dxa" w:w="9648"/>
+        <w:tblW w:type="dxa" w:w="9792"/>
         <w:tblBorders>
           <w:top w:val="single" w:color="auto" w:sz="4"/>
           <w:left w:val="single" w:color="auto" w:sz="4"/>
@@ -19016,12 +19016,12 @@
         </w:tblBorders>
       </w:tblPr>
       <w:tblGrid>
-        <w:gridCol w:w="9648"/>
+        <w:gridCol w:w="9792"/>
       </w:tblGrid>
       <w:tr>
         <w:tc>
           <w:tcPr>
-            <w:tcW w:type="dxa" w:w="9648"/>
+            <w:tcW w:type="dxa" w:w="9792"/>
             <w:tcBorders>
               <w:top w:val="single" w:color="D9D5C8" w:sz="4" w:space="0"/>
               <w:left w:val="single" w:color="D9D5C8" w:sz="4" w:space="0"/>
@@ -19146,7 +19146,7 @@
     </w:p>
     <w:tbl>
       <w:tblPr>
-        <w:tblW w:type="dxa" w:w="9648"/>
+        <w:tblW w:type="dxa" w:w="9792"/>
         <w:tblBorders>
           <w:top w:val="single" w:color="auto" w:sz="4"/>
           <w:left w:val="single" w:color="auto" w:sz="4"/>
@@ -19157,9 +19157,9 @@
         </w:tblBorders>
       </w:tblPr>
       <w:tblGrid>
-        <w:gridCol w:w="900"/>
-        <w:gridCol w:w="4400"/>
-        <w:gridCol w:w="4348"/>
+        <w:gridCol w:w="913"/>
+        <w:gridCol w:w="4466"/>
+        <w:gridCol w:w="4413"/>
       </w:tblGrid>
       <w:tr>
         <w:trPr>
@@ -19167,7 +19167,7 @@
         </w:trPr>
         <w:tc>
           <w:tcPr>
-            <w:tcW w:type="dxa" w:w="900"/>
+            <w:tcW w:type="dxa" w:w="913"/>
             <w:tcBorders>
               <w:top w:val="single" w:color="D9D5C8" w:sz="4" w:space="0"/>
               <w:left w:val="single" w:color="D9D5C8" w:sz="4" w:space="0"/>
@@ -19203,7 +19203,7 @@
         </w:tc>
         <w:tc>
           <w:tcPr>
-            <w:tcW w:type="dxa" w:w="4400"/>
+            <w:tcW w:type="dxa" w:w="4466"/>
             <w:tcBorders>
               <w:top w:val="single" w:color="D9D5C8" w:sz="4" w:space="0"/>
               <w:left w:val="single" w:color="D9D5C8" w:sz="4" w:space="0"/>
@@ -19239,7 +19239,7 @@
         </w:tc>
         <w:tc>
           <w:tcPr>
-            <w:tcW w:type="dxa" w:w="4348"/>
+            <w:tcW w:type="dxa" w:w="4413"/>
             <w:tcBorders>
               <w:top w:val="single" w:color="D9D5C8" w:sz="4" w:space="0"/>
               <w:left w:val="single" w:color="D9D5C8" w:sz="4" w:space="0"/>
@@ -19277,7 +19277,7 @@
       <w:tr>
         <w:tc>
           <w:tcPr>
-            <w:tcW w:type="dxa" w:w="900"/>
+            <w:tcW w:type="dxa" w:w="913"/>
             <w:tcBorders>
               <w:top w:val="single" w:color="D9D5C8" w:sz="4" w:space="0"/>
               <w:left w:val="single" w:color="D9D5C8" w:sz="4" w:space="0"/>
@@ -19312,7 +19312,7 @@
         </w:tc>
         <w:tc>
           <w:tcPr>
-            <w:tcW w:type="dxa" w:w="4400"/>
+            <w:tcW w:type="dxa" w:w="4466"/>
             <w:tcBorders>
               <w:top w:val="single" w:color="D9D5C8" w:sz="4" w:space="0"/>
               <w:left w:val="single" w:color="D9D5C8" w:sz="4" w:space="0"/>
@@ -19347,7 +19347,7 @@
         </w:tc>
         <w:tc>
           <w:tcPr>
-            <w:tcW w:type="dxa" w:w="4348"/>
+            <w:tcW w:type="dxa" w:w="4413"/>
             <w:tcBorders>
               <w:top w:val="single" w:color="D9D5C8" w:sz="4" w:space="0"/>
               <w:left w:val="single" w:color="D9D5C8" w:sz="4" w:space="0"/>
@@ -19384,7 +19384,7 @@
       <w:tr>
         <w:tc>
           <w:tcPr>
-            <w:tcW w:type="dxa" w:w="900"/>
+            <w:tcW w:type="dxa" w:w="913"/>
             <w:tcBorders>
               <w:top w:val="single" w:color="D9D5C8" w:sz="4" w:space="0"/>
               <w:left w:val="single" w:color="D9D5C8" w:sz="4" w:space="0"/>
@@ -19419,7 +19419,7 @@
         </w:tc>
         <w:tc>
           <w:tcPr>
-            <w:tcW w:type="dxa" w:w="4400"/>
+            <w:tcW w:type="dxa" w:w="4466"/>
             <w:tcBorders>
               <w:top w:val="single" w:color="D9D5C8" w:sz="4" w:space="0"/>
               <w:left w:val="single" w:color="D9D5C8" w:sz="4" w:space="0"/>
@@ -19454,7 +19454,7 @@
         </w:tc>
         <w:tc>
           <w:tcPr>
-            <w:tcW w:type="dxa" w:w="4348"/>
+            <w:tcW w:type="dxa" w:w="4413"/>
             <w:tcBorders>
               <w:top w:val="single" w:color="D9D5C8" w:sz="4" w:space="0"/>
               <w:left w:val="single" w:color="D9D5C8" w:sz="4" w:space="0"/>
@@ -19491,7 +19491,7 @@
       <w:tr>
         <w:tc>
           <w:tcPr>
-            <w:tcW w:type="dxa" w:w="900"/>
+            <w:tcW w:type="dxa" w:w="913"/>
             <w:tcBorders>
               <w:top w:val="single" w:color="D9D5C8" w:sz="4" w:space="0"/>
               <w:left w:val="single" w:color="D9D5C8" w:sz="4" w:space="0"/>
@@ -19526,7 +19526,7 @@
         </w:tc>
         <w:tc>
           <w:tcPr>
-            <w:tcW w:type="dxa" w:w="4400"/>
+            <w:tcW w:type="dxa" w:w="4466"/>
             <w:tcBorders>
               <w:top w:val="single" w:color="D9D5C8" w:sz="4" w:space="0"/>
               <w:left w:val="single" w:color="D9D5C8" w:sz="4" w:space="0"/>
@@ -19561,7 +19561,7 @@
         </w:tc>
         <w:tc>
           <w:tcPr>
-            <w:tcW w:type="dxa" w:w="4348"/>
+            <w:tcW w:type="dxa" w:w="4413"/>
             <w:tcBorders>
               <w:top w:val="single" w:color="D9D5C8" w:sz="4" w:space="0"/>
               <w:left w:val="single" w:color="D9D5C8" w:sz="4" w:space="0"/>
@@ -19598,7 +19598,7 @@
     </w:tbl>
     <w:tbl>
       <w:tblPr>
-        <w:tblW w:type="dxa" w:w="9648"/>
+        <w:tblW w:type="dxa" w:w="9792"/>
         <w:tblBorders>
           <w:top w:val="single" w:color="auto" w:sz="4"/>
           <w:left w:val="single" w:color="auto" w:sz="4"/>
@@ -19609,12 +19609,12 @@
         </w:tblBorders>
       </w:tblPr>
       <w:tblGrid>
-        <w:gridCol w:w="9648"/>
+        <w:gridCol w:w="9792"/>
       </w:tblGrid>
       <w:tr>
         <w:tc>
           <w:tcPr>
-            <w:tcW w:type="dxa" w:w="9648"/>
+            <w:tcW w:type="dxa" w:w="9792"/>
             <w:tcBorders>
               <w:top w:val="single" w:color="D9D5C8" w:sz="4" w:space="0"/>
               <w:left w:val="single" w:color="D9D5C8" w:sz="4" w:space="0"/>
@@ -19759,7 +19759,7 @@
     </w:p>
     <w:tbl>
       <w:tblPr>
-        <w:tblW w:type="dxa" w:w="9648"/>
+        <w:tblW w:type="dxa" w:w="9792"/>
         <w:tblBorders>
           <w:top w:val="single" w:color="auto" w:sz="4"/>
           <w:left w:val="single" w:color="auto" w:sz="4"/>
@@ -19770,9 +19770,9 @@
         </w:tblBorders>
       </w:tblPr>
       <w:tblGrid>
-        <w:gridCol w:w="900"/>
-        <w:gridCol w:w="4400"/>
-        <w:gridCol w:w="4348"/>
+        <w:gridCol w:w="913"/>
+        <w:gridCol w:w="4466"/>
+        <w:gridCol w:w="4413"/>
       </w:tblGrid>
       <w:tr>
         <w:trPr>
@@ -19780,7 +19780,7 @@
         </w:trPr>
         <w:tc>
           <w:tcPr>
-            <w:tcW w:type="dxa" w:w="900"/>
+            <w:tcW w:type="dxa" w:w="913"/>
             <w:tcBorders>
               <w:top w:val="single" w:color="D9D5C8" w:sz="4" w:space="0"/>
               <w:left w:val="single" w:color="D9D5C8" w:sz="4" w:space="0"/>
@@ -19816,7 +19816,7 @@
         </w:tc>
         <w:tc>
           <w:tcPr>
-            <w:tcW w:type="dxa" w:w="4400"/>
+            <w:tcW w:type="dxa" w:w="4466"/>
             <w:tcBorders>
               <w:top w:val="single" w:color="D9D5C8" w:sz="4" w:space="0"/>
               <w:left w:val="single" w:color="D9D5C8" w:sz="4" w:space="0"/>
@@ -19852,7 +19852,7 @@
         </w:tc>
         <w:tc>
           <w:tcPr>
-            <w:tcW w:type="dxa" w:w="4348"/>
+            <w:tcW w:type="dxa" w:w="4413"/>
             <w:tcBorders>
               <w:top w:val="single" w:color="D9D5C8" w:sz="4" w:space="0"/>
               <w:left w:val="single" w:color="D9D5C8" w:sz="4" w:space="0"/>
@@ -19890,7 +19890,7 @@
       <w:tr>
         <w:tc>
           <w:tcPr>
-            <w:tcW w:type="dxa" w:w="900"/>
+            <w:tcW w:type="dxa" w:w="913"/>
             <w:tcBorders>
               <w:top w:val="single" w:color="D9D5C8" w:sz="4" w:space="0"/>
               <w:left w:val="single" w:color="D9D5C8" w:sz="4" w:space="0"/>
@@ -19925,7 +19925,7 @@
         </w:tc>
         <w:tc>
           <w:tcPr>
-            <w:tcW w:type="dxa" w:w="4400"/>
+            <w:tcW w:type="dxa" w:w="4466"/>
             <w:tcBorders>
               <w:top w:val="single" w:color="D9D5C8" w:sz="4" w:space="0"/>
               <w:left w:val="single" w:color="D9D5C8" w:sz="4" w:space="0"/>
@@ -19960,7 +19960,7 @@
         </w:tc>
         <w:tc>
           <w:tcPr>
-            <w:tcW w:type="dxa" w:w="4348"/>
+            <w:tcW w:type="dxa" w:w="4413"/>
             <w:tcBorders>
               <w:top w:val="single" w:color="D9D5C8" w:sz="4" w:space="0"/>
               <w:left w:val="single" w:color="D9D5C8" w:sz="4" w:space="0"/>
@@ -19997,7 +19997,7 @@
       <w:tr>
         <w:tc>
           <w:tcPr>
-            <w:tcW w:type="dxa" w:w="900"/>
+            <w:tcW w:type="dxa" w:w="913"/>
             <w:tcBorders>
               <w:top w:val="single" w:color="D9D5C8" w:sz="4" w:space="0"/>
               <w:left w:val="single" w:color="D9D5C8" w:sz="4" w:space="0"/>
@@ -20032,7 +20032,7 @@
         </w:tc>
         <w:tc>
           <w:tcPr>
-            <w:tcW w:type="dxa" w:w="4400"/>
+            <w:tcW w:type="dxa" w:w="4466"/>
             <w:tcBorders>
               <w:top w:val="single" w:color="D9D5C8" w:sz="4" w:space="0"/>
               <w:left w:val="single" w:color="D9D5C8" w:sz="4" w:space="0"/>
@@ -20067,7 +20067,7 @@
         </w:tc>
         <w:tc>
           <w:tcPr>
-            <w:tcW w:type="dxa" w:w="4348"/>
+            <w:tcW w:type="dxa" w:w="4413"/>
             <w:tcBorders>
               <w:top w:val="single" w:color="D9D5C8" w:sz="4" w:space="0"/>
               <w:left w:val="single" w:color="D9D5C8" w:sz="4" w:space="0"/>
@@ -20104,7 +20104,7 @@
       <w:tr>
         <w:tc>
           <w:tcPr>
-            <w:tcW w:type="dxa" w:w="900"/>
+            <w:tcW w:type="dxa" w:w="913"/>
             <w:tcBorders>
               <w:top w:val="single" w:color="D9D5C8" w:sz="4" w:space="0"/>
               <w:left w:val="single" w:color="D9D5C8" w:sz="4" w:space="0"/>
@@ -20139,7 +20139,7 @@
         </w:tc>
         <w:tc>
           <w:tcPr>
-            <w:tcW w:type="dxa" w:w="4400"/>
+            <w:tcW w:type="dxa" w:w="4466"/>
             <w:tcBorders>
               <w:top w:val="single" w:color="D9D5C8" w:sz="4" w:space="0"/>
               <w:left w:val="single" w:color="D9D5C8" w:sz="4" w:space="0"/>
@@ -20174,7 +20174,7 @@
         </w:tc>
         <w:tc>
           <w:tcPr>
-            <w:tcW w:type="dxa" w:w="4348"/>
+            <w:tcW w:type="dxa" w:w="4413"/>
             <w:tcBorders>
               <w:top w:val="single" w:color="D9D5C8" w:sz="4" w:space="0"/>
               <w:left w:val="single" w:color="D9D5C8" w:sz="4" w:space="0"/>
@@ -20211,7 +20211,7 @@
     </w:tbl>
     <w:tbl>
       <w:tblPr>
-        <w:tblW w:type="dxa" w:w="9648"/>
+        <w:tblW w:type="dxa" w:w="9792"/>
         <w:tblBorders>
           <w:top w:val="single" w:color="auto" w:sz="4"/>
           <w:left w:val="single" w:color="auto" w:sz="4"/>
@@ -20222,12 +20222,12 @@
         </w:tblBorders>
       </w:tblPr>
       <w:tblGrid>
-        <w:gridCol w:w="9648"/>
+        <w:gridCol w:w="9792"/>
       </w:tblGrid>
       <w:tr>
         <w:tc>
           <w:tcPr>
-            <w:tcW w:type="dxa" w:w="9648"/>
+            <w:tcW w:type="dxa" w:w="9792"/>
             <w:tcBorders>
               <w:top w:val="single" w:color="D9D5C8" w:sz="4" w:space="0"/>
               <w:left w:val="single" w:color="D9D5C8" w:sz="4" w:space="0"/>
@@ -20352,7 +20352,7 @@
     </w:p>
     <w:tbl>
       <w:tblPr>
-        <w:tblW w:type="dxa" w:w="9648"/>
+        <w:tblW w:type="dxa" w:w="9792"/>
         <w:tblBorders>
           <w:top w:val="single" w:color="auto" w:sz="4"/>
           <w:left w:val="single" w:color="auto" w:sz="4"/>
@@ -20363,9 +20363,9 @@
         </w:tblBorders>
       </w:tblPr>
       <w:tblGrid>
-        <w:gridCol w:w="900"/>
-        <w:gridCol w:w="4400"/>
-        <w:gridCol w:w="4348"/>
+        <w:gridCol w:w="913"/>
+        <w:gridCol w:w="4466"/>
+        <w:gridCol w:w="4413"/>
       </w:tblGrid>
       <w:tr>
         <w:trPr>
@@ -20373,7 +20373,7 @@
         </w:trPr>
         <w:tc>
           <w:tcPr>
-            <w:tcW w:type="dxa" w:w="900"/>
+            <w:tcW w:type="dxa" w:w="913"/>
             <w:tcBorders>
               <w:top w:val="single" w:color="D9D5C8" w:sz="4" w:space="0"/>
               <w:left w:val="single" w:color="D9D5C8" w:sz="4" w:space="0"/>
@@ -20409,7 +20409,7 @@
         </w:tc>
         <w:tc>
           <w:tcPr>
-            <w:tcW w:type="dxa" w:w="4400"/>
+            <w:tcW w:type="dxa" w:w="4466"/>
             <w:tcBorders>
               <w:top w:val="single" w:color="D9D5C8" w:sz="4" w:space="0"/>
               <w:left w:val="single" w:color="D9D5C8" w:sz="4" w:space="0"/>
@@ -20445,7 +20445,7 @@
         </w:tc>
         <w:tc>
           <w:tcPr>
-            <w:tcW w:type="dxa" w:w="4348"/>
+            <w:tcW w:type="dxa" w:w="4413"/>
             <w:tcBorders>
               <w:top w:val="single" w:color="D9D5C8" w:sz="4" w:space="0"/>
               <w:left w:val="single" w:color="D9D5C8" w:sz="4" w:space="0"/>
@@ -20483,7 +20483,7 @@
       <w:tr>
         <w:tc>
           <w:tcPr>
-            <w:tcW w:type="dxa" w:w="900"/>
+            <w:tcW w:type="dxa" w:w="913"/>
             <w:tcBorders>
               <w:top w:val="single" w:color="D9D5C8" w:sz="4" w:space="0"/>
               <w:left w:val="single" w:color="D9D5C8" w:sz="4" w:space="0"/>
@@ -20518,7 +20518,7 @@
         </w:tc>
         <w:tc>
           <w:tcPr>
-            <w:tcW w:type="dxa" w:w="4400"/>
+            <w:tcW w:type="dxa" w:w="4466"/>
             <w:tcBorders>
               <w:top w:val="single" w:color="D9D5C8" w:sz="4" w:space="0"/>
               <w:left w:val="single" w:color="D9D5C8" w:sz="4" w:space="0"/>
@@ -20553,7 +20553,7 @@
         </w:tc>
         <w:tc>
           <w:tcPr>
-            <w:tcW w:type="dxa" w:w="4348"/>
+            <w:tcW w:type="dxa" w:w="4413"/>
             <w:tcBorders>
               <w:top w:val="single" w:color="D9D5C8" w:sz="4" w:space="0"/>
               <w:left w:val="single" w:color="D9D5C8" w:sz="4" w:space="0"/>
@@ -20590,7 +20590,7 @@
       <w:tr>
         <w:tc>
           <w:tcPr>
-            <w:tcW w:type="dxa" w:w="900"/>
+            <w:tcW w:type="dxa" w:w="913"/>
             <w:tcBorders>
               <w:top w:val="single" w:color="D9D5C8" w:sz="4" w:space="0"/>
               <w:left w:val="single" w:color="D9D5C8" w:sz="4" w:space="0"/>
@@ -20625,7 +20625,7 @@
         </w:tc>
         <w:tc>
           <w:tcPr>
-            <w:tcW w:type="dxa" w:w="4400"/>
+            <w:tcW w:type="dxa" w:w="4466"/>
             <w:tcBorders>
               <w:top w:val="single" w:color="D9D5C8" w:sz="4" w:space="0"/>
               <w:left w:val="single" w:color="D9D5C8" w:sz="4" w:space="0"/>
@@ -20660,7 +20660,7 @@
         </w:tc>
         <w:tc>
           <w:tcPr>
-            <w:tcW w:type="dxa" w:w="4348"/>
+            <w:tcW w:type="dxa" w:w="4413"/>
             <w:tcBorders>
               <w:top w:val="single" w:color="D9D5C8" w:sz="4" w:space="0"/>
               <w:left w:val="single" w:color="D9D5C8" w:sz="4" w:space="0"/>
@@ -20697,7 +20697,7 @@
       <w:tr>
         <w:tc>
           <w:tcPr>
-            <w:tcW w:type="dxa" w:w="900"/>
+            <w:tcW w:type="dxa" w:w="913"/>
             <w:tcBorders>
               <w:top w:val="single" w:color="D9D5C8" w:sz="4" w:space="0"/>
               <w:left w:val="single" w:color="D9D5C8" w:sz="4" w:space="0"/>
@@ -20732,7 +20732,7 @@
         </w:tc>
         <w:tc>
           <w:tcPr>
-            <w:tcW w:type="dxa" w:w="4400"/>
+            <w:tcW w:type="dxa" w:w="4466"/>
             <w:tcBorders>
               <w:top w:val="single" w:color="D9D5C8" w:sz="4" w:space="0"/>
               <w:left w:val="single" w:color="D9D5C8" w:sz="4" w:space="0"/>
@@ -20767,7 +20767,7 @@
         </w:tc>
         <w:tc>
           <w:tcPr>
-            <w:tcW w:type="dxa" w:w="4348"/>
+            <w:tcW w:type="dxa" w:w="4413"/>
             <w:tcBorders>
               <w:top w:val="single" w:color="D9D5C8" w:sz="4" w:space="0"/>
               <w:left w:val="single" w:color="D9D5C8" w:sz="4" w:space="0"/>
@@ -20804,7 +20804,7 @@
     </w:tbl>
     <w:tbl>
       <w:tblPr>
-        <w:tblW w:type="dxa" w:w="9648"/>
+        <w:tblW w:type="dxa" w:w="9792"/>
         <w:tblBorders>
           <w:top w:val="single" w:color="auto" w:sz="4"/>
           <w:left w:val="single" w:color="auto" w:sz="4"/>
@@ -20815,12 +20815,12 @@
         </w:tblBorders>
       </w:tblPr>
       <w:tblGrid>
-        <w:gridCol w:w="9648"/>
+        <w:gridCol w:w="9792"/>
       </w:tblGrid>
       <w:tr>
         <w:tc>
           <w:tcPr>
-            <w:tcW w:type="dxa" w:w="9648"/>
+            <w:tcW w:type="dxa" w:w="9792"/>
             <w:tcBorders>
               <w:top w:val="single" w:color="D9D5C8" w:sz="4" w:space="0"/>
               <w:left w:val="single" w:color="D9D5C8" w:sz="4" w:space="0"/>
@@ -20945,7 +20945,7 @@
     </w:p>
     <w:tbl>
       <w:tblPr>
-        <w:tblW w:type="dxa" w:w="9648"/>
+        <w:tblW w:type="dxa" w:w="9792"/>
         <w:tblBorders>
           <w:top w:val="single" w:color="auto" w:sz="4"/>
           <w:left w:val="single" w:color="auto" w:sz="4"/>
@@ -20956,9 +20956,9 @@
         </w:tblBorders>
       </w:tblPr>
       <w:tblGrid>
-        <w:gridCol w:w="900"/>
-        <w:gridCol w:w="4400"/>
-        <w:gridCol w:w="4348"/>
+        <w:gridCol w:w="913"/>
+        <w:gridCol w:w="4466"/>
+        <w:gridCol w:w="4413"/>
       </w:tblGrid>
       <w:tr>
         <w:trPr>
@@ -20966,7 +20966,7 @@
         </w:trPr>
         <w:tc>
           <w:tcPr>
-            <w:tcW w:type="dxa" w:w="900"/>
+            <w:tcW w:type="dxa" w:w="913"/>
             <w:tcBorders>
               <w:top w:val="single" w:color="D9D5C8" w:sz="4" w:space="0"/>
               <w:left w:val="single" w:color="D9D5C8" w:sz="4" w:space="0"/>
@@ -21002,7 +21002,7 @@
         </w:tc>
         <w:tc>
           <w:tcPr>
-            <w:tcW w:type="dxa" w:w="4400"/>
+            <w:tcW w:type="dxa" w:w="4466"/>
             <w:tcBorders>
               <w:top w:val="single" w:color="D9D5C8" w:sz="4" w:space="0"/>
               <w:left w:val="single" w:color="D9D5C8" w:sz="4" w:space="0"/>
@@ -21038,7 +21038,7 @@
         </w:tc>
         <w:tc>
           <w:tcPr>
-            <w:tcW w:type="dxa" w:w="4348"/>
+            <w:tcW w:type="dxa" w:w="4413"/>
             <w:tcBorders>
               <w:top w:val="single" w:color="D9D5C8" w:sz="4" w:space="0"/>
               <w:left w:val="single" w:color="D9D5C8" w:sz="4" w:space="0"/>
@@ -21076,7 +21076,7 @@
       <w:tr>
         <w:tc>
           <w:tcPr>
-            <w:tcW w:type="dxa" w:w="900"/>
+            <w:tcW w:type="dxa" w:w="913"/>
             <w:tcBorders>
               <w:top w:val="single" w:color="D9D5C8" w:sz="4" w:space="0"/>
               <w:left w:val="single" w:color="D9D5C8" w:sz="4" w:space="0"/>
@@ -21111,7 +21111,7 @@
         </w:tc>
         <w:tc>
           <w:tcPr>
-            <w:tcW w:type="dxa" w:w="4400"/>
+            <w:tcW w:type="dxa" w:w="4466"/>
             <w:tcBorders>
               <w:top w:val="single" w:color="D9D5C8" w:sz="4" w:space="0"/>
               <w:left w:val="single" w:color="D9D5C8" w:sz="4" w:space="0"/>
@@ -21146,7 +21146,7 @@
         </w:tc>
         <w:tc>
           <w:tcPr>
-            <w:tcW w:type="dxa" w:w="4348"/>
+            <w:tcW w:type="dxa" w:w="4413"/>
             <w:tcBorders>
               <w:top w:val="single" w:color="D9D5C8" w:sz="4" w:space="0"/>
               <w:left w:val="single" w:color="D9D5C8" w:sz="4" w:space="0"/>
@@ -21183,7 +21183,7 @@
       <w:tr>
         <w:tc>
           <w:tcPr>
-            <w:tcW w:type="dxa" w:w="900"/>
+            <w:tcW w:type="dxa" w:w="913"/>
             <w:tcBorders>
               <w:top w:val="single" w:color="D9D5C8" w:sz="4" w:space="0"/>
               <w:left w:val="single" w:color="D9D5C8" w:sz="4" w:space="0"/>
@@ -21218,7 +21218,7 @@
         </w:tc>
         <w:tc>
           <w:tcPr>
-            <w:tcW w:type="dxa" w:w="4400"/>
+            <w:tcW w:type="dxa" w:w="4466"/>
             <w:tcBorders>
               <w:top w:val="single" w:color="D9D5C8" w:sz="4" w:space="0"/>
               <w:left w:val="single" w:color="D9D5C8" w:sz="4" w:space="0"/>
@@ -21253,7 +21253,7 @@
         </w:tc>
         <w:tc>
           <w:tcPr>
-            <w:tcW w:type="dxa" w:w="4348"/>
+            <w:tcW w:type="dxa" w:w="4413"/>
             <w:tcBorders>
               <w:top w:val="single" w:color="D9D5C8" w:sz="4" w:space="0"/>
               <w:left w:val="single" w:color="D9D5C8" w:sz="4" w:space="0"/>
@@ -21290,7 +21290,7 @@
       <w:tr>
         <w:tc>
           <w:tcPr>
-            <w:tcW w:type="dxa" w:w="900"/>
+            <w:tcW w:type="dxa" w:w="913"/>
             <w:tcBorders>
               <w:top w:val="single" w:color="D9D5C8" w:sz="4" w:space="0"/>
               <w:left w:val="single" w:color="D9D5C8" w:sz="4" w:space="0"/>
@@ -21325,7 +21325,7 @@
         </w:tc>
         <w:tc>
           <w:tcPr>
-            <w:tcW w:type="dxa" w:w="4400"/>
+            <w:tcW w:type="dxa" w:w="4466"/>
             <w:tcBorders>
               <w:top w:val="single" w:color="D9D5C8" w:sz="4" w:space="0"/>
               <w:left w:val="single" w:color="D9D5C8" w:sz="4" w:space="0"/>
@@ -21360,7 +21360,7 @@
         </w:tc>
         <w:tc>
           <w:tcPr>
-            <w:tcW w:type="dxa" w:w="4348"/>
+            <w:tcW w:type="dxa" w:w="4413"/>
             <w:tcBorders>
               <w:top w:val="single" w:color="D9D5C8" w:sz="4" w:space="0"/>
               <w:left w:val="single" w:color="D9D5C8" w:sz="4" w:space="0"/>
@@ -21397,7 +21397,7 @@
     </w:tbl>
     <w:tbl>
       <w:tblPr>
-        <w:tblW w:type="dxa" w:w="9648"/>
+        <w:tblW w:type="dxa" w:w="9792"/>
         <w:tblBorders>
           <w:top w:val="single" w:color="auto" w:sz="4"/>
           <w:left w:val="single" w:color="auto" w:sz="4"/>
@@ -21408,12 +21408,12 @@
         </w:tblBorders>
       </w:tblPr>
       <w:tblGrid>
-        <w:gridCol w:w="9648"/>
+        <w:gridCol w:w="9792"/>
       </w:tblGrid>
       <w:tr>
         <w:tc>
           <w:tcPr>
-            <w:tcW w:type="dxa" w:w="9648"/>
+            <w:tcW w:type="dxa" w:w="9792"/>
             <w:tcBorders>
               <w:top w:val="single" w:color="D9D5C8" w:sz="4" w:space="0"/>
               <w:left w:val="single" w:color="D9D5C8" w:sz="4" w:space="0"/>
@@ -21538,7 +21538,7 @@
     </w:p>
     <w:tbl>
       <w:tblPr>
-        <w:tblW w:type="dxa" w:w="9648"/>
+        <w:tblW w:type="dxa" w:w="9792"/>
         <w:tblBorders>
           <w:top w:val="single" w:color="auto" w:sz="4"/>
           <w:left w:val="single" w:color="auto" w:sz="4"/>
@@ -21549,9 +21549,9 @@
         </w:tblBorders>
       </w:tblPr>
       <w:tblGrid>
-        <w:gridCol w:w="900"/>
-        <w:gridCol w:w="4400"/>
-        <w:gridCol w:w="4348"/>
+        <w:gridCol w:w="913"/>
+        <w:gridCol w:w="4466"/>
+        <w:gridCol w:w="4413"/>
       </w:tblGrid>
       <w:tr>
         <w:trPr>
@@ -21559,7 +21559,7 @@
         </w:trPr>
         <w:tc>
           <w:tcPr>
-            <w:tcW w:type="dxa" w:w="900"/>
+            <w:tcW w:type="dxa" w:w="913"/>
             <w:tcBorders>
               <w:top w:val="single" w:color="D9D5C8" w:sz="4" w:space="0"/>
               <w:left w:val="single" w:color="D9D5C8" w:sz="4" w:space="0"/>
@@ -21595,7 +21595,7 @@
         </w:tc>
         <w:tc>
           <w:tcPr>
-            <w:tcW w:type="dxa" w:w="4400"/>
+            <w:tcW w:type="dxa" w:w="4466"/>
             <w:tcBorders>
               <w:top w:val="single" w:color="D9D5C8" w:sz="4" w:space="0"/>
               <w:left w:val="single" w:color="D9D5C8" w:sz="4" w:space="0"/>
@@ -21631,7 +21631,7 @@
         </w:tc>
         <w:tc>
           <w:tcPr>
-            <w:tcW w:type="dxa" w:w="4348"/>
+            <w:tcW w:type="dxa" w:w="4413"/>
             <w:tcBorders>
               <w:top w:val="single" w:color="D9D5C8" w:sz="4" w:space="0"/>
               <w:left w:val="single" w:color="D9D5C8" w:sz="4" w:space="0"/>
@@ -21669,7 +21669,7 @@
       <w:tr>
         <w:tc>
           <w:tcPr>
-            <w:tcW w:type="dxa" w:w="900"/>
+            <w:tcW w:type="dxa" w:w="913"/>
             <w:tcBorders>
               <w:top w:val="single" w:color="D9D5C8" w:sz="4" w:space="0"/>
               <w:left w:val="single" w:color="D9D5C8" w:sz="4" w:space="0"/>
@@ -21704,7 +21704,7 @@
         </w:tc>
         <w:tc>
           <w:tcPr>
-            <w:tcW w:type="dxa" w:w="4400"/>
+            <w:tcW w:type="dxa" w:w="4466"/>
             <w:tcBorders>
               <w:top w:val="single" w:color="D9D5C8" w:sz="4" w:space="0"/>
               <w:left w:val="single" w:color="D9D5C8" w:sz="4" w:space="0"/>
@@ -21739,7 +21739,7 @@
         </w:tc>
         <w:tc>
           <w:tcPr>
-            <w:tcW w:type="dxa" w:w="4348"/>
+            <w:tcW w:type="dxa" w:w="4413"/>
             <w:tcBorders>
               <w:top w:val="single" w:color="D9D5C8" w:sz="4" w:space="0"/>
               <w:left w:val="single" w:color="D9D5C8" w:sz="4" w:space="0"/>
@@ -21776,7 +21776,7 @@
       <w:tr>
         <w:tc>
           <w:tcPr>
-            <w:tcW w:type="dxa" w:w="900"/>
+            <w:tcW w:type="dxa" w:w="913"/>
             <w:tcBorders>
               <w:top w:val="single" w:color="D9D5C8" w:sz="4" w:space="0"/>
               <w:left w:val="single" w:color="D9D5C8" w:sz="4" w:space="0"/>
@@ -21811,7 +21811,7 @@
         </w:tc>
         <w:tc>
           <w:tcPr>
-            <w:tcW w:type="dxa" w:w="4400"/>
+            <w:tcW w:type="dxa" w:w="4466"/>
             <w:tcBorders>
               <w:top w:val="single" w:color="D9D5C8" w:sz="4" w:space="0"/>
               <w:left w:val="single" w:color="D9D5C8" w:sz="4" w:space="0"/>
@@ -21846,7 +21846,7 @@
         </w:tc>
         <w:tc>
           <w:tcPr>
-            <w:tcW w:type="dxa" w:w="4348"/>
+            <w:tcW w:type="dxa" w:w="4413"/>
             <w:tcBorders>
               <w:top w:val="single" w:color="D9D5C8" w:sz="4" w:space="0"/>
               <w:left w:val="single" w:color="D9D5C8" w:sz="4" w:space="0"/>
@@ -21883,7 +21883,7 @@
       <w:tr>
         <w:tc>
           <w:tcPr>
-            <w:tcW w:type="dxa" w:w="900"/>
+            <w:tcW w:type="dxa" w:w="913"/>
             <w:tcBorders>
               <w:top w:val="single" w:color="D9D5C8" w:sz="4" w:space="0"/>
               <w:left w:val="single" w:color="D9D5C8" w:sz="4" w:space="0"/>
@@ -21918,7 +21918,7 @@
         </w:tc>
         <w:tc>
           <w:tcPr>
-            <w:tcW w:type="dxa" w:w="4400"/>
+            <w:tcW w:type="dxa" w:w="4466"/>
             <w:tcBorders>
               <w:top w:val="single" w:color="D9D5C8" w:sz="4" w:space="0"/>
               <w:left w:val="single" w:color="D9D5C8" w:sz="4" w:space="0"/>
@@ -21953,7 +21953,7 @@
         </w:tc>
         <w:tc>
           <w:tcPr>
-            <w:tcW w:type="dxa" w:w="4348"/>
+            <w:tcW w:type="dxa" w:w="4413"/>
             <w:tcBorders>
               <w:top w:val="single" w:color="D9D5C8" w:sz="4" w:space="0"/>
               <w:left w:val="single" w:color="D9D5C8" w:sz="4" w:space="0"/>
@@ -21990,7 +21990,7 @@
     </w:tbl>
     <w:tbl>
       <w:tblPr>
-        <w:tblW w:type="dxa" w:w="9648"/>
+        <w:tblW w:type="dxa" w:w="9792"/>
         <w:tblBorders>
           <w:top w:val="single" w:color="auto" w:sz="4"/>
           <w:left w:val="single" w:color="auto" w:sz="4"/>
@@ -22001,12 +22001,12 @@
         </w:tblBorders>
       </w:tblPr>
       <w:tblGrid>
-        <w:gridCol w:w="9648"/>
+        <w:gridCol w:w="9792"/>
       </w:tblGrid>
       <w:tr>
         <w:tc>
           <w:tcPr>
-            <w:tcW w:type="dxa" w:w="9648"/>
+            <w:tcW w:type="dxa" w:w="9792"/>
             <w:tcBorders>
               <w:top w:val="single" w:color="D9D5C8" w:sz="4" w:space="0"/>
               <w:left w:val="single" w:color="D9D5C8" w:sz="4" w:space="0"/>
@@ -22131,7 +22131,7 @@
     </w:p>
     <w:tbl>
       <w:tblPr>
-        <w:tblW w:type="dxa" w:w="9648"/>
+        <w:tblW w:type="dxa" w:w="9792"/>
         <w:tblBorders>
           <w:top w:val="single" w:color="auto" w:sz="4"/>
           <w:left w:val="single" w:color="auto" w:sz="4"/>
@@ -22142,9 +22142,9 @@
         </w:tblBorders>
       </w:tblPr>
       <w:tblGrid>
-        <w:gridCol w:w="900"/>
-        <w:gridCol w:w="4400"/>
-        <w:gridCol w:w="4348"/>
+        <w:gridCol w:w="913"/>
+        <w:gridCol w:w="4466"/>
+        <w:gridCol w:w="4413"/>
       </w:tblGrid>
       <w:tr>
         <w:trPr>
@@ -22152,7 +22152,7 @@
         </w:trPr>
         <w:tc>
           <w:tcPr>
-            <w:tcW w:type="dxa" w:w="900"/>
+            <w:tcW w:type="dxa" w:w="913"/>
             <w:tcBorders>
               <w:top w:val="single" w:color="D9D5C8" w:sz="4" w:space="0"/>
               <w:left w:val="single" w:color="D9D5C8" w:sz="4" w:space="0"/>
@@ -22188,7 +22188,7 @@
         </w:tc>
         <w:tc>
           <w:tcPr>
-            <w:tcW w:type="dxa" w:w="4400"/>
+            <w:tcW w:type="dxa" w:w="4466"/>
             <w:tcBorders>
               <w:top w:val="single" w:color="D9D5C8" w:sz="4" w:space="0"/>
               <w:left w:val="single" w:color="D9D5C8" w:sz="4" w:space="0"/>
@@ -22224,7 +22224,7 @@
         </w:tc>
         <w:tc>
           <w:tcPr>
-            <w:tcW w:type="dxa" w:w="4348"/>
+            <w:tcW w:type="dxa" w:w="4413"/>
             <w:tcBorders>
               <w:top w:val="single" w:color="D9D5C8" w:sz="4" w:space="0"/>
               <w:left w:val="single" w:color="D9D5C8" w:sz="4" w:space="0"/>
@@ -22262,7 +22262,7 @@
       <w:tr>
         <w:tc>
           <w:tcPr>
-            <w:tcW w:type="dxa" w:w="900"/>
+            <w:tcW w:type="dxa" w:w="913"/>
             <w:tcBorders>
               <w:top w:val="single" w:color="D9D5C8" w:sz="4" w:space="0"/>
               <w:left w:val="single" w:color="D9D5C8" w:sz="4" w:space="0"/>
@@ -22297,7 +22297,7 @@
         </w:tc>
         <w:tc>
           <w:tcPr>
-            <w:tcW w:type="dxa" w:w="4400"/>
+            <w:tcW w:type="dxa" w:w="4466"/>
             <w:tcBorders>
               <w:top w:val="single" w:color="D9D5C8" w:sz="4" w:space="0"/>
               <w:left w:val="single" w:color="D9D5C8" w:sz="4" w:space="0"/>
@@ -22332,7 +22332,7 @@
         </w:tc>
         <w:tc>
           <w:tcPr>
-            <w:tcW w:type="dxa" w:w="4348"/>
+            <w:tcW w:type="dxa" w:w="4413"/>
             <w:tcBorders>
               <w:top w:val="single" w:color="D9D5C8" w:sz="4" w:space="0"/>
               <w:left w:val="single" w:color="D9D5C8" w:sz="4" w:space="0"/>
@@ -22369,7 +22369,7 @@
       <w:tr>
         <w:tc>
           <w:tcPr>
-            <w:tcW w:type="dxa" w:w="900"/>
+            <w:tcW w:type="dxa" w:w="913"/>
             <w:tcBorders>
               <w:top w:val="single" w:color="D9D5C8" w:sz="4" w:space="0"/>
               <w:left w:val="single" w:color="D9D5C8" w:sz="4" w:space="0"/>
@@ -22404,7 +22404,7 @@
         </w:tc>
         <w:tc>
           <w:tcPr>
-            <w:tcW w:type="dxa" w:w="4400"/>
+            <w:tcW w:type="dxa" w:w="4466"/>
             <w:tcBorders>
               <w:top w:val="single" w:color="D9D5C8" w:sz="4" w:space="0"/>
               <w:left w:val="single" w:color="D9D5C8" w:sz="4" w:space="0"/>
@@ -22439,7 +22439,7 @@
         </w:tc>
         <w:tc>
           <w:tcPr>
-            <w:tcW w:type="dxa" w:w="4348"/>
+            <w:tcW w:type="dxa" w:w="4413"/>
             <w:tcBorders>
               <w:top w:val="single" w:color="D9D5C8" w:sz="4" w:space="0"/>
               <w:left w:val="single" w:color="D9D5C8" w:sz="4" w:space="0"/>
@@ -22476,7 +22476,7 @@
       <w:tr>
         <w:tc>
           <w:tcPr>
-            <w:tcW w:type="dxa" w:w="900"/>
+            <w:tcW w:type="dxa" w:w="913"/>
             <w:tcBorders>
               <w:top w:val="single" w:color="D9D5C8" w:sz="4" w:space="0"/>
               <w:left w:val="single" w:color="D9D5C8" w:sz="4" w:space="0"/>
@@ -22511,7 +22511,7 @@
         </w:tc>
         <w:tc>
           <w:tcPr>
-            <w:tcW w:type="dxa" w:w="4400"/>
+            <w:tcW w:type="dxa" w:w="4466"/>
             <w:tcBorders>
               <w:top w:val="single" w:color="D9D5C8" w:sz="4" w:space="0"/>
               <w:left w:val="single" w:color="D9D5C8" w:sz="4" w:space="0"/>
@@ -22546,7 +22546,7 @@
         </w:tc>
         <w:tc>
           <w:tcPr>
-            <w:tcW w:type="dxa" w:w="4348"/>
+            <w:tcW w:type="dxa" w:w="4413"/>
             <w:tcBorders>
               <w:top w:val="single" w:color="D9D5C8" w:sz="4" w:space="0"/>
               <w:left w:val="single" w:color="D9D5C8" w:sz="4" w:space="0"/>
@@ -22583,7 +22583,7 @@
     </w:tbl>
     <w:tbl>
       <w:tblPr>
-        <w:tblW w:type="dxa" w:w="9648"/>
+        <w:tblW w:type="dxa" w:w="9792"/>
         <w:tblBorders>
           <w:top w:val="single" w:color="auto" w:sz="4"/>
           <w:left w:val="single" w:color="auto" w:sz="4"/>
@@ -22594,12 +22594,12 @@
         </w:tblBorders>
       </w:tblPr>
       <w:tblGrid>
-        <w:gridCol w:w="9648"/>
+        <w:gridCol w:w="9792"/>
       </w:tblGrid>
       <w:tr>
         <w:tc>
           <w:tcPr>
-            <w:tcW w:type="dxa" w:w="9648"/>
+            <w:tcW w:type="dxa" w:w="9792"/>
             <w:tcBorders>
               <w:top w:val="single" w:color="D9D5C8" w:sz="4" w:space="0"/>
               <w:left w:val="single" w:color="D9D5C8" w:sz="4" w:space="0"/>
@@ -22675,7 +22675,7 @@
       <w:headerReference w:type="default" r:id="rId6"/>
       <w:footerReference w:type="default" r:id="rId7"/>
       <w:pgSz w:w="12240" w:h="15840" w:orient="portrait"/>
-      <w:pgMar w:top="1152" w:right="1296" w:bottom="1152" w:left="1296" w:header="720" w:footer="720" w:gutter="0"/>
+      <w:pgMar w:top="1152" w:right="1224" w:bottom="1152" w:left="1224" w:header="720" w:footer="720" w:gutter="0"/>
       <w:pgNumType/>
       <w:docGrid w:linePitch="360"/>
     </w:sectPr>
